--- a/TI.1.1. PAO202651_SOAP_JAVA_SINBDD_NRC36884_GR03/01. UML/01 ERS/ERS_SOAP_JAVA_SINBDD_GR03.docx
+++ b/TI.1.1. PAO202651_SOAP_JAVA_SINBDD_NRC36884_GR03/01. UML/01 ERS/ERS_SOAP_JAVA_SINBDD_GR03.docx
@@ -1,6 +1,6 @@
 
 <file path=word/document.xml><?xml version="1.0" encoding="utf-8"?>
-<w:document xmlns:wpc="http://schemas.microsoft.com/office/word/2010/wordprocessingCanvas" xmlns:cx="http://schemas.microsoft.com/office/drawing/2014/chartex" xmlns:cx1="http://schemas.microsoft.com/office/drawing/2015/9/8/chartex" xmlns:cx2="http://schemas.microsoft.com/office/drawing/2015/10/21/chartex" xmlns:cx3="http://schemas.microsoft.com/office/drawing/2016/5/9/chartex" xmlns:cx4="http://schemas.microsoft.com/office/drawing/2016/5/10/chartex" xmlns:cx5="http://schemas.microsoft.com/office/drawing/2016/5/11/chartex" xmlns:cx6="http://schemas.microsoft.com/office/drawing/2016/5/12/chartex" xmlns:cx7="http://schemas.microsoft.com/office/drawing/2016/5/13/chartex" xmlns:cx8="http://schemas.microsoft.com/office/drawing/2016/5/14/chartex" xmlns:mc="http://schemas.openxmlformats.org/markup-compatibility/2006" xmlns:aink="http://schemas.microsoft.com/office/drawing/2016/ink" xmlns:am3d="http://schemas.microsoft.com/office/drawing/2017/model3d" xmlns:o="urn:schemas-microsoft-com:office:office" xmlns:oel="http://schemas.microsoft.com/office/2019/extlst" xmlns:r="http://schemas.openxmlformats.org/officeDocument/2006/relationships" xmlns:m="http://schemas.openxmlformats.org/officeDocument/2006/math" xmlns:v="urn:schemas-microsoft-com:vml" xmlns:wp14="http://schemas.microsoft.com/office/word/2010/wordprocessingDrawing" xmlns:wp="http://schemas.openxmlformats.org/drawingml/2006/wordprocessingDrawing" xmlns:w10="urn:schemas-microsoft-com:office:word" xmlns:w="http://schemas.openxmlformats.org/wordprocessingml/2006/main" xmlns:w14="http://schemas.microsoft.com/office/word/2010/wordml" xmlns:w15="http://schemas.microsoft.com/office/word/2012/wordml" xmlns:w16cex="http://schemas.microsoft.com/office/word/2018/wordml/cex" xmlns:w16cid="http://schemas.microsoft.com/office/word/2016/wordml/cid" xmlns:w16="http://schemas.microsoft.com/office/word/2018/wordml" xmlns:w16sdtdh="http://schemas.microsoft.com/office/word/2020/wordml/sdtdatahash" xmlns:w16se="http://schemas.microsoft.com/office/word/2015/wordml/symex" xmlns:wpg="http://schemas.microsoft.com/office/word/2010/wordprocessingGroup" xmlns:wpi="http://schemas.microsoft.com/office/word/2010/wordprocessingInk" xmlns:wne="http://schemas.microsoft.com/office/word/2006/wordml" xmlns:wps="http://schemas.microsoft.com/office/word/2010/wordprocessingShape" mc:Ignorable="w14 w15 w16se w16cid w16 w16cex w16sdtdh wp14">
+<w:document xmlns:wpc="http://schemas.microsoft.com/office/word/2010/wordprocessingCanvas" xmlns:cx="http://schemas.microsoft.com/office/drawing/2014/chartex" xmlns:cx1="http://schemas.microsoft.com/office/drawing/2015/9/8/chartex" xmlns:cx2="http://schemas.microsoft.com/office/drawing/2015/10/21/chartex" xmlns:cx3="http://schemas.microsoft.com/office/drawing/2016/5/9/chartex" xmlns:cx4="http://schemas.microsoft.com/office/drawing/2016/5/10/chartex" xmlns:cx5="http://schemas.microsoft.com/office/drawing/2016/5/11/chartex" xmlns:cx6="http://schemas.microsoft.com/office/drawing/2016/5/12/chartex" xmlns:cx7="http://schemas.microsoft.com/office/drawing/2016/5/13/chartex" xmlns:cx8="http://schemas.microsoft.com/office/drawing/2016/5/14/chartex" xmlns:mc="http://schemas.openxmlformats.org/markup-compatibility/2006" xmlns:aink="http://schemas.microsoft.com/office/drawing/2016/ink" xmlns:am3d="http://schemas.microsoft.com/office/drawing/2017/model3d" xmlns:o="urn:schemas-microsoft-com:office:office" xmlns:oel="http://schemas.microsoft.com/office/2019/extlst" xmlns:r="http://schemas.openxmlformats.org/officeDocument/2006/relationships" xmlns:m="http://schemas.openxmlformats.org/officeDocument/2006/math" xmlns:v="urn:schemas-microsoft-com:vml" xmlns:wp14="http://schemas.microsoft.com/office/word/2010/wordprocessingDrawing" xmlns:wp="http://schemas.openxmlformats.org/drawingml/2006/wordprocessingDrawing" xmlns:w10="urn:schemas-microsoft-com:office:word" xmlns:w="http://schemas.openxmlformats.org/wordprocessingml/2006/main" xmlns:w14="http://schemas.microsoft.com/office/word/2010/wordml" xmlns:w15="http://schemas.microsoft.com/office/word/2012/wordml" xmlns:w16cex="http://schemas.microsoft.com/office/word/2018/wordml/cex" xmlns:w16cid="http://schemas.microsoft.com/office/word/2016/wordml/cid" xmlns:w16="http://schemas.microsoft.com/office/word/2018/wordml" xmlns:w16du="http://schemas.microsoft.com/office/word/2023/wordml/word16du" xmlns:w16sdtdh="http://schemas.microsoft.com/office/word/2020/wordml/sdtdatahash" xmlns:w16sdtfl="http://schemas.microsoft.com/office/word/2024/wordml/sdtformatlock" xmlns:w16se="http://schemas.microsoft.com/office/word/2015/wordml/symex" xmlns:wpg="http://schemas.microsoft.com/office/word/2010/wordprocessingGroup" xmlns:wpi="http://schemas.microsoft.com/office/word/2010/wordprocessingInk" xmlns:wne="http://schemas.microsoft.com/office/word/2006/wordml" xmlns:wps="http://schemas.microsoft.com/office/word/2010/wordprocessingShape" mc:Ignorable="w14 w15 w16se w16cid w16 w16cex w16sdtdh w16sdtfl w16du wp14">
   <w:body>
     <w:p>
       <w:pPr>
@@ -357,7 +357,7 @@
                                 <w:szCs w:val="28"/>
                                 <w:lang w:eastAsia="es-EC"/>
                               </w:rPr>
-                              <w:t>06/10/2026</w:t>
+                              <w:t>07/10/2026</w:t>
                             </w:r>
                             <w:r>
                               <w:rPr>
@@ -684,7 +684,7 @@
                           <w:szCs w:val="28"/>
                           <w:lang w:eastAsia="es-EC"/>
                         </w:rPr>
-                        <w:t>06/10/2026</w:t>
+                        <w:t>07/10/2026</w:t>
                       </w:r>
                       <w:r>
                         <w:rPr>
@@ -916,7 +916,7 @@
                               <w:sdtContent>
                                 <w:p>
                                   <w:pPr>
-                                    <w:pStyle w:val="Sinespaciado"/>
+                                    <w:pStyle w:val="NoSpacing"/>
                                     <w:jc w:val="right"/>
                                     <w:rPr>
                                       <w:color w:val="FFFFFF" w:themeColor="background1"/>
@@ -4229,7 +4229,7 @@
                         <w:sdtContent>
                           <w:p>
                             <w:pPr>
-                              <w:pStyle w:val="Sinespaciado"/>
+                              <w:pStyle w:val="NoSpacing"/>
                               <w:jc w:val="right"/>
                               <w:rPr>
                                 <w:color w:val="FFFFFF" w:themeColor="background1"/>
@@ -4359,9 +4359,9 @@
     </w:p>
     <w:p>
       <w:pPr>
-        <w:pStyle w:val="Ttulo1"/>
-      </w:pPr>
-      <w:bookmarkStart w:id="0" w:name="_Toc242216705"/>
+        <w:pStyle w:val="Heading1"/>
+      </w:pPr>
+      <w:bookmarkStart w:id="0" w:name="_Toc242251879"/>
       <w:r>
         <w:lastRenderedPageBreak/>
         <w:t xml:space="preserve">ESPECIFICACIÓN DE </w:t>
@@ -4393,7 +4393,7 @@
         </w:p>
         <w:p>
           <w:pPr>
-            <w:pStyle w:val="TDC1"/>
+            <w:pStyle w:val="TOC1"/>
             <w:tabs>
               <w:tab w:val="right" w:leader="dot" w:pos="9020"/>
             </w:tabs>
@@ -4417,10 +4417,10 @@
           <w:r>
             <w:fldChar w:fldCharType="separate"/>
           </w:r>
-          <w:hyperlink w:anchor="_Toc242216705" w:history="1">
-            <w:r>
-              <w:rPr>
-                <w:rStyle w:val="Hipervnculo"/>
+          <w:hyperlink w:anchor="_Toc242251879" w:history="1">
+            <w:r>
+              <w:rPr>
+                <w:rStyle w:val="Hyperlink"/>
                 <w:noProof/>
               </w:rPr>
               <w:t>ESPECIFICACIÓN DE REQUERIMIENTOS DEL PARA SOA CON SOAP EN JAVA SIN BDD</w:t>
@@ -4444,7 +4444,7 @@
                 <w:noProof/>
                 <w:webHidden/>
               </w:rPr>
-              <w:instrText xml:space="preserve"> PAGEREF _Toc242216705 \h </w:instrText>
+              <w:instrText xml:space="preserve"> PAGEREF _Toc242251879 \h </w:instrText>
             </w:r>
             <w:r>
               <w:rPr>
@@ -4477,7 +4477,7 @@
         </w:p>
         <w:p>
           <w:pPr>
-            <w:pStyle w:val="TDC1"/>
+            <w:pStyle w:val="TOC1"/>
             <w:tabs>
               <w:tab w:val="left" w:pos="980"/>
               <w:tab w:val="right" w:leader="dot" w:pos="9020"/>
@@ -4493,10 +4493,10 @@
               <w14:ligatures w14:val="standardContextual"/>
             </w:rPr>
           </w:pPr>
-          <w:hyperlink w:anchor="_Toc242216706" w:history="1">
-            <w:r>
-              <w:rPr>
-                <w:rStyle w:val="Hipervnculo"/>
+          <w:hyperlink w:anchor="_Toc242251880" w:history="1">
+            <w:r>
+              <w:rPr>
+                <w:rStyle w:val="Hyperlink"/>
                 <w:noProof/>
               </w:rPr>
               <w:t>1.</w:t>
@@ -4516,7 +4516,7 @@
             </w:r>
             <w:r>
               <w:rPr>
-                <w:rStyle w:val="Hipervnculo"/>
+                <w:rStyle w:val="Hyperlink"/>
                 <w:noProof/>
               </w:rPr>
               <w:t>Introducción</w:t>
@@ -4540,7 +4540,7 @@
                 <w:noProof/>
                 <w:webHidden/>
               </w:rPr>
-              <w:instrText xml:space="preserve"> PAGEREF _Toc242216706 \h </w:instrText>
+              <w:instrText xml:space="preserve"> PAGEREF _Toc242251880 \h </w:instrText>
             </w:r>
             <w:r>
               <w:rPr>
@@ -4573,7 +4573,7 @@
         </w:p>
         <w:p>
           <w:pPr>
-            <w:pStyle w:val="TDC1"/>
+            <w:pStyle w:val="TOC1"/>
             <w:tabs>
               <w:tab w:val="left" w:pos="980"/>
               <w:tab w:val="right" w:leader="dot" w:pos="9020"/>
@@ -4589,10 +4589,10 @@
               <w14:ligatures w14:val="standardContextual"/>
             </w:rPr>
           </w:pPr>
-          <w:hyperlink w:anchor="_Toc242216707" w:history="1">
-            <w:r>
-              <w:rPr>
-                <w:rStyle w:val="Hipervnculo"/>
+          <w:hyperlink w:anchor="_Toc242251881" w:history="1">
+            <w:r>
+              <w:rPr>
+                <w:rStyle w:val="Hyperlink"/>
                 <w:noProof/>
               </w:rPr>
               <w:t>2.</w:t>
@@ -4612,7 +4612,7 @@
             </w:r>
             <w:r>
               <w:rPr>
-                <w:rStyle w:val="Hipervnculo"/>
+                <w:rStyle w:val="Hyperlink"/>
                 <w:noProof/>
               </w:rPr>
               <w:t>Propósito</w:t>
@@ -4636,7 +4636,7 @@
                 <w:noProof/>
                 <w:webHidden/>
               </w:rPr>
-              <w:instrText xml:space="preserve"> PAGEREF _Toc242216707 \h </w:instrText>
+              <w:instrText xml:space="preserve"> PAGEREF _Toc242251881 \h </w:instrText>
             </w:r>
             <w:r>
               <w:rPr>
@@ -4669,7 +4669,7 @@
         </w:p>
         <w:p>
           <w:pPr>
-            <w:pStyle w:val="TDC1"/>
+            <w:pStyle w:val="TOC1"/>
             <w:tabs>
               <w:tab w:val="left" w:pos="980"/>
               <w:tab w:val="right" w:leader="dot" w:pos="9020"/>
@@ -4685,10 +4685,10 @@
               <w14:ligatures w14:val="standardContextual"/>
             </w:rPr>
           </w:pPr>
-          <w:hyperlink w:anchor="_Toc242216708" w:history="1">
-            <w:r>
-              <w:rPr>
-                <w:rStyle w:val="Hipervnculo"/>
+          <w:hyperlink w:anchor="_Toc242251882" w:history="1">
+            <w:r>
+              <w:rPr>
+                <w:rStyle w:val="Hyperlink"/>
                 <w:noProof/>
               </w:rPr>
               <w:t>3.</w:t>
@@ -4708,7 +4708,7 @@
             </w:r>
             <w:r>
               <w:rPr>
-                <w:rStyle w:val="Hipervnculo"/>
+                <w:rStyle w:val="Hyperlink"/>
                 <w:noProof/>
               </w:rPr>
               <w:t>Alcance</w:t>
@@ -4732,7 +4732,7 @@
                 <w:noProof/>
                 <w:webHidden/>
               </w:rPr>
-              <w:instrText xml:space="preserve"> PAGEREF _Toc242216708 \h </w:instrText>
+              <w:instrText xml:space="preserve"> PAGEREF _Toc242251882 \h </w:instrText>
             </w:r>
             <w:r>
               <w:rPr>
@@ -4765,7 +4765,7 @@
         </w:p>
         <w:p>
           <w:pPr>
-            <w:pStyle w:val="TDC1"/>
+            <w:pStyle w:val="TOC1"/>
             <w:tabs>
               <w:tab w:val="left" w:pos="980"/>
               <w:tab w:val="right" w:leader="dot" w:pos="9020"/>
@@ -4781,10 +4781,10 @@
               <w14:ligatures w14:val="standardContextual"/>
             </w:rPr>
           </w:pPr>
-          <w:hyperlink w:anchor="_Toc242216709" w:history="1">
-            <w:r>
-              <w:rPr>
-                <w:rStyle w:val="Hipervnculo"/>
+          <w:hyperlink w:anchor="_Toc242251883" w:history="1">
+            <w:r>
+              <w:rPr>
+                <w:rStyle w:val="Hyperlink"/>
                 <w:noProof/>
               </w:rPr>
               <w:t>4.</w:t>
@@ -4804,7 +4804,7 @@
             </w:r>
             <w:r>
               <w:rPr>
-                <w:rStyle w:val="Hipervnculo"/>
+                <w:rStyle w:val="Hyperlink"/>
                 <w:noProof/>
               </w:rPr>
               <w:t>Definiciones, Acrónimos y Abreviaturas</w:t>
@@ -4828,7 +4828,7 @@
                 <w:noProof/>
                 <w:webHidden/>
               </w:rPr>
-              <w:instrText xml:space="preserve"> PAGEREF _Toc242216709 \h </w:instrText>
+              <w:instrText xml:space="preserve"> PAGEREF _Toc242251883 \h </w:instrText>
             </w:r>
             <w:r>
               <w:rPr>
@@ -4861,7 +4861,7 @@
         </w:p>
         <w:p>
           <w:pPr>
-            <w:pStyle w:val="TDC2"/>
+            <w:pStyle w:val="TOC2"/>
             <w:tabs>
               <w:tab w:val="left" w:pos="1421"/>
               <w:tab w:val="right" w:leader="dot" w:pos="9020"/>
@@ -4877,10 +4877,10 @@
               <w14:ligatures w14:val="standardContextual"/>
             </w:rPr>
           </w:pPr>
-          <w:hyperlink w:anchor="_Toc242216710" w:history="1">
-            <w:r>
-              <w:rPr>
-                <w:rStyle w:val="Hipervnculo"/>
+          <w:hyperlink w:anchor="_Toc242251884" w:history="1">
+            <w:r>
+              <w:rPr>
+                <w:rStyle w:val="Hyperlink"/>
                 <w:noProof/>
               </w:rPr>
               <w:t>4.1.</w:t>
@@ -4900,7 +4900,7 @@
             </w:r>
             <w:r>
               <w:rPr>
-                <w:rStyle w:val="Hipervnculo"/>
+                <w:rStyle w:val="Hyperlink"/>
                 <w:noProof/>
               </w:rPr>
               <w:t>Definiciones</w:t>
@@ -4924,7 +4924,7 @@
                 <w:noProof/>
                 <w:webHidden/>
               </w:rPr>
-              <w:instrText xml:space="preserve"> PAGEREF _Toc242216710 \h </w:instrText>
+              <w:instrText xml:space="preserve"> PAGEREF _Toc242251884 \h </w:instrText>
             </w:r>
             <w:r>
               <w:rPr>
@@ -4957,7 +4957,7 @@
         </w:p>
         <w:p>
           <w:pPr>
-            <w:pStyle w:val="TDC2"/>
+            <w:pStyle w:val="TOC2"/>
             <w:tabs>
               <w:tab w:val="left" w:pos="1421"/>
               <w:tab w:val="right" w:leader="dot" w:pos="9020"/>
@@ -4973,10 +4973,10 @@
               <w14:ligatures w14:val="standardContextual"/>
             </w:rPr>
           </w:pPr>
-          <w:hyperlink w:anchor="_Toc242216711" w:history="1">
-            <w:r>
-              <w:rPr>
-                <w:rStyle w:val="Hipervnculo"/>
+          <w:hyperlink w:anchor="_Toc242251885" w:history="1">
+            <w:r>
+              <w:rPr>
+                <w:rStyle w:val="Hyperlink"/>
                 <w:noProof/>
               </w:rPr>
               <w:t>4.2.</w:t>
@@ -4996,7 +4996,7 @@
             </w:r>
             <w:r>
               <w:rPr>
-                <w:rStyle w:val="Hipervnculo"/>
+                <w:rStyle w:val="Hyperlink"/>
                 <w:noProof/>
               </w:rPr>
               <w:t>Acrónimos y abreviaturas</w:t>
@@ -5020,7 +5020,7 @@
                 <w:noProof/>
                 <w:webHidden/>
               </w:rPr>
-              <w:instrText xml:space="preserve"> PAGEREF _Toc242216711 \h </w:instrText>
+              <w:instrText xml:space="preserve"> PAGEREF _Toc242251885 \h </w:instrText>
             </w:r>
             <w:r>
               <w:rPr>
@@ -5053,7 +5053,7 @@
         </w:p>
         <w:p>
           <w:pPr>
-            <w:pStyle w:val="TDC1"/>
+            <w:pStyle w:val="TOC1"/>
             <w:tabs>
               <w:tab w:val="left" w:pos="980"/>
               <w:tab w:val="right" w:leader="dot" w:pos="9020"/>
@@ -5069,10 +5069,10 @@
               <w14:ligatures w14:val="standardContextual"/>
             </w:rPr>
           </w:pPr>
-          <w:hyperlink w:anchor="_Toc242216712" w:history="1">
-            <w:r>
-              <w:rPr>
-                <w:rStyle w:val="Hipervnculo"/>
+          <w:hyperlink w:anchor="_Toc242251886" w:history="1">
+            <w:r>
+              <w:rPr>
+                <w:rStyle w:val="Hyperlink"/>
                 <w:noProof/>
               </w:rPr>
               <w:t>5.</w:t>
@@ -5092,7 +5092,7 @@
             </w:r>
             <w:r>
               <w:rPr>
-                <w:rStyle w:val="Hipervnculo"/>
+                <w:rStyle w:val="Hyperlink"/>
                 <w:noProof/>
               </w:rPr>
               <w:t>Referencias</w:t>
@@ -5116,7 +5116,7 @@
                 <w:noProof/>
                 <w:webHidden/>
               </w:rPr>
-              <w:instrText xml:space="preserve"> PAGEREF _Toc242216712 \h </w:instrText>
+              <w:instrText xml:space="preserve"> PAGEREF _Toc242251886 \h </w:instrText>
             </w:r>
             <w:r>
               <w:rPr>
@@ -5149,7 +5149,7 @@
         </w:p>
         <w:p>
           <w:pPr>
-            <w:pStyle w:val="TDC1"/>
+            <w:pStyle w:val="TOC1"/>
             <w:tabs>
               <w:tab w:val="left" w:pos="980"/>
               <w:tab w:val="right" w:leader="dot" w:pos="9020"/>
@@ -5165,10 +5165,10 @@
               <w14:ligatures w14:val="standardContextual"/>
             </w:rPr>
           </w:pPr>
-          <w:hyperlink w:anchor="_Toc242216713" w:history="1">
-            <w:r>
-              <w:rPr>
-                <w:rStyle w:val="Hipervnculo"/>
+          <w:hyperlink w:anchor="_Toc242251887" w:history="1">
+            <w:r>
+              <w:rPr>
+                <w:rStyle w:val="Hyperlink"/>
                 <w:noProof/>
               </w:rPr>
               <w:t>6.</w:t>
@@ -5188,7 +5188,7 @@
             </w:r>
             <w:r>
               <w:rPr>
-                <w:rStyle w:val="Hipervnculo"/>
+                <w:rStyle w:val="Hyperlink"/>
                 <w:noProof/>
               </w:rPr>
               <w:t>Visión General del Documento</w:t>
@@ -5212,7 +5212,7 @@
                 <w:noProof/>
                 <w:webHidden/>
               </w:rPr>
-              <w:instrText xml:space="preserve"> PAGEREF _Toc242216713 \h </w:instrText>
+              <w:instrText xml:space="preserve"> PAGEREF _Toc242251887 \h </w:instrText>
             </w:r>
             <w:r>
               <w:rPr>
@@ -5245,7 +5245,7 @@
         </w:p>
         <w:p>
           <w:pPr>
-            <w:pStyle w:val="TDC1"/>
+            <w:pStyle w:val="TOC1"/>
             <w:tabs>
               <w:tab w:val="left" w:pos="980"/>
               <w:tab w:val="right" w:leader="dot" w:pos="9020"/>
@@ -5261,10 +5261,10 @@
               <w14:ligatures w14:val="standardContextual"/>
             </w:rPr>
           </w:pPr>
-          <w:hyperlink w:anchor="_Toc242216714" w:history="1">
-            <w:r>
-              <w:rPr>
-                <w:rStyle w:val="Hipervnculo"/>
+          <w:hyperlink w:anchor="_Toc242251888" w:history="1">
+            <w:r>
+              <w:rPr>
+                <w:rStyle w:val="Hyperlink"/>
                 <w:noProof/>
               </w:rPr>
               <w:t>7.</w:t>
@@ -5284,7 +5284,7 @@
             </w:r>
             <w:r>
               <w:rPr>
-                <w:rStyle w:val="Hipervnculo"/>
+                <w:rStyle w:val="Hyperlink"/>
                 <w:noProof/>
               </w:rPr>
               <w:t>Descripción General</w:t>
@@ -5308,7 +5308,7 @@
                 <w:noProof/>
                 <w:webHidden/>
               </w:rPr>
-              <w:instrText xml:space="preserve"> PAGEREF _Toc242216714 \h </w:instrText>
+              <w:instrText xml:space="preserve"> PAGEREF _Toc242251888 \h </w:instrText>
             </w:r>
             <w:r>
               <w:rPr>
@@ -5341,7 +5341,7 @@
         </w:p>
         <w:p>
           <w:pPr>
-            <w:pStyle w:val="TDC2"/>
+            <w:pStyle w:val="TOC2"/>
             <w:tabs>
               <w:tab w:val="left" w:pos="1421"/>
               <w:tab w:val="right" w:leader="dot" w:pos="9020"/>
@@ -5357,10 +5357,10 @@
               <w14:ligatures w14:val="standardContextual"/>
             </w:rPr>
           </w:pPr>
-          <w:hyperlink w:anchor="_Toc242216715" w:history="1">
-            <w:r>
-              <w:rPr>
-                <w:rStyle w:val="Hipervnculo"/>
+          <w:hyperlink w:anchor="_Toc242251889" w:history="1">
+            <w:r>
+              <w:rPr>
+                <w:rStyle w:val="Hyperlink"/>
                 <w:noProof/>
               </w:rPr>
               <w:t>7.1.</w:t>
@@ -5380,7 +5380,7 @@
             </w:r>
             <w:r>
               <w:rPr>
-                <w:rStyle w:val="Hipervnculo"/>
+                <w:rStyle w:val="Hyperlink"/>
                 <w:noProof/>
               </w:rPr>
               <w:t>Perspectiva del Producto</w:t>
@@ -5404,7 +5404,7 @@
                 <w:noProof/>
                 <w:webHidden/>
               </w:rPr>
-              <w:instrText xml:space="preserve"> PAGEREF _Toc242216715 \h </w:instrText>
+              <w:instrText xml:space="preserve"> PAGEREF _Toc242251889 \h </w:instrText>
             </w:r>
             <w:r>
               <w:rPr>
@@ -5437,7 +5437,7 @@
         </w:p>
         <w:p>
           <w:pPr>
-            <w:pStyle w:val="TDC2"/>
+            <w:pStyle w:val="TOC2"/>
             <w:tabs>
               <w:tab w:val="left" w:pos="1421"/>
               <w:tab w:val="right" w:leader="dot" w:pos="9020"/>
@@ -5453,10 +5453,10 @@
               <w14:ligatures w14:val="standardContextual"/>
             </w:rPr>
           </w:pPr>
-          <w:hyperlink w:anchor="_Toc242216716" w:history="1">
-            <w:r>
-              <w:rPr>
-                <w:rStyle w:val="Hipervnculo"/>
+          <w:hyperlink w:anchor="_Toc242251890" w:history="1">
+            <w:r>
+              <w:rPr>
+                <w:rStyle w:val="Hyperlink"/>
                 <w:noProof/>
               </w:rPr>
               <w:t>7.2.</w:t>
@@ -5476,7 +5476,7 @@
             </w:r>
             <w:r>
               <w:rPr>
-                <w:rStyle w:val="Hipervnculo"/>
+                <w:rStyle w:val="Hyperlink"/>
                 <w:noProof/>
               </w:rPr>
               <w:t>Funciones del Producto (software)</w:t>
@@ -5500,7 +5500,7 @@
                 <w:noProof/>
                 <w:webHidden/>
               </w:rPr>
-              <w:instrText xml:space="preserve"> PAGEREF _Toc242216716 \h </w:instrText>
+              <w:instrText xml:space="preserve"> PAGEREF _Toc242251890 \h </w:instrText>
             </w:r>
             <w:r>
               <w:rPr>
@@ -5533,7 +5533,7 @@
         </w:p>
         <w:p>
           <w:pPr>
-            <w:pStyle w:val="TDC2"/>
+            <w:pStyle w:val="TOC2"/>
             <w:tabs>
               <w:tab w:val="right" w:leader="dot" w:pos="9020"/>
             </w:tabs>
@@ -5548,10 +5548,10 @@
               <w14:ligatures w14:val="standardContextual"/>
             </w:rPr>
           </w:pPr>
-          <w:hyperlink w:anchor="_Toc242216717" w:history="1">
-            <w:r>
-              <w:rPr>
-                <w:rStyle w:val="Hipervnculo"/>
+          <w:hyperlink w:anchor="_Toc242251891" w:history="1">
+            <w:r>
+              <w:rPr>
+                <w:rStyle w:val="Hyperlink"/>
                 <w:noProof/>
               </w:rPr>
               <w:t>7.3 Condiciones del Entorno</w:t>
@@ -5575,7 +5575,7 @@
                 <w:noProof/>
                 <w:webHidden/>
               </w:rPr>
-              <w:instrText xml:space="preserve"> PAGEREF _Toc242216717 \h </w:instrText>
+              <w:instrText xml:space="preserve"> PAGEREF _Toc242251891 \h </w:instrText>
             </w:r>
             <w:r>
               <w:rPr>
@@ -5608,7 +5608,7 @@
         </w:p>
         <w:p>
           <w:pPr>
-            <w:pStyle w:val="TDC2"/>
+            <w:pStyle w:val="TOC2"/>
             <w:tabs>
               <w:tab w:val="right" w:leader="dot" w:pos="9020"/>
             </w:tabs>
@@ -5623,10 +5623,10 @@
               <w14:ligatures w14:val="standardContextual"/>
             </w:rPr>
           </w:pPr>
-          <w:hyperlink w:anchor="_Toc242216718" w:history="1">
-            <w:r>
-              <w:rPr>
-                <w:rStyle w:val="Hipervnculo"/>
+          <w:hyperlink w:anchor="_Toc242251892" w:history="1">
+            <w:r>
+              <w:rPr>
+                <w:rStyle w:val="Hyperlink"/>
                 <w:noProof/>
               </w:rPr>
               <w:t>7.4 Características de los Usuarios</w:t>
@@ -5650,7 +5650,7 @@
                 <w:noProof/>
                 <w:webHidden/>
               </w:rPr>
-              <w:instrText xml:space="preserve"> PAGEREF _Toc242216718 \h </w:instrText>
+              <w:instrText xml:space="preserve"> PAGEREF _Toc242251892 \h </w:instrText>
             </w:r>
             <w:r>
               <w:rPr>
@@ -5683,7 +5683,7 @@
         </w:p>
         <w:p>
           <w:pPr>
-            <w:pStyle w:val="TDC2"/>
+            <w:pStyle w:val="TOC2"/>
             <w:tabs>
               <w:tab w:val="right" w:leader="dot" w:pos="9020"/>
             </w:tabs>
@@ -5698,10 +5698,10 @@
               <w14:ligatures w14:val="standardContextual"/>
             </w:rPr>
           </w:pPr>
-          <w:hyperlink w:anchor="_Toc242216719" w:history="1">
-            <w:r>
-              <w:rPr>
-                <w:rStyle w:val="Hipervnculo"/>
+          <w:hyperlink w:anchor="_Toc242251893" w:history="1">
+            <w:r>
+              <w:rPr>
+                <w:rStyle w:val="Hyperlink"/>
                 <w:noProof/>
               </w:rPr>
               <w:t>7.5 Interfaces Externas</w:t>
@@ -5725,7 +5725,7 @@
                 <w:noProof/>
                 <w:webHidden/>
               </w:rPr>
-              <w:instrText xml:space="preserve"> PAGEREF _Toc242216719 \h </w:instrText>
+              <w:instrText xml:space="preserve"> PAGEREF _Toc242251893 \h </w:instrText>
             </w:r>
             <w:r>
               <w:rPr>
@@ -5758,7 +5758,7 @@
         </w:p>
         <w:p>
           <w:pPr>
-            <w:pStyle w:val="TDC2"/>
+            <w:pStyle w:val="TOC2"/>
             <w:tabs>
               <w:tab w:val="right" w:leader="dot" w:pos="9020"/>
             </w:tabs>
@@ -5773,10 +5773,10 @@
               <w14:ligatures w14:val="standardContextual"/>
             </w:rPr>
           </w:pPr>
-          <w:hyperlink w:anchor="_Toc242216720" w:history="1">
-            <w:r>
-              <w:rPr>
-                <w:rStyle w:val="Hipervnculo"/>
+          <w:hyperlink w:anchor="_Toc242251894" w:history="1">
+            <w:r>
+              <w:rPr>
+                <w:rStyle w:val="Hyperlink"/>
                 <w:rFonts w:cs="Calibri"/>
                 <w:noProof/>
               </w:rPr>
@@ -5801,7 +5801,7 @@
                 <w:noProof/>
                 <w:webHidden/>
               </w:rPr>
-              <w:instrText xml:space="preserve"> PAGEREF _Toc242216720 \h </w:instrText>
+              <w:instrText xml:space="preserve"> PAGEREF _Toc242251894 \h </w:instrText>
             </w:r>
             <w:r>
               <w:rPr>
@@ -5834,7 +5834,7 @@
         </w:p>
         <w:p>
           <w:pPr>
-            <w:pStyle w:val="TDC2"/>
+            <w:pStyle w:val="TOC2"/>
             <w:tabs>
               <w:tab w:val="right" w:leader="dot" w:pos="9020"/>
             </w:tabs>
@@ -5849,10 +5849,10 @@
               <w14:ligatures w14:val="standardContextual"/>
             </w:rPr>
           </w:pPr>
-          <w:hyperlink w:anchor="_Toc242216721" w:history="1">
-            <w:r>
-              <w:rPr>
-                <w:rStyle w:val="Hipervnculo"/>
+          <w:hyperlink w:anchor="_Toc242251895" w:history="1">
+            <w:r>
+              <w:rPr>
+                <w:rStyle w:val="Hyperlink"/>
                 <w:noProof/>
               </w:rPr>
               <w:t>7.7 Suposiciones y Dependencias</w:t>
@@ -5876,7 +5876,7 @@
                 <w:noProof/>
                 <w:webHidden/>
               </w:rPr>
-              <w:instrText xml:space="preserve"> PAGEREF _Toc242216721 \h </w:instrText>
+              <w:instrText xml:space="preserve"> PAGEREF _Toc242251895 \h </w:instrText>
             </w:r>
             <w:r>
               <w:rPr>
@@ -5909,7 +5909,7 @@
         </w:p>
         <w:p>
           <w:pPr>
-            <w:pStyle w:val="TDC1"/>
+            <w:pStyle w:val="TOC1"/>
             <w:tabs>
               <w:tab w:val="left" w:pos="980"/>
               <w:tab w:val="right" w:leader="dot" w:pos="9020"/>
@@ -5925,10 +5925,10 @@
               <w14:ligatures w14:val="standardContextual"/>
             </w:rPr>
           </w:pPr>
-          <w:hyperlink w:anchor="_Toc242216722" w:history="1">
-            <w:r>
-              <w:rPr>
-                <w:rStyle w:val="Hipervnculo"/>
+          <w:hyperlink w:anchor="_Toc242251896" w:history="1">
+            <w:r>
+              <w:rPr>
+                <w:rStyle w:val="Hyperlink"/>
                 <w:noProof/>
               </w:rPr>
               <w:t>8.</w:t>
@@ -5948,7 +5948,7 @@
             </w:r>
             <w:r>
               <w:rPr>
-                <w:rStyle w:val="Hipervnculo"/>
+                <w:rStyle w:val="Hyperlink"/>
                 <w:noProof/>
               </w:rPr>
               <w:t>Especificación de Requerimientos</w:t>
@@ -5972,7 +5972,7 @@
                 <w:noProof/>
                 <w:webHidden/>
               </w:rPr>
-              <w:instrText xml:space="preserve"> PAGEREF _Toc242216722 \h </w:instrText>
+              <w:instrText xml:space="preserve"> PAGEREF _Toc242251896 \h </w:instrText>
             </w:r>
             <w:r>
               <w:rPr>
@@ -6005,7 +6005,7 @@
         </w:p>
         <w:p>
           <w:pPr>
-            <w:pStyle w:val="TDC2"/>
+            <w:pStyle w:val="TOC2"/>
             <w:tabs>
               <w:tab w:val="right" w:leader="dot" w:pos="9020"/>
             </w:tabs>
@@ -6020,10 +6020,10 @@
               <w14:ligatures w14:val="standardContextual"/>
             </w:rPr>
           </w:pPr>
-          <w:hyperlink w:anchor="_Toc242216723" w:history="1">
-            <w:r>
-              <w:rPr>
-                <w:rStyle w:val="Hipervnculo"/>
+          <w:hyperlink w:anchor="_Toc242251897" w:history="1">
+            <w:r>
+              <w:rPr>
+                <w:rStyle w:val="Hyperlink"/>
                 <w:noProof/>
               </w:rPr>
               <w:t>8.1 Requisitos comunes de las interfaces</w:t>
@@ -6047,7 +6047,7 @@
                 <w:noProof/>
                 <w:webHidden/>
               </w:rPr>
-              <w:instrText xml:space="preserve"> PAGEREF _Toc242216723 \h </w:instrText>
+              <w:instrText xml:space="preserve"> PAGEREF _Toc242251897 \h </w:instrText>
             </w:r>
             <w:r>
               <w:rPr>
@@ -6080,7 +6080,7 @@
         </w:p>
         <w:p>
           <w:pPr>
-            <w:pStyle w:val="TDC3"/>
+            <w:pStyle w:val="TOC3"/>
             <w:tabs>
               <w:tab w:val="right" w:leader="dot" w:pos="9020"/>
             </w:tabs>
@@ -6095,10 +6095,10 @@
               <w14:ligatures w14:val="standardContextual"/>
             </w:rPr>
           </w:pPr>
-          <w:hyperlink w:anchor="_Toc242216724" w:history="1">
-            <w:r>
-              <w:rPr>
-                <w:rStyle w:val="Hipervnculo"/>
+          <w:hyperlink w:anchor="_Toc242251898" w:history="1">
+            <w:r>
+              <w:rPr>
+                <w:rStyle w:val="Hyperlink"/>
                 <w:noProof/>
               </w:rPr>
               <w:t>8.1.1 Interfaces de usuario</w:t>
@@ -6122,7 +6122,7 @@
                 <w:noProof/>
                 <w:webHidden/>
               </w:rPr>
-              <w:instrText xml:space="preserve"> PAGEREF _Toc242216724 \h </w:instrText>
+              <w:instrText xml:space="preserve"> PAGEREF _Toc242251898 \h </w:instrText>
             </w:r>
             <w:r>
               <w:rPr>
@@ -6155,7 +6155,7 @@
         </w:p>
         <w:p>
           <w:pPr>
-            <w:pStyle w:val="TDC3"/>
+            <w:pStyle w:val="TOC3"/>
             <w:tabs>
               <w:tab w:val="right" w:leader="dot" w:pos="9020"/>
             </w:tabs>
@@ -6170,10 +6170,10 @@
               <w14:ligatures w14:val="standardContextual"/>
             </w:rPr>
           </w:pPr>
-          <w:hyperlink w:anchor="_Toc242216725" w:history="1">
-            <w:r>
-              <w:rPr>
-                <w:rStyle w:val="Hipervnculo"/>
+          <w:hyperlink w:anchor="_Toc242251899" w:history="1">
+            <w:r>
+              <w:rPr>
+                <w:rStyle w:val="Hyperlink"/>
                 <w:noProof/>
               </w:rPr>
               <w:t>8.1.2 Interfaces de hardware</w:t>
@@ -6197,7 +6197,7 @@
                 <w:noProof/>
                 <w:webHidden/>
               </w:rPr>
-              <w:instrText xml:space="preserve"> PAGEREF _Toc242216725 \h </w:instrText>
+              <w:instrText xml:space="preserve"> PAGEREF _Toc242251899 \h </w:instrText>
             </w:r>
             <w:r>
               <w:rPr>
@@ -6230,7 +6230,7 @@
         </w:p>
         <w:p>
           <w:pPr>
-            <w:pStyle w:val="TDC3"/>
+            <w:pStyle w:val="TOC3"/>
             <w:tabs>
               <w:tab w:val="right" w:leader="dot" w:pos="9020"/>
             </w:tabs>
@@ -6245,10 +6245,10 @@
               <w14:ligatures w14:val="standardContextual"/>
             </w:rPr>
           </w:pPr>
-          <w:hyperlink w:anchor="_Toc242216726" w:history="1">
-            <w:r>
-              <w:rPr>
-                <w:rStyle w:val="Hipervnculo"/>
+          <w:hyperlink w:anchor="_Toc242251900" w:history="1">
+            <w:r>
+              <w:rPr>
+                <w:rStyle w:val="Hyperlink"/>
                 <w:noProof/>
               </w:rPr>
               <w:t>8.1.3 Interfaces de software</w:t>
@@ -6272,7 +6272,7 @@
                 <w:noProof/>
                 <w:webHidden/>
               </w:rPr>
-              <w:instrText xml:space="preserve"> PAGEREF _Toc242216726 \h </w:instrText>
+              <w:instrText xml:space="preserve"> PAGEREF _Toc242251900 \h </w:instrText>
             </w:r>
             <w:r>
               <w:rPr>
@@ -6305,7 +6305,7 @@
         </w:p>
         <w:p>
           <w:pPr>
-            <w:pStyle w:val="TDC3"/>
+            <w:pStyle w:val="TOC3"/>
             <w:tabs>
               <w:tab w:val="right" w:leader="dot" w:pos="9020"/>
             </w:tabs>
@@ -6320,10 +6320,10 @@
               <w14:ligatures w14:val="standardContextual"/>
             </w:rPr>
           </w:pPr>
-          <w:hyperlink w:anchor="_Toc242216727" w:history="1">
-            <w:r>
-              <w:rPr>
-                <w:rStyle w:val="Hipervnculo"/>
+          <w:hyperlink w:anchor="_Toc242251901" w:history="1">
+            <w:r>
+              <w:rPr>
+                <w:rStyle w:val="Hyperlink"/>
                 <w:noProof/>
               </w:rPr>
               <w:t>8.1.4 Interfaces de comunicación</w:t>
@@ -6347,7 +6347,7 @@
                 <w:noProof/>
                 <w:webHidden/>
               </w:rPr>
-              <w:instrText xml:space="preserve"> PAGEREF _Toc242216727 \h </w:instrText>
+              <w:instrText xml:space="preserve"> PAGEREF _Toc242251901 \h </w:instrText>
             </w:r>
             <w:r>
               <w:rPr>
@@ -6380,7 +6380,7 @@
         </w:p>
         <w:p>
           <w:pPr>
-            <w:pStyle w:val="TDC2"/>
+            <w:pStyle w:val="TOC2"/>
             <w:tabs>
               <w:tab w:val="right" w:leader="dot" w:pos="9020"/>
             </w:tabs>
@@ -6395,10 +6395,10 @@
               <w14:ligatures w14:val="standardContextual"/>
             </w:rPr>
           </w:pPr>
-          <w:hyperlink w:anchor="_Toc242216728" w:history="1">
-            <w:r>
-              <w:rPr>
-                <w:rStyle w:val="Hipervnculo"/>
+          <w:hyperlink w:anchor="_Toc242251902" w:history="1">
+            <w:r>
+              <w:rPr>
+                <w:rStyle w:val="Hyperlink"/>
                 <w:noProof/>
               </w:rPr>
               <w:t>8.2 Requisitos Funcionales</w:t>
@@ -6422,7 +6422,7 @@
                 <w:noProof/>
                 <w:webHidden/>
               </w:rPr>
-              <w:instrText xml:space="preserve"> PAGEREF _Toc242216728 \h </w:instrText>
+              <w:instrText xml:space="preserve"> PAGEREF _Toc242251902 \h </w:instrText>
             </w:r>
             <w:r>
               <w:rPr>
@@ -6455,7 +6455,7 @@
         </w:p>
         <w:p>
           <w:pPr>
-            <w:pStyle w:val="TDC3"/>
+            <w:pStyle w:val="TOC3"/>
             <w:tabs>
               <w:tab w:val="right" w:leader="dot" w:pos="9020"/>
             </w:tabs>
@@ -6470,10 +6470,10 @@
               <w14:ligatures w14:val="standardContextual"/>
             </w:rPr>
           </w:pPr>
-          <w:hyperlink w:anchor="_Toc242216729" w:history="1">
-            <w:r>
-              <w:rPr>
-                <w:rStyle w:val="Hipervnculo"/>
+          <w:hyperlink w:anchor="_Toc242251903" w:history="1">
+            <w:r>
+              <w:rPr>
+                <w:rStyle w:val="Hyperlink"/>
                 <w:noProof/>
               </w:rPr>
               <w:t>8.2.1. Objetivo General</w:t>
@@ -6497,7 +6497,7 @@
                 <w:noProof/>
                 <w:webHidden/>
               </w:rPr>
-              <w:instrText xml:space="preserve"> PAGEREF _Toc242216729 \h </w:instrText>
+              <w:instrText xml:space="preserve"> PAGEREF _Toc242251903 \h </w:instrText>
             </w:r>
             <w:r>
               <w:rPr>
@@ -6530,7 +6530,7 @@
         </w:p>
         <w:p>
           <w:pPr>
-            <w:pStyle w:val="TDC3"/>
+            <w:pStyle w:val="TOC3"/>
             <w:tabs>
               <w:tab w:val="right" w:leader="dot" w:pos="9020"/>
             </w:tabs>
@@ -6545,13 +6545,13 @@
               <w14:ligatures w14:val="standardContextual"/>
             </w:rPr>
           </w:pPr>
-          <w:hyperlink w:anchor="_Toc242216730" w:history="1">
-            <w:r>
-              <w:rPr>
-                <w:rStyle w:val="Hipervnculo"/>
-                <w:noProof/>
-              </w:rPr>
-              <w:t>8.2.3. Actores</w:t>
+          <w:hyperlink w:anchor="_Toc242251904" w:history="1">
+            <w:r>
+              <w:rPr>
+                <w:rStyle w:val="Hyperlink"/>
+                <w:noProof/>
+              </w:rPr>
+              <w:t>8.2.2. Objetivos Específicos</w:t>
             </w:r>
             <w:r>
               <w:rPr>
@@ -6572,7 +6572,7 @@
                 <w:noProof/>
                 <w:webHidden/>
               </w:rPr>
-              <w:instrText xml:space="preserve"> PAGEREF _Toc242216730 \h </w:instrText>
+              <w:instrText xml:space="preserve"> PAGEREF _Toc242251904 \h </w:instrText>
             </w:r>
             <w:r>
               <w:rPr>
@@ -6592,7 +6592,7 @@
                 <w:noProof/>
                 <w:webHidden/>
               </w:rPr>
-              <w:t>15</w:t>
+              <w:t>14</w:t>
             </w:r>
             <w:r>
               <w:rPr>
@@ -6605,7 +6605,7 @@
         </w:p>
         <w:p>
           <w:pPr>
-            <w:pStyle w:val="TDC3"/>
+            <w:pStyle w:val="TOC3"/>
             <w:tabs>
               <w:tab w:val="right" w:leader="dot" w:pos="9020"/>
             </w:tabs>
@@ -6620,13 +6620,13 @@
               <w14:ligatures w14:val="standardContextual"/>
             </w:rPr>
           </w:pPr>
-          <w:hyperlink w:anchor="_Toc242216731" w:history="1">
-            <w:r>
-              <w:rPr>
-                <w:rStyle w:val="Hipervnculo"/>
-                <w:noProof/>
-              </w:rPr>
-              <w:t>8.2.4. Lista de requisitos funcionales</w:t>
+          <w:hyperlink w:anchor="_Toc242251905" w:history="1">
+            <w:r>
+              <w:rPr>
+                <w:rStyle w:val="Hyperlink"/>
+                <w:noProof/>
+              </w:rPr>
+              <w:t>8.2.3. Actores</w:t>
             </w:r>
             <w:r>
               <w:rPr>
@@ -6647,7 +6647,7 @@
                 <w:noProof/>
                 <w:webHidden/>
               </w:rPr>
-              <w:instrText xml:space="preserve"> PAGEREF _Toc242216731 \h </w:instrText>
+              <w:instrText xml:space="preserve"> PAGEREF _Toc242251905 \h </w:instrText>
             </w:r>
             <w:r>
               <w:rPr>
@@ -6680,7 +6680,7 @@
         </w:p>
         <w:p>
           <w:pPr>
-            <w:pStyle w:val="TDC3"/>
+            <w:pStyle w:val="TOC3"/>
             <w:tabs>
               <w:tab w:val="right" w:leader="dot" w:pos="9020"/>
             </w:tabs>
@@ -6695,13 +6695,13 @@
               <w14:ligatures w14:val="standardContextual"/>
             </w:rPr>
           </w:pPr>
-          <w:hyperlink w:anchor="_Toc242216732" w:history="1">
-            <w:r>
-              <w:rPr>
-                <w:rStyle w:val="Hipervnculo"/>
-                <w:noProof/>
-              </w:rPr>
-              <w:t>8.2.5 Requisitos Funcionales</w:t>
+          <w:hyperlink w:anchor="_Toc242251906" w:history="1">
+            <w:r>
+              <w:rPr>
+                <w:rStyle w:val="Hyperlink"/>
+                <w:noProof/>
+              </w:rPr>
+              <w:t>8.2.4. Lista de requisitos funcionales</w:t>
             </w:r>
             <w:r>
               <w:rPr>
@@ -6722,7 +6722,7 @@
                 <w:noProof/>
                 <w:webHidden/>
               </w:rPr>
-              <w:instrText xml:space="preserve"> PAGEREF _Toc242216732 \h </w:instrText>
+              <w:instrText xml:space="preserve"> PAGEREF _Toc242251906 \h </w:instrText>
             </w:r>
             <w:r>
               <w:rPr>
@@ -6742,7 +6742,7 @@
                 <w:noProof/>
                 <w:webHidden/>
               </w:rPr>
-              <w:t>17</w:t>
+              <w:t>15</w:t>
             </w:r>
             <w:r>
               <w:rPr>
@@ -6755,7 +6755,7 @@
         </w:p>
         <w:p>
           <w:pPr>
-            <w:pStyle w:val="TDC2"/>
+            <w:pStyle w:val="TOC3"/>
             <w:tabs>
               <w:tab w:val="right" w:leader="dot" w:pos="9020"/>
             </w:tabs>
@@ -6770,13 +6770,13 @@
               <w14:ligatures w14:val="standardContextual"/>
             </w:rPr>
           </w:pPr>
-          <w:hyperlink w:anchor="_Toc242216733" w:history="1">
-            <w:r>
-              <w:rPr>
-                <w:rStyle w:val="Hipervnculo"/>
-                <w:noProof/>
-              </w:rPr>
-              <w:t>8.3 Requisitos No Funcionales</w:t>
+          <w:hyperlink w:anchor="_Toc242251907" w:history="1">
+            <w:r>
+              <w:rPr>
+                <w:rStyle w:val="Hyperlink"/>
+                <w:noProof/>
+              </w:rPr>
+              <w:t>8.2.5 Requisitos Funcionales</w:t>
             </w:r>
             <w:r>
               <w:rPr>
@@ -6797,7 +6797,7 @@
                 <w:noProof/>
                 <w:webHidden/>
               </w:rPr>
-              <w:instrText xml:space="preserve"> PAGEREF _Toc242216733 \h </w:instrText>
+              <w:instrText xml:space="preserve"> PAGEREF _Toc242251907 \h </w:instrText>
             </w:r>
             <w:r>
               <w:rPr>
@@ -6817,7 +6817,7 @@
                 <w:noProof/>
                 <w:webHidden/>
               </w:rPr>
-              <w:t>19</w:t>
+              <w:t>17</w:t>
             </w:r>
             <w:r>
               <w:rPr>
@@ -6830,7 +6830,7 @@
         </w:p>
         <w:p>
           <w:pPr>
-            <w:pStyle w:val="TDC3"/>
+            <w:pStyle w:val="TOC2"/>
             <w:tabs>
               <w:tab w:val="right" w:leader="dot" w:pos="9020"/>
             </w:tabs>
@@ -6845,13 +6845,13 @@
               <w14:ligatures w14:val="standardContextual"/>
             </w:rPr>
           </w:pPr>
-          <w:hyperlink w:anchor="_Toc242216734" w:history="1">
-            <w:r>
-              <w:rPr>
-                <w:rStyle w:val="Hipervnculo"/>
-                <w:noProof/>
-              </w:rPr>
-              <w:t>8.3.1 Objetivo General</w:t>
+          <w:hyperlink w:anchor="_Toc242251908" w:history="1">
+            <w:r>
+              <w:rPr>
+                <w:rStyle w:val="Hyperlink"/>
+                <w:noProof/>
+              </w:rPr>
+              <w:t>8.3 Requisitos No Funcionales</w:t>
             </w:r>
             <w:r>
               <w:rPr>
@@ -6872,7 +6872,7 @@
                 <w:noProof/>
                 <w:webHidden/>
               </w:rPr>
-              <w:instrText xml:space="preserve"> PAGEREF _Toc242216734 \h </w:instrText>
+              <w:instrText xml:space="preserve"> PAGEREF _Toc242251908 \h </w:instrText>
             </w:r>
             <w:r>
               <w:rPr>
@@ -6905,7 +6905,7 @@
         </w:p>
         <w:p>
           <w:pPr>
-            <w:pStyle w:val="TDC2"/>
+            <w:pStyle w:val="TOC3"/>
             <w:tabs>
               <w:tab w:val="right" w:leader="dot" w:pos="9020"/>
             </w:tabs>
@@ -6920,13 +6920,13 @@
               <w14:ligatures w14:val="standardContextual"/>
             </w:rPr>
           </w:pPr>
-          <w:hyperlink w:anchor="_Toc242216735" w:history="1">
-            <w:r>
-              <w:rPr>
-                <w:rStyle w:val="Hipervnculo"/>
-                <w:noProof/>
-              </w:rPr>
-              <w:t>8.4 Otros Requerimientos</w:t>
+          <w:hyperlink w:anchor="_Toc242251909" w:history="1">
+            <w:r>
+              <w:rPr>
+                <w:rStyle w:val="Hyperlink"/>
+                <w:noProof/>
+              </w:rPr>
+              <w:t>8.3.1 Objetivo General</w:t>
             </w:r>
             <w:r>
               <w:rPr>
@@ -6947,7 +6947,7 @@
                 <w:noProof/>
                 <w:webHidden/>
               </w:rPr>
-              <w:instrText xml:space="preserve"> PAGEREF _Toc242216735 \h </w:instrText>
+              <w:instrText xml:space="preserve"> PAGEREF _Toc242251909 \h </w:instrText>
             </w:r>
             <w:r>
               <w:rPr>
@@ -6967,7 +6967,7 @@
                 <w:noProof/>
                 <w:webHidden/>
               </w:rPr>
-              <w:t>20</w:t>
+              <w:t>19</w:t>
             </w:r>
             <w:r>
               <w:rPr>
@@ -6980,7 +6980,7 @@
         </w:p>
         <w:p>
           <w:pPr>
-            <w:pStyle w:val="TDC3"/>
+            <w:pStyle w:val="TOC2"/>
             <w:tabs>
               <w:tab w:val="right" w:leader="dot" w:pos="9020"/>
             </w:tabs>
@@ -6995,13 +6995,13 @@
               <w14:ligatures w14:val="standardContextual"/>
             </w:rPr>
           </w:pPr>
-          <w:hyperlink w:anchor="_Toc242216736" w:history="1">
-            <w:r>
-              <w:rPr>
-                <w:rStyle w:val="Hipervnculo"/>
-                <w:noProof/>
-              </w:rPr>
-              <w:t>8.4.1 Restricciones de Diseño</w:t>
+          <w:hyperlink w:anchor="_Toc242251910" w:history="1">
+            <w:r>
+              <w:rPr>
+                <w:rStyle w:val="Hyperlink"/>
+                <w:noProof/>
+              </w:rPr>
+              <w:t>8.4 Otros Requerimientos</w:t>
             </w:r>
             <w:r>
               <w:rPr>
@@ -7022,7 +7022,7 @@
                 <w:noProof/>
                 <w:webHidden/>
               </w:rPr>
-              <w:instrText xml:space="preserve"> PAGEREF _Toc242216736 \h </w:instrText>
+              <w:instrText xml:space="preserve"> PAGEREF _Toc242251910 \h </w:instrText>
             </w:r>
             <w:r>
               <w:rPr>
@@ -7055,7 +7055,7 @@
         </w:p>
         <w:p>
           <w:pPr>
-            <w:pStyle w:val="TDC3"/>
+            <w:pStyle w:val="TOC3"/>
             <w:tabs>
               <w:tab w:val="right" w:leader="dot" w:pos="9020"/>
             </w:tabs>
@@ -7070,13 +7070,13 @@
               <w14:ligatures w14:val="standardContextual"/>
             </w:rPr>
           </w:pPr>
-          <w:hyperlink w:anchor="_Toc242216737" w:history="1">
-            <w:r>
-              <w:rPr>
-                <w:rStyle w:val="Hipervnculo"/>
-                <w:noProof/>
-              </w:rPr>
-              <w:t>8.4.2 Restricciones de Hardware</w:t>
+          <w:hyperlink w:anchor="_Toc242251911" w:history="1">
+            <w:r>
+              <w:rPr>
+                <w:rStyle w:val="Hyperlink"/>
+                <w:noProof/>
+              </w:rPr>
+              <w:t>8.4.1 Restricciones de Diseño</w:t>
             </w:r>
             <w:r>
               <w:rPr>
@@ -7097,7 +7097,7 @@
                 <w:noProof/>
                 <w:webHidden/>
               </w:rPr>
-              <w:instrText xml:space="preserve"> PAGEREF _Toc242216737 \h </w:instrText>
+              <w:instrText xml:space="preserve"> PAGEREF _Toc242251911 \h </w:instrText>
             </w:r>
             <w:r>
               <w:rPr>
@@ -7130,7 +7130,7 @@
         </w:p>
         <w:p>
           <w:pPr>
-            <w:pStyle w:val="TDC3"/>
+            <w:pStyle w:val="TOC3"/>
             <w:tabs>
               <w:tab w:val="right" w:leader="dot" w:pos="9020"/>
             </w:tabs>
@@ -7145,13 +7145,13 @@
               <w14:ligatures w14:val="standardContextual"/>
             </w:rPr>
           </w:pPr>
-          <w:hyperlink w:anchor="_Toc242216738" w:history="1">
-            <w:r>
-              <w:rPr>
-                <w:rStyle w:val="Hipervnculo"/>
-                <w:noProof/>
-              </w:rPr>
-              <w:t>8.4.3 Atributos de calidad</w:t>
+          <w:hyperlink w:anchor="_Toc242251912" w:history="1">
+            <w:r>
+              <w:rPr>
+                <w:rStyle w:val="Hyperlink"/>
+                <w:noProof/>
+              </w:rPr>
+              <w:t>8.4.2 Restricciones de Hardware</w:t>
             </w:r>
             <w:r>
               <w:rPr>
@@ -7172,7 +7172,7 @@
                 <w:noProof/>
                 <w:webHidden/>
               </w:rPr>
-              <w:instrText xml:space="preserve"> PAGEREF _Toc242216738 \h </w:instrText>
+              <w:instrText xml:space="preserve"> PAGEREF _Toc242251912 \h </w:instrText>
             </w:r>
             <w:r>
               <w:rPr>
@@ -7192,7 +7192,7 @@
                 <w:noProof/>
                 <w:webHidden/>
               </w:rPr>
-              <w:t>21</w:t>
+              <w:t>20</w:t>
             </w:r>
             <w:r>
               <w:rPr>
@@ -7205,7 +7205,7 @@
         </w:p>
         <w:p>
           <w:pPr>
-            <w:pStyle w:val="TDC1"/>
+            <w:pStyle w:val="TOC3"/>
             <w:tabs>
               <w:tab w:val="right" w:leader="dot" w:pos="9020"/>
             </w:tabs>
@@ -7220,13 +7220,13 @@
               <w14:ligatures w14:val="standardContextual"/>
             </w:rPr>
           </w:pPr>
-          <w:hyperlink w:anchor="_Toc242216739" w:history="1">
-            <w:r>
-              <w:rPr>
-                <w:rStyle w:val="Hipervnculo"/>
-                <w:noProof/>
-              </w:rPr>
-              <w:t>9. Requisitos de Rendimiento</w:t>
+          <w:hyperlink w:anchor="_Toc242251913" w:history="1">
+            <w:r>
+              <w:rPr>
+                <w:rStyle w:val="Hyperlink"/>
+                <w:noProof/>
+              </w:rPr>
+              <w:t>8.4.3 Atributos de calidad</w:t>
             </w:r>
             <w:r>
               <w:rPr>
@@ -7247,7 +7247,7 @@
                 <w:noProof/>
                 <w:webHidden/>
               </w:rPr>
-              <w:instrText xml:space="preserve"> PAGEREF _Toc242216739 \h </w:instrText>
+              <w:instrText xml:space="preserve"> PAGEREF _Toc242251913 \h </w:instrText>
             </w:r>
             <w:r>
               <w:rPr>
@@ -7280,7 +7280,7 @@
         </w:p>
         <w:p>
           <w:pPr>
-            <w:pStyle w:val="TDC2"/>
+            <w:pStyle w:val="TOC1"/>
             <w:tabs>
               <w:tab w:val="right" w:leader="dot" w:pos="9020"/>
             </w:tabs>
@@ -7295,13 +7295,13 @@
               <w14:ligatures w14:val="standardContextual"/>
             </w:rPr>
           </w:pPr>
-          <w:hyperlink w:anchor="_Toc242216740" w:history="1">
-            <w:r>
-              <w:rPr>
-                <w:rStyle w:val="Hipervnculo"/>
-                <w:noProof/>
-              </w:rPr>
-              <w:t>9.1. Requisitos de Interfaces Externas</w:t>
+          <w:hyperlink w:anchor="_Toc242251914" w:history="1">
+            <w:r>
+              <w:rPr>
+                <w:rStyle w:val="Hyperlink"/>
+                <w:noProof/>
+              </w:rPr>
+              <w:t>9. Requisitos de Rendimiento</w:t>
             </w:r>
             <w:r>
               <w:rPr>
@@ -7322,7 +7322,7 @@
                 <w:noProof/>
                 <w:webHidden/>
               </w:rPr>
-              <w:instrText xml:space="preserve"> PAGEREF _Toc242216740 \h </w:instrText>
+              <w:instrText xml:space="preserve"> PAGEREF _Toc242251914 \h </w:instrText>
             </w:r>
             <w:r>
               <w:rPr>
@@ -7355,7 +7355,7 @@
         </w:p>
         <w:p>
           <w:pPr>
-            <w:pStyle w:val="TDC3"/>
+            <w:pStyle w:val="TOC2"/>
             <w:tabs>
               <w:tab w:val="right" w:leader="dot" w:pos="9020"/>
             </w:tabs>
@@ -7370,13 +7370,13 @@
               <w14:ligatures w14:val="standardContextual"/>
             </w:rPr>
           </w:pPr>
-          <w:hyperlink w:anchor="_Toc242216741" w:history="1">
-            <w:r>
-              <w:rPr>
-                <w:rStyle w:val="Hipervnculo"/>
-                <w:noProof/>
-              </w:rPr>
-              <w:t>9.1.1. Interfaces de Usuario</w:t>
+          <w:hyperlink w:anchor="_Toc242251915" w:history="1">
+            <w:r>
+              <w:rPr>
+                <w:rStyle w:val="Hyperlink"/>
+                <w:noProof/>
+              </w:rPr>
+              <w:t>9.1. Requisitos de Interfaces Externas</w:t>
             </w:r>
             <w:r>
               <w:rPr>
@@ -7397,7 +7397,7 @@
                 <w:noProof/>
                 <w:webHidden/>
               </w:rPr>
-              <w:instrText xml:space="preserve"> PAGEREF _Toc242216741 \h </w:instrText>
+              <w:instrText xml:space="preserve"> PAGEREF _Toc242251915 \h </w:instrText>
             </w:r>
             <w:r>
               <w:rPr>
@@ -7430,7 +7430,7 @@
         </w:p>
         <w:p>
           <w:pPr>
-            <w:pStyle w:val="TDC3"/>
+            <w:pStyle w:val="TOC3"/>
             <w:tabs>
               <w:tab w:val="right" w:leader="dot" w:pos="9020"/>
             </w:tabs>
@@ -7445,13 +7445,13 @@
               <w14:ligatures w14:val="standardContextual"/>
             </w:rPr>
           </w:pPr>
-          <w:hyperlink w:anchor="_Toc242216742" w:history="1">
-            <w:r>
-              <w:rPr>
-                <w:rStyle w:val="Hipervnculo"/>
-                <w:noProof/>
-              </w:rPr>
-              <w:t>9.1.2. Interfaces de Hardware</w:t>
+          <w:hyperlink w:anchor="_Toc242251916" w:history="1">
+            <w:r>
+              <w:rPr>
+                <w:rStyle w:val="Hyperlink"/>
+                <w:noProof/>
+              </w:rPr>
+              <w:t>9.1.1. Interfaces de Usuario</w:t>
             </w:r>
             <w:r>
               <w:rPr>
@@ -7472,7 +7472,7 @@
                 <w:noProof/>
                 <w:webHidden/>
               </w:rPr>
-              <w:instrText xml:space="preserve"> PAGEREF _Toc242216742 \h </w:instrText>
+              <w:instrText xml:space="preserve"> PAGEREF _Toc242251916 \h </w:instrText>
             </w:r>
             <w:r>
               <w:rPr>
@@ -7505,7 +7505,7 @@
         </w:p>
         <w:p>
           <w:pPr>
-            <w:pStyle w:val="TDC3"/>
+            <w:pStyle w:val="TOC3"/>
             <w:tabs>
               <w:tab w:val="right" w:leader="dot" w:pos="9020"/>
             </w:tabs>
@@ -7520,13 +7520,13 @@
               <w14:ligatures w14:val="standardContextual"/>
             </w:rPr>
           </w:pPr>
-          <w:hyperlink w:anchor="_Toc242216743" w:history="1">
-            <w:r>
-              <w:rPr>
-                <w:rStyle w:val="Hipervnculo"/>
-                <w:noProof/>
-              </w:rPr>
-              <w:t>9.1.3. Interfaces de Software</w:t>
+          <w:hyperlink w:anchor="_Toc242251917" w:history="1">
+            <w:r>
+              <w:rPr>
+                <w:rStyle w:val="Hyperlink"/>
+                <w:noProof/>
+              </w:rPr>
+              <w:t>9.1.2. Interfaces de Hardware</w:t>
             </w:r>
             <w:r>
               <w:rPr>
@@ -7547,7 +7547,7 @@
                 <w:noProof/>
                 <w:webHidden/>
               </w:rPr>
-              <w:instrText xml:space="preserve"> PAGEREF _Toc242216743 \h </w:instrText>
+              <w:instrText xml:space="preserve"> PAGEREF _Toc242251917 \h </w:instrText>
             </w:r>
             <w:r>
               <w:rPr>
@@ -7580,7 +7580,7 @@
         </w:p>
         <w:p>
           <w:pPr>
-            <w:pStyle w:val="TDC3"/>
+            <w:pStyle w:val="TOC3"/>
             <w:tabs>
               <w:tab w:val="right" w:leader="dot" w:pos="9020"/>
             </w:tabs>
@@ -7595,10 +7595,85 @@
               <w14:ligatures w14:val="standardContextual"/>
             </w:rPr>
           </w:pPr>
-          <w:hyperlink w:anchor="_Toc242216744" w:history="1">
-            <w:r>
-              <w:rPr>
-                <w:rStyle w:val="Hipervnculo"/>
+          <w:hyperlink w:anchor="_Toc242251918" w:history="1">
+            <w:r>
+              <w:rPr>
+                <w:rStyle w:val="Hyperlink"/>
+                <w:noProof/>
+              </w:rPr>
+              <w:t>9.1.3. Interfaces de Software</w:t>
+            </w:r>
+            <w:r>
+              <w:rPr>
+                <w:noProof/>
+                <w:webHidden/>
+              </w:rPr>
+              <w:tab/>
+            </w:r>
+            <w:r>
+              <w:rPr>
+                <w:noProof/>
+                <w:webHidden/>
+              </w:rPr>
+              <w:fldChar w:fldCharType="begin"/>
+            </w:r>
+            <w:r>
+              <w:rPr>
+                <w:noProof/>
+                <w:webHidden/>
+              </w:rPr>
+              <w:instrText xml:space="preserve"> PAGEREF _Toc242251918 \h </w:instrText>
+            </w:r>
+            <w:r>
+              <w:rPr>
+                <w:noProof/>
+                <w:webHidden/>
+              </w:rPr>
+            </w:r>
+            <w:r>
+              <w:rPr>
+                <w:noProof/>
+                <w:webHidden/>
+              </w:rPr>
+              <w:fldChar w:fldCharType="separate"/>
+            </w:r>
+            <w:r>
+              <w:rPr>
+                <w:noProof/>
+                <w:webHidden/>
+              </w:rPr>
+              <w:t>21</w:t>
+            </w:r>
+            <w:r>
+              <w:rPr>
+                <w:noProof/>
+                <w:webHidden/>
+              </w:rPr>
+              <w:fldChar w:fldCharType="end"/>
+            </w:r>
+          </w:hyperlink>
+        </w:p>
+        <w:p>
+          <w:pPr>
+            <w:pStyle w:val="TOC3"/>
+            <w:tabs>
+              <w:tab w:val="right" w:leader="dot" w:pos="9020"/>
+            </w:tabs>
+            <w:rPr>
+              <w:rFonts w:asciiTheme="minorHAnsi" w:eastAsiaTheme="minorEastAsia" w:hAnsiTheme="minorHAnsi" w:cstheme="minorBidi"/>
+              <w:noProof/>
+              <w:color w:val="auto"/>
+              <w:kern w:val="2"/>
+              <w:sz w:val="24"/>
+              <w:szCs w:val="24"/>
+              <w:lang w:val="es-EC" w:eastAsia="es-EC"/>
+              <w14:ligatures w14:val="standardContextual"/>
+            </w:rPr>
+          </w:pPr>
+          <w:hyperlink w:anchor="_Toc242251919" w:history="1">
+            <w:r>
+              <w:rPr>
+                <w:rStyle w:val="Hyperlink"/>
                 <w:noProof/>
               </w:rPr>
               <w:t>9.1.4. Interfaces de Comunicación</w:t>
@@ -7622,7 +7697,7 @@
                 <w:noProof/>
                 <w:webHidden/>
               </w:rPr>
-              <w:instrText xml:space="preserve"> PAGEREF _Toc242216744 \h </w:instrText>
+              <w:instrText xml:space="preserve"> PAGEREF _Toc242251919 \h </w:instrText>
             </w:r>
             <w:r>
               <w:rPr>
@@ -7681,7 +7756,7 @@
     </w:p>
     <w:p>
       <w:pPr>
-        <w:pStyle w:val="TtuloTDC"/>
+        <w:pStyle w:val="TOCHeading"/>
       </w:pPr>
       <w:r>
         <w:lastRenderedPageBreak/>
@@ -7693,14 +7768,19 @@
     </w:p>
     <w:p>
       <w:pPr>
-        <w:pStyle w:val="Tabladeilustraciones"/>
+        <w:pStyle w:val="TableofFigures"/>
         <w:tabs>
           <w:tab w:val="right" w:leader="dot" w:pos="9020"/>
         </w:tabs>
         <w:rPr>
           <w:rFonts w:asciiTheme="minorHAnsi" w:eastAsiaTheme="minorEastAsia" w:hAnsiTheme="minorHAnsi" w:cstheme="minorBidi"/>
           <w:noProof/>
-          <w:lang w:val="es-US" w:eastAsia="es-US"/>
+          <w:color w:val="auto"/>
+          <w:kern w:val="2"/>
+          <w:sz w:val="24"/>
+          <w:szCs w:val="24"/>
+          <w:lang w:val="es-EC" w:eastAsia="es-EC"/>
+          <w14:ligatures w14:val="standardContextual"/>
         </w:rPr>
       </w:pPr>
       <w:r>
@@ -7712,10 +7792,10 @@
       <w:r>
         <w:fldChar w:fldCharType="separate"/>
       </w:r>
-      <w:hyperlink w:anchor="_Toc83812939" w:history="1">
+      <w:hyperlink w:anchor="_Toc242251965" w:history="1">
         <w:r>
           <w:rPr>
-            <w:rStyle w:val="Hipervnculo"/>
+            <w:rStyle w:val="Hyperlink"/>
             <w:noProof/>
           </w:rPr>
           <w:t>Ilustración 1. Diagrama de casos de uso del sistema</w:t>
@@ -7739,7 +7819,342 @@
             <w:noProof/>
             <w:webHidden/>
           </w:rPr>
-          <w:instrText xml:space="preserve"> PAGEREF _Toc83812939 \h </w:instrText>
+          <w:instrText xml:space="preserve"> PAGEREF _Toc242251965 \h </w:instrText>
+        </w:r>
+        <w:r>
+          <w:rPr>
+            <w:noProof/>
+            <w:webHidden/>
+          </w:rPr>
+        </w:r>
+        <w:r>
+          <w:rPr>
+            <w:noProof/>
+            <w:webHidden/>
+          </w:rPr>
+          <w:fldChar w:fldCharType="separate"/>
+        </w:r>
+        <w:r>
+          <w:rPr>
+            <w:noProof/>
+            <w:webHidden/>
+          </w:rPr>
+          <w:t>10</w:t>
+        </w:r>
+        <w:r>
+          <w:rPr>
+            <w:noProof/>
+            <w:webHidden/>
+          </w:rPr>
+          <w:fldChar w:fldCharType="end"/>
+        </w:r>
+      </w:hyperlink>
+    </w:p>
+    <w:p>
+      <w:r>
+        <w:fldChar w:fldCharType="end"/>
+      </w:r>
+    </w:p>
+    <w:p>
+      <w:pPr>
+        <w:spacing w:before="0" w:after="0"/>
+        <w:jc w:val="left"/>
+      </w:pPr>
+      <w:r>
+        <w:br w:type="page"/>
+      </w:r>
+    </w:p>
+    <w:p>
+      <w:pPr>
+        <w:pStyle w:val="TOCHeading"/>
+      </w:pPr>
+      <w:r>
+        <w:lastRenderedPageBreak/>
+        <w:t>ÍNDICE</w:t>
+      </w:r>
+      <w:r>
+        <w:t xml:space="preserve"> DE TABLAS</w:t>
+      </w:r>
+    </w:p>
+    <w:p>
+      <w:pPr>
+        <w:pStyle w:val="TableofFigures"/>
+        <w:tabs>
+          <w:tab w:val="right" w:leader="dot" w:pos="9020"/>
+        </w:tabs>
+        <w:rPr>
+          <w:rFonts w:asciiTheme="minorHAnsi" w:eastAsiaTheme="minorEastAsia" w:hAnsiTheme="minorHAnsi" w:cstheme="minorBidi"/>
+          <w:noProof/>
+          <w:color w:val="auto"/>
+          <w:kern w:val="2"/>
+          <w:sz w:val="24"/>
+          <w:szCs w:val="24"/>
+          <w:lang w:val="es-EC" w:eastAsia="es-EC"/>
+          <w14:ligatures w14:val="standardContextual"/>
+        </w:rPr>
+      </w:pPr>
+      <w:r>
+        <w:fldChar w:fldCharType="begin"/>
+      </w:r>
+      <w:r>
+        <w:instrText xml:space="preserve"> TOC \h \z \c "Tabla" </w:instrText>
+      </w:r>
+      <w:r>
+        <w:fldChar w:fldCharType="separate"/>
+      </w:r>
+      <w:hyperlink w:anchor="_Toc242251932" w:history="1">
+        <w:r>
+          <w:rPr>
+            <w:rStyle w:val="Hyperlink"/>
+            <w:noProof/>
+          </w:rPr>
+          <w:t>Tabla 1. Definiciones</w:t>
+        </w:r>
+        <w:r>
+          <w:rPr>
+            <w:noProof/>
+            <w:webHidden/>
+          </w:rPr>
+          <w:tab/>
+        </w:r>
+        <w:r>
+          <w:rPr>
+            <w:noProof/>
+            <w:webHidden/>
+          </w:rPr>
+          <w:fldChar w:fldCharType="begin"/>
+        </w:r>
+        <w:r>
+          <w:rPr>
+            <w:noProof/>
+            <w:webHidden/>
+          </w:rPr>
+          <w:instrText xml:space="preserve"> PAGEREF _Toc242251932 \h </w:instrText>
+        </w:r>
+        <w:r>
+          <w:rPr>
+            <w:noProof/>
+            <w:webHidden/>
+          </w:rPr>
+        </w:r>
+        <w:r>
+          <w:rPr>
+            <w:noProof/>
+            <w:webHidden/>
+          </w:rPr>
+          <w:fldChar w:fldCharType="separate"/>
+        </w:r>
+        <w:r>
+          <w:rPr>
+            <w:noProof/>
+            <w:webHidden/>
+          </w:rPr>
+          <w:t>7</w:t>
+        </w:r>
+        <w:r>
+          <w:rPr>
+            <w:noProof/>
+            <w:webHidden/>
+          </w:rPr>
+          <w:fldChar w:fldCharType="end"/>
+        </w:r>
+      </w:hyperlink>
+    </w:p>
+    <w:p>
+      <w:pPr>
+        <w:pStyle w:val="TableofFigures"/>
+        <w:tabs>
+          <w:tab w:val="right" w:leader="dot" w:pos="9020"/>
+        </w:tabs>
+        <w:rPr>
+          <w:rFonts w:asciiTheme="minorHAnsi" w:eastAsiaTheme="minorEastAsia" w:hAnsiTheme="minorHAnsi" w:cstheme="minorBidi"/>
+          <w:noProof/>
+          <w:color w:val="auto"/>
+          <w:kern w:val="2"/>
+          <w:sz w:val="24"/>
+          <w:szCs w:val="24"/>
+          <w:lang w:val="es-EC" w:eastAsia="es-EC"/>
+          <w14:ligatures w14:val="standardContextual"/>
+        </w:rPr>
+      </w:pPr>
+      <w:hyperlink w:anchor="_Toc242251933" w:history="1">
+        <w:r>
+          <w:rPr>
+            <w:rStyle w:val="Hyperlink"/>
+            <w:noProof/>
+          </w:rPr>
+          <w:t>Tabla 2. Acrónimo y abreviaturas</w:t>
+        </w:r>
+        <w:r>
+          <w:rPr>
+            <w:noProof/>
+            <w:webHidden/>
+          </w:rPr>
+          <w:tab/>
+        </w:r>
+        <w:r>
+          <w:rPr>
+            <w:noProof/>
+            <w:webHidden/>
+          </w:rPr>
+          <w:fldChar w:fldCharType="begin"/>
+        </w:r>
+        <w:r>
+          <w:rPr>
+            <w:noProof/>
+            <w:webHidden/>
+          </w:rPr>
+          <w:instrText xml:space="preserve"> PAGEREF _Toc242251933 \h </w:instrText>
+        </w:r>
+        <w:r>
+          <w:rPr>
+            <w:noProof/>
+            <w:webHidden/>
+          </w:rPr>
+        </w:r>
+        <w:r>
+          <w:rPr>
+            <w:noProof/>
+            <w:webHidden/>
+          </w:rPr>
+          <w:fldChar w:fldCharType="separate"/>
+        </w:r>
+        <w:r>
+          <w:rPr>
+            <w:noProof/>
+            <w:webHidden/>
+          </w:rPr>
+          <w:t>8</w:t>
+        </w:r>
+        <w:r>
+          <w:rPr>
+            <w:noProof/>
+            <w:webHidden/>
+          </w:rPr>
+          <w:fldChar w:fldCharType="end"/>
+        </w:r>
+      </w:hyperlink>
+    </w:p>
+    <w:p>
+      <w:pPr>
+        <w:pStyle w:val="TableofFigures"/>
+        <w:tabs>
+          <w:tab w:val="right" w:leader="dot" w:pos="9020"/>
+        </w:tabs>
+        <w:rPr>
+          <w:rFonts w:asciiTheme="minorHAnsi" w:eastAsiaTheme="minorEastAsia" w:hAnsiTheme="minorHAnsi" w:cstheme="minorBidi"/>
+          <w:noProof/>
+          <w:color w:val="auto"/>
+          <w:kern w:val="2"/>
+          <w:sz w:val="24"/>
+          <w:szCs w:val="24"/>
+          <w:lang w:val="es-EC" w:eastAsia="es-EC"/>
+          <w14:ligatures w14:val="standardContextual"/>
+        </w:rPr>
+      </w:pPr>
+      <w:hyperlink w:anchor="_Toc242251934" w:history="1">
+        <w:r>
+          <w:rPr>
+            <w:rStyle w:val="Hyperlink"/>
+            <w:noProof/>
+          </w:rPr>
+          <w:t>Tabla 3. Referencias</w:t>
+        </w:r>
+        <w:r>
+          <w:rPr>
+            <w:noProof/>
+            <w:webHidden/>
+          </w:rPr>
+          <w:tab/>
+        </w:r>
+        <w:r>
+          <w:rPr>
+            <w:noProof/>
+            <w:webHidden/>
+          </w:rPr>
+          <w:fldChar w:fldCharType="begin"/>
+        </w:r>
+        <w:r>
+          <w:rPr>
+            <w:noProof/>
+            <w:webHidden/>
+          </w:rPr>
+          <w:instrText xml:space="preserve"> PAGEREF _Toc242251934 \h </w:instrText>
+        </w:r>
+        <w:r>
+          <w:rPr>
+            <w:noProof/>
+            <w:webHidden/>
+          </w:rPr>
+        </w:r>
+        <w:r>
+          <w:rPr>
+            <w:noProof/>
+            <w:webHidden/>
+          </w:rPr>
+          <w:fldChar w:fldCharType="separate"/>
+        </w:r>
+        <w:r>
+          <w:rPr>
+            <w:noProof/>
+            <w:webHidden/>
+          </w:rPr>
+          <w:t>8</w:t>
+        </w:r>
+        <w:r>
+          <w:rPr>
+            <w:noProof/>
+            <w:webHidden/>
+          </w:rPr>
+          <w:fldChar w:fldCharType="end"/>
+        </w:r>
+      </w:hyperlink>
+    </w:p>
+    <w:p>
+      <w:pPr>
+        <w:pStyle w:val="TableofFigures"/>
+        <w:tabs>
+          <w:tab w:val="right" w:leader="dot" w:pos="9020"/>
+        </w:tabs>
+        <w:rPr>
+          <w:rFonts w:asciiTheme="minorHAnsi" w:eastAsiaTheme="minorEastAsia" w:hAnsiTheme="minorHAnsi" w:cstheme="minorBidi"/>
+          <w:noProof/>
+          <w:color w:val="auto"/>
+          <w:kern w:val="2"/>
+          <w:sz w:val="24"/>
+          <w:szCs w:val="24"/>
+          <w:lang w:val="es-EC" w:eastAsia="es-EC"/>
+          <w14:ligatures w14:val="standardContextual"/>
+        </w:rPr>
+      </w:pPr>
+      <w:hyperlink w:anchor="_Toc242251935" w:history="1">
+        <w:r>
+          <w:rPr>
+            <w:rStyle w:val="Hyperlink"/>
+            <w:noProof/>
+          </w:rPr>
+          <w:t>Tabla 4. Usuario final</w:t>
+        </w:r>
+        <w:r>
+          <w:rPr>
+            <w:noProof/>
+            <w:webHidden/>
+          </w:rPr>
+          <w:tab/>
+        </w:r>
+        <w:r>
+          <w:rPr>
+            <w:noProof/>
+            <w:webHidden/>
+          </w:rPr>
+          <w:fldChar w:fldCharType="begin"/>
+        </w:r>
+        <w:r>
+          <w:rPr>
+            <w:noProof/>
+            <w:webHidden/>
+          </w:rPr>
+          <w:instrText xml:space="preserve"> PAGEREF _Toc242251935 \h </w:instrText>
         </w:r>
         <w:r>
           <w:rPr>
@@ -7771,59 +8186,29 @@
       </w:hyperlink>
     </w:p>
     <w:p>
-      <w:r>
-        <w:fldChar w:fldCharType="end"/>
-      </w:r>
-    </w:p>
-    <w:p>
-      <w:pPr>
-        <w:spacing w:before="0" w:after="0"/>
-        <w:jc w:val="left"/>
-      </w:pPr>
-      <w:r>
-        <w:br w:type="page"/>
-      </w:r>
-    </w:p>
-    <w:p>
-      <w:pPr>
-        <w:pStyle w:val="TtuloTDC"/>
-      </w:pPr>
-      <w:r>
-        <w:lastRenderedPageBreak/>
-        <w:t>ÍNDICE</w:t>
-      </w:r>
-      <w:r>
-        <w:t xml:space="preserve"> DE TABLAS</w:t>
-      </w:r>
-    </w:p>
-    <w:p>
-      <w:pPr>
-        <w:pStyle w:val="Tabladeilustraciones"/>
+      <w:pPr>
+        <w:pStyle w:val="TableofFigures"/>
         <w:tabs>
           <w:tab w:val="right" w:leader="dot" w:pos="9020"/>
         </w:tabs>
         <w:rPr>
           <w:rFonts w:asciiTheme="minorHAnsi" w:eastAsiaTheme="minorEastAsia" w:hAnsiTheme="minorHAnsi" w:cstheme="minorBidi"/>
           <w:noProof/>
-          <w:lang w:val="es-US" w:eastAsia="es-US"/>
+          <w:color w:val="auto"/>
+          <w:kern w:val="2"/>
+          <w:sz w:val="24"/>
+          <w:szCs w:val="24"/>
+          <w:lang w:val="es-EC" w:eastAsia="es-EC"/>
+          <w14:ligatures w14:val="standardContextual"/>
         </w:rPr>
       </w:pPr>
-      <w:r>
-        <w:fldChar w:fldCharType="begin"/>
-      </w:r>
-      <w:r>
-        <w:instrText xml:space="preserve"> TOC \h \z \c "Tabla" </w:instrText>
-      </w:r>
-      <w:r>
-        <w:fldChar w:fldCharType="separate"/>
-      </w:r>
-      <w:hyperlink w:anchor="_Toc83812944" w:history="1">
+      <w:hyperlink w:anchor="_Toc242251936" w:history="1">
         <w:r>
           <w:rPr>
-            <w:rStyle w:val="Hipervnculo"/>
+            <w:rStyle w:val="Hyperlink"/>
             <w:noProof/>
           </w:rPr>
-          <w:t>Tabla 1. Definiciones</w:t>
+          <w:t>Tabla 8. Requisitos de interfaces de hardware</w:t>
         </w:r>
         <w:r>
           <w:rPr>
@@ -7844,217 +8229,7 @@
             <w:noProof/>
             <w:webHidden/>
           </w:rPr>
-          <w:instrText xml:space="preserve"> PAGEREF _Toc83812944 \h </w:instrText>
-        </w:r>
-        <w:r>
-          <w:rPr>
-            <w:noProof/>
-            <w:webHidden/>
-          </w:rPr>
-        </w:r>
-        <w:r>
-          <w:rPr>
-            <w:noProof/>
-            <w:webHidden/>
-          </w:rPr>
-          <w:fldChar w:fldCharType="separate"/>
-        </w:r>
-        <w:r>
-          <w:rPr>
-            <w:noProof/>
-            <w:webHidden/>
-          </w:rPr>
-          <w:t>7</w:t>
-        </w:r>
-        <w:r>
-          <w:rPr>
-            <w:noProof/>
-            <w:webHidden/>
-          </w:rPr>
-          <w:fldChar w:fldCharType="end"/>
-        </w:r>
-      </w:hyperlink>
-    </w:p>
-    <w:p>
-      <w:pPr>
-        <w:pStyle w:val="Tabladeilustraciones"/>
-        <w:tabs>
-          <w:tab w:val="right" w:leader="dot" w:pos="9020"/>
-        </w:tabs>
-        <w:rPr>
-          <w:rFonts w:asciiTheme="minorHAnsi" w:eastAsiaTheme="minorEastAsia" w:hAnsiTheme="minorHAnsi" w:cstheme="minorBidi"/>
-          <w:noProof/>
-          <w:lang w:val="es-US" w:eastAsia="es-US"/>
-        </w:rPr>
-      </w:pPr>
-      <w:hyperlink w:anchor="_Toc83812945" w:history="1">
-        <w:r>
-          <w:rPr>
-            <w:rStyle w:val="Hipervnculo"/>
-            <w:noProof/>
-          </w:rPr>
-          <w:t>Tabla 2. Acrónimo y abreviaturas</w:t>
-        </w:r>
-        <w:r>
-          <w:rPr>
-            <w:noProof/>
-            <w:webHidden/>
-          </w:rPr>
-          <w:tab/>
-        </w:r>
-        <w:r>
-          <w:rPr>
-            <w:noProof/>
-            <w:webHidden/>
-          </w:rPr>
-          <w:fldChar w:fldCharType="begin"/>
-        </w:r>
-        <w:r>
-          <w:rPr>
-            <w:noProof/>
-            <w:webHidden/>
-          </w:rPr>
-          <w:instrText xml:space="preserve"> PAGEREF _Toc83812945 \h </w:instrText>
-        </w:r>
-        <w:r>
-          <w:rPr>
-            <w:noProof/>
-            <w:webHidden/>
-          </w:rPr>
-        </w:r>
-        <w:r>
-          <w:rPr>
-            <w:noProof/>
-            <w:webHidden/>
-          </w:rPr>
-          <w:fldChar w:fldCharType="separate"/>
-        </w:r>
-        <w:r>
-          <w:rPr>
-            <w:noProof/>
-            <w:webHidden/>
-          </w:rPr>
-          <w:t>9</w:t>
-        </w:r>
-        <w:r>
-          <w:rPr>
-            <w:noProof/>
-            <w:webHidden/>
-          </w:rPr>
-          <w:fldChar w:fldCharType="end"/>
-        </w:r>
-      </w:hyperlink>
-    </w:p>
-    <w:p>
-      <w:pPr>
-        <w:pStyle w:val="Tabladeilustraciones"/>
-        <w:tabs>
-          <w:tab w:val="right" w:leader="dot" w:pos="9020"/>
-        </w:tabs>
-        <w:rPr>
-          <w:rFonts w:asciiTheme="minorHAnsi" w:eastAsiaTheme="minorEastAsia" w:hAnsiTheme="minorHAnsi" w:cstheme="minorBidi"/>
-          <w:noProof/>
-          <w:lang w:val="es-US" w:eastAsia="es-US"/>
-        </w:rPr>
-      </w:pPr>
-      <w:hyperlink w:anchor="_Toc83812946" w:history="1">
-        <w:r>
-          <w:rPr>
-            <w:rStyle w:val="Hipervnculo"/>
-            <w:noProof/>
-          </w:rPr>
-          <w:t>Tabla 3. Referencias</w:t>
-        </w:r>
-        <w:r>
-          <w:rPr>
-            <w:noProof/>
-            <w:webHidden/>
-          </w:rPr>
-          <w:tab/>
-        </w:r>
-        <w:r>
-          <w:rPr>
-            <w:noProof/>
-            <w:webHidden/>
-          </w:rPr>
-          <w:fldChar w:fldCharType="begin"/>
-        </w:r>
-        <w:r>
-          <w:rPr>
-            <w:noProof/>
-            <w:webHidden/>
-          </w:rPr>
-          <w:instrText xml:space="preserve"> PAGEREF _Toc83812946 \h </w:instrText>
-        </w:r>
-        <w:r>
-          <w:rPr>
-            <w:noProof/>
-            <w:webHidden/>
-          </w:rPr>
-        </w:r>
-        <w:r>
-          <w:rPr>
-            <w:noProof/>
-            <w:webHidden/>
-          </w:rPr>
-          <w:fldChar w:fldCharType="separate"/>
-        </w:r>
-        <w:r>
-          <w:rPr>
-            <w:noProof/>
-            <w:webHidden/>
-          </w:rPr>
-          <w:t>10</w:t>
-        </w:r>
-        <w:r>
-          <w:rPr>
-            <w:noProof/>
-            <w:webHidden/>
-          </w:rPr>
-          <w:fldChar w:fldCharType="end"/>
-        </w:r>
-      </w:hyperlink>
-    </w:p>
-    <w:p>
-      <w:pPr>
-        <w:pStyle w:val="Tabladeilustraciones"/>
-        <w:tabs>
-          <w:tab w:val="right" w:leader="dot" w:pos="9020"/>
-        </w:tabs>
-        <w:rPr>
-          <w:rFonts w:asciiTheme="minorHAnsi" w:eastAsiaTheme="minorEastAsia" w:hAnsiTheme="minorHAnsi" w:cstheme="minorBidi"/>
-          <w:noProof/>
-          <w:lang w:val="es-US" w:eastAsia="es-US"/>
-        </w:rPr>
-      </w:pPr>
-      <w:hyperlink w:anchor="_Toc83812947" w:history="1">
-        <w:r>
-          <w:rPr>
-            <w:rStyle w:val="Hipervnculo"/>
-            <w:noProof/>
-          </w:rPr>
-          <w:t>Tabla 4. Usuario administrador</w:t>
-        </w:r>
-        <w:r>
-          <w:rPr>
-            <w:noProof/>
-            <w:webHidden/>
-          </w:rPr>
-          <w:tab/>
-        </w:r>
-        <w:r>
-          <w:rPr>
-            <w:noProof/>
-            <w:webHidden/>
-          </w:rPr>
-          <w:fldChar w:fldCharType="begin"/>
-        </w:r>
-        <w:r>
-          <w:rPr>
-            <w:noProof/>
-            <w:webHidden/>
-          </w:rPr>
-          <w:instrText xml:space="preserve"> PAGEREF _Toc83812947 \h </w:instrText>
+          <w:instrText xml:space="preserve"> PAGEREF _Toc242251936 \h </w:instrText>
         </w:r>
         <w:r>
           <w:rPr>
@@ -8087,23 +8262,28 @@
     </w:p>
     <w:p>
       <w:pPr>
-        <w:pStyle w:val="Tabladeilustraciones"/>
+        <w:pStyle w:val="TableofFigures"/>
         <w:tabs>
           <w:tab w:val="right" w:leader="dot" w:pos="9020"/>
         </w:tabs>
         <w:rPr>
           <w:rFonts w:asciiTheme="minorHAnsi" w:eastAsiaTheme="minorEastAsia" w:hAnsiTheme="minorHAnsi" w:cstheme="minorBidi"/>
           <w:noProof/>
-          <w:lang w:val="es-US" w:eastAsia="es-US"/>
+          <w:color w:val="auto"/>
+          <w:kern w:val="2"/>
+          <w:sz w:val="24"/>
+          <w:szCs w:val="24"/>
+          <w:lang w:val="es-EC" w:eastAsia="es-EC"/>
+          <w14:ligatures w14:val="standardContextual"/>
         </w:rPr>
       </w:pPr>
-      <w:hyperlink w:anchor="_Toc83812948" w:history="1">
+      <w:hyperlink w:anchor="_Toc242251937" w:history="1">
         <w:r>
           <w:rPr>
-            <w:rStyle w:val="Hipervnculo"/>
+            <w:rStyle w:val="Hyperlink"/>
             <w:noProof/>
           </w:rPr>
-          <w:t>Tabla 5. Usuario secretaria</w:t>
+          <w:t>Tabla 9.Interfaces de software</w:t>
         </w:r>
         <w:r>
           <w:rPr>
@@ -8124,147 +8304,7 @@
             <w:noProof/>
             <w:webHidden/>
           </w:rPr>
-          <w:instrText xml:space="preserve"> PAGEREF _Toc83812948 \h </w:instrText>
-        </w:r>
-        <w:r>
-          <w:rPr>
-            <w:noProof/>
-            <w:webHidden/>
-          </w:rPr>
-        </w:r>
-        <w:r>
-          <w:rPr>
-            <w:noProof/>
-            <w:webHidden/>
-          </w:rPr>
-          <w:fldChar w:fldCharType="separate"/>
-        </w:r>
-        <w:r>
-          <w:rPr>
-            <w:noProof/>
-            <w:webHidden/>
-          </w:rPr>
-          <w:t>12</w:t>
-        </w:r>
-        <w:r>
-          <w:rPr>
-            <w:noProof/>
-            <w:webHidden/>
-          </w:rPr>
-          <w:fldChar w:fldCharType="end"/>
-        </w:r>
-      </w:hyperlink>
-    </w:p>
-    <w:p>
-      <w:pPr>
-        <w:pStyle w:val="Tabladeilustraciones"/>
-        <w:tabs>
-          <w:tab w:val="right" w:leader="dot" w:pos="9020"/>
-        </w:tabs>
-        <w:rPr>
-          <w:rFonts w:asciiTheme="minorHAnsi" w:eastAsiaTheme="minorEastAsia" w:hAnsiTheme="minorHAnsi" w:cstheme="minorBidi"/>
-          <w:noProof/>
-          <w:lang w:val="es-US" w:eastAsia="es-US"/>
-        </w:rPr>
-      </w:pPr>
-      <w:hyperlink w:anchor="_Toc83812949" w:history="1">
-        <w:r>
-          <w:rPr>
-            <w:rStyle w:val="Hipervnculo"/>
-            <w:noProof/>
-          </w:rPr>
-          <w:t>Tabla 6. Usuario Jefe de taller</w:t>
-        </w:r>
-        <w:r>
-          <w:rPr>
-            <w:noProof/>
-            <w:webHidden/>
-          </w:rPr>
-          <w:tab/>
-        </w:r>
-        <w:r>
-          <w:rPr>
-            <w:noProof/>
-            <w:webHidden/>
-          </w:rPr>
-          <w:fldChar w:fldCharType="begin"/>
-        </w:r>
-        <w:r>
-          <w:rPr>
-            <w:noProof/>
-            <w:webHidden/>
-          </w:rPr>
-          <w:instrText xml:space="preserve"> PAGEREF _Toc83812949 \h </w:instrText>
-        </w:r>
-        <w:r>
-          <w:rPr>
-            <w:noProof/>
-            <w:webHidden/>
-          </w:rPr>
-        </w:r>
-        <w:r>
-          <w:rPr>
-            <w:noProof/>
-            <w:webHidden/>
-          </w:rPr>
-          <w:fldChar w:fldCharType="separate"/>
-        </w:r>
-        <w:r>
-          <w:rPr>
-            <w:noProof/>
-            <w:webHidden/>
-          </w:rPr>
-          <w:t>12</w:t>
-        </w:r>
-        <w:r>
-          <w:rPr>
-            <w:noProof/>
-            <w:webHidden/>
-          </w:rPr>
-          <w:fldChar w:fldCharType="end"/>
-        </w:r>
-      </w:hyperlink>
-    </w:p>
-    <w:p>
-      <w:pPr>
-        <w:pStyle w:val="Tabladeilustraciones"/>
-        <w:tabs>
-          <w:tab w:val="right" w:leader="dot" w:pos="9020"/>
-        </w:tabs>
-        <w:rPr>
-          <w:rFonts w:asciiTheme="minorHAnsi" w:eastAsiaTheme="minorEastAsia" w:hAnsiTheme="minorHAnsi" w:cstheme="minorBidi"/>
-          <w:noProof/>
-          <w:lang w:val="es-US" w:eastAsia="es-US"/>
-        </w:rPr>
-      </w:pPr>
-      <w:hyperlink w:anchor="_Toc83812950" w:history="1">
-        <w:r>
-          <w:rPr>
-            <w:rStyle w:val="Hipervnculo"/>
-            <w:noProof/>
-          </w:rPr>
-          <w:t>Tabla 7. Usuario Cliente</w:t>
-        </w:r>
-        <w:r>
-          <w:rPr>
-            <w:noProof/>
-            <w:webHidden/>
-          </w:rPr>
-          <w:tab/>
-        </w:r>
-        <w:r>
-          <w:rPr>
-            <w:noProof/>
-            <w:webHidden/>
-          </w:rPr>
-          <w:fldChar w:fldCharType="begin"/>
-        </w:r>
-        <w:r>
-          <w:rPr>
-            <w:noProof/>
-            <w:webHidden/>
-          </w:rPr>
-          <w:instrText xml:space="preserve"> PAGEREF _Toc83812950 \h </w:instrText>
+          <w:instrText xml:space="preserve"> PAGEREF _Toc242251937 \h </w:instrText>
         </w:r>
         <w:r>
           <w:rPr>
@@ -8297,23 +8337,28 @@
     </w:p>
     <w:p>
       <w:pPr>
-        <w:pStyle w:val="Tabladeilustraciones"/>
+        <w:pStyle w:val="TableofFigures"/>
         <w:tabs>
           <w:tab w:val="right" w:leader="dot" w:pos="9020"/>
         </w:tabs>
         <w:rPr>
           <w:rFonts w:asciiTheme="minorHAnsi" w:eastAsiaTheme="minorEastAsia" w:hAnsiTheme="minorHAnsi" w:cstheme="minorBidi"/>
           <w:noProof/>
-          <w:lang w:val="es-US" w:eastAsia="es-US"/>
+          <w:color w:val="auto"/>
+          <w:kern w:val="2"/>
+          <w:sz w:val="24"/>
+          <w:szCs w:val="24"/>
+          <w:lang w:val="es-EC" w:eastAsia="es-EC"/>
+          <w14:ligatures w14:val="standardContextual"/>
         </w:rPr>
       </w:pPr>
-      <w:hyperlink w:anchor="_Toc83812951" w:history="1">
+      <w:hyperlink w:anchor="_Toc242251938" w:history="1">
         <w:r>
           <w:rPr>
-            <w:rStyle w:val="Hipervnculo"/>
+            <w:rStyle w:val="Hyperlink"/>
             <w:noProof/>
           </w:rPr>
-          <w:t>Tabla 8. Requisitos de interfaces de hardware</w:t>
+          <w:t>Tabla 10. Autenticar el acceso de los clientes</w:t>
         </w:r>
         <w:r>
           <w:rPr>
@@ -8334,7 +8379,7 @@
             <w:noProof/>
             <w:webHidden/>
           </w:rPr>
-          <w:instrText xml:space="preserve"> PAGEREF _Toc83812951 \h </w:instrText>
+          <w:instrText xml:space="preserve"> PAGEREF _Toc242251938 \h </w:instrText>
         </w:r>
         <w:r>
           <w:rPr>
@@ -8367,23 +8412,28 @@
     </w:p>
     <w:p>
       <w:pPr>
-        <w:pStyle w:val="Tabladeilustraciones"/>
+        <w:pStyle w:val="TableofFigures"/>
         <w:tabs>
           <w:tab w:val="right" w:leader="dot" w:pos="9020"/>
         </w:tabs>
         <w:rPr>
           <w:rFonts w:asciiTheme="minorHAnsi" w:eastAsiaTheme="minorEastAsia" w:hAnsiTheme="minorHAnsi" w:cstheme="minorBidi"/>
           <w:noProof/>
-          <w:lang w:val="es-US" w:eastAsia="es-US"/>
+          <w:color w:val="auto"/>
+          <w:kern w:val="2"/>
+          <w:sz w:val="24"/>
+          <w:szCs w:val="24"/>
+          <w:lang w:val="es-EC" w:eastAsia="es-EC"/>
+          <w14:ligatures w14:val="standardContextual"/>
         </w:rPr>
       </w:pPr>
-      <w:hyperlink w:anchor="_Toc83812952" w:history="1">
+      <w:hyperlink w:anchor="_Toc242251939" w:history="1">
         <w:r>
           <w:rPr>
-            <w:rStyle w:val="Hipervnculo"/>
+            <w:rStyle w:val="Hyperlink"/>
             <w:noProof/>
           </w:rPr>
-          <w:t>Tabla 9.Interfaces de software</w:t>
+          <w:t>Tabla 11. Realizar conversiones</w:t>
         </w:r>
         <w:r>
           <w:rPr>
@@ -8404,7 +8454,157 @@
             <w:noProof/>
             <w:webHidden/>
           </w:rPr>
-          <w:instrText xml:space="preserve"> PAGEREF _Toc83812952 \h </w:instrText>
+          <w:instrText xml:space="preserve"> PAGEREF _Toc242251939 \h </w:instrText>
+        </w:r>
+        <w:r>
+          <w:rPr>
+            <w:noProof/>
+            <w:webHidden/>
+          </w:rPr>
+        </w:r>
+        <w:r>
+          <w:rPr>
+            <w:noProof/>
+            <w:webHidden/>
+          </w:rPr>
+          <w:fldChar w:fldCharType="separate"/>
+        </w:r>
+        <w:r>
+          <w:rPr>
+            <w:noProof/>
+            <w:webHidden/>
+          </w:rPr>
+          <w:t>14</w:t>
+        </w:r>
+        <w:r>
+          <w:rPr>
+            <w:noProof/>
+            <w:webHidden/>
+          </w:rPr>
+          <w:fldChar w:fldCharType="end"/>
+        </w:r>
+      </w:hyperlink>
+    </w:p>
+    <w:p>
+      <w:pPr>
+        <w:pStyle w:val="TableofFigures"/>
+        <w:tabs>
+          <w:tab w:val="right" w:leader="dot" w:pos="9020"/>
+        </w:tabs>
+        <w:rPr>
+          <w:rFonts w:asciiTheme="minorHAnsi" w:eastAsiaTheme="minorEastAsia" w:hAnsiTheme="minorHAnsi" w:cstheme="minorBidi"/>
+          <w:noProof/>
+          <w:color w:val="auto"/>
+          <w:kern w:val="2"/>
+          <w:sz w:val="24"/>
+          <w:szCs w:val="24"/>
+          <w:lang w:val="es-EC" w:eastAsia="es-EC"/>
+          <w14:ligatures w14:val="standardContextual"/>
+        </w:rPr>
+      </w:pPr>
+      <w:hyperlink w:anchor="_Toc242251940" w:history="1">
+        <w:r>
+          <w:rPr>
+            <w:rStyle w:val="Hyperlink"/>
+            <w:noProof/>
+          </w:rPr>
+          <w:t>Tabla 12. Consultar el catálogo de unidades</w:t>
+        </w:r>
+        <w:r>
+          <w:rPr>
+            <w:noProof/>
+            <w:webHidden/>
+          </w:rPr>
+          <w:tab/>
+        </w:r>
+        <w:r>
+          <w:rPr>
+            <w:noProof/>
+            <w:webHidden/>
+          </w:rPr>
+          <w:fldChar w:fldCharType="begin"/>
+        </w:r>
+        <w:r>
+          <w:rPr>
+            <w:noProof/>
+            <w:webHidden/>
+          </w:rPr>
+          <w:instrText xml:space="preserve"> PAGEREF _Toc242251940 \h </w:instrText>
+        </w:r>
+        <w:r>
+          <w:rPr>
+            <w:noProof/>
+            <w:webHidden/>
+          </w:rPr>
+        </w:r>
+        <w:r>
+          <w:rPr>
+            <w:noProof/>
+            <w:webHidden/>
+          </w:rPr>
+          <w:fldChar w:fldCharType="separate"/>
+        </w:r>
+        <w:r>
+          <w:rPr>
+            <w:noProof/>
+            <w:webHidden/>
+          </w:rPr>
+          <w:t>14</w:t>
+        </w:r>
+        <w:r>
+          <w:rPr>
+            <w:noProof/>
+            <w:webHidden/>
+          </w:rPr>
+          <w:fldChar w:fldCharType="end"/>
+        </w:r>
+      </w:hyperlink>
+    </w:p>
+    <w:p>
+      <w:pPr>
+        <w:pStyle w:val="TableofFigures"/>
+        <w:tabs>
+          <w:tab w:val="right" w:leader="dot" w:pos="9020"/>
+        </w:tabs>
+        <w:rPr>
+          <w:rFonts w:asciiTheme="minorHAnsi" w:eastAsiaTheme="minorEastAsia" w:hAnsiTheme="minorHAnsi" w:cstheme="minorBidi"/>
+          <w:noProof/>
+          <w:color w:val="auto"/>
+          <w:kern w:val="2"/>
+          <w:sz w:val="24"/>
+          <w:szCs w:val="24"/>
+          <w:lang w:val="es-EC" w:eastAsia="es-EC"/>
+          <w14:ligatures w14:val="standardContextual"/>
+        </w:rPr>
+      </w:pPr>
+      <w:hyperlink w:anchor="_Toc242251941" w:history="1">
+        <w:r>
+          <w:rPr>
+            <w:rStyle w:val="Hyperlink"/>
+            <w:noProof/>
+          </w:rPr>
+          <w:t>Tabla 13. Respuestas Estructuradas</w:t>
+        </w:r>
+        <w:r>
+          <w:rPr>
+            <w:noProof/>
+            <w:webHidden/>
+          </w:rPr>
+          <w:tab/>
+        </w:r>
+        <w:r>
+          <w:rPr>
+            <w:noProof/>
+            <w:webHidden/>
+          </w:rPr>
+          <w:fldChar w:fldCharType="begin"/>
+        </w:r>
+        <w:r>
+          <w:rPr>
+            <w:noProof/>
+            <w:webHidden/>
+          </w:rPr>
+          <w:instrText xml:space="preserve"> PAGEREF _Toc242251941 \h </w:instrText>
         </w:r>
         <w:r>
           <w:rPr>
@@ -8437,23 +8637,28 @@
     </w:p>
     <w:p>
       <w:pPr>
-        <w:pStyle w:val="Tabladeilustraciones"/>
+        <w:pStyle w:val="TableofFigures"/>
         <w:tabs>
           <w:tab w:val="right" w:leader="dot" w:pos="9020"/>
         </w:tabs>
         <w:rPr>
           <w:rFonts w:asciiTheme="minorHAnsi" w:eastAsiaTheme="minorEastAsia" w:hAnsiTheme="minorHAnsi" w:cstheme="minorBidi"/>
           <w:noProof/>
-          <w:lang w:val="es-US" w:eastAsia="es-US"/>
+          <w:color w:val="auto"/>
+          <w:kern w:val="2"/>
+          <w:sz w:val="24"/>
+          <w:szCs w:val="24"/>
+          <w:lang w:val="es-EC" w:eastAsia="es-EC"/>
+          <w14:ligatures w14:val="standardContextual"/>
         </w:rPr>
       </w:pPr>
-      <w:hyperlink w:anchor="_Toc83812953" w:history="1">
+      <w:hyperlink w:anchor="_Toc242251942" w:history="1">
         <w:r>
           <w:rPr>
-            <w:rStyle w:val="Hipervnculo"/>
+            <w:rStyle w:val="Hyperlink"/>
             <w:noProof/>
           </w:rPr>
-          <w:t>Tabla 10. Registrar clientes</w:t>
+          <w:t>Tabla 14. Actor Usuario</w:t>
         </w:r>
         <w:r>
           <w:rPr>
@@ -8474,7 +8679,7 @@
             <w:noProof/>
             <w:webHidden/>
           </w:rPr>
-          <w:instrText xml:space="preserve"> PAGEREF _Toc83812953 \h </w:instrText>
+          <w:instrText xml:space="preserve"> PAGEREF _Toc242251942 \h </w:instrText>
         </w:r>
         <w:r>
           <w:rPr>
@@ -8494,7 +8699,7 @@
             <w:noProof/>
             <w:webHidden/>
           </w:rPr>
-          <w:t>16</w:t>
+          <w:t>15</w:t>
         </w:r>
         <w:r>
           <w:rPr>
@@ -8507,23 +8712,28 @@
     </w:p>
     <w:p>
       <w:pPr>
-        <w:pStyle w:val="Tabladeilustraciones"/>
+        <w:pStyle w:val="TableofFigures"/>
         <w:tabs>
           <w:tab w:val="right" w:leader="dot" w:pos="9020"/>
         </w:tabs>
         <w:rPr>
           <w:rFonts w:asciiTheme="minorHAnsi" w:eastAsiaTheme="minorEastAsia" w:hAnsiTheme="minorHAnsi" w:cstheme="minorBidi"/>
           <w:noProof/>
-          <w:lang w:val="es-US" w:eastAsia="es-US"/>
+          <w:color w:val="auto"/>
+          <w:kern w:val="2"/>
+          <w:sz w:val="24"/>
+          <w:szCs w:val="24"/>
+          <w:lang w:val="es-EC" w:eastAsia="es-EC"/>
+          <w14:ligatures w14:val="standardContextual"/>
         </w:rPr>
       </w:pPr>
-      <w:hyperlink w:anchor="_Toc83812954" w:history="1">
+      <w:hyperlink w:anchor="_Toc242251943" w:history="1">
         <w:r>
           <w:rPr>
-            <w:rStyle w:val="Hipervnculo"/>
+            <w:rStyle w:val="Hyperlink"/>
             <w:noProof/>
           </w:rPr>
-          <w:t>Tabla 11. Asignar mecánico</w:t>
+          <w:t>Tabla 15. Actor Cliente Consola</w:t>
         </w:r>
         <w:r>
           <w:rPr>
@@ -8544,7 +8754,7 @@
             <w:noProof/>
             <w:webHidden/>
           </w:rPr>
-          <w:instrText xml:space="preserve"> PAGEREF _Toc83812954 \h </w:instrText>
+          <w:instrText xml:space="preserve"> PAGEREF _Toc242251943 \h </w:instrText>
         </w:r>
         <w:r>
           <w:rPr>
@@ -8564,7 +8774,7 @@
             <w:noProof/>
             <w:webHidden/>
           </w:rPr>
-          <w:t>16</w:t>
+          <w:t>15</w:t>
         </w:r>
         <w:r>
           <w:rPr>
@@ -8577,23 +8787,28 @@
     </w:p>
     <w:p>
       <w:pPr>
-        <w:pStyle w:val="Tabladeilustraciones"/>
+        <w:pStyle w:val="TableofFigures"/>
         <w:tabs>
           <w:tab w:val="right" w:leader="dot" w:pos="9020"/>
         </w:tabs>
         <w:rPr>
           <w:rFonts w:asciiTheme="minorHAnsi" w:eastAsiaTheme="minorEastAsia" w:hAnsiTheme="minorHAnsi" w:cstheme="minorBidi"/>
           <w:noProof/>
-          <w:lang w:val="es-US" w:eastAsia="es-US"/>
+          <w:color w:val="auto"/>
+          <w:kern w:val="2"/>
+          <w:sz w:val="24"/>
+          <w:szCs w:val="24"/>
+          <w:lang w:val="es-EC" w:eastAsia="es-EC"/>
+          <w14:ligatures w14:val="standardContextual"/>
         </w:rPr>
       </w:pPr>
-      <w:hyperlink w:anchor="_Toc83812955" w:history="1">
+      <w:hyperlink w:anchor="_Toc242251944" w:history="1">
         <w:r>
           <w:rPr>
-            <w:rStyle w:val="Hipervnculo"/>
+            <w:rStyle w:val="Hyperlink"/>
             <w:noProof/>
           </w:rPr>
-          <w:t>Tabla 12. Realizar el Parte de reparación.</w:t>
+          <w:t>Tabla 16. Actor Cliente Escritorio</w:t>
         </w:r>
         <w:r>
           <w:rPr>
@@ -8614,7 +8829,307 @@
             <w:noProof/>
             <w:webHidden/>
           </w:rPr>
-          <w:instrText xml:space="preserve"> PAGEREF _Toc83812955 \h </w:instrText>
+          <w:instrText xml:space="preserve"> PAGEREF _Toc242251944 \h </w:instrText>
+        </w:r>
+        <w:r>
+          <w:rPr>
+            <w:noProof/>
+            <w:webHidden/>
+          </w:rPr>
+        </w:r>
+        <w:r>
+          <w:rPr>
+            <w:noProof/>
+            <w:webHidden/>
+          </w:rPr>
+          <w:fldChar w:fldCharType="separate"/>
+        </w:r>
+        <w:r>
+          <w:rPr>
+            <w:noProof/>
+            <w:webHidden/>
+          </w:rPr>
+          <w:t>15</w:t>
+        </w:r>
+        <w:r>
+          <w:rPr>
+            <w:noProof/>
+            <w:webHidden/>
+          </w:rPr>
+          <w:fldChar w:fldCharType="end"/>
+        </w:r>
+      </w:hyperlink>
+    </w:p>
+    <w:p>
+      <w:pPr>
+        <w:pStyle w:val="TableofFigures"/>
+        <w:tabs>
+          <w:tab w:val="right" w:leader="dot" w:pos="9020"/>
+        </w:tabs>
+        <w:rPr>
+          <w:rFonts w:asciiTheme="minorHAnsi" w:eastAsiaTheme="minorEastAsia" w:hAnsiTheme="minorHAnsi" w:cstheme="minorBidi"/>
+          <w:noProof/>
+          <w:color w:val="auto"/>
+          <w:kern w:val="2"/>
+          <w:sz w:val="24"/>
+          <w:szCs w:val="24"/>
+          <w:lang w:val="es-EC" w:eastAsia="es-EC"/>
+          <w14:ligatures w14:val="standardContextual"/>
+        </w:rPr>
+      </w:pPr>
+      <w:hyperlink w:anchor="_Toc242251945" w:history="1">
+        <w:r>
+          <w:rPr>
+            <w:rStyle w:val="Hyperlink"/>
+            <w:noProof/>
+          </w:rPr>
+          <w:t>Tabla 17. Actor Cliente Web</w:t>
+        </w:r>
+        <w:r>
+          <w:rPr>
+            <w:noProof/>
+            <w:webHidden/>
+          </w:rPr>
+          <w:tab/>
+        </w:r>
+        <w:r>
+          <w:rPr>
+            <w:noProof/>
+            <w:webHidden/>
+          </w:rPr>
+          <w:fldChar w:fldCharType="begin"/>
+        </w:r>
+        <w:r>
+          <w:rPr>
+            <w:noProof/>
+            <w:webHidden/>
+          </w:rPr>
+          <w:instrText xml:space="preserve"> PAGEREF _Toc242251945 \h </w:instrText>
+        </w:r>
+        <w:r>
+          <w:rPr>
+            <w:noProof/>
+            <w:webHidden/>
+          </w:rPr>
+        </w:r>
+        <w:r>
+          <w:rPr>
+            <w:noProof/>
+            <w:webHidden/>
+          </w:rPr>
+          <w:fldChar w:fldCharType="separate"/>
+        </w:r>
+        <w:r>
+          <w:rPr>
+            <w:noProof/>
+            <w:webHidden/>
+          </w:rPr>
+          <w:t>15</w:t>
+        </w:r>
+        <w:r>
+          <w:rPr>
+            <w:noProof/>
+            <w:webHidden/>
+          </w:rPr>
+          <w:fldChar w:fldCharType="end"/>
+        </w:r>
+      </w:hyperlink>
+    </w:p>
+    <w:p>
+      <w:pPr>
+        <w:pStyle w:val="TableofFigures"/>
+        <w:tabs>
+          <w:tab w:val="right" w:leader="dot" w:pos="9020"/>
+        </w:tabs>
+        <w:rPr>
+          <w:rFonts w:asciiTheme="minorHAnsi" w:eastAsiaTheme="minorEastAsia" w:hAnsiTheme="minorHAnsi" w:cstheme="minorBidi"/>
+          <w:noProof/>
+          <w:color w:val="auto"/>
+          <w:kern w:val="2"/>
+          <w:sz w:val="24"/>
+          <w:szCs w:val="24"/>
+          <w:lang w:val="es-EC" w:eastAsia="es-EC"/>
+          <w14:ligatures w14:val="standardContextual"/>
+        </w:rPr>
+      </w:pPr>
+      <w:hyperlink w:anchor="_Toc242251946" w:history="1">
+        <w:r>
+          <w:rPr>
+            <w:rStyle w:val="Hyperlink"/>
+            <w:noProof/>
+          </w:rPr>
+          <w:t>Tabla 18. Actor Cliente Móvil Android</w:t>
+        </w:r>
+        <w:r>
+          <w:rPr>
+            <w:noProof/>
+            <w:webHidden/>
+          </w:rPr>
+          <w:tab/>
+        </w:r>
+        <w:r>
+          <w:rPr>
+            <w:noProof/>
+            <w:webHidden/>
+          </w:rPr>
+          <w:fldChar w:fldCharType="begin"/>
+        </w:r>
+        <w:r>
+          <w:rPr>
+            <w:noProof/>
+            <w:webHidden/>
+          </w:rPr>
+          <w:instrText xml:space="preserve"> PAGEREF _Toc242251946 \h </w:instrText>
+        </w:r>
+        <w:r>
+          <w:rPr>
+            <w:noProof/>
+            <w:webHidden/>
+          </w:rPr>
+        </w:r>
+        <w:r>
+          <w:rPr>
+            <w:noProof/>
+            <w:webHidden/>
+          </w:rPr>
+          <w:fldChar w:fldCharType="separate"/>
+        </w:r>
+        <w:r>
+          <w:rPr>
+            <w:noProof/>
+            <w:webHidden/>
+          </w:rPr>
+          <w:t>15</w:t>
+        </w:r>
+        <w:r>
+          <w:rPr>
+            <w:noProof/>
+            <w:webHidden/>
+          </w:rPr>
+          <w:fldChar w:fldCharType="end"/>
+        </w:r>
+      </w:hyperlink>
+    </w:p>
+    <w:p>
+      <w:pPr>
+        <w:pStyle w:val="TableofFigures"/>
+        <w:tabs>
+          <w:tab w:val="right" w:leader="dot" w:pos="9020"/>
+        </w:tabs>
+        <w:rPr>
+          <w:rFonts w:asciiTheme="minorHAnsi" w:eastAsiaTheme="minorEastAsia" w:hAnsiTheme="minorHAnsi" w:cstheme="minorBidi"/>
+          <w:noProof/>
+          <w:color w:val="auto"/>
+          <w:kern w:val="2"/>
+          <w:sz w:val="24"/>
+          <w:szCs w:val="24"/>
+          <w:lang w:val="es-EC" w:eastAsia="es-EC"/>
+          <w14:ligatures w14:val="standardContextual"/>
+        </w:rPr>
+      </w:pPr>
+      <w:hyperlink w:anchor="_Toc242251947" w:history="1">
+        <w:r>
+          <w:rPr>
+            <w:rStyle w:val="Hyperlink"/>
+            <w:noProof/>
+          </w:rPr>
+          <w:t>Tabla 19. Lista de requisitos funcionales</w:t>
+        </w:r>
+        <w:r>
+          <w:rPr>
+            <w:noProof/>
+            <w:webHidden/>
+          </w:rPr>
+          <w:tab/>
+        </w:r>
+        <w:r>
+          <w:rPr>
+            <w:noProof/>
+            <w:webHidden/>
+          </w:rPr>
+          <w:fldChar w:fldCharType="begin"/>
+        </w:r>
+        <w:r>
+          <w:rPr>
+            <w:noProof/>
+            <w:webHidden/>
+          </w:rPr>
+          <w:instrText xml:space="preserve"> PAGEREF _Toc242251947 \h </w:instrText>
+        </w:r>
+        <w:r>
+          <w:rPr>
+            <w:noProof/>
+            <w:webHidden/>
+          </w:rPr>
+        </w:r>
+        <w:r>
+          <w:rPr>
+            <w:noProof/>
+            <w:webHidden/>
+          </w:rPr>
+          <w:fldChar w:fldCharType="separate"/>
+        </w:r>
+        <w:r>
+          <w:rPr>
+            <w:noProof/>
+            <w:webHidden/>
+          </w:rPr>
+          <w:t>15</w:t>
+        </w:r>
+        <w:r>
+          <w:rPr>
+            <w:noProof/>
+            <w:webHidden/>
+          </w:rPr>
+          <w:fldChar w:fldCharType="end"/>
+        </w:r>
+      </w:hyperlink>
+    </w:p>
+    <w:p>
+      <w:pPr>
+        <w:pStyle w:val="TableofFigures"/>
+        <w:tabs>
+          <w:tab w:val="right" w:leader="dot" w:pos="9020"/>
+        </w:tabs>
+        <w:rPr>
+          <w:rFonts w:asciiTheme="minorHAnsi" w:eastAsiaTheme="minorEastAsia" w:hAnsiTheme="minorHAnsi" w:cstheme="minorBidi"/>
+          <w:noProof/>
+          <w:color w:val="auto"/>
+          <w:kern w:val="2"/>
+          <w:sz w:val="24"/>
+          <w:szCs w:val="24"/>
+          <w:lang w:val="es-EC" w:eastAsia="es-EC"/>
+          <w14:ligatures w14:val="standardContextual"/>
+        </w:rPr>
+      </w:pPr>
+      <w:hyperlink w:anchor="_Toc242251948" w:history="1">
+        <w:r>
+          <w:rPr>
+            <w:rStyle w:val="Hyperlink"/>
+            <w:noProof/>
+          </w:rPr>
+          <w:t>Tabla 20. Autenticar Cliente</w:t>
+        </w:r>
+        <w:r>
+          <w:rPr>
+            <w:noProof/>
+            <w:webHidden/>
+          </w:rPr>
+          <w:tab/>
+        </w:r>
+        <w:r>
+          <w:rPr>
+            <w:noProof/>
+            <w:webHidden/>
+          </w:rPr>
+          <w:fldChar w:fldCharType="begin"/>
+        </w:r>
+        <w:r>
+          <w:rPr>
+            <w:noProof/>
+            <w:webHidden/>
+          </w:rPr>
+          <w:instrText xml:space="preserve"> PAGEREF _Toc242251948 \h </w:instrText>
         </w:r>
         <w:r>
           <w:rPr>
@@ -8647,23 +9162,28 @@
     </w:p>
     <w:p>
       <w:pPr>
-        <w:pStyle w:val="Tabladeilustraciones"/>
+        <w:pStyle w:val="TableofFigures"/>
         <w:tabs>
           <w:tab w:val="right" w:leader="dot" w:pos="9020"/>
         </w:tabs>
         <w:rPr>
           <w:rFonts w:asciiTheme="minorHAnsi" w:eastAsiaTheme="minorEastAsia" w:hAnsiTheme="minorHAnsi" w:cstheme="minorBidi"/>
           <w:noProof/>
-          <w:lang w:val="es-US" w:eastAsia="es-US"/>
+          <w:color w:val="auto"/>
+          <w:kern w:val="2"/>
+          <w:sz w:val="24"/>
+          <w:szCs w:val="24"/>
+          <w:lang w:val="es-EC" w:eastAsia="es-EC"/>
+          <w14:ligatures w14:val="standardContextual"/>
         </w:rPr>
       </w:pPr>
-      <w:hyperlink w:anchor="_Toc83812956" w:history="1">
+      <w:hyperlink w:anchor="_Toc242251949" w:history="1">
         <w:r>
           <w:rPr>
-            <w:rStyle w:val="Hipervnculo"/>
+            <w:rStyle w:val="Hyperlink"/>
             <w:noProof/>
           </w:rPr>
-          <w:t>Tabla 13. Crear factura</w:t>
+          <w:t>Tabla 21. Consultar catálogo</w:t>
         </w:r>
         <w:r>
           <w:rPr>
@@ -8684,7 +9204,7 @@
             <w:noProof/>
             <w:webHidden/>
           </w:rPr>
-          <w:instrText xml:space="preserve"> PAGEREF _Toc83812956 \h </w:instrText>
+          <w:instrText xml:space="preserve"> PAGEREF _Toc242251949 \h </w:instrText>
         </w:r>
         <w:r>
           <w:rPr>
@@ -8717,23 +9237,28 @@
     </w:p>
     <w:p>
       <w:pPr>
-        <w:pStyle w:val="Tabladeilustraciones"/>
+        <w:pStyle w:val="TableofFigures"/>
         <w:tabs>
           <w:tab w:val="right" w:leader="dot" w:pos="9020"/>
         </w:tabs>
         <w:rPr>
           <w:rFonts w:asciiTheme="minorHAnsi" w:eastAsiaTheme="minorEastAsia" w:hAnsiTheme="minorHAnsi" w:cstheme="minorBidi"/>
           <w:noProof/>
-          <w:lang w:val="es-US" w:eastAsia="es-US"/>
+          <w:color w:val="auto"/>
+          <w:kern w:val="2"/>
+          <w:sz w:val="24"/>
+          <w:szCs w:val="24"/>
+          <w:lang w:val="es-EC" w:eastAsia="es-EC"/>
+          <w14:ligatures w14:val="standardContextual"/>
         </w:rPr>
       </w:pPr>
-      <w:hyperlink w:anchor="_Toc83812957" w:history="1">
+      <w:hyperlink w:anchor="_Toc242251950" w:history="1">
         <w:r>
           <w:rPr>
-            <w:rStyle w:val="Hipervnculo"/>
+            <w:rStyle w:val="Hyperlink"/>
             <w:noProof/>
           </w:rPr>
-          <w:t>Tabla 14. Actor Mecánico</w:t>
+          <w:t>Tabla 22. Consultar unidades por categoría</w:t>
         </w:r>
         <w:r>
           <w:rPr>
@@ -8754,7 +9279,7 @@
             <w:noProof/>
             <w:webHidden/>
           </w:rPr>
-          <w:instrText xml:space="preserve"> PAGEREF _Toc83812957 \h </w:instrText>
+          <w:instrText xml:space="preserve"> PAGEREF _Toc242251950 \h </w:instrText>
         </w:r>
         <w:r>
           <w:rPr>
@@ -8787,23 +9312,28 @@
     </w:p>
     <w:p>
       <w:pPr>
-        <w:pStyle w:val="Tabladeilustraciones"/>
+        <w:pStyle w:val="TableofFigures"/>
         <w:tabs>
           <w:tab w:val="right" w:leader="dot" w:pos="9020"/>
         </w:tabs>
         <w:rPr>
           <w:rFonts w:asciiTheme="minorHAnsi" w:eastAsiaTheme="minorEastAsia" w:hAnsiTheme="minorHAnsi" w:cstheme="minorBidi"/>
           <w:noProof/>
-          <w:lang w:val="es-US" w:eastAsia="es-US"/>
+          <w:color w:val="auto"/>
+          <w:kern w:val="2"/>
+          <w:sz w:val="24"/>
+          <w:szCs w:val="24"/>
+          <w:lang w:val="es-EC" w:eastAsia="es-EC"/>
+          <w14:ligatures w14:val="standardContextual"/>
         </w:rPr>
       </w:pPr>
-      <w:hyperlink w:anchor="_Toc83812958" w:history="1">
+      <w:hyperlink w:anchor="_Toc242251951" w:history="1">
         <w:r>
           <w:rPr>
-            <w:rStyle w:val="Hipervnculo"/>
+            <w:rStyle w:val="Hyperlink"/>
             <w:noProof/>
           </w:rPr>
-          <w:t>Tabla 15. Actor secretaria</w:t>
+          <w:t>Tabla 23. Convertir longitud</w:t>
         </w:r>
         <w:r>
           <w:rPr>
@@ -8824,7 +9354,7 @@
             <w:noProof/>
             <w:webHidden/>
           </w:rPr>
-          <w:instrText xml:space="preserve"> PAGEREF _Toc83812958 \h </w:instrText>
+          <w:instrText xml:space="preserve"> PAGEREF _Toc242251951 \h </w:instrText>
         </w:r>
         <w:r>
           <w:rPr>
@@ -8857,23 +9387,28 @@
     </w:p>
     <w:p>
       <w:pPr>
-        <w:pStyle w:val="Tabladeilustraciones"/>
+        <w:pStyle w:val="TableofFigures"/>
         <w:tabs>
           <w:tab w:val="right" w:leader="dot" w:pos="9020"/>
         </w:tabs>
         <w:rPr>
           <w:rFonts w:asciiTheme="minorHAnsi" w:eastAsiaTheme="minorEastAsia" w:hAnsiTheme="minorHAnsi" w:cstheme="minorBidi"/>
           <w:noProof/>
-          <w:lang w:val="es-US" w:eastAsia="es-US"/>
+          <w:color w:val="auto"/>
+          <w:kern w:val="2"/>
+          <w:sz w:val="24"/>
+          <w:szCs w:val="24"/>
+          <w:lang w:val="es-EC" w:eastAsia="es-EC"/>
+          <w14:ligatures w14:val="standardContextual"/>
         </w:rPr>
       </w:pPr>
-      <w:hyperlink w:anchor="_Toc83812959" w:history="1">
+      <w:hyperlink w:anchor="_Toc242251952" w:history="1">
         <w:r>
           <w:rPr>
-            <w:rStyle w:val="Hipervnculo"/>
+            <w:rStyle w:val="Hyperlink"/>
             <w:noProof/>
           </w:rPr>
-          <w:t>Tabla 16. Actor Administrador</w:t>
+          <w:t>Tabla 24. Convertir masa</w:t>
         </w:r>
         <w:r>
           <w:rPr>
@@ -8894,7 +9429,7 @@
             <w:noProof/>
             <w:webHidden/>
           </w:rPr>
-          <w:instrText xml:space="preserve"> PAGEREF _Toc83812959 \h </w:instrText>
+          <w:instrText xml:space="preserve"> PAGEREF _Toc242251952 \h </w:instrText>
         </w:r>
         <w:r>
           <w:rPr>
@@ -8927,23 +9462,28 @@
     </w:p>
     <w:p>
       <w:pPr>
-        <w:pStyle w:val="Tabladeilustraciones"/>
+        <w:pStyle w:val="TableofFigures"/>
         <w:tabs>
           <w:tab w:val="right" w:leader="dot" w:pos="9020"/>
         </w:tabs>
         <w:rPr>
           <w:rFonts w:asciiTheme="minorHAnsi" w:eastAsiaTheme="minorEastAsia" w:hAnsiTheme="minorHAnsi" w:cstheme="minorBidi"/>
           <w:noProof/>
-          <w:lang w:val="es-US" w:eastAsia="es-US"/>
+          <w:color w:val="auto"/>
+          <w:kern w:val="2"/>
+          <w:sz w:val="24"/>
+          <w:szCs w:val="24"/>
+          <w:lang w:val="es-EC" w:eastAsia="es-EC"/>
+          <w14:ligatures w14:val="standardContextual"/>
         </w:rPr>
       </w:pPr>
-      <w:hyperlink w:anchor="_Toc83812960" w:history="1">
+      <w:hyperlink w:anchor="_Toc242251953" w:history="1">
         <w:r>
           <w:rPr>
-            <w:rStyle w:val="Hipervnculo"/>
+            <w:rStyle w:val="Hyperlink"/>
             <w:noProof/>
           </w:rPr>
-          <w:t>Tabla 17. Actor Cliente</w:t>
+          <w:t>Tabla 25. Convertir temperatura</w:t>
         </w:r>
         <w:r>
           <w:rPr>
@@ -8964,77 +9504,7 @@
             <w:noProof/>
             <w:webHidden/>
           </w:rPr>
-          <w:instrText xml:space="preserve"> PAGEREF _Toc83812960 \h </w:instrText>
-        </w:r>
-        <w:r>
-          <w:rPr>
-            <w:noProof/>
-            <w:webHidden/>
-          </w:rPr>
-        </w:r>
-        <w:r>
-          <w:rPr>
-            <w:noProof/>
-            <w:webHidden/>
-          </w:rPr>
-          <w:fldChar w:fldCharType="separate"/>
-        </w:r>
-        <w:r>
-          <w:rPr>
-            <w:noProof/>
-            <w:webHidden/>
-          </w:rPr>
-          <w:t>17</w:t>
-        </w:r>
-        <w:r>
-          <w:rPr>
-            <w:noProof/>
-            <w:webHidden/>
-          </w:rPr>
-          <w:fldChar w:fldCharType="end"/>
-        </w:r>
-      </w:hyperlink>
-    </w:p>
-    <w:p>
-      <w:pPr>
-        <w:pStyle w:val="Tabladeilustraciones"/>
-        <w:tabs>
-          <w:tab w:val="right" w:leader="dot" w:pos="9020"/>
-        </w:tabs>
-        <w:rPr>
-          <w:rFonts w:asciiTheme="minorHAnsi" w:eastAsiaTheme="minorEastAsia" w:hAnsiTheme="minorHAnsi" w:cstheme="minorBidi"/>
-          <w:noProof/>
-          <w:lang w:val="es-US" w:eastAsia="es-US"/>
-        </w:rPr>
-      </w:pPr>
-      <w:hyperlink w:anchor="_Toc83812961" w:history="1">
-        <w:r>
-          <w:rPr>
-            <w:rStyle w:val="Hipervnculo"/>
-            <w:noProof/>
-          </w:rPr>
-          <w:t>Tabla 18. Lista de requisitos funcionales</w:t>
-        </w:r>
-        <w:r>
-          <w:rPr>
-            <w:noProof/>
-            <w:webHidden/>
-          </w:rPr>
-          <w:tab/>
-        </w:r>
-        <w:r>
-          <w:rPr>
-            <w:noProof/>
-            <w:webHidden/>
-          </w:rPr>
-          <w:fldChar w:fldCharType="begin"/>
-        </w:r>
-        <w:r>
-          <w:rPr>
-            <w:noProof/>
-            <w:webHidden/>
-          </w:rPr>
-          <w:instrText xml:space="preserve"> PAGEREF _Toc83812961 \h </w:instrText>
+          <w:instrText xml:space="preserve"> PAGEREF _Toc242251953 \h </w:instrText>
         </w:r>
         <w:r>
           <w:rPr>
@@ -9067,23 +9537,28 @@
     </w:p>
     <w:p>
       <w:pPr>
-        <w:pStyle w:val="Tabladeilustraciones"/>
+        <w:pStyle w:val="TableofFigures"/>
         <w:tabs>
           <w:tab w:val="right" w:leader="dot" w:pos="9020"/>
         </w:tabs>
         <w:rPr>
           <w:rFonts w:asciiTheme="minorHAnsi" w:eastAsiaTheme="minorEastAsia" w:hAnsiTheme="minorHAnsi" w:cstheme="minorBidi"/>
           <w:noProof/>
-          <w:lang w:val="es-US" w:eastAsia="es-US"/>
+          <w:color w:val="auto"/>
+          <w:kern w:val="2"/>
+          <w:sz w:val="24"/>
+          <w:szCs w:val="24"/>
+          <w:lang w:val="es-EC" w:eastAsia="es-EC"/>
+          <w14:ligatures w14:val="standardContextual"/>
         </w:rPr>
       </w:pPr>
-      <w:hyperlink w:anchor="_Toc83812962" w:history="1">
+      <w:hyperlink w:anchor="_Toc242251954" w:history="1">
         <w:r>
           <w:rPr>
-            <w:rStyle w:val="Hipervnculo"/>
+            <w:rStyle w:val="Hyperlink"/>
             <w:noProof/>
           </w:rPr>
-          <w:t>Tabla 19. Gestionar Usuario</w:t>
+          <w:t>Tabla 26. Validar token</w:t>
         </w:r>
         <w:r>
           <w:rPr>
@@ -9104,7 +9579,682 @@
             <w:noProof/>
             <w:webHidden/>
           </w:rPr>
-          <w:instrText xml:space="preserve"> PAGEREF _Toc83812962 \h </w:instrText>
+          <w:instrText xml:space="preserve"> PAGEREF _Toc242251954 \h </w:instrText>
+        </w:r>
+        <w:r>
+          <w:rPr>
+            <w:noProof/>
+            <w:webHidden/>
+          </w:rPr>
+        </w:r>
+        <w:r>
+          <w:rPr>
+            <w:noProof/>
+            <w:webHidden/>
+          </w:rPr>
+          <w:fldChar w:fldCharType="separate"/>
+        </w:r>
+        <w:r>
+          <w:rPr>
+            <w:noProof/>
+            <w:webHidden/>
+          </w:rPr>
+          <w:t>18</w:t>
+        </w:r>
+        <w:r>
+          <w:rPr>
+            <w:noProof/>
+            <w:webHidden/>
+          </w:rPr>
+          <w:fldChar w:fldCharType="end"/>
+        </w:r>
+      </w:hyperlink>
+    </w:p>
+    <w:p>
+      <w:pPr>
+        <w:pStyle w:val="TableofFigures"/>
+        <w:tabs>
+          <w:tab w:val="right" w:leader="dot" w:pos="9020"/>
+        </w:tabs>
+        <w:rPr>
+          <w:rFonts w:asciiTheme="minorHAnsi" w:eastAsiaTheme="minorEastAsia" w:hAnsiTheme="minorHAnsi" w:cstheme="minorBidi"/>
+          <w:noProof/>
+          <w:color w:val="auto"/>
+          <w:kern w:val="2"/>
+          <w:sz w:val="24"/>
+          <w:szCs w:val="24"/>
+          <w:lang w:val="es-EC" w:eastAsia="es-EC"/>
+          <w14:ligatures w14:val="standardContextual"/>
+        </w:rPr>
+      </w:pPr>
+      <w:hyperlink w:anchor="_Toc242251955" w:history="1">
+        <w:r>
+          <w:rPr>
+            <w:rStyle w:val="Hyperlink"/>
+            <w:noProof/>
+          </w:rPr>
+          <w:t>Tabla 27. Validar datos</w:t>
+        </w:r>
+        <w:r>
+          <w:rPr>
+            <w:noProof/>
+            <w:webHidden/>
+          </w:rPr>
+          <w:tab/>
+        </w:r>
+        <w:r>
+          <w:rPr>
+            <w:noProof/>
+            <w:webHidden/>
+          </w:rPr>
+          <w:fldChar w:fldCharType="begin"/>
+        </w:r>
+        <w:r>
+          <w:rPr>
+            <w:noProof/>
+            <w:webHidden/>
+          </w:rPr>
+          <w:instrText xml:space="preserve"> PAGEREF _Toc242251955 \h </w:instrText>
+        </w:r>
+        <w:r>
+          <w:rPr>
+            <w:noProof/>
+            <w:webHidden/>
+          </w:rPr>
+        </w:r>
+        <w:r>
+          <w:rPr>
+            <w:noProof/>
+            <w:webHidden/>
+          </w:rPr>
+          <w:fldChar w:fldCharType="separate"/>
+        </w:r>
+        <w:r>
+          <w:rPr>
+            <w:noProof/>
+            <w:webHidden/>
+          </w:rPr>
+          <w:t>18</w:t>
+        </w:r>
+        <w:r>
+          <w:rPr>
+            <w:noProof/>
+            <w:webHidden/>
+          </w:rPr>
+          <w:fldChar w:fldCharType="end"/>
+        </w:r>
+      </w:hyperlink>
+    </w:p>
+    <w:p>
+      <w:pPr>
+        <w:pStyle w:val="TableofFigures"/>
+        <w:tabs>
+          <w:tab w:val="right" w:leader="dot" w:pos="9020"/>
+        </w:tabs>
+        <w:rPr>
+          <w:rFonts w:asciiTheme="minorHAnsi" w:eastAsiaTheme="minorEastAsia" w:hAnsiTheme="minorHAnsi" w:cstheme="minorBidi"/>
+          <w:noProof/>
+          <w:color w:val="auto"/>
+          <w:kern w:val="2"/>
+          <w:sz w:val="24"/>
+          <w:szCs w:val="24"/>
+          <w:lang w:val="es-EC" w:eastAsia="es-EC"/>
+          <w14:ligatures w14:val="standardContextual"/>
+        </w:rPr>
+      </w:pPr>
+      <w:hyperlink w:anchor="_Toc242251956" w:history="1">
+        <w:r>
+          <w:rPr>
+            <w:rStyle w:val="Hyperlink"/>
+            <w:noProof/>
+          </w:rPr>
+          <w:t>Tabla 28. Generar respuesta estructurada</w:t>
+        </w:r>
+        <w:r>
+          <w:rPr>
+            <w:noProof/>
+            <w:webHidden/>
+          </w:rPr>
+          <w:tab/>
+        </w:r>
+        <w:r>
+          <w:rPr>
+            <w:noProof/>
+            <w:webHidden/>
+          </w:rPr>
+          <w:fldChar w:fldCharType="begin"/>
+        </w:r>
+        <w:r>
+          <w:rPr>
+            <w:noProof/>
+            <w:webHidden/>
+          </w:rPr>
+          <w:instrText xml:space="preserve"> PAGEREF _Toc242251956 \h </w:instrText>
+        </w:r>
+        <w:r>
+          <w:rPr>
+            <w:noProof/>
+            <w:webHidden/>
+          </w:rPr>
+        </w:r>
+        <w:r>
+          <w:rPr>
+            <w:noProof/>
+            <w:webHidden/>
+          </w:rPr>
+          <w:fldChar w:fldCharType="separate"/>
+        </w:r>
+        <w:r>
+          <w:rPr>
+            <w:noProof/>
+            <w:webHidden/>
+          </w:rPr>
+          <w:t>18</w:t>
+        </w:r>
+        <w:r>
+          <w:rPr>
+            <w:noProof/>
+            <w:webHidden/>
+          </w:rPr>
+          <w:fldChar w:fldCharType="end"/>
+        </w:r>
+      </w:hyperlink>
+    </w:p>
+    <w:p>
+      <w:pPr>
+        <w:pStyle w:val="TableofFigures"/>
+        <w:tabs>
+          <w:tab w:val="right" w:leader="dot" w:pos="9020"/>
+        </w:tabs>
+        <w:rPr>
+          <w:rFonts w:asciiTheme="minorHAnsi" w:eastAsiaTheme="minorEastAsia" w:hAnsiTheme="minorHAnsi" w:cstheme="minorBidi"/>
+          <w:noProof/>
+          <w:color w:val="auto"/>
+          <w:kern w:val="2"/>
+          <w:sz w:val="24"/>
+          <w:szCs w:val="24"/>
+          <w:lang w:val="es-EC" w:eastAsia="es-EC"/>
+          <w14:ligatures w14:val="standardContextual"/>
+        </w:rPr>
+      </w:pPr>
+      <w:hyperlink w:anchor="_Toc242251957" w:history="1">
+        <w:r>
+          <w:rPr>
+            <w:rStyle w:val="Hyperlink"/>
+            <w:noProof/>
+          </w:rPr>
+          <w:t>Tabla 29. Gestionar errores</w:t>
+        </w:r>
+        <w:r>
+          <w:rPr>
+            <w:noProof/>
+            <w:webHidden/>
+          </w:rPr>
+          <w:tab/>
+        </w:r>
+        <w:r>
+          <w:rPr>
+            <w:noProof/>
+            <w:webHidden/>
+          </w:rPr>
+          <w:fldChar w:fldCharType="begin"/>
+        </w:r>
+        <w:r>
+          <w:rPr>
+            <w:noProof/>
+            <w:webHidden/>
+          </w:rPr>
+          <w:instrText xml:space="preserve"> PAGEREF _Toc242251957 \h </w:instrText>
+        </w:r>
+        <w:r>
+          <w:rPr>
+            <w:noProof/>
+            <w:webHidden/>
+          </w:rPr>
+        </w:r>
+        <w:r>
+          <w:rPr>
+            <w:noProof/>
+            <w:webHidden/>
+          </w:rPr>
+          <w:fldChar w:fldCharType="separate"/>
+        </w:r>
+        <w:r>
+          <w:rPr>
+            <w:noProof/>
+            <w:webHidden/>
+          </w:rPr>
+          <w:t>18</w:t>
+        </w:r>
+        <w:r>
+          <w:rPr>
+            <w:noProof/>
+            <w:webHidden/>
+          </w:rPr>
+          <w:fldChar w:fldCharType="end"/>
+        </w:r>
+      </w:hyperlink>
+    </w:p>
+    <w:p>
+      <w:pPr>
+        <w:pStyle w:val="TableofFigures"/>
+        <w:tabs>
+          <w:tab w:val="right" w:leader="dot" w:pos="9020"/>
+        </w:tabs>
+        <w:rPr>
+          <w:rFonts w:asciiTheme="minorHAnsi" w:eastAsiaTheme="minorEastAsia" w:hAnsiTheme="minorHAnsi" w:cstheme="minorBidi"/>
+          <w:noProof/>
+          <w:color w:val="auto"/>
+          <w:kern w:val="2"/>
+          <w:sz w:val="24"/>
+          <w:szCs w:val="24"/>
+          <w:lang w:val="es-EC" w:eastAsia="es-EC"/>
+          <w14:ligatures w14:val="standardContextual"/>
+        </w:rPr>
+      </w:pPr>
+      <w:hyperlink w:anchor="_Toc242251958" w:history="1">
+        <w:r>
+          <w:rPr>
+            <w:rStyle w:val="Hyperlink"/>
+            <w:noProof/>
+          </w:rPr>
+          <w:t>Tabla 30. Requerimiento no funcional Protocolo de Arquitectura (SOAP)</w:t>
+        </w:r>
+        <w:r>
+          <w:rPr>
+            <w:noProof/>
+            <w:webHidden/>
+          </w:rPr>
+          <w:tab/>
+        </w:r>
+        <w:r>
+          <w:rPr>
+            <w:noProof/>
+            <w:webHidden/>
+          </w:rPr>
+          <w:fldChar w:fldCharType="begin"/>
+        </w:r>
+        <w:r>
+          <w:rPr>
+            <w:noProof/>
+            <w:webHidden/>
+          </w:rPr>
+          <w:instrText xml:space="preserve"> PAGEREF _Toc242251958 \h </w:instrText>
+        </w:r>
+        <w:r>
+          <w:rPr>
+            <w:noProof/>
+            <w:webHidden/>
+          </w:rPr>
+        </w:r>
+        <w:r>
+          <w:rPr>
+            <w:noProof/>
+            <w:webHidden/>
+          </w:rPr>
+          <w:fldChar w:fldCharType="separate"/>
+        </w:r>
+        <w:r>
+          <w:rPr>
+            <w:noProof/>
+            <w:webHidden/>
+          </w:rPr>
+          <w:t>19</w:t>
+        </w:r>
+        <w:r>
+          <w:rPr>
+            <w:noProof/>
+            <w:webHidden/>
+          </w:rPr>
+          <w:fldChar w:fldCharType="end"/>
+        </w:r>
+      </w:hyperlink>
+    </w:p>
+    <w:p>
+      <w:pPr>
+        <w:pStyle w:val="TableofFigures"/>
+        <w:tabs>
+          <w:tab w:val="right" w:leader="dot" w:pos="9020"/>
+        </w:tabs>
+        <w:rPr>
+          <w:rFonts w:asciiTheme="minorHAnsi" w:eastAsiaTheme="minorEastAsia" w:hAnsiTheme="minorHAnsi" w:cstheme="minorBidi"/>
+          <w:noProof/>
+          <w:color w:val="auto"/>
+          <w:kern w:val="2"/>
+          <w:sz w:val="24"/>
+          <w:szCs w:val="24"/>
+          <w:lang w:val="es-EC" w:eastAsia="es-EC"/>
+          <w14:ligatures w14:val="standardContextual"/>
+        </w:rPr>
+      </w:pPr>
+      <w:hyperlink w:anchor="_Toc242251959" w:history="1">
+        <w:r>
+          <w:rPr>
+            <w:rStyle w:val="Hyperlink"/>
+            <w:noProof/>
+          </w:rPr>
+          <w:t>Tabla 31. Requerimiento no funcional Especificación de Software.</w:t>
+        </w:r>
+        <w:r>
+          <w:rPr>
+            <w:noProof/>
+            <w:webHidden/>
+          </w:rPr>
+          <w:tab/>
+        </w:r>
+        <w:r>
+          <w:rPr>
+            <w:noProof/>
+            <w:webHidden/>
+          </w:rPr>
+          <w:fldChar w:fldCharType="begin"/>
+        </w:r>
+        <w:r>
+          <w:rPr>
+            <w:noProof/>
+            <w:webHidden/>
+          </w:rPr>
+          <w:instrText xml:space="preserve"> PAGEREF _Toc242251959 \h </w:instrText>
+        </w:r>
+        <w:r>
+          <w:rPr>
+            <w:noProof/>
+            <w:webHidden/>
+          </w:rPr>
+        </w:r>
+        <w:r>
+          <w:rPr>
+            <w:noProof/>
+            <w:webHidden/>
+          </w:rPr>
+          <w:fldChar w:fldCharType="separate"/>
+        </w:r>
+        <w:r>
+          <w:rPr>
+            <w:noProof/>
+            <w:webHidden/>
+          </w:rPr>
+          <w:t>19</w:t>
+        </w:r>
+        <w:r>
+          <w:rPr>
+            <w:noProof/>
+            <w:webHidden/>
+          </w:rPr>
+          <w:fldChar w:fldCharType="end"/>
+        </w:r>
+      </w:hyperlink>
+    </w:p>
+    <w:p>
+      <w:pPr>
+        <w:pStyle w:val="TableofFigures"/>
+        <w:tabs>
+          <w:tab w:val="right" w:leader="dot" w:pos="9020"/>
+        </w:tabs>
+        <w:rPr>
+          <w:rFonts w:asciiTheme="minorHAnsi" w:eastAsiaTheme="minorEastAsia" w:hAnsiTheme="minorHAnsi" w:cstheme="minorBidi"/>
+          <w:noProof/>
+          <w:color w:val="auto"/>
+          <w:kern w:val="2"/>
+          <w:sz w:val="24"/>
+          <w:szCs w:val="24"/>
+          <w:lang w:val="es-EC" w:eastAsia="es-EC"/>
+          <w14:ligatures w14:val="standardContextual"/>
+        </w:rPr>
+      </w:pPr>
+      <w:hyperlink w:anchor="_Toc242251960" w:history="1">
+        <w:r>
+          <w:rPr>
+            <w:rStyle w:val="Hyperlink"/>
+            <w:noProof/>
+          </w:rPr>
+          <w:t>Tabla 32. Requerimiento no funcional Entorno de Desarrollo</w:t>
+        </w:r>
+        <w:r>
+          <w:rPr>
+            <w:noProof/>
+            <w:webHidden/>
+          </w:rPr>
+          <w:tab/>
+        </w:r>
+        <w:r>
+          <w:rPr>
+            <w:noProof/>
+            <w:webHidden/>
+          </w:rPr>
+          <w:fldChar w:fldCharType="begin"/>
+        </w:r>
+        <w:r>
+          <w:rPr>
+            <w:noProof/>
+            <w:webHidden/>
+          </w:rPr>
+          <w:instrText xml:space="preserve"> PAGEREF _Toc242251960 \h </w:instrText>
+        </w:r>
+        <w:r>
+          <w:rPr>
+            <w:noProof/>
+            <w:webHidden/>
+          </w:rPr>
+        </w:r>
+        <w:r>
+          <w:rPr>
+            <w:noProof/>
+            <w:webHidden/>
+          </w:rPr>
+          <w:fldChar w:fldCharType="separate"/>
+        </w:r>
+        <w:r>
+          <w:rPr>
+            <w:noProof/>
+            <w:webHidden/>
+          </w:rPr>
+          <w:t>19</w:t>
+        </w:r>
+        <w:r>
+          <w:rPr>
+            <w:noProof/>
+            <w:webHidden/>
+          </w:rPr>
+          <w:fldChar w:fldCharType="end"/>
+        </w:r>
+      </w:hyperlink>
+    </w:p>
+    <w:p>
+      <w:pPr>
+        <w:pStyle w:val="TableofFigures"/>
+        <w:tabs>
+          <w:tab w:val="right" w:leader="dot" w:pos="9020"/>
+        </w:tabs>
+        <w:rPr>
+          <w:rFonts w:asciiTheme="minorHAnsi" w:eastAsiaTheme="minorEastAsia" w:hAnsiTheme="minorHAnsi" w:cstheme="minorBidi"/>
+          <w:noProof/>
+          <w:color w:val="auto"/>
+          <w:kern w:val="2"/>
+          <w:sz w:val="24"/>
+          <w:szCs w:val="24"/>
+          <w:lang w:val="es-EC" w:eastAsia="es-EC"/>
+          <w14:ligatures w14:val="standardContextual"/>
+        </w:rPr>
+      </w:pPr>
+      <w:hyperlink w:anchor="_Toc242251961" w:history="1">
+        <w:r>
+          <w:rPr>
+            <w:rStyle w:val="Hyperlink"/>
+            <w:noProof/>
+          </w:rPr>
+          <w:t>Tabla 33. Requerimiento no funcional Servidor de Aplicaciones</w:t>
+        </w:r>
+        <w:r>
+          <w:rPr>
+            <w:noProof/>
+            <w:webHidden/>
+          </w:rPr>
+          <w:tab/>
+        </w:r>
+        <w:r>
+          <w:rPr>
+            <w:noProof/>
+            <w:webHidden/>
+          </w:rPr>
+          <w:fldChar w:fldCharType="begin"/>
+        </w:r>
+        <w:r>
+          <w:rPr>
+            <w:noProof/>
+            <w:webHidden/>
+          </w:rPr>
+          <w:instrText xml:space="preserve"> PAGEREF _Toc242251961 \h </w:instrText>
+        </w:r>
+        <w:r>
+          <w:rPr>
+            <w:noProof/>
+            <w:webHidden/>
+          </w:rPr>
+        </w:r>
+        <w:r>
+          <w:rPr>
+            <w:noProof/>
+            <w:webHidden/>
+          </w:rPr>
+          <w:fldChar w:fldCharType="separate"/>
+        </w:r>
+        <w:r>
+          <w:rPr>
+            <w:noProof/>
+            <w:webHidden/>
+          </w:rPr>
+          <w:t>19</w:t>
+        </w:r>
+        <w:r>
+          <w:rPr>
+            <w:noProof/>
+            <w:webHidden/>
+          </w:rPr>
+          <w:fldChar w:fldCharType="end"/>
+        </w:r>
+      </w:hyperlink>
+    </w:p>
+    <w:p>
+      <w:pPr>
+        <w:pStyle w:val="TableofFigures"/>
+        <w:tabs>
+          <w:tab w:val="right" w:leader="dot" w:pos="9020"/>
+        </w:tabs>
+        <w:rPr>
+          <w:rFonts w:asciiTheme="minorHAnsi" w:eastAsiaTheme="minorEastAsia" w:hAnsiTheme="minorHAnsi" w:cstheme="minorBidi"/>
+          <w:noProof/>
+          <w:color w:val="auto"/>
+          <w:kern w:val="2"/>
+          <w:sz w:val="24"/>
+          <w:szCs w:val="24"/>
+          <w:lang w:val="es-EC" w:eastAsia="es-EC"/>
+          <w14:ligatures w14:val="standardContextual"/>
+        </w:rPr>
+      </w:pPr>
+      <w:hyperlink w:anchor="_Toc242251962" w:history="1">
+        <w:r>
+          <w:rPr>
+            <w:rStyle w:val="Hyperlink"/>
+            <w:noProof/>
+          </w:rPr>
+          <w:t>Tabla 34. Requerimiento no funcional Seguridad y autorización de Token.</w:t>
+        </w:r>
+        <w:r>
+          <w:rPr>
+            <w:noProof/>
+            <w:webHidden/>
+          </w:rPr>
+          <w:tab/>
+        </w:r>
+        <w:r>
+          <w:rPr>
+            <w:noProof/>
+            <w:webHidden/>
+          </w:rPr>
+          <w:fldChar w:fldCharType="begin"/>
+        </w:r>
+        <w:r>
+          <w:rPr>
+            <w:noProof/>
+            <w:webHidden/>
+          </w:rPr>
+          <w:instrText xml:space="preserve"> PAGEREF _Toc242251962 \h </w:instrText>
+        </w:r>
+        <w:r>
+          <w:rPr>
+            <w:noProof/>
+            <w:webHidden/>
+          </w:rPr>
+        </w:r>
+        <w:r>
+          <w:rPr>
+            <w:noProof/>
+            <w:webHidden/>
+          </w:rPr>
+          <w:fldChar w:fldCharType="separate"/>
+        </w:r>
+        <w:r>
+          <w:rPr>
+            <w:noProof/>
+            <w:webHidden/>
+          </w:rPr>
+          <w:t>19</w:t>
+        </w:r>
+        <w:r>
+          <w:rPr>
+            <w:noProof/>
+            <w:webHidden/>
+          </w:rPr>
+          <w:fldChar w:fldCharType="end"/>
+        </w:r>
+      </w:hyperlink>
+    </w:p>
+    <w:p>
+      <w:pPr>
+        <w:pStyle w:val="TableofFigures"/>
+        <w:tabs>
+          <w:tab w:val="right" w:leader="dot" w:pos="9020"/>
+        </w:tabs>
+        <w:rPr>
+          <w:rFonts w:asciiTheme="minorHAnsi" w:eastAsiaTheme="minorEastAsia" w:hAnsiTheme="minorHAnsi" w:cstheme="minorBidi"/>
+          <w:noProof/>
+          <w:color w:val="auto"/>
+          <w:kern w:val="2"/>
+          <w:sz w:val="24"/>
+          <w:szCs w:val="24"/>
+          <w:lang w:val="es-EC" w:eastAsia="es-EC"/>
+          <w14:ligatures w14:val="standardContextual"/>
+        </w:rPr>
+      </w:pPr>
+      <w:hyperlink w:anchor="_Toc242251963" w:history="1">
+        <w:r>
+          <w:rPr>
+            <w:rStyle w:val="Hyperlink"/>
+            <w:noProof/>
+          </w:rPr>
+          <w:t>Tabla 35. Requerimiento no funcional Accesibilidad.</w:t>
+        </w:r>
+        <w:r>
+          <w:rPr>
+            <w:noProof/>
+            <w:webHidden/>
+          </w:rPr>
+          <w:tab/>
+        </w:r>
+        <w:r>
+          <w:rPr>
+            <w:noProof/>
+            <w:webHidden/>
+          </w:rPr>
+          <w:fldChar w:fldCharType="begin"/>
+        </w:r>
+        <w:r>
+          <w:rPr>
+            <w:noProof/>
+            <w:webHidden/>
+          </w:rPr>
+          <w:instrText xml:space="preserve"> PAGEREF _Toc242251963 \h </w:instrText>
         </w:r>
         <w:r>
           <w:rPr>
@@ -9137,23 +10287,28 @@
     </w:p>
     <w:p>
       <w:pPr>
-        <w:pStyle w:val="Tabladeilustraciones"/>
+        <w:pStyle w:val="TableofFigures"/>
         <w:tabs>
           <w:tab w:val="right" w:leader="dot" w:pos="9020"/>
         </w:tabs>
         <w:rPr>
           <w:rFonts w:asciiTheme="minorHAnsi" w:eastAsiaTheme="minorEastAsia" w:hAnsiTheme="minorHAnsi" w:cstheme="minorBidi"/>
           <w:noProof/>
-          <w:lang w:val="es-US" w:eastAsia="es-US"/>
+          <w:color w:val="auto"/>
+          <w:kern w:val="2"/>
+          <w:sz w:val="24"/>
+          <w:szCs w:val="24"/>
+          <w:lang w:val="es-EC" w:eastAsia="es-EC"/>
+          <w14:ligatures w14:val="standardContextual"/>
         </w:rPr>
       </w:pPr>
-      <w:hyperlink w:anchor="_Toc83812963" w:history="1">
+      <w:hyperlink w:anchor="_Toc242251964" w:history="1">
         <w:r>
           <w:rPr>
-            <w:rStyle w:val="Hipervnculo"/>
+            <w:rStyle w:val="Hyperlink"/>
             <w:noProof/>
           </w:rPr>
-          <w:t>Tabla 20. Gestionar Cliente</w:t>
+          <w:t>Tabla 36. Requerimiento no funcional Mantenimiento.</w:t>
         </w:r>
         <w:r>
           <w:rPr>
@@ -9174,7 +10329,7 @@
             <w:noProof/>
             <w:webHidden/>
           </w:rPr>
-          <w:instrText xml:space="preserve"> PAGEREF _Toc83812963 \h </w:instrText>
+          <w:instrText xml:space="preserve"> PAGEREF _Toc242251964 \h </w:instrText>
         </w:r>
         <w:r>
           <w:rPr>
@@ -9206,885 +10361,13 @@
       </w:hyperlink>
     </w:p>
     <w:p>
-      <w:pPr>
-        <w:pStyle w:val="Tabladeilustraciones"/>
-        <w:tabs>
-          <w:tab w:val="right" w:leader="dot" w:pos="9020"/>
-        </w:tabs>
-        <w:rPr>
-          <w:rFonts w:asciiTheme="minorHAnsi" w:eastAsiaTheme="minorEastAsia" w:hAnsiTheme="minorHAnsi" w:cstheme="minorBidi"/>
-          <w:noProof/>
-          <w:lang w:val="es-US" w:eastAsia="es-US"/>
-        </w:rPr>
-      </w:pPr>
-      <w:hyperlink w:anchor="_Toc83812964" w:history="1">
-        <w:r>
-          <w:rPr>
-            <w:rStyle w:val="Hipervnculo"/>
-            <w:noProof/>
-          </w:rPr>
-          <w:t>Tabla 21. Gestionar Vehículo</w:t>
-        </w:r>
-        <w:r>
-          <w:rPr>
-            <w:noProof/>
-            <w:webHidden/>
-          </w:rPr>
-          <w:tab/>
-        </w:r>
-        <w:r>
-          <w:rPr>
-            <w:noProof/>
-            <w:webHidden/>
-          </w:rPr>
-          <w:fldChar w:fldCharType="begin"/>
-        </w:r>
-        <w:r>
-          <w:rPr>
-            <w:noProof/>
-            <w:webHidden/>
-          </w:rPr>
-          <w:instrText xml:space="preserve"> PAGEREF _Toc83812964 \h </w:instrText>
-        </w:r>
-        <w:r>
-          <w:rPr>
-            <w:noProof/>
-            <w:webHidden/>
-          </w:rPr>
-        </w:r>
-        <w:r>
-          <w:rPr>
-            <w:noProof/>
-            <w:webHidden/>
-          </w:rPr>
-          <w:fldChar w:fldCharType="separate"/>
-        </w:r>
-        <w:r>
-          <w:rPr>
-            <w:noProof/>
-            <w:webHidden/>
-          </w:rPr>
-          <w:t>20</w:t>
-        </w:r>
-        <w:r>
-          <w:rPr>
-            <w:noProof/>
-            <w:webHidden/>
-          </w:rPr>
-          <w:fldChar w:fldCharType="end"/>
-        </w:r>
-      </w:hyperlink>
+      <w:r>
+        <w:fldChar w:fldCharType="end"/>
+      </w:r>
     </w:p>
     <w:p>
       <w:pPr>
-        <w:pStyle w:val="Tabladeilustraciones"/>
-        <w:tabs>
-          <w:tab w:val="right" w:leader="dot" w:pos="9020"/>
-        </w:tabs>
-        <w:rPr>
-          <w:rFonts w:asciiTheme="minorHAnsi" w:eastAsiaTheme="minorEastAsia" w:hAnsiTheme="minorHAnsi" w:cstheme="minorBidi"/>
-          <w:noProof/>
-          <w:lang w:val="es-US" w:eastAsia="es-US"/>
-        </w:rPr>
-      </w:pPr>
-      <w:hyperlink w:anchor="_Toc83812965" w:history="1">
-        <w:r>
-          <w:rPr>
-            <w:rStyle w:val="Hipervnculo"/>
-            <w:noProof/>
-          </w:rPr>
-          <w:t xml:space="preserve">Tabla 22. Gestionar </w:t>
-        </w:r>
-        <w:r>
-          <w:rPr>
-            <w:rStyle w:val="Hipervnculo"/>
-            <w:rFonts w:ascii="Verdana" w:hAnsi="Verdana"/>
-            <w:noProof/>
-          </w:rPr>
-          <w:t>Artículo</w:t>
-        </w:r>
-        <w:r>
-          <w:rPr>
-            <w:noProof/>
-            <w:webHidden/>
-          </w:rPr>
-          <w:tab/>
-        </w:r>
-        <w:r>
-          <w:rPr>
-            <w:noProof/>
-            <w:webHidden/>
-          </w:rPr>
-          <w:fldChar w:fldCharType="begin"/>
-        </w:r>
-        <w:r>
-          <w:rPr>
-            <w:noProof/>
-            <w:webHidden/>
-          </w:rPr>
-          <w:instrText xml:space="preserve"> PAGEREF _Toc83812965 \h </w:instrText>
-        </w:r>
-        <w:r>
-          <w:rPr>
-            <w:noProof/>
-            <w:webHidden/>
-          </w:rPr>
-        </w:r>
-        <w:r>
-          <w:rPr>
-            <w:noProof/>
-            <w:webHidden/>
-          </w:rPr>
-          <w:fldChar w:fldCharType="separate"/>
-        </w:r>
-        <w:r>
-          <w:rPr>
-            <w:noProof/>
-            <w:webHidden/>
-          </w:rPr>
-          <w:t>20</w:t>
-        </w:r>
-        <w:r>
-          <w:rPr>
-            <w:noProof/>
-            <w:webHidden/>
-          </w:rPr>
-          <w:fldChar w:fldCharType="end"/>
-        </w:r>
-      </w:hyperlink>
-    </w:p>
-    <w:p>
-      <w:pPr>
-        <w:pStyle w:val="Tabladeilustraciones"/>
-        <w:tabs>
-          <w:tab w:val="right" w:leader="dot" w:pos="9020"/>
-        </w:tabs>
-        <w:rPr>
-          <w:rFonts w:asciiTheme="minorHAnsi" w:eastAsiaTheme="minorEastAsia" w:hAnsiTheme="minorHAnsi" w:cstheme="minorBidi"/>
-          <w:noProof/>
-          <w:lang w:val="es-US" w:eastAsia="es-US"/>
-        </w:rPr>
-      </w:pPr>
-      <w:hyperlink w:anchor="_Toc83812966" w:history="1">
-        <w:r>
-          <w:rPr>
-            <w:rStyle w:val="Hipervnculo"/>
-            <w:noProof/>
-          </w:rPr>
-          <w:t xml:space="preserve">Tabla 23. </w:t>
-        </w:r>
-        <w:r>
-          <w:rPr>
-            <w:rStyle w:val="Hipervnculo"/>
-            <w:rFonts w:ascii="Verdana" w:hAnsi="Verdana"/>
-            <w:noProof/>
-          </w:rPr>
-          <w:t>Gestionar Finanzas</w:t>
-        </w:r>
-        <w:r>
-          <w:rPr>
-            <w:noProof/>
-            <w:webHidden/>
-          </w:rPr>
-          <w:tab/>
-        </w:r>
-        <w:r>
-          <w:rPr>
-            <w:noProof/>
-            <w:webHidden/>
-          </w:rPr>
-          <w:fldChar w:fldCharType="begin"/>
-        </w:r>
-        <w:r>
-          <w:rPr>
-            <w:noProof/>
-            <w:webHidden/>
-          </w:rPr>
-          <w:instrText xml:space="preserve"> PAGEREF _Toc83812966 \h </w:instrText>
-        </w:r>
-        <w:r>
-          <w:rPr>
-            <w:noProof/>
-            <w:webHidden/>
-          </w:rPr>
-        </w:r>
-        <w:r>
-          <w:rPr>
-            <w:noProof/>
-            <w:webHidden/>
-          </w:rPr>
-          <w:fldChar w:fldCharType="separate"/>
-        </w:r>
-        <w:r>
-          <w:rPr>
-            <w:noProof/>
-            <w:webHidden/>
-          </w:rPr>
-          <w:t>21</w:t>
-        </w:r>
-        <w:r>
-          <w:rPr>
-            <w:noProof/>
-            <w:webHidden/>
-          </w:rPr>
-          <w:fldChar w:fldCharType="end"/>
-        </w:r>
-      </w:hyperlink>
-    </w:p>
-    <w:p>
-      <w:pPr>
-        <w:pStyle w:val="Tabladeilustraciones"/>
-        <w:tabs>
-          <w:tab w:val="right" w:leader="dot" w:pos="9020"/>
-        </w:tabs>
-        <w:rPr>
-          <w:rFonts w:asciiTheme="minorHAnsi" w:eastAsiaTheme="minorEastAsia" w:hAnsiTheme="minorHAnsi" w:cstheme="minorBidi"/>
-          <w:noProof/>
-          <w:lang w:val="es-US" w:eastAsia="es-US"/>
-        </w:rPr>
-      </w:pPr>
-      <w:hyperlink w:anchor="_Toc83812967" w:history="1">
-        <w:r>
-          <w:rPr>
-            <w:rStyle w:val="Hipervnculo"/>
-            <w:noProof/>
-          </w:rPr>
-          <w:t xml:space="preserve">Tabla 24. Gestionar </w:t>
-        </w:r>
-        <w:r>
-          <w:rPr>
-            <w:rStyle w:val="Hipervnculo"/>
-            <w:rFonts w:ascii="Verdana" w:hAnsi="Verdana"/>
-            <w:noProof/>
-          </w:rPr>
-          <w:t>Citas</w:t>
-        </w:r>
-        <w:r>
-          <w:rPr>
-            <w:noProof/>
-            <w:webHidden/>
-          </w:rPr>
-          <w:tab/>
-        </w:r>
-        <w:r>
-          <w:rPr>
-            <w:noProof/>
-            <w:webHidden/>
-          </w:rPr>
-          <w:fldChar w:fldCharType="begin"/>
-        </w:r>
-        <w:r>
-          <w:rPr>
-            <w:noProof/>
-            <w:webHidden/>
-          </w:rPr>
-          <w:instrText xml:space="preserve"> PAGEREF _Toc83812967 \h </w:instrText>
-        </w:r>
-        <w:r>
-          <w:rPr>
-            <w:noProof/>
-            <w:webHidden/>
-          </w:rPr>
-        </w:r>
-        <w:r>
-          <w:rPr>
-            <w:noProof/>
-            <w:webHidden/>
-          </w:rPr>
-          <w:fldChar w:fldCharType="separate"/>
-        </w:r>
-        <w:r>
-          <w:rPr>
-            <w:noProof/>
-            <w:webHidden/>
-          </w:rPr>
-          <w:t>21</w:t>
-        </w:r>
-        <w:r>
-          <w:rPr>
-            <w:noProof/>
-            <w:webHidden/>
-          </w:rPr>
-          <w:fldChar w:fldCharType="end"/>
-        </w:r>
-      </w:hyperlink>
-    </w:p>
-    <w:p>
-      <w:pPr>
-        <w:pStyle w:val="Tabladeilustraciones"/>
-        <w:tabs>
-          <w:tab w:val="right" w:leader="dot" w:pos="9020"/>
-        </w:tabs>
-        <w:rPr>
-          <w:rFonts w:asciiTheme="minorHAnsi" w:eastAsiaTheme="minorEastAsia" w:hAnsiTheme="minorHAnsi" w:cstheme="minorBidi"/>
-          <w:noProof/>
-          <w:lang w:val="es-US" w:eastAsia="es-US"/>
-        </w:rPr>
-      </w:pPr>
-      <w:hyperlink w:anchor="_Toc83812968" w:history="1">
-        <w:r>
-          <w:rPr>
-            <w:rStyle w:val="Hipervnculo"/>
-            <w:noProof/>
-          </w:rPr>
-          <w:t xml:space="preserve">Tabla 25. Gestionar </w:t>
-        </w:r>
-        <w:r>
-          <w:rPr>
-            <w:rStyle w:val="Hipervnculo"/>
-            <w:rFonts w:ascii="Verdana" w:hAnsi="Verdana"/>
-            <w:noProof/>
-          </w:rPr>
-          <w:t>Servicios</w:t>
-        </w:r>
-        <w:r>
-          <w:rPr>
-            <w:noProof/>
-            <w:webHidden/>
-          </w:rPr>
-          <w:tab/>
-        </w:r>
-        <w:r>
-          <w:rPr>
-            <w:noProof/>
-            <w:webHidden/>
-          </w:rPr>
-          <w:fldChar w:fldCharType="begin"/>
-        </w:r>
-        <w:r>
-          <w:rPr>
-            <w:noProof/>
-            <w:webHidden/>
-          </w:rPr>
-          <w:instrText xml:space="preserve"> PAGEREF _Toc83812968 \h </w:instrText>
-        </w:r>
-        <w:r>
-          <w:rPr>
-            <w:noProof/>
-            <w:webHidden/>
-          </w:rPr>
-        </w:r>
-        <w:r>
-          <w:rPr>
-            <w:noProof/>
-            <w:webHidden/>
-          </w:rPr>
-          <w:fldChar w:fldCharType="separate"/>
-        </w:r>
-        <w:r>
-          <w:rPr>
-            <w:noProof/>
-            <w:webHidden/>
-          </w:rPr>
-          <w:t>21</w:t>
-        </w:r>
-        <w:r>
-          <w:rPr>
-            <w:noProof/>
-            <w:webHidden/>
-          </w:rPr>
-          <w:fldChar w:fldCharType="end"/>
-        </w:r>
-      </w:hyperlink>
-    </w:p>
-    <w:p>
-      <w:pPr>
-        <w:pStyle w:val="Tabladeilustraciones"/>
-        <w:tabs>
-          <w:tab w:val="right" w:leader="dot" w:pos="9020"/>
-        </w:tabs>
-        <w:rPr>
-          <w:rFonts w:asciiTheme="minorHAnsi" w:eastAsiaTheme="minorEastAsia" w:hAnsiTheme="minorHAnsi" w:cstheme="minorBidi"/>
-          <w:noProof/>
-          <w:lang w:val="es-US" w:eastAsia="es-US"/>
-        </w:rPr>
-      </w:pPr>
-      <w:hyperlink w:anchor="_Toc83812969" w:history="1">
-        <w:r>
-          <w:rPr>
-            <w:rStyle w:val="Hipervnculo"/>
-            <w:noProof/>
-          </w:rPr>
-          <w:t>Tabla 26. Requerimiento no funcional Tiempo de respuesta</w:t>
-        </w:r>
-        <w:r>
-          <w:rPr>
-            <w:noProof/>
-            <w:webHidden/>
-          </w:rPr>
-          <w:tab/>
-        </w:r>
-        <w:r>
-          <w:rPr>
-            <w:noProof/>
-            <w:webHidden/>
-          </w:rPr>
-          <w:fldChar w:fldCharType="begin"/>
-        </w:r>
-        <w:r>
-          <w:rPr>
-            <w:noProof/>
-            <w:webHidden/>
-          </w:rPr>
-          <w:instrText xml:space="preserve"> PAGEREF _Toc83812969 \h </w:instrText>
-        </w:r>
-        <w:r>
-          <w:rPr>
-            <w:noProof/>
-            <w:webHidden/>
-          </w:rPr>
-        </w:r>
-        <w:r>
-          <w:rPr>
-            <w:noProof/>
-            <w:webHidden/>
-          </w:rPr>
-          <w:fldChar w:fldCharType="separate"/>
-        </w:r>
-        <w:r>
-          <w:rPr>
-            <w:noProof/>
-            <w:webHidden/>
-          </w:rPr>
-          <w:t>22</w:t>
-        </w:r>
-        <w:r>
-          <w:rPr>
-            <w:noProof/>
-            <w:webHidden/>
-          </w:rPr>
-          <w:fldChar w:fldCharType="end"/>
-        </w:r>
-      </w:hyperlink>
-    </w:p>
-    <w:p>
-      <w:pPr>
-        <w:pStyle w:val="Tabladeilustraciones"/>
-        <w:tabs>
-          <w:tab w:val="right" w:leader="dot" w:pos="9020"/>
-        </w:tabs>
-        <w:rPr>
-          <w:rFonts w:asciiTheme="minorHAnsi" w:eastAsiaTheme="minorEastAsia" w:hAnsiTheme="minorHAnsi" w:cstheme="minorBidi"/>
-          <w:noProof/>
-          <w:lang w:val="es-US" w:eastAsia="es-US"/>
-        </w:rPr>
-      </w:pPr>
-      <w:hyperlink w:anchor="_Toc83812970" w:history="1">
-        <w:r>
-          <w:rPr>
-            <w:rStyle w:val="Hipervnculo"/>
-            <w:noProof/>
-          </w:rPr>
-          <w:t>Tabla 27. Requerimiento no funcional utilización de colores</w:t>
-        </w:r>
-        <w:r>
-          <w:rPr>
-            <w:noProof/>
-            <w:webHidden/>
-          </w:rPr>
-          <w:tab/>
-        </w:r>
-        <w:r>
-          <w:rPr>
-            <w:noProof/>
-            <w:webHidden/>
-          </w:rPr>
-          <w:fldChar w:fldCharType="begin"/>
-        </w:r>
-        <w:r>
-          <w:rPr>
-            <w:noProof/>
-            <w:webHidden/>
-          </w:rPr>
-          <w:instrText xml:space="preserve"> PAGEREF _Toc83812970 \h </w:instrText>
-        </w:r>
-        <w:r>
-          <w:rPr>
-            <w:noProof/>
-            <w:webHidden/>
-          </w:rPr>
-        </w:r>
-        <w:r>
-          <w:rPr>
-            <w:noProof/>
-            <w:webHidden/>
-          </w:rPr>
-          <w:fldChar w:fldCharType="separate"/>
-        </w:r>
-        <w:r>
-          <w:rPr>
-            <w:noProof/>
-            <w:webHidden/>
-          </w:rPr>
-          <w:t>22</w:t>
-        </w:r>
-        <w:r>
-          <w:rPr>
-            <w:noProof/>
-            <w:webHidden/>
-          </w:rPr>
-          <w:fldChar w:fldCharType="end"/>
-        </w:r>
-      </w:hyperlink>
-    </w:p>
-    <w:p>
-      <w:pPr>
-        <w:pStyle w:val="Tabladeilustraciones"/>
-        <w:tabs>
-          <w:tab w:val="right" w:leader="dot" w:pos="9020"/>
-        </w:tabs>
-        <w:rPr>
-          <w:rFonts w:asciiTheme="minorHAnsi" w:eastAsiaTheme="minorEastAsia" w:hAnsiTheme="minorHAnsi" w:cstheme="minorBidi"/>
-          <w:noProof/>
-          <w:lang w:val="es-US" w:eastAsia="es-US"/>
-        </w:rPr>
-      </w:pPr>
-      <w:hyperlink w:anchor="_Toc83812971" w:history="1">
-        <w:r>
-          <w:rPr>
-            <w:rStyle w:val="Hipervnculo"/>
-            <w:noProof/>
-          </w:rPr>
-          <w:t>Tabla 28. Requerimiento no funcional ícono de operaciones</w:t>
-        </w:r>
-        <w:r>
-          <w:rPr>
-            <w:noProof/>
-            <w:webHidden/>
-          </w:rPr>
-          <w:tab/>
-        </w:r>
-        <w:r>
-          <w:rPr>
-            <w:noProof/>
-            <w:webHidden/>
-          </w:rPr>
-          <w:fldChar w:fldCharType="begin"/>
-        </w:r>
-        <w:r>
-          <w:rPr>
-            <w:noProof/>
-            <w:webHidden/>
-          </w:rPr>
-          <w:instrText xml:space="preserve"> PAGEREF _Toc83812971 \h </w:instrText>
-        </w:r>
-        <w:r>
-          <w:rPr>
-            <w:noProof/>
-            <w:webHidden/>
-          </w:rPr>
-        </w:r>
-        <w:r>
-          <w:rPr>
-            <w:noProof/>
-            <w:webHidden/>
-          </w:rPr>
-          <w:fldChar w:fldCharType="separate"/>
-        </w:r>
-        <w:r>
-          <w:rPr>
-            <w:noProof/>
-            <w:webHidden/>
-          </w:rPr>
-          <w:t>22</w:t>
-        </w:r>
-        <w:r>
-          <w:rPr>
-            <w:noProof/>
-            <w:webHidden/>
-          </w:rPr>
-          <w:fldChar w:fldCharType="end"/>
-        </w:r>
-      </w:hyperlink>
-    </w:p>
-    <w:p>
-      <w:pPr>
-        <w:pStyle w:val="Tabladeilustraciones"/>
-        <w:tabs>
-          <w:tab w:val="right" w:leader="dot" w:pos="9020"/>
-        </w:tabs>
-        <w:rPr>
-          <w:rFonts w:asciiTheme="minorHAnsi" w:eastAsiaTheme="minorEastAsia" w:hAnsiTheme="minorHAnsi" w:cstheme="minorBidi"/>
-          <w:noProof/>
-          <w:lang w:val="es-US" w:eastAsia="es-US"/>
-        </w:rPr>
-      </w:pPr>
-      <w:hyperlink w:anchor="_Toc83812972" w:history="1">
-        <w:r>
-          <w:rPr>
-            <w:rStyle w:val="Hipervnculo"/>
-            <w:noProof/>
-          </w:rPr>
-          <w:t>Tabla 29. Requerimiento no funcional métodos de acceso</w:t>
-        </w:r>
-        <w:r>
-          <w:rPr>
-            <w:noProof/>
-            <w:webHidden/>
-          </w:rPr>
-          <w:tab/>
-        </w:r>
-        <w:r>
-          <w:rPr>
-            <w:noProof/>
-            <w:webHidden/>
-          </w:rPr>
-          <w:fldChar w:fldCharType="begin"/>
-        </w:r>
-        <w:r>
-          <w:rPr>
-            <w:noProof/>
-            <w:webHidden/>
-          </w:rPr>
-          <w:instrText xml:space="preserve"> PAGEREF _Toc83812972 \h </w:instrText>
-        </w:r>
-        <w:r>
-          <w:rPr>
-            <w:noProof/>
-            <w:webHidden/>
-          </w:rPr>
-        </w:r>
-        <w:r>
-          <w:rPr>
-            <w:noProof/>
-            <w:webHidden/>
-          </w:rPr>
-          <w:fldChar w:fldCharType="separate"/>
-        </w:r>
-        <w:r>
-          <w:rPr>
-            <w:noProof/>
-            <w:webHidden/>
-          </w:rPr>
-          <w:t>23</w:t>
-        </w:r>
-        <w:r>
-          <w:rPr>
-            <w:noProof/>
-            <w:webHidden/>
-          </w:rPr>
-          <w:fldChar w:fldCharType="end"/>
-        </w:r>
-      </w:hyperlink>
-    </w:p>
-    <w:p>
-      <w:pPr>
-        <w:pStyle w:val="Tabladeilustraciones"/>
-        <w:tabs>
-          <w:tab w:val="right" w:leader="dot" w:pos="9020"/>
-        </w:tabs>
-        <w:rPr>
-          <w:rFonts w:asciiTheme="minorHAnsi" w:eastAsiaTheme="minorEastAsia" w:hAnsiTheme="minorHAnsi" w:cstheme="minorBidi"/>
-          <w:noProof/>
-          <w:lang w:val="es-US" w:eastAsia="es-US"/>
-        </w:rPr>
-      </w:pPr>
-      <w:hyperlink w:anchor="_Toc83812973" w:history="1">
-        <w:r>
-          <w:rPr>
-            <w:rStyle w:val="Hipervnculo"/>
-            <w:noProof/>
-          </w:rPr>
-          <w:t>Tabla 30. Requerimiento no funcional plataforma</w:t>
-        </w:r>
-        <w:r>
-          <w:rPr>
-            <w:noProof/>
-            <w:webHidden/>
-          </w:rPr>
-          <w:tab/>
-        </w:r>
-        <w:r>
-          <w:rPr>
-            <w:noProof/>
-            <w:webHidden/>
-          </w:rPr>
-          <w:fldChar w:fldCharType="begin"/>
-        </w:r>
-        <w:r>
-          <w:rPr>
-            <w:noProof/>
-            <w:webHidden/>
-          </w:rPr>
-          <w:instrText xml:space="preserve"> PAGEREF _Toc83812973 \h </w:instrText>
-        </w:r>
-        <w:r>
-          <w:rPr>
-            <w:noProof/>
-            <w:webHidden/>
-          </w:rPr>
-        </w:r>
-        <w:r>
-          <w:rPr>
-            <w:noProof/>
-            <w:webHidden/>
-          </w:rPr>
-          <w:fldChar w:fldCharType="separate"/>
-        </w:r>
-        <w:r>
-          <w:rPr>
-            <w:noProof/>
-            <w:webHidden/>
-          </w:rPr>
-          <w:t>23</w:t>
-        </w:r>
-        <w:r>
-          <w:rPr>
-            <w:noProof/>
-            <w:webHidden/>
-          </w:rPr>
-          <w:fldChar w:fldCharType="end"/>
-        </w:r>
-      </w:hyperlink>
-    </w:p>
-    <w:p>
-      <w:pPr>
-        <w:pStyle w:val="Tabladeilustraciones"/>
-        <w:tabs>
-          <w:tab w:val="right" w:leader="dot" w:pos="9020"/>
-        </w:tabs>
-        <w:rPr>
-          <w:rFonts w:asciiTheme="minorHAnsi" w:eastAsiaTheme="minorEastAsia" w:hAnsiTheme="minorHAnsi" w:cstheme="minorBidi"/>
-          <w:noProof/>
-          <w:lang w:val="es-US" w:eastAsia="es-US"/>
-        </w:rPr>
-      </w:pPr>
-      <w:hyperlink w:anchor="_Toc83812974" w:history="1">
-        <w:r>
-          <w:rPr>
-            <w:rStyle w:val="Hipervnculo"/>
-            <w:noProof/>
-          </w:rPr>
-          <w:t>Tabla 31. Requerimiento no funciona accesibilidad</w:t>
-        </w:r>
-        <w:r>
-          <w:rPr>
-            <w:noProof/>
-            <w:webHidden/>
-          </w:rPr>
-          <w:tab/>
-        </w:r>
-        <w:r>
-          <w:rPr>
-            <w:noProof/>
-            <w:webHidden/>
-          </w:rPr>
-          <w:fldChar w:fldCharType="begin"/>
-        </w:r>
-        <w:r>
-          <w:rPr>
-            <w:noProof/>
-            <w:webHidden/>
-          </w:rPr>
-          <w:instrText xml:space="preserve"> PAGEREF _Toc83812974 \h </w:instrText>
-        </w:r>
-        <w:r>
-          <w:rPr>
-            <w:noProof/>
-            <w:webHidden/>
-          </w:rPr>
-        </w:r>
-        <w:r>
-          <w:rPr>
-            <w:noProof/>
-            <w:webHidden/>
-          </w:rPr>
-          <w:fldChar w:fldCharType="separate"/>
-        </w:r>
-        <w:r>
-          <w:rPr>
-            <w:noProof/>
-            <w:webHidden/>
-          </w:rPr>
-          <w:t>23</w:t>
-        </w:r>
-        <w:r>
-          <w:rPr>
-            <w:noProof/>
-            <w:webHidden/>
-          </w:rPr>
-          <w:fldChar w:fldCharType="end"/>
-        </w:r>
-      </w:hyperlink>
-    </w:p>
-    <w:p>
-      <w:pPr>
-        <w:pStyle w:val="Tabladeilustraciones"/>
-        <w:tabs>
-          <w:tab w:val="right" w:leader="dot" w:pos="9020"/>
-        </w:tabs>
-        <w:rPr>
-          <w:rFonts w:asciiTheme="minorHAnsi" w:eastAsiaTheme="minorEastAsia" w:hAnsiTheme="minorHAnsi" w:cstheme="minorBidi"/>
-          <w:noProof/>
-          <w:lang w:val="es-US" w:eastAsia="es-US"/>
-        </w:rPr>
-      </w:pPr>
-      <w:hyperlink w:anchor="_Toc83812975" w:history="1">
-        <w:r>
-          <w:rPr>
-            <w:rStyle w:val="Hipervnculo"/>
-            <w:noProof/>
-          </w:rPr>
-          <w:t>Tabla 32. Requerimiento no funcional mantenimiento</w:t>
-        </w:r>
-        <w:r>
-          <w:rPr>
-            <w:noProof/>
-            <w:webHidden/>
-          </w:rPr>
-          <w:tab/>
-        </w:r>
-        <w:r>
-          <w:rPr>
-            <w:noProof/>
-            <w:webHidden/>
-          </w:rPr>
-          <w:fldChar w:fldCharType="begin"/>
-        </w:r>
-        <w:r>
-          <w:rPr>
-            <w:noProof/>
-            <w:webHidden/>
-          </w:rPr>
-          <w:instrText xml:space="preserve"> PAGEREF _Toc83812975 \h </w:instrText>
-        </w:r>
-        <w:r>
-          <w:rPr>
-            <w:noProof/>
-            <w:webHidden/>
-          </w:rPr>
-        </w:r>
-        <w:r>
-          <w:rPr>
-            <w:noProof/>
-            <w:webHidden/>
-          </w:rPr>
-          <w:fldChar w:fldCharType="separate"/>
-        </w:r>
-        <w:r>
-          <w:rPr>
-            <w:noProof/>
-            <w:webHidden/>
-          </w:rPr>
-          <w:t>23</w:t>
-        </w:r>
-        <w:r>
-          <w:rPr>
-            <w:noProof/>
-            <w:webHidden/>
-          </w:rPr>
-          <w:fldChar w:fldCharType="end"/>
-        </w:r>
-      </w:hyperlink>
-    </w:p>
-    <w:p>
-      <w:r>
-        <w:fldChar w:fldCharType="end"/>
-      </w:r>
-    </w:p>
-    <w:p>
-      <w:pPr>
-        <w:pStyle w:val="TtuloTDC"/>
+        <w:pStyle w:val="TOCHeading"/>
       </w:pPr>
       <w:bookmarkStart w:id="1" w:name="_bookmark0"/>
       <w:bookmarkStart w:id="2" w:name="_Hlk241086724"/>
@@ -10127,7 +10410,7 @@
     </w:p>
     <w:p>
       <w:pPr>
-        <w:pStyle w:val="Prrafodelista"/>
+        <w:pStyle w:val="ListParagraph"/>
         <w:numPr>
           <w:ilvl w:val="0"/>
           <w:numId w:val="34"/>
@@ -10139,7 +10422,7 @@
     </w:p>
     <w:p>
       <w:pPr>
-        <w:pStyle w:val="Prrafodelista"/>
+        <w:pStyle w:val="ListParagraph"/>
         <w:numPr>
           <w:ilvl w:val="0"/>
           <w:numId w:val="34"/>
@@ -10151,7 +10434,7 @@
     </w:p>
     <w:p>
       <w:pPr>
-        <w:pStyle w:val="Prrafodelista"/>
+        <w:pStyle w:val="ListParagraph"/>
         <w:numPr>
           <w:ilvl w:val="0"/>
           <w:numId w:val="34"/>
@@ -10163,7 +10446,7 @@
     </w:p>
     <w:p>
       <w:pPr>
-        <w:pStyle w:val="Prrafodelista"/>
+        <w:pStyle w:val="ListParagraph"/>
         <w:numPr>
           <w:ilvl w:val="0"/>
           <w:numId w:val="34"/>
@@ -10180,7 +10463,7 @@
     </w:p>
     <w:p>
       <w:pPr>
-        <w:pStyle w:val="Prrafodelista"/>
+        <w:pStyle w:val="ListParagraph"/>
         <w:numPr>
           <w:ilvl w:val="0"/>
           <w:numId w:val="34"/>
@@ -10195,7 +10478,7 @@
     </w:p>
     <w:p>
       <w:pPr>
-        <w:pStyle w:val="Prrafodelista"/>
+        <w:pStyle w:val="ListParagraph"/>
         <w:numPr>
           <w:ilvl w:val="0"/>
           <w:numId w:val="34"/>
@@ -10207,7 +10490,7 @@
     </w:p>
     <w:p>
       <w:pPr>
-        <w:pStyle w:val="Prrafodelista"/>
+        <w:pStyle w:val="ListParagraph"/>
         <w:numPr>
           <w:ilvl w:val="0"/>
           <w:numId w:val="34"/>
@@ -10219,7 +10502,7 @@
     </w:p>
     <w:p>
       <w:pPr>
-        <w:pStyle w:val="Prrafodelista"/>
+        <w:pStyle w:val="ListParagraph"/>
         <w:numPr>
           <w:ilvl w:val="0"/>
           <w:numId w:val="34"/>
@@ -10246,7 +10529,7 @@
     </w:p>
     <w:p>
       <w:pPr>
-        <w:pStyle w:val="Prrafodelista"/>
+        <w:pStyle w:val="ListParagraph"/>
         <w:numPr>
           <w:ilvl w:val="0"/>
           <w:numId w:val="34"/>
@@ -10258,7 +10541,7 @@
     </w:p>
     <w:p>
       <w:pPr>
-        <w:pStyle w:val="Prrafodelista"/>
+        <w:pStyle w:val="ListParagraph"/>
         <w:numPr>
           <w:ilvl w:val="0"/>
           <w:numId w:val="34"/>
@@ -10270,22 +10553,14 @@
     </w:p>
     <w:p>
       <w:pPr>
-        <w:pStyle w:val="Prrafodelista"/>
+        <w:pStyle w:val="ListParagraph"/>
         <w:numPr>
           <w:ilvl w:val="0"/>
           <w:numId w:val="34"/>
         </w:numPr>
       </w:pPr>
       <w:r>
-        <w:t>El sistema será desarrollado con NetBeans como IDE y sin uso base de datos. La arquitectura es SOA (</w:t>
-      </w:r>
-      <w:proofErr w:type="spellStart"/>
-      <w:r>
-        <w:t>Service</w:t>
-      </w:r>
-      <w:proofErr w:type="spellEnd"/>
-      <w:r>
-        <w:t xml:space="preserve"> </w:t>
+        <w:t xml:space="preserve">El sistema será desarrollado con NetBeans como IDE y sin uso base de datos. La arquitectura es SOA (Service </w:t>
       </w:r>
       <w:proofErr w:type="spellStart"/>
       <w:r>
@@ -10325,7 +10600,7 @@
     </w:p>
     <w:p>
       <w:pPr>
-        <w:pStyle w:val="Ttulo1"/>
+        <w:pStyle w:val="Heading1"/>
         <w:numPr>
           <w:ilvl w:val="0"/>
           <w:numId w:val="20"/>
@@ -10333,7 +10608,7 @@
         <w:spacing w:before="0" w:after="0" w:line="240" w:lineRule="auto"/>
       </w:pPr>
       <w:bookmarkStart w:id="3" w:name="_bookmark1"/>
-      <w:bookmarkStart w:id="4" w:name="_Toc242216706"/>
+      <w:bookmarkStart w:id="4" w:name="_Toc242251880"/>
       <w:bookmarkEnd w:id="3"/>
       <w:r>
         <w:lastRenderedPageBreak/>
@@ -10359,7 +10634,7 @@
     </w:p>
     <w:p>
       <w:pPr>
-        <w:pStyle w:val="Ttulo1"/>
+        <w:pStyle w:val="Heading1"/>
         <w:numPr>
           <w:ilvl w:val="0"/>
           <w:numId w:val="20"/>
@@ -10367,7 +10642,7 @@
         <w:spacing w:before="0" w:after="0" w:line="240" w:lineRule="auto"/>
       </w:pPr>
       <w:bookmarkStart w:id="5" w:name="_bookmark2"/>
-      <w:bookmarkStart w:id="6" w:name="_Toc242216707"/>
+      <w:bookmarkStart w:id="6" w:name="_Toc242251881"/>
       <w:bookmarkEnd w:id="5"/>
       <w:r>
         <w:t>Propósito</w:t>
@@ -10438,7 +10713,7 @@
     </w:p>
     <w:p>
       <w:pPr>
-        <w:pStyle w:val="Ttulo1"/>
+        <w:pStyle w:val="Heading1"/>
         <w:numPr>
           <w:ilvl w:val="0"/>
           <w:numId w:val="20"/>
@@ -10446,7 +10721,7 @@
         <w:spacing w:before="0" w:after="0" w:line="240" w:lineRule="auto"/>
       </w:pPr>
       <w:bookmarkStart w:id="8" w:name="_bookmark3"/>
-      <w:bookmarkStart w:id="9" w:name="_Toc242216708"/>
+      <w:bookmarkStart w:id="9" w:name="_Toc242251882"/>
       <w:bookmarkEnd w:id="8"/>
       <w:r>
         <w:t>Alcance</w:t>
@@ -10648,14 +10923,14 @@
     </w:p>
     <w:p>
       <w:pPr>
-        <w:pStyle w:val="Ttulo1"/>
+        <w:pStyle w:val="Heading1"/>
         <w:numPr>
           <w:ilvl w:val="0"/>
           <w:numId w:val="20"/>
         </w:numPr>
       </w:pPr>
       <w:bookmarkStart w:id="10" w:name="_bookmark4"/>
-      <w:bookmarkStart w:id="11" w:name="_Toc242216709"/>
+      <w:bookmarkStart w:id="11" w:name="_Toc242251883"/>
       <w:bookmarkEnd w:id="10"/>
       <w:r>
         <w:lastRenderedPageBreak/>
@@ -10665,13 +10940,13 @@
     </w:p>
     <w:p>
       <w:pPr>
-        <w:pStyle w:val="Ttulo2"/>
+        <w:pStyle w:val="Heading2"/>
         <w:numPr>
           <w:ilvl w:val="1"/>
           <w:numId w:val="20"/>
         </w:numPr>
       </w:pPr>
-      <w:bookmarkStart w:id="12" w:name="_Toc242216710"/>
+      <w:bookmarkStart w:id="12" w:name="_Toc242251884"/>
       <w:r>
         <w:t>Definiciones</w:t>
       </w:r>
@@ -10679,9 +10954,9 @@
     </w:p>
     <w:p>
       <w:pPr>
-        <w:pStyle w:val="Descripcin"/>
-      </w:pPr>
-      <w:bookmarkStart w:id="13" w:name="_Toc83812944"/>
+        <w:pStyle w:val="Caption"/>
+      </w:pPr>
+      <w:bookmarkStart w:id="13" w:name="_Toc242251932"/>
       <w:r>
         <w:t xml:space="preserve">Tabla </w:t>
       </w:r>
@@ -10713,7 +10988,7 @@
     </w:p>
     <w:tbl>
       <w:tblPr>
-        <w:tblStyle w:val="Tablaconcuadrcula4-nfasis1"/>
+        <w:tblStyle w:val="GridTable4-Accent1"/>
         <w:tblW w:w="0" w:type="auto"/>
         <w:tblLook w:val="04A0" w:firstRow="1" w:lastRow="0" w:firstColumn="1" w:lastColumn="0" w:noHBand="0" w:noVBand="1"/>
       </w:tblPr>
@@ -11490,13 +11765,13 @@
     </w:p>
     <w:p>
       <w:pPr>
-        <w:pStyle w:val="Ttulo2"/>
+        <w:pStyle w:val="Heading2"/>
         <w:numPr>
           <w:ilvl w:val="1"/>
           <w:numId w:val="20"/>
         </w:numPr>
       </w:pPr>
-      <w:bookmarkStart w:id="23" w:name="_Toc242216711"/>
+      <w:bookmarkStart w:id="23" w:name="_Toc242251885"/>
       <w:r>
         <w:t>Acrónimos y abreviaturas</w:t>
       </w:r>
@@ -11505,9 +11780,9 @@
     </w:p>
     <w:p>
       <w:pPr>
-        <w:pStyle w:val="Descripcin"/>
-      </w:pPr>
-      <w:bookmarkStart w:id="24" w:name="_Toc83812945"/>
+        <w:pStyle w:val="Caption"/>
+      </w:pPr>
+      <w:bookmarkStart w:id="24" w:name="_Toc242251933"/>
       <w:r>
         <w:t xml:space="preserve">Tabla </w:t>
       </w:r>
@@ -11542,7 +11817,7 @@
     </w:p>
     <w:tbl>
       <w:tblPr>
-        <w:tblStyle w:val="Tablaconcuadrcula4-nfasis1"/>
+        <w:tblStyle w:val="GridTable4-Accent1"/>
         <w:tblW w:w="5000" w:type="pct"/>
         <w:tblLayout w:type="fixed"/>
         <w:tblLook w:val="04A0" w:firstRow="1" w:lastRow="0" w:firstColumn="1" w:lastColumn="0" w:noHBand="0" w:noVBand="1"/>
@@ -11648,21 +11923,7 @@
               <w:rPr>
                 <w:rFonts w:cs="Calibri"/>
               </w:rPr>
-              <w:t>Arquitectura Orientada a Servicios (</w:t>
-            </w:r>
-            <w:proofErr w:type="spellStart"/>
-            <w:r>
-              <w:rPr>
-                <w:rFonts w:cs="Calibri"/>
-              </w:rPr>
-              <w:t>Service-Oriented</w:t>
-            </w:r>
-            <w:proofErr w:type="spellEnd"/>
-            <w:r>
-              <w:rPr>
-                <w:rFonts w:cs="Calibri"/>
-              </w:rPr>
-              <w:t xml:space="preserve"> </w:t>
+              <w:t xml:space="preserve">Arquitectura Orientada a Servicios (Service-Oriented </w:t>
             </w:r>
             <w:proofErr w:type="spellStart"/>
             <w:r>
@@ -11908,21 +12169,7 @@
               <w:rPr>
                 <w:rFonts w:cs="Calibri"/>
               </w:rPr>
-              <w:t xml:space="preserve"> </w:t>
-            </w:r>
-            <w:proofErr w:type="spellStart"/>
-            <w:r>
-              <w:rPr>
-                <w:rFonts w:cs="Calibri"/>
-              </w:rPr>
-              <w:t>State</w:t>
-            </w:r>
-            <w:proofErr w:type="spellEnd"/>
-            <w:r>
-              <w:rPr>
-                <w:rFonts w:cs="Calibri"/>
-              </w:rPr>
-              <w:t xml:space="preserve"> Transfer). </w:t>
+              <w:t xml:space="preserve"> State Transfer). </w:t>
             </w:r>
           </w:p>
         </w:tc>
@@ -12338,19 +12585,19 @@
     </w:tbl>
     <w:p>
       <w:pPr>
-        <w:pStyle w:val="Ttulo1"/>
+        <w:pStyle w:val="Heading1"/>
         <w:ind w:left="360"/>
       </w:pPr>
     </w:p>
     <w:p>
       <w:pPr>
-        <w:pStyle w:val="Ttulo1"/>
+        <w:pStyle w:val="Heading1"/>
         <w:numPr>
           <w:ilvl w:val="0"/>
           <w:numId w:val="20"/>
         </w:numPr>
       </w:pPr>
-      <w:bookmarkStart w:id="27" w:name="_Toc242216712"/>
+      <w:bookmarkStart w:id="27" w:name="_Toc242251886"/>
       <w:r>
         <w:t>Referencias</w:t>
       </w:r>
@@ -12358,9 +12605,9 @@
     </w:p>
     <w:p>
       <w:pPr>
-        <w:pStyle w:val="Descripcin"/>
-      </w:pPr>
-      <w:bookmarkStart w:id="28" w:name="_Toc83812946"/>
+        <w:pStyle w:val="Caption"/>
+      </w:pPr>
+      <w:bookmarkStart w:id="28" w:name="_Toc242251934"/>
       <w:r>
         <w:t xml:space="preserve">Tabla </w:t>
       </w:r>
@@ -12392,7 +12639,7 @@
     </w:p>
     <w:tbl>
       <w:tblPr>
-        <w:tblStyle w:val="Tablaconcuadrcula4-nfasis1"/>
+        <w:tblStyle w:val="GridTable4-Accent1"/>
         <w:tblW w:w="5000" w:type="pct"/>
         <w:tblLayout w:type="fixed"/>
         <w:tblLook w:val="04A0" w:firstRow="1" w:lastRow="0" w:firstColumn="1" w:lastColumn="0" w:noHBand="0" w:noVBand="1"/>
@@ -12580,7 +12827,7 @@
             <w:hyperlink r:id="rId12">
               <w:r>
                 <w:rPr>
-                  <w:rStyle w:val="Hipervnculo"/>
+                  <w:rStyle w:val="Hyperlink"/>
                   <w:rFonts w:asciiTheme="minorHAnsi" w:hAnsiTheme="minorHAnsi" w:cstheme="minorHAnsi"/>
                 </w:rPr>
                 <w:t>http://www.qualitatis.org</w:t>
@@ -12630,7 +12877,7 @@
     </w:tbl>
     <w:p>
       <w:pPr>
-        <w:pStyle w:val="Ttulo1"/>
+        <w:pStyle w:val="Heading1"/>
         <w:ind w:left="360"/>
       </w:pPr>
       <w:bookmarkStart w:id="29" w:name="_bookmark6"/>
@@ -12638,13 +12885,13 @@
     </w:p>
     <w:p>
       <w:pPr>
-        <w:pStyle w:val="Ttulo1"/>
+        <w:pStyle w:val="Heading1"/>
         <w:numPr>
           <w:ilvl w:val="0"/>
           <w:numId w:val="20"/>
         </w:numPr>
       </w:pPr>
-      <w:bookmarkStart w:id="30" w:name="_Toc242216713"/>
+      <w:bookmarkStart w:id="30" w:name="_Toc242251887"/>
       <w:r>
         <w:t>Visión General del Documento</w:t>
       </w:r>
@@ -12695,7 +12942,7 @@
     </w:p>
     <w:p>
       <w:pPr>
-        <w:pStyle w:val="Ttulo1"/>
+        <w:pStyle w:val="Heading1"/>
         <w:numPr>
           <w:ilvl w:val="0"/>
           <w:numId w:val="20"/>
@@ -12703,7 +12950,7 @@
         <w:spacing w:before="0" w:after="0" w:line="240" w:lineRule="auto"/>
       </w:pPr>
       <w:bookmarkStart w:id="31" w:name="_bookmark7"/>
-      <w:bookmarkStart w:id="32" w:name="_Toc242216714"/>
+      <w:bookmarkStart w:id="32" w:name="_Toc242251888"/>
       <w:bookmarkEnd w:id="31"/>
       <w:r>
         <w:lastRenderedPageBreak/>
@@ -12733,14 +12980,14 @@
     </w:p>
     <w:p>
       <w:pPr>
-        <w:pStyle w:val="Ttulo2"/>
+        <w:pStyle w:val="Heading2"/>
         <w:numPr>
           <w:ilvl w:val="1"/>
           <w:numId w:val="20"/>
         </w:numPr>
         <w:spacing w:before="0" w:after="0"/>
       </w:pPr>
-      <w:bookmarkStart w:id="33" w:name="_Toc242216715"/>
+      <w:bookmarkStart w:id="33" w:name="_Toc242251889"/>
       <w:r>
         <w:t>Perspectiva del Producto</w:t>
       </w:r>
@@ -12762,7 +13009,7 @@
     </w:p>
     <w:p>
       <w:pPr>
-        <w:pStyle w:val="Ttulo2"/>
+        <w:pStyle w:val="Heading2"/>
         <w:numPr>
           <w:ilvl w:val="1"/>
           <w:numId w:val="20"/>
@@ -12770,7 +13017,7 @@
         <w:spacing w:before="0" w:after="0"/>
       </w:pPr>
       <w:bookmarkStart w:id="34" w:name="_bookmark9"/>
-      <w:bookmarkStart w:id="35" w:name="_Toc242216716"/>
+      <w:bookmarkStart w:id="35" w:name="_Toc242251890"/>
       <w:bookmarkEnd w:id="34"/>
       <w:r>
         <w:t>Funciones del Producto</w:t>
@@ -12802,7 +13049,7 @@
     </w:p>
     <w:p>
       <w:pPr>
-        <w:pStyle w:val="Prrafodelista"/>
+        <w:pStyle w:val="ListParagraph"/>
         <w:numPr>
           <w:ilvl w:val="0"/>
           <w:numId w:val="40"/>
@@ -12821,7 +13068,7 @@
     </w:p>
     <w:p>
       <w:pPr>
-        <w:pStyle w:val="Prrafodelista"/>
+        <w:pStyle w:val="ListParagraph"/>
         <w:numPr>
           <w:ilvl w:val="0"/>
           <w:numId w:val="40"/>
@@ -12840,7 +13087,7 @@
     </w:p>
     <w:p>
       <w:pPr>
-        <w:pStyle w:val="Prrafodelista"/>
+        <w:pStyle w:val="ListParagraph"/>
         <w:numPr>
           <w:ilvl w:val="0"/>
           <w:numId w:val="40"/>
@@ -12859,7 +13106,7 @@
     </w:p>
     <w:p>
       <w:pPr>
-        <w:pStyle w:val="Prrafodelista"/>
+        <w:pStyle w:val="ListParagraph"/>
         <w:numPr>
           <w:ilvl w:val="0"/>
           <w:numId w:val="40"/>
@@ -12878,7 +13125,7 @@
     </w:p>
     <w:p>
       <w:pPr>
-        <w:pStyle w:val="Prrafodelista"/>
+        <w:pStyle w:val="ListParagraph"/>
         <w:numPr>
           <w:ilvl w:val="0"/>
           <w:numId w:val="40"/>
@@ -12897,7 +13144,7 @@
     </w:p>
     <w:p>
       <w:pPr>
-        <w:pStyle w:val="Prrafodelista"/>
+        <w:pStyle w:val="ListParagraph"/>
         <w:numPr>
           <w:ilvl w:val="0"/>
           <w:numId w:val="40"/>
@@ -12916,7 +13163,7 @@
     </w:p>
     <w:p>
       <w:pPr>
-        <w:pStyle w:val="Prrafodelista"/>
+        <w:pStyle w:val="ListParagraph"/>
         <w:numPr>
           <w:ilvl w:val="0"/>
           <w:numId w:val="40"/>
@@ -12935,7 +13182,7 @@
     </w:p>
     <w:p>
       <w:pPr>
-        <w:pStyle w:val="Prrafodelista"/>
+        <w:pStyle w:val="ListParagraph"/>
         <w:numPr>
           <w:ilvl w:val="0"/>
           <w:numId w:val="40"/>
@@ -12954,7 +13201,7 @@
     </w:p>
     <w:p>
       <w:pPr>
-        <w:pStyle w:val="Prrafodelista"/>
+        <w:pStyle w:val="ListParagraph"/>
         <w:numPr>
           <w:ilvl w:val="0"/>
           <w:numId w:val="40"/>
@@ -12979,9 +13226,13 @@
     </w:p>
     <w:p>
       <w:pPr>
-        <w:pStyle w:val="Descripcin"/>
-      </w:pPr>
-      <w:r>
+        <w:pStyle w:val="Caption"/>
+      </w:pPr>
+      <w:bookmarkStart w:id="36" w:name="_Toc242251965"/>
+      <w:r>
+        <w:rPr>
+          <w:noProof/>
+        </w:rPr>
         <w:lastRenderedPageBreak/>
         <w:drawing>
           <wp:inline distT="0" distB="0" distL="0" distR="0" wp14:anchorId="0BE2B5B0" wp14:editId="2D0C469C">
@@ -13049,6 +13300,7 @@
       <w:r>
         <w:t xml:space="preserve"> del sistema</w:t>
       </w:r>
+      <w:bookmarkEnd w:id="36"/>
     </w:p>
     <w:p>
       <w:pPr>
@@ -13065,10 +13317,10 @@
         <w:br w:type="page"/>
       </w:r>
     </w:p>
-    <w:bookmarkStart w:id="36" w:name="_Toc242216717"/>
+    <w:bookmarkStart w:id="37" w:name="_Toc242251891"/>
     <w:p>
       <w:pPr>
-        <w:pStyle w:val="Ttulo2"/>
+        <w:pStyle w:val="Heading2"/>
         <w:spacing w:before="0" w:after="0"/>
       </w:pPr>
       <w:r>
@@ -13143,7 +13395,7 @@
               </wp:anchor>
             </w:drawing>
           </mc:Choice>
-          <mc:Fallback xmlns:w16sdtfl="http://schemas.microsoft.com/office/word/2024/wordml/sdtformatlock" xmlns:w16du="http://schemas.microsoft.com/office/word/2023/wordml/word16du">
+          <mc:Fallback>
             <w:pict>
               <v:rect w14:anchorId="6C311DD8" id="Rectangle 1979" o:spid="_x0000_s1026" style="position:absolute;margin-left:113.45pt;margin-top:12.85pt;width:3.85pt;height:1.4pt;z-index:-251658240;visibility:visible;mso-wrap-style:square;mso-width-percent:0;mso-height-percent:0;mso-wrap-distance-left:9pt;mso-wrap-distance-top:0;mso-wrap-distance-right:9pt;mso-wrap-distance-bottom:0;mso-position-horizontal:absolute;mso-position-horizontal-relative:page;mso-position-vertical:absolute;mso-position-vertical-relative:text;mso-width-percent:0;mso-height-percent:0;mso-width-relative:page;mso-height-relative:page;v-text-anchor:top" o:gfxdata="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" fillcolor="black" stroked="f">
                 <w10:wrap anchorx="page"/>
@@ -13152,21 +13404,21 @@
           </mc:Fallback>
         </mc:AlternateContent>
       </w:r>
-      <w:bookmarkStart w:id="37" w:name="_bookmark10"/>
+      <w:bookmarkStart w:id="38" w:name="_bookmark10"/>
+      <w:bookmarkEnd w:id="38"/>
+      <w:r>
+        <w:t>7.</w:t>
+      </w:r>
+      <w:r>
+        <w:t>3</w:t>
+      </w:r>
+      <w:r>
+        <w:t xml:space="preserve"> </w:t>
+      </w:r>
+      <w:r>
+        <w:t>Condiciones del Entorno</w:t>
+      </w:r>
       <w:bookmarkEnd w:id="37"/>
-      <w:r>
-        <w:t>7.</w:t>
-      </w:r>
-      <w:r>
-        <w:t>3</w:t>
-      </w:r>
-      <w:r>
-        <w:t xml:space="preserve"> </w:t>
-      </w:r>
-      <w:r>
-        <w:t>Condiciones del Entorno</w:t>
-      </w:r>
-      <w:bookmarkEnd w:id="36"/>
     </w:p>
     <w:p>
       <w:pPr>
@@ -13178,12 +13430,12 @@
     </w:p>
     <w:p>
       <w:pPr>
-        <w:pStyle w:val="Ttulo2"/>
+        <w:pStyle w:val="Heading2"/>
         <w:spacing w:before="0" w:after="0"/>
       </w:pPr>
-      <w:bookmarkStart w:id="38" w:name="_bookmark11"/>
-      <w:bookmarkStart w:id="39" w:name="_Toc242216718"/>
-      <w:bookmarkEnd w:id="38"/>
+      <w:bookmarkStart w:id="39" w:name="_bookmark11"/>
+      <w:bookmarkStart w:id="40" w:name="_Toc242251892"/>
+      <w:bookmarkEnd w:id="39"/>
       <w:r>
         <w:t>7.</w:t>
       </w:r>
@@ -13196,7 +13448,7 @@
       <w:r>
         <w:t>Características de los Usuarios</w:t>
       </w:r>
-      <w:bookmarkEnd w:id="39"/>
+      <w:bookmarkEnd w:id="40"/>
     </w:p>
     <w:p>
       <w:pPr>
@@ -13208,10 +13460,10 @@
     </w:p>
     <w:p>
       <w:pPr>
-        <w:pStyle w:val="Descripcin"/>
+        <w:pStyle w:val="Caption"/>
         <w:spacing w:before="0" w:after="0"/>
       </w:pPr>
-      <w:bookmarkStart w:id="40" w:name="_Toc83812947"/>
+      <w:bookmarkStart w:id="41" w:name="_Toc242251935"/>
       <w:r>
         <w:t xml:space="preserve">Tabla </w:t>
       </w:r>
@@ -13239,14 +13491,14 @@
       <w:r>
         <w:t xml:space="preserve">Usuario </w:t>
       </w:r>
-      <w:bookmarkEnd w:id="40"/>
       <w:r>
         <w:t>final</w:t>
       </w:r>
+      <w:bookmarkEnd w:id="41"/>
     </w:p>
     <w:tbl>
       <w:tblPr>
-        <w:tblStyle w:val="Tablaconcuadrcula4-nfasis1"/>
+        <w:tblStyle w:val="GridTable4-Accent1"/>
         <w:tblW w:w="9133" w:type="dxa"/>
         <w:tblLook w:val="04A0" w:firstRow="1" w:lastRow="0" w:firstColumn="1" w:lastColumn="0" w:noHBand="0" w:noVBand="1"/>
       </w:tblPr>
@@ -13376,24 +13628,24 @@
     </w:tbl>
     <w:p>
       <w:pPr>
-        <w:pStyle w:val="Ttulo2"/>
-      </w:pPr>
-      <w:bookmarkStart w:id="41" w:name="_bookmark12"/>
-      <w:bookmarkEnd w:id="41"/>
+        <w:pStyle w:val="Heading2"/>
+      </w:pPr>
+      <w:bookmarkStart w:id="42" w:name="_bookmark12"/>
+      <w:bookmarkEnd w:id="42"/>
     </w:p>
     <w:p>
       <w:pPr>
-        <w:pStyle w:val="Ttulo2"/>
+        <w:pStyle w:val="Heading2"/>
         <w:spacing w:before="0" w:after="0"/>
       </w:pPr>
-      <w:bookmarkStart w:id="42" w:name="_Toc242216719"/>
+      <w:bookmarkStart w:id="43" w:name="_Toc242251893"/>
       <w:r>
         <w:t xml:space="preserve">7.5 </w:t>
       </w:r>
       <w:r>
         <w:t>Interfaces Externas</w:t>
       </w:r>
-      <w:bookmarkEnd w:id="42"/>
+      <w:bookmarkEnd w:id="43"/>
     </w:p>
     <w:p>
       <w:pPr>
@@ -13402,22 +13654,22 @@
           <w:bCs/>
         </w:rPr>
       </w:pPr>
-      <w:bookmarkStart w:id="43" w:name="_bookmark13"/>
-      <w:bookmarkEnd w:id="43"/>
+      <w:bookmarkStart w:id="44" w:name="_bookmark13"/>
+      <w:bookmarkEnd w:id="44"/>
       <w:r>
         <w:t>El sistema no requiere ni implementa conexión a ningún motor de base de datos. La interfaz externa principal es la capa de red que expone el servidor: a través de ella los cuatro clientes intercambian los mensajes SOAP de autenticación, consulta del catálogo y conversión.</w:t>
       </w:r>
     </w:p>
     <w:p>
       <w:pPr>
-        <w:pStyle w:val="Ttulo2"/>
+        <w:pStyle w:val="Heading2"/>
         <w:spacing w:before="0" w:after="0"/>
         <w:rPr>
           <w:rFonts w:cs="Calibri"/>
           <w:szCs w:val="22"/>
         </w:rPr>
       </w:pPr>
-      <w:bookmarkStart w:id="44" w:name="_Toc242216720"/>
+      <w:bookmarkStart w:id="45" w:name="_Toc242251894"/>
       <w:r>
         <w:rPr>
           <w:rFonts w:cs="Calibri"/>
@@ -13432,11 +13684,11 @@
         </w:rPr>
         <w:t>Restricciones</w:t>
       </w:r>
-      <w:bookmarkEnd w:id="44"/>
+      <w:bookmarkEnd w:id="45"/>
     </w:p>
     <w:p>
       <w:pPr>
-        <w:pStyle w:val="Prrafodelista"/>
+        <w:pStyle w:val="ListParagraph"/>
         <w:numPr>
           <w:ilvl w:val="0"/>
           <w:numId w:val="41"/>
@@ -13457,7 +13709,7 @@
     </w:p>
     <w:p>
       <w:pPr>
-        <w:pStyle w:val="Prrafodelista"/>
+        <w:pStyle w:val="ListParagraph"/>
         <w:numPr>
           <w:ilvl w:val="0"/>
           <w:numId w:val="41"/>
@@ -13470,7 +13722,7 @@
     </w:p>
     <w:p>
       <w:pPr>
-        <w:pStyle w:val="Prrafodelista"/>
+        <w:pStyle w:val="ListParagraph"/>
         <w:numPr>
           <w:ilvl w:val="0"/>
           <w:numId w:val="41"/>
@@ -13483,7 +13735,7 @@
     </w:p>
     <w:p>
       <w:pPr>
-        <w:pStyle w:val="Prrafodelista"/>
+        <w:pStyle w:val="ListParagraph"/>
         <w:numPr>
           <w:ilvl w:val="0"/>
           <w:numId w:val="41"/>
@@ -13496,7 +13748,7 @@
     </w:p>
     <w:p>
       <w:pPr>
-        <w:pStyle w:val="Prrafodelista"/>
+        <w:pStyle w:val="ListParagraph"/>
         <w:numPr>
           <w:ilvl w:val="0"/>
           <w:numId w:val="41"/>
@@ -13509,7 +13761,7 @@
     </w:p>
     <w:p>
       <w:pPr>
-        <w:pStyle w:val="Prrafodelista"/>
+        <w:pStyle w:val="ListParagraph"/>
         <w:numPr>
           <w:ilvl w:val="0"/>
           <w:numId w:val="41"/>
@@ -13522,7 +13774,7 @@
     </w:p>
     <w:p>
       <w:pPr>
-        <w:pStyle w:val="Prrafodelista"/>
+        <w:pStyle w:val="ListParagraph"/>
         <w:numPr>
           <w:ilvl w:val="0"/>
           <w:numId w:val="41"/>
@@ -13535,7 +13787,7 @@
     </w:p>
     <w:p>
       <w:pPr>
-        <w:pStyle w:val="Prrafodelista"/>
+        <w:pStyle w:val="ListParagraph"/>
         <w:numPr>
           <w:ilvl w:val="0"/>
           <w:numId w:val="41"/>
@@ -13548,7 +13800,7 @@
     </w:p>
     <w:p>
       <w:pPr>
-        <w:pStyle w:val="Prrafodelista"/>
+        <w:pStyle w:val="ListParagraph"/>
         <w:numPr>
           <w:ilvl w:val="0"/>
           <w:numId w:val="41"/>
@@ -13574,19 +13826,19 @@
     </w:p>
     <w:p>
       <w:pPr>
-        <w:pStyle w:val="Ttulo2"/>
+        <w:pStyle w:val="Heading2"/>
         <w:spacing w:before="0" w:after="0"/>
       </w:pPr>
-      <w:bookmarkStart w:id="45" w:name="_bookmark14"/>
-      <w:bookmarkStart w:id="46" w:name="_Toc242216721"/>
-      <w:bookmarkEnd w:id="45"/>
+      <w:bookmarkStart w:id="46" w:name="_bookmark14"/>
+      <w:bookmarkStart w:id="47" w:name="_Toc242251895"/>
+      <w:bookmarkEnd w:id="46"/>
       <w:r>
         <w:t xml:space="preserve">7.7 </w:t>
       </w:r>
       <w:r>
         <w:t>Suposiciones y Dependencias</w:t>
       </w:r>
-      <w:bookmarkEnd w:id="46"/>
+      <w:bookmarkEnd w:id="47"/>
     </w:p>
     <w:p>
       <w:pPr>
@@ -13653,73 +13905,73 @@
     </w:p>
     <w:p>
       <w:pPr>
-        <w:pStyle w:val="Ttulo1"/>
+        <w:pStyle w:val="Heading1"/>
         <w:numPr>
           <w:ilvl w:val="0"/>
           <w:numId w:val="20"/>
         </w:numPr>
       </w:pPr>
-      <w:bookmarkStart w:id="47" w:name="_Toc242216722"/>
+      <w:bookmarkStart w:id="48" w:name="_Toc242251896"/>
       <w:r>
         <w:lastRenderedPageBreak/>
         <w:t>Especificación de Requerimientos</w:t>
       </w:r>
-      <w:bookmarkEnd w:id="47"/>
+      <w:bookmarkEnd w:id="48"/>
     </w:p>
     <w:p>
       <w:pPr>
-        <w:pStyle w:val="Ttulo2"/>
-      </w:pPr>
-      <w:bookmarkStart w:id="48" w:name="_bookmark16"/>
-      <w:bookmarkStart w:id="49" w:name="_Toc242216723"/>
-      <w:bookmarkEnd w:id="48"/>
+        <w:pStyle w:val="Heading2"/>
+      </w:pPr>
+      <w:bookmarkStart w:id="49" w:name="_bookmark16"/>
+      <w:bookmarkStart w:id="50" w:name="_Toc242251897"/>
+      <w:bookmarkEnd w:id="49"/>
       <w:r>
         <w:t xml:space="preserve">8.1 </w:t>
       </w:r>
       <w:r>
         <w:t>Requisitos comunes de las interfaces</w:t>
-      </w:r>
-      <w:bookmarkEnd w:id="49"/>
-    </w:p>
-    <w:p>
-      <w:pPr>
-        <w:pStyle w:val="Ttulo3"/>
-      </w:pPr>
-      <w:bookmarkStart w:id="50" w:name="_Toc242216724"/>
-      <w:r>
-        <w:t xml:space="preserve">8.1.1 </w:t>
-      </w:r>
-      <w:r>
-        <w:t>Interfaces de usuario</w:t>
       </w:r>
       <w:bookmarkEnd w:id="50"/>
     </w:p>
     <w:p>
-      <w:r>
-        <w:t>El sistema usa una arquitectura orientada a servicios (SOA) y presenta un único diseño de interfaz en los clientes gráficos (escritorio Java Swing, web y móvil Android). La interfaz gráfica consiste en ventanas o pantallas con botones, listas desplegables, campos de texto e imágenes. La interfaz de consola consiste en un menú de opciones numéricas, con los datos de conversión y las credenciales ingresados por teclado. Todas las interfaces deben ser intuitivas y capturar los tres parámetros obligatorios que exige el servidor (unidad de origen, unidad de destino y valor), y mostrar de forma clara la respuesta estructurada, incluidos los mensajes de error.</w:t>
-      </w:r>
-      <w:r>
-        <w:t xml:space="preserve"> </w:t>
-      </w:r>
-    </w:p>
-    <w:p>
-      <w:pPr>
-        <w:pStyle w:val="Ttulo3"/>
-      </w:pPr>
-      <w:bookmarkStart w:id="51" w:name="_Toc242216725"/>
-      <w:r>
-        <w:t xml:space="preserve">8.1.2 </w:t>
-      </w:r>
-      <w:r>
-        <w:t>Interfaces de hardware</w:t>
+      <w:pPr>
+        <w:pStyle w:val="Heading3"/>
+      </w:pPr>
+      <w:bookmarkStart w:id="51" w:name="_Toc242251898"/>
+      <w:r>
+        <w:t xml:space="preserve">8.1.1 </w:t>
+      </w:r>
+      <w:r>
+        <w:t>Interfaces de usuario</w:t>
       </w:r>
       <w:bookmarkEnd w:id="51"/>
     </w:p>
     <w:p>
-      <w:pPr>
-        <w:pStyle w:val="Descripcin"/>
-      </w:pPr>
-      <w:bookmarkStart w:id="52" w:name="_Toc83812951"/>
+      <w:r>
+        <w:t>El sistema usa una arquitectura orientada a servicios (SOA) y presenta un único diseño de interfaz en los clientes gráficos (escritorio Java Swing, web y móvil Android). La interfaz gráfica consiste en ventanas o pantallas con botones, listas desplegables, campos de texto e imágenes. La interfaz de consola consiste en un menú de opciones numéricas, con los datos de conversión y las credenciales ingresados por teclado. Todas las interfaces deben ser intuitivas y capturar los tres parámetros obligatorios que exige el servidor (unidad de origen, unidad de destino y valor), y mostrar de forma clara la respuesta estructurada, incluidos los mensajes de error.</w:t>
+      </w:r>
+      <w:r>
+        <w:t xml:space="preserve"> </w:t>
+      </w:r>
+    </w:p>
+    <w:p>
+      <w:pPr>
+        <w:pStyle w:val="Heading3"/>
+      </w:pPr>
+      <w:bookmarkStart w:id="52" w:name="_Toc242251899"/>
+      <w:r>
+        <w:t xml:space="preserve">8.1.2 </w:t>
+      </w:r>
+      <w:r>
+        <w:t>Interfaces de hardware</w:t>
+      </w:r>
+      <w:bookmarkEnd w:id="52"/>
+    </w:p>
+    <w:p>
+      <w:pPr>
+        <w:pStyle w:val="Caption"/>
+      </w:pPr>
+      <w:bookmarkStart w:id="53" w:name="_Toc242251936"/>
       <w:r>
         <w:t xml:space="preserve">Tabla </w:t>
       </w:r>
@@ -13747,11 +13999,11 @@
       <w:r>
         <w:t>Requisitos de interfaces de hardware</w:t>
       </w:r>
-      <w:bookmarkEnd w:id="52"/>
+      <w:bookmarkEnd w:id="53"/>
     </w:p>
     <w:tbl>
       <w:tblPr>
-        <w:tblStyle w:val="Tablaconcuadrcula4-nfasis1"/>
+        <w:tblStyle w:val="GridTable4-Accent1"/>
         <w:tblW w:w="0" w:type="auto"/>
         <w:tblLook w:val="04A0" w:firstRow="1" w:lastRow="0" w:firstColumn="1" w:lastColumn="0" w:noHBand="0" w:noVBand="1"/>
       </w:tblPr>
@@ -14655,9 +14907,9 @@
     </w:tbl>
     <w:p>
       <w:pPr>
-        <w:pStyle w:val="Ttulo3"/>
-      </w:pPr>
-      <w:bookmarkStart w:id="53" w:name="_Toc242216726"/>
+        <w:pStyle w:val="Heading3"/>
+      </w:pPr>
+      <w:bookmarkStart w:id="54" w:name="_Toc242251900"/>
       <w:r>
         <w:lastRenderedPageBreak/>
         <w:t xml:space="preserve">8.1.3 </w:t>
@@ -14665,13 +14917,13 @@
       <w:r>
         <w:t>Interfaces de software</w:t>
       </w:r>
-      <w:bookmarkEnd w:id="53"/>
+      <w:bookmarkEnd w:id="54"/>
     </w:p>
     <w:p>
       <w:pPr>
-        <w:pStyle w:val="Descripcin"/>
-      </w:pPr>
-      <w:bookmarkStart w:id="54" w:name="_Toc83812952"/>
+        <w:pStyle w:val="Caption"/>
+      </w:pPr>
+      <w:bookmarkStart w:id="55" w:name="_Toc242251937"/>
       <w:r>
         <w:t xml:space="preserve">Tabla </w:t>
       </w:r>
@@ -14699,11 +14951,11 @@
       <w:r>
         <w:t>Interfaces de software</w:t>
       </w:r>
-      <w:bookmarkEnd w:id="54"/>
+      <w:bookmarkEnd w:id="55"/>
     </w:p>
     <w:tbl>
       <w:tblPr>
-        <w:tblStyle w:val="Tablaconcuadrcula4-nfasis1"/>
+        <w:tblStyle w:val="GridTable4-Accent1"/>
         <w:tblW w:w="5000" w:type="pct"/>
         <w:tblLook w:val="04A0" w:firstRow="1" w:lastRow="0" w:firstColumn="1" w:lastColumn="0" w:noHBand="0" w:noVBand="1"/>
       </w:tblPr>
@@ -14821,7 +15073,7 @@
             <w:hyperlink r:id="rId14" w:history="1">
               <w:r>
                 <w:rPr>
-                  <w:rStyle w:val="Hipervnculo"/>
+                  <w:rStyle w:val="Hyperlink"/>
                 </w:rPr>
                 <w:t xml:space="preserve"> http://windows.microsoft.com/</w:t>
               </w:r>
@@ -14930,7 +15182,7 @@
             <w:hyperlink r:id="rId15" w:history="1">
               <w:r>
                 <w:rPr>
-                  <w:rStyle w:val="Hipervnculo"/>
+                  <w:rStyle w:val="Hyperlink"/>
                 </w:rPr>
                 <w:t xml:space="preserve"> https://www.netbeanside.com/</w:t>
               </w:r>
@@ -15008,15 +15260,7 @@
               <w:cnfStyle w:val="000000100000" w:firstRow="0" w:lastRow="0" w:firstColumn="0" w:lastColumn="0" w:oddVBand="0" w:evenVBand="0" w:oddHBand="1" w:evenHBand="0" w:firstRowFirstColumn="0" w:firstRowLastColumn="0" w:lastRowFirstColumn="0" w:lastRowLastColumn="0"/>
             </w:pPr>
             <w:r>
-              <w:t xml:space="preserve">Nombre: </w:t>
-            </w:r>
-            <w:proofErr w:type="spellStart"/>
-            <w:r>
-              <w:t>Power</w:t>
-            </w:r>
-            <w:proofErr w:type="spellEnd"/>
-            <w:r>
-              <w:t xml:space="preserve"> </w:t>
+              <w:t xml:space="preserve">Nombre: Power </w:t>
             </w:r>
             <w:proofErr w:type="spellStart"/>
             <w:r>
@@ -15268,7 +15512,7 @@
             <w:hyperlink r:id="rId17" w:history="1">
               <w:r>
                 <w:rPr>
-                  <w:rStyle w:val="Hipervnculo"/>
+                  <w:rStyle w:val="Hyperlink"/>
                 </w:rPr>
                 <w:t>https://www.payara.fish/</w:t>
               </w:r>
@@ -15325,9 +15569,9 @@
     </w:tbl>
     <w:p>
       <w:pPr>
-        <w:pStyle w:val="Ttulo3"/>
-      </w:pPr>
-      <w:bookmarkStart w:id="55" w:name="_Toc242216727"/>
+        <w:pStyle w:val="Heading3"/>
+      </w:pPr>
+      <w:bookmarkStart w:id="56" w:name="_Toc242251901"/>
       <w:r>
         <w:lastRenderedPageBreak/>
         <w:t>8</w:t>
@@ -15350,7 +15594,7 @@
       <w:r>
         <w:t>comunicación</w:t>
       </w:r>
-      <w:bookmarkEnd w:id="55"/>
+      <w:bookmarkEnd w:id="56"/>
     </w:p>
     <w:p>
       <w:r>
@@ -15368,7 +15612,7 @@
     </w:p>
     <w:p>
       <w:pPr>
-        <w:pStyle w:val="Prrafodelista"/>
+        <w:pStyle w:val="ListParagraph"/>
         <w:numPr>
           <w:ilvl w:val="0"/>
           <w:numId w:val="24"/>
@@ -15397,7 +15641,7 @@
     </w:p>
     <w:p>
       <w:pPr>
-        <w:pStyle w:val="Prrafodelista"/>
+        <w:pStyle w:val="ListParagraph"/>
         <w:numPr>
           <w:ilvl w:val="0"/>
           <w:numId w:val="24"/>
@@ -15430,7 +15674,7 @@
     </w:p>
     <w:p>
       <w:pPr>
-        <w:pStyle w:val="Prrafodelista"/>
+        <w:pStyle w:val="ListParagraph"/>
         <w:numPr>
           <w:ilvl w:val="0"/>
           <w:numId w:val="24"/>
@@ -15455,64 +15699,69 @@
     </w:p>
     <w:p>
       <w:pPr>
-        <w:pStyle w:val="Ttulo2"/>
-      </w:pPr>
-      <w:bookmarkStart w:id="56" w:name="_Toc242216728"/>
+        <w:pStyle w:val="Heading2"/>
+      </w:pPr>
+      <w:bookmarkStart w:id="57" w:name="_Toc242251902"/>
       <w:r>
         <w:t xml:space="preserve">8.2 </w:t>
       </w:r>
       <w:r>
         <w:t>Requisitos Funcionales</w:t>
-      </w:r>
-      <w:bookmarkEnd w:id="56"/>
-    </w:p>
-    <w:p>
-      <w:pPr>
-        <w:pStyle w:val="Ttulo3"/>
-      </w:pPr>
-      <w:bookmarkStart w:id="57" w:name="_Toc242216729"/>
-      <w:r>
-        <w:t>8.2.1. Objetivo General</w:t>
       </w:r>
       <w:bookmarkEnd w:id="57"/>
     </w:p>
     <w:p>
-      <w:r>
-        <w:t>El sistema "Conversión de Unidades Monster" permite el procesamiento centralizado y seguro de operaciones de conversión de unidades a través de una red, apoyándose en los servicios SOAP (JAX-WS) expuestos por los módulos del servidor backend y consumidos de la misma forma por los cuatro clientes.</w:t>
-      </w:r>
-      <w:r>
-        <w:t xml:space="preserve"> </w:t>
-      </w:r>
+      <w:pPr>
+        <w:pStyle w:val="Heading3"/>
+      </w:pPr>
+      <w:bookmarkStart w:id="58" w:name="_Toc242251903"/>
+      <w:r>
+        <w:t>8.2.1. Objetivo General</w:t>
+      </w:r>
+      <w:bookmarkEnd w:id="58"/>
     </w:p>
     <w:p>
       <w:r>
-        <w:t>8.2.2. Objetivos Específicos</w:t>
+        <w:t>El sistema "Conversión de Unidades Monster" permite el procesamiento centralizado y seguro de operaciones de conversión de unidades a través de una red, apoyándose en los servicios SOAP (JAX-WS) expuestos por los módulos del servidor backend y consumidos de la misma forma por los cuatro clientes.</w:t>
+      </w:r>
+      <w:r>
+        <w:t xml:space="preserve"> </w:t>
       </w:r>
     </w:p>
     <w:p>
-      <w:r>
-        <w:t xml:space="preserve">A continuación, se </w:t>
-      </w:r>
-      <w:r>
-        <w:t>muestran</w:t>
-      </w:r>
-      <w:r>
-        <w:t xml:space="preserve"> los objetivos específicos</w:t>
-      </w:r>
-      <w:r>
-        <w:t xml:space="preserve"> en el que se sustenta el proyecto de desarrollo de software.</w:t>
-      </w:r>
+      <w:pPr>
+        <w:pStyle w:val="Heading3"/>
+      </w:pPr>
+      <w:bookmarkStart w:id="59" w:name="_Toc242251904"/>
+      <w:r>
+        <w:t>8.2.2. Objetivos Específicos</w:t>
+      </w:r>
+      <w:bookmarkEnd w:id="59"/>
     </w:p>
     <w:p>
-      <w:pPr>
-        <w:pStyle w:val="Descripcin"/>
+      <w:r>
+        <w:t xml:space="preserve">A continuación, se </w:t>
+      </w:r>
+      <w:r>
+        <w:t>muestran</w:t>
+      </w:r>
+      <w:r>
+        <w:t xml:space="preserve"> los objetivos específicos</w:t>
+      </w:r>
+      <w:r>
+        <w:t xml:space="preserve"> en el que se sustenta el proyecto de desarrollo de software.</w:t>
+      </w:r>
+    </w:p>
+    <w:p>
+      <w:pPr>
+        <w:pStyle w:val="Caption"/>
         <w:rPr>
           <w:rFonts w:ascii="Verdana" w:eastAsia="Droid Sans Fallback" w:hAnsi="Verdana" w:cstheme="minorHAnsi"/>
           <w:sz w:val="24"/>
           <w:lang w:val="es-EC"/>
         </w:rPr>
       </w:pPr>
-      <w:bookmarkStart w:id="58" w:name="_Toc83812953"/>
+      <w:bookmarkStart w:id="60" w:name="_Toc242251938"/>
       <w:r>
         <w:t xml:space="preserve">Tabla </w:t>
       </w:r>
@@ -15537,14 +15786,14 @@
       <w:r>
         <w:t xml:space="preserve">. </w:t>
       </w:r>
-      <w:bookmarkEnd w:id="58"/>
       <w:r>
         <w:t>Autenticar el acceso de los clientes</w:t>
       </w:r>
+      <w:bookmarkEnd w:id="60"/>
     </w:p>
     <w:tbl>
       <w:tblPr>
-        <w:tblStyle w:val="Tablaconcuadrcula4-nfasis1"/>
+        <w:tblStyle w:val="GridTable4-Accent1"/>
         <w:tblW w:w="0" w:type="auto"/>
         <w:tblLook w:val="04A0" w:firstRow="1" w:lastRow="0" w:firstColumn="1" w:lastColumn="0" w:noHBand="0" w:noVBand="1"/>
       </w:tblPr>
@@ -15675,9 +15924,9 @@
     </w:tbl>
     <w:p>
       <w:pPr>
-        <w:pStyle w:val="Descripcin"/>
-      </w:pPr>
-      <w:bookmarkStart w:id="59" w:name="_Toc83812954"/>
+        <w:pStyle w:val="Caption"/>
+      </w:pPr>
+      <w:bookmarkStart w:id="61" w:name="_Toc242251939"/>
       <w:r>
         <w:t xml:space="preserve">Tabla </w:t>
       </w:r>
@@ -15702,14 +15951,17 @@
       <w:r>
         <w:t xml:space="preserve">. </w:t>
       </w:r>
-      <w:bookmarkEnd w:id="59"/>
-      <w:r>
-        <w:t xml:space="preserve">Realizar conversiones </w:t>
+      <w:r>
+        <w:t>Realizar conversiones</w:t>
+      </w:r>
+      <w:bookmarkEnd w:id="61"/>
+      <w:r>
+        <w:t xml:space="preserve"> </w:t>
       </w:r>
     </w:p>
     <w:tbl>
       <w:tblPr>
-        <w:tblStyle w:val="Tablaconcuadrcula4-nfasis1"/>
+        <w:tblStyle w:val="GridTable4-Accent1"/>
         <w:tblW w:w="0" w:type="auto"/>
         <w:tblLook w:val="04A0" w:firstRow="1" w:lastRow="0" w:firstColumn="1" w:lastColumn="0" w:noHBand="0" w:noVBand="1"/>
       </w:tblPr>
@@ -15840,8 +16092,9 @@
     </w:tbl>
     <w:p>
       <w:pPr>
-        <w:pStyle w:val="Descripcin"/>
-      </w:pPr>
+        <w:pStyle w:val="Caption"/>
+      </w:pPr>
+      <w:bookmarkStart w:id="62" w:name="_Toc242251940"/>
       <w:r>
         <w:t xml:space="preserve">Tabla </w:t>
       </w:r>
@@ -15869,10 +16122,11 @@
       <w:r>
         <w:t>Consultar el catálogo de unidades</w:t>
       </w:r>
+      <w:bookmarkEnd w:id="62"/>
     </w:p>
     <w:tbl>
       <w:tblPr>
-        <w:tblStyle w:val="Tablaconcuadrcula4-nfasis1"/>
+        <w:tblStyle w:val="GridTable4-Accent1"/>
         <w:tblW w:w="0" w:type="auto"/>
         <w:tblLook w:val="04A0" w:firstRow="1" w:lastRow="0" w:firstColumn="1" w:lastColumn="0" w:noHBand="0" w:noVBand="1"/>
       </w:tblPr>
@@ -16007,8 +16261,9 @@
     </w:tbl>
     <w:p>
       <w:pPr>
-        <w:pStyle w:val="Descripcin"/>
-      </w:pPr>
+        <w:pStyle w:val="Caption"/>
+      </w:pPr>
+      <w:bookmarkStart w:id="63" w:name="_Toc242251941"/>
       <w:r>
         <w:t xml:space="preserve">Tabla </w:t>
       </w:r>
@@ -16036,13 +16291,14 @@
       <w:r>
         <w:t>spuestas Estructuradas</w:t>
       </w:r>
+      <w:bookmarkEnd w:id="63"/>
       <w:r>
         <w:t xml:space="preserve"> </w:t>
       </w:r>
     </w:p>
     <w:tbl>
       <w:tblPr>
-        <w:tblStyle w:val="Tablaconcuadrcula4-nfasis1"/>
+        <w:tblStyle w:val="GridTable4-Accent1"/>
         <w:tblW w:w="0" w:type="auto"/>
         <w:tblLook w:val="04A0" w:firstRow="1" w:lastRow="0" w:firstColumn="1" w:lastColumn="0" w:noHBand="0" w:noVBand="1"/>
       </w:tblPr>
@@ -16176,24 +16432,24 @@
     </w:tbl>
     <w:p>
       <w:pPr>
-        <w:pStyle w:val="Ttulo3"/>
+        <w:pStyle w:val="Heading3"/>
       </w:pPr>
     </w:p>
     <w:p>
       <w:pPr>
-        <w:pStyle w:val="Ttulo3"/>
-      </w:pPr>
-      <w:bookmarkStart w:id="60" w:name="_Toc242216730"/>
+        <w:pStyle w:val="Heading3"/>
+      </w:pPr>
+      <w:bookmarkStart w:id="64" w:name="_Toc242251905"/>
       <w:r>
         <w:t>8.2.3. Actores</w:t>
       </w:r>
-      <w:bookmarkEnd w:id="60"/>
+      <w:bookmarkEnd w:id="64"/>
     </w:p>
     <w:p>
       <w:pPr>
-        <w:pStyle w:val="Descripcin"/>
-      </w:pPr>
-      <w:bookmarkStart w:id="61" w:name="_Toc83812957"/>
+        <w:pStyle w:val="Caption"/>
+      </w:pPr>
+      <w:bookmarkStart w:id="65" w:name="_Toc242251942"/>
       <w:r>
         <w:t xml:space="preserve">Tabla </w:t>
       </w:r>
@@ -16218,14 +16474,14 @@
       <w:r>
         <w:t xml:space="preserve">. Actor </w:t>
       </w:r>
-      <w:bookmarkEnd w:id="61"/>
       <w:r>
         <w:t>Usuario</w:t>
       </w:r>
+      <w:bookmarkEnd w:id="65"/>
     </w:p>
     <w:tbl>
       <w:tblPr>
-        <w:tblStyle w:val="Tablaconcuadrcula4-nfasis1"/>
+        <w:tblStyle w:val="GridTable4-Accent1"/>
         <w:tblW w:w="0" w:type="auto"/>
         <w:tblLook w:val="04A0" w:firstRow="1" w:lastRow="0" w:firstColumn="1" w:lastColumn="0" w:noHBand="0" w:noVBand="1"/>
       </w:tblPr>
@@ -16403,8 +16659,9 @@
     </w:tbl>
     <w:p>
       <w:pPr>
-        <w:pStyle w:val="Descripcin"/>
-      </w:pPr>
+        <w:pStyle w:val="Caption"/>
+      </w:pPr>
+      <w:bookmarkStart w:id="66" w:name="_Toc242251943"/>
       <w:r>
         <w:t xml:space="preserve">Tabla </w:t>
       </w:r>
@@ -16438,10 +16695,11 @@
       <w:r>
         <w:t>Cliente Consola</w:t>
       </w:r>
+      <w:bookmarkEnd w:id="66"/>
     </w:p>
     <w:tbl>
       <w:tblPr>
-        <w:tblStyle w:val="Tablaconcuadrcula4-nfasis1"/>
+        <w:tblStyle w:val="GridTable4-Accent1"/>
         <w:tblW w:w="0" w:type="auto"/>
         <w:tblLook w:val="04A0" w:firstRow="1" w:lastRow="0" w:firstColumn="1" w:lastColumn="0" w:noHBand="0" w:noVBand="1"/>
       </w:tblPr>
@@ -16627,8 +16885,9 @@
     </w:tbl>
     <w:p>
       <w:pPr>
-        <w:pStyle w:val="Descripcin"/>
-      </w:pPr>
+        <w:pStyle w:val="Caption"/>
+      </w:pPr>
+      <w:bookmarkStart w:id="67" w:name="_Toc242251944"/>
       <w:r>
         <w:t xml:space="preserve">Tabla </w:t>
       </w:r>
@@ -16662,10 +16921,11 @@
       <w:r>
         <w:t>Cliente Escritorio</w:t>
       </w:r>
+      <w:bookmarkEnd w:id="67"/>
     </w:p>
     <w:tbl>
       <w:tblPr>
-        <w:tblStyle w:val="Tablaconcuadrcula4-nfasis1"/>
+        <w:tblStyle w:val="GridTable4-Accent1"/>
         <w:tblW w:w="0" w:type="auto"/>
         <w:tblLook w:val="04A0" w:firstRow="1" w:lastRow="0" w:firstColumn="1" w:lastColumn="0" w:noHBand="0" w:noVBand="1"/>
       </w:tblPr>
@@ -16851,8 +17111,9 @@
     </w:tbl>
     <w:p>
       <w:pPr>
-        <w:pStyle w:val="Descripcin"/>
-      </w:pPr>
+        <w:pStyle w:val="Caption"/>
+      </w:pPr>
+      <w:bookmarkStart w:id="68" w:name="_Toc242251945"/>
       <w:r>
         <w:t xml:space="preserve">Tabla </w:t>
       </w:r>
@@ -16886,10 +17147,11 @@
       <w:r>
         <w:t>Cliente Web</w:t>
       </w:r>
+      <w:bookmarkEnd w:id="68"/>
     </w:p>
     <w:tbl>
       <w:tblPr>
-        <w:tblStyle w:val="Tablaconcuadrcula4-nfasis1"/>
+        <w:tblStyle w:val="GridTable4-Accent1"/>
         <w:tblW w:w="0" w:type="auto"/>
         <w:tblLook w:val="04A0" w:firstRow="1" w:lastRow="0" w:firstColumn="1" w:lastColumn="0" w:noHBand="0" w:noVBand="1"/>
       </w:tblPr>
@@ -17075,8 +17337,9 @@
     </w:tbl>
     <w:p>
       <w:pPr>
-        <w:pStyle w:val="Descripcin"/>
-      </w:pPr>
+        <w:pStyle w:val="Caption"/>
+      </w:pPr>
+      <w:bookmarkStart w:id="69" w:name="_Toc242251946"/>
       <w:r>
         <w:t xml:space="preserve">Tabla </w:t>
       </w:r>
@@ -17110,10 +17373,11 @@
       <w:r>
         <w:t>Cliente Móvil Android</w:t>
       </w:r>
+      <w:bookmarkEnd w:id="69"/>
     </w:p>
     <w:tbl>
       <w:tblPr>
-        <w:tblStyle w:val="Tablaconcuadrcula4-nfasis1"/>
+        <w:tblStyle w:val="GridTable4-Accent1"/>
         <w:tblW w:w="0" w:type="auto"/>
         <w:tblLook w:val="04A0" w:firstRow="1" w:lastRow="0" w:firstColumn="1" w:lastColumn="0" w:noHBand="0" w:noVBand="1"/>
       </w:tblPr>
@@ -17299,28 +17563,28 @@
     </w:tbl>
     <w:p>
       <w:pPr>
-        <w:pStyle w:val="Ttulo3"/>
+        <w:pStyle w:val="Heading3"/>
       </w:pPr>
     </w:p>
     <w:p>
       <w:pPr>
-        <w:pStyle w:val="Ttulo3"/>
+        <w:pStyle w:val="Heading3"/>
       </w:pPr>
     </w:p>
     <w:p>
       <w:pPr>
-        <w:pStyle w:val="Ttulo3"/>
+        <w:pStyle w:val="Heading3"/>
       </w:pPr>
     </w:p>
     <w:p>
       <w:pPr>
-        <w:pStyle w:val="Ttulo3"/>
-      </w:pPr>
-      <w:bookmarkStart w:id="62" w:name="_Toc242216731"/>
+        <w:pStyle w:val="Heading3"/>
+      </w:pPr>
+      <w:bookmarkStart w:id="70" w:name="_Toc242251906"/>
       <w:r>
         <w:t>8.2.4. Lista de requisitos funcionales</w:t>
       </w:r>
-      <w:bookmarkEnd w:id="62"/>
+      <w:bookmarkEnd w:id="70"/>
     </w:p>
     <w:p>
       <w:r>
@@ -17341,9 +17605,9 @@
     </w:p>
     <w:p>
       <w:pPr>
-        <w:pStyle w:val="Descripcin"/>
-      </w:pPr>
-      <w:bookmarkStart w:id="63" w:name="_Toc83812961"/>
+        <w:pStyle w:val="Caption"/>
+      </w:pPr>
+      <w:bookmarkStart w:id="71" w:name="_Toc242251947"/>
       <w:r>
         <w:t xml:space="preserve">Tabla </w:t>
       </w:r>
@@ -17374,11 +17638,11 @@
       <w:r>
         <w:t>. Lista de requisitos funcionales</w:t>
       </w:r>
-      <w:bookmarkEnd w:id="63"/>
+      <w:bookmarkEnd w:id="71"/>
     </w:p>
     <w:tbl>
       <w:tblPr>
-        <w:tblStyle w:val="Tablaconcuadrcula4-nfasis1"/>
+        <w:tblStyle w:val="GridTable4-Accent1"/>
         <w:tblW w:w="5003" w:type="pct"/>
         <w:tblLook w:val="04A0" w:firstRow="1" w:lastRow="0" w:firstColumn="1" w:lastColumn="0" w:noHBand="0" w:noVBand="1"/>
       </w:tblPr>
@@ -18027,19 +18291,19 @@
     </w:tbl>
     <w:p>
       <w:pPr>
-        <w:pStyle w:val="Ttulo3"/>
+        <w:pStyle w:val="Heading3"/>
       </w:pPr>
     </w:p>
     <w:p>
       <w:pPr>
-        <w:pStyle w:val="Ttulo3"/>
-      </w:pPr>
-      <w:bookmarkStart w:id="64" w:name="_Toc242216732"/>
+        <w:pStyle w:val="Heading3"/>
+      </w:pPr>
+      <w:bookmarkStart w:id="72" w:name="_Toc242251907"/>
       <w:r>
         <w:lastRenderedPageBreak/>
         <w:t>8.2.5 Requisitos Funcionales</w:t>
       </w:r>
-      <w:bookmarkEnd w:id="64"/>
+      <w:bookmarkEnd w:id="72"/>
     </w:p>
     <w:p>
       <w:r>
@@ -18057,9 +18321,9 @@
     </w:p>
     <w:p>
       <w:pPr>
-        <w:pStyle w:val="Descripcin"/>
-      </w:pPr>
-      <w:bookmarkStart w:id="65" w:name="_Toc83812962"/>
+        <w:pStyle w:val="Caption"/>
+      </w:pPr>
+      <w:bookmarkStart w:id="73" w:name="_Toc242251948"/>
       <w:r>
         <w:t xml:space="preserve">Tabla </w:t>
       </w:r>
@@ -18084,14 +18348,17 @@
       <w:r>
         <w:t xml:space="preserve">. </w:t>
       </w:r>
-      <w:bookmarkEnd w:id="65"/>
-      <w:r>
-        <w:t xml:space="preserve">Autenticar Cliente </w:t>
+      <w:r>
+        <w:t>Autenticar Cliente</w:t>
+      </w:r>
+      <w:bookmarkEnd w:id="73"/>
+      <w:r>
+        <w:t xml:space="preserve"> </w:t>
       </w:r>
     </w:p>
     <w:tbl>
       <w:tblPr>
-        <w:tblStyle w:val="Tablaconcuadrcula4-nfasis1"/>
+        <w:tblStyle w:val="GridTable4-Accent1"/>
         <w:tblW w:w="9020" w:type="dxa"/>
         <w:tblLook w:val="04A0" w:firstRow="1" w:lastRow="0" w:firstColumn="1" w:lastColumn="0" w:noHBand="0" w:noVBand="1"/>
       </w:tblPr>
@@ -18486,8 +18753,9 @@
     </w:tbl>
     <w:p>
       <w:pPr>
-        <w:pStyle w:val="Descripcin"/>
-      </w:pPr>
+        <w:pStyle w:val="Caption"/>
+      </w:pPr>
+      <w:bookmarkStart w:id="74" w:name="_Toc242251949"/>
       <w:r>
         <w:t xml:space="preserve">Tabla </w:t>
       </w:r>
@@ -18521,10 +18789,11 @@
       <w:r>
         <w:t>Consultar catálogo</w:t>
       </w:r>
+      <w:bookmarkEnd w:id="74"/>
     </w:p>
     <w:tbl>
       <w:tblPr>
-        <w:tblStyle w:val="Tablaconcuadrcula4-nfasis1"/>
+        <w:tblStyle w:val="GridTable4-Accent1"/>
         <w:tblW w:w="9020" w:type="dxa"/>
         <w:tblLook w:val="04A0" w:firstRow="1" w:lastRow="0" w:firstColumn="1" w:lastColumn="0" w:noHBand="0" w:noVBand="1"/>
       </w:tblPr>
@@ -18935,8 +19204,9 @@
     </w:tbl>
     <w:p>
       <w:pPr>
-        <w:pStyle w:val="Descripcin"/>
-      </w:pPr>
+        <w:pStyle w:val="Caption"/>
+      </w:pPr>
+      <w:bookmarkStart w:id="75" w:name="_Toc242251950"/>
       <w:r>
         <w:t xml:space="preserve">Tabla </w:t>
       </w:r>
@@ -18970,10 +19240,11 @@
       <w:r>
         <w:t>Consultar unidades por categoría</w:t>
       </w:r>
+      <w:bookmarkEnd w:id="75"/>
     </w:p>
     <w:tbl>
       <w:tblPr>
-        <w:tblStyle w:val="Tablaconcuadrcula4-nfasis1"/>
+        <w:tblStyle w:val="GridTable4-Accent1"/>
         <w:tblW w:w="9020" w:type="dxa"/>
         <w:tblLook w:val="04A0" w:firstRow="1" w:lastRow="0" w:firstColumn="1" w:lastColumn="0" w:noHBand="0" w:noVBand="1"/>
       </w:tblPr>
@@ -19384,8 +19655,9 @@
     </w:tbl>
     <w:p>
       <w:pPr>
-        <w:pStyle w:val="Descripcin"/>
-      </w:pPr>
+        <w:pStyle w:val="Caption"/>
+      </w:pPr>
+      <w:bookmarkStart w:id="76" w:name="_Toc242251951"/>
       <w:r>
         <w:t xml:space="preserve">Tabla </w:t>
       </w:r>
@@ -19419,10 +19691,11 @@
       <w:r>
         <w:t>Convertir longitud</w:t>
       </w:r>
+      <w:bookmarkEnd w:id="76"/>
     </w:p>
     <w:tbl>
       <w:tblPr>
-        <w:tblStyle w:val="Tablaconcuadrcula4-nfasis1"/>
+        <w:tblStyle w:val="GridTable4-Accent1"/>
         <w:tblW w:w="9020" w:type="dxa"/>
         <w:tblLook w:val="04A0" w:firstRow="1" w:lastRow="0" w:firstColumn="1" w:lastColumn="0" w:noHBand="0" w:noVBand="1"/>
       </w:tblPr>
@@ -19833,8 +20106,9 @@
     </w:tbl>
     <w:p>
       <w:pPr>
-        <w:pStyle w:val="Descripcin"/>
-      </w:pPr>
+        <w:pStyle w:val="Caption"/>
+      </w:pPr>
+      <w:bookmarkStart w:id="77" w:name="_Toc242251952"/>
       <w:r>
         <w:t xml:space="preserve">Tabla </w:t>
       </w:r>
@@ -19868,10 +20142,11 @@
       <w:r>
         <w:t>Convertir masa</w:t>
       </w:r>
+      <w:bookmarkEnd w:id="77"/>
     </w:p>
     <w:tbl>
       <w:tblPr>
-        <w:tblStyle w:val="Tablaconcuadrcula4-nfasis1"/>
+        <w:tblStyle w:val="GridTable4-Accent1"/>
         <w:tblW w:w="9020" w:type="dxa"/>
         <w:tblLook w:val="04A0" w:firstRow="1" w:lastRow="0" w:firstColumn="1" w:lastColumn="0" w:noHBand="0" w:noVBand="1"/>
       </w:tblPr>
@@ -20283,8 +20558,9 @@
     </w:tbl>
     <w:p>
       <w:pPr>
-        <w:pStyle w:val="Descripcin"/>
-      </w:pPr>
+        <w:pStyle w:val="Caption"/>
+      </w:pPr>
+      <w:bookmarkStart w:id="78" w:name="_Toc242251953"/>
       <w:r>
         <w:t xml:space="preserve">Tabla </w:t>
       </w:r>
@@ -20318,10 +20594,11 @@
       <w:r>
         <w:t>Convertir temperatura</w:t>
       </w:r>
+      <w:bookmarkEnd w:id="78"/>
     </w:p>
     <w:tbl>
       <w:tblPr>
-        <w:tblStyle w:val="Tablaconcuadrcula4-nfasis1"/>
+        <w:tblStyle w:val="GridTable4-Accent1"/>
         <w:tblW w:w="9020" w:type="dxa"/>
         <w:tblLook w:val="04A0" w:firstRow="1" w:lastRow="0" w:firstColumn="1" w:lastColumn="0" w:noHBand="0" w:noVBand="1"/>
       </w:tblPr>
@@ -20732,8 +21009,9 @@
     </w:tbl>
     <w:p>
       <w:pPr>
-        <w:pStyle w:val="Descripcin"/>
-      </w:pPr>
+        <w:pStyle w:val="Caption"/>
+      </w:pPr>
+      <w:bookmarkStart w:id="79" w:name="_Toc242251954"/>
       <w:r>
         <w:t xml:space="preserve">Tabla </w:t>
       </w:r>
@@ -20767,10 +21045,11 @@
       <w:r>
         <w:t>Validar token</w:t>
       </w:r>
+      <w:bookmarkEnd w:id="79"/>
     </w:p>
     <w:tbl>
       <w:tblPr>
-        <w:tblStyle w:val="Tablaconcuadrcula4-nfasis1"/>
+        <w:tblStyle w:val="GridTable4-Accent1"/>
         <w:tblW w:w="9020" w:type="dxa"/>
         <w:tblLook w:val="04A0" w:firstRow="1" w:lastRow="0" w:firstColumn="1" w:lastColumn="0" w:noHBand="0" w:noVBand="1"/>
       </w:tblPr>
@@ -21173,8 +21452,9 @@
     </w:tbl>
     <w:p>
       <w:pPr>
-        <w:pStyle w:val="Descripcin"/>
-      </w:pPr>
+        <w:pStyle w:val="Caption"/>
+      </w:pPr>
+      <w:bookmarkStart w:id="80" w:name="_Toc242251955"/>
       <w:r>
         <w:t xml:space="preserve">Tabla </w:t>
       </w:r>
@@ -21208,10 +21488,11 @@
       <w:r>
         <w:t>Validar datos</w:t>
       </w:r>
+      <w:bookmarkEnd w:id="80"/>
     </w:p>
     <w:tbl>
       <w:tblPr>
-        <w:tblStyle w:val="Tablaconcuadrcula4-nfasis1"/>
+        <w:tblStyle w:val="GridTable4-Accent1"/>
         <w:tblW w:w="9020" w:type="dxa"/>
         <w:tblLook w:val="04A0" w:firstRow="1" w:lastRow="0" w:firstColumn="1" w:lastColumn="0" w:noHBand="0" w:noVBand="1"/>
       </w:tblPr>
@@ -21622,8 +21903,9 @@
     </w:tbl>
     <w:p>
       <w:pPr>
-        <w:pStyle w:val="Descripcin"/>
-      </w:pPr>
+        <w:pStyle w:val="Caption"/>
+      </w:pPr>
+      <w:bookmarkStart w:id="81" w:name="_Toc242251956"/>
       <w:r>
         <w:t xml:space="preserve">Tabla </w:t>
       </w:r>
@@ -21657,10 +21939,11 @@
       <w:r>
         <w:t>Generar respuesta estructurada</w:t>
       </w:r>
+      <w:bookmarkEnd w:id="81"/>
     </w:p>
     <w:tbl>
       <w:tblPr>
-        <w:tblStyle w:val="Tablaconcuadrcula4-nfasis1"/>
+        <w:tblStyle w:val="GridTable4-Accent1"/>
         <w:tblW w:w="9020" w:type="dxa"/>
         <w:tblLook w:val="04A0" w:firstRow="1" w:lastRow="0" w:firstColumn="1" w:lastColumn="0" w:noHBand="0" w:noVBand="1"/>
       </w:tblPr>
@@ -22079,8 +22362,9 @@
     </w:tbl>
     <w:p>
       <w:pPr>
-        <w:pStyle w:val="Descripcin"/>
-      </w:pPr>
+        <w:pStyle w:val="Caption"/>
+      </w:pPr>
+      <w:bookmarkStart w:id="82" w:name="_Toc242251957"/>
       <w:r>
         <w:t xml:space="preserve">Tabla </w:t>
       </w:r>
@@ -22108,10 +22392,11 @@
       <w:r>
         <w:t>Gestionar errores</w:t>
       </w:r>
+      <w:bookmarkEnd w:id="82"/>
     </w:p>
     <w:tbl>
       <w:tblPr>
-        <w:tblStyle w:val="Tablaconcuadrcula4-nfasis1"/>
+        <w:tblStyle w:val="GridTable4-Accent1"/>
         <w:tblW w:w="9020" w:type="dxa"/>
         <w:tblLook w:val="04A0" w:firstRow="1" w:lastRow="0" w:firstColumn="1" w:lastColumn="0" w:noHBand="0" w:noVBand="1"/>
       </w:tblPr>
@@ -22531,14 +22816,14 @@
     </w:tbl>
     <w:p>
       <w:pPr>
-        <w:pStyle w:val="Ttulo2"/>
+        <w:pStyle w:val="Heading2"/>
       </w:pPr>
     </w:p>
     <w:p>
       <w:pPr>
-        <w:pStyle w:val="Ttulo2"/>
-      </w:pPr>
-      <w:bookmarkStart w:id="66" w:name="_Toc242216733"/>
+        <w:pStyle w:val="Heading2"/>
+      </w:pPr>
+      <w:bookmarkStart w:id="83" w:name="_Toc242251908"/>
       <w:r>
         <w:t xml:space="preserve">8.3 </w:t>
       </w:r>
@@ -22551,22 +22836,22 @@
       <w:r>
         <w:t>Funcionales</w:t>
       </w:r>
-      <w:bookmarkEnd w:id="66"/>
+      <w:bookmarkEnd w:id="83"/>
     </w:p>
     <w:p>
       <w:pPr>
-        <w:pStyle w:val="Ttulo3"/>
-      </w:pPr>
-      <w:bookmarkStart w:id="67" w:name="_Toc58077507"/>
-      <w:bookmarkStart w:id="68" w:name="_Toc242216734"/>
+        <w:pStyle w:val="Heading3"/>
+      </w:pPr>
+      <w:bookmarkStart w:id="84" w:name="_Toc58077507"/>
+      <w:bookmarkStart w:id="85" w:name="_Toc242251909"/>
       <w:r>
         <w:t xml:space="preserve">8.3.1 </w:t>
       </w:r>
       <w:r>
         <w:t>Objetivo General</w:t>
       </w:r>
-      <w:bookmarkEnd w:id="67"/>
-      <w:bookmarkEnd w:id="68"/>
+      <w:bookmarkEnd w:id="84"/>
+      <w:bookmarkEnd w:id="85"/>
     </w:p>
     <w:p>
       <w:r>
@@ -22581,8 +22866,9 @@
     </w:p>
     <w:p>
       <w:pPr>
-        <w:pStyle w:val="Descripcin"/>
-      </w:pPr>
+        <w:pStyle w:val="Caption"/>
+      </w:pPr>
+      <w:bookmarkStart w:id="86" w:name="_Toc242251958"/>
       <w:r>
         <w:t xml:space="preserve">Tabla </w:t>
       </w:r>
@@ -22610,10 +22896,11 @@
       <w:r>
         <w:t xml:space="preserve"> Requerimiento no funcional Protocolo de Arquitectura (SOAP)</w:t>
       </w:r>
+      <w:bookmarkEnd w:id="86"/>
     </w:p>
     <w:tbl>
       <w:tblPr>
-        <w:tblStyle w:val="Tablaconcuadrcula4-nfasis1"/>
+        <w:tblStyle w:val="GridTable4-Accent1"/>
         <w:tblW w:w="5000" w:type="pct"/>
         <w:tblLook w:val="04A0" w:firstRow="1" w:lastRow="0" w:firstColumn="1" w:lastColumn="0" w:noHBand="0" w:noVBand="1"/>
       </w:tblPr>
@@ -22632,7 +22919,7 @@
           </w:tcPr>
           <w:p>
             <w:pPr>
-              <w:pStyle w:val="Descripcin"/>
+              <w:pStyle w:val="Caption"/>
               <w:spacing w:before="0" w:after="0"/>
               <w:rPr>
                 <w:rFonts w:ascii="Arial" w:hAnsi="Arial"/>
@@ -22641,7 +22928,6 @@
                 <w:color w:val="FFFFFF" w:themeColor="background1"/>
               </w:rPr>
             </w:pPr>
-            <w:bookmarkStart w:id="69" w:name="_Toc83812970"/>
             <w:r>
               <w:rPr>
                 <w:rFonts w:ascii="Arial" w:hAnsi="Arial"/>
@@ -22659,7 +22945,7 @@
           </w:tcPr>
           <w:p>
             <w:pPr>
-              <w:pStyle w:val="Descripcin"/>
+              <w:pStyle w:val="Caption"/>
               <w:spacing w:before="0" w:after="0"/>
               <w:cnfStyle w:val="100000000000" w:firstRow="1" w:lastRow="0" w:firstColumn="0" w:lastColumn="0" w:oddVBand="0" w:evenVBand="0" w:oddHBand="0" w:evenHBand="0" w:firstRowFirstColumn="0" w:firstRowLastColumn="0" w:lastRowFirstColumn="0" w:lastRowLastColumn="0"/>
               <w:rPr>
@@ -22692,7 +22978,7 @@
           </w:tcPr>
           <w:p>
             <w:pPr>
-              <w:pStyle w:val="Descripcin"/>
+              <w:pStyle w:val="Caption"/>
               <w:spacing w:before="0" w:after="0"/>
               <w:rPr>
                 <w:rFonts w:ascii="Arial" w:hAnsi="Arial"/>
@@ -22718,7 +23004,7 @@
           </w:tcPr>
           <w:p>
             <w:pPr>
-              <w:pStyle w:val="Descripcin"/>
+              <w:pStyle w:val="Caption"/>
               <w:spacing w:before="0" w:after="0"/>
               <w:cnfStyle w:val="000000100000" w:firstRow="0" w:lastRow="0" w:firstColumn="0" w:lastColumn="0" w:oddVBand="0" w:evenVBand="0" w:oddHBand="1" w:evenHBand="0" w:firstRowFirstColumn="0" w:firstRowLastColumn="0" w:lastRowFirstColumn="0" w:lastRowLastColumn="0"/>
               <w:rPr>
@@ -22745,7 +23031,7 @@
           </w:tcPr>
           <w:p>
             <w:pPr>
-              <w:pStyle w:val="Descripcin"/>
+              <w:pStyle w:val="Caption"/>
               <w:spacing w:before="0" w:after="0"/>
               <w:rPr>
                 <w:rFonts w:ascii="Arial" w:hAnsi="Arial"/>
@@ -22771,7 +23057,7 @@
           </w:tcPr>
           <w:p>
             <w:pPr>
-              <w:pStyle w:val="Descripcin"/>
+              <w:pStyle w:val="Caption"/>
               <w:spacing w:before="0" w:after="0"/>
               <w:cnfStyle w:val="000000000000" w:firstRow="0" w:lastRow="0" w:firstColumn="0" w:lastColumn="0" w:oddVBand="0" w:evenVBand="0" w:oddHBand="0" w:evenHBand="0" w:firstRowFirstColumn="0" w:firstRowLastColumn="0" w:lastRowFirstColumn="0" w:lastRowLastColumn="0"/>
               <w:rPr>
@@ -22809,7 +23095,7 @@
           </w:tcPr>
           <w:p>
             <w:pPr>
-              <w:pStyle w:val="Descripcin"/>
+              <w:pStyle w:val="Caption"/>
               <w:spacing w:before="0" w:after="0"/>
               <w:rPr>
                 <w:rFonts w:ascii="Arial" w:hAnsi="Arial"/>
@@ -22835,7 +23121,7 @@
           </w:tcPr>
           <w:p>
             <w:pPr>
-              <w:pStyle w:val="Descripcin"/>
+              <w:pStyle w:val="Caption"/>
               <w:spacing w:before="0" w:after="0"/>
               <w:cnfStyle w:val="000000100000" w:firstRow="0" w:lastRow="0" w:firstColumn="0" w:lastColumn="0" w:oddVBand="0" w:evenVBand="0" w:oddHBand="1" w:evenHBand="0" w:firstRowFirstColumn="0" w:firstRowLastColumn="0" w:lastRowFirstColumn="0" w:lastRowLastColumn="0"/>
               <w:rPr>
@@ -22863,11 +23149,11 @@
         </w:tc>
       </w:tr>
     </w:tbl>
-    <w:bookmarkEnd w:id="69"/>
     <w:p>
       <w:pPr>
-        <w:pStyle w:val="Descripcin"/>
-      </w:pPr>
+        <w:pStyle w:val="Caption"/>
+      </w:pPr>
+      <w:bookmarkStart w:id="87" w:name="_Toc242251959"/>
       <w:r>
         <w:t xml:space="preserve">Tabla </w:t>
       </w:r>
@@ -22898,10 +23184,11 @@
       <w:r>
         <w:t>Requerimiento no funcional Especificación de Software.</w:t>
       </w:r>
+      <w:bookmarkEnd w:id="87"/>
     </w:p>
     <w:tbl>
       <w:tblPr>
-        <w:tblStyle w:val="Tablaconcuadrcula4-nfasis1"/>
+        <w:tblStyle w:val="GridTable4-Accent1"/>
         <w:tblW w:w="5000" w:type="pct"/>
         <w:tblLook w:val="04A0" w:firstRow="1" w:lastRow="0" w:firstColumn="1" w:lastColumn="0" w:noHBand="0" w:noVBand="1"/>
       </w:tblPr>
@@ -22920,7 +23207,7 @@
           </w:tcPr>
           <w:p>
             <w:pPr>
-              <w:pStyle w:val="Descripcin"/>
+              <w:pStyle w:val="Caption"/>
               <w:spacing w:before="0" w:after="0"/>
               <w:rPr>
                 <w:rFonts w:ascii="Arial" w:hAnsi="Arial"/>
@@ -22954,7 +23241,7 @@
           </w:tcPr>
           <w:p>
             <w:pPr>
-              <w:pStyle w:val="Descripcin"/>
+              <w:pStyle w:val="Caption"/>
               <w:spacing w:before="0" w:after="0"/>
               <w:cnfStyle w:val="100000000000" w:firstRow="1" w:lastRow="0" w:firstColumn="0" w:lastColumn="0" w:oddVBand="0" w:evenVBand="0" w:oddHBand="0" w:evenHBand="0" w:firstRowFirstColumn="0" w:firstRowLastColumn="0" w:lastRowFirstColumn="0" w:lastRowLastColumn="0"/>
               <w:rPr>
@@ -22987,7 +23274,7 @@
           </w:tcPr>
           <w:p>
             <w:pPr>
-              <w:pStyle w:val="Descripcin"/>
+              <w:pStyle w:val="Caption"/>
               <w:spacing w:before="0" w:after="0"/>
               <w:rPr>
                 <w:rFonts w:ascii="Arial" w:hAnsi="Arial"/>
@@ -23013,7 +23300,7 @@
           </w:tcPr>
           <w:p>
             <w:pPr>
-              <w:pStyle w:val="Descripcin"/>
+              <w:pStyle w:val="Caption"/>
               <w:spacing w:before="0" w:after="0"/>
               <w:cnfStyle w:val="000000100000" w:firstRow="0" w:lastRow="0" w:firstColumn="0" w:lastColumn="0" w:oddVBand="0" w:evenVBand="0" w:oddHBand="1" w:evenHBand="0" w:firstRowFirstColumn="0" w:firstRowLastColumn="0" w:lastRowFirstColumn="0" w:lastRowLastColumn="0"/>
               <w:rPr>
@@ -23040,7 +23327,7 @@
           </w:tcPr>
           <w:p>
             <w:pPr>
-              <w:pStyle w:val="Descripcin"/>
+              <w:pStyle w:val="Caption"/>
               <w:spacing w:before="0" w:after="0"/>
               <w:rPr>
                 <w:rFonts w:ascii="Arial" w:hAnsi="Arial"/>
@@ -23066,7 +23353,7 @@
           </w:tcPr>
           <w:p>
             <w:pPr>
-              <w:pStyle w:val="Descripcin"/>
+              <w:pStyle w:val="Caption"/>
               <w:spacing w:before="0" w:after="0"/>
               <w:cnfStyle w:val="000000000000" w:firstRow="0" w:lastRow="0" w:firstColumn="0" w:lastColumn="0" w:oddVBand="0" w:evenVBand="0" w:oddHBand="0" w:evenHBand="0" w:firstRowFirstColumn="0" w:firstRowLastColumn="0" w:lastRowFirstColumn="0" w:lastRowLastColumn="0"/>
               <w:rPr>
@@ -23104,7 +23391,7 @@
           </w:tcPr>
           <w:p>
             <w:pPr>
-              <w:pStyle w:val="Descripcin"/>
+              <w:pStyle w:val="Caption"/>
               <w:spacing w:before="0" w:after="0"/>
               <w:rPr>
                 <w:rFonts w:ascii="Arial" w:hAnsi="Arial"/>
@@ -23130,7 +23417,7 @@
           </w:tcPr>
           <w:p>
             <w:pPr>
-              <w:pStyle w:val="Descripcin"/>
+              <w:pStyle w:val="Caption"/>
               <w:spacing w:before="0" w:after="0"/>
               <w:cnfStyle w:val="000000100000" w:firstRow="0" w:lastRow="0" w:firstColumn="0" w:lastColumn="0" w:oddVBand="0" w:evenVBand="0" w:oddHBand="1" w:evenHBand="0" w:firstRowFirstColumn="0" w:firstRowLastColumn="0" w:lastRowFirstColumn="0" w:lastRowLastColumn="0"/>
               <w:rPr>
@@ -23160,9 +23447,9 @@
     </w:tbl>
     <w:p>
       <w:pPr>
-        <w:pStyle w:val="Descripcin"/>
-      </w:pPr>
-      <w:bookmarkStart w:id="70" w:name="_Toc83812971"/>
+        <w:pStyle w:val="Caption"/>
+      </w:pPr>
+      <w:bookmarkStart w:id="88" w:name="_Toc242251960"/>
       <w:r>
         <w:t xml:space="preserve">Tabla </w:t>
       </w:r>
@@ -23193,10 +23480,11 @@
       <w:r>
         <w:t>Requerimiento no funcional Entorno de Desarrollo</w:t>
       </w:r>
+      <w:bookmarkEnd w:id="88"/>
     </w:p>
     <w:tbl>
       <w:tblPr>
-        <w:tblStyle w:val="Tablaconcuadrcula4-nfasis1"/>
+        <w:tblStyle w:val="GridTable4-Accent1"/>
         <w:tblW w:w="5000" w:type="pct"/>
         <w:tblLook w:val="04A0" w:firstRow="1" w:lastRow="0" w:firstColumn="1" w:lastColumn="0" w:noHBand="0" w:noVBand="1"/>
       </w:tblPr>
@@ -23215,7 +23503,7 @@
           </w:tcPr>
           <w:p>
             <w:pPr>
-              <w:pStyle w:val="Descripcin"/>
+              <w:pStyle w:val="Caption"/>
               <w:spacing w:before="0" w:after="0"/>
               <w:rPr>
                 <w:rFonts w:ascii="Arial" w:hAnsi="Arial"/>
@@ -23249,7 +23537,7 @@
           </w:tcPr>
           <w:p>
             <w:pPr>
-              <w:pStyle w:val="Descripcin"/>
+              <w:pStyle w:val="Caption"/>
               <w:spacing w:before="0" w:after="0"/>
               <w:cnfStyle w:val="100000000000" w:firstRow="1" w:lastRow="0" w:firstColumn="0" w:lastColumn="0" w:oddVBand="0" w:evenVBand="0" w:oddHBand="0" w:evenHBand="0" w:firstRowFirstColumn="0" w:firstRowLastColumn="0" w:lastRowFirstColumn="0" w:lastRowLastColumn="0"/>
               <w:rPr>
@@ -23283,7 +23571,7 @@
           </w:tcPr>
           <w:p>
             <w:pPr>
-              <w:pStyle w:val="Descripcin"/>
+              <w:pStyle w:val="Caption"/>
               <w:spacing w:before="0" w:after="0"/>
               <w:rPr>
                 <w:rFonts w:ascii="Arial" w:hAnsi="Arial"/>
@@ -23309,7 +23597,7 @@
           </w:tcPr>
           <w:p>
             <w:pPr>
-              <w:pStyle w:val="Descripcin"/>
+              <w:pStyle w:val="Caption"/>
               <w:spacing w:before="0" w:after="0"/>
               <w:cnfStyle w:val="000000100000" w:firstRow="0" w:lastRow="0" w:firstColumn="0" w:lastColumn="0" w:oddVBand="0" w:evenVBand="0" w:oddHBand="1" w:evenHBand="0" w:firstRowFirstColumn="0" w:firstRowLastColumn="0" w:lastRowFirstColumn="0" w:lastRowLastColumn="0"/>
               <w:rPr>
@@ -23338,7 +23626,7 @@
           </w:tcPr>
           <w:p>
             <w:pPr>
-              <w:pStyle w:val="Descripcin"/>
+              <w:pStyle w:val="Caption"/>
               <w:spacing w:before="0" w:after="0"/>
               <w:rPr>
                 <w:rFonts w:ascii="Arial" w:hAnsi="Arial"/>
@@ -23364,7 +23652,7 @@
           </w:tcPr>
           <w:p>
             <w:pPr>
-              <w:pStyle w:val="Descripcin"/>
+              <w:pStyle w:val="Caption"/>
               <w:spacing w:before="0" w:after="0"/>
               <w:cnfStyle w:val="000000000000" w:firstRow="0" w:lastRow="0" w:firstColumn="0" w:lastColumn="0" w:oddVBand="0" w:evenVBand="0" w:oddHBand="0" w:evenHBand="0" w:firstRowFirstColumn="0" w:firstRowLastColumn="0" w:lastRowFirstColumn="0" w:lastRowLastColumn="0"/>
               <w:rPr>
@@ -23402,7 +23690,7 @@
           </w:tcPr>
           <w:p>
             <w:pPr>
-              <w:pStyle w:val="Descripcin"/>
+              <w:pStyle w:val="Caption"/>
               <w:spacing w:before="0" w:after="0"/>
               <w:rPr>
                 <w:rFonts w:ascii="Arial" w:hAnsi="Arial"/>
@@ -23428,7 +23716,7 @@
           </w:tcPr>
           <w:p>
             <w:pPr>
-              <w:pStyle w:val="Descripcin"/>
+              <w:pStyle w:val="Caption"/>
               <w:spacing w:before="0" w:after="0"/>
               <w:cnfStyle w:val="000000100000" w:firstRow="0" w:lastRow="0" w:firstColumn="0" w:lastColumn="0" w:oddVBand="0" w:evenVBand="0" w:oddHBand="1" w:evenHBand="0" w:firstRowFirstColumn="0" w:firstRowLastColumn="0" w:lastRowFirstColumn="0" w:lastRowLastColumn="0"/>
               <w:rPr>
@@ -23456,11 +23744,11 @@
         </w:tc>
       </w:tr>
     </w:tbl>
-    <w:bookmarkEnd w:id="70"/>
     <w:p>
       <w:pPr>
-        <w:pStyle w:val="Descripcin"/>
-      </w:pPr>
+        <w:pStyle w:val="Caption"/>
+      </w:pPr>
+      <w:bookmarkStart w:id="89" w:name="_Toc242251961"/>
       <w:r>
         <w:t xml:space="preserve">Tabla </w:t>
       </w:r>
@@ -23491,10 +23779,11 @@
       <w:r>
         <w:t>Requerimiento no funcional Servidor de Aplicaciones</w:t>
       </w:r>
+      <w:bookmarkEnd w:id="89"/>
     </w:p>
     <w:tbl>
       <w:tblPr>
-        <w:tblStyle w:val="Tablaconcuadrcula4-nfasis1"/>
+        <w:tblStyle w:val="GridTable4-Accent1"/>
         <w:tblW w:w="5000" w:type="pct"/>
         <w:tblLook w:val="04A0" w:firstRow="1" w:lastRow="0" w:firstColumn="1" w:lastColumn="0" w:noHBand="0" w:noVBand="1"/>
       </w:tblPr>
@@ -23513,7 +23802,7 @@
           </w:tcPr>
           <w:p>
             <w:pPr>
-              <w:pStyle w:val="Descripcin"/>
+              <w:pStyle w:val="Caption"/>
               <w:spacing w:before="0" w:after="0"/>
               <w:rPr>
                 <w:rFonts w:ascii="Arial" w:hAnsi="Arial"/>
@@ -23547,7 +23836,7 @@
           </w:tcPr>
           <w:p>
             <w:pPr>
-              <w:pStyle w:val="Descripcin"/>
+              <w:pStyle w:val="Caption"/>
               <w:spacing w:before="0" w:after="0"/>
               <w:cnfStyle w:val="100000000000" w:firstRow="1" w:lastRow="0" w:firstColumn="0" w:lastColumn="0" w:oddVBand="0" w:evenVBand="0" w:oddHBand="0" w:evenHBand="0" w:firstRowFirstColumn="0" w:firstRowLastColumn="0" w:lastRowFirstColumn="0" w:lastRowLastColumn="0"/>
               <w:rPr>
@@ -23580,7 +23869,7 @@
           </w:tcPr>
           <w:p>
             <w:pPr>
-              <w:pStyle w:val="Descripcin"/>
+              <w:pStyle w:val="Caption"/>
               <w:spacing w:before="0" w:after="0"/>
               <w:rPr>
                 <w:rFonts w:ascii="Arial" w:hAnsi="Arial"/>
@@ -23606,7 +23895,7 @@
           </w:tcPr>
           <w:p>
             <w:pPr>
-              <w:pStyle w:val="Descripcin"/>
+              <w:pStyle w:val="Caption"/>
               <w:spacing w:before="0" w:after="0"/>
               <w:cnfStyle w:val="000000100000" w:firstRow="0" w:lastRow="0" w:firstColumn="0" w:lastColumn="0" w:oddVBand="0" w:evenVBand="0" w:oddHBand="1" w:evenHBand="0" w:firstRowFirstColumn="0" w:firstRowLastColumn="0" w:lastRowFirstColumn="0" w:lastRowLastColumn="0"/>
             </w:pPr>
@@ -23630,7 +23919,7 @@
           </w:tcPr>
           <w:p>
             <w:pPr>
-              <w:pStyle w:val="Descripcin"/>
+              <w:pStyle w:val="Caption"/>
               <w:spacing w:before="0" w:after="0"/>
               <w:rPr>
                 <w:rFonts w:ascii="Arial" w:hAnsi="Arial"/>
@@ -23656,7 +23945,7 @@
           </w:tcPr>
           <w:p>
             <w:pPr>
-              <w:pStyle w:val="Descripcin"/>
+              <w:pStyle w:val="Caption"/>
               <w:spacing w:before="0" w:after="0"/>
               <w:cnfStyle w:val="000000000000" w:firstRow="0" w:lastRow="0" w:firstColumn="0" w:lastColumn="0" w:oddVBand="0" w:evenVBand="0" w:oddHBand="0" w:evenHBand="0" w:firstRowFirstColumn="0" w:firstRowLastColumn="0" w:lastRowFirstColumn="0" w:lastRowLastColumn="0"/>
               <w:rPr>
@@ -23694,7 +23983,7 @@
           </w:tcPr>
           <w:p>
             <w:pPr>
-              <w:pStyle w:val="Descripcin"/>
+              <w:pStyle w:val="Caption"/>
               <w:spacing w:before="0" w:after="0"/>
               <w:rPr>
                 <w:rFonts w:ascii="Arial" w:hAnsi="Arial"/>
@@ -23720,7 +24009,7 @@
           </w:tcPr>
           <w:p>
             <w:pPr>
-              <w:pStyle w:val="Descripcin"/>
+              <w:pStyle w:val="Caption"/>
               <w:spacing w:before="0" w:after="0"/>
               <w:cnfStyle w:val="000000100000" w:firstRow="0" w:lastRow="0" w:firstColumn="0" w:lastColumn="0" w:oddVBand="0" w:evenVBand="0" w:oddHBand="1" w:evenHBand="0" w:firstRowFirstColumn="0" w:firstRowLastColumn="0" w:lastRowFirstColumn="0" w:lastRowLastColumn="0"/>
               <w:rPr>
@@ -23750,8 +24039,9 @@
     </w:tbl>
     <w:p>
       <w:pPr>
-        <w:pStyle w:val="Descripcin"/>
-      </w:pPr>
+        <w:pStyle w:val="Caption"/>
+      </w:pPr>
+      <w:bookmarkStart w:id="90" w:name="_Toc242251962"/>
       <w:r>
         <w:t xml:space="preserve">Tabla </w:t>
       </w:r>
@@ -23782,10 +24072,11 @@
       <w:r>
         <w:t>Requerimiento no funcional Seguridad y autorización de Token.</w:t>
       </w:r>
+      <w:bookmarkEnd w:id="90"/>
     </w:p>
     <w:tbl>
       <w:tblPr>
-        <w:tblStyle w:val="Tablaconcuadrcula4-nfasis1"/>
+        <w:tblStyle w:val="GridTable4-Accent1"/>
         <w:tblW w:w="5000" w:type="pct"/>
         <w:tblLook w:val="04A0" w:firstRow="1" w:lastRow="0" w:firstColumn="1" w:lastColumn="0" w:noHBand="0" w:noVBand="1"/>
       </w:tblPr>
@@ -23804,7 +24095,7 @@
           </w:tcPr>
           <w:p>
             <w:pPr>
-              <w:pStyle w:val="Descripcin"/>
+              <w:pStyle w:val="Caption"/>
               <w:spacing w:before="0" w:after="0"/>
               <w:rPr>
                 <w:rFonts w:ascii="Arial" w:hAnsi="Arial"/>
@@ -23838,7 +24129,7 @@
           </w:tcPr>
           <w:p>
             <w:pPr>
-              <w:pStyle w:val="Descripcin"/>
+              <w:pStyle w:val="Caption"/>
               <w:spacing w:before="0" w:after="0"/>
               <w:cnfStyle w:val="100000000000" w:firstRow="1" w:lastRow="0" w:firstColumn="0" w:lastColumn="0" w:oddVBand="0" w:evenVBand="0" w:oddHBand="0" w:evenHBand="0" w:firstRowFirstColumn="0" w:firstRowLastColumn="0" w:lastRowFirstColumn="0" w:lastRowLastColumn="0"/>
               <w:rPr>
@@ -23870,7 +24161,7 @@
           </w:tcPr>
           <w:p>
             <w:pPr>
-              <w:pStyle w:val="Descripcin"/>
+              <w:pStyle w:val="Caption"/>
               <w:spacing w:before="0" w:after="0"/>
               <w:rPr>
                 <w:rFonts w:ascii="Arial" w:hAnsi="Arial"/>
@@ -23896,7 +24187,7 @@
           </w:tcPr>
           <w:p>
             <w:pPr>
-              <w:pStyle w:val="Descripcin"/>
+              <w:pStyle w:val="Caption"/>
               <w:spacing w:before="0" w:after="0"/>
               <w:cnfStyle w:val="000000100000" w:firstRow="0" w:lastRow="0" w:firstColumn="0" w:lastColumn="0" w:oddVBand="0" w:evenVBand="0" w:oddHBand="1" w:evenHBand="0" w:firstRowFirstColumn="0" w:firstRowLastColumn="0" w:lastRowFirstColumn="0" w:lastRowLastColumn="0"/>
             </w:pPr>
@@ -23920,7 +24211,7 @@
           </w:tcPr>
           <w:p>
             <w:pPr>
-              <w:pStyle w:val="Descripcin"/>
+              <w:pStyle w:val="Caption"/>
               <w:spacing w:before="0" w:after="0"/>
               <w:rPr>
                 <w:rFonts w:ascii="Arial" w:hAnsi="Arial"/>
@@ -23946,7 +24237,7 @@
           </w:tcPr>
           <w:p>
             <w:pPr>
-              <w:pStyle w:val="Descripcin"/>
+              <w:pStyle w:val="Caption"/>
               <w:spacing w:before="0" w:after="0"/>
               <w:cnfStyle w:val="000000000000" w:firstRow="0" w:lastRow="0" w:firstColumn="0" w:lastColumn="0" w:oddVBand="0" w:evenVBand="0" w:oddHBand="0" w:evenHBand="0" w:firstRowFirstColumn="0" w:firstRowLastColumn="0" w:lastRowFirstColumn="0" w:lastRowLastColumn="0"/>
               <w:rPr>
@@ -23983,7 +24274,7 @@
           </w:tcPr>
           <w:p>
             <w:pPr>
-              <w:pStyle w:val="Descripcin"/>
+              <w:pStyle w:val="Caption"/>
               <w:spacing w:before="0" w:after="0"/>
               <w:rPr>
                 <w:rFonts w:ascii="Arial" w:hAnsi="Arial"/>
@@ -24009,7 +24300,7 @@
           </w:tcPr>
           <w:p>
             <w:pPr>
-              <w:pStyle w:val="Descripcin"/>
+              <w:pStyle w:val="Caption"/>
               <w:spacing w:before="0" w:after="0"/>
               <w:cnfStyle w:val="000000100000" w:firstRow="0" w:lastRow="0" w:firstColumn="0" w:lastColumn="0" w:oddVBand="0" w:evenVBand="0" w:oddHBand="1" w:evenHBand="0" w:firstRowFirstColumn="0" w:firstRowLastColumn="0" w:lastRowFirstColumn="0" w:lastRowLastColumn="0"/>
               <w:rPr>
@@ -24038,8 +24329,9 @@
     </w:tbl>
     <w:p>
       <w:pPr>
-        <w:pStyle w:val="Descripcin"/>
-      </w:pPr>
+        <w:pStyle w:val="Caption"/>
+      </w:pPr>
+      <w:bookmarkStart w:id="91" w:name="_Toc242251963"/>
       <w:r>
         <w:lastRenderedPageBreak/>
         <w:t xml:space="preserve">Tabla </w:t>
@@ -24071,10 +24363,11 @@
       <w:r>
         <w:t>Requerimiento no funcional Accesibilidad.</w:t>
       </w:r>
+      <w:bookmarkEnd w:id="91"/>
     </w:p>
     <w:tbl>
       <w:tblPr>
-        <w:tblStyle w:val="Tablaconcuadrcula4-nfasis1"/>
+        <w:tblStyle w:val="GridTable4-Accent1"/>
         <w:tblpPr w:leftFromText="141" w:rightFromText="141" w:vertAnchor="text" w:horzAnchor="margin" w:tblpXSpec="center" w:tblpY="128"/>
         <w:tblW w:w="5000" w:type="pct"/>
         <w:tblLook w:val="04A0" w:firstRow="1" w:lastRow="0" w:firstColumn="1" w:lastColumn="0" w:noHBand="0" w:noVBand="1"/>
@@ -24145,7 +24438,7 @@
           </w:tcPr>
           <w:p>
             <w:pPr>
-              <w:pStyle w:val="Descripcin"/>
+              <w:pStyle w:val="Caption"/>
               <w:spacing w:before="0" w:after="0"/>
               <w:rPr>
                 <w:rFonts w:ascii="Arial" w:hAnsi="Arial"/>
@@ -24171,7 +24464,7 @@
           </w:tcPr>
           <w:p>
             <w:pPr>
-              <w:pStyle w:val="Descripcin"/>
+              <w:pStyle w:val="Caption"/>
               <w:spacing w:before="0" w:after="0"/>
               <w:cnfStyle w:val="000000100000" w:firstRow="0" w:lastRow="0" w:firstColumn="0" w:lastColumn="0" w:oddVBand="0" w:evenVBand="0" w:oddHBand="1" w:evenHBand="0" w:firstRowFirstColumn="0" w:firstRowLastColumn="0" w:lastRowFirstColumn="0" w:lastRowLastColumn="0"/>
               <w:rPr>
@@ -24200,7 +24493,7 @@
           </w:tcPr>
           <w:p>
             <w:pPr>
-              <w:pStyle w:val="Descripcin"/>
+              <w:pStyle w:val="Caption"/>
               <w:spacing w:before="0" w:after="0"/>
               <w:rPr>
                 <w:rFonts w:ascii="Arial" w:hAnsi="Arial"/>
@@ -24226,7 +24519,7 @@
           </w:tcPr>
           <w:p>
             <w:pPr>
-              <w:pStyle w:val="Descripcin"/>
+              <w:pStyle w:val="Caption"/>
               <w:spacing w:before="0" w:after="0"/>
               <w:cnfStyle w:val="000000000000" w:firstRow="0" w:lastRow="0" w:firstColumn="0" w:lastColumn="0" w:oddVBand="0" w:evenVBand="0" w:oddHBand="0" w:evenHBand="0" w:firstRowFirstColumn="0" w:firstRowLastColumn="0" w:lastRowFirstColumn="0" w:lastRowLastColumn="0"/>
               <w:rPr>
@@ -24263,7 +24556,7 @@
           </w:tcPr>
           <w:p>
             <w:pPr>
-              <w:pStyle w:val="Descripcin"/>
+              <w:pStyle w:val="Caption"/>
               <w:spacing w:before="0" w:after="0"/>
               <w:rPr>
                 <w:rFonts w:ascii="Arial" w:hAnsi="Arial"/>
@@ -24289,7 +24582,7 @@
           </w:tcPr>
           <w:p>
             <w:pPr>
-              <w:pStyle w:val="Descripcin"/>
+              <w:pStyle w:val="Caption"/>
               <w:spacing w:before="0" w:after="0"/>
               <w:cnfStyle w:val="000000100000" w:firstRow="0" w:lastRow="0" w:firstColumn="0" w:lastColumn="0" w:oddVBand="0" w:evenVBand="0" w:oddHBand="1" w:evenHBand="0" w:firstRowFirstColumn="0" w:firstRowLastColumn="0" w:lastRowFirstColumn="0" w:lastRowLastColumn="0"/>
               <w:rPr>
@@ -24318,9 +24611,9 @@
     </w:tbl>
     <w:p>
       <w:pPr>
-        <w:pStyle w:val="Descripcin"/>
-      </w:pPr>
-      <w:bookmarkStart w:id="71" w:name="_Toc83812975"/>
+        <w:pStyle w:val="Caption"/>
+      </w:pPr>
+      <w:bookmarkStart w:id="92" w:name="_Toc242251964"/>
       <w:r>
         <w:t xml:space="preserve">Tabla </w:t>
       </w:r>
@@ -24351,10 +24644,11 @@
       <w:r>
         <w:t>Requerimiento no funcional Mantenimiento.</w:t>
       </w:r>
+      <w:bookmarkEnd w:id="92"/>
     </w:p>
     <w:tbl>
       <w:tblPr>
-        <w:tblStyle w:val="Tablaconcuadrcula4-nfasis1"/>
+        <w:tblStyle w:val="GridTable4-Accent1"/>
         <w:tblpPr w:leftFromText="141" w:rightFromText="141" w:vertAnchor="text" w:horzAnchor="margin" w:tblpXSpec="center" w:tblpY="128"/>
         <w:tblW w:w="5000" w:type="pct"/>
         <w:tblLook w:val="04A0" w:firstRow="1" w:lastRow="0" w:firstColumn="1" w:lastColumn="0" w:noHBand="0" w:noVBand="1"/>
@@ -24419,7 +24713,7 @@
           </w:tcPr>
           <w:p>
             <w:pPr>
-              <w:pStyle w:val="Descripcin"/>
+              <w:pStyle w:val="Caption"/>
               <w:spacing w:before="0" w:after="0"/>
               <w:rPr>
                 <w:rFonts w:ascii="Arial" w:hAnsi="Arial"/>
@@ -24445,7 +24739,7 @@
           </w:tcPr>
           <w:p>
             <w:pPr>
-              <w:pStyle w:val="Descripcin"/>
+              <w:pStyle w:val="Caption"/>
               <w:spacing w:before="0" w:after="0"/>
               <w:cnfStyle w:val="000000100000" w:firstRow="0" w:lastRow="0" w:firstColumn="0" w:lastColumn="0" w:oddVBand="0" w:evenVBand="0" w:oddHBand="1" w:evenHBand="0" w:firstRowFirstColumn="0" w:firstRowLastColumn="0" w:lastRowFirstColumn="0" w:lastRowLastColumn="0"/>
               <w:rPr>
@@ -24473,7 +24767,7 @@
           </w:tcPr>
           <w:p>
             <w:pPr>
-              <w:pStyle w:val="Descripcin"/>
+              <w:pStyle w:val="Caption"/>
               <w:spacing w:before="0" w:after="0"/>
               <w:rPr>
                 <w:rFonts w:ascii="Arial" w:hAnsi="Arial"/>
@@ -24499,7 +24793,7 @@
           </w:tcPr>
           <w:p>
             <w:pPr>
-              <w:pStyle w:val="Descripcin"/>
+              <w:pStyle w:val="Caption"/>
               <w:spacing w:before="0" w:after="0"/>
               <w:cnfStyle w:val="000000000000" w:firstRow="0" w:lastRow="0" w:firstColumn="0" w:lastColumn="0" w:oddVBand="0" w:evenVBand="0" w:oddHBand="0" w:evenHBand="0" w:firstRowFirstColumn="0" w:firstRowLastColumn="0" w:lastRowFirstColumn="0" w:lastRowLastColumn="0"/>
               <w:rPr>
@@ -24536,7 +24830,7 @@
           </w:tcPr>
           <w:p>
             <w:pPr>
-              <w:pStyle w:val="Descripcin"/>
+              <w:pStyle w:val="Caption"/>
               <w:spacing w:before="0" w:after="0"/>
               <w:rPr>
                 <w:rFonts w:ascii="Arial" w:hAnsi="Arial"/>
@@ -24562,7 +24856,7 @@
           </w:tcPr>
           <w:p>
             <w:pPr>
-              <w:pStyle w:val="Descripcin"/>
+              <w:pStyle w:val="Caption"/>
               <w:spacing w:before="0" w:after="0"/>
               <w:cnfStyle w:val="000000100000" w:firstRow="0" w:lastRow="0" w:firstColumn="0" w:lastColumn="0" w:oddVBand="0" w:evenVBand="0" w:oddHBand="1" w:evenHBand="0" w:firstRowFirstColumn="0" w:firstRowLastColumn="0" w:lastRowFirstColumn="0" w:lastRowLastColumn="0"/>
               <w:rPr>
@@ -24591,14 +24885,13 @@
     </w:tbl>
     <w:p>
       <w:pPr>
-        <w:pStyle w:val="Descripcin"/>
+        <w:pStyle w:val="Caption"/>
         <w:spacing w:before="0" w:after="0"/>
       </w:pPr>
     </w:p>
-    <w:bookmarkEnd w:id="71"/>
     <w:p>
       <w:pPr>
-        <w:pStyle w:val="Prrafodelista"/>
+        <w:pStyle w:val="ListParagraph"/>
         <w:ind w:left="720"/>
         <w:rPr>
           <w:b/>
@@ -24701,33 +24994,33 @@
     </w:p>
     <w:p>
       <w:pPr>
-        <w:pStyle w:val="Ttulo2"/>
-      </w:pPr>
-      <w:bookmarkStart w:id="72" w:name="_Toc242216735"/>
+        <w:pStyle w:val="Heading2"/>
+      </w:pPr>
+      <w:bookmarkStart w:id="93" w:name="_Toc242251910"/>
       <w:r>
         <w:t xml:space="preserve">8.4 </w:t>
       </w:r>
       <w:r>
         <w:t>Otros Requerimientos</w:t>
       </w:r>
-      <w:bookmarkEnd w:id="72"/>
+      <w:bookmarkEnd w:id="93"/>
     </w:p>
     <w:p>
       <w:pPr>
-        <w:pStyle w:val="Ttulo3"/>
-      </w:pPr>
-      <w:bookmarkStart w:id="73" w:name="_Toc242216736"/>
+        <w:pStyle w:val="Heading3"/>
+      </w:pPr>
+      <w:bookmarkStart w:id="94" w:name="_Toc242251911"/>
       <w:r>
         <w:t xml:space="preserve">8.4.1 </w:t>
       </w:r>
       <w:r>
         <w:t>Restricciones de Diseño</w:t>
       </w:r>
-      <w:bookmarkEnd w:id="73"/>
+      <w:bookmarkEnd w:id="94"/>
     </w:p>
     <w:p>
-      <w:bookmarkStart w:id="74" w:name="_4i7ojhp" w:colFirst="0" w:colLast="0"/>
-      <w:bookmarkEnd w:id="74"/>
+      <w:bookmarkStart w:id="95" w:name="_4i7ojhp" w:colFirst="0" w:colLast="0"/>
+      <w:bookmarkEnd w:id="95"/>
       <w:r>
         <w:t>Las restricciones de diseño son las siguientes:</w:t>
       </w:r>
@@ -24758,20 +25051,20 @@
     </w:p>
     <w:p>
       <w:pPr>
-        <w:pStyle w:val="Ttulo3"/>
-      </w:pPr>
-      <w:bookmarkStart w:id="75" w:name="_2xcytpi" w:colFirst="0" w:colLast="0"/>
-      <w:bookmarkStart w:id="76" w:name="_Toc58077511"/>
-      <w:bookmarkStart w:id="77" w:name="_Toc242216737"/>
-      <w:bookmarkEnd w:id="75"/>
+        <w:pStyle w:val="Heading3"/>
+      </w:pPr>
+      <w:bookmarkStart w:id="96" w:name="_2xcytpi" w:colFirst="0" w:colLast="0"/>
+      <w:bookmarkStart w:id="97" w:name="_Toc58077511"/>
+      <w:bookmarkStart w:id="98" w:name="_Toc242251912"/>
+      <w:bookmarkEnd w:id="96"/>
       <w:r>
         <w:t xml:space="preserve">8.4.2 Restricciones de </w:t>
       </w:r>
       <w:r>
         <w:t>Hardware</w:t>
       </w:r>
-      <w:bookmarkEnd w:id="76"/>
-      <w:bookmarkEnd w:id="77"/>
+      <w:bookmarkEnd w:id="97"/>
+      <w:bookmarkEnd w:id="98"/>
       <w:r>
         <w:t xml:space="preserve"> </w:t>
       </w:r>
@@ -24819,25 +25112,25 @@
     </w:p>
     <w:p>
       <w:pPr>
-        <w:pStyle w:val="Ttulo3"/>
-      </w:pPr>
-      <w:bookmarkStart w:id="78" w:name="_Toc58077512"/>
-      <w:bookmarkStart w:id="79" w:name="_Toc242216738"/>
+        <w:pStyle w:val="Heading3"/>
+      </w:pPr>
+      <w:bookmarkStart w:id="99" w:name="_Toc58077512"/>
+      <w:bookmarkStart w:id="100" w:name="_Toc242251913"/>
       <w:r>
         <w:t xml:space="preserve">8.4.3 </w:t>
       </w:r>
       <w:r>
         <w:t>Atributos</w:t>
       </w:r>
-      <w:bookmarkEnd w:id="78"/>
+      <w:bookmarkEnd w:id="99"/>
       <w:r>
         <w:t xml:space="preserve"> de calidad</w:t>
       </w:r>
-      <w:bookmarkEnd w:id="79"/>
+      <w:bookmarkEnd w:id="100"/>
     </w:p>
     <w:p>
       <w:pPr>
-        <w:pStyle w:val="Prrafodelista"/>
+        <w:pStyle w:val="ListParagraph"/>
         <w:numPr>
           <w:ilvl w:val="0"/>
           <w:numId w:val="43"/>
@@ -24865,7 +25158,7 @@
     </w:p>
     <w:p>
       <w:pPr>
-        <w:pStyle w:val="Prrafodelista"/>
+        <w:pStyle w:val="ListParagraph"/>
         <w:numPr>
           <w:ilvl w:val="0"/>
           <w:numId w:val="43"/>
@@ -24893,7 +25186,7 @@
     </w:p>
     <w:p>
       <w:pPr>
-        <w:pStyle w:val="Prrafodelista"/>
+        <w:pStyle w:val="ListParagraph"/>
         <w:numPr>
           <w:ilvl w:val="0"/>
           <w:numId w:val="43"/>
@@ -24922,7 +25215,7 @@
     </w:p>
     <w:p>
       <w:pPr>
-        <w:pStyle w:val="Prrafodelista"/>
+        <w:pStyle w:val="ListParagraph"/>
         <w:numPr>
           <w:ilvl w:val="0"/>
           <w:numId w:val="43"/>
@@ -24947,46 +25240,46 @@
     </w:p>
     <w:p>
       <w:pPr>
-        <w:pStyle w:val="Ttulo1"/>
-      </w:pPr>
-      <w:bookmarkStart w:id="80" w:name="_Toc23846806"/>
-      <w:bookmarkStart w:id="81" w:name="_Toc58077513"/>
-      <w:bookmarkStart w:id="82" w:name="_Toc242216739"/>
+        <w:pStyle w:val="Heading1"/>
+      </w:pPr>
+      <w:bookmarkStart w:id="101" w:name="_Toc23846806"/>
+      <w:bookmarkStart w:id="102" w:name="_Toc58077513"/>
+      <w:bookmarkStart w:id="103" w:name="_Toc242251914"/>
       <w:r>
         <w:t xml:space="preserve">9. </w:t>
       </w:r>
       <w:r>
         <w:t>Requisitos de Rendimiento</w:t>
       </w:r>
-      <w:bookmarkEnd w:id="80"/>
-      <w:bookmarkEnd w:id="81"/>
-      <w:bookmarkEnd w:id="82"/>
+      <w:bookmarkEnd w:id="101"/>
+      <w:bookmarkEnd w:id="102"/>
+      <w:bookmarkEnd w:id="103"/>
     </w:p>
     <w:p>
       <w:pPr>
-        <w:pStyle w:val="Ttulo2"/>
-      </w:pPr>
-      <w:bookmarkStart w:id="83" w:name="_Toc23846807"/>
-      <w:bookmarkStart w:id="84" w:name="_Toc58077514"/>
-      <w:bookmarkStart w:id="85" w:name="_Toc242216740"/>
+        <w:pStyle w:val="Heading2"/>
+      </w:pPr>
+      <w:bookmarkStart w:id="104" w:name="_Toc23846807"/>
+      <w:bookmarkStart w:id="105" w:name="_Toc58077514"/>
+      <w:bookmarkStart w:id="106" w:name="_Toc242251915"/>
       <w:r>
         <w:t>9.1. Requisitos de Interfaces Externas</w:t>
       </w:r>
-      <w:bookmarkEnd w:id="83"/>
-      <w:bookmarkEnd w:id="84"/>
-      <w:bookmarkEnd w:id="85"/>
+      <w:bookmarkEnd w:id="104"/>
+      <w:bookmarkEnd w:id="105"/>
+      <w:bookmarkEnd w:id="106"/>
     </w:p>
     <w:p>
       <w:pPr>
-        <w:pStyle w:val="Ttulo3"/>
-      </w:pPr>
-      <w:bookmarkStart w:id="86" w:name="_Toc58077515"/>
-      <w:bookmarkStart w:id="87" w:name="_Toc242216741"/>
+        <w:pStyle w:val="Heading3"/>
+      </w:pPr>
+      <w:bookmarkStart w:id="107" w:name="_Toc58077515"/>
+      <w:bookmarkStart w:id="108" w:name="_Toc242251916"/>
       <w:r>
         <w:t>9.1.1. Interfaces de Usuario</w:t>
       </w:r>
-      <w:bookmarkEnd w:id="86"/>
-      <w:bookmarkEnd w:id="87"/>
+      <w:bookmarkEnd w:id="107"/>
+      <w:bookmarkEnd w:id="108"/>
     </w:p>
     <w:p>
       <w:pPr>
@@ -24995,7 +25288,7 @@
           <w:lang w:val="es-EC"/>
         </w:rPr>
       </w:pPr>
-      <w:bookmarkStart w:id="88" w:name="_Toc58077516"/>
+      <w:bookmarkStart w:id="109" w:name="_Toc58077516"/>
       <w:r>
         <w:rPr>
           <w:lang w:val="es-EC"/>
@@ -25011,7 +25304,7 @@
     </w:p>
     <w:p>
       <w:pPr>
-        <w:pStyle w:val="Prrafodelista"/>
+        <w:pStyle w:val="ListParagraph"/>
         <w:numPr>
           <w:ilvl w:val="0"/>
           <w:numId w:val="39"/>
@@ -25032,7 +25325,7 @@
     </w:p>
     <w:p>
       <w:pPr>
-        <w:pStyle w:val="Prrafodelista"/>
+        <w:pStyle w:val="ListParagraph"/>
         <w:numPr>
           <w:ilvl w:val="1"/>
           <w:numId w:val="39"/>
@@ -25051,7 +25344,7 @@
     </w:p>
     <w:p>
       <w:pPr>
-        <w:pStyle w:val="Prrafodelista"/>
+        <w:pStyle w:val="ListParagraph"/>
         <w:numPr>
           <w:ilvl w:val="1"/>
           <w:numId w:val="39"/>
@@ -25070,7 +25363,7 @@
     </w:p>
     <w:p>
       <w:pPr>
-        <w:pStyle w:val="Prrafodelista"/>
+        <w:pStyle w:val="ListParagraph"/>
         <w:numPr>
           <w:ilvl w:val="1"/>
           <w:numId w:val="39"/>
@@ -25089,7 +25382,7 @@
     </w:p>
     <w:p>
       <w:pPr>
-        <w:pStyle w:val="Prrafodelista"/>
+        <w:pStyle w:val="ListParagraph"/>
         <w:numPr>
           <w:ilvl w:val="1"/>
           <w:numId w:val="39"/>
@@ -25108,7 +25401,7 @@
     </w:p>
     <w:p>
       <w:pPr>
-        <w:pStyle w:val="Prrafodelista"/>
+        <w:pStyle w:val="ListParagraph"/>
         <w:numPr>
           <w:ilvl w:val="0"/>
           <w:numId w:val="39"/>
@@ -25129,7 +25422,7 @@
     </w:p>
     <w:p>
       <w:pPr>
-        <w:pStyle w:val="Prrafodelista"/>
+        <w:pStyle w:val="ListParagraph"/>
         <w:numPr>
           <w:ilvl w:val="1"/>
           <w:numId w:val="39"/>
@@ -25160,14 +25453,14 @@
     </w:p>
     <w:p>
       <w:pPr>
-        <w:pStyle w:val="Ttulo3"/>
-      </w:pPr>
-      <w:bookmarkStart w:id="89" w:name="_Toc242216742"/>
+        <w:pStyle w:val="Heading3"/>
+      </w:pPr>
+      <w:bookmarkStart w:id="110" w:name="_Toc242251917"/>
       <w:r>
         <w:t>9.1.2. Interfaces de Hardware</w:t>
       </w:r>
-      <w:bookmarkEnd w:id="88"/>
-      <w:bookmarkEnd w:id="89"/>
+      <w:bookmarkEnd w:id="109"/>
+      <w:bookmarkEnd w:id="110"/>
     </w:p>
     <w:p>
       <w:r>
@@ -25233,19 +25526,19 @@
     </w:p>
     <w:p>
       <w:pPr>
-        <w:pStyle w:val="Ttulo3"/>
-      </w:pPr>
-      <w:bookmarkStart w:id="90" w:name="_Toc58077517"/>
-      <w:bookmarkStart w:id="91" w:name="_Toc242216743"/>
+        <w:pStyle w:val="Heading3"/>
+      </w:pPr>
+      <w:bookmarkStart w:id="111" w:name="_Toc58077517"/>
+      <w:bookmarkStart w:id="112" w:name="_Toc242251918"/>
       <w:r>
         <w:t>9.1.3. Interfaces de Software</w:t>
       </w:r>
-      <w:bookmarkEnd w:id="90"/>
-      <w:bookmarkEnd w:id="91"/>
+      <w:bookmarkEnd w:id="111"/>
+      <w:bookmarkEnd w:id="112"/>
     </w:p>
     <w:p>
       <w:pPr>
-        <w:pStyle w:val="Prrafodelista"/>
+        <w:pStyle w:val="ListParagraph"/>
         <w:numPr>
           <w:ilvl w:val="0"/>
           <w:numId w:val="31"/>
@@ -25257,7 +25550,7 @@
     </w:p>
     <w:p>
       <w:pPr>
-        <w:pStyle w:val="Prrafodelista"/>
+        <w:pStyle w:val="ListParagraph"/>
         <w:numPr>
           <w:ilvl w:val="0"/>
           <w:numId w:val="31"/>
@@ -25269,15 +25562,15 @@
     </w:p>
     <w:p>
       <w:pPr>
-        <w:pStyle w:val="Ttulo3"/>
-      </w:pPr>
-      <w:bookmarkStart w:id="92" w:name="_Toc58077518"/>
-      <w:bookmarkStart w:id="93" w:name="_Toc242216744"/>
+        <w:pStyle w:val="Heading3"/>
+      </w:pPr>
+      <w:bookmarkStart w:id="113" w:name="_Toc58077518"/>
+      <w:bookmarkStart w:id="114" w:name="_Toc242251919"/>
       <w:r>
         <w:t>9.1.4. Interfaces de Comunicación</w:t>
       </w:r>
-      <w:bookmarkEnd w:id="92"/>
-      <w:bookmarkEnd w:id="93"/>
+      <w:bookmarkEnd w:id="113"/>
+      <w:bookmarkEnd w:id="114"/>
     </w:p>
     <w:p>
       <w:pPr>
@@ -25285,7 +25578,7 @@
           <w:lang w:val="es-EC"/>
         </w:rPr>
       </w:pPr>
-      <w:bookmarkStart w:id="94" w:name="_Toc58077519"/>
+      <w:bookmarkStart w:id="115" w:name="_Toc58077519"/>
       <w:r>
         <w:rPr>
           <w:lang w:val="es-EC"/>
@@ -25297,7 +25590,7 @@
       <w:r>
         <w:t>9.1.5. Base de Datos</w:t>
       </w:r>
-      <w:bookmarkEnd w:id="94"/>
+      <w:bookmarkEnd w:id="115"/>
     </w:p>
     <w:p>
       <w:r>
@@ -25309,18 +25602,18 @@
     <w:p/>
     <w:p>
       <w:pPr>
-        <w:pStyle w:val="TtuloTDC"/>
-      </w:pPr>
-      <w:bookmarkStart w:id="95" w:name="_Toc58077520"/>
+        <w:pStyle w:val="TOCHeading"/>
+      </w:pPr>
+      <w:bookmarkStart w:id="116" w:name="_Toc58077520"/>
       <w:r>
         <w:lastRenderedPageBreak/>
         <w:t>RECOMENDACIONES</w:t>
       </w:r>
-      <w:bookmarkEnd w:id="95"/>
+      <w:bookmarkEnd w:id="116"/>
     </w:p>
     <w:p>
       <w:pPr>
-        <w:pStyle w:val="Prrafodelista"/>
+        <w:pStyle w:val="ListParagraph"/>
         <w:numPr>
           <w:ilvl w:val="0"/>
           <w:numId w:val="33"/>
@@ -25332,7 +25625,7 @@
     </w:p>
     <w:p>
       <w:pPr>
-        <w:pStyle w:val="Prrafodelista"/>
+        <w:pStyle w:val="ListParagraph"/>
         <w:numPr>
           <w:ilvl w:val="0"/>
           <w:numId w:val="33"/>
@@ -25347,17 +25640,17 @@
     </w:p>
     <w:p>
       <w:pPr>
-        <w:pStyle w:val="TtuloTDC"/>
-      </w:pPr>
-      <w:bookmarkStart w:id="96" w:name="_Toc58077521"/>
+        <w:pStyle w:val="TOCHeading"/>
+      </w:pPr>
+      <w:bookmarkStart w:id="117" w:name="_Toc58077521"/>
       <w:r>
         <w:t>CONCLUSIONES</w:t>
       </w:r>
-      <w:bookmarkEnd w:id="96"/>
+      <w:bookmarkEnd w:id="117"/>
     </w:p>
     <w:p>
       <w:pPr>
-        <w:pStyle w:val="Prrafodelista"/>
+        <w:pStyle w:val="ListParagraph"/>
         <w:numPr>
           <w:ilvl w:val="0"/>
           <w:numId w:val="32"/>
@@ -25369,7 +25662,7 @@
     </w:p>
     <w:p>
       <w:pPr>
-        <w:pStyle w:val="Prrafodelista"/>
+        <w:pStyle w:val="ListParagraph"/>
         <w:numPr>
           <w:ilvl w:val="0"/>
           <w:numId w:val="32"/>
@@ -25381,7 +25674,7 @@
     </w:p>
     <w:p>
       <w:pPr>
-        <w:pStyle w:val="Prrafodelista"/>
+        <w:pStyle w:val="ListParagraph"/>
         <w:numPr>
           <w:ilvl w:val="0"/>
           <w:numId w:val="32"/>
@@ -25390,12 +25683,12 @@
       <w:r>
         <w:t>Los requisitos presentados van de acuerdo con los requerimientos del taller planteado por el docente.</w:t>
       </w:r>
-      <w:bookmarkStart w:id="97" w:name="_Toc58077522"/>
+      <w:bookmarkStart w:id="118" w:name="_Toc58077522"/>
     </w:p>
-    <w:bookmarkEnd w:id="97"/>
+    <w:bookmarkEnd w:id="118"/>
     <w:p>
       <w:pPr>
-        <w:pStyle w:val="TtuloTDC"/>
+        <w:pStyle w:val="TOCHeading"/>
         <w:rPr>
           <w:rFonts w:cstheme="minorHAnsi"/>
         </w:rPr>
@@ -25420,7 +25713,7 @@
 </file>
 
 <file path=word/endnotes.xml><?xml version="1.0" encoding="utf-8"?>
-<w:endnotes xmlns:wpc="http://schemas.microsoft.com/office/word/2010/wordprocessingCanvas" xmlns:cx="http://schemas.microsoft.com/office/drawing/2014/chartex" xmlns:cx1="http://schemas.microsoft.com/office/drawing/2015/9/8/chartex" xmlns:cx2="http://schemas.microsoft.com/office/drawing/2015/10/21/chartex" xmlns:cx3="http://schemas.microsoft.com/office/drawing/2016/5/9/chartex" xmlns:cx4="http://schemas.microsoft.com/office/drawing/2016/5/10/chartex" xmlns:cx5="http://schemas.microsoft.com/office/drawing/2016/5/11/chartex" xmlns:cx6="http://schemas.microsoft.com/office/drawing/2016/5/12/chartex" xmlns:cx7="http://schemas.microsoft.com/office/drawing/2016/5/13/chartex" xmlns:cx8="http://schemas.microsoft.com/office/drawing/2016/5/14/chartex" xmlns:mc="http://schemas.openxmlformats.org/markup-compatibility/2006" xmlns:aink="http://schemas.microsoft.com/office/drawing/2016/ink" xmlns:am3d="http://schemas.microsoft.com/office/drawing/2017/model3d" xmlns:o="urn:schemas-microsoft-com:office:office" xmlns:oel="http://schemas.microsoft.com/office/2019/extlst" xmlns:r="http://schemas.openxmlformats.org/officeDocument/2006/relationships" xmlns:m="http://schemas.openxmlformats.org/officeDocument/2006/math" xmlns:v="urn:schemas-microsoft-com:vml" xmlns:wp14="http://schemas.microsoft.com/office/word/2010/wordprocessingDrawing" xmlns:wp="http://schemas.openxmlformats.org/drawingml/2006/wordprocessingDrawing" xmlns:w10="urn:schemas-microsoft-com:office:word" xmlns:w="http://schemas.openxmlformats.org/wordprocessingml/2006/main" xmlns:w14="http://schemas.microsoft.com/office/word/2010/wordml" xmlns:w15="http://schemas.microsoft.com/office/word/2012/wordml" xmlns:w16cex="http://schemas.microsoft.com/office/word/2018/wordml/cex" xmlns:w16cid="http://schemas.microsoft.com/office/word/2016/wordml/cid" xmlns:w16="http://schemas.microsoft.com/office/word/2018/wordml" xmlns:w16sdtdh="http://schemas.microsoft.com/office/word/2020/wordml/sdtdatahash" xmlns:w16se="http://schemas.microsoft.com/office/word/2015/wordml/symex" xmlns:wpg="http://schemas.microsoft.com/office/word/2010/wordprocessingGroup" xmlns:wpi="http://schemas.microsoft.com/office/word/2010/wordprocessingInk" xmlns:wne="http://schemas.microsoft.com/office/word/2006/wordml" xmlns:wps="http://schemas.microsoft.com/office/word/2010/wordprocessingShape" mc:Ignorable="w14 w15 w16se w16cid w16 w16cex w16sdtdh wp14">
+<w:endnotes xmlns:wpc="http://schemas.microsoft.com/office/word/2010/wordprocessingCanvas" xmlns:cx="http://schemas.microsoft.com/office/drawing/2014/chartex" xmlns:cx1="http://schemas.microsoft.com/office/drawing/2015/9/8/chartex" xmlns:cx2="http://schemas.microsoft.com/office/drawing/2015/10/21/chartex" xmlns:cx3="http://schemas.microsoft.com/office/drawing/2016/5/9/chartex" xmlns:cx4="http://schemas.microsoft.com/office/drawing/2016/5/10/chartex" xmlns:cx5="http://schemas.microsoft.com/office/drawing/2016/5/11/chartex" xmlns:cx6="http://schemas.microsoft.com/office/drawing/2016/5/12/chartex" xmlns:cx7="http://schemas.microsoft.com/office/drawing/2016/5/13/chartex" xmlns:cx8="http://schemas.microsoft.com/office/drawing/2016/5/14/chartex" xmlns:mc="http://schemas.openxmlformats.org/markup-compatibility/2006" xmlns:aink="http://schemas.microsoft.com/office/drawing/2016/ink" xmlns:am3d="http://schemas.microsoft.com/office/drawing/2017/model3d" xmlns:o="urn:schemas-microsoft-com:office:office" xmlns:oel="http://schemas.microsoft.com/office/2019/extlst" xmlns:r="http://schemas.openxmlformats.org/officeDocument/2006/relationships" xmlns:m="http://schemas.openxmlformats.org/officeDocument/2006/math" xmlns:v="urn:schemas-microsoft-com:vml" xmlns:wp14="http://schemas.microsoft.com/office/word/2010/wordprocessingDrawing" xmlns:wp="http://schemas.openxmlformats.org/drawingml/2006/wordprocessingDrawing" xmlns:w10="urn:schemas-microsoft-com:office:word" xmlns:w="http://schemas.openxmlformats.org/wordprocessingml/2006/main" xmlns:w14="http://schemas.microsoft.com/office/word/2010/wordml" xmlns:w15="http://schemas.microsoft.com/office/word/2012/wordml" xmlns:w16cex="http://schemas.microsoft.com/office/word/2018/wordml/cex" xmlns:w16cid="http://schemas.microsoft.com/office/word/2016/wordml/cid" xmlns:w16="http://schemas.microsoft.com/office/word/2018/wordml" xmlns:w16du="http://schemas.microsoft.com/office/word/2023/wordml/word16du" xmlns:w16sdtdh="http://schemas.microsoft.com/office/word/2020/wordml/sdtdatahash" xmlns:w16sdtfl="http://schemas.microsoft.com/office/word/2024/wordml/sdtformatlock" xmlns:w16se="http://schemas.microsoft.com/office/word/2015/wordml/symex" xmlns:wpg="http://schemas.microsoft.com/office/word/2010/wordprocessingGroup" xmlns:wpi="http://schemas.microsoft.com/office/word/2010/wordprocessingInk" xmlns:wne="http://schemas.microsoft.com/office/word/2006/wordml" xmlns:wps="http://schemas.microsoft.com/office/word/2010/wordprocessingShape" mc:Ignorable="w14 w15 w16se w16cid w16 w16cex w16sdtdh w16sdtfl w16du wp14">
   <w:endnote w:type="separator" w:id="-1">
     <w:p>
       <w:r>
@@ -25446,7 +25739,7 @@
 </file>
 
 <file path=word/footer1.xml><?xml version="1.0" encoding="utf-8"?>
-<w:ftr xmlns:wpc="http://schemas.microsoft.com/office/word/2010/wordprocessingCanvas" xmlns:cx="http://schemas.microsoft.com/office/drawing/2014/chartex" xmlns:cx1="http://schemas.microsoft.com/office/drawing/2015/9/8/chartex" xmlns:cx2="http://schemas.microsoft.com/office/drawing/2015/10/21/chartex" xmlns:cx3="http://schemas.microsoft.com/office/drawing/2016/5/9/chartex" xmlns:cx4="http://schemas.microsoft.com/office/drawing/2016/5/10/chartex" xmlns:cx5="http://schemas.microsoft.com/office/drawing/2016/5/11/chartex" xmlns:cx6="http://schemas.microsoft.com/office/drawing/2016/5/12/chartex" xmlns:cx7="http://schemas.microsoft.com/office/drawing/2016/5/13/chartex" xmlns:cx8="http://schemas.microsoft.com/office/drawing/2016/5/14/chartex" xmlns:mc="http://schemas.openxmlformats.org/markup-compatibility/2006" xmlns:aink="http://schemas.microsoft.com/office/drawing/2016/ink" xmlns:am3d="http://schemas.microsoft.com/office/drawing/2017/model3d" xmlns:o="urn:schemas-microsoft-com:office:office" xmlns:oel="http://schemas.microsoft.com/office/2019/extlst" xmlns:r="http://schemas.openxmlformats.org/officeDocument/2006/relationships" xmlns:m="http://schemas.openxmlformats.org/officeDocument/2006/math" xmlns:v="urn:schemas-microsoft-com:vml" xmlns:wp14="http://schemas.microsoft.com/office/word/2010/wordprocessingDrawing" xmlns:wp="http://schemas.openxmlformats.org/drawingml/2006/wordprocessingDrawing" xmlns:w10="urn:schemas-microsoft-com:office:word" xmlns:w="http://schemas.openxmlformats.org/wordprocessingml/2006/main" xmlns:w14="http://schemas.microsoft.com/office/word/2010/wordml" xmlns:w15="http://schemas.microsoft.com/office/word/2012/wordml" xmlns:w16cex="http://schemas.microsoft.com/office/word/2018/wordml/cex" xmlns:w16cid="http://schemas.microsoft.com/office/word/2016/wordml/cid" xmlns:w16="http://schemas.microsoft.com/office/word/2018/wordml" xmlns:w16sdtdh="http://schemas.microsoft.com/office/word/2020/wordml/sdtdatahash" xmlns:w16se="http://schemas.microsoft.com/office/word/2015/wordml/symex" xmlns:wpg="http://schemas.microsoft.com/office/word/2010/wordprocessingGroup" xmlns:wpi="http://schemas.microsoft.com/office/word/2010/wordprocessingInk" xmlns:wne="http://schemas.microsoft.com/office/word/2006/wordml" xmlns:wps="http://schemas.microsoft.com/office/word/2010/wordprocessingShape" mc:Ignorable="w14 w15 w16se w16cid w16 w16cex w16sdtdh wp14">
+<w:ftr xmlns:wpc="http://schemas.microsoft.com/office/word/2010/wordprocessingCanvas" xmlns:cx="http://schemas.microsoft.com/office/drawing/2014/chartex" xmlns:cx1="http://schemas.microsoft.com/office/drawing/2015/9/8/chartex" xmlns:cx2="http://schemas.microsoft.com/office/drawing/2015/10/21/chartex" xmlns:cx3="http://schemas.microsoft.com/office/drawing/2016/5/9/chartex" xmlns:cx4="http://schemas.microsoft.com/office/drawing/2016/5/10/chartex" xmlns:cx5="http://schemas.microsoft.com/office/drawing/2016/5/11/chartex" xmlns:cx6="http://schemas.microsoft.com/office/drawing/2016/5/12/chartex" xmlns:cx7="http://schemas.microsoft.com/office/drawing/2016/5/13/chartex" xmlns:cx8="http://schemas.microsoft.com/office/drawing/2016/5/14/chartex" xmlns:mc="http://schemas.openxmlformats.org/markup-compatibility/2006" xmlns:aink="http://schemas.microsoft.com/office/drawing/2016/ink" xmlns:am3d="http://schemas.microsoft.com/office/drawing/2017/model3d" xmlns:o="urn:schemas-microsoft-com:office:office" xmlns:oel="http://schemas.microsoft.com/office/2019/extlst" xmlns:r="http://schemas.openxmlformats.org/officeDocument/2006/relationships" xmlns:m="http://schemas.openxmlformats.org/officeDocument/2006/math" xmlns:v="urn:schemas-microsoft-com:vml" xmlns:wp14="http://schemas.microsoft.com/office/word/2010/wordprocessingDrawing" xmlns:wp="http://schemas.openxmlformats.org/drawingml/2006/wordprocessingDrawing" xmlns:w10="urn:schemas-microsoft-com:office:word" xmlns:w="http://schemas.openxmlformats.org/wordprocessingml/2006/main" xmlns:w14="http://schemas.microsoft.com/office/word/2010/wordml" xmlns:w15="http://schemas.microsoft.com/office/word/2012/wordml" xmlns:w16cex="http://schemas.microsoft.com/office/word/2018/wordml/cex" xmlns:w16cid="http://schemas.microsoft.com/office/word/2016/wordml/cid" xmlns:w16="http://schemas.microsoft.com/office/word/2018/wordml" xmlns:w16du="http://schemas.microsoft.com/office/word/2023/wordml/word16du" xmlns:w16sdtdh="http://schemas.microsoft.com/office/word/2020/wordml/sdtdatahash" xmlns:w16sdtfl="http://schemas.microsoft.com/office/word/2024/wordml/sdtformatlock" xmlns:w16se="http://schemas.microsoft.com/office/word/2015/wordml/symex" xmlns:wpg="http://schemas.microsoft.com/office/word/2010/wordprocessingGroup" xmlns:wpi="http://schemas.microsoft.com/office/word/2010/wordprocessingInk" xmlns:wne="http://schemas.microsoft.com/office/word/2006/wordml" xmlns:wps="http://schemas.microsoft.com/office/word/2010/wordprocessingShape" mc:Ignorable="w14 w15 w16se w16cid w16 w16cex w16sdtdh w16sdtfl w16du wp14">
   <w:sdt>
     <w:sdtPr>
       <w:id w:val="910883225"/>
@@ -25458,7 +25751,7 @@
     <w:sdtContent>
       <w:p>
         <w:pPr>
-          <w:pStyle w:val="Piedepgina"/>
+          <w:pStyle w:val="Footer"/>
           <w:jc w:val="right"/>
         </w:pPr>
         <w:r>
@@ -25484,24 +25777,24 @@
   </w:sdt>
   <w:p>
     <w:pPr>
-      <w:pStyle w:val="Piedepgina"/>
+      <w:pStyle w:val="Footer"/>
     </w:pPr>
   </w:p>
 </w:ftr>
 </file>
 
 <file path=word/footer2.xml><?xml version="1.0" encoding="utf-8"?>
-<w:ftr xmlns:wpc="http://schemas.microsoft.com/office/word/2010/wordprocessingCanvas" xmlns:cx="http://schemas.microsoft.com/office/drawing/2014/chartex" xmlns:cx1="http://schemas.microsoft.com/office/drawing/2015/9/8/chartex" xmlns:cx2="http://schemas.microsoft.com/office/drawing/2015/10/21/chartex" xmlns:cx3="http://schemas.microsoft.com/office/drawing/2016/5/9/chartex" xmlns:cx4="http://schemas.microsoft.com/office/drawing/2016/5/10/chartex" xmlns:cx5="http://schemas.microsoft.com/office/drawing/2016/5/11/chartex" xmlns:cx6="http://schemas.microsoft.com/office/drawing/2016/5/12/chartex" xmlns:cx7="http://schemas.microsoft.com/office/drawing/2016/5/13/chartex" xmlns:cx8="http://schemas.microsoft.com/office/drawing/2016/5/14/chartex" xmlns:mc="http://schemas.openxmlformats.org/markup-compatibility/2006" xmlns:aink="http://schemas.microsoft.com/office/drawing/2016/ink" xmlns:am3d="http://schemas.microsoft.com/office/drawing/2017/model3d" xmlns:o="urn:schemas-microsoft-com:office:office" xmlns:oel="http://schemas.microsoft.com/office/2019/extlst" xmlns:r="http://schemas.openxmlformats.org/officeDocument/2006/relationships" xmlns:m="http://schemas.openxmlformats.org/officeDocument/2006/math" xmlns:v="urn:schemas-microsoft-com:vml" xmlns:wp14="http://schemas.microsoft.com/office/word/2010/wordprocessingDrawing" xmlns:wp="http://schemas.openxmlformats.org/drawingml/2006/wordprocessingDrawing" xmlns:w10="urn:schemas-microsoft-com:office:word" xmlns:w="http://schemas.openxmlformats.org/wordprocessingml/2006/main" xmlns:w14="http://schemas.microsoft.com/office/word/2010/wordml" xmlns:w15="http://schemas.microsoft.com/office/word/2012/wordml" xmlns:w16cex="http://schemas.microsoft.com/office/word/2018/wordml/cex" xmlns:w16cid="http://schemas.microsoft.com/office/word/2016/wordml/cid" xmlns:w16="http://schemas.microsoft.com/office/word/2018/wordml" xmlns:w16sdtdh="http://schemas.microsoft.com/office/word/2020/wordml/sdtdatahash" xmlns:w16se="http://schemas.microsoft.com/office/word/2015/wordml/symex" xmlns:wpg="http://schemas.microsoft.com/office/word/2010/wordprocessingGroup" xmlns:wpi="http://schemas.microsoft.com/office/word/2010/wordprocessingInk" xmlns:wne="http://schemas.microsoft.com/office/word/2006/wordml" xmlns:wps="http://schemas.microsoft.com/office/word/2010/wordprocessingShape" mc:Ignorable="w14 w15 w16se w16cid w16 w16cex w16sdtdh wp14">
+<w:ftr xmlns:wpc="http://schemas.microsoft.com/office/word/2010/wordprocessingCanvas" xmlns:cx="http://schemas.microsoft.com/office/drawing/2014/chartex" xmlns:cx1="http://schemas.microsoft.com/office/drawing/2015/9/8/chartex" xmlns:cx2="http://schemas.microsoft.com/office/drawing/2015/10/21/chartex" xmlns:cx3="http://schemas.microsoft.com/office/drawing/2016/5/9/chartex" xmlns:cx4="http://schemas.microsoft.com/office/drawing/2016/5/10/chartex" xmlns:cx5="http://schemas.microsoft.com/office/drawing/2016/5/11/chartex" xmlns:cx6="http://schemas.microsoft.com/office/drawing/2016/5/12/chartex" xmlns:cx7="http://schemas.microsoft.com/office/drawing/2016/5/13/chartex" xmlns:cx8="http://schemas.microsoft.com/office/drawing/2016/5/14/chartex" xmlns:mc="http://schemas.openxmlformats.org/markup-compatibility/2006" xmlns:aink="http://schemas.microsoft.com/office/drawing/2016/ink" xmlns:am3d="http://schemas.microsoft.com/office/drawing/2017/model3d" xmlns:o="urn:schemas-microsoft-com:office:office" xmlns:oel="http://schemas.microsoft.com/office/2019/extlst" xmlns:r="http://schemas.openxmlformats.org/officeDocument/2006/relationships" xmlns:m="http://schemas.openxmlformats.org/officeDocument/2006/math" xmlns:v="urn:schemas-microsoft-com:vml" xmlns:wp14="http://schemas.microsoft.com/office/word/2010/wordprocessingDrawing" xmlns:wp="http://schemas.openxmlformats.org/drawingml/2006/wordprocessingDrawing" xmlns:w10="urn:schemas-microsoft-com:office:word" xmlns:w="http://schemas.openxmlformats.org/wordprocessingml/2006/main" xmlns:w14="http://schemas.microsoft.com/office/word/2010/wordml" xmlns:w15="http://schemas.microsoft.com/office/word/2012/wordml" xmlns:w16cex="http://schemas.microsoft.com/office/word/2018/wordml/cex" xmlns:w16cid="http://schemas.microsoft.com/office/word/2016/wordml/cid" xmlns:w16="http://schemas.microsoft.com/office/word/2018/wordml" xmlns:w16du="http://schemas.microsoft.com/office/word/2023/wordml/word16du" xmlns:w16sdtdh="http://schemas.microsoft.com/office/word/2020/wordml/sdtdatahash" xmlns:w16sdtfl="http://schemas.microsoft.com/office/word/2024/wordml/sdtformatlock" xmlns:w16se="http://schemas.microsoft.com/office/word/2015/wordml/symex" xmlns:wpg="http://schemas.microsoft.com/office/word/2010/wordprocessingGroup" xmlns:wpi="http://schemas.microsoft.com/office/word/2010/wordprocessingInk" xmlns:wne="http://schemas.microsoft.com/office/word/2006/wordml" xmlns:wps="http://schemas.microsoft.com/office/word/2010/wordprocessingShape" mc:Ignorable="w14 w15 w16se w16cid w16 w16cex w16sdtdh w16sdtfl w16du wp14">
   <w:p>
     <w:pPr>
-      <w:pStyle w:val="Piedepgina"/>
+      <w:pStyle w:val="Footer"/>
     </w:pPr>
   </w:p>
 </w:ftr>
 </file>
 
 <file path=word/footnotes.xml><?xml version="1.0" encoding="utf-8"?>
-<w:footnotes xmlns:wpc="http://schemas.microsoft.com/office/word/2010/wordprocessingCanvas" xmlns:cx="http://schemas.microsoft.com/office/drawing/2014/chartex" xmlns:cx1="http://schemas.microsoft.com/office/drawing/2015/9/8/chartex" xmlns:cx2="http://schemas.microsoft.com/office/drawing/2015/10/21/chartex" xmlns:cx3="http://schemas.microsoft.com/office/drawing/2016/5/9/chartex" xmlns:cx4="http://schemas.microsoft.com/office/drawing/2016/5/10/chartex" xmlns:cx5="http://schemas.microsoft.com/office/drawing/2016/5/11/chartex" xmlns:cx6="http://schemas.microsoft.com/office/drawing/2016/5/12/chartex" xmlns:cx7="http://schemas.microsoft.com/office/drawing/2016/5/13/chartex" xmlns:cx8="http://schemas.microsoft.com/office/drawing/2016/5/14/chartex" xmlns:mc="http://schemas.openxmlformats.org/markup-compatibility/2006" xmlns:aink="http://schemas.microsoft.com/office/drawing/2016/ink" xmlns:am3d="http://schemas.microsoft.com/office/drawing/2017/model3d" xmlns:o="urn:schemas-microsoft-com:office:office" xmlns:oel="http://schemas.microsoft.com/office/2019/extlst" xmlns:r="http://schemas.openxmlformats.org/officeDocument/2006/relationships" xmlns:m="http://schemas.openxmlformats.org/officeDocument/2006/math" xmlns:v="urn:schemas-microsoft-com:vml" xmlns:wp14="http://schemas.microsoft.com/office/word/2010/wordprocessingDrawing" xmlns:wp="http://schemas.openxmlformats.org/drawingml/2006/wordprocessingDrawing" xmlns:w10="urn:schemas-microsoft-com:office:word" xmlns:w="http://schemas.openxmlformats.org/wordprocessingml/2006/main" xmlns:w14="http://schemas.microsoft.com/office/word/2010/wordml" xmlns:w15="http://schemas.microsoft.com/office/word/2012/wordml" xmlns:w16cex="http://schemas.microsoft.com/office/word/2018/wordml/cex" xmlns:w16cid="http://schemas.microsoft.com/office/word/2016/wordml/cid" xmlns:w16="http://schemas.microsoft.com/office/word/2018/wordml" xmlns:w16sdtdh="http://schemas.microsoft.com/office/word/2020/wordml/sdtdatahash" xmlns:w16se="http://schemas.microsoft.com/office/word/2015/wordml/symex" xmlns:wpg="http://schemas.microsoft.com/office/word/2010/wordprocessingGroup" xmlns:wpi="http://schemas.microsoft.com/office/word/2010/wordprocessingInk" xmlns:wne="http://schemas.microsoft.com/office/word/2006/wordml" xmlns:wps="http://schemas.microsoft.com/office/word/2010/wordprocessingShape" mc:Ignorable="w14 w15 w16se w16cid w16 w16cex w16sdtdh wp14">
+<w:footnotes xmlns:wpc="http://schemas.microsoft.com/office/word/2010/wordprocessingCanvas" xmlns:cx="http://schemas.microsoft.com/office/drawing/2014/chartex" xmlns:cx1="http://schemas.microsoft.com/office/drawing/2015/9/8/chartex" xmlns:cx2="http://schemas.microsoft.com/office/drawing/2015/10/21/chartex" xmlns:cx3="http://schemas.microsoft.com/office/drawing/2016/5/9/chartex" xmlns:cx4="http://schemas.microsoft.com/office/drawing/2016/5/10/chartex" xmlns:cx5="http://schemas.microsoft.com/office/drawing/2016/5/11/chartex" xmlns:cx6="http://schemas.microsoft.com/office/drawing/2016/5/12/chartex" xmlns:cx7="http://schemas.microsoft.com/office/drawing/2016/5/13/chartex" xmlns:cx8="http://schemas.microsoft.com/office/drawing/2016/5/14/chartex" xmlns:mc="http://schemas.openxmlformats.org/markup-compatibility/2006" xmlns:aink="http://schemas.microsoft.com/office/drawing/2016/ink" xmlns:am3d="http://schemas.microsoft.com/office/drawing/2017/model3d" xmlns:o="urn:schemas-microsoft-com:office:office" xmlns:oel="http://schemas.microsoft.com/office/2019/extlst" xmlns:r="http://schemas.openxmlformats.org/officeDocument/2006/relationships" xmlns:m="http://schemas.openxmlformats.org/officeDocument/2006/math" xmlns:v="urn:schemas-microsoft-com:vml" xmlns:wp14="http://schemas.microsoft.com/office/word/2010/wordprocessingDrawing" xmlns:wp="http://schemas.openxmlformats.org/drawingml/2006/wordprocessingDrawing" xmlns:w10="urn:schemas-microsoft-com:office:word" xmlns:w="http://schemas.openxmlformats.org/wordprocessingml/2006/main" xmlns:w14="http://schemas.microsoft.com/office/word/2010/wordml" xmlns:w15="http://schemas.microsoft.com/office/word/2012/wordml" xmlns:w16cex="http://schemas.microsoft.com/office/word/2018/wordml/cex" xmlns:w16cid="http://schemas.microsoft.com/office/word/2016/wordml/cid" xmlns:w16="http://schemas.microsoft.com/office/word/2018/wordml" xmlns:w16du="http://schemas.microsoft.com/office/word/2023/wordml/word16du" xmlns:w16sdtdh="http://schemas.microsoft.com/office/word/2020/wordml/sdtdatahash" xmlns:w16sdtfl="http://schemas.microsoft.com/office/word/2024/wordml/sdtformatlock" xmlns:w16se="http://schemas.microsoft.com/office/word/2015/wordml/symex" xmlns:wpg="http://schemas.microsoft.com/office/word/2010/wordprocessingGroup" xmlns:wpi="http://schemas.microsoft.com/office/word/2010/wordprocessingInk" xmlns:wne="http://schemas.microsoft.com/office/word/2006/wordml" xmlns:wps="http://schemas.microsoft.com/office/word/2010/wordprocessingShape" mc:Ignorable="w14 w15 w16se w16cid w16 w16cex w16sdtdh w16sdtfl w16du wp14">
   <w:footnote w:type="separator" w:id="-1">
     <w:p>
       <w:r>
@@ -25527,17 +25820,17 @@
 </file>
 
 <file path=word/header1.xml><?xml version="1.0" encoding="utf-8"?>
-<w:hdr xmlns:wpc="http://schemas.microsoft.com/office/word/2010/wordprocessingCanvas" xmlns:cx="http://schemas.microsoft.com/office/drawing/2014/chartex" xmlns:cx1="http://schemas.microsoft.com/office/drawing/2015/9/8/chartex" xmlns:cx2="http://schemas.microsoft.com/office/drawing/2015/10/21/chartex" xmlns:cx3="http://schemas.microsoft.com/office/drawing/2016/5/9/chartex" xmlns:cx4="http://schemas.microsoft.com/office/drawing/2016/5/10/chartex" xmlns:cx5="http://schemas.microsoft.com/office/drawing/2016/5/11/chartex" xmlns:cx6="http://schemas.microsoft.com/office/drawing/2016/5/12/chartex" xmlns:cx7="http://schemas.microsoft.com/office/drawing/2016/5/13/chartex" xmlns:cx8="http://schemas.microsoft.com/office/drawing/2016/5/14/chartex" xmlns:mc="http://schemas.openxmlformats.org/markup-compatibility/2006" xmlns:aink="http://schemas.microsoft.com/office/drawing/2016/ink" xmlns:am3d="http://schemas.microsoft.com/office/drawing/2017/model3d" xmlns:o="urn:schemas-microsoft-com:office:office" xmlns:oel="http://schemas.microsoft.com/office/2019/extlst" xmlns:r="http://schemas.openxmlformats.org/officeDocument/2006/relationships" xmlns:m="http://schemas.openxmlformats.org/officeDocument/2006/math" xmlns:v="urn:schemas-microsoft-com:vml" xmlns:wp14="http://schemas.microsoft.com/office/word/2010/wordprocessingDrawing" xmlns:wp="http://schemas.openxmlformats.org/drawingml/2006/wordprocessingDrawing" xmlns:w10="urn:schemas-microsoft-com:office:word" xmlns:w="http://schemas.openxmlformats.org/wordprocessingml/2006/main" xmlns:w14="http://schemas.microsoft.com/office/word/2010/wordml" xmlns:w15="http://schemas.microsoft.com/office/word/2012/wordml" xmlns:w16cex="http://schemas.microsoft.com/office/word/2018/wordml/cex" xmlns:w16cid="http://schemas.microsoft.com/office/word/2016/wordml/cid" xmlns:w16="http://schemas.microsoft.com/office/word/2018/wordml" xmlns:w16sdtdh="http://schemas.microsoft.com/office/word/2020/wordml/sdtdatahash" xmlns:w16se="http://schemas.microsoft.com/office/word/2015/wordml/symex" xmlns:wpg="http://schemas.microsoft.com/office/word/2010/wordprocessingGroup" xmlns:wpi="http://schemas.microsoft.com/office/word/2010/wordprocessingInk" xmlns:wne="http://schemas.microsoft.com/office/word/2006/wordml" xmlns:wps="http://schemas.microsoft.com/office/word/2010/wordprocessingShape" mc:Ignorable="w14 w15 w16se w16cid w16 w16cex w16sdtdh wp14">
+<w:hdr xmlns:wpc="http://schemas.microsoft.com/office/word/2010/wordprocessingCanvas" xmlns:cx="http://schemas.microsoft.com/office/drawing/2014/chartex" xmlns:cx1="http://schemas.microsoft.com/office/drawing/2015/9/8/chartex" xmlns:cx2="http://schemas.microsoft.com/office/drawing/2015/10/21/chartex" xmlns:cx3="http://schemas.microsoft.com/office/drawing/2016/5/9/chartex" xmlns:cx4="http://schemas.microsoft.com/office/drawing/2016/5/10/chartex" xmlns:cx5="http://schemas.microsoft.com/office/drawing/2016/5/11/chartex" xmlns:cx6="http://schemas.microsoft.com/office/drawing/2016/5/12/chartex" xmlns:cx7="http://schemas.microsoft.com/office/drawing/2016/5/13/chartex" xmlns:cx8="http://schemas.microsoft.com/office/drawing/2016/5/14/chartex" xmlns:mc="http://schemas.openxmlformats.org/markup-compatibility/2006" xmlns:aink="http://schemas.microsoft.com/office/drawing/2016/ink" xmlns:am3d="http://schemas.microsoft.com/office/drawing/2017/model3d" xmlns:o="urn:schemas-microsoft-com:office:office" xmlns:oel="http://schemas.microsoft.com/office/2019/extlst" xmlns:r="http://schemas.openxmlformats.org/officeDocument/2006/relationships" xmlns:m="http://schemas.openxmlformats.org/officeDocument/2006/math" xmlns:v="urn:schemas-microsoft-com:vml" xmlns:wp14="http://schemas.microsoft.com/office/word/2010/wordprocessingDrawing" xmlns:wp="http://schemas.openxmlformats.org/drawingml/2006/wordprocessingDrawing" xmlns:w10="urn:schemas-microsoft-com:office:word" xmlns:w="http://schemas.openxmlformats.org/wordprocessingml/2006/main" xmlns:w14="http://schemas.microsoft.com/office/word/2010/wordml" xmlns:w15="http://schemas.microsoft.com/office/word/2012/wordml" xmlns:w16cex="http://schemas.microsoft.com/office/word/2018/wordml/cex" xmlns:w16cid="http://schemas.microsoft.com/office/word/2016/wordml/cid" xmlns:w16="http://schemas.microsoft.com/office/word/2018/wordml" xmlns:w16du="http://schemas.microsoft.com/office/word/2023/wordml/word16du" xmlns:w16sdtdh="http://schemas.microsoft.com/office/word/2020/wordml/sdtdatahash" xmlns:w16sdtfl="http://schemas.microsoft.com/office/word/2024/wordml/sdtformatlock" xmlns:w16se="http://schemas.microsoft.com/office/word/2015/wordml/symex" xmlns:wpg="http://schemas.microsoft.com/office/word/2010/wordprocessingGroup" xmlns:wpi="http://schemas.microsoft.com/office/word/2010/wordprocessingInk" xmlns:wne="http://schemas.microsoft.com/office/word/2006/wordml" xmlns:wps="http://schemas.microsoft.com/office/word/2010/wordprocessingShape" mc:Ignorable="w14 w15 w16se w16cid w16 w16cex w16sdtdh w16sdtfl w16du wp14">
   <w:p>
     <w:pPr>
-      <w:pStyle w:val="Encabezado"/>
+      <w:pStyle w:val="Header"/>
     </w:pPr>
   </w:p>
 </w:hdr>
 </file>
 
 <file path=word/numbering.xml><?xml version="1.0" encoding="utf-8"?>
-<w:numbering xmlns:wpc="http://schemas.microsoft.com/office/word/2010/wordprocessingCanvas" xmlns:cx="http://schemas.microsoft.com/office/drawing/2014/chartex" xmlns:cx1="http://schemas.microsoft.com/office/drawing/2015/9/8/chartex" xmlns:cx2="http://schemas.microsoft.com/office/drawing/2015/10/21/chartex" xmlns:cx3="http://schemas.microsoft.com/office/drawing/2016/5/9/chartex" xmlns:cx4="http://schemas.microsoft.com/office/drawing/2016/5/10/chartex" xmlns:cx5="http://schemas.microsoft.com/office/drawing/2016/5/11/chartex" xmlns:cx6="http://schemas.microsoft.com/office/drawing/2016/5/12/chartex" xmlns:cx7="http://schemas.microsoft.com/office/drawing/2016/5/13/chartex" xmlns:cx8="http://schemas.microsoft.com/office/drawing/2016/5/14/chartex" xmlns:mc="http://schemas.openxmlformats.org/markup-compatibility/2006" xmlns:aink="http://schemas.microsoft.com/office/drawing/2016/ink" xmlns:am3d="http://schemas.microsoft.com/office/drawing/2017/model3d" xmlns:o="urn:schemas-microsoft-com:office:office" xmlns:oel="http://schemas.microsoft.com/office/2019/extlst" xmlns:r="http://schemas.openxmlformats.org/officeDocument/2006/relationships" xmlns:m="http://schemas.openxmlformats.org/officeDocument/2006/math" xmlns:v="urn:schemas-microsoft-com:vml" xmlns:wp14="http://schemas.microsoft.com/office/word/2010/wordprocessingDrawing" xmlns:wp="http://schemas.openxmlformats.org/drawingml/2006/wordprocessingDrawing" xmlns:w10="urn:schemas-microsoft-com:office:word" xmlns:w="http://schemas.openxmlformats.org/wordprocessingml/2006/main" xmlns:w14="http://schemas.microsoft.com/office/word/2010/wordml" xmlns:w15="http://schemas.microsoft.com/office/word/2012/wordml" xmlns:w16cex="http://schemas.microsoft.com/office/word/2018/wordml/cex" xmlns:w16cid="http://schemas.microsoft.com/office/word/2016/wordml/cid" xmlns:w16="http://schemas.microsoft.com/office/word/2018/wordml" xmlns:w16sdtdh="http://schemas.microsoft.com/office/word/2020/wordml/sdtdatahash" xmlns:w16se="http://schemas.microsoft.com/office/word/2015/wordml/symex" xmlns:wpg="http://schemas.microsoft.com/office/word/2010/wordprocessingGroup" xmlns:wpi="http://schemas.microsoft.com/office/word/2010/wordprocessingInk" xmlns:wne="http://schemas.microsoft.com/office/word/2006/wordml" xmlns:wps="http://schemas.microsoft.com/office/word/2010/wordprocessingShape" mc:Ignorable="w14 w15 w16se w16cid w16 w16cex w16sdtdh wp14">
+<w:numbering xmlns:wpc="http://schemas.microsoft.com/office/word/2010/wordprocessingCanvas" xmlns:cx="http://schemas.microsoft.com/office/drawing/2014/chartex" xmlns:cx1="http://schemas.microsoft.com/office/drawing/2015/9/8/chartex" xmlns:cx2="http://schemas.microsoft.com/office/drawing/2015/10/21/chartex" xmlns:cx3="http://schemas.microsoft.com/office/drawing/2016/5/9/chartex" xmlns:cx4="http://schemas.microsoft.com/office/drawing/2016/5/10/chartex" xmlns:cx5="http://schemas.microsoft.com/office/drawing/2016/5/11/chartex" xmlns:cx6="http://schemas.microsoft.com/office/drawing/2016/5/12/chartex" xmlns:cx7="http://schemas.microsoft.com/office/drawing/2016/5/13/chartex" xmlns:cx8="http://schemas.microsoft.com/office/drawing/2016/5/14/chartex" xmlns:mc="http://schemas.openxmlformats.org/markup-compatibility/2006" xmlns:aink="http://schemas.microsoft.com/office/drawing/2016/ink" xmlns:am3d="http://schemas.microsoft.com/office/drawing/2017/model3d" xmlns:o="urn:schemas-microsoft-com:office:office" xmlns:oel="http://schemas.microsoft.com/office/2019/extlst" xmlns:r="http://schemas.openxmlformats.org/officeDocument/2006/relationships" xmlns:m="http://schemas.openxmlformats.org/officeDocument/2006/math" xmlns:v="urn:schemas-microsoft-com:vml" xmlns:wp14="http://schemas.microsoft.com/office/word/2010/wordprocessingDrawing" xmlns:wp="http://schemas.openxmlformats.org/drawingml/2006/wordprocessingDrawing" xmlns:w10="urn:schemas-microsoft-com:office:word" xmlns:w="http://schemas.openxmlformats.org/wordprocessingml/2006/main" xmlns:w14="http://schemas.microsoft.com/office/word/2010/wordml" xmlns:w15="http://schemas.microsoft.com/office/word/2012/wordml" xmlns:w16cex="http://schemas.microsoft.com/office/word/2018/wordml/cex" xmlns:w16cid="http://schemas.microsoft.com/office/word/2016/wordml/cid" xmlns:w16="http://schemas.microsoft.com/office/word/2018/wordml" xmlns:w16du="http://schemas.microsoft.com/office/word/2023/wordml/word16du" xmlns:w16sdtdh="http://schemas.microsoft.com/office/word/2020/wordml/sdtdatahash" xmlns:w16sdtfl="http://schemas.microsoft.com/office/word/2024/wordml/sdtformatlock" xmlns:w16se="http://schemas.microsoft.com/office/word/2015/wordml/symex" xmlns:wpg="http://schemas.microsoft.com/office/word/2010/wordprocessingGroup" xmlns:wpi="http://schemas.microsoft.com/office/word/2010/wordprocessingInk" xmlns:wne="http://schemas.microsoft.com/office/word/2006/wordml" xmlns:wps="http://schemas.microsoft.com/office/word/2010/wordprocessingShape" mc:Ignorable="w14 w15 w16se w16cid w16 w16cex w16sdtdh w16sdtfl w16du wp14">
   <w:abstractNum w:abstractNumId="0" w15:restartNumberingAfterBreak="0">
     <w:nsid w:val="023F627C"/>
     <w:multiLevelType w:val="hybridMultilevel"/>
@@ -30586,7 +30879,7 @@
 </file>
 
 <file path=word/styles.xml><?xml version="1.0" encoding="utf-8"?>
-<w:styles xmlns:mc="http://schemas.openxmlformats.org/markup-compatibility/2006" xmlns:r="http://schemas.openxmlformats.org/officeDocument/2006/relationships" xmlns:w="http://schemas.openxmlformats.org/wordprocessingml/2006/main" xmlns:w14="http://schemas.microsoft.com/office/word/2010/wordml" xmlns:w15="http://schemas.microsoft.com/office/word/2012/wordml" xmlns:w16cex="http://schemas.microsoft.com/office/word/2018/wordml/cex" xmlns:w16cid="http://schemas.microsoft.com/office/word/2016/wordml/cid" xmlns:w16="http://schemas.microsoft.com/office/word/2018/wordml" xmlns:w16sdtdh="http://schemas.microsoft.com/office/word/2020/wordml/sdtdatahash" xmlns:w16se="http://schemas.microsoft.com/office/word/2015/wordml/symex" mc:Ignorable="w14 w15 w16se w16cid w16 w16cex w16sdtdh">
+<w:styles xmlns:mc="http://schemas.openxmlformats.org/markup-compatibility/2006" xmlns:r="http://schemas.openxmlformats.org/officeDocument/2006/relationships" xmlns:w="http://schemas.openxmlformats.org/wordprocessingml/2006/main" xmlns:w14="http://schemas.microsoft.com/office/word/2010/wordml" xmlns:w15="http://schemas.microsoft.com/office/word/2012/wordml" xmlns:w16cex="http://schemas.microsoft.com/office/word/2018/wordml/cex" xmlns:w16cid="http://schemas.microsoft.com/office/word/2016/wordml/cid" xmlns:w16="http://schemas.microsoft.com/office/word/2018/wordml" xmlns:w16du="http://schemas.microsoft.com/office/word/2023/wordml/word16du" xmlns:w16sdtdh="http://schemas.microsoft.com/office/word/2020/wordml/sdtdatahash" xmlns:w16sdtfl="http://schemas.microsoft.com/office/word/2024/wordml/sdtformatlock" xmlns:w16se="http://schemas.microsoft.com/office/word/2015/wordml/symex" mc:Ignorable="w14 w15 w16se w16cid w16 w16cex w16sdtdh w16sdtfl w16du">
   <w:docDefaults>
     <w:rPrDefault>
       <w:rPr>
@@ -30996,10 +31289,10 @@
       <w:lang w:val="es-ES"/>
     </w:rPr>
   </w:style>
-  <w:style w:type="paragraph" w:styleId="Ttulo1">
+  <w:style w:type="paragraph" w:styleId="Heading1">
     <w:name w:val="heading 1"/>
     <w:basedOn w:val="Normal"/>
-    <w:link w:val="Ttulo1Car"/>
+    <w:link w:val="Heading1Char"/>
     <w:uiPriority w:val="9"/>
     <w:qFormat/>
     <w:rsid w:val="00EB7050"/>
@@ -31015,7 +31308,7 @@
       <w:szCs w:val="32"/>
     </w:rPr>
   </w:style>
-  <w:style w:type="paragraph" w:styleId="Ttulo2">
+  <w:style w:type="paragraph" w:styleId="Heading2">
     <w:name w:val="heading 2"/>
     <w:basedOn w:val="Normal"/>
     <w:uiPriority w:val="9"/>
@@ -31032,10 +31325,10 @@
       <w:szCs w:val="24"/>
     </w:rPr>
   </w:style>
-  <w:style w:type="paragraph" w:styleId="Ttulo3">
+  <w:style w:type="paragraph" w:styleId="Heading3">
     <w:name w:val="heading 3"/>
     <w:basedOn w:val="Normal"/>
-    <w:link w:val="Ttulo3Car"/>
+    <w:link w:val="Heading3Char"/>
     <w:uiPriority w:val="9"/>
     <w:unhideWhenUsed/>
     <w:qFormat/>
@@ -31049,11 +31342,11 @@
       <w:szCs w:val="24"/>
     </w:rPr>
   </w:style>
-  <w:style w:type="paragraph" w:styleId="Ttulo4">
+  <w:style w:type="paragraph" w:styleId="Heading4">
     <w:name w:val="heading 4"/>
     <w:basedOn w:val="Normal"/>
     <w:next w:val="Normal"/>
-    <w:link w:val="Ttulo4Car"/>
+    <w:link w:val="Heading4Char"/>
     <w:unhideWhenUsed/>
     <w:qFormat/>
     <w:rsid w:val="003B410B"/>
@@ -31072,13 +31365,13 @@
       <w:iCs/>
     </w:rPr>
   </w:style>
-  <w:style w:type="character" w:default="1" w:styleId="Fuentedeprrafopredeter">
+  <w:style w:type="character" w:default="1" w:styleId="DefaultParagraphFont">
     <w:name w:val="Default Paragraph Font"/>
     <w:uiPriority w:val="1"/>
     <w:semiHidden/>
     <w:unhideWhenUsed/>
   </w:style>
-  <w:style w:type="table" w:default="1" w:styleId="Tablanormal">
+  <w:style w:type="table" w:default="1" w:styleId="TableNormal">
     <w:name w:val="Normal Table"/>
     <w:uiPriority w:val="99"/>
     <w:semiHidden/>
@@ -31093,7 +31386,7 @@
       </w:tblCellMar>
     </w:tblPr>
   </w:style>
-  <w:style w:type="numbering" w:default="1" w:styleId="Sinlista">
+  <w:style w:type="numbering" w:default="1" w:styleId="NoList">
     <w:name w:val="No List"/>
     <w:uiPriority w:val="99"/>
     <w:semiHidden/>
@@ -31115,7 +31408,7 @@
       </w:tblCellMar>
     </w:tblPr>
   </w:style>
-  <w:style w:type="paragraph" w:styleId="TDC1">
+  <w:style w:type="paragraph" w:styleId="TOC1">
     <w:name w:val="toc 1"/>
     <w:basedOn w:val="Normal"/>
     <w:uiPriority w:val="39"/>
@@ -31125,7 +31418,7 @@
       <w:ind w:left="980" w:hanging="441"/>
     </w:pPr>
   </w:style>
-  <w:style w:type="paragraph" w:styleId="TDC2">
+  <w:style w:type="paragraph" w:styleId="TOC2">
     <w:name w:val="toc 2"/>
     <w:basedOn w:val="Normal"/>
     <w:uiPriority w:val="39"/>
@@ -31135,7 +31428,7 @@
       <w:ind w:left="540"/>
     </w:pPr>
   </w:style>
-  <w:style w:type="paragraph" w:styleId="TDC3">
+  <w:style w:type="paragraph" w:styleId="TOC3">
     <w:name w:val="toc 3"/>
     <w:basedOn w:val="Normal"/>
     <w:uiPriority w:val="39"/>
@@ -31145,7 +31438,7 @@
       <w:ind w:left="1421" w:hanging="661"/>
     </w:pPr>
   </w:style>
-  <w:style w:type="paragraph" w:styleId="TDC4">
+  <w:style w:type="paragraph" w:styleId="TOC4">
     <w:name w:val="toc 4"/>
     <w:basedOn w:val="Normal"/>
     <w:uiPriority w:val="39"/>
@@ -31159,7 +31452,7 @@
       <w:bCs/>
     </w:rPr>
   </w:style>
-  <w:style w:type="paragraph" w:styleId="TDC5">
+  <w:style w:type="paragraph" w:styleId="TOC5">
     <w:name w:val="toc 5"/>
     <w:basedOn w:val="Normal"/>
     <w:uiPriority w:val="39"/>
@@ -31172,7 +31465,7 @@
       <w:i/>
     </w:rPr>
   </w:style>
-  <w:style w:type="paragraph" w:styleId="Textoindependiente">
+  <w:style w:type="paragraph" w:styleId="BodyText">
     <w:name w:val="Body Text"/>
     <w:basedOn w:val="Normal"/>
     <w:uiPriority w:val="1"/>
@@ -31181,7 +31474,7 @@
       <w:i/>
     </w:rPr>
   </w:style>
-  <w:style w:type="paragraph" w:styleId="Ttulo">
+  <w:style w:type="paragraph" w:styleId="Title">
     <w:name w:val="Title"/>
     <w:basedOn w:val="Normal"/>
     <w:uiPriority w:val="10"/>
@@ -31199,7 +31492,7 @@
       <w:szCs w:val="44"/>
     </w:rPr>
   </w:style>
-  <w:style w:type="paragraph" w:styleId="Prrafodelista">
+  <w:style w:type="paragraph" w:styleId="ListParagraph">
     <w:name w:val="List Paragraph"/>
     <w:basedOn w:val="Normal"/>
     <w:uiPriority w:val="34"/>
@@ -31214,9 +31507,9 @@
     <w:uiPriority w:val="1"/>
     <w:qFormat/>
   </w:style>
-  <w:style w:type="table" w:styleId="Tablaconcuadrcula">
+  <w:style w:type="table" w:styleId="TableGrid">
     <w:name w:val="Table Grid"/>
-    <w:basedOn w:val="Tablanormal"/>
+    <w:basedOn w:val="TableNormal"/>
     <w:uiPriority w:val="39"/>
     <w:rsid w:val="00C56009"/>
     <w:tblPr>
@@ -31230,7 +31523,7 @@
       </w:tblBorders>
     </w:tblPr>
   </w:style>
-  <w:style w:type="paragraph" w:styleId="Descripcin">
+  <w:style w:type="paragraph" w:styleId="Caption">
     <w:name w:val="caption"/>
     <w:basedOn w:val="Normal"/>
     <w:next w:val="Normal"/>
@@ -31249,10 +31542,10 @@
       <w:szCs w:val="18"/>
     </w:rPr>
   </w:style>
-  <w:style w:type="character" w:customStyle="1" w:styleId="Ttulo1Car">
-    <w:name w:val="Título 1 Car"/>
-    <w:basedOn w:val="Fuentedeprrafopredeter"/>
-    <w:link w:val="Ttulo1"/>
+  <w:style w:type="character" w:customStyle="1" w:styleId="Heading1Char">
+    <w:name w:val="Heading 1 Char"/>
+    <w:basedOn w:val="DefaultParagraphFont"/>
+    <w:link w:val="Heading1"/>
     <w:uiPriority w:val="9"/>
     <w:rsid w:val="00EB7050"/>
     <w:rPr>
@@ -31281,7 +31574,7 @@
       <w:lang w:eastAsia="es-ES"/>
     </w:rPr>
   </w:style>
-  <w:style w:type="character" w:styleId="Hipervnculo">
+  <w:style w:type="character" w:styleId="Hyperlink">
     <w:name w:val="Hyperlink"/>
     <w:uiPriority w:val="99"/>
     <w:rsid w:val="00EA5020"/>
@@ -31294,9 +31587,9 @@
     <w:name w:val="st"/>
     <w:rsid w:val="00EA5020"/>
   </w:style>
-  <w:style w:type="paragraph" w:styleId="TtuloTDC">
+  <w:style w:type="paragraph" w:styleId="TOCHeading">
     <w:name w:val="TOC Heading"/>
-    <w:basedOn w:val="Ttulo1"/>
+    <w:basedOn w:val="Heading1"/>
     <w:next w:val="Normal"/>
     <w:uiPriority w:val="39"/>
     <w:unhideWhenUsed/>
@@ -31318,7 +31611,7 @@
       <w:lang w:val="es-MX" w:eastAsia="es-MX"/>
     </w:rPr>
   </w:style>
-  <w:style w:type="paragraph" w:styleId="Sinespaciado">
+  <w:style w:type="paragraph" w:styleId="NoSpacing">
     <w:name w:val="No Spacing"/>
     <w:uiPriority w:val="1"/>
     <w:qFormat/>
@@ -31328,10 +31621,10 @@
       <w:lang w:val="es-ES"/>
     </w:rPr>
   </w:style>
-  <w:style w:type="character" w:customStyle="1" w:styleId="Ttulo4Car">
-    <w:name w:val="Título 4 Car"/>
-    <w:basedOn w:val="Fuentedeprrafopredeter"/>
-    <w:link w:val="Ttulo4"/>
+  <w:style w:type="character" w:customStyle="1" w:styleId="Heading4Char">
+    <w:name w:val="Heading 4 Char"/>
+    <w:basedOn w:val="DefaultParagraphFont"/>
+    <w:link w:val="Heading4"/>
     <w:rsid w:val="003B410B"/>
     <w:rPr>
       <w:rFonts w:asciiTheme="majorHAnsi" w:eastAsiaTheme="majorEastAsia" w:hAnsiTheme="majorHAnsi" w:cstheme="majorBidi"/>
@@ -31341,10 +31634,10 @@
       <w:lang w:val="es-ES"/>
     </w:rPr>
   </w:style>
-  <w:style w:type="character" w:customStyle="1" w:styleId="Ttulo3Car">
-    <w:name w:val="Título 3 Car"/>
-    <w:basedOn w:val="Fuentedeprrafopredeter"/>
-    <w:link w:val="Ttulo3"/>
+  <w:style w:type="character" w:customStyle="1" w:styleId="Heading3Char">
+    <w:name w:val="Heading 3 Char"/>
+    <w:basedOn w:val="DefaultParagraphFont"/>
+    <w:link w:val="Heading3"/>
     <w:uiPriority w:val="9"/>
     <w:rsid w:val="004D293B"/>
     <w:rPr>
@@ -31355,7 +31648,7 @@
       <w:lang w:val="es-ES"/>
     </w:rPr>
   </w:style>
-  <w:style w:type="paragraph" w:styleId="Tabladeilustraciones">
+  <w:style w:type="paragraph" w:styleId="TableofFigures">
     <w:name w:val="table of figures"/>
     <w:basedOn w:val="Normal"/>
     <w:next w:val="Normal"/>
@@ -31365,23 +31658,23 @@
   </w:style>
   <w:style w:type="character" w:customStyle="1" w:styleId="normaltextrun">
     <w:name w:val="normaltextrun"/>
-    <w:basedOn w:val="Fuentedeprrafopredeter"/>
+    <w:basedOn w:val="DefaultParagraphFont"/>
     <w:rsid w:val="00EB1C2A"/>
   </w:style>
   <w:style w:type="character" w:customStyle="1" w:styleId="scxw173366235">
     <w:name w:val="scxw173366235"/>
-    <w:basedOn w:val="Fuentedeprrafopredeter"/>
+    <w:basedOn w:val="DefaultParagraphFont"/>
     <w:rsid w:val="00EB1C2A"/>
   </w:style>
   <w:style w:type="character" w:customStyle="1" w:styleId="eop">
     <w:name w:val="eop"/>
-    <w:basedOn w:val="Fuentedeprrafopredeter"/>
+    <w:basedOn w:val="DefaultParagraphFont"/>
     <w:rsid w:val="00EB1C2A"/>
   </w:style>
-  <w:style w:type="paragraph" w:styleId="Encabezado">
+  <w:style w:type="paragraph" w:styleId="Header">
     <w:name w:val="header"/>
     <w:basedOn w:val="Normal"/>
-    <w:link w:val="EncabezadoCar"/>
+    <w:link w:val="HeaderChar"/>
     <w:uiPriority w:val="99"/>
     <w:unhideWhenUsed/>
     <w:rsid w:val="00C02C11"/>
@@ -31392,10 +31685,10 @@
       </w:tabs>
     </w:pPr>
   </w:style>
-  <w:style w:type="character" w:customStyle="1" w:styleId="EncabezadoCar">
-    <w:name w:val="Encabezado Car"/>
-    <w:basedOn w:val="Fuentedeprrafopredeter"/>
-    <w:link w:val="Encabezado"/>
+  <w:style w:type="character" w:customStyle="1" w:styleId="HeaderChar">
+    <w:name w:val="Header Char"/>
+    <w:basedOn w:val="DefaultParagraphFont"/>
+    <w:link w:val="Header"/>
     <w:uiPriority w:val="99"/>
     <w:rsid w:val="00C02C11"/>
     <w:rPr>
@@ -31403,10 +31696,10 @@
       <w:lang w:val="es-ES"/>
     </w:rPr>
   </w:style>
-  <w:style w:type="paragraph" w:styleId="Piedepgina">
+  <w:style w:type="paragraph" w:styleId="Footer">
     <w:name w:val="footer"/>
     <w:basedOn w:val="Normal"/>
-    <w:link w:val="PiedepginaCar"/>
+    <w:link w:val="FooterChar"/>
     <w:uiPriority w:val="99"/>
     <w:unhideWhenUsed/>
     <w:rsid w:val="00C02C11"/>
@@ -31417,10 +31710,10 @@
       </w:tabs>
     </w:pPr>
   </w:style>
-  <w:style w:type="character" w:customStyle="1" w:styleId="PiedepginaCar">
-    <w:name w:val="Pie de página Car"/>
-    <w:basedOn w:val="Fuentedeprrafopredeter"/>
-    <w:link w:val="Piedepgina"/>
+  <w:style w:type="character" w:customStyle="1" w:styleId="FooterChar">
+    <w:name w:val="Footer Char"/>
+    <w:basedOn w:val="DefaultParagraphFont"/>
+    <w:link w:val="Footer"/>
     <w:uiPriority w:val="99"/>
     <w:rsid w:val="00C02C11"/>
     <w:rPr>
@@ -31428,10 +31721,10 @@
       <w:lang w:val="es-ES"/>
     </w:rPr>
   </w:style>
-  <w:style w:type="paragraph" w:styleId="Textonotaalfinal">
+  <w:style w:type="paragraph" w:styleId="EndnoteText">
     <w:name w:val="endnote text"/>
     <w:basedOn w:val="Normal"/>
-    <w:link w:val="TextonotaalfinalCar"/>
+    <w:link w:val="EndnoteTextChar"/>
     <w:uiPriority w:val="99"/>
     <w:semiHidden/>
     <w:unhideWhenUsed/>
@@ -31441,10 +31734,10 @@
       <w:szCs w:val="20"/>
     </w:rPr>
   </w:style>
-  <w:style w:type="character" w:customStyle="1" w:styleId="TextonotaalfinalCar">
-    <w:name w:val="Texto nota al final Car"/>
-    <w:basedOn w:val="Fuentedeprrafopredeter"/>
-    <w:link w:val="Textonotaalfinal"/>
+  <w:style w:type="character" w:customStyle="1" w:styleId="EndnoteTextChar">
+    <w:name w:val="Endnote Text Char"/>
+    <w:basedOn w:val="DefaultParagraphFont"/>
+    <w:link w:val="EndnoteText"/>
     <w:uiPriority w:val="99"/>
     <w:semiHidden/>
     <w:rsid w:val="00C555D6"/>
@@ -31455,9 +31748,9 @@
       <w:lang w:val="es-ES"/>
     </w:rPr>
   </w:style>
-  <w:style w:type="character" w:styleId="Refdenotaalfinal">
+  <w:style w:type="character" w:styleId="EndnoteReference">
     <w:name w:val="endnote reference"/>
-    <w:basedOn w:val="Fuentedeprrafopredeter"/>
+    <w:basedOn w:val="DefaultParagraphFont"/>
     <w:uiPriority w:val="99"/>
     <w:semiHidden/>
     <w:unhideWhenUsed/>
@@ -31466,10 +31759,10 @@
       <w:vertAlign w:val="superscript"/>
     </w:rPr>
   </w:style>
-  <w:style w:type="paragraph" w:styleId="Textonotapie">
+  <w:style w:type="paragraph" w:styleId="FootnoteText">
     <w:name w:val="footnote text"/>
     <w:basedOn w:val="Normal"/>
-    <w:link w:val="TextonotapieCar"/>
+    <w:link w:val="FootnoteTextChar"/>
     <w:uiPriority w:val="99"/>
     <w:semiHidden/>
     <w:unhideWhenUsed/>
@@ -31479,10 +31772,10 @@
       <w:szCs w:val="20"/>
     </w:rPr>
   </w:style>
-  <w:style w:type="character" w:customStyle="1" w:styleId="TextonotapieCar">
-    <w:name w:val="Texto nota pie Car"/>
-    <w:basedOn w:val="Fuentedeprrafopredeter"/>
-    <w:link w:val="Textonotapie"/>
+  <w:style w:type="character" w:customStyle="1" w:styleId="FootnoteTextChar">
+    <w:name w:val="Footnote Text Char"/>
+    <w:basedOn w:val="DefaultParagraphFont"/>
+    <w:link w:val="FootnoteText"/>
     <w:uiPriority w:val="99"/>
     <w:semiHidden/>
     <w:rsid w:val="00C555D6"/>
@@ -31493,9 +31786,9 @@
       <w:lang w:val="es-ES"/>
     </w:rPr>
   </w:style>
-  <w:style w:type="character" w:styleId="Refdenotaalpie">
+  <w:style w:type="character" w:styleId="FootnoteReference">
     <w:name w:val="footnote reference"/>
-    <w:basedOn w:val="Fuentedeprrafopredeter"/>
+    <w:basedOn w:val="DefaultParagraphFont"/>
     <w:uiPriority w:val="99"/>
     <w:semiHidden/>
     <w:unhideWhenUsed/>
@@ -31504,9 +31797,9 @@
       <w:vertAlign w:val="superscript"/>
     </w:rPr>
   </w:style>
-  <w:style w:type="table" w:styleId="Tablaconcuadrcula4-nfasis4">
+  <w:style w:type="table" w:styleId="GridTable4-Accent4">
     <w:name w:val="Grid Table 4 Accent 4"/>
-    <w:basedOn w:val="Tablanormal"/>
+    <w:basedOn w:val="TableNormal"/>
     <w:uiPriority w:val="49"/>
     <w:rsid w:val="00E31EB6"/>
     <w:tblPr>
@@ -31577,9 +31870,9 @@
       </w:tcPr>
     </w:tblStylePr>
   </w:style>
-  <w:style w:type="table" w:styleId="Tablaconcuadrcula1clara-nfasis4">
+  <w:style w:type="table" w:styleId="GridTable1Light-Accent4">
     <w:name w:val="Grid Table 1 Light Accent 4"/>
-    <w:basedOn w:val="Tablanormal"/>
+    <w:basedOn w:val="TableNormal"/>
     <w:uiPriority w:val="46"/>
     <w:rsid w:val="00694E7A"/>
     <w:tblPr>
@@ -31631,7 +31924,7 @@
       </w:rPr>
     </w:tblStylePr>
   </w:style>
-  <w:style w:type="paragraph" w:styleId="TDC6">
+  <w:style w:type="paragraph" w:styleId="TOC6">
     <w:name w:val="toc 6"/>
     <w:basedOn w:val="Normal"/>
     <w:next w:val="Normal"/>
@@ -31651,7 +31944,7 @@
       <w:lang w:val="es-US" w:eastAsia="es-US"/>
     </w:rPr>
   </w:style>
-  <w:style w:type="paragraph" w:styleId="TDC7">
+  <w:style w:type="paragraph" w:styleId="TOC7">
     <w:name w:val="toc 7"/>
     <w:basedOn w:val="Normal"/>
     <w:next w:val="Normal"/>
@@ -31671,7 +31964,7 @@
       <w:lang w:val="es-US" w:eastAsia="es-US"/>
     </w:rPr>
   </w:style>
-  <w:style w:type="paragraph" w:styleId="TDC8">
+  <w:style w:type="paragraph" w:styleId="TOC8">
     <w:name w:val="toc 8"/>
     <w:basedOn w:val="Normal"/>
     <w:next w:val="Normal"/>
@@ -31691,7 +31984,7 @@
       <w:lang w:val="es-US" w:eastAsia="es-US"/>
     </w:rPr>
   </w:style>
-  <w:style w:type="paragraph" w:styleId="TDC9">
+  <w:style w:type="paragraph" w:styleId="TOC9">
     <w:name w:val="toc 9"/>
     <w:basedOn w:val="Normal"/>
     <w:next w:val="Normal"/>
@@ -31713,7 +32006,7 @@
   </w:style>
   <w:style w:type="character" w:customStyle="1" w:styleId="Mencinsinresolver1">
     <w:name w:val="Mención sin resolver1"/>
-    <w:basedOn w:val="Fuentedeprrafopredeter"/>
+    <w:basedOn w:val="DefaultParagraphFont"/>
     <w:uiPriority w:val="99"/>
     <w:semiHidden/>
     <w:unhideWhenUsed/>
@@ -31723,9 +32016,9 @@
       <w:shd w:val="clear" w:color="auto" w:fill="E1DFDD"/>
     </w:rPr>
   </w:style>
-  <w:style w:type="table" w:styleId="Tablaconcuadrcula5oscura-nfasis4">
+  <w:style w:type="table" w:styleId="GridTable5Dark-Accent4">
     <w:name w:val="Grid Table 5 Dark Accent 4"/>
-    <w:basedOn w:val="Tablanormal"/>
+    <w:basedOn w:val="TableNormal"/>
     <w:uiPriority w:val="50"/>
     <w:rsid w:val="00D47161"/>
     <w:tblPr>
@@ -31826,9 +32119,9 @@
       </w:tcPr>
     </w:tblStylePr>
   </w:style>
-  <w:style w:type="table" w:styleId="Tablanormal3">
+  <w:style w:type="table" w:styleId="PlainTable3">
     <w:name w:val="Plain Table 3"/>
-    <w:basedOn w:val="Tablanormal"/>
+    <w:basedOn w:val="TableNormal"/>
     <w:uiPriority w:val="43"/>
     <w:rsid w:val="00F43C26"/>
     <w:tblPr>
@@ -31916,9 +32209,9 @@
       </w:tcPr>
     </w:tblStylePr>
   </w:style>
-  <w:style w:type="table" w:styleId="Tabladelista7concolores-nfasis4">
+  <w:style w:type="table" w:styleId="ListTable7Colorful-Accent4">
     <w:name w:val="List Table 7 Colorful Accent 4"/>
-    <w:basedOn w:val="Tablanormal"/>
+    <w:basedOn w:val="TableNormal"/>
     <w:uiPriority w:val="52"/>
     <w:rsid w:val="004D144F"/>
     <w:rPr>
@@ -32036,9 +32329,9 @@
       </w:tcPr>
     </w:tblStylePr>
   </w:style>
-  <w:style w:type="table" w:styleId="Tabladelista3-nfasis4">
+  <w:style w:type="table" w:styleId="ListTable3-Accent4">
     <w:name w:val="List Table 3 Accent 4"/>
-    <w:basedOn w:val="Tablanormal"/>
+    <w:basedOn w:val="TableNormal"/>
     <w:uiPriority w:val="48"/>
     <w:rsid w:val="004D144F"/>
     <w:tblPr>
@@ -32157,9 +32450,9 @@
       </w:tcPr>
     </w:tblStylePr>
   </w:style>
-  <w:style w:type="table" w:styleId="Tablaconcuadrcula6concolores-nfasis4">
+  <w:style w:type="table" w:styleId="GridTable6Colorful-Accent4">
     <w:name w:val="Grid Table 6 Colorful Accent 4"/>
-    <w:basedOn w:val="Tablanormal"/>
+    <w:basedOn w:val="TableNormal"/>
     <w:uiPriority w:val="51"/>
     <w:rsid w:val="004D144F"/>
     <w:rPr>
@@ -32241,9 +32534,9 @@
       <w:lang w:val="es-EC" w:eastAsia="zh-CN" w:bidi="hi-IN"/>
     </w:rPr>
   </w:style>
-  <w:style w:type="table" w:styleId="Cuadrculamedia3-nfasis1">
+  <w:style w:type="table" w:styleId="MediumGrid3-Accent1">
     <w:name w:val="Medium Grid 3 Accent 1"/>
-    <w:basedOn w:val="Tablanormal"/>
+    <w:basedOn w:val="TableNormal"/>
     <w:uiPriority w:val="69"/>
     <w:unhideWhenUsed/>
     <w:rsid w:val="00624EF3"/>
@@ -32385,9 +32678,9 @@
       </w:tcPr>
     </w:tblStylePr>
   </w:style>
-  <w:style w:type="table" w:styleId="Tablaconcuadrcula7concolores-nfasis4">
+  <w:style w:type="table" w:styleId="GridTable7Colorful-Accent4">
     <w:name w:val="Grid Table 7 Colorful Accent 4"/>
-    <w:basedOn w:val="Tablanormal"/>
+    <w:basedOn w:val="TableNormal"/>
     <w:uiPriority w:val="52"/>
     <w:rsid w:val="002603FE"/>
     <w:rPr>
@@ -32521,9 +32814,9 @@
       </w:tcPr>
     </w:tblStylePr>
   </w:style>
-  <w:style w:type="character" w:styleId="Mencinsinresolver">
+  <w:style w:type="character" w:styleId="UnresolvedMention">
     <w:name w:val="Unresolved Mention"/>
-    <w:basedOn w:val="Fuentedeprrafopredeter"/>
+    <w:basedOn w:val="DefaultParagraphFont"/>
     <w:uiPriority w:val="99"/>
     <w:semiHidden/>
     <w:unhideWhenUsed/>
@@ -32545,9 +32838,9 @@
       <w:szCs w:val="24"/>
     </w:rPr>
   </w:style>
-  <w:style w:type="table" w:styleId="Tablaconcuadrcula4-nfasis1">
+  <w:style w:type="table" w:styleId="GridTable4-Accent1">
     <w:name w:val="Grid Table 4 Accent 1"/>
-    <w:basedOn w:val="Tablanormal"/>
+    <w:basedOn w:val="TableNormal"/>
     <w:uiPriority w:val="49"/>
     <w:rsid w:val="00F50CD1"/>
     <w:tblPr>

--- a/TI.1.1. PAO202651_SOAP_JAVA_SINBDD_NRC36884_GR03/01. UML/01 ERS/ERS_SOAP_JAVA_SINBDD_GR03.docx
+++ b/TI.1.1. PAO202651_SOAP_JAVA_SINBDD_NRC36884_GR03/01. UML/01 ERS/ERS_SOAP_JAVA_SINBDD_GR03.docx
@@ -1,6 +1,6 @@
 
 <file path=word/document.xml><?xml version="1.0" encoding="utf-8"?>
-<w:document xmlns:wpc="http://schemas.microsoft.com/office/word/2010/wordprocessingCanvas" xmlns:cx="http://schemas.microsoft.com/office/drawing/2014/chartex" xmlns:cx1="http://schemas.microsoft.com/office/drawing/2015/9/8/chartex" xmlns:cx2="http://schemas.microsoft.com/office/drawing/2015/10/21/chartex" xmlns:cx3="http://schemas.microsoft.com/office/drawing/2016/5/9/chartex" xmlns:cx4="http://schemas.microsoft.com/office/drawing/2016/5/10/chartex" xmlns:cx5="http://schemas.microsoft.com/office/drawing/2016/5/11/chartex" xmlns:cx6="http://schemas.microsoft.com/office/drawing/2016/5/12/chartex" xmlns:cx7="http://schemas.microsoft.com/office/drawing/2016/5/13/chartex" xmlns:cx8="http://schemas.microsoft.com/office/drawing/2016/5/14/chartex" xmlns:mc="http://schemas.openxmlformats.org/markup-compatibility/2006" xmlns:aink="http://schemas.microsoft.com/office/drawing/2016/ink" xmlns:am3d="http://schemas.microsoft.com/office/drawing/2017/model3d" xmlns:o="urn:schemas-microsoft-com:office:office" xmlns:oel="http://schemas.microsoft.com/office/2019/extlst" xmlns:r="http://schemas.openxmlformats.org/officeDocument/2006/relationships" xmlns:m="http://schemas.openxmlformats.org/officeDocument/2006/math" xmlns:v="urn:schemas-microsoft-com:vml" xmlns:wp14="http://schemas.microsoft.com/office/word/2010/wordprocessingDrawing" xmlns:wp="http://schemas.openxmlformats.org/drawingml/2006/wordprocessingDrawing" xmlns:w10="urn:schemas-microsoft-com:office:word" xmlns:w="http://schemas.openxmlformats.org/wordprocessingml/2006/main" xmlns:w14="http://schemas.microsoft.com/office/word/2010/wordml" xmlns:w15="http://schemas.microsoft.com/office/word/2012/wordml" xmlns:w16cex="http://schemas.microsoft.com/office/word/2018/wordml/cex" xmlns:w16cid="http://schemas.microsoft.com/office/word/2016/wordml/cid" xmlns:w16="http://schemas.microsoft.com/office/word/2018/wordml" xmlns:w16du="http://schemas.microsoft.com/office/word/2023/wordml/word16du" xmlns:w16sdtdh="http://schemas.microsoft.com/office/word/2020/wordml/sdtdatahash" xmlns:w16sdtfl="http://schemas.microsoft.com/office/word/2024/wordml/sdtformatlock" xmlns:w16se="http://schemas.microsoft.com/office/word/2015/wordml/symex" xmlns:wpg="http://schemas.microsoft.com/office/word/2010/wordprocessingGroup" xmlns:wpi="http://schemas.microsoft.com/office/word/2010/wordprocessingInk" xmlns:wne="http://schemas.microsoft.com/office/word/2006/wordml" xmlns:wps="http://schemas.microsoft.com/office/word/2010/wordprocessingShape" mc:Ignorable="w14 w15 w16se w16cid w16 w16cex w16sdtdh w16sdtfl w16du wp14">
+<w:document xmlns:wpc="http://schemas.microsoft.com/office/word/2010/wordprocessingCanvas" xmlns:cx="http://schemas.microsoft.com/office/drawing/2014/chartex" xmlns:cx1="http://schemas.microsoft.com/office/drawing/2015/9/8/chartex" xmlns:cx2="http://schemas.microsoft.com/office/drawing/2015/10/21/chartex" xmlns:cx3="http://schemas.microsoft.com/office/drawing/2016/5/9/chartex" xmlns:cx4="http://schemas.microsoft.com/office/drawing/2016/5/10/chartex" xmlns:cx5="http://schemas.microsoft.com/office/drawing/2016/5/11/chartex" xmlns:cx6="http://schemas.microsoft.com/office/drawing/2016/5/12/chartex" xmlns:cx7="http://schemas.microsoft.com/office/drawing/2016/5/13/chartex" xmlns:cx8="http://schemas.microsoft.com/office/drawing/2016/5/14/chartex" xmlns:mc="http://schemas.openxmlformats.org/markup-compatibility/2006" xmlns:aink="http://schemas.microsoft.com/office/drawing/2016/ink" xmlns:am3d="http://schemas.microsoft.com/office/drawing/2017/model3d" xmlns:o="urn:schemas-microsoft-com:office:office" xmlns:r="http://schemas.openxmlformats.org/officeDocument/2006/relationships" xmlns:m="http://schemas.openxmlformats.org/officeDocument/2006/math" xmlns:v="urn:schemas-microsoft-com:vml" xmlns:wp14="http://schemas.microsoft.com/office/word/2010/wordprocessingDrawing" xmlns:wp="http://schemas.openxmlformats.org/drawingml/2006/wordprocessingDrawing" xmlns:w10="urn:schemas-microsoft-com:office:word" xmlns:w="http://schemas.openxmlformats.org/wordprocessingml/2006/main" xmlns:w14="http://schemas.microsoft.com/office/word/2010/wordml" xmlns:w15="http://schemas.microsoft.com/office/word/2012/wordml" xmlns:w16cex="http://schemas.microsoft.com/office/word/2018/wordml/cex" xmlns:w16cid="http://schemas.microsoft.com/office/word/2016/wordml/cid" xmlns:w16="http://schemas.microsoft.com/office/word/2018/wordml" xmlns:w16sdtdh="http://schemas.microsoft.com/office/word/2020/wordml/sdtdatahash" xmlns:w16se="http://schemas.microsoft.com/office/word/2015/wordml/symex" xmlns:wpg="http://schemas.microsoft.com/office/word/2010/wordprocessingGroup" xmlns:wpi="http://schemas.microsoft.com/office/word/2010/wordprocessingInk" xmlns:wne="http://schemas.microsoft.com/office/word/2006/wordml" xmlns:wps="http://schemas.microsoft.com/office/word/2010/wordprocessingShape" mc:Ignorable="w14 w15 w16se w16cid w16 w16cex w16sdtdh wp14">
   <w:body>
     <w:p>
       <w:pPr>
@@ -248,13 +248,8 @@
                             <w:pPr>
                               <w:jc w:val="center"/>
                             </w:pPr>
-                            <w:proofErr w:type="gramStart"/>
                             <w:r>
-                              <w:t>MIS.MDU.CCNA.CCIA</w:t>
-                            </w:r>
-                            <w:proofErr w:type="gramEnd"/>
-                            <w:r>
-                              <w:t>.</w:t>
+                              <w:t>MIS.MDU.CCNA.CCIA.</w:t>
                             </w:r>
                           </w:p>
                           <w:p>
@@ -357,7 +352,7 @@
                                 <w:szCs w:val="28"/>
                                 <w:lang w:eastAsia="es-EC"/>
                               </w:rPr>
-                              <w:t>07/10/2026</w:t>
+                              <w:t>11/10/2026</w:t>
                             </w:r>
                             <w:r>
                               <w:rPr>
@@ -393,7 +388,7 @@
           </mc:Choice>
           <mc:Fallback>
             <w:pict>
-              <v:rect w14:anchorId="2648791E" id="Rectángulo 1" o:spid="_x0000_s1026" style="position:absolute;left:0;text-align:left;margin-left:13.35pt;margin-top:208.1pt;width:416.25pt;height:441.6pt;z-index:251665408;visibility:visible;mso-wrap-style:square;mso-width-percent:0;mso-height-percent:0;mso-wrap-distance-left:9pt;mso-wrap-distance-top:0;mso-wrap-distance-right:9pt;mso-wrap-distance-bottom:0;mso-position-horizontal:absolute;mso-position-horizontal-relative:margin;mso-position-vertical:absolute;mso-position-vertical-relative:text;mso-width-percent:0;mso-height-percent:0;mso-width-relative:page;mso-height-relative:margin;v-text-anchor:middle" o:gfxdata="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" filled="f" stroked="f" strokeweight="2pt">
+              <v:rect w14:anchorId="2648791E" id="Rectángulo 1" o:spid="_x0000_s1026" style="position:absolute;left:0;text-align:left;margin-left:13.35pt;margin-top:208.1pt;width:416.25pt;height:441.6pt;z-index:251665408;visibility:visible;mso-wrap-style:square;mso-width-percent:0;mso-height-percent:0;mso-wrap-distance-left:9pt;mso-wrap-distance-top:0;mso-wrap-distance-right:9pt;mso-wrap-distance-bottom:0;mso-position-horizontal:absolute;mso-position-horizontal-relative:margin;mso-position-vertical:absolute;mso-position-vertical-relative:text;mso-width-percent:0;mso-height-percent:0;mso-width-relative:page;mso-height-relative:margin;v-text-anchor:middle" o:gfxdata="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" filled="f" stroked="f" strokeweight="2pt">
                 <v:textbox>
                   <w:txbxContent>
                     <w:p>
@@ -575,13 +570,8 @@
                       <w:pPr>
                         <w:jc w:val="center"/>
                       </w:pPr>
-                      <w:proofErr w:type="gramStart"/>
                       <w:r>
-                        <w:t>MIS.MDU.CCNA.CCIA</w:t>
-                      </w:r>
-                      <w:proofErr w:type="gramEnd"/>
-                      <w:r>
-                        <w:t>.</w:t>
+                        <w:t>MIS.MDU.CCNA.CCIA.</w:t>
                       </w:r>
                     </w:p>
                     <w:p>
@@ -684,7 +674,7 @@
                           <w:szCs w:val="28"/>
                           <w:lang w:eastAsia="es-EC"/>
                         </w:rPr>
-                        <w:t>07/10/2026</w:t>
+                        <w:t>11/10/2026</w:t>
                       </w:r>
                       <w:r>
                         <w:rPr>
@@ -913,10 +903,11 @@
                                   <w:calendar w:val="gregorian"/>
                                 </w:date>
                               </w:sdtPr>
+                              <w:sdtEndPr/>
                               <w:sdtContent>
                                 <w:p>
                                   <w:pPr>
-                                    <w:pStyle w:val="NoSpacing"/>
+                                    <w:pStyle w:val="Sinespaciado"/>
                                     <w:jc w:val="right"/>
                                     <w:rPr>
                                       <w:color w:val="FFFFFF" w:themeColor="background1"/>
@@ -4189,7 +4180,7 @@
               </wp:anchor>
             </w:drawing>
           </mc:Choice>
-          <mc:Fallback>
+          <mc:Fallback xmlns:w16sdtfl="http://schemas.microsoft.com/office/word/2024/wordml/sdtformatlock" xmlns:w16du="http://schemas.microsoft.com/office/word/2023/wordml/word16du" xmlns:oel="http://schemas.microsoft.com/office/2019/extlst">
             <w:pict>
               <v:group w14:anchorId="5D8D6F89" id="Grupo 2" o:spid="_x0000_s1027" style="position:absolute;left:0;text-align:left;margin-left:78.6pt;margin-top:71.4pt;width:167.95pt;height:698.4pt;z-index:-251652096;mso-position-horizontal-relative:page;mso-position-vertical-relative:page" coordsize="21336,91257" o:gfxdata="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">
                 <v:rect id="Rectángulo 3" o:spid="_x0000_s1028" style="position:absolute;width:1945;height:91257;visibility:visible;mso-wrap-style:square;v-text-anchor:middle" o:gfxdata="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" fillcolor="#1f497d [3215]" stroked="f" strokeweight="2pt"/>
@@ -4359,7 +4350,7 @@
     </w:p>
     <w:p>
       <w:pPr>
-        <w:pStyle w:val="Heading1"/>
+        <w:pStyle w:val="Ttulo1"/>
       </w:pPr>
       <w:bookmarkStart w:id="0" w:name="_Toc242251879"/>
       <w:r>
@@ -4385,6 +4376,7 @@
           <w:docPartUnique/>
         </w:docPartObj>
       </w:sdtPr>
+      <w:sdtEndPr/>
       <w:sdtContent>
         <w:p>
           <w:r>
@@ -4393,7 +4385,7 @@
         </w:p>
         <w:p>
           <w:pPr>
-            <w:pStyle w:val="TOC1"/>
+            <w:pStyle w:val="TDC1"/>
             <w:tabs>
               <w:tab w:val="right" w:leader="dot" w:pos="9020"/>
             </w:tabs>
@@ -4420,7 +4412,7 @@
           <w:hyperlink w:anchor="_Toc242251879" w:history="1">
             <w:r>
               <w:rPr>
-                <w:rStyle w:val="Hyperlink"/>
+                <w:rStyle w:val="Hipervnculo"/>
                 <w:noProof/>
               </w:rPr>
               <w:t>ESPECIFICACIÓN DE REQUERIMIENTOS DEL PARA SOA CON SOAP EN JAVA SIN BDD</w:t>
@@ -4477,7 +4469,7 @@
         </w:p>
         <w:p>
           <w:pPr>
-            <w:pStyle w:val="TOC1"/>
+            <w:pStyle w:val="TDC1"/>
             <w:tabs>
               <w:tab w:val="left" w:pos="980"/>
               <w:tab w:val="right" w:leader="dot" w:pos="9020"/>
@@ -4496,7 +4488,7 @@
           <w:hyperlink w:anchor="_Toc242251880" w:history="1">
             <w:r>
               <w:rPr>
-                <w:rStyle w:val="Hyperlink"/>
+                <w:rStyle w:val="Hipervnculo"/>
                 <w:noProof/>
               </w:rPr>
               <w:t>1.</w:t>
@@ -4516,7 +4508,7 @@
             </w:r>
             <w:r>
               <w:rPr>
-                <w:rStyle w:val="Hyperlink"/>
+                <w:rStyle w:val="Hipervnculo"/>
                 <w:noProof/>
               </w:rPr>
               <w:t>Introducción</w:t>
@@ -4573,7 +4565,7 @@
         </w:p>
         <w:p>
           <w:pPr>
-            <w:pStyle w:val="TOC1"/>
+            <w:pStyle w:val="TDC1"/>
             <w:tabs>
               <w:tab w:val="left" w:pos="980"/>
               <w:tab w:val="right" w:leader="dot" w:pos="9020"/>
@@ -4592,7 +4584,7 @@
           <w:hyperlink w:anchor="_Toc242251881" w:history="1">
             <w:r>
               <w:rPr>
-                <w:rStyle w:val="Hyperlink"/>
+                <w:rStyle w:val="Hipervnculo"/>
                 <w:noProof/>
               </w:rPr>
               <w:t>2.</w:t>
@@ -4612,7 +4604,7 @@
             </w:r>
             <w:r>
               <w:rPr>
-                <w:rStyle w:val="Hyperlink"/>
+                <w:rStyle w:val="Hipervnculo"/>
                 <w:noProof/>
               </w:rPr>
               <w:t>Propósito</w:t>
@@ -4669,7 +4661,7 @@
         </w:p>
         <w:p>
           <w:pPr>
-            <w:pStyle w:val="TOC1"/>
+            <w:pStyle w:val="TDC1"/>
             <w:tabs>
               <w:tab w:val="left" w:pos="980"/>
               <w:tab w:val="right" w:leader="dot" w:pos="9020"/>
@@ -4688,7 +4680,7 @@
           <w:hyperlink w:anchor="_Toc242251882" w:history="1">
             <w:r>
               <w:rPr>
-                <w:rStyle w:val="Hyperlink"/>
+                <w:rStyle w:val="Hipervnculo"/>
                 <w:noProof/>
               </w:rPr>
               <w:t>3.</w:t>
@@ -4708,7 +4700,7 @@
             </w:r>
             <w:r>
               <w:rPr>
-                <w:rStyle w:val="Hyperlink"/>
+                <w:rStyle w:val="Hipervnculo"/>
                 <w:noProof/>
               </w:rPr>
               <w:t>Alcance</w:t>
@@ -4765,7 +4757,7 @@
         </w:p>
         <w:p>
           <w:pPr>
-            <w:pStyle w:val="TOC1"/>
+            <w:pStyle w:val="TDC1"/>
             <w:tabs>
               <w:tab w:val="left" w:pos="980"/>
               <w:tab w:val="right" w:leader="dot" w:pos="9020"/>
@@ -4784,7 +4776,7 @@
           <w:hyperlink w:anchor="_Toc242251883" w:history="1">
             <w:r>
               <w:rPr>
-                <w:rStyle w:val="Hyperlink"/>
+                <w:rStyle w:val="Hipervnculo"/>
                 <w:noProof/>
               </w:rPr>
               <w:t>4.</w:t>
@@ -4804,7 +4796,7 @@
             </w:r>
             <w:r>
               <w:rPr>
-                <w:rStyle w:val="Hyperlink"/>
+                <w:rStyle w:val="Hipervnculo"/>
                 <w:noProof/>
               </w:rPr>
               <w:t>Definiciones, Acrónimos y Abreviaturas</w:t>
@@ -4861,7 +4853,7 @@
         </w:p>
         <w:p>
           <w:pPr>
-            <w:pStyle w:val="TOC2"/>
+            <w:pStyle w:val="TDC2"/>
             <w:tabs>
               <w:tab w:val="left" w:pos="1421"/>
               <w:tab w:val="right" w:leader="dot" w:pos="9020"/>
@@ -4880,7 +4872,7 @@
           <w:hyperlink w:anchor="_Toc242251884" w:history="1">
             <w:r>
               <w:rPr>
-                <w:rStyle w:val="Hyperlink"/>
+                <w:rStyle w:val="Hipervnculo"/>
                 <w:noProof/>
               </w:rPr>
               <w:t>4.1.</w:t>
@@ -4900,7 +4892,7 @@
             </w:r>
             <w:r>
               <w:rPr>
-                <w:rStyle w:val="Hyperlink"/>
+                <w:rStyle w:val="Hipervnculo"/>
                 <w:noProof/>
               </w:rPr>
               <w:t>Definiciones</w:t>
@@ -4957,7 +4949,7 @@
         </w:p>
         <w:p>
           <w:pPr>
-            <w:pStyle w:val="TOC2"/>
+            <w:pStyle w:val="TDC2"/>
             <w:tabs>
               <w:tab w:val="left" w:pos="1421"/>
               <w:tab w:val="right" w:leader="dot" w:pos="9020"/>
@@ -4976,7 +4968,7 @@
           <w:hyperlink w:anchor="_Toc242251885" w:history="1">
             <w:r>
               <w:rPr>
-                <w:rStyle w:val="Hyperlink"/>
+                <w:rStyle w:val="Hipervnculo"/>
                 <w:noProof/>
               </w:rPr>
               <w:t>4.2.</w:t>
@@ -4996,7 +4988,7 @@
             </w:r>
             <w:r>
               <w:rPr>
-                <w:rStyle w:val="Hyperlink"/>
+                <w:rStyle w:val="Hipervnculo"/>
                 <w:noProof/>
               </w:rPr>
               <w:t>Acrónimos y abreviaturas</w:t>
@@ -5053,7 +5045,7 @@
         </w:p>
         <w:p>
           <w:pPr>
-            <w:pStyle w:val="TOC1"/>
+            <w:pStyle w:val="TDC1"/>
             <w:tabs>
               <w:tab w:val="left" w:pos="980"/>
               <w:tab w:val="right" w:leader="dot" w:pos="9020"/>
@@ -5072,7 +5064,7 @@
           <w:hyperlink w:anchor="_Toc242251886" w:history="1">
             <w:r>
               <w:rPr>
-                <w:rStyle w:val="Hyperlink"/>
+                <w:rStyle w:val="Hipervnculo"/>
                 <w:noProof/>
               </w:rPr>
               <w:t>5.</w:t>
@@ -5092,7 +5084,7 @@
             </w:r>
             <w:r>
               <w:rPr>
-                <w:rStyle w:val="Hyperlink"/>
+                <w:rStyle w:val="Hipervnculo"/>
                 <w:noProof/>
               </w:rPr>
               <w:t>Referencias</w:t>
@@ -5149,7 +5141,7 @@
         </w:p>
         <w:p>
           <w:pPr>
-            <w:pStyle w:val="TOC1"/>
+            <w:pStyle w:val="TDC1"/>
             <w:tabs>
               <w:tab w:val="left" w:pos="980"/>
               <w:tab w:val="right" w:leader="dot" w:pos="9020"/>
@@ -5168,7 +5160,7 @@
           <w:hyperlink w:anchor="_Toc242251887" w:history="1">
             <w:r>
               <w:rPr>
-                <w:rStyle w:val="Hyperlink"/>
+                <w:rStyle w:val="Hipervnculo"/>
                 <w:noProof/>
               </w:rPr>
               <w:t>6.</w:t>
@@ -5188,7 +5180,7 @@
             </w:r>
             <w:r>
               <w:rPr>
-                <w:rStyle w:val="Hyperlink"/>
+                <w:rStyle w:val="Hipervnculo"/>
                 <w:noProof/>
               </w:rPr>
               <w:t>Visión General del Documento</w:t>
@@ -5245,7 +5237,7 @@
         </w:p>
         <w:p>
           <w:pPr>
-            <w:pStyle w:val="TOC1"/>
+            <w:pStyle w:val="TDC1"/>
             <w:tabs>
               <w:tab w:val="left" w:pos="980"/>
               <w:tab w:val="right" w:leader="dot" w:pos="9020"/>
@@ -5264,7 +5256,7 @@
           <w:hyperlink w:anchor="_Toc242251888" w:history="1">
             <w:r>
               <w:rPr>
-                <w:rStyle w:val="Hyperlink"/>
+                <w:rStyle w:val="Hipervnculo"/>
                 <w:noProof/>
               </w:rPr>
               <w:t>7.</w:t>
@@ -5284,7 +5276,7 @@
             </w:r>
             <w:r>
               <w:rPr>
-                <w:rStyle w:val="Hyperlink"/>
+                <w:rStyle w:val="Hipervnculo"/>
                 <w:noProof/>
               </w:rPr>
               <w:t>Descripción General</w:t>
@@ -5341,7 +5333,7 @@
         </w:p>
         <w:p>
           <w:pPr>
-            <w:pStyle w:val="TOC2"/>
+            <w:pStyle w:val="TDC2"/>
             <w:tabs>
               <w:tab w:val="left" w:pos="1421"/>
               <w:tab w:val="right" w:leader="dot" w:pos="9020"/>
@@ -5360,7 +5352,7 @@
           <w:hyperlink w:anchor="_Toc242251889" w:history="1">
             <w:r>
               <w:rPr>
-                <w:rStyle w:val="Hyperlink"/>
+                <w:rStyle w:val="Hipervnculo"/>
                 <w:noProof/>
               </w:rPr>
               <w:t>7.1.</w:t>
@@ -5380,7 +5372,7 @@
             </w:r>
             <w:r>
               <w:rPr>
-                <w:rStyle w:val="Hyperlink"/>
+                <w:rStyle w:val="Hipervnculo"/>
                 <w:noProof/>
               </w:rPr>
               <w:t>Perspectiva del Producto</w:t>
@@ -5437,7 +5429,7 @@
         </w:p>
         <w:p>
           <w:pPr>
-            <w:pStyle w:val="TOC2"/>
+            <w:pStyle w:val="TDC2"/>
             <w:tabs>
               <w:tab w:val="left" w:pos="1421"/>
               <w:tab w:val="right" w:leader="dot" w:pos="9020"/>
@@ -5456,7 +5448,7 @@
           <w:hyperlink w:anchor="_Toc242251890" w:history="1">
             <w:r>
               <w:rPr>
-                <w:rStyle w:val="Hyperlink"/>
+                <w:rStyle w:val="Hipervnculo"/>
                 <w:noProof/>
               </w:rPr>
               <w:t>7.2.</w:t>
@@ -5476,7 +5468,7 @@
             </w:r>
             <w:r>
               <w:rPr>
-                <w:rStyle w:val="Hyperlink"/>
+                <w:rStyle w:val="Hipervnculo"/>
                 <w:noProof/>
               </w:rPr>
               <w:t>Funciones del Producto (software)</w:t>
@@ -5533,7 +5525,7 @@
         </w:p>
         <w:p>
           <w:pPr>
-            <w:pStyle w:val="TOC2"/>
+            <w:pStyle w:val="TDC2"/>
             <w:tabs>
               <w:tab w:val="right" w:leader="dot" w:pos="9020"/>
             </w:tabs>
@@ -5551,7 +5543,7 @@
           <w:hyperlink w:anchor="_Toc242251891" w:history="1">
             <w:r>
               <w:rPr>
-                <w:rStyle w:val="Hyperlink"/>
+                <w:rStyle w:val="Hipervnculo"/>
                 <w:noProof/>
               </w:rPr>
               <w:t>7.3 Condiciones del Entorno</w:t>
@@ -5608,7 +5600,7 @@
         </w:p>
         <w:p>
           <w:pPr>
-            <w:pStyle w:val="TOC2"/>
+            <w:pStyle w:val="TDC2"/>
             <w:tabs>
               <w:tab w:val="right" w:leader="dot" w:pos="9020"/>
             </w:tabs>
@@ -5626,7 +5618,7 @@
           <w:hyperlink w:anchor="_Toc242251892" w:history="1">
             <w:r>
               <w:rPr>
-                <w:rStyle w:val="Hyperlink"/>
+                <w:rStyle w:val="Hipervnculo"/>
                 <w:noProof/>
               </w:rPr>
               <w:t>7.4 Características de los Usuarios</w:t>
@@ -5683,7 +5675,7 @@
         </w:p>
         <w:p>
           <w:pPr>
-            <w:pStyle w:val="TOC2"/>
+            <w:pStyle w:val="TDC2"/>
             <w:tabs>
               <w:tab w:val="right" w:leader="dot" w:pos="9020"/>
             </w:tabs>
@@ -5701,7 +5693,7 @@
           <w:hyperlink w:anchor="_Toc242251893" w:history="1">
             <w:r>
               <w:rPr>
-                <w:rStyle w:val="Hyperlink"/>
+                <w:rStyle w:val="Hipervnculo"/>
                 <w:noProof/>
               </w:rPr>
               <w:t>7.5 Interfaces Externas</w:t>
@@ -5758,7 +5750,7 @@
         </w:p>
         <w:p>
           <w:pPr>
-            <w:pStyle w:val="TOC2"/>
+            <w:pStyle w:val="TDC2"/>
             <w:tabs>
               <w:tab w:val="right" w:leader="dot" w:pos="9020"/>
             </w:tabs>
@@ -5776,7 +5768,7 @@
           <w:hyperlink w:anchor="_Toc242251894" w:history="1">
             <w:r>
               <w:rPr>
-                <w:rStyle w:val="Hyperlink"/>
+                <w:rStyle w:val="Hipervnculo"/>
                 <w:rFonts w:cs="Calibri"/>
                 <w:noProof/>
               </w:rPr>
@@ -5834,7 +5826,7 @@
         </w:p>
         <w:p>
           <w:pPr>
-            <w:pStyle w:val="TOC2"/>
+            <w:pStyle w:val="TDC2"/>
             <w:tabs>
               <w:tab w:val="right" w:leader="dot" w:pos="9020"/>
             </w:tabs>
@@ -5852,7 +5844,7 @@
           <w:hyperlink w:anchor="_Toc242251895" w:history="1">
             <w:r>
               <w:rPr>
-                <w:rStyle w:val="Hyperlink"/>
+                <w:rStyle w:val="Hipervnculo"/>
                 <w:noProof/>
               </w:rPr>
               <w:t>7.7 Suposiciones y Dependencias</w:t>
@@ -5909,7 +5901,7 @@
         </w:p>
         <w:p>
           <w:pPr>
-            <w:pStyle w:val="TOC1"/>
+            <w:pStyle w:val="TDC1"/>
             <w:tabs>
               <w:tab w:val="left" w:pos="980"/>
               <w:tab w:val="right" w:leader="dot" w:pos="9020"/>
@@ -5928,7 +5920,7 @@
           <w:hyperlink w:anchor="_Toc242251896" w:history="1">
             <w:r>
               <w:rPr>
-                <w:rStyle w:val="Hyperlink"/>
+                <w:rStyle w:val="Hipervnculo"/>
                 <w:noProof/>
               </w:rPr>
               <w:t>8.</w:t>
@@ -5948,7 +5940,7 @@
             </w:r>
             <w:r>
               <w:rPr>
-                <w:rStyle w:val="Hyperlink"/>
+                <w:rStyle w:val="Hipervnculo"/>
                 <w:noProof/>
               </w:rPr>
               <w:t>Especificación de Requerimientos</w:t>
@@ -6005,7 +5997,7 @@
         </w:p>
         <w:p>
           <w:pPr>
-            <w:pStyle w:val="TOC2"/>
+            <w:pStyle w:val="TDC2"/>
             <w:tabs>
               <w:tab w:val="right" w:leader="dot" w:pos="9020"/>
             </w:tabs>
@@ -6023,7 +6015,7 @@
           <w:hyperlink w:anchor="_Toc242251897" w:history="1">
             <w:r>
               <w:rPr>
-                <w:rStyle w:val="Hyperlink"/>
+                <w:rStyle w:val="Hipervnculo"/>
                 <w:noProof/>
               </w:rPr>
               <w:t>8.1 Requisitos comunes de las interfaces</w:t>
@@ -6080,7 +6072,7 @@
         </w:p>
         <w:p>
           <w:pPr>
-            <w:pStyle w:val="TOC3"/>
+            <w:pStyle w:val="TDC3"/>
             <w:tabs>
               <w:tab w:val="right" w:leader="dot" w:pos="9020"/>
             </w:tabs>
@@ -6098,7 +6090,7 @@
           <w:hyperlink w:anchor="_Toc242251898" w:history="1">
             <w:r>
               <w:rPr>
-                <w:rStyle w:val="Hyperlink"/>
+                <w:rStyle w:val="Hipervnculo"/>
                 <w:noProof/>
               </w:rPr>
               <w:t>8.1.1 Interfaces de usuario</w:t>
@@ -6155,7 +6147,7 @@
         </w:p>
         <w:p>
           <w:pPr>
-            <w:pStyle w:val="TOC3"/>
+            <w:pStyle w:val="TDC3"/>
             <w:tabs>
               <w:tab w:val="right" w:leader="dot" w:pos="9020"/>
             </w:tabs>
@@ -6173,7 +6165,7 @@
           <w:hyperlink w:anchor="_Toc242251899" w:history="1">
             <w:r>
               <w:rPr>
-                <w:rStyle w:val="Hyperlink"/>
+                <w:rStyle w:val="Hipervnculo"/>
                 <w:noProof/>
               </w:rPr>
               <w:t>8.1.2 Interfaces de hardware</w:t>
@@ -6230,7 +6222,7 @@
         </w:p>
         <w:p>
           <w:pPr>
-            <w:pStyle w:val="TOC3"/>
+            <w:pStyle w:val="TDC3"/>
             <w:tabs>
               <w:tab w:val="right" w:leader="dot" w:pos="9020"/>
             </w:tabs>
@@ -6248,7 +6240,7 @@
           <w:hyperlink w:anchor="_Toc242251900" w:history="1">
             <w:r>
               <w:rPr>
-                <w:rStyle w:val="Hyperlink"/>
+                <w:rStyle w:val="Hipervnculo"/>
                 <w:noProof/>
               </w:rPr>
               <w:t>8.1.3 Interfaces de software</w:t>
@@ -6305,7 +6297,7 @@
         </w:p>
         <w:p>
           <w:pPr>
-            <w:pStyle w:val="TOC3"/>
+            <w:pStyle w:val="TDC3"/>
             <w:tabs>
               <w:tab w:val="right" w:leader="dot" w:pos="9020"/>
             </w:tabs>
@@ -6323,7 +6315,7 @@
           <w:hyperlink w:anchor="_Toc242251901" w:history="1">
             <w:r>
               <w:rPr>
-                <w:rStyle w:val="Hyperlink"/>
+                <w:rStyle w:val="Hipervnculo"/>
                 <w:noProof/>
               </w:rPr>
               <w:t>8.1.4 Interfaces de comunicación</w:t>
@@ -6380,7 +6372,7 @@
         </w:p>
         <w:p>
           <w:pPr>
-            <w:pStyle w:val="TOC2"/>
+            <w:pStyle w:val="TDC2"/>
             <w:tabs>
               <w:tab w:val="right" w:leader="dot" w:pos="9020"/>
             </w:tabs>
@@ -6398,7 +6390,7 @@
           <w:hyperlink w:anchor="_Toc242251902" w:history="1">
             <w:r>
               <w:rPr>
-                <w:rStyle w:val="Hyperlink"/>
+                <w:rStyle w:val="Hipervnculo"/>
                 <w:noProof/>
               </w:rPr>
               <w:t>8.2 Requisitos Funcionales</w:t>
@@ -6455,7 +6447,7 @@
         </w:p>
         <w:p>
           <w:pPr>
-            <w:pStyle w:val="TOC3"/>
+            <w:pStyle w:val="TDC3"/>
             <w:tabs>
               <w:tab w:val="right" w:leader="dot" w:pos="9020"/>
             </w:tabs>
@@ -6473,7 +6465,7 @@
           <w:hyperlink w:anchor="_Toc242251903" w:history="1">
             <w:r>
               <w:rPr>
-                <w:rStyle w:val="Hyperlink"/>
+                <w:rStyle w:val="Hipervnculo"/>
                 <w:noProof/>
               </w:rPr>
               <w:t>8.2.1. Objetivo General</w:t>
@@ -6530,7 +6522,7 @@
         </w:p>
         <w:p>
           <w:pPr>
-            <w:pStyle w:val="TOC3"/>
+            <w:pStyle w:val="TDC3"/>
             <w:tabs>
               <w:tab w:val="right" w:leader="dot" w:pos="9020"/>
             </w:tabs>
@@ -6548,7 +6540,7 @@
           <w:hyperlink w:anchor="_Toc242251904" w:history="1">
             <w:r>
               <w:rPr>
-                <w:rStyle w:val="Hyperlink"/>
+                <w:rStyle w:val="Hipervnculo"/>
                 <w:noProof/>
               </w:rPr>
               <w:t>8.2.2. Objetivos Específicos</w:t>
@@ -6605,7 +6597,7 @@
         </w:p>
         <w:p>
           <w:pPr>
-            <w:pStyle w:val="TOC3"/>
+            <w:pStyle w:val="TDC3"/>
             <w:tabs>
               <w:tab w:val="right" w:leader="dot" w:pos="9020"/>
             </w:tabs>
@@ -6623,7 +6615,7 @@
           <w:hyperlink w:anchor="_Toc242251905" w:history="1">
             <w:r>
               <w:rPr>
-                <w:rStyle w:val="Hyperlink"/>
+                <w:rStyle w:val="Hipervnculo"/>
                 <w:noProof/>
               </w:rPr>
               <w:t>8.2.3. Actores</w:t>
@@ -6680,7 +6672,7 @@
         </w:p>
         <w:p>
           <w:pPr>
-            <w:pStyle w:val="TOC3"/>
+            <w:pStyle w:val="TDC3"/>
             <w:tabs>
               <w:tab w:val="right" w:leader="dot" w:pos="9020"/>
             </w:tabs>
@@ -6698,7 +6690,7 @@
           <w:hyperlink w:anchor="_Toc242251906" w:history="1">
             <w:r>
               <w:rPr>
-                <w:rStyle w:val="Hyperlink"/>
+                <w:rStyle w:val="Hipervnculo"/>
                 <w:noProof/>
               </w:rPr>
               <w:t>8.2.4. Lista de requisitos funcionales</w:t>
@@ -6755,7 +6747,7 @@
         </w:p>
         <w:p>
           <w:pPr>
-            <w:pStyle w:val="TOC3"/>
+            <w:pStyle w:val="TDC3"/>
             <w:tabs>
               <w:tab w:val="right" w:leader="dot" w:pos="9020"/>
             </w:tabs>
@@ -6773,7 +6765,7 @@
           <w:hyperlink w:anchor="_Toc242251907" w:history="1">
             <w:r>
               <w:rPr>
-                <w:rStyle w:val="Hyperlink"/>
+                <w:rStyle w:val="Hipervnculo"/>
                 <w:noProof/>
               </w:rPr>
               <w:t>8.2.5 Requisitos Funcionales</w:t>
@@ -6830,7 +6822,7 @@
         </w:p>
         <w:p>
           <w:pPr>
-            <w:pStyle w:val="TOC2"/>
+            <w:pStyle w:val="TDC2"/>
             <w:tabs>
               <w:tab w:val="right" w:leader="dot" w:pos="9020"/>
             </w:tabs>
@@ -6848,7 +6840,7 @@
           <w:hyperlink w:anchor="_Toc242251908" w:history="1">
             <w:r>
               <w:rPr>
-                <w:rStyle w:val="Hyperlink"/>
+                <w:rStyle w:val="Hipervnculo"/>
                 <w:noProof/>
               </w:rPr>
               <w:t>8.3 Requisitos No Funcionales</w:t>
@@ -6905,7 +6897,7 @@
         </w:p>
         <w:p>
           <w:pPr>
-            <w:pStyle w:val="TOC3"/>
+            <w:pStyle w:val="TDC3"/>
             <w:tabs>
               <w:tab w:val="right" w:leader="dot" w:pos="9020"/>
             </w:tabs>
@@ -6923,7 +6915,7 @@
           <w:hyperlink w:anchor="_Toc242251909" w:history="1">
             <w:r>
               <w:rPr>
-                <w:rStyle w:val="Hyperlink"/>
+                <w:rStyle w:val="Hipervnculo"/>
                 <w:noProof/>
               </w:rPr>
               <w:t>8.3.1 Objetivo General</w:t>
@@ -6980,7 +6972,7 @@
         </w:p>
         <w:p>
           <w:pPr>
-            <w:pStyle w:val="TOC2"/>
+            <w:pStyle w:val="TDC2"/>
             <w:tabs>
               <w:tab w:val="right" w:leader="dot" w:pos="9020"/>
             </w:tabs>
@@ -6998,7 +6990,7 @@
           <w:hyperlink w:anchor="_Toc242251910" w:history="1">
             <w:r>
               <w:rPr>
-                <w:rStyle w:val="Hyperlink"/>
+                <w:rStyle w:val="Hipervnculo"/>
                 <w:noProof/>
               </w:rPr>
               <w:t>8.4 Otros Requerimientos</w:t>
@@ -7055,7 +7047,7 @@
         </w:p>
         <w:p>
           <w:pPr>
-            <w:pStyle w:val="TOC3"/>
+            <w:pStyle w:val="TDC3"/>
             <w:tabs>
               <w:tab w:val="right" w:leader="dot" w:pos="9020"/>
             </w:tabs>
@@ -7073,7 +7065,7 @@
           <w:hyperlink w:anchor="_Toc242251911" w:history="1">
             <w:r>
               <w:rPr>
-                <w:rStyle w:val="Hyperlink"/>
+                <w:rStyle w:val="Hipervnculo"/>
                 <w:noProof/>
               </w:rPr>
               <w:t>8.4.1 Restricciones de Diseño</w:t>
@@ -7130,7 +7122,7 @@
         </w:p>
         <w:p>
           <w:pPr>
-            <w:pStyle w:val="TOC3"/>
+            <w:pStyle w:val="TDC3"/>
             <w:tabs>
               <w:tab w:val="right" w:leader="dot" w:pos="9020"/>
             </w:tabs>
@@ -7148,7 +7140,7 @@
           <w:hyperlink w:anchor="_Toc242251912" w:history="1">
             <w:r>
               <w:rPr>
-                <w:rStyle w:val="Hyperlink"/>
+                <w:rStyle w:val="Hipervnculo"/>
                 <w:noProof/>
               </w:rPr>
               <w:t>8.4.2 Restricciones de Hardware</w:t>
@@ -7205,7 +7197,7 @@
         </w:p>
         <w:p>
           <w:pPr>
-            <w:pStyle w:val="TOC3"/>
+            <w:pStyle w:val="TDC3"/>
             <w:tabs>
               <w:tab w:val="right" w:leader="dot" w:pos="9020"/>
             </w:tabs>
@@ -7223,7 +7215,7 @@
           <w:hyperlink w:anchor="_Toc242251913" w:history="1">
             <w:r>
               <w:rPr>
-                <w:rStyle w:val="Hyperlink"/>
+                <w:rStyle w:val="Hipervnculo"/>
                 <w:noProof/>
               </w:rPr>
               <w:t>8.4.3 Atributos de calidad</w:t>
@@ -7280,7 +7272,7 @@
         </w:p>
         <w:p>
           <w:pPr>
-            <w:pStyle w:val="TOC1"/>
+            <w:pStyle w:val="TDC1"/>
             <w:tabs>
               <w:tab w:val="right" w:leader="dot" w:pos="9020"/>
             </w:tabs>
@@ -7298,7 +7290,7 @@
           <w:hyperlink w:anchor="_Toc242251914" w:history="1">
             <w:r>
               <w:rPr>
-                <w:rStyle w:val="Hyperlink"/>
+                <w:rStyle w:val="Hipervnculo"/>
                 <w:noProof/>
               </w:rPr>
               <w:t>9. Requisitos de Rendimiento</w:t>
@@ -7355,7 +7347,7 @@
         </w:p>
         <w:p>
           <w:pPr>
-            <w:pStyle w:val="TOC2"/>
+            <w:pStyle w:val="TDC2"/>
             <w:tabs>
               <w:tab w:val="right" w:leader="dot" w:pos="9020"/>
             </w:tabs>
@@ -7373,7 +7365,7 @@
           <w:hyperlink w:anchor="_Toc242251915" w:history="1">
             <w:r>
               <w:rPr>
-                <w:rStyle w:val="Hyperlink"/>
+                <w:rStyle w:val="Hipervnculo"/>
                 <w:noProof/>
               </w:rPr>
               <w:t>9.1. Requisitos de Interfaces Externas</w:t>
@@ -7430,7 +7422,7 @@
         </w:p>
         <w:p>
           <w:pPr>
-            <w:pStyle w:val="TOC3"/>
+            <w:pStyle w:val="TDC3"/>
             <w:tabs>
               <w:tab w:val="right" w:leader="dot" w:pos="9020"/>
             </w:tabs>
@@ -7448,7 +7440,7 @@
           <w:hyperlink w:anchor="_Toc242251916" w:history="1">
             <w:r>
               <w:rPr>
-                <w:rStyle w:val="Hyperlink"/>
+                <w:rStyle w:val="Hipervnculo"/>
                 <w:noProof/>
               </w:rPr>
               <w:t>9.1.1. Interfaces de Usuario</w:t>
@@ -7505,7 +7497,7 @@
         </w:p>
         <w:p>
           <w:pPr>
-            <w:pStyle w:val="TOC3"/>
+            <w:pStyle w:val="TDC3"/>
             <w:tabs>
               <w:tab w:val="right" w:leader="dot" w:pos="9020"/>
             </w:tabs>
@@ -7523,7 +7515,7 @@
           <w:hyperlink w:anchor="_Toc242251917" w:history="1">
             <w:r>
               <w:rPr>
-                <w:rStyle w:val="Hyperlink"/>
+                <w:rStyle w:val="Hipervnculo"/>
                 <w:noProof/>
               </w:rPr>
               <w:t>9.1.2. Interfaces de Hardware</w:t>
@@ -7580,7 +7572,7 @@
         </w:p>
         <w:p>
           <w:pPr>
-            <w:pStyle w:val="TOC3"/>
+            <w:pStyle w:val="TDC3"/>
             <w:tabs>
               <w:tab w:val="right" w:leader="dot" w:pos="9020"/>
             </w:tabs>
@@ -7598,7 +7590,7 @@
           <w:hyperlink w:anchor="_Toc242251918" w:history="1">
             <w:r>
               <w:rPr>
-                <w:rStyle w:val="Hyperlink"/>
+                <w:rStyle w:val="Hipervnculo"/>
                 <w:noProof/>
               </w:rPr>
               <w:t>9.1.3. Interfaces de Software</w:t>
@@ -7655,7 +7647,7 @@
         </w:p>
         <w:p>
           <w:pPr>
-            <w:pStyle w:val="TOC3"/>
+            <w:pStyle w:val="TDC3"/>
             <w:tabs>
               <w:tab w:val="right" w:leader="dot" w:pos="9020"/>
             </w:tabs>
@@ -7673,7 +7665,7 @@
           <w:hyperlink w:anchor="_Toc242251919" w:history="1">
             <w:r>
               <w:rPr>
-                <w:rStyle w:val="Hyperlink"/>
+                <w:rStyle w:val="Hipervnculo"/>
                 <w:noProof/>
               </w:rPr>
               <w:t>9.1.4. Interfaces de Comunicación</w:t>
@@ -7756,7 +7748,7 @@
     </w:p>
     <w:p>
       <w:pPr>
-        <w:pStyle w:val="TOCHeading"/>
+        <w:pStyle w:val="TtuloTDC"/>
       </w:pPr>
       <w:r>
         <w:lastRenderedPageBreak/>
@@ -7768,7 +7760,7 @@
     </w:p>
     <w:p>
       <w:pPr>
-        <w:pStyle w:val="TableofFigures"/>
+        <w:pStyle w:val="Tabladeilustraciones"/>
         <w:tabs>
           <w:tab w:val="right" w:leader="dot" w:pos="9020"/>
         </w:tabs>
@@ -7795,7 +7787,7 @@
       <w:hyperlink w:anchor="_Toc242251965" w:history="1">
         <w:r>
           <w:rPr>
-            <w:rStyle w:val="Hyperlink"/>
+            <w:rStyle w:val="Hipervnculo"/>
             <w:noProof/>
           </w:rPr>
           <w:t>Ilustración 1. Diagrama de casos de uso del sistema</w:t>
@@ -7866,7 +7858,7 @@
     </w:p>
     <w:p>
       <w:pPr>
-        <w:pStyle w:val="TOCHeading"/>
+        <w:pStyle w:val="TtuloTDC"/>
       </w:pPr>
       <w:r>
         <w:lastRenderedPageBreak/>
@@ -7878,7 +7870,7 @@
     </w:p>
     <w:p>
       <w:pPr>
-        <w:pStyle w:val="TableofFigures"/>
+        <w:pStyle w:val="Tabladeilustraciones"/>
         <w:tabs>
           <w:tab w:val="right" w:leader="dot" w:pos="9020"/>
         </w:tabs>
@@ -7905,7 +7897,7 @@
       <w:hyperlink w:anchor="_Toc242251932" w:history="1">
         <w:r>
           <w:rPr>
-            <w:rStyle w:val="Hyperlink"/>
+            <w:rStyle w:val="Hipervnculo"/>
             <w:noProof/>
           </w:rPr>
           <w:t>Tabla 1. Definiciones</w:t>
@@ -7962,7 +7954,7 @@
     </w:p>
     <w:p>
       <w:pPr>
-        <w:pStyle w:val="TableofFigures"/>
+        <w:pStyle w:val="Tabladeilustraciones"/>
         <w:tabs>
           <w:tab w:val="right" w:leader="dot" w:pos="9020"/>
         </w:tabs>
@@ -7980,7 +7972,7 @@
       <w:hyperlink w:anchor="_Toc242251933" w:history="1">
         <w:r>
           <w:rPr>
-            <w:rStyle w:val="Hyperlink"/>
+            <w:rStyle w:val="Hipervnculo"/>
             <w:noProof/>
           </w:rPr>
           <w:t>Tabla 2. Acrónimo y abreviaturas</w:t>
@@ -8037,7 +8029,7 @@
     </w:p>
     <w:p>
       <w:pPr>
-        <w:pStyle w:val="TableofFigures"/>
+        <w:pStyle w:val="Tabladeilustraciones"/>
         <w:tabs>
           <w:tab w:val="right" w:leader="dot" w:pos="9020"/>
         </w:tabs>
@@ -8055,7 +8047,7 @@
       <w:hyperlink w:anchor="_Toc242251934" w:history="1">
         <w:r>
           <w:rPr>
-            <w:rStyle w:val="Hyperlink"/>
+            <w:rStyle w:val="Hipervnculo"/>
             <w:noProof/>
           </w:rPr>
           <w:t>Tabla 3. Referencias</w:t>
@@ -8112,7 +8104,7 @@
     </w:p>
     <w:p>
       <w:pPr>
-        <w:pStyle w:val="TableofFigures"/>
+        <w:pStyle w:val="Tabladeilustraciones"/>
         <w:tabs>
           <w:tab w:val="right" w:leader="dot" w:pos="9020"/>
         </w:tabs>
@@ -8130,7 +8122,7 @@
       <w:hyperlink w:anchor="_Toc242251935" w:history="1">
         <w:r>
           <w:rPr>
-            <w:rStyle w:val="Hyperlink"/>
+            <w:rStyle w:val="Hipervnculo"/>
             <w:noProof/>
           </w:rPr>
           <w:t>Tabla 4. Usuario final</w:t>
@@ -8187,7 +8179,7 @@
     </w:p>
     <w:p>
       <w:pPr>
-        <w:pStyle w:val="TableofFigures"/>
+        <w:pStyle w:val="Tabladeilustraciones"/>
         <w:tabs>
           <w:tab w:val="right" w:leader="dot" w:pos="9020"/>
         </w:tabs>
@@ -8205,7 +8197,7 @@
       <w:hyperlink w:anchor="_Toc242251936" w:history="1">
         <w:r>
           <w:rPr>
-            <w:rStyle w:val="Hyperlink"/>
+            <w:rStyle w:val="Hipervnculo"/>
             <w:noProof/>
           </w:rPr>
           <w:t>Tabla 8. Requisitos de interfaces de hardware</w:t>
@@ -8262,7 +8254,7 @@
     </w:p>
     <w:p>
       <w:pPr>
-        <w:pStyle w:val="TableofFigures"/>
+        <w:pStyle w:val="Tabladeilustraciones"/>
         <w:tabs>
           <w:tab w:val="right" w:leader="dot" w:pos="9020"/>
         </w:tabs>
@@ -8280,7 +8272,7 @@
       <w:hyperlink w:anchor="_Toc242251937" w:history="1">
         <w:r>
           <w:rPr>
-            <w:rStyle w:val="Hyperlink"/>
+            <w:rStyle w:val="Hipervnculo"/>
             <w:noProof/>
           </w:rPr>
           <w:t>Tabla 9.Interfaces de software</w:t>
@@ -8337,7 +8329,7 @@
     </w:p>
     <w:p>
       <w:pPr>
-        <w:pStyle w:val="TableofFigures"/>
+        <w:pStyle w:val="Tabladeilustraciones"/>
         <w:tabs>
           <w:tab w:val="right" w:leader="dot" w:pos="9020"/>
         </w:tabs>
@@ -8355,7 +8347,7 @@
       <w:hyperlink w:anchor="_Toc242251938" w:history="1">
         <w:r>
           <w:rPr>
-            <w:rStyle w:val="Hyperlink"/>
+            <w:rStyle w:val="Hipervnculo"/>
             <w:noProof/>
           </w:rPr>
           <w:t>Tabla 10. Autenticar el acceso de los clientes</w:t>
@@ -8412,7 +8404,7 @@
     </w:p>
     <w:p>
       <w:pPr>
-        <w:pStyle w:val="TableofFigures"/>
+        <w:pStyle w:val="Tabladeilustraciones"/>
         <w:tabs>
           <w:tab w:val="right" w:leader="dot" w:pos="9020"/>
         </w:tabs>
@@ -8430,7 +8422,7 @@
       <w:hyperlink w:anchor="_Toc242251939" w:history="1">
         <w:r>
           <w:rPr>
-            <w:rStyle w:val="Hyperlink"/>
+            <w:rStyle w:val="Hipervnculo"/>
             <w:noProof/>
           </w:rPr>
           <w:t>Tabla 11. Realizar conversiones</w:t>
@@ -8487,7 +8479,7 @@
     </w:p>
     <w:p>
       <w:pPr>
-        <w:pStyle w:val="TableofFigures"/>
+        <w:pStyle w:val="Tabladeilustraciones"/>
         <w:tabs>
           <w:tab w:val="right" w:leader="dot" w:pos="9020"/>
         </w:tabs>
@@ -8505,7 +8497,7 @@
       <w:hyperlink w:anchor="_Toc242251940" w:history="1">
         <w:r>
           <w:rPr>
-            <w:rStyle w:val="Hyperlink"/>
+            <w:rStyle w:val="Hipervnculo"/>
             <w:noProof/>
           </w:rPr>
           <w:t>Tabla 12. Consultar el catálogo de unidades</w:t>
@@ -8562,7 +8554,7 @@
     </w:p>
     <w:p>
       <w:pPr>
-        <w:pStyle w:val="TableofFigures"/>
+        <w:pStyle w:val="Tabladeilustraciones"/>
         <w:tabs>
           <w:tab w:val="right" w:leader="dot" w:pos="9020"/>
         </w:tabs>
@@ -8580,7 +8572,7 @@
       <w:hyperlink w:anchor="_Toc242251941" w:history="1">
         <w:r>
           <w:rPr>
-            <w:rStyle w:val="Hyperlink"/>
+            <w:rStyle w:val="Hipervnculo"/>
             <w:noProof/>
           </w:rPr>
           <w:t>Tabla 13. Respuestas Estructuradas</w:t>
@@ -8637,7 +8629,7 @@
     </w:p>
     <w:p>
       <w:pPr>
-        <w:pStyle w:val="TableofFigures"/>
+        <w:pStyle w:val="Tabladeilustraciones"/>
         <w:tabs>
           <w:tab w:val="right" w:leader="dot" w:pos="9020"/>
         </w:tabs>
@@ -8655,7 +8647,7 @@
       <w:hyperlink w:anchor="_Toc242251942" w:history="1">
         <w:r>
           <w:rPr>
-            <w:rStyle w:val="Hyperlink"/>
+            <w:rStyle w:val="Hipervnculo"/>
             <w:noProof/>
           </w:rPr>
           <w:t>Tabla 14. Actor Usuario</w:t>
@@ -8712,7 +8704,7 @@
     </w:p>
     <w:p>
       <w:pPr>
-        <w:pStyle w:val="TableofFigures"/>
+        <w:pStyle w:val="Tabladeilustraciones"/>
         <w:tabs>
           <w:tab w:val="right" w:leader="dot" w:pos="9020"/>
         </w:tabs>
@@ -8730,7 +8722,7 @@
       <w:hyperlink w:anchor="_Toc242251943" w:history="1">
         <w:r>
           <w:rPr>
-            <w:rStyle w:val="Hyperlink"/>
+            <w:rStyle w:val="Hipervnculo"/>
             <w:noProof/>
           </w:rPr>
           <w:t>Tabla 15. Actor Cliente Consola</w:t>
@@ -8787,7 +8779,7 @@
     </w:p>
     <w:p>
       <w:pPr>
-        <w:pStyle w:val="TableofFigures"/>
+        <w:pStyle w:val="Tabladeilustraciones"/>
         <w:tabs>
           <w:tab w:val="right" w:leader="dot" w:pos="9020"/>
         </w:tabs>
@@ -8805,7 +8797,7 @@
       <w:hyperlink w:anchor="_Toc242251944" w:history="1">
         <w:r>
           <w:rPr>
-            <w:rStyle w:val="Hyperlink"/>
+            <w:rStyle w:val="Hipervnculo"/>
             <w:noProof/>
           </w:rPr>
           <w:t>Tabla 16. Actor Cliente Escritorio</w:t>
@@ -8862,7 +8854,7 @@
     </w:p>
     <w:p>
       <w:pPr>
-        <w:pStyle w:val="TableofFigures"/>
+        <w:pStyle w:val="Tabladeilustraciones"/>
         <w:tabs>
           <w:tab w:val="right" w:leader="dot" w:pos="9020"/>
         </w:tabs>
@@ -8880,7 +8872,7 @@
       <w:hyperlink w:anchor="_Toc242251945" w:history="1">
         <w:r>
           <w:rPr>
-            <w:rStyle w:val="Hyperlink"/>
+            <w:rStyle w:val="Hipervnculo"/>
             <w:noProof/>
           </w:rPr>
           <w:t>Tabla 17. Actor Cliente Web</w:t>
@@ -8937,7 +8929,7 @@
     </w:p>
     <w:p>
       <w:pPr>
-        <w:pStyle w:val="TableofFigures"/>
+        <w:pStyle w:val="Tabladeilustraciones"/>
         <w:tabs>
           <w:tab w:val="right" w:leader="dot" w:pos="9020"/>
         </w:tabs>
@@ -8955,7 +8947,7 @@
       <w:hyperlink w:anchor="_Toc242251946" w:history="1">
         <w:r>
           <w:rPr>
-            <w:rStyle w:val="Hyperlink"/>
+            <w:rStyle w:val="Hipervnculo"/>
             <w:noProof/>
           </w:rPr>
           <w:t>Tabla 18. Actor Cliente Móvil Android</w:t>
@@ -9012,7 +9004,7 @@
     </w:p>
     <w:p>
       <w:pPr>
-        <w:pStyle w:val="TableofFigures"/>
+        <w:pStyle w:val="Tabladeilustraciones"/>
         <w:tabs>
           <w:tab w:val="right" w:leader="dot" w:pos="9020"/>
         </w:tabs>
@@ -9030,7 +9022,7 @@
       <w:hyperlink w:anchor="_Toc242251947" w:history="1">
         <w:r>
           <w:rPr>
-            <w:rStyle w:val="Hyperlink"/>
+            <w:rStyle w:val="Hipervnculo"/>
             <w:noProof/>
           </w:rPr>
           <w:t>Tabla 19. Lista de requisitos funcionales</w:t>
@@ -9087,7 +9079,7 @@
     </w:p>
     <w:p>
       <w:pPr>
-        <w:pStyle w:val="TableofFigures"/>
+        <w:pStyle w:val="Tabladeilustraciones"/>
         <w:tabs>
           <w:tab w:val="right" w:leader="dot" w:pos="9020"/>
         </w:tabs>
@@ -9105,7 +9097,7 @@
       <w:hyperlink w:anchor="_Toc242251948" w:history="1">
         <w:r>
           <w:rPr>
-            <w:rStyle w:val="Hyperlink"/>
+            <w:rStyle w:val="Hipervnculo"/>
             <w:noProof/>
           </w:rPr>
           <w:t>Tabla 20. Autenticar Cliente</w:t>
@@ -9162,7 +9154,7 @@
     </w:p>
     <w:p>
       <w:pPr>
-        <w:pStyle w:val="TableofFigures"/>
+        <w:pStyle w:val="Tabladeilustraciones"/>
         <w:tabs>
           <w:tab w:val="right" w:leader="dot" w:pos="9020"/>
         </w:tabs>
@@ -9180,7 +9172,7 @@
       <w:hyperlink w:anchor="_Toc242251949" w:history="1">
         <w:r>
           <w:rPr>
-            <w:rStyle w:val="Hyperlink"/>
+            <w:rStyle w:val="Hipervnculo"/>
             <w:noProof/>
           </w:rPr>
           <w:t>Tabla 21. Consultar catálogo</w:t>
@@ -9237,7 +9229,7 @@
     </w:p>
     <w:p>
       <w:pPr>
-        <w:pStyle w:val="TableofFigures"/>
+        <w:pStyle w:val="Tabladeilustraciones"/>
         <w:tabs>
           <w:tab w:val="right" w:leader="dot" w:pos="9020"/>
         </w:tabs>
@@ -9255,7 +9247,7 @@
       <w:hyperlink w:anchor="_Toc242251950" w:history="1">
         <w:r>
           <w:rPr>
-            <w:rStyle w:val="Hyperlink"/>
+            <w:rStyle w:val="Hipervnculo"/>
             <w:noProof/>
           </w:rPr>
           <w:t>Tabla 22. Consultar unidades por categoría</w:t>
@@ -9312,7 +9304,7 @@
     </w:p>
     <w:p>
       <w:pPr>
-        <w:pStyle w:val="TableofFigures"/>
+        <w:pStyle w:val="Tabladeilustraciones"/>
         <w:tabs>
           <w:tab w:val="right" w:leader="dot" w:pos="9020"/>
         </w:tabs>
@@ -9330,7 +9322,7 @@
       <w:hyperlink w:anchor="_Toc242251951" w:history="1">
         <w:r>
           <w:rPr>
-            <w:rStyle w:val="Hyperlink"/>
+            <w:rStyle w:val="Hipervnculo"/>
             <w:noProof/>
           </w:rPr>
           <w:t>Tabla 23. Convertir longitud</w:t>
@@ -9387,7 +9379,7 @@
     </w:p>
     <w:p>
       <w:pPr>
-        <w:pStyle w:val="TableofFigures"/>
+        <w:pStyle w:val="Tabladeilustraciones"/>
         <w:tabs>
           <w:tab w:val="right" w:leader="dot" w:pos="9020"/>
         </w:tabs>
@@ -9405,7 +9397,7 @@
       <w:hyperlink w:anchor="_Toc242251952" w:history="1">
         <w:r>
           <w:rPr>
-            <w:rStyle w:val="Hyperlink"/>
+            <w:rStyle w:val="Hipervnculo"/>
             <w:noProof/>
           </w:rPr>
           <w:t>Tabla 24. Convertir masa</w:t>
@@ -9462,7 +9454,7 @@
     </w:p>
     <w:p>
       <w:pPr>
-        <w:pStyle w:val="TableofFigures"/>
+        <w:pStyle w:val="Tabladeilustraciones"/>
         <w:tabs>
           <w:tab w:val="right" w:leader="dot" w:pos="9020"/>
         </w:tabs>
@@ -9480,7 +9472,7 @@
       <w:hyperlink w:anchor="_Toc242251953" w:history="1">
         <w:r>
           <w:rPr>
-            <w:rStyle w:val="Hyperlink"/>
+            <w:rStyle w:val="Hipervnculo"/>
             <w:noProof/>
           </w:rPr>
           <w:t>Tabla 25. Convertir temperatura</w:t>
@@ -9537,7 +9529,7 @@
     </w:p>
     <w:p>
       <w:pPr>
-        <w:pStyle w:val="TableofFigures"/>
+        <w:pStyle w:val="Tabladeilustraciones"/>
         <w:tabs>
           <w:tab w:val="right" w:leader="dot" w:pos="9020"/>
         </w:tabs>
@@ -9555,7 +9547,7 @@
       <w:hyperlink w:anchor="_Toc242251954" w:history="1">
         <w:r>
           <w:rPr>
-            <w:rStyle w:val="Hyperlink"/>
+            <w:rStyle w:val="Hipervnculo"/>
             <w:noProof/>
           </w:rPr>
           <w:t>Tabla 26. Validar token</w:t>
@@ -9612,7 +9604,7 @@
     </w:p>
     <w:p>
       <w:pPr>
-        <w:pStyle w:val="TableofFigures"/>
+        <w:pStyle w:val="Tabladeilustraciones"/>
         <w:tabs>
           <w:tab w:val="right" w:leader="dot" w:pos="9020"/>
         </w:tabs>
@@ -9630,7 +9622,7 @@
       <w:hyperlink w:anchor="_Toc242251955" w:history="1">
         <w:r>
           <w:rPr>
-            <w:rStyle w:val="Hyperlink"/>
+            <w:rStyle w:val="Hipervnculo"/>
             <w:noProof/>
           </w:rPr>
           <w:t>Tabla 27. Validar datos</w:t>
@@ -9687,7 +9679,7 @@
     </w:p>
     <w:p>
       <w:pPr>
-        <w:pStyle w:val="TableofFigures"/>
+        <w:pStyle w:val="Tabladeilustraciones"/>
         <w:tabs>
           <w:tab w:val="right" w:leader="dot" w:pos="9020"/>
         </w:tabs>
@@ -9705,7 +9697,7 @@
       <w:hyperlink w:anchor="_Toc242251956" w:history="1">
         <w:r>
           <w:rPr>
-            <w:rStyle w:val="Hyperlink"/>
+            <w:rStyle w:val="Hipervnculo"/>
             <w:noProof/>
           </w:rPr>
           <w:t>Tabla 28. Generar respuesta estructurada</w:t>
@@ -9762,7 +9754,7 @@
     </w:p>
     <w:p>
       <w:pPr>
-        <w:pStyle w:val="TableofFigures"/>
+        <w:pStyle w:val="Tabladeilustraciones"/>
         <w:tabs>
           <w:tab w:val="right" w:leader="dot" w:pos="9020"/>
         </w:tabs>
@@ -9780,7 +9772,7 @@
       <w:hyperlink w:anchor="_Toc242251957" w:history="1">
         <w:r>
           <w:rPr>
-            <w:rStyle w:val="Hyperlink"/>
+            <w:rStyle w:val="Hipervnculo"/>
             <w:noProof/>
           </w:rPr>
           <w:t>Tabla 29. Gestionar errores</w:t>
@@ -9837,7 +9829,7 @@
     </w:p>
     <w:p>
       <w:pPr>
-        <w:pStyle w:val="TableofFigures"/>
+        <w:pStyle w:val="Tabladeilustraciones"/>
         <w:tabs>
           <w:tab w:val="right" w:leader="dot" w:pos="9020"/>
         </w:tabs>
@@ -9855,7 +9847,7 @@
       <w:hyperlink w:anchor="_Toc242251958" w:history="1">
         <w:r>
           <w:rPr>
-            <w:rStyle w:val="Hyperlink"/>
+            <w:rStyle w:val="Hipervnculo"/>
             <w:noProof/>
           </w:rPr>
           <w:t>Tabla 30. Requerimiento no funcional Protocolo de Arquitectura (SOAP)</w:t>
@@ -9912,7 +9904,7 @@
     </w:p>
     <w:p>
       <w:pPr>
-        <w:pStyle w:val="TableofFigures"/>
+        <w:pStyle w:val="Tabladeilustraciones"/>
         <w:tabs>
           <w:tab w:val="right" w:leader="dot" w:pos="9020"/>
         </w:tabs>
@@ -9930,7 +9922,7 @@
       <w:hyperlink w:anchor="_Toc242251959" w:history="1">
         <w:r>
           <w:rPr>
-            <w:rStyle w:val="Hyperlink"/>
+            <w:rStyle w:val="Hipervnculo"/>
             <w:noProof/>
           </w:rPr>
           <w:t>Tabla 31. Requerimiento no funcional Especificación de Software.</w:t>
@@ -9987,7 +9979,7 @@
     </w:p>
     <w:p>
       <w:pPr>
-        <w:pStyle w:val="TableofFigures"/>
+        <w:pStyle w:val="Tabladeilustraciones"/>
         <w:tabs>
           <w:tab w:val="right" w:leader="dot" w:pos="9020"/>
         </w:tabs>
@@ -10005,7 +9997,7 @@
       <w:hyperlink w:anchor="_Toc242251960" w:history="1">
         <w:r>
           <w:rPr>
-            <w:rStyle w:val="Hyperlink"/>
+            <w:rStyle w:val="Hipervnculo"/>
             <w:noProof/>
           </w:rPr>
           <w:t>Tabla 32. Requerimiento no funcional Entorno de Desarrollo</w:t>
@@ -10062,7 +10054,7 @@
     </w:p>
     <w:p>
       <w:pPr>
-        <w:pStyle w:val="TableofFigures"/>
+        <w:pStyle w:val="Tabladeilustraciones"/>
         <w:tabs>
           <w:tab w:val="right" w:leader="dot" w:pos="9020"/>
         </w:tabs>
@@ -10080,7 +10072,7 @@
       <w:hyperlink w:anchor="_Toc242251961" w:history="1">
         <w:r>
           <w:rPr>
-            <w:rStyle w:val="Hyperlink"/>
+            <w:rStyle w:val="Hipervnculo"/>
             <w:noProof/>
           </w:rPr>
           <w:t>Tabla 33. Requerimiento no funcional Servidor de Aplicaciones</w:t>
@@ -10137,7 +10129,7 @@
     </w:p>
     <w:p>
       <w:pPr>
-        <w:pStyle w:val="TableofFigures"/>
+        <w:pStyle w:val="Tabladeilustraciones"/>
         <w:tabs>
           <w:tab w:val="right" w:leader="dot" w:pos="9020"/>
         </w:tabs>
@@ -10155,7 +10147,7 @@
       <w:hyperlink w:anchor="_Toc242251962" w:history="1">
         <w:r>
           <w:rPr>
-            <w:rStyle w:val="Hyperlink"/>
+            <w:rStyle w:val="Hipervnculo"/>
             <w:noProof/>
           </w:rPr>
           <w:t>Tabla 34. Requerimiento no funcional Seguridad y autorización de Token.</w:t>
@@ -10212,7 +10204,7 @@
     </w:p>
     <w:p>
       <w:pPr>
-        <w:pStyle w:val="TableofFigures"/>
+        <w:pStyle w:val="Tabladeilustraciones"/>
         <w:tabs>
           <w:tab w:val="right" w:leader="dot" w:pos="9020"/>
         </w:tabs>
@@ -10230,7 +10222,7 @@
       <w:hyperlink w:anchor="_Toc242251963" w:history="1">
         <w:r>
           <w:rPr>
-            <w:rStyle w:val="Hyperlink"/>
+            <w:rStyle w:val="Hipervnculo"/>
             <w:noProof/>
           </w:rPr>
           <w:t>Tabla 35. Requerimiento no funcional Accesibilidad.</w:t>
@@ -10287,7 +10279,7 @@
     </w:p>
     <w:p>
       <w:pPr>
-        <w:pStyle w:val="TableofFigures"/>
+        <w:pStyle w:val="Tabladeilustraciones"/>
         <w:tabs>
           <w:tab w:val="right" w:leader="dot" w:pos="9020"/>
         </w:tabs>
@@ -10305,7 +10297,7 @@
       <w:hyperlink w:anchor="_Toc242251964" w:history="1">
         <w:r>
           <w:rPr>
-            <w:rStyle w:val="Hyperlink"/>
+            <w:rStyle w:val="Hipervnculo"/>
             <w:noProof/>
           </w:rPr>
           <w:t>Tabla 36. Requerimiento no funcional Mantenimiento.</w:t>
@@ -10367,7 +10359,7 @@
     </w:p>
     <w:p>
       <w:pPr>
-        <w:pStyle w:val="TOCHeading"/>
+        <w:pStyle w:val="TtuloTDC"/>
       </w:pPr>
       <w:bookmarkStart w:id="1" w:name="_bookmark0"/>
       <w:bookmarkStart w:id="2" w:name="_Hlk241086724"/>
@@ -10410,7 +10402,7 @@
     </w:p>
     <w:p>
       <w:pPr>
-        <w:pStyle w:val="ListParagraph"/>
+        <w:pStyle w:val="Prrafodelista"/>
         <w:numPr>
           <w:ilvl w:val="0"/>
           <w:numId w:val="34"/>
@@ -10422,7 +10414,7 @@
     </w:p>
     <w:p>
       <w:pPr>
-        <w:pStyle w:val="ListParagraph"/>
+        <w:pStyle w:val="Prrafodelista"/>
         <w:numPr>
           <w:ilvl w:val="0"/>
           <w:numId w:val="34"/>
@@ -10434,7 +10426,7 @@
     </w:p>
     <w:p>
       <w:pPr>
-        <w:pStyle w:val="ListParagraph"/>
+        <w:pStyle w:val="Prrafodelista"/>
         <w:numPr>
           <w:ilvl w:val="0"/>
           <w:numId w:val="34"/>
@@ -10446,7 +10438,7 @@
     </w:p>
     <w:p>
       <w:pPr>
-        <w:pStyle w:val="ListParagraph"/>
+        <w:pStyle w:val="Prrafodelista"/>
         <w:numPr>
           <w:ilvl w:val="0"/>
           <w:numId w:val="34"/>
@@ -10463,7 +10455,7 @@
     </w:p>
     <w:p>
       <w:pPr>
-        <w:pStyle w:val="ListParagraph"/>
+        <w:pStyle w:val="Prrafodelista"/>
         <w:numPr>
           <w:ilvl w:val="0"/>
           <w:numId w:val="34"/>
@@ -10478,7 +10470,7 @@
     </w:p>
     <w:p>
       <w:pPr>
-        <w:pStyle w:val="ListParagraph"/>
+        <w:pStyle w:val="Prrafodelista"/>
         <w:numPr>
           <w:ilvl w:val="0"/>
           <w:numId w:val="34"/>
@@ -10490,7 +10482,7 @@
     </w:p>
     <w:p>
       <w:pPr>
-        <w:pStyle w:val="ListParagraph"/>
+        <w:pStyle w:val="Prrafodelista"/>
         <w:numPr>
           <w:ilvl w:val="0"/>
           <w:numId w:val="34"/>
@@ -10502,7 +10494,7 @@
     </w:p>
     <w:p>
       <w:pPr>
-        <w:pStyle w:val="ListParagraph"/>
+        <w:pStyle w:val="Prrafodelista"/>
         <w:numPr>
           <w:ilvl w:val="0"/>
           <w:numId w:val="34"/>
@@ -10529,7 +10521,7 @@
     </w:p>
     <w:p>
       <w:pPr>
-        <w:pStyle w:val="ListParagraph"/>
+        <w:pStyle w:val="Prrafodelista"/>
         <w:numPr>
           <w:ilvl w:val="0"/>
           <w:numId w:val="34"/>
@@ -10541,7 +10533,7 @@
     </w:p>
     <w:p>
       <w:pPr>
-        <w:pStyle w:val="ListParagraph"/>
+        <w:pStyle w:val="Prrafodelista"/>
         <w:numPr>
           <w:ilvl w:val="0"/>
           <w:numId w:val="34"/>
@@ -10553,14 +10545,22 @@
     </w:p>
     <w:p>
       <w:pPr>
-        <w:pStyle w:val="ListParagraph"/>
+        <w:pStyle w:val="Prrafodelista"/>
         <w:numPr>
           <w:ilvl w:val="0"/>
           <w:numId w:val="34"/>
         </w:numPr>
       </w:pPr>
       <w:r>
-        <w:t xml:space="preserve">El sistema será desarrollado con NetBeans como IDE y sin uso base de datos. La arquitectura es SOA (Service </w:t>
+        <w:t>El sistema será desarrollado con NetBeans como IDE y sin uso base de datos. La arquitectura es SOA (</w:t>
+      </w:r>
+      <w:proofErr w:type="spellStart"/>
+      <w:r>
+        <w:t>Service</w:t>
+      </w:r>
+      <w:proofErr w:type="spellEnd"/>
+      <w:r>
+        <w:t xml:space="preserve"> </w:t>
       </w:r>
       <w:proofErr w:type="spellStart"/>
       <w:r>
@@ -10600,7 +10600,7 @@
     </w:p>
     <w:p>
       <w:pPr>
-        <w:pStyle w:val="Heading1"/>
+        <w:pStyle w:val="Ttulo1"/>
         <w:numPr>
           <w:ilvl w:val="0"/>
           <w:numId w:val="20"/>
@@ -10634,7 +10634,7 @@
     </w:p>
     <w:p>
       <w:pPr>
-        <w:pStyle w:val="Heading1"/>
+        <w:pStyle w:val="Ttulo1"/>
         <w:numPr>
           <w:ilvl w:val="0"/>
           <w:numId w:val="20"/>
@@ -10713,7 +10713,7 @@
     </w:p>
     <w:p>
       <w:pPr>
-        <w:pStyle w:val="Heading1"/>
+        <w:pStyle w:val="Ttulo1"/>
         <w:numPr>
           <w:ilvl w:val="0"/>
           <w:numId w:val="20"/>
@@ -10923,7 +10923,7 @@
     </w:p>
     <w:p>
       <w:pPr>
-        <w:pStyle w:val="Heading1"/>
+        <w:pStyle w:val="Ttulo1"/>
         <w:numPr>
           <w:ilvl w:val="0"/>
           <w:numId w:val="20"/>
@@ -10940,7 +10940,7 @@
     </w:p>
     <w:p>
       <w:pPr>
-        <w:pStyle w:val="Heading2"/>
+        <w:pStyle w:val="Ttulo2"/>
         <w:numPr>
           <w:ilvl w:val="1"/>
           <w:numId w:val="20"/>
@@ -10954,7 +10954,7 @@
     </w:p>
     <w:p>
       <w:pPr>
-        <w:pStyle w:val="Caption"/>
+        <w:pStyle w:val="Descripcin"/>
       </w:pPr>
       <w:bookmarkStart w:id="13" w:name="_Toc242251932"/>
       <w:r>
@@ -10988,7 +10988,7 @@
     </w:p>
     <w:tbl>
       <w:tblPr>
-        <w:tblStyle w:val="GridTable4-Accent1"/>
+        <w:tblStyle w:val="Tablaconcuadrcula4-nfasis1"/>
         <w:tblW w:w="0" w:type="auto"/>
         <w:tblLook w:val="04A0" w:firstRow="1" w:lastRow="0" w:firstColumn="1" w:lastColumn="0" w:noHBand="0" w:noVBand="1"/>
       </w:tblPr>
@@ -11765,7 +11765,7 @@
     </w:p>
     <w:p>
       <w:pPr>
-        <w:pStyle w:val="Heading2"/>
+        <w:pStyle w:val="Ttulo2"/>
         <w:numPr>
           <w:ilvl w:val="1"/>
           <w:numId w:val="20"/>
@@ -11780,7 +11780,7 @@
     </w:p>
     <w:p>
       <w:pPr>
-        <w:pStyle w:val="Caption"/>
+        <w:pStyle w:val="Descripcin"/>
       </w:pPr>
       <w:bookmarkStart w:id="24" w:name="_Toc242251933"/>
       <w:r>
@@ -11817,7 +11817,7 @@
     </w:p>
     <w:tbl>
       <w:tblPr>
-        <w:tblStyle w:val="GridTable4-Accent1"/>
+        <w:tblStyle w:val="Tablaconcuadrcula4-nfasis1"/>
         <w:tblW w:w="5000" w:type="pct"/>
         <w:tblLayout w:type="fixed"/>
         <w:tblLook w:val="04A0" w:firstRow="1" w:lastRow="0" w:firstColumn="1" w:lastColumn="0" w:noHBand="0" w:noVBand="1"/>
@@ -11923,7 +11923,21 @@
               <w:rPr>
                 <w:rFonts w:cs="Calibri"/>
               </w:rPr>
-              <w:t xml:space="preserve">Arquitectura Orientada a Servicios (Service-Oriented </w:t>
+              <w:t>Arquitectura Orientada a Servicios (</w:t>
+            </w:r>
+            <w:proofErr w:type="spellStart"/>
+            <w:r>
+              <w:rPr>
+                <w:rFonts w:cs="Calibri"/>
+              </w:rPr>
+              <w:t>Service-Oriented</w:t>
+            </w:r>
+            <w:proofErr w:type="spellEnd"/>
+            <w:r>
+              <w:rPr>
+                <w:rFonts w:cs="Calibri"/>
+              </w:rPr>
+              <w:t xml:space="preserve"> </w:t>
             </w:r>
             <w:proofErr w:type="spellStart"/>
             <w:r>
@@ -12169,7 +12183,21 @@
               <w:rPr>
                 <w:rFonts w:cs="Calibri"/>
               </w:rPr>
-              <w:t xml:space="preserve"> State Transfer). </w:t>
+              <w:t xml:space="preserve"> </w:t>
+            </w:r>
+            <w:proofErr w:type="spellStart"/>
+            <w:r>
+              <w:rPr>
+                <w:rFonts w:cs="Calibri"/>
+              </w:rPr>
+              <w:t>State</w:t>
+            </w:r>
+            <w:proofErr w:type="spellEnd"/>
+            <w:r>
+              <w:rPr>
+                <w:rFonts w:cs="Calibri"/>
+              </w:rPr>
+              <w:t xml:space="preserve"> Transfer). </w:t>
             </w:r>
           </w:p>
         </w:tc>
@@ -12583,15 +12611,10 @@
         </w:tc>
       </w:tr>
     </w:tbl>
+    <w:p/>
     <w:p>
       <w:pPr>
-        <w:pStyle w:val="Heading1"/>
-        <w:ind w:left="360"/>
-      </w:pPr>
-    </w:p>
-    <w:p>
-      <w:pPr>
-        <w:pStyle w:val="Heading1"/>
+        <w:pStyle w:val="Ttulo1"/>
         <w:numPr>
           <w:ilvl w:val="0"/>
           <w:numId w:val="20"/>
@@ -12605,7 +12628,7 @@
     </w:p>
     <w:p>
       <w:pPr>
-        <w:pStyle w:val="Caption"/>
+        <w:pStyle w:val="Descripcin"/>
       </w:pPr>
       <w:bookmarkStart w:id="28" w:name="_Toc242251934"/>
       <w:r>
@@ -12639,7 +12662,7 @@
     </w:p>
     <w:tbl>
       <w:tblPr>
-        <w:tblStyle w:val="GridTable4-Accent1"/>
+        <w:tblStyle w:val="Tablaconcuadrcula4-nfasis1"/>
         <w:tblW w:w="5000" w:type="pct"/>
         <w:tblLayout w:type="fixed"/>
         <w:tblLook w:val="04A0" w:firstRow="1" w:lastRow="0" w:firstColumn="1" w:lastColumn="0" w:noHBand="0" w:noVBand="1"/>
@@ -12827,7 +12850,7 @@
             <w:hyperlink r:id="rId12">
               <w:r>
                 <w:rPr>
-                  <w:rStyle w:val="Hyperlink"/>
+                  <w:rStyle w:val="Hipervnculo"/>
                   <w:rFonts w:asciiTheme="minorHAnsi" w:hAnsiTheme="minorHAnsi" w:cstheme="minorHAnsi"/>
                 </w:rPr>
                 <w:t>http://www.qualitatis.org</w:t>
@@ -12876,16 +12899,12 @@
       </w:tr>
     </w:tbl>
     <w:p>
-      <w:pPr>
-        <w:pStyle w:val="Heading1"/>
-        <w:ind w:left="360"/>
-      </w:pPr>
       <w:bookmarkStart w:id="29" w:name="_bookmark6"/>
       <w:bookmarkEnd w:id="29"/>
     </w:p>
     <w:p>
       <w:pPr>
-        <w:pStyle w:val="Heading1"/>
+        <w:pStyle w:val="Ttulo1"/>
         <w:numPr>
           <w:ilvl w:val="0"/>
           <w:numId w:val="20"/>
@@ -12942,7 +12961,7 @@
     </w:p>
     <w:p>
       <w:pPr>
-        <w:pStyle w:val="Heading1"/>
+        <w:pStyle w:val="Ttulo1"/>
         <w:numPr>
           <w:ilvl w:val="0"/>
           <w:numId w:val="20"/>
@@ -12980,7 +12999,7 @@
     </w:p>
     <w:p>
       <w:pPr>
-        <w:pStyle w:val="Heading2"/>
+        <w:pStyle w:val="Ttulo2"/>
         <w:numPr>
           <w:ilvl w:val="1"/>
           <w:numId w:val="20"/>
@@ -13009,7 +13028,7 @@
     </w:p>
     <w:p>
       <w:pPr>
-        <w:pStyle w:val="Heading2"/>
+        <w:pStyle w:val="Ttulo2"/>
         <w:numPr>
           <w:ilvl w:val="1"/>
           <w:numId w:val="20"/>
@@ -13049,7 +13068,7 @@
     </w:p>
     <w:p>
       <w:pPr>
-        <w:pStyle w:val="ListParagraph"/>
+        <w:pStyle w:val="Prrafodelista"/>
         <w:numPr>
           <w:ilvl w:val="0"/>
           <w:numId w:val="40"/>
@@ -13068,7 +13087,7 @@
     </w:p>
     <w:p>
       <w:pPr>
-        <w:pStyle w:val="ListParagraph"/>
+        <w:pStyle w:val="Prrafodelista"/>
         <w:numPr>
           <w:ilvl w:val="0"/>
           <w:numId w:val="40"/>
@@ -13087,7 +13106,7 @@
     </w:p>
     <w:p>
       <w:pPr>
-        <w:pStyle w:val="ListParagraph"/>
+        <w:pStyle w:val="Prrafodelista"/>
         <w:numPr>
           <w:ilvl w:val="0"/>
           <w:numId w:val="40"/>
@@ -13106,7 +13125,7 @@
     </w:p>
     <w:p>
       <w:pPr>
-        <w:pStyle w:val="ListParagraph"/>
+        <w:pStyle w:val="Prrafodelista"/>
         <w:numPr>
           <w:ilvl w:val="0"/>
           <w:numId w:val="40"/>
@@ -13125,7 +13144,7 @@
     </w:p>
     <w:p>
       <w:pPr>
-        <w:pStyle w:val="ListParagraph"/>
+        <w:pStyle w:val="Prrafodelista"/>
         <w:numPr>
           <w:ilvl w:val="0"/>
           <w:numId w:val="40"/>
@@ -13144,7 +13163,7 @@
     </w:p>
     <w:p>
       <w:pPr>
-        <w:pStyle w:val="ListParagraph"/>
+        <w:pStyle w:val="Prrafodelista"/>
         <w:numPr>
           <w:ilvl w:val="0"/>
           <w:numId w:val="40"/>
@@ -13163,7 +13182,7 @@
     </w:p>
     <w:p>
       <w:pPr>
-        <w:pStyle w:val="ListParagraph"/>
+        <w:pStyle w:val="Prrafodelista"/>
         <w:numPr>
           <w:ilvl w:val="0"/>
           <w:numId w:val="40"/>
@@ -13182,7 +13201,7 @@
     </w:p>
     <w:p>
       <w:pPr>
-        <w:pStyle w:val="ListParagraph"/>
+        <w:pStyle w:val="Prrafodelista"/>
         <w:numPr>
           <w:ilvl w:val="0"/>
           <w:numId w:val="40"/>
@@ -13201,7 +13220,7 @@
     </w:p>
     <w:p>
       <w:pPr>
-        <w:pStyle w:val="ListParagraph"/>
+        <w:pStyle w:val="Prrafodelista"/>
         <w:numPr>
           <w:ilvl w:val="0"/>
           <w:numId w:val="40"/>
@@ -13226,7 +13245,7 @@
     </w:p>
     <w:p>
       <w:pPr>
-        <w:pStyle w:val="Caption"/>
+        <w:pStyle w:val="Descripcin"/>
       </w:pPr>
       <w:bookmarkStart w:id="36" w:name="_Toc242251965"/>
       <w:r>
@@ -13320,7 +13339,7 @@
     <w:bookmarkStart w:id="37" w:name="_Toc242251891"/>
     <w:p>
       <w:pPr>
-        <w:pStyle w:val="Heading2"/>
+        <w:pStyle w:val="Ttulo2"/>
         <w:spacing w:before="0" w:after="0"/>
       </w:pPr>
       <w:r>
@@ -13395,7 +13414,7 @@
               </wp:anchor>
             </w:drawing>
           </mc:Choice>
-          <mc:Fallback>
+          <mc:Fallback xmlns:w16sdtfl="http://schemas.microsoft.com/office/word/2024/wordml/sdtformatlock" xmlns:w16du="http://schemas.microsoft.com/office/word/2023/wordml/word16du" xmlns:oel="http://schemas.microsoft.com/office/2019/extlst">
             <w:pict>
               <v:rect w14:anchorId="6C311DD8" id="Rectangle 1979" o:spid="_x0000_s1026" style="position:absolute;margin-left:113.45pt;margin-top:12.85pt;width:3.85pt;height:1.4pt;z-index:-251658240;visibility:visible;mso-wrap-style:square;mso-width-percent:0;mso-height-percent:0;mso-wrap-distance-left:9pt;mso-wrap-distance-top:0;mso-wrap-distance-right:9pt;mso-wrap-distance-bottom:0;mso-position-horizontal:absolute;mso-position-horizontal-relative:page;mso-position-vertical:absolute;mso-position-vertical-relative:text;mso-width-percent:0;mso-height-percent:0;mso-width-relative:page;mso-height-relative:page;v-text-anchor:top" o:gfxdata="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" fillcolor="black" stroked="f">
                 <w10:wrap anchorx="page"/>
@@ -13430,7 +13449,7 @@
     </w:p>
     <w:p>
       <w:pPr>
-        <w:pStyle w:val="Heading2"/>
+        <w:pStyle w:val="Ttulo2"/>
         <w:spacing w:before="0" w:after="0"/>
       </w:pPr>
       <w:bookmarkStart w:id="39" w:name="_bookmark11"/>
@@ -13460,7 +13479,7 @@
     </w:p>
     <w:p>
       <w:pPr>
-        <w:pStyle w:val="Caption"/>
+        <w:pStyle w:val="Descripcin"/>
         <w:spacing w:before="0" w:after="0"/>
       </w:pPr>
       <w:bookmarkStart w:id="41" w:name="_Toc242251935"/>
@@ -13498,7 +13517,7 @@
     </w:p>
     <w:tbl>
       <w:tblPr>
-        <w:tblStyle w:val="GridTable4-Accent1"/>
+        <w:tblStyle w:val="Tablaconcuadrcula4-nfasis1"/>
         <w:tblW w:w="9133" w:type="dxa"/>
         <w:tblLook w:val="04A0" w:firstRow="1" w:lastRow="0" w:firstColumn="1" w:lastColumn="0" w:noHBand="0" w:noVBand="1"/>
       </w:tblPr>
@@ -13627,15 +13646,12 @@
       </w:tr>
     </w:tbl>
     <w:p>
-      <w:pPr>
-        <w:pStyle w:val="Heading2"/>
-      </w:pPr>
       <w:bookmarkStart w:id="42" w:name="_bookmark12"/>
       <w:bookmarkEnd w:id="42"/>
     </w:p>
     <w:p>
       <w:pPr>
-        <w:pStyle w:val="Heading2"/>
+        <w:pStyle w:val="Ttulo2"/>
         <w:spacing w:before="0" w:after="0"/>
       </w:pPr>
       <w:bookmarkStart w:id="43" w:name="_Toc242251893"/>
@@ -13662,7 +13678,7 @@
     </w:p>
     <w:p>
       <w:pPr>
-        <w:pStyle w:val="Heading2"/>
+        <w:pStyle w:val="Ttulo2"/>
         <w:spacing w:before="0" w:after="0"/>
         <w:rPr>
           <w:rFonts w:cs="Calibri"/>
@@ -13688,7 +13704,7 @@
     </w:p>
     <w:p>
       <w:pPr>
-        <w:pStyle w:val="ListParagraph"/>
+        <w:pStyle w:val="Prrafodelista"/>
         <w:numPr>
           <w:ilvl w:val="0"/>
           <w:numId w:val="41"/>
@@ -13696,20 +13712,12 @@
         <w:spacing w:before="0" w:after="0"/>
       </w:pPr>
       <w:r>
-        <w:t xml:space="preserve">Hardware: los equipos para el servidor y los clientes deben contar con especificaciones básicas, por </w:t>
-      </w:r>
-      <w:proofErr w:type="gramStart"/>
-      <w:r>
-        <w:t>ejemplo</w:t>
-      </w:r>
-      <w:proofErr w:type="gramEnd"/>
-      <w:r>
-        <w:t xml:space="preserve"> procesador Intel i3-10100, 4 GB de RAM y tarjeta de red funcional.</w:t>
+        <w:t>Hardware: los equipos para el servidor y los clientes deben contar con especificaciones básicas, por ejemplo procesador Intel i3-10100, 4 GB de RAM y tarjeta de red funcional.</w:t>
       </w:r>
     </w:p>
     <w:p>
       <w:pPr>
-        <w:pStyle w:val="ListParagraph"/>
+        <w:pStyle w:val="Prrafodelista"/>
         <w:numPr>
           <w:ilvl w:val="0"/>
           <w:numId w:val="41"/>
@@ -13722,7 +13730,7 @@
     </w:p>
     <w:p>
       <w:pPr>
-        <w:pStyle w:val="ListParagraph"/>
+        <w:pStyle w:val="Prrafodelista"/>
         <w:numPr>
           <w:ilvl w:val="0"/>
           <w:numId w:val="41"/>
@@ -13735,7 +13743,7 @@
     </w:p>
     <w:p>
       <w:pPr>
-        <w:pStyle w:val="ListParagraph"/>
+        <w:pStyle w:val="Prrafodelista"/>
         <w:numPr>
           <w:ilvl w:val="0"/>
           <w:numId w:val="41"/>
@@ -13748,7 +13756,7 @@
     </w:p>
     <w:p>
       <w:pPr>
-        <w:pStyle w:val="ListParagraph"/>
+        <w:pStyle w:val="Prrafodelista"/>
         <w:numPr>
           <w:ilvl w:val="0"/>
           <w:numId w:val="41"/>
@@ -13761,7 +13769,7 @@
     </w:p>
     <w:p>
       <w:pPr>
-        <w:pStyle w:val="ListParagraph"/>
+        <w:pStyle w:val="Prrafodelista"/>
         <w:numPr>
           <w:ilvl w:val="0"/>
           <w:numId w:val="41"/>
@@ -13774,7 +13782,7 @@
     </w:p>
     <w:p>
       <w:pPr>
-        <w:pStyle w:val="ListParagraph"/>
+        <w:pStyle w:val="Prrafodelista"/>
         <w:numPr>
           <w:ilvl w:val="0"/>
           <w:numId w:val="41"/>
@@ -13787,7 +13795,7 @@
     </w:p>
     <w:p>
       <w:pPr>
-        <w:pStyle w:val="ListParagraph"/>
+        <w:pStyle w:val="Prrafodelista"/>
         <w:numPr>
           <w:ilvl w:val="0"/>
           <w:numId w:val="41"/>
@@ -13800,7 +13808,7 @@
     </w:p>
     <w:p>
       <w:pPr>
-        <w:pStyle w:val="ListParagraph"/>
+        <w:pStyle w:val="Prrafodelista"/>
         <w:numPr>
           <w:ilvl w:val="0"/>
           <w:numId w:val="41"/>
@@ -13826,7 +13834,7 @@
     </w:p>
     <w:p>
       <w:pPr>
-        <w:pStyle w:val="Heading2"/>
+        <w:pStyle w:val="Ttulo2"/>
         <w:spacing w:before="0" w:after="0"/>
       </w:pPr>
       <w:bookmarkStart w:id="46" w:name="_bookmark14"/>
@@ -13905,7 +13913,7 @@
     </w:p>
     <w:p>
       <w:pPr>
-        <w:pStyle w:val="Heading1"/>
+        <w:pStyle w:val="Ttulo1"/>
         <w:numPr>
           <w:ilvl w:val="0"/>
           <w:numId w:val="20"/>
@@ -13920,7 +13928,7 @@
     </w:p>
     <w:p>
       <w:pPr>
-        <w:pStyle w:val="Heading2"/>
+        <w:pStyle w:val="Ttulo2"/>
       </w:pPr>
       <w:bookmarkStart w:id="49" w:name="_bookmark16"/>
       <w:bookmarkStart w:id="50" w:name="_Toc242251897"/>
@@ -13935,7 +13943,7 @@
     </w:p>
     <w:p>
       <w:pPr>
-        <w:pStyle w:val="Heading3"/>
+        <w:pStyle w:val="Ttulo3"/>
       </w:pPr>
       <w:bookmarkStart w:id="51" w:name="_Toc242251898"/>
       <w:r>
@@ -13956,7 +13964,7 @@
     </w:p>
     <w:p>
       <w:pPr>
-        <w:pStyle w:val="Heading3"/>
+        <w:pStyle w:val="Ttulo3"/>
       </w:pPr>
       <w:bookmarkStart w:id="52" w:name="_Toc242251899"/>
       <w:r>
@@ -13969,7 +13977,7 @@
     </w:p>
     <w:p>
       <w:pPr>
-        <w:pStyle w:val="Caption"/>
+        <w:pStyle w:val="Descripcin"/>
       </w:pPr>
       <w:bookmarkStart w:id="53" w:name="_Toc242251936"/>
       <w:r>
@@ -14003,7 +14011,7 @@
     </w:p>
     <w:tbl>
       <w:tblPr>
-        <w:tblStyle w:val="GridTable4-Accent1"/>
+        <w:tblStyle w:val="Tablaconcuadrcula4-nfasis1"/>
         <w:tblW w:w="0" w:type="auto"/>
         <w:tblLook w:val="04A0" w:firstRow="1" w:lastRow="0" w:firstColumn="1" w:lastColumn="0" w:noHBand="0" w:noVBand="1"/>
       </w:tblPr>
@@ -14907,7 +14915,7 @@
     </w:tbl>
     <w:p>
       <w:pPr>
-        <w:pStyle w:val="Heading3"/>
+        <w:pStyle w:val="Ttulo3"/>
       </w:pPr>
       <w:bookmarkStart w:id="54" w:name="_Toc242251900"/>
       <w:r>
@@ -14921,7 +14929,7 @@
     </w:p>
     <w:p>
       <w:pPr>
-        <w:pStyle w:val="Caption"/>
+        <w:pStyle w:val="Descripcin"/>
       </w:pPr>
       <w:bookmarkStart w:id="55" w:name="_Toc242251937"/>
       <w:r>
@@ -14955,7 +14963,7 @@
     </w:p>
     <w:tbl>
       <w:tblPr>
-        <w:tblStyle w:val="GridTable4-Accent1"/>
+        <w:tblStyle w:val="Tablaconcuadrcula4-nfasis1"/>
         <w:tblW w:w="5000" w:type="pct"/>
         <w:tblLook w:val="04A0" w:firstRow="1" w:lastRow="0" w:firstColumn="1" w:lastColumn="0" w:noHBand="0" w:noVBand="1"/>
       </w:tblPr>
@@ -15073,7 +15081,7 @@
             <w:hyperlink r:id="rId14" w:history="1">
               <w:r>
                 <w:rPr>
-                  <w:rStyle w:val="Hyperlink"/>
+                  <w:rStyle w:val="Hipervnculo"/>
                 </w:rPr>
                 <w:t xml:space="preserve"> http://windows.microsoft.com/</w:t>
               </w:r>
@@ -15182,7 +15190,7 @@
             <w:hyperlink r:id="rId15" w:history="1">
               <w:r>
                 <w:rPr>
-                  <w:rStyle w:val="Hyperlink"/>
+                  <w:rStyle w:val="Hipervnculo"/>
                 </w:rPr>
                 <w:t xml:space="preserve"> https://www.netbeanside.com/</w:t>
               </w:r>
@@ -15260,7 +15268,15 @@
               <w:cnfStyle w:val="000000100000" w:firstRow="0" w:lastRow="0" w:firstColumn="0" w:lastColumn="0" w:oddVBand="0" w:evenVBand="0" w:oddHBand="1" w:evenHBand="0" w:firstRowFirstColumn="0" w:firstRowLastColumn="0" w:lastRowFirstColumn="0" w:lastRowLastColumn="0"/>
             </w:pPr>
             <w:r>
-              <w:t xml:space="preserve">Nombre: Power </w:t>
+              <w:t xml:space="preserve">Nombre: </w:t>
+            </w:r>
+            <w:proofErr w:type="spellStart"/>
+            <w:r>
+              <w:t>Power</w:t>
+            </w:r>
+            <w:proofErr w:type="spellEnd"/>
+            <w:r>
+              <w:t xml:space="preserve"> </w:t>
             </w:r>
             <w:proofErr w:type="spellStart"/>
             <w:r>
@@ -15512,7 +15528,7 @@
             <w:hyperlink r:id="rId17" w:history="1">
               <w:r>
                 <w:rPr>
-                  <w:rStyle w:val="Hyperlink"/>
+                  <w:rStyle w:val="Hipervnculo"/>
                 </w:rPr>
                 <w:t>https://www.payara.fish/</w:t>
               </w:r>
@@ -15569,7 +15585,7 @@
     </w:tbl>
     <w:p>
       <w:pPr>
-        <w:pStyle w:val="Heading3"/>
+        <w:pStyle w:val="Ttulo3"/>
       </w:pPr>
       <w:bookmarkStart w:id="56" w:name="_Toc242251901"/>
       <w:r>
@@ -15612,7 +15628,7 @@
     </w:p>
     <w:p>
       <w:pPr>
-        <w:pStyle w:val="ListParagraph"/>
+        <w:pStyle w:val="Prrafodelista"/>
         <w:numPr>
           <w:ilvl w:val="0"/>
           <w:numId w:val="24"/>
@@ -15641,7 +15657,7 @@
     </w:p>
     <w:p>
       <w:pPr>
-        <w:pStyle w:val="ListParagraph"/>
+        <w:pStyle w:val="Prrafodelista"/>
         <w:numPr>
           <w:ilvl w:val="0"/>
           <w:numId w:val="24"/>
@@ -15674,7 +15690,7 @@
     </w:p>
     <w:p>
       <w:pPr>
-        <w:pStyle w:val="ListParagraph"/>
+        <w:pStyle w:val="Prrafodelista"/>
         <w:numPr>
           <w:ilvl w:val="0"/>
           <w:numId w:val="24"/>
@@ -15699,7 +15715,7 @@
     </w:p>
     <w:p>
       <w:pPr>
-        <w:pStyle w:val="Heading2"/>
+        <w:pStyle w:val="Ttulo2"/>
       </w:pPr>
       <w:bookmarkStart w:id="57" w:name="_Toc242251902"/>
       <w:r>
@@ -15712,7 +15728,7 @@
     </w:p>
     <w:p>
       <w:pPr>
-        <w:pStyle w:val="Heading3"/>
+        <w:pStyle w:val="Ttulo3"/>
       </w:pPr>
       <w:bookmarkStart w:id="58" w:name="_Toc242251903"/>
       <w:r>
@@ -15730,7 +15746,7 @@
     </w:p>
     <w:p>
       <w:pPr>
-        <w:pStyle w:val="Heading3"/>
+        <w:pStyle w:val="Ttulo3"/>
       </w:pPr>
       <w:bookmarkStart w:id="59" w:name="_Toc242251904"/>
       <w:r>
@@ -15754,7 +15770,7 @@
     </w:p>
     <w:p>
       <w:pPr>
-        <w:pStyle w:val="Caption"/>
+        <w:pStyle w:val="Descripcin"/>
         <w:rPr>
           <w:rFonts w:ascii="Verdana" w:eastAsia="Droid Sans Fallback" w:hAnsi="Verdana" w:cstheme="minorHAnsi"/>
           <w:sz w:val="24"/>
@@ -15793,7 +15809,7 @@
     </w:p>
     <w:tbl>
       <w:tblPr>
-        <w:tblStyle w:val="GridTable4-Accent1"/>
+        <w:tblStyle w:val="Tablaconcuadrcula4-nfasis1"/>
         <w:tblW w:w="0" w:type="auto"/>
         <w:tblLook w:val="04A0" w:firstRow="1" w:lastRow="0" w:firstColumn="1" w:lastColumn="0" w:noHBand="0" w:noVBand="1"/>
       </w:tblPr>
@@ -15924,7 +15940,7 @@
     </w:tbl>
     <w:p>
       <w:pPr>
-        <w:pStyle w:val="Caption"/>
+        <w:pStyle w:val="Descripcin"/>
       </w:pPr>
       <w:bookmarkStart w:id="61" w:name="_Toc242251939"/>
       <w:r>
@@ -15961,7 +15977,7 @@
     </w:p>
     <w:tbl>
       <w:tblPr>
-        <w:tblStyle w:val="GridTable4-Accent1"/>
+        <w:tblStyle w:val="Tablaconcuadrcula4-nfasis1"/>
         <w:tblW w:w="0" w:type="auto"/>
         <w:tblLook w:val="04A0" w:firstRow="1" w:lastRow="0" w:firstColumn="1" w:lastColumn="0" w:noHBand="0" w:noVBand="1"/>
       </w:tblPr>
@@ -16092,7 +16108,7 @@
     </w:tbl>
     <w:p>
       <w:pPr>
-        <w:pStyle w:val="Caption"/>
+        <w:pStyle w:val="Descripcin"/>
       </w:pPr>
       <w:bookmarkStart w:id="62" w:name="_Toc242251940"/>
       <w:r>
@@ -16126,7 +16142,7 @@
     </w:p>
     <w:tbl>
       <w:tblPr>
-        <w:tblStyle w:val="GridTable4-Accent1"/>
+        <w:tblStyle w:val="Tablaconcuadrcula4-nfasis1"/>
         <w:tblW w:w="0" w:type="auto"/>
         <w:tblLook w:val="04A0" w:firstRow="1" w:lastRow="0" w:firstColumn="1" w:lastColumn="0" w:noHBand="0" w:noVBand="1"/>
       </w:tblPr>
@@ -16261,7 +16277,7 @@
     </w:tbl>
     <w:p>
       <w:pPr>
-        <w:pStyle w:val="Caption"/>
+        <w:pStyle w:val="Descripcin"/>
       </w:pPr>
       <w:bookmarkStart w:id="63" w:name="_Toc242251941"/>
       <w:r>
@@ -16298,7 +16314,7 @@
     </w:p>
     <w:tbl>
       <w:tblPr>
-        <w:tblStyle w:val="GridTable4-Accent1"/>
+        <w:tblStyle w:val="Tablaconcuadrcula4-nfasis1"/>
         <w:tblW w:w="0" w:type="auto"/>
         <w:tblLook w:val="04A0" w:firstRow="1" w:lastRow="0" w:firstColumn="1" w:lastColumn="0" w:noHBand="0" w:noVBand="1"/>
       </w:tblPr>
@@ -16430,14 +16446,10 @@
         </w:tc>
       </w:tr>
     </w:tbl>
+    <w:p/>
     <w:p>
       <w:pPr>
-        <w:pStyle w:val="Heading3"/>
-      </w:pPr>
-    </w:p>
-    <w:p>
-      <w:pPr>
-        <w:pStyle w:val="Heading3"/>
+        <w:pStyle w:val="Ttulo3"/>
       </w:pPr>
       <w:bookmarkStart w:id="64" w:name="_Toc242251905"/>
       <w:r>
@@ -16447,7 +16459,7 @@
     </w:p>
     <w:p>
       <w:pPr>
-        <w:pStyle w:val="Caption"/>
+        <w:pStyle w:val="Descripcin"/>
       </w:pPr>
       <w:bookmarkStart w:id="65" w:name="_Toc242251942"/>
       <w:r>
@@ -16481,7 +16493,7 @@
     </w:p>
     <w:tbl>
       <w:tblPr>
-        <w:tblStyle w:val="GridTable4-Accent1"/>
+        <w:tblStyle w:val="Tablaconcuadrcula4-nfasis1"/>
         <w:tblW w:w="0" w:type="auto"/>
         <w:tblLook w:val="04A0" w:firstRow="1" w:lastRow="0" w:firstColumn="1" w:lastColumn="0" w:noHBand="0" w:noVBand="1"/>
       </w:tblPr>
@@ -16659,7 +16671,7 @@
     </w:tbl>
     <w:p>
       <w:pPr>
-        <w:pStyle w:val="Caption"/>
+        <w:pStyle w:val="Descripcin"/>
       </w:pPr>
       <w:bookmarkStart w:id="66" w:name="_Toc242251943"/>
       <w:r>
@@ -16699,7 +16711,7 @@
     </w:p>
     <w:tbl>
       <w:tblPr>
-        <w:tblStyle w:val="GridTable4-Accent1"/>
+        <w:tblStyle w:val="Tablaconcuadrcula4-nfasis1"/>
         <w:tblW w:w="0" w:type="auto"/>
         <w:tblLook w:val="04A0" w:firstRow="1" w:lastRow="0" w:firstColumn="1" w:lastColumn="0" w:noHBand="0" w:noVBand="1"/>
       </w:tblPr>
@@ -16885,7 +16897,7 @@
     </w:tbl>
     <w:p>
       <w:pPr>
-        <w:pStyle w:val="Caption"/>
+        <w:pStyle w:val="Descripcin"/>
       </w:pPr>
       <w:bookmarkStart w:id="67" w:name="_Toc242251944"/>
       <w:r>
@@ -16925,7 +16937,7 @@
     </w:p>
     <w:tbl>
       <w:tblPr>
-        <w:tblStyle w:val="GridTable4-Accent1"/>
+        <w:tblStyle w:val="Tablaconcuadrcula4-nfasis1"/>
         <w:tblW w:w="0" w:type="auto"/>
         <w:tblLook w:val="04A0" w:firstRow="1" w:lastRow="0" w:firstColumn="1" w:lastColumn="0" w:noHBand="0" w:noVBand="1"/>
       </w:tblPr>
@@ -17111,7 +17123,7 @@
     </w:tbl>
     <w:p>
       <w:pPr>
-        <w:pStyle w:val="Caption"/>
+        <w:pStyle w:val="Descripcin"/>
       </w:pPr>
       <w:bookmarkStart w:id="68" w:name="_Toc242251945"/>
       <w:r>
@@ -17151,7 +17163,7 @@
     </w:p>
     <w:tbl>
       <w:tblPr>
-        <w:tblStyle w:val="GridTable4-Accent1"/>
+        <w:tblStyle w:val="Tablaconcuadrcula4-nfasis1"/>
         <w:tblW w:w="0" w:type="auto"/>
         <w:tblLook w:val="04A0" w:firstRow="1" w:lastRow="0" w:firstColumn="1" w:lastColumn="0" w:noHBand="0" w:noVBand="1"/>
       </w:tblPr>
@@ -17337,7 +17349,7 @@
     </w:tbl>
     <w:p>
       <w:pPr>
-        <w:pStyle w:val="Caption"/>
+        <w:pStyle w:val="Descripcin"/>
       </w:pPr>
       <w:bookmarkStart w:id="69" w:name="_Toc242251946"/>
       <w:r>
@@ -17377,7 +17389,7 @@
     </w:p>
     <w:tbl>
       <w:tblPr>
-        <w:tblStyle w:val="GridTable4-Accent1"/>
+        <w:tblStyle w:val="Tablaconcuadrcula4-nfasis1"/>
         <w:tblW w:w="0" w:type="auto"/>
         <w:tblLook w:val="04A0" w:firstRow="1" w:lastRow="0" w:firstColumn="1" w:lastColumn="0" w:noHBand="0" w:noVBand="1"/>
       </w:tblPr>
@@ -17561,24 +17573,10 @@
         </w:tc>
       </w:tr>
     </w:tbl>
+    <w:p/>
     <w:p>
       <w:pPr>
-        <w:pStyle w:val="Heading3"/>
-      </w:pPr>
-    </w:p>
-    <w:p>
-      <w:pPr>
-        <w:pStyle w:val="Heading3"/>
-      </w:pPr>
-    </w:p>
-    <w:p>
-      <w:pPr>
-        <w:pStyle w:val="Heading3"/>
-      </w:pPr>
-    </w:p>
-    <w:p>
-      <w:pPr>
-        <w:pStyle w:val="Heading3"/>
+        <w:pStyle w:val="Ttulo3"/>
       </w:pPr>
       <w:bookmarkStart w:id="70" w:name="_Toc242251906"/>
       <w:r>
@@ -17605,7 +17603,7 @@
     </w:p>
     <w:p>
       <w:pPr>
-        <w:pStyle w:val="Caption"/>
+        <w:pStyle w:val="Descripcin"/>
       </w:pPr>
       <w:bookmarkStart w:id="71" w:name="_Toc242251947"/>
       <w:r>
@@ -17642,7 +17640,7 @@
     </w:p>
     <w:tbl>
       <w:tblPr>
-        <w:tblStyle w:val="GridTable4-Accent1"/>
+        <w:tblStyle w:val="Tablaconcuadrcula4-nfasis1"/>
         <w:tblW w:w="5003" w:type="pct"/>
         <w:tblLook w:val="04A0" w:firstRow="1" w:lastRow="0" w:firstColumn="1" w:lastColumn="0" w:noHBand="0" w:noVBand="1"/>
       </w:tblPr>
@@ -17663,7 +17661,6 @@
           </w:tcPr>
           <w:p>
             <w:r>
-              <w:lastRenderedPageBreak/>
               <w:t>Código</w:t>
             </w:r>
           </w:p>
@@ -17719,6 +17716,7 @@
           </w:tcPr>
           <w:p>
             <w:r>
+              <w:lastRenderedPageBreak/>
               <w:t xml:space="preserve">RF – 01 </w:t>
             </w:r>
           </w:p>
@@ -18289,18 +18287,13 @@
         </w:tc>
       </w:tr>
     </w:tbl>
+    <w:p/>
     <w:p>
       <w:pPr>
-        <w:pStyle w:val="Heading3"/>
-      </w:pPr>
-    </w:p>
-    <w:p>
-      <w:pPr>
-        <w:pStyle w:val="Heading3"/>
+        <w:pStyle w:val="Ttulo3"/>
       </w:pPr>
       <w:bookmarkStart w:id="72" w:name="_Toc242251907"/>
       <w:r>
-        <w:lastRenderedPageBreak/>
         <w:t>8.2.5 Requisitos Funcionales</w:t>
       </w:r>
       <w:bookmarkEnd w:id="72"/>
@@ -18316,12 +18309,16 @@
         <w:t xml:space="preserve"> Monster</w:t>
       </w:r>
       <w:r>
-        <w:t>” se ha identificado los siguientes requerimientos funcionales.</w:t>
+        <w:t xml:space="preserve">” se ha identificado los siguientes requerimientos </w:t>
+      </w:r>
+      <w:r>
+        <w:lastRenderedPageBreak/>
+        <w:t>funcionales.</w:t>
       </w:r>
     </w:p>
     <w:p>
       <w:pPr>
-        <w:pStyle w:val="Caption"/>
+        <w:pStyle w:val="Descripcin"/>
       </w:pPr>
       <w:bookmarkStart w:id="73" w:name="_Toc242251948"/>
       <w:r>
@@ -18358,7 +18355,7 @@
     </w:p>
     <w:tbl>
       <w:tblPr>
-        <w:tblStyle w:val="GridTable4-Accent1"/>
+        <w:tblStyle w:val="Tablaconcuadrcula4-nfasis1"/>
         <w:tblW w:w="9020" w:type="dxa"/>
         <w:tblLook w:val="04A0" w:firstRow="1" w:lastRow="0" w:firstColumn="1" w:lastColumn="0" w:noHBand="0" w:noVBand="1"/>
       </w:tblPr>
@@ -18753,7 +18750,7 @@
     </w:tbl>
     <w:p>
       <w:pPr>
-        <w:pStyle w:val="Caption"/>
+        <w:pStyle w:val="Descripcin"/>
       </w:pPr>
       <w:bookmarkStart w:id="74" w:name="_Toc242251949"/>
       <w:r>
@@ -18793,7 +18790,7 @@
     </w:p>
     <w:tbl>
       <w:tblPr>
-        <w:tblStyle w:val="GridTable4-Accent1"/>
+        <w:tblStyle w:val="Tablaconcuadrcula4-nfasis1"/>
         <w:tblW w:w="9020" w:type="dxa"/>
         <w:tblLook w:val="04A0" w:firstRow="1" w:lastRow="0" w:firstColumn="1" w:lastColumn="0" w:noHBand="0" w:noVBand="1"/>
       </w:tblPr>
@@ -19204,7 +19201,7 @@
     </w:tbl>
     <w:p>
       <w:pPr>
-        <w:pStyle w:val="Caption"/>
+        <w:pStyle w:val="Descripcin"/>
       </w:pPr>
       <w:bookmarkStart w:id="75" w:name="_Toc242251950"/>
       <w:r>
@@ -19244,7 +19241,7 @@
     </w:p>
     <w:tbl>
       <w:tblPr>
-        <w:tblStyle w:val="GridTable4-Accent1"/>
+        <w:tblStyle w:val="Tablaconcuadrcula4-nfasis1"/>
         <w:tblW w:w="9020" w:type="dxa"/>
         <w:tblLook w:val="04A0" w:firstRow="1" w:lastRow="0" w:firstColumn="1" w:lastColumn="0" w:noHBand="0" w:noVBand="1"/>
       </w:tblPr>
@@ -19655,7 +19652,7 @@
     </w:tbl>
     <w:p>
       <w:pPr>
-        <w:pStyle w:val="Caption"/>
+        <w:pStyle w:val="Descripcin"/>
       </w:pPr>
       <w:bookmarkStart w:id="76" w:name="_Toc242251951"/>
       <w:r>
@@ -19695,7 +19692,7 @@
     </w:p>
     <w:tbl>
       <w:tblPr>
-        <w:tblStyle w:val="GridTable4-Accent1"/>
+        <w:tblStyle w:val="Tablaconcuadrcula4-nfasis1"/>
         <w:tblW w:w="9020" w:type="dxa"/>
         <w:tblLook w:val="04A0" w:firstRow="1" w:lastRow="0" w:firstColumn="1" w:lastColumn="0" w:noHBand="0" w:noVBand="1"/>
       </w:tblPr>
@@ -20106,7 +20103,7 @@
     </w:tbl>
     <w:p>
       <w:pPr>
-        <w:pStyle w:val="Caption"/>
+        <w:pStyle w:val="Descripcin"/>
       </w:pPr>
       <w:bookmarkStart w:id="77" w:name="_Toc242251952"/>
       <w:r>
@@ -20146,7 +20143,7 @@
     </w:p>
     <w:tbl>
       <w:tblPr>
-        <w:tblStyle w:val="GridTable4-Accent1"/>
+        <w:tblStyle w:val="Tablaconcuadrcula4-nfasis1"/>
         <w:tblW w:w="9020" w:type="dxa"/>
         <w:tblLook w:val="04A0" w:firstRow="1" w:lastRow="0" w:firstColumn="1" w:lastColumn="0" w:noHBand="0" w:noVBand="1"/>
       </w:tblPr>
@@ -20524,7 +20521,6 @@
                 <w:sz w:val="22"/>
                 <w:szCs w:val="22"/>
               </w:rPr>
-              <w:lastRenderedPageBreak/>
               <w:t>Comentarios</w:t>
             </w:r>
           </w:p>
@@ -20558,7 +20554,7 @@
     </w:tbl>
     <w:p>
       <w:pPr>
-        <w:pStyle w:val="Caption"/>
+        <w:pStyle w:val="Descripcin"/>
       </w:pPr>
       <w:bookmarkStart w:id="78" w:name="_Toc242251953"/>
       <w:r>
@@ -20598,7 +20594,7 @@
     </w:p>
     <w:tbl>
       <w:tblPr>
-        <w:tblStyle w:val="GridTable4-Accent1"/>
+        <w:tblStyle w:val="Tablaconcuadrcula4-nfasis1"/>
         <w:tblW w:w="9020" w:type="dxa"/>
         <w:tblLook w:val="04A0" w:firstRow="1" w:lastRow="0" w:firstColumn="1" w:lastColumn="0" w:noHBand="0" w:noVBand="1"/>
       </w:tblPr>
@@ -20631,6 +20627,7 @@
                 <w:sz w:val="22"/>
                 <w:szCs w:val="22"/>
               </w:rPr>
+              <w:lastRenderedPageBreak/>
               <w:t>RQF-00</w:t>
             </w:r>
             <w:r>
@@ -21009,7 +21006,7 @@
     </w:tbl>
     <w:p>
       <w:pPr>
-        <w:pStyle w:val="Caption"/>
+        <w:pStyle w:val="Descripcin"/>
       </w:pPr>
       <w:bookmarkStart w:id="79" w:name="_Toc242251954"/>
       <w:r>
@@ -21049,7 +21046,7 @@
     </w:p>
     <w:tbl>
       <w:tblPr>
-        <w:tblStyle w:val="GridTable4-Accent1"/>
+        <w:tblStyle w:val="Tablaconcuadrcula4-nfasis1"/>
         <w:tblW w:w="9020" w:type="dxa"/>
         <w:tblLook w:val="04A0" w:firstRow="1" w:lastRow="0" w:firstColumn="1" w:lastColumn="0" w:noHBand="0" w:noVBand="1"/>
       </w:tblPr>
@@ -21452,7 +21449,7 @@
     </w:tbl>
     <w:p>
       <w:pPr>
-        <w:pStyle w:val="Caption"/>
+        <w:pStyle w:val="Descripcin"/>
       </w:pPr>
       <w:bookmarkStart w:id="80" w:name="_Toc242251955"/>
       <w:r>
@@ -21492,7 +21489,7 @@
     </w:p>
     <w:tbl>
       <w:tblPr>
-        <w:tblStyle w:val="GridTable4-Accent1"/>
+        <w:tblStyle w:val="Tablaconcuadrcula4-nfasis1"/>
         <w:tblW w:w="9020" w:type="dxa"/>
         <w:tblLook w:val="04A0" w:firstRow="1" w:lastRow="0" w:firstColumn="1" w:lastColumn="0" w:noHBand="0" w:noVBand="1"/>
       </w:tblPr>
@@ -21903,7 +21900,7 @@
     </w:tbl>
     <w:p>
       <w:pPr>
-        <w:pStyle w:val="Caption"/>
+        <w:pStyle w:val="Descripcin"/>
       </w:pPr>
       <w:bookmarkStart w:id="81" w:name="_Toc242251956"/>
       <w:r>
@@ -21943,7 +21940,7 @@
     </w:p>
     <w:tbl>
       <w:tblPr>
-        <w:tblStyle w:val="GridTable4-Accent1"/>
+        <w:tblStyle w:val="Tablaconcuadrcula4-nfasis1"/>
         <w:tblW w:w="9020" w:type="dxa"/>
         <w:tblLook w:val="04A0" w:firstRow="1" w:lastRow="0" w:firstColumn="1" w:lastColumn="0" w:noHBand="0" w:noVBand="1"/>
       </w:tblPr>
@@ -22362,7 +22359,7 @@
     </w:tbl>
     <w:p>
       <w:pPr>
-        <w:pStyle w:val="Caption"/>
+        <w:pStyle w:val="Descripcin"/>
       </w:pPr>
       <w:bookmarkStart w:id="82" w:name="_Toc242251957"/>
       <w:r>
@@ -22396,7 +22393,7 @@
     </w:p>
     <w:tbl>
       <w:tblPr>
-        <w:tblStyle w:val="GridTable4-Accent1"/>
+        <w:tblStyle w:val="Tablaconcuadrcula4-nfasis1"/>
         <w:tblW w:w="9020" w:type="dxa"/>
         <w:tblLook w:val="04A0" w:firstRow="1" w:lastRow="0" w:firstColumn="1" w:lastColumn="0" w:noHBand="0" w:noVBand="1"/>
       </w:tblPr>
@@ -22675,7 +22672,6 @@
                 <w:sz w:val="22"/>
                 <w:szCs w:val="22"/>
               </w:rPr>
-              <w:lastRenderedPageBreak/>
               <w:t>Estado</w:t>
             </w:r>
           </w:p>
@@ -22814,17 +22810,14 @@
         </w:tc>
       </w:tr>
     </w:tbl>
+    <w:p/>
     <w:p>
       <w:pPr>
-        <w:pStyle w:val="Heading2"/>
-      </w:pPr>
-    </w:p>
-    <w:p>
-      <w:pPr>
-        <w:pStyle w:val="Heading2"/>
+        <w:pStyle w:val="Ttulo2"/>
       </w:pPr>
       <w:bookmarkStart w:id="83" w:name="_Toc242251908"/>
       <w:r>
+        <w:lastRenderedPageBreak/>
         <w:t xml:space="preserve">8.3 </w:t>
       </w:r>
       <w:r>
@@ -22840,7 +22833,7 @@
     </w:p>
     <w:p>
       <w:pPr>
-        <w:pStyle w:val="Heading3"/>
+        <w:pStyle w:val="Ttulo3"/>
       </w:pPr>
       <w:bookmarkStart w:id="84" w:name="_Toc58077507"/>
       <w:bookmarkStart w:id="85" w:name="_Toc242251909"/>
@@ -22866,7 +22859,7 @@
     </w:p>
     <w:p>
       <w:pPr>
-        <w:pStyle w:val="Caption"/>
+        <w:pStyle w:val="Descripcin"/>
       </w:pPr>
       <w:bookmarkStart w:id="86" w:name="_Toc242251958"/>
       <w:r>
@@ -22900,7 +22893,7 @@
     </w:p>
     <w:tbl>
       <w:tblPr>
-        <w:tblStyle w:val="GridTable4-Accent1"/>
+        <w:tblStyle w:val="Tablaconcuadrcula4-nfasis1"/>
         <w:tblW w:w="5000" w:type="pct"/>
         <w:tblLook w:val="04A0" w:firstRow="1" w:lastRow="0" w:firstColumn="1" w:lastColumn="0" w:noHBand="0" w:noVBand="1"/>
       </w:tblPr>
@@ -22919,7 +22912,7 @@
           </w:tcPr>
           <w:p>
             <w:pPr>
-              <w:pStyle w:val="Caption"/>
+              <w:pStyle w:val="Descripcin"/>
               <w:spacing w:before="0" w:after="0"/>
               <w:rPr>
                 <w:rFonts w:ascii="Arial" w:hAnsi="Arial"/>
@@ -22945,7 +22938,7 @@
           </w:tcPr>
           <w:p>
             <w:pPr>
-              <w:pStyle w:val="Caption"/>
+              <w:pStyle w:val="Descripcin"/>
               <w:spacing w:before="0" w:after="0"/>
               <w:cnfStyle w:val="100000000000" w:firstRow="1" w:lastRow="0" w:firstColumn="0" w:lastColumn="0" w:oddVBand="0" w:evenVBand="0" w:oddHBand="0" w:evenHBand="0" w:firstRowFirstColumn="0" w:firstRowLastColumn="0" w:lastRowFirstColumn="0" w:lastRowLastColumn="0"/>
               <w:rPr>
@@ -22978,7 +22971,7 @@
           </w:tcPr>
           <w:p>
             <w:pPr>
-              <w:pStyle w:val="Caption"/>
+              <w:pStyle w:val="Descripcin"/>
               <w:spacing w:before="0" w:after="0"/>
               <w:rPr>
                 <w:rFonts w:ascii="Arial" w:hAnsi="Arial"/>
@@ -23004,7 +22997,7 @@
           </w:tcPr>
           <w:p>
             <w:pPr>
-              <w:pStyle w:val="Caption"/>
+              <w:pStyle w:val="Descripcin"/>
               <w:spacing w:before="0" w:after="0"/>
               <w:cnfStyle w:val="000000100000" w:firstRow="0" w:lastRow="0" w:firstColumn="0" w:lastColumn="0" w:oddVBand="0" w:evenVBand="0" w:oddHBand="1" w:evenHBand="0" w:firstRowFirstColumn="0" w:firstRowLastColumn="0" w:lastRowFirstColumn="0" w:lastRowLastColumn="0"/>
               <w:rPr>
@@ -23031,7 +23024,7 @@
           </w:tcPr>
           <w:p>
             <w:pPr>
-              <w:pStyle w:val="Caption"/>
+              <w:pStyle w:val="Descripcin"/>
               <w:spacing w:before="0" w:after="0"/>
               <w:rPr>
                 <w:rFonts w:ascii="Arial" w:hAnsi="Arial"/>
@@ -23057,7 +23050,7 @@
           </w:tcPr>
           <w:p>
             <w:pPr>
-              <w:pStyle w:val="Caption"/>
+              <w:pStyle w:val="Descripcin"/>
               <w:spacing w:before="0" w:after="0"/>
               <w:cnfStyle w:val="000000000000" w:firstRow="0" w:lastRow="0" w:firstColumn="0" w:lastColumn="0" w:oddVBand="0" w:evenVBand="0" w:oddHBand="0" w:evenHBand="0" w:firstRowFirstColumn="0" w:firstRowLastColumn="0" w:lastRowFirstColumn="0" w:lastRowLastColumn="0"/>
               <w:rPr>
@@ -23095,7 +23088,7 @@
           </w:tcPr>
           <w:p>
             <w:pPr>
-              <w:pStyle w:val="Caption"/>
+              <w:pStyle w:val="Descripcin"/>
               <w:spacing w:before="0" w:after="0"/>
               <w:rPr>
                 <w:rFonts w:ascii="Arial" w:hAnsi="Arial"/>
@@ -23121,7 +23114,7 @@
           </w:tcPr>
           <w:p>
             <w:pPr>
-              <w:pStyle w:val="Caption"/>
+              <w:pStyle w:val="Descripcin"/>
               <w:spacing w:before="0" w:after="0"/>
               <w:cnfStyle w:val="000000100000" w:firstRow="0" w:lastRow="0" w:firstColumn="0" w:lastColumn="0" w:oddVBand="0" w:evenVBand="0" w:oddHBand="1" w:evenHBand="0" w:firstRowFirstColumn="0" w:firstRowLastColumn="0" w:lastRowFirstColumn="0" w:lastRowLastColumn="0"/>
               <w:rPr>
@@ -23151,7 +23144,7 @@
     </w:tbl>
     <w:p>
       <w:pPr>
-        <w:pStyle w:val="Caption"/>
+        <w:pStyle w:val="Descripcin"/>
       </w:pPr>
       <w:bookmarkStart w:id="87" w:name="_Toc242251959"/>
       <w:r>
@@ -23188,7 +23181,7 @@
     </w:p>
     <w:tbl>
       <w:tblPr>
-        <w:tblStyle w:val="GridTable4-Accent1"/>
+        <w:tblStyle w:val="Tablaconcuadrcula4-nfasis1"/>
         <w:tblW w:w="5000" w:type="pct"/>
         <w:tblLook w:val="04A0" w:firstRow="1" w:lastRow="0" w:firstColumn="1" w:lastColumn="0" w:noHBand="0" w:noVBand="1"/>
       </w:tblPr>
@@ -23207,7 +23200,7 @@
           </w:tcPr>
           <w:p>
             <w:pPr>
-              <w:pStyle w:val="Caption"/>
+              <w:pStyle w:val="Descripcin"/>
               <w:spacing w:before="0" w:after="0"/>
               <w:rPr>
                 <w:rFonts w:ascii="Arial" w:hAnsi="Arial"/>
@@ -23241,7 +23234,7 @@
           </w:tcPr>
           <w:p>
             <w:pPr>
-              <w:pStyle w:val="Caption"/>
+              <w:pStyle w:val="Descripcin"/>
               <w:spacing w:before="0" w:after="0"/>
               <w:cnfStyle w:val="100000000000" w:firstRow="1" w:lastRow="0" w:firstColumn="0" w:lastColumn="0" w:oddVBand="0" w:evenVBand="0" w:oddHBand="0" w:evenHBand="0" w:firstRowFirstColumn="0" w:firstRowLastColumn="0" w:lastRowFirstColumn="0" w:lastRowLastColumn="0"/>
               <w:rPr>
@@ -23274,7 +23267,7 @@
           </w:tcPr>
           <w:p>
             <w:pPr>
-              <w:pStyle w:val="Caption"/>
+              <w:pStyle w:val="Descripcin"/>
               <w:spacing w:before="0" w:after="0"/>
               <w:rPr>
                 <w:rFonts w:ascii="Arial" w:hAnsi="Arial"/>
@@ -23300,7 +23293,7 @@
           </w:tcPr>
           <w:p>
             <w:pPr>
-              <w:pStyle w:val="Caption"/>
+              <w:pStyle w:val="Descripcin"/>
               <w:spacing w:before="0" w:after="0"/>
               <w:cnfStyle w:val="000000100000" w:firstRow="0" w:lastRow="0" w:firstColumn="0" w:lastColumn="0" w:oddVBand="0" w:evenVBand="0" w:oddHBand="1" w:evenHBand="0" w:firstRowFirstColumn="0" w:firstRowLastColumn="0" w:lastRowFirstColumn="0" w:lastRowLastColumn="0"/>
               <w:rPr>
@@ -23327,7 +23320,7 @@
           </w:tcPr>
           <w:p>
             <w:pPr>
-              <w:pStyle w:val="Caption"/>
+              <w:pStyle w:val="Descripcin"/>
               <w:spacing w:before="0" w:after="0"/>
               <w:rPr>
                 <w:rFonts w:ascii="Arial" w:hAnsi="Arial"/>
@@ -23353,7 +23346,7 @@
           </w:tcPr>
           <w:p>
             <w:pPr>
-              <w:pStyle w:val="Caption"/>
+              <w:pStyle w:val="Descripcin"/>
               <w:spacing w:before="0" w:after="0"/>
               <w:cnfStyle w:val="000000000000" w:firstRow="0" w:lastRow="0" w:firstColumn="0" w:lastColumn="0" w:oddVBand="0" w:evenVBand="0" w:oddHBand="0" w:evenHBand="0" w:firstRowFirstColumn="0" w:firstRowLastColumn="0" w:lastRowFirstColumn="0" w:lastRowLastColumn="0"/>
               <w:rPr>
@@ -23391,7 +23384,7 @@
           </w:tcPr>
           <w:p>
             <w:pPr>
-              <w:pStyle w:val="Caption"/>
+              <w:pStyle w:val="Descripcin"/>
               <w:spacing w:before="0" w:after="0"/>
               <w:rPr>
                 <w:rFonts w:ascii="Arial" w:hAnsi="Arial"/>
@@ -23417,7 +23410,7 @@
           </w:tcPr>
           <w:p>
             <w:pPr>
-              <w:pStyle w:val="Caption"/>
+              <w:pStyle w:val="Descripcin"/>
               <w:spacing w:before="0" w:after="0"/>
               <w:cnfStyle w:val="000000100000" w:firstRow="0" w:lastRow="0" w:firstColumn="0" w:lastColumn="0" w:oddVBand="0" w:evenVBand="0" w:oddHBand="1" w:evenHBand="0" w:firstRowFirstColumn="0" w:firstRowLastColumn="0" w:lastRowFirstColumn="0" w:lastRowLastColumn="0"/>
               <w:rPr>
@@ -23447,7 +23440,7 @@
     </w:tbl>
     <w:p>
       <w:pPr>
-        <w:pStyle w:val="Caption"/>
+        <w:pStyle w:val="Descripcin"/>
       </w:pPr>
       <w:bookmarkStart w:id="88" w:name="_Toc242251960"/>
       <w:r>
@@ -23484,7 +23477,7 @@
     </w:p>
     <w:tbl>
       <w:tblPr>
-        <w:tblStyle w:val="GridTable4-Accent1"/>
+        <w:tblStyle w:val="Tablaconcuadrcula4-nfasis1"/>
         <w:tblW w:w="5000" w:type="pct"/>
         <w:tblLook w:val="04A0" w:firstRow="1" w:lastRow="0" w:firstColumn="1" w:lastColumn="0" w:noHBand="0" w:noVBand="1"/>
       </w:tblPr>
@@ -23503,7 +23496,7 @@
           </w:tcPr>
           <w:p>
             <w:pPr>
-              <w:pStyle w:val="Caption"/>
+              <w:pStyle w:val="Descripcin"/>
               <w:spacing w:before="0" w:after="0"/>
               <w:rPr>
                 <w:rFonts w:ascii="Arial" w:hAnsi="Arial"/>
@@ -23537,7 +23530,7 @@
           </w:tcPr>
           <w:p>
             <w:pPr>
-              <w:pStyle w:val="Caption"/>
+              <w:pStyle w:val="Descripcin"/>
               <w:spacing w:before="0" w:after="0"/>
               <w:cnfStyle w:val="100000000000" w:firstRow="1" w:lastRow="0" w:firstColumn="0" w:lastColumn="0" w:oddVBand="0" w:evenVBand="0" w:oddHBand="0" w:evenHBand="0" w:firstRowFirstColumn="0" w:firstRowLastColumn="0" w:lastRowFirstColumn="0" w:lastRowLastColumn="0"/>
               <w:rPr>
@@ -23571,7 +23564,7 @@
           </w:tcPr>
           <w:p>
             <w:pPr>
-              <w:pStyle w:val="Caption"/>
+              <w:pStyle w:val="Descripcin"/>
               <w:spacing w:before="0" w:after="0"/>
               <w:rPr>
                 <w:rFonts w:ascii="Arial" w:hAnsi="Arial"/>
@@ -23597,7 +23590,7 @@
           </w:tcPr>
           <w:p>
             <w:pPr>
-              <w:pStyle w:val="Caption"/>
+              <w:pStyle w:val="Descripcin"/>
               <w:spacing w:before="0" w:after="0"/>
               <w:cnfStyle w:val="000000100000" w:firstRow="0" w:lastRow="0" w:firstColumn="0" w:lastColumn="0" w:oddVBand="0" w:evenVBand="0" w:oddHBand="1" w:evenHBand="0" w:firstRowFirstColumn="0" w:firstRowLastColumn="0" w:lastRowFirstColumn="0" w:lastRowLastColumn="0"/>
               <w:rPr>
@@ -23626,7 +23619,7 @@
           </w:tcPr>
           <w:p>
             <w:pPr>
-              <w:pStyle w:val="Caption"/>
+              <w:pStyle w:val="Descripcin"/>
               <w:spacing w:before="0" w:after="0"/>
               <w:rPr>
                 <w:rFonts w:ascii="Arial" w:hAnsi="Arial"/>
@@ -23652,7 +23645,7 @@
           </w:tcPr>
           <w:p>
             <w:pPr>
-              <w:pStyle w:val="Caption"/>
+              <w:pStyle w:val="Descripcin"/>
               <w:spacing w:before="0" w:after="0"/>
               <w:cnfStyle w:val="000000000000" w:firstRow="0" w:lastRow="0" w:firstColumn="0" w:lastColumn="0" w:oddVBand="0" w:evenVBand="0" w:oddHBand="0" w:evenHBand="0" w:firstRowFirstColumn="0" w:firstRowLastColumn="0" w:lastRowFirstColumn="0" w:lastRowLastColumn="0"/>
               <w:rPr>
@@ -23690,7 +23683,7 @@
           </w:tcPr>
           <w:p>
             <w:pPr>
-              <w:pStyle w:val="Caption"/>
+              <w:pStyle w:val="Descripcin"/>
               <w:spacing w:before="0" w:after="0"/>
               <w:rPr>
                 <w:rFonts w:ascii="Arial" w:hAnsi="Arial"/>
@@ -23716,7 +23709,7 @@
           </w:tcPr>
           <w:p>
             <w:pPr>
-              <w:pStyle w:val="Caption"/>
+              <w:pStyle w:val="Descripcin"/>
               <w:spacing w:before="0" w:after="0"/>
               <w:cnfStyle w:val="000000100000" w:firstRow="0" w:lastRow="0" w:firstColumn="0" w:lastColumn="0" w:oddVBand="0" w:evenVBand="0" w:oddHBand="1" w:evenHBand="0" w:firstRowFirstColumn="0" w:firstRowLastColumn="0" w:lastRowFirstColumn="0" w:lastRowLastColumn="0"/>
               <w:rPr>
@@ -23746,7 +23739,7 @@
     </w:tbl>
     <w:p>
       <w:pPr>
-        <w:pStyle w:val="Caption"/>
+        <w:pStyle w:val="Descripcin"/>
       </w:pPr>
       <w:bookmarkStart w:id="89" w:name="_Toc242251961"/>
       <w:r>
@@ -23783,7 +23776,7 @@
     </w:p>
     <w:tbl>
       <w:tblPr>
-        <w:tblStyle w:val="GridTable4-Accent1"/>
+        <w:tblStyle w:val="Tablaconcuadrcula4-nfasis1"/>
         <w:tblW w:w="5000" w:type="pct"/>
         <w:tblLook w:val="04A0" w:firstRow="1" w:lastRow="0" w:firstColumn="1" w:lastColumn="0" w:noHBand="0" w:noVBand="1"/>
       </w:tblPr>
@@ -23802,7 +23795,7 @@
           </w:tcPr>
           <w:p>
             <w:pPr>
-              <w:pStyle w:val="Caption"/>
+              <w:pStyle w:val="Descripcin"/>
               <w:spacing w:before="0" w:after="0"/>
               <w:rPr>
                 <w:rFonts w:ascii="Arial" w:hAnsi="Arial"/>
@@ -23836,7 +23829,7 @@
           </w:tcPr>
           <w:p>
             <w:pPr>
-              <w:pStyle w:val="Caption"/>
+              <w:pStyle w:val="Descripcin"/>
               <w:spacing w:before="0" w:after="0"/>
               <w:cnfStyle w:val="100000000000" w:firstRow="1" w:lastRow="0" w:firstColumn="0" w:lastColumn="0" w:oddVBand="0" w:evenVBand="0" w:oddHBand="0" w:evenHBand="0" w:firstRowFirstColumn="0" w:firstRowLastColumn="0" w:lastRowFirstColumn="0" w:lastRowLastColumn="0"/>
               <w:rPr>
@@ -23869,7 +23862,7 @@
           </w:tcPr>
           <w:p>
             <w:pPr>
-              <w:pStyle w:val="Caption"/>
+              <w:pStyle w:val="Descripcin"/>
               <w:spacing w:before="0" w:after="0"/>
               <w:rPr>
                 <w:rFonts w:ascii="Arial" w:hAnsi="Arial"/>
@@ -23895,7 +23888,7 @@
           </w:tcPr>
           <w:p>
             <w:pPr>
-              <w:pStyle w:val="Caption"/>
+              <w:pStyle w:val="Descripcin"/>
               <w:spacing w:before="0" w:after="0"/>
               <w:cnfStyle w:val="000000100000" w:firstRow="0" w:lastRow="0" w:firstColumn="0" w:lastColumn="0" w:oddVBand="0" w:evenVBand="0" w:oddHBand="1" w:evenHBand="0" w:firstRowFirstColumn="0" w:firstRowLastColumn="0" w:lastRowFirstColumn="0" w:lastRowLastColumn="0"/>
             </w:pPr>
@@ -23919,7 +23912,7 @@
           </w:tcPr>
           <w:p>
             <w:pPr>
-              <w:pStyle w:val="Caption"/>
+              <w:pStyle w:val="Descripcin"/>
               <w:spacing w:before="0" w:after="0"/>
               <w:rPr>
                 <w:rFonts w:ascii="Arial" w:hAnsi="Arial"/>
@@ -23945,7 +23938,7 @@
           </w:tcPr>
           <w:p>
             <w:pPr>
-              <w:pStyle w:val="Caption"/>
+              <w:pStyle w:val="Descripcin"/>
               <w:spacing w:before="0" w:after="0"/>
               <w:cnfStyle w:val="000000000000" w:firstRow="0" w:lastRow="0" w:firstColumn="0" w:lastColumn="0" w:oddVBand="0" w:evenVBand="0" w:oddHBand="0" w:evenHBand="0" w:firstRowFirstColumn="0" w:firstRowLastColumn="0" w:lastRowFirstColumn="0" w:lastRowLastColumn="0"/>
               <w:rPr>
@@ -23983,7 +23976,7 @@
           </w:tcPr>
           <w:p>
             <w:pPr>
-              <w:pStyle w:val="Caption"/>
+              <w:pStyle w:val="Descripcin"/>
               <w:spacing w:before="0" w:after="0"/>
               <w:rPr>
                 <w:rFonts w:ascii="Arial" w:hAnsi="Arial"/>
@@ -24009,7 +24002,7 @@
           </w:tcPr>
           <w:p>
             <w:pPr>
-              <w:pStyle w:val="Caption"/>
+              <w:pStyle w:val="Descripcin"/>
               <w:spacing w:before="0" w:after="0"/>
               <w:cnfStyle w:val="000000100000" w:firstRow="0" w:lastRow="0" w:firstColumn="0" w:lastColumn="0" w:oddVBand="0" w:evenVBand="0" w:oddHBand="1" w:evenHBand="0" w:firstRowFirstColumn="0" w:firstRowLastColumn="0" w:lastRowFirstColumn="0" w:lastRowLastColumn="0"/>
               <w:rPr>
@@ -24039,7 +24032,7 @@
     </w:tbl>
     <w:p>
       <w:pPr>
-        <w:pStyle w:val="Caption"/>
+        <w:pStyle w:val="Descripcin"/>
       </w:pPr>
       <w:bookmarkStart w:id="90" w:name="_Toc242251962"/>
       <w:r>
@@ -24076,7 +24069,7 @@
     </w:p>
     <w:tbl>
       <w:tblPr>
-        <w:tblStyle w:val="GridTable4-Accent1"/>
+        <w:tblStyle w:val="Tablaconcuadrcula4-nfasis1"/>
         <w:tblW w:w="5000" w:type="pct"/>
         <w:tblLook w:val="04A0" w:firstRow="1" w:lastRow="0" w:firstColumn="1" w:lastColumn="0" w:noHBand="0" w:noVBand="1"/>
       </w:tblPr>
@@ -24095,7 +24088,7 @@
           </w:tcPr>
           <w:p>
             <w:pPr>
-              <w:pStyle w:val="Caption"/>
+              <w:pStyle w:val="Descripcin"/>
               <w:spacing w:before="0" w:after="0"/>
               <w:rPr>
                 <w:rFonts w:ascii="Arial" w:hAnsi="Arial"/>
@@ -24129,7 +24122,7 @@
           </w:tcPr>
           <w:p>
             <w:pPr>
-              <w:pStyle w:val="Caption"/>
+              <w:pStyle w:val="Descripcin"/>
               <w:spacing w:before="0" w:after="0"/>
               <w:cnfStyle w:val="100000000000" w:firstRow="1" w:lastRow="0" w:firstColumn="0" w:lastColumn="0" w:oddVBand="0" w:evenVBand="0" w:oddHBand="0" w:evenHBand="0" w:firstRowFirstColumn="0" w:firstRowLastColumn="0" w:lastRowFirstColumn="0" w:lastRowLastColumn="0"/>
               <w:rPr>
@@ -24161,7 +24154,7 @@
           </w:tcPr>
           <w:p>
             <w:pPr>
-              <w:pStyle w:val="Caption"/>
+              <w:pStyle w:val="Descripcin"/>
               <w:spacing w:before="0" w:after="0"/>
               <w:rPr>
                 <w:rFonts w:ascii="Arial" w:hAnsi="Arial"/>
@@ -24187,7 +24180,7 @@
           </w:tcPr>
           <w:p>
             <w:pPr>
-              <w:pStyle w:val="Caption"/>
+              <w:pStyle w:val="Descripcin"/>
               <w:spacing w:before="0" w:after="0"/>
               <w:cnfStyle w:val="000000100000" w:firstRow="0" w:lastRow="0" w:firstColumn="0" w:lastColumn="0" w:oddVBand="0" w:evenVBand="0" w:oddHBand="1" w:evenHBand="0" w:firstRowFirstColumn="0" w:firstRowLastColumn="0" w:lastRowFirstColumn="0" w:lastRowLastColumn="0"/>
             </w:pPr>
@@ -24211,7 +24204,7 @@
           </w:tcPr>
           <w:p>
             <w:pPr>
-              <w:pStyle w:val="Caption"/>
+              <w:pStyle w:val="Descripcin"/>
               <w:spacing w:before="0" w:after="0"/>
               <w:rPr>
                 <w:rFonts w:ascii="Arial" w:hAnsi="Arial"/>
@@ -24237,7 +24230,7 @@
           </w:tcPr>
           <w:p>
             <w:pPr>
-              <w:pStyle w:val="Caption"/>
+              <w:pStyle w:val="Descripcin"/>
               <w:spacing w:before="0" w:after="0"/>
               <w:cnfStyle w:val="000000000000" w:firstRow="0" w:lastRow="0" w:firstColumn="0" w:lastColumn="0" w:oddVBand="0" w:evenVBand="0" w:oddHBand="0" w:evenHBand="0" w:firstRowFirstColumn="0" w:firstRowLastColumn="0" w:lastRowFirstColumn="0" w:lastRowLastColumn="0"/>
               <w:rPr>
@@ -24274,7 +24267,7 @@
           </w:tcPr>
           <w:p>
             <w:pPr>
-              <w:pStyle w:val="Caption"/>
+              <w:pStyle w:val="Descripcin"/>
               <w:spacing w:before="0" w:after="0"/>
               <w:rPr>
                 <w:rFonts w:ascii="Arial" w:hAnsi="Arial"/>
@@ -24300,7 +24293,7 @@
           </w:tcPr>
           <w:p>
             <w:pPr>
-              <w:pStyle w:val="Caption"/>
+              <w:pStyle w:val="Descripcin"/>
               <w:spacing w:before="0" w:after="0"/>
               <w:cnfStyle w:val="000000100000" w:firstRow="0" w:lastRow="0" w:firstColumn="0" w:lastColumn="0" w:oddVBand="0" w:evenVBand="0" w:oddHBand="1" w:evenHBand="0" w:firstRowFirstColumn="0" w:firstRowLastColumn="0" w:lastRowFirstColumn="0" w:lastRowLastColumn="0"/>
               <w:rPr>
@@ -24329,11 +24322,10 @@
     </w:tbl>
     <w:p>
       <w:pPr>
-        <w:pStyle w:val="Caption"/>
+        <w:pStyle w:val="Descripcin"/>
       </w:pPr>
       <w:bookmarkStart w:id="91" w:name="_Toc242251963"/>
       <w:r>
-        <w:lastRenderedPageBreak/>
         <w:t xml:space="preserve">Tabla </w:t>
       </w:r>
       <w:r>
@@ -24367,7 +24359,7 @@
     </w:p>
     <w:tbl>
       <w:tblPr>
-        <w:tblStyle w:val="GridTable4-Accent1"/>
+        <w:tblStyle w:val="Tablaconcuadrcula4-nfasis1"/>
         <w:tblpPr w:leftFromText="141" w:rightFromText="141" w:vertAnchor="text" w:horzAnchor="margin" w:tblpXSpec="center" w:tblpY="128"/>
         <w:tblW w:w="5000" w:type="pct"/>
         <w:tblLook w:val="04A0" w:firstRow="1" w:lastRow="0" w:firstColumn="1" w:lastColumn="0" w:noHBand="0" w:noVBand="1"/>
@@ -24438,7 +24430,7 @@
           </w:tcPr>
           <w:p>
             <w:pPr>
-              <w:pStyle w:val="Caption"/>
+              <w:pStyle w:val="Descripcin"/>
               <w:spacing w:before="0" w:after="0"/>
               <w:rPr>
                 <w:rFonts w:ascii="Arial" w:hAnsi="Arial"/>
@@ -24464,7 +24456,7 @@
           </w:tcPr>
           <w:p>
             <w:pPr>
-              <w:pStyle w:val="Caption"/>
+              <w:pStyle w:val="Descripcin"/>
               <w:spacing w:before="0" w:after="0"/>
               <w:cnfStyle w:val="000000100000" w:firstRow="0" w:lastRow="0" w:firstColumn="0" w:lastColumn="0" w:oddVBand="0" w:evenVBand="0" w:oddHBand="1" w:evenHBand="0" w:firstRowFirstColumn="0" w:firstRowLastColumn="0" w:lastRowFirstColumn="0" w:lastRowLastColumn="0"/>
               <w:rPr>
@@ -24493,7 +24485,7 @@
           </w:tcPr>
           <w:p>
             <w:pPr>
-              <w:pStyle w:val="Caption"/>
+              <w:pStyle w:val="Descripcin"/>
               <w:spacing w:before="0" w:after="0"/>
               <w:rPr>
                 <w:rFonts w:ascii="Arial" w:hAnsi="Arial"/>
@@ -24509,6 +24501,7 @@
                 <w:iCs w:val="0"/>
                 <w:color w:val="365F91" w:themeColor="accent1" w:themeShade="BF"/>
               </w:rPr>
+              <w:lastRenderedPageBreak/>
               <w:t>Importancia</w:t>
             </w:r>
           </w:p>
@@ -24519,7 +24512,7 @@
           </w:tcPr>
           <w:p>
             <w:pPr>
-              <w:pStyle w:val="Caption"/>
+              <w:pStyle w:val="Descripcin"/>
               <w:spacing w:before="0" w:after="0"/>
               <w:cnfStyle w:val="000000000000" w:firstRow="0" w:lastRow="0" w:firstColumn="0" w:lastColumn="0" w:oddVBand="0" w:evenVBand="0" w:oddHBand="0" w:evenHBand="0" w:firstRowFirstColumn="0" w:firstRowLastColumn="0" w:lastRowFirstColumn="0" w:lastRowLastColumn="0"/>
               <w:rPr>
@@ -24556,7 +24549,7 @@
           </w:tcPr>
           <w:p>
             <w:pPr>
-              <w:pStyle w:val="Caption"/>
+              <w:pStyle w:val="Descripcin"/>
               <w:spacing w:before="0" w:after="0"/>
               <w:rPr>
                 <w:rFonts w:ascii="Arial" w:hAnsi="Arial"/>
@@ -24582,7 +24575,7 @@
           </w:tcPr>
           <w:p>
             <w:pPr>
-              <w:pStyle w:val="Caption"/>
+              <w:pStyle w:val="Descripcin"/>
               <w:spacing w:before="0" w:after="0"/>
               <w:cnfStyle w:val="000000100000" w:firstRow="0" w:lastRow="0" w:firstColumn="0" w:lastColumn="0" w:oddVBand="0" w:evenVBand="0" w:oddHBand="1" w:evenHBand="0" w:firstRowFirstColumn="0" w:firstRowLastColumn="0" w:lastRowFirstColumn="0" w:lastRowLastColumn="0"/>
               <w:rPr>
@@ -24611,7 +24604,7 @@
     </w:tbl>
     <w:p>
       <w:pPr>
-        <w:pStyle w:val="Caption"/>
+        <w:pStyle w:val="Descripcin"/>
       </w:pPr>
       <w:bookmarkStart w:id="92" w:name="_Toc242251964"/>
       <w:r>
@@ -24648,7 +24641,7 @@
     </w:p>
     <w:tbl>
       <w:tblPr>
-        <w:tblStyle w:val="GridTable4-Accent1"/>
+        <w:tblStyle w:val="Tablaconcuadrcula4-nfasis1"/>
         <w:tblpPr w:leftFromText="141" w:rightFromText="141" w:vertAnchor="text" w:horzAnchor="margin" w:tblpXSpec="center" w:tblpY="128"/>
         <w:tblW w:w="5000" w:type="pct"/>
         <w:tblLook w:val="04A0" w:firstRow="1" w:lastRow="0" w:firstColumn="1" w:lastColumn="0" w:noHBand="0" w:noVBand="1"/>
@@ -24713,7 +24706,7 @@
           </w:tcPr>
           <w:p>
             <w:pPr>
-              <w:pStyle w:val="Caption"/>
+              <w:pStyle w:val="Descripcin"/>
               <w:spacing w:before="0" w:after="0"/>
               <w:rPr>
                 <w:rFonts w:ascii="Arial" w:hAnsi="Arial"/>
@@ -24739,7 +24732,7 @@
           </w:tcPr>
           <w:p>
             <w:pPr>
-              <w:pStyle w:val="Caption"/>
+              <w:pStyle w:val="Descripcin"/>
               <w:spacing w:before="0" w:after="0"/>
               <w:cnfStyle w:val="000000100000" w:firstRow="0" w:lastRow="0" w:firstColumn="0" w:lastColumn="0" w:oddVBand="0" w:evenVBand="0" w:oddHBand="1" w:evenHBand="0" w:firstRowFirstColumn="0" w:firstRowLastColumn="0" w:lastRowFirstColumn="0" w:lastRowLastColumn="0"/>
               <w:rPr>
@@ -24767,7 +24760,7 @@
           </w:tcPr>
           <w:p>
             <w:pPr>
-              <w:pStyle w:val="Caption"/>
+              <w:pStyle w:val="Descripcin"/>
               <w:spacing w:before="0" w:after="0"/>
               <w:rPr>
                 <w:rFonts w:ascii="Arial" w:hAnsi="Arial"/>
@@ -24793,7 +24786,7 @@
           </w:tcPr>
           <w:p>
             <w:pPr>
-              <w:pStyle w:val="Caption"/>
+              <w:pStyle w:val="Descripcin"/>
               <w:spacing w:before="0" w:after="0"/>
               <w:cnfStyle w:val="000000000000" w:firstRow="0" w:lastRow="0" w:firstColumn="0" w:lastColumn="0" w:oddVBand="0" w:evenVBand="0" w:oddHBand="0" w:evenHBand="0" w:firstRowFirstColumn="0" w:firstRowLastColumn="0" w:lastRowFirstColumn="0" w:lastRowLastColumn="0"/>
               <w:rPr>
@@ -24830,7 +24823,7 @@
           </w:tcPr>
           <w:p>
             <w:pPr>
-              <w:pStyle w:val="Caption"/>
+              <w:pStyle w:val="Descripcin"/>
               <w:spacing w:before="0" w:after="0"/>
               <w:rPr>
                 <w:rFonts w:ascii="Arial" w:hAnsi="Arial"/>
@@ -24856,7 +24849,7 @@
           </w:tcPr>
           <w:p>
             <w:pPr>
-              <w:pStyle w:val="Caption"/>
+              <w:pStyle w:val="Descripcin"/>
               <w:spacing w:before="0" w:after="0"/>
               <w:cnfStyle w:val="000000100000" w:firstRow="0" w:lastRow="0" w:firstColumn="0" w:lastColumn="0" w:oddVBand="0" w:evenVBand="0" w:oddHBand="1" w:evenHBand="0" w:firstRowFirstColumn="0" w:firstRowLastColumn="0" w:lastRowFirstColumn="0" w:lastRowLastColumn="0"/>
               <w:rPr>
@@ -24885,13 +24878,13 @@
     </w:tbl>
     <w:p>
       <w:pPr>
-        <w:pStyle w:val="Caption"/>
+        <w:pStyle w:val="Descripcin"/>
         <w:spacing w:before="0" w:after="0"/>
       </w:pPr>
     </w:p>
     <w:p>
       <w:pPr>
-        <w:pStyle w:val="ListParagraph"/>
+        <w:pStyle w:val="Prrafodelista"/>
         <w:ind w:left="720"/>
         <w:rPr>
           <w:b/>
@@ -24994,7 +24987,7 @@
     </w:p>
     <w:p>
       <w:pPr>
-        <w:pStyle w:val="Heading2"/>
+        <w:pStyle w:val="Ttulo2"/>
       </w:pPr>
       <w:bookmarkStart w:id="93" w:name="_Toc242251910"/>
       <w:r>
@@ -25007,7 +25000,7 @@
     </w:p>
     <w:p>
       <w:pPr>
-        <w:pStyle w:val="Heading3"/>
+        <w:pStyle w:val="Ttulo3"/>
       </w:pPr>
       <w:bookmarkStart w:id="94" w:name="_Toc242251911"/>
       <w:r>
@@ -25051,7 +25044,7 @@
     </w:p>
     <w:p>
       <w:pPr>
-        <w:pStyle w:val="Heading3"/>
+        <w:pStyle w:val="Ttulo3"/>
       </w:pPr>
       <w:bookmarkStart w:id="96" w:name="_2xcytpi" w:colFirst="0" w:colLast="0"/>
       <w:bookmarkStart w:id="97" w:name="_Toc58077511"/>
@@ -25106,13 +25099,12 @@
         </w:rPr>
       </w:pPr>
       <w:r>
-        <w:lastRenderedPageBreak/>
         <w:t>• Sistema operativo Windows 11, Linux o Android.</w:t>
       </w:r>
     </w:p>
     <w:p>
       <w:pPr>
-        <w:pStyle w:val="Heading3"/>
+        <w:pStyle w:val="Ttulo3"/>
       </w:pPr>
       <w:bookmarkStart w:id="99" w:name="_Toc58077512"/>
       <w:bookmarkStart w:id="100" w:name="_Toc242251913"/>
@@ -25130,7 +25122,7 @@
     </w:p>
     <w:p>
       <w:pPr>
-        <w:pStyle w:val="ListParagraph"/>
+        <w:pStyle w:val="Prrafodelista"/>
         <w:numPr>
           <w:ilvl w:val="0"/>
           <w:numId w:val="43"/>
@@ -25158,7 +25150,7 @@
     </w:p>
     <w:p>
       <w:pPr>
-        <w:pStyle w:val="ListParagraph"/>
+        <w:pStyle w:val="Prrafodelista"/>
         <w:numPr>
           <w:ilvl w:val="0"/>
           <w:numId w:val="43"/>
@@ -25172,6 +25164,7 @@
           <w:b/>
           <w:bCs/>
         </w:rPr>
+        <w:lastRenderedPageBreak/>
         <w:t>Portabilidad. -</w:t>
       </w:r>
       <w:r>
@@ -25186,7 +25179,7 @@
     </w:p>
     <w:p>
       <w:pPr>
-        <w:pStyle w:val="ListParagraph"/>
+        <w:pStyle w:val="Prrafodelista"/>
         <w:numPr>
           <w:ilvl w:val="0"/>
           <w:numId w:val="43"/>
@@ -25215,7 +25208,7 @@
     </w:p>
     <w:p>
       <w:pPr>
-        <w:pStyle w:val="ListParagraph"/>
+        <w:pStyle w:val="Prrafodelista"/>
         <w:numPr>
           <w:ilvl w:val="0"/>
           <w:numId w:val="43"/>
@@ -25240,7 +25233,7 @@
     </w:p>
     <w:p>
       <w:pPr>
-        <w:pStyle w:val="Heading1"/>
+        <w:pStyle w:val="Ttulo1"/>
       </w:pPr>
       <w:bookmarkStart w:id="101" w:name="_Toc23846806"/>
       <w:bookmarkStart w:id="102" w:name="_Toc58077513"/>
@@ -25257,7 +25250,7 @@
     </w:p>
     <w:p>
       <w:pPr>
-        <w:pStyle w:val="Heading2"/>
+        <w:pStyle w:val="Ttulo2"/>
       </w:pPr>
       <w:bookmarkStart w:id="104" w:name="_Toc23846807"/>
       <w:bookmarkStart w:id="105" w:name="_Toc58077514"/>
@@ -25271,7 +25264,7 @@
     </w:p>
     <w:p>
       <w:pPr>
-        <w:pStyle w:val="Heading3"/>
+        <w:pStyle w:val="Ttulo3"/>
       </w:pPr>
       <w:bookmarkStart w:id="107" w:name="_Toc58077515"/>
       <w:bookmarkStart w:id="108" w:name="_Toc242251916"/>
@@ -25304,7 +25297,7 @@
     </w:p>
     <w:p>
       <w:pPr>
-        <w:pStyle w:val="ListParagraph"/>
+        <w:pStyle w:val="Prrafodelista"/>
         <w:numPr>
           <w:ilvl w:val="0"/>
           <w:numId w:val="39"/>
@@ -25325,7 +25318,7 @@
     </w:p>
     <w:p>
       <w:pPr>
-        <w:pStyle w:val="ListParagraph"/>
+        <w:pStyle w:val="Prrafodelista"/>
         <w:numPr>
           <w:ilvl w:val="1"/>
           <w:numId w:val="39"/>
@@ -25344,7 +25337,7 @@
     </w:p>
     <w:p>
       <w:pPr>
-        <w:pStyle w:val="ListParagraph"/>
+        <w:pStyle w:val="Prrafodelista"/>
         <w:numPr>
           <w:ilvl w:val="1"/>
           <w:numId w:val="39"/>
@@ -25363,7 +25356,7 @@
     </w:p>
     <w:p>
       <w:pPr>
-        <w:pStyle w:val="ListParagraph"/>
+        <w:pStyle w:val="Prrafodelista"/>
         <w:numPr>
           <w:ilvl w:val="1"/>
           <w:numId w:val="39"/>
@@ -25382,7 +25375,7 @@
     </w:p>
     <w:p>
       <w:pPr>
-        <w:pStyle w:val="ListParagraph"/>
+        <w:pStyle w:val="Prrafodelista"/>
         <w:numPr>
           <w:ilvl w:val="1"/>
           <w:numId w:val="39"/>
@@ -25401,7 +25394,7 @@
     </w:p>
     <w:p>
       <w:pPr>
-        <w:pStyle w:val="ListParagraph"/>
+        <w:pStyle w:val="Prrafodelista"/>
         <w:numPr>
           <w:ilvl w:val="0"/>
           <w:numId w:val="39"/>
@@ -25422,7 +25415,7 @@
     </w:p>
     <w:p>
       <w:pPr>
-        <w:pStyle w:val="ListParagraph"/>
+        <w:pStyle w:val="Prrafodelista"/>
         <w:numPr>
           <w:ilvl w:val="1"/>
           <w:numId w:val="39"/>
@@ -25453,7 +25446,7 @@
     </w:p>
     <w:p>
       <w:pPr>
-        <w:pStyle w:val="Heading3"/>
+        <w:pStyle w:val="Ttulo3"/>
       </w:pPr>
       <w:bookmarkStart w:id="110" w:name="_Toc242251917"/>
       <w:r>
@@ -25526,7 +25519,7 @@
     </w:p>
     <w:p>
       <w:pPr>
-        <w:pStyle w:val="Heading3"/>
+        <w:pStyle w:val="Ttulo3"/>
       </w:pPr>
       <w:bookmarkStart w:id="111" w:name="_Toc58077517"/>
       <w:bookmarkStart w:id="112" w:name="_Toc242251918"/>
@@ -25538,7 +25531,7 @@
     </w:p>
     <w:p>
       <w:pPr>
-        <w:pStyle w:val="ListParagraph"/>
+        <w:pStyle w:val="Prrafodelista"/>
         <w:numPr>
           <w:ilvl w:val="0"/>
           <w:numId w:val="31"/>
@@ -25550,7 +25543,7 @@
     </w:p>
     <w:p>
       <w:pPr>
-        <w:pStyle w:val="ListParagraph"/>
+        <w:pStyle w:val="Prrafodelista"/>
         <w:numPr>
           <w:ilvl w:val="0"/>
           <w:numId w:val="31"/>
@@ -25562,7 +25555,7 @@
     </w:p>
     <w:p>
       <w:pPr>
-        <w:pStyle w:val="Heading3"/>
+        <w:pStyle w:val="Ttulo3"/>
       </w:pPr>
       <w:bookmarkStart w:id="113" w:name="_Toc58077518"/>
       <w:bookmarkStart w:id="114" w:name="_Toc242251919"/>
@@ -25602,18 +25595,17 @@
     <w:p/>
     <w:p>
       <w:pPr>
-        <w:pStyle w:val="TOCHeading"/>
+        <w:pStyle w:val="TtuloTDC"/>
       </w:pPr>
       <w:bookmarkStart w:id="116" w:name="_Toc58077520"/>
       <w:r>
-        <w:lastRenderedPageBreak/>
         <w:t>RECOMENDACIONES</w:t>
       </w:r>
       <w:bookmarkEnd w:id="116"/>
     </w:p>
     <w:p>
       <w:pPr>
-        <w:pStyle w:val="ListParagraph"/>
+        <w:pStyle w:val="Prrafodelista"/>
         <w:numPr>
           <w:ilvl w:val="0"/>
           <w:numId w:val="33"/>
@@ -25625,13 +25617,14 @@
     </w:p>
     <w:p>
       <w:pPr>
-        <w:pStyle w:val="ListParagraph"/>
+        <w:pStyle w:val="Prrafodelista"/>
         <w:numPr>
           <w:ilvl w:val="0"/>
           <w:numId w:val="33"/>
         </w:numPr>
       </w:pPr>
       <w:r>
+        <w:lastRenderedPageBreak/>
         <w:t>Controlar el versionamiento del archivo WSDL: cualquier cambio en los parámetros del servidor exige actualizar el código de los cuatro clientes para evitar fallos de comunicación.</w:t>
       </w:r>
       <w:r>
@@ -25640,7 +25633,7 @@
     </w:p>
     <w:p>
       <w:pPr>
-        <w:pStyle w:val="TOCHeading"/>
+        <w:pStyle w:val="TtuloTDC"/>
       </w:pPr>
       <w:bookmarkStart w:id="117" w:name="_Toc58077521"/>
       <w:r>
@@ -25650,7 +25643,7 @@
     </w:p>
     <w:p>
       <w:pPr>
-        <w:pStyle w:val="ListParagraph"/>
+        <w:pStyle w:val="Prrafodelista"/>
         <w:numPr>
           <w:ilvl w:val="0"/>
           <w:numId w:val="32"/>
@@ -25662,7 +25655,7 @@
     </w:p>
     <w:p>
       <w:pPr>
-        <w:pStyle w:val="ListParagraph"/>
+        <w:pStyle w:val="Prrafodelista"/>
         <w:numPr>
           <w:ilvl w:val="0"/>
           <w:numId w:val="32"/>
@@ -25674,7 +25667,7 @@
     </w:p>
     <w:p>
       <w:pPr>
-        <w:pStyle w:val="ListParagraph"/>
+        <w:pStyle w:val="Prrafodelista"/>
         <w:numPr>
           <w:ilvl w:val="0"/>
           <w:numId w:val="32"/>
@@ -25688,7 +25681,7 @@
     <w:bookmarkEnd w:id="118"/>
     <w:p>
       <w:pPr>
-        <w:pStyle w:val="TOCHeading"/>
+        <w:pStyle w:val="TtuloTDC"/>
         <w:rPr>
           <w:rFonts w:cstheme="minorHAnsi"/>
         </w:rPr>
@@ -25713,7 +25706,7 @@
 </file>
 
 <file path=word/endnotes.xml><?xml version="1.0" encoding="utf-8"?>
-<w:endnotes xmlns:wpc="http://schemas.microsoft.com/office/word/2010/wordprocessingCanvas" xmlns:cx="http://schemas.microsoft.com/office/drawing/2014/chartex" xmlns:cx1="http://schemas.microsoft.com/office/drawing/2015/9/8/chartex" xmlns:cx2="http://schemas.microsoft.com/office/drawing/2015/10/21/chartex" xmlns:cx3="http://schemas.microsoft.com/office/drawing/2016/5/9/chartex" xmlns:cx4="http://schemas.microsoft.com/office/drawing/2016/5/10/chartex" xmlns:cx5="http://schemas.microsoft.com/office/drawing/2016/5/11/chartex" xmlns:cx6="http://schemas.microsoft.com/office/drawing/2016/5/12/chartex" xmlns:cx7="http://schemas.microsoft.com/office/drawing/2016/5/13/chartex" xmlns:cx8="http://schemas.microsoft.com/office/drawing/2016/5/14/chartex" xmlns:mc="http://schemas.openxmlformats.org/markup-compatibility/2006" xmlns:aink="http://schemas.microsoft.com/office/drawing/2016/ink" xmlns:am3d="http://schemas.microsoft.com/office/drawing/2017/model3d" xmlns:o="urn:schemas-microsoft-com:office:office" xmlns:oel="http://schemas.microsoft.com/office/2019/extlst" xmlns:r="http://schemas.openxmlformats.org/officeDocument/2006/relationships" xmlns:m="http://schemas.openxmlformats.org/officeDocument/2006/math" xmlns:v="urn:schemas-microsoft-com:vml" xmlns:wp14="http://schemas.microsoft.com/office/word/2010/wordprocessingDrawing" xmlns:wp="http://schemas.openxmlformats.org/drawingml/2006/wordprocessingDrawing" xmlns:w10="urn:schemas-microsoft-com:office:word" xmlns:w="http://schemas.openxmlformats.org/wordprocessingml/2006/main" xmlns:w14="http://schemas.microsoft.com/office/word/2010/wordml" xmlns:w15="http://schemas.microsoft.com/office/word/2012/wordml" xmlns:w16cex="http://schemas.microsoft.com/office/word/2018/wordml/cex" xmlns:w16cid="http://schemas.microsoft.com/office/word/2016/wordml/cid" xmlns:w16="http://schemas.microsoft.com/office/word/2018/wordml" xmlns:w16du="http://schemas.microsoft.com/office/word/2023/wordml/word16du" xmlns:w16sdtdh="http://schemas.microsoft.com/office/word/2020/wordml/sdtdatahash" xmlns:w16sdtfl="http://schemas.microsoft.com/office/word/2024/wordml/sdtformatlock" xmlns:w16se="http://schemas.microsoft.com/office/word/2015/wordml/symex" xmlns:wpg="http://schemas.microsoft.com/office/word/2010/wordprocessingGroup" xmlns:wpi="http://schemas.microsoft.com/office/word/2010/wordprocessingInk" xmlns:wne="http://schemas.microsoft.com/office/word/2006/wordml" xmlns:wps="http://schemas.microsoft.com/office/word/2010/wordprocessingShape" mc:Ignorable="w14 w15 w16se w16cid w16 w16cex w16sdtdh w16sdtfl w16du wp14">
+<w:endnotes xmlns:wpc="http://schemas.microsoft.com/office/word/2010/wordprocessingCanvas" xmlns:cx="http://schemas.microsoft.com/office/drawing/2014/chartex" xmlns:cx1="http://schemas.microsoft.com/office/drawing/2015/9/8/chartex" xmlns:cx2="http://schemas.microsoft.com/office/drawing/2015/10/21/chartex" xmlns:cx3="http://schemas.microsoft.com/office/drawing/2016/5/9/chartex" xmlns:cx4="http://schemas.microsoft.com/office/drawing/2016/5/10/chartex" xmlns:cx5="http://schemas.microsoft.com/office/drawing/2016/5/11/chartex" xmlns:cx6="http://schemas.microsoft.com/office/drawing/2016/5/12/chartex" xmlns:cx7="http://schemas.microsoft.com/office/drawing/2016/5/13/chartex" xmlns:cx8="http://schemas.microsoft.com/office/drawing/2016/5/14/chartex" xmlns:mc="http://schemas.openxmlformats.org/markup-compatibility/2006" xmlns:aink="http://schemas.microsoft.com/office/drawing/2016/ink" xmlns:am3d="http://schemas.microsoft.com/office/drawing/2017/model3d" xmlns:o="urn:schemas-microsoft-com:office:office" xmlns:r="http://schemas.openxmlformats.org/officeDocument/2006/relationships" xmlns:m="http://schemas.openxmlformats.org/officeDocument/2006/math" xmlns:v="urn:schemas-microsoft-com:vml" xmlns:wp14="http://schemas.microsoft.com/office/word/2010/wordprocessingDrawing" xmlns:wp="http://schemas.openxmlformats.org/drawingml/2006/wordprocessingDrawing" xmlns:w10="urn:schemas-microsoft-com:office:word" xmlns:w="http://schemas.openxmlformats.org/wordprocessingml/2006/main" xmlns:w14="http://schemas.microsoft.com/office/word/2010/wordml" xmlns:w15="http://schemas.microsoft.com/office/word/2012/wordml" xmlns:w16cex="http://schemas.microsoft.com/office/word/2018/wordml/cex" xmlns:w16cid="http://schemas.microsoft.com/office/word/2016/wordml/cid" xmlns:w16="http://schemas.microsoft.com/office/word/2018/wordml" xmlns:w16sdtdh="http://schemas.microsoft.com/office/word/2020/wordml/sdtdatahash" xmlns:w16se="http://schemas.microsoft.com/office/word/2015/wordml/symex" xmlns:wpg="http://schemas.microsoft.com/office/word/2010/wordprocessingGroup" xmlns:wpi="http://schemas.microsoft.com/office/word/2010/wordprocessingInk" xmlns:wne="http://schemas.microsoft.com/office/word/2006/wordml" xmlns:wps="http://schemas.microsoft.com/office/word/2010/wordprocessingShape" mc:Ignorable="w14 w15 w16se w16cid w16 w16cex w16sdtdh wp14">
   <w:endnote w:type="separator" w:id="-1">
     <w:p>
       <w:r>
@@ -25739,7 +25732,7 @@
 </file>
 
 <file path=word/footer1.xml><?xml version="1.0" encoding="utf-8"?>
-<w:ftr xmlns:wpc="http://schemas.microsoft.com/office/word/2010/wordprocessingCanvas" xmlns:cx="http://schemas.microsoft.com/office/drawing/2014/chartex" xmlns:cx1="http://schemas.microsoft.com/office/drawing/2015/9/8/chartex" xmlns:cx2="http://schemas.microsoft.com/office/drawing/2015/10/21/chartex" xmlns:cx3="http://schemas.microsoft.com/office/drawing/2016/5/9/chartex" xmlns:cx4="http://schemas.microsoft.com/office/drawing/2016/5/10/chartex" xmlns:cx5="http://schemas.microsoft.com/office/drawing/2016/5/11/chartex" xmlns:cx6="http://schemas.microsoft.com/office/drawing/2016/5/12/chartex" xmlns:cx7="http://schemas.microsoft.com/office/drawing/2016/5/13/chartex" xmlns:cx8="http://schemas.microsoft.com/office/drawing/2016/5/14/chartex" xmlns:mc="http://schemas.openxmlformats.org/markup-compatibility/2006" xmlns:aink="http://schemas.microsoft.com/office/drawing/2016/ink" xmlns:am3d="http://schemas.microsoft.com/office/drawing/2017/model3d" xmlns:o="urn:schemas-microsoft-com:office:office" xmlns:oel="http://schemas.microsoft.com/office/2019/extlst" xmlns:r="http://schemas.openxmlformats.org/officeDocument/2006/relationships" xmlns:m="http://schemas.openxmlformats.org/officeDocument/2006/math" xmlns:v="urn:schemas-microsoft-com:vml" xmlns:wp14="http://schemas.microsoft.com/office/word/2010/wordprocessingDrawing" xmlns:wp="http://schemas.openxmlformats.org/drawingml/2006/wordprocessingDrawing" xmlns:w10="urn:schemas-microsoft-com:office:word" xmlns:w="http://schemas.openxmlformats.org/wordprocessingml/2006/main" xmlns:w14="http://schemas.microsoft.com/office/word/2010/wordml" xmlns:w15="http://schemas.microsoft.com/office/word/2012/wordml" xmlns:w16cex="http://schemas.microsoft.com/office/word/2018/wordml/cex" xmlns:w16cid="http://schemas.microsoft.com/office/word/2016/wordml/cid" xmlns:w16="http://schemas.microsoft.com/office/word/2018/wordml" xmlns:w16du="http://schemas.microsoft.com/office/word/2023/wordml/word16du" xmlns:w16sdtdh="http://schemas.microsoft.com/office/word/2020/wordml/sdtdatahash" xmlns:w16sdtfl="http://schemas.microsoft.com/office/word/2024/wordml/sdtformatlock" xmlns:w16se="http://schemas.microsoft.com/office/word/2015/wordml/symex" xmlns:wpg="http://schemas.microsoft.com/office/word/2010/wordprocessingGroup" xmlns:wpi="http://schemas.microsoft.com/office/word/2010/wordprocessingInk" xmlns:wne="http://schemas.microsoft.com/office/word/2006/wordml" xmlns:wps="http://schemas.microsoft.com/office/word/2010/wordprocessingShape" mc:Ignorable="w14 w15 w16se w16cid w16 w16cex w16sdtdh w16sdtfl w16du wp14">
+<w:ftr xmlns:wpc="http://schemas.microsoft.com/office/word/2010/wordprocessingCanvas" xmlns:cx="http://schemas.microsoft.com/office/drawing/2014/chartex" xmlns:cx1="http://schemas.microsoft.com/office/drawing/2015/9/8/chartex" xmlns:cx2="http://schemas.microsoft.com/office/drawing/2015/10/21/chartex" xmlns:cx3="http://schemas.microsoft.com/office/drawing/2016/5/9/chartex" xmlns:cx4="http://schemas.microsoft.com/office/drawing/2016/5/10/chartex" xmlns:cx5="http://schemas.microsoft.com/office/drawing/2016/5/11/chartex" xmlns:cx6="http://schemas.microsoft.com/office/drawing/2016/5/12/chartex" xmlns:cx7="http://schemas.microsoft.com/office/drawing/2016/5/13/chartex" xmlns:cx8="http://schemas.microsoft.com/office/drawing/2016/5/14/chartex" xmlns:mc="http://schemas.openxmlformats.org/markup-compatibility/2006" xmlns:aink="http://schemas.microsoft.com/office/drawing/2016/ink" xmlns:am3d="http://schemas.microsoft.com/office/drawing/2017/model3d" xmlns:o="urn:schemas-microsoft-com:office:office" xmlns:r="http://schemas.openxmlformats.org/officeDocument/2006/relationships" xmlns:m="http://schemas.openxmlformats.org/officeDocument/2006/math" xmlns:v="urn:schemas-microsoft-com:vml" xmlns:wp14="http://schemas.microsoft.com/office/word/2010/wordprocessingDrawing" xmlns:wp="http://schemas.openxmlformats.org/drawingml/2006/wordprocessingDrawing" xmlns:w10="urn:schemas-microsoft-com:office:word" xmlns:w="http://schemas.openxmlformats.org/wordprocessingml/2006/main" xmlns:w14="http://schemas.microsoft.com/office/word/2010/wordml" xmlns:w15="http://schemas.microsoft.com/office/word/2012/wordml" xmlns:w16cex="http://schemas.microsoft.com/office/word/2018/wordml/cex" xmlns:w16cid="http://schemas.microsoft.com/office/word/2016/wordml/cid" xmlns:w16="http://schemas.microsoft.com/office/word/2018/wordml" xmlns:w16sdtdh="http://schemas.microsoft.com/office/word/2020/wordml/sdtdatahash" xmlns:w16se="http://schemas.microsoft.com/office/word/2015/wordml/symex" xmlns:wpg="http://schemas.microsoft.com/office/word/2010/wordprocessingGroup" xmlns:wpi="http://schemas.microsoft.com/office/word/2010/wordprocessingInk" xmlns:wne="http://schemas.microsoft.com/office/word/2006/wordml" xmlns:wps="http://schemas.microsoft.com/office/word/2010/wordprocessingShape" mc:Ignorable="w14 w15 w16se w16cid w16 w16cex w16sdtdh wp14">
   <w:sdt>
     <w:sdtPr>
       <w:id w:val="910883225"/>
@@ -25748,10 +25741,11 @@
         <w:docPartUnique/>
       </w:docPartObj>
     </w:sdtPr>
+    <w:sdtEndPr/>
     <w:sdtContent>
       <w:p>
         <w:pPr>
-          <w:pStyle w:val="Footer"/>
+          <w:pStyle w:val="Piedepgina"/>
           <w:jc w:val="right"/>
         </w:pPr>
         <w:r>
@@ -25777,24 +25771,24 @@
   </w:sdt>
   <w:p>
     <w:pPr>
-      <w:pStyle w:val="Footer"/>
+      <w:pStyle w:val="Piedepgina"/>
     </w:pPr>
   </w:p>
 </w:ftr>
 </file>
 
 <file path=word/footer2.xml><?xml version="1.0" encoding="utf-8"?>
-<w:ftr xmlns:wpc="http://schemas.microsoft.com/office/word/2010/wordprocessingCanvas" xmlns:cx="http://schemas.microsoft.com/office/drawing/2014/chartex" xmlns:cx1="http://schemas.microsoft.com/office/drawing/2015/9/8/chartex" xmlns:cx2="http://schemas.microsoft.com/office/drawing/2015/10/21/chartex" xmlns:cx3="http://schemas.microsoft.com/office/drawing/2016/5/9/chartex" xmlns:cx4="http://schemas.microsoft.com/office/drawing/2016/5/10/chartex" xmlns:cx5="http://schemas.microsoft.com/office/drawing/2016/5/11/chartex" xmlns:cx6="http://schemas.microsoft.com/office/drawing/2016/5/12/chartex" xmlns:cx7="http://schemas.microsoft.com/office/drawing/2016/5/13/chartex" xmlns:cx8="http://schemas.microsoft.com/office/drawing/2016/5/14/chartex" xmlns:mc="http://schemas.openxmlformats.org/markup-compatibility/2006" xmlns:aink="http://schemas.microsoft.com/office/drawing/2016/ink" xmlns:am3d="http://schemas.microsoft.com/office/drawing/2017/model3d" xmlns:o="urn:schemas-microsoft-com:office:office" xmlns:oel="http://schemas.microsoft.com/office/2019/extlst" xmlns:r="http://schemas.openxmlformats.org/officeDocument/2006/relationships" xmlns:m="http://schemas.openxmlformats.org/officeDocument/2006/math" xmlns:v="urn:schemas-microsoft-com:vml" xmlns:wp14="http://schemas.microsoft.com/office/word/2010/wordprocessingDrawing" xmlns:wp="http://schemas.openxmlformats.org/drawingml/2006/wordprocessingDrawing" xmlns:w10="urn:schemas-microsoft-com:office:word" xmlns:w="http://schemas.openxmlformats.org/wordprocessingml/2006/main" xmlns:w14="http://schemas.microsoft.com/office/word/2010/wordml" xmlns:w15="http://schemas.microsoft.com/office/word/2012/wordml" xmlns:w16cex="http://schemas.microsoft.com/office/word/2018/wordml/cex" xmlns:w16cid="http://schemas.microsoft.com/office/word/2016/wordml/cid" xmlns:w16="http://schemas.microsoft.com/office/word/2018/wordml" xmlns:w16du="http://schemas.microsoft.com/office/word/2023/wordml/word16du" xmlns:w16sdtdh="http://schemas.microsoft.com/office/word/2020/wordml/sdtdatahash" xmlns:w16sdtfl="http://schemas.microsoft.com/office/word/2024/wordml/sdtformatlock" xmlns:w16se="http://schemas.microsoft.com/office/word/2015/wordml/symex" xmlns:wpg="http://schemas.microsoft.com/office/word/2010/wordprocessingGroup" xmlns:wpi="http://schemas.microsoft.com/office/word/2010/wordprocessingInk" xmlns:wne="http://schemas.microsoft.com/office/word/2006/wordml" xmlns:wps="http://schemas.microsoft.com/office/word/2010/wordprocessingShape" mc:Ignorable="w14 w15 w16se w16cid w16 w16cex w16sdtdh w16sdtfl w16du wp14">
+<w:ftr xmlns:wpc="http://schemas.microsoft.com/office/word/2010/wordprocessingCanvas" xmlns:cx="http://schemas.microsoft.com/office/drawing/2014/chartex" xmlns:cx1="http://schemas.microsoft.com/office/drawing/2015/9/8/chartex" xmlns:cx2="http://schemas.microsoft.com/office/drawing/2015/10/21/chartex" xmlns:cx3="http://schemas.microsoft.com/office/drawing/2016/5/9/chartex" xmlns:cx4="http://schemas.microsoft.com/office/drawing/2016/5/10/chartex" xmlns:cx5="http://schemas.microsoft.com/office/drawing/2016/5/11/chartex" xmlns:cx6="http://schemas.microsoft.com/office/drawing/2016/5/12/chartex" xmlns:cx7="http://schemas.microsoft.com/office/drawing/2016/5/13/chartex" xmlns:cx8="http://schemas.microsoft.com/office/drawing/2016/5/14/chartex" xmlns:mc="http://schemas.openxmlformats.org/markup-compatibility/2006" xmlns:aink="http://schemas.microsoft.com/office/drawing/2016/ink" xmlns:am3d="http://schemas.microsoft.com/office/drawing/2017/model3d" xmlns:o="urn:schemas-microsoft-com:office:office" xmlns:r="http://schemas.openxmlformats.org/officeDocument/2006/relationships" xmlns:m="http://schemas.openxmlformats.org/officeDocument/2006/math" xmlns:v="urn:schemas-microsoft-com:vml" xmlns:wp14="http://schemas.microsoft.com/office/word/2010/wordprocessingDrawing" xmlns:wp="http://schemas.openxmlformats.org/drawingml/2006/wordprocessingDrawing" xmlns:w10="urn:schemas-microsoft-com:office:word" xmlns:w="http://schemas.openxmlformats.org/wordprocessingml/2006/main" xmlns:w14="http://schemas.microsoft.com/office/word/2010/wordml" xmlns:w15="http://schemas.microsoft.com/office/word/2012/wordml" xmlns:w16cex="http://schemas.microsoft.com/office/word/2018/wordml/cex" xmlns:w16cid="http://schemas.microsoft.com/office/word/2016/wordml/cid" xmlns:w16="http://schemas.microsoft.com/office/word/2018/wordml" xmlns:w16sdtdh="http://schemas.microsoft.com/office/word/2020/wordml/sdtdatahash" xmlns:w16se="http://schemas.microsoft.com/office/word/2015/wordml/symex" xmlns:wpg="http://schemas.microsoft.com/office/word/2010/wordprocessingGroup" xmlns:wpi="http://schemas.microsoft.com/office/word/2010/wordprocessingInk" xmlns:wne="http://schemas.microsoft.com/office/word/2006/wordml" xmlns:wps="http://schemas.microsoft.com/office/word/2010/wordprocessingShape" mc:Ignorable="w14 w15 w16se w16cid w16 w16cex w16sdtdh wp14">
   <w:p>
     <w:pPr>
-      <w:pStyle w:val="Footer"/>
+      <w:pStyle w:val="Piedepgina"/>
     </w:pPr>
   </w:p>
 </w:ftr>
 </file>
 
 <file path=word/footnotes.xml><?xml version="1.0" encoding="utf-8"?>
-<w:footnotes xmlns:wpc="http://schemas.microsoft.com/office/word/2010/wordprocessingCanvas" xmlns:cx="http://schemas.microsoft.com/office/drawing/2014/chartex" xmlns:cx1="http://schemas.microsoft.com/office/drawing/2015/9/8/chartex" xmlns:cx2="http://schemas.microsoft.com/office/drawing/2015/10/21/chartex" xmlns:cx3="http://schemas.microsoft.com/office/drawing/2016/5/9/chartex" xmlns:cx4="http://schemas.microsoft.com/office/drawing/2016/5/10/chartex" xmlns:cx5="http://schemas.microsoft.com/office/drawing/2016/5/11/chartex" xmlns:cx6="http://schemas.microsoft.com/office/drawing/2016/5/12/chartex" xmlns:cx7="http://schemas.microsoft.com/office/drawing/2016/5/13/chartex" xmlns:cx8="http://schemas.microsoft.com/office/drawing/2016/5/14/chartex" xmlns:mc="http://schemas.openxmlformats.org/markup-compatibility/2006" xmlns:aink="http://schemas.microsoft.com/office/drawing/2016/ink" xmlns:am3d="http://schemas.microsoft.com/office/drawing/2017/model3d" xmlns:o="urn:schemas-microsoft-com:office:office" xmlns:oel="http://schemas.microsoft.com/office/2019/extlst" xmlns:r="http://schemas.openxmlformats.org/officeDocument/2006/relationships" xmlns:m="http://schemas.openxmlformats.org/officeDocument/2006/math" xmlns:v="urn:schemas-microsoft-com:vml" xmlns:wp14="http://schemas.microsoft.com/office/word/2010/wordprocessingDrawing" xmlns:wp="http://schemas.openxmlformats.org/drawingml/2006/wordprocessingDrawing" xmlns:w10="urn:schemas-microsoft-com:office:word" xmlns:w="http://schemas.openxmlformats.org/wordprocessingml/2006/main" xmlns:w14="http://schemas.microsoft.com/office/word/2010/wordml" xmlns:w15="http://schemas.microsoft.com/office/word/2012/wordml" xmlns:w16cex="http://schemas.microsoft.com/office/word/2018/wordml/cex" xmlns:w16cid="http://schemas.microsoft.com/office/word/2016/wordml/cid" xmlns:w16="http://schemas.microsoft.com/office/word/2018/wordml" xmlns:w16du="http://schemas.microsoft.com/office/word/2023/wordml/word16du" xmlns:w16sdtdh="http://schemas.microsoft.com/office/word/2020/wordml/sdtdatahash" xmlns:w16sdtfl="http://schemas.microsoft.com/office/word/2024/wordml/sdtformatlock" xmlns:w16se="http://schemas.microsoft.com/office/word/2015/wordml/symex" xmlns:wpg="http://schemas.microsoft.com/office/word/2010/wordprocessingGroup" xmlns:wpi="http://schemas.microsoft.com/office/word/2010/wordprocessingInk" xmlns:wne="http://schemas.microsoft.com/office/word/2006/wordml" xmlns:wps="http://schemas.microsoft.com/office/word/2010/wordprocessingShape" mc:Ignorable="w14 w15 w16se w16cid w16 w16cex w16sdtdh w16sdtfl w16du wp14">
+<w:footnotes xmlns:wpc="http://schemas.microsoft.com/office/word/2010/wordprocessingCanvas" xmlns:cx="http://schemas.microsoft.com/office/drawing/2014/chartex" xmlns:cx1="http://schemas.microsoft.com/office/drawing/2015/9/8/chartex" xmlns:cx2="http://schemas.microsoft.com/office/drawing/2015/10/21/chartex" xmlns:cx3="http://schemas.microsoft.com/office/drawing/2016/5/9/chartex" xmlns:cx4="http://schemas.microsoft.com/office/drawing/2016/5/10/chartex" xmlns:cx5="http://schemas.microsoft.com/office/drawing/2016/5/11/chartex" xmlns:cx6="http://schemas.microsoft.com/office/drawing/2016/5/12/chartex" xmlns:cx7="http://schemas.microsoft.com/office/drawing/2016/5/13/chartex" xmlns:cx8="http://schemas.microsoft.com/office/drawing/2016/5/14/chartex" xmlns:mc="http://schemas.openxmlformats.org/markup-compatibility/2006" xmlns:aink="http://schemas.microsoft.com/office/drawing/2016/ink" xmlns:am3d="http://schemas.microsoft.com/office/drawing/2017/model3d" xmlns:o="urn:schemas-microsoft-com:office:office" xmlns:r="http://schemas.openxmlformats.org/officeDocument/2006/relationships" xmlns:m="http://schemas.openxmlformats.org/officeDocument/2006/math" xmlns:v="urn:schemas-microsoft-com:vml" xmlns:wp14="http://schemas.microsoft.com/office/word/2010/wordprocessingDrawing" xmlns:wp="http://schemas.openxmlformats.org/drawingml/2006/wordprocessingDrawing" xmlns:w10="urn:schemas-microsoft-com:office:word" xmlns:w="http://schemas.openxmlformats.org/wordprocessingml/2006/main" xmlns:w14="http://schemas.microsoft.com/office/word/2010/wordml" xmlns:w15="http://schemas.microsoft.com/office/word/2012/wordml" xmlns:w16cex="http://schemas.microsoft.com/office/word/2018/wordml/cex" xmlns:w16cid="http://schemas.microsoft.com/office/word/2016/wordml/cid" xmlns:w16="http://schemas.microsoft.com/office/word/2018/wordml" xmlns:w16sdtdh="http://schemas.microsoft.com/office/word/2020/wordml/sdtdatahash" xmlns:w16se="http://schemas.microsoft.com/office/word/2015/wordml/symex" xmlns:wpg="http://schemas.microsoft.com/office/word/2010/wordprocessingGroup" xmlns:wpi="http://schemas.microsoft.com/office/word/2010/wordprocessingInk" xmlns:wne="http://schemas.microsoft.com/office/word/2006/wordml" xmlns:wps="http://schemas.microsoft.com/office/word/2010/wordprocessingShape" mc:Ignorable="w14 w15 w16se w16cid w16 w16cex w16sdtdh wp14">
   <w:footnote w:type="separator" w:id="-1">
     <w:p>
       <w:r>
@@ -25820,17 +25814,17 @@
 </file>
 
 <file path=word/header1.xml><?xml version="1.0" encoding="utf-8"?>
-<w:hdr xmlns:wpc="http://schemas.microsoft.com/office/word/2010/wordprocessingCanvas" xmlns:cx="http://schemas.microsoft.com/office/drawing/2014/chartex" xmlns:cx1="http://schemas.microsoft.com/office/drawing/2015/9/8/chartex" xmlns:cx2="http://schemas.microsoft.com/office/drawing/2015/10/21/chartex" xmlns:cx3="http://schemas.microsoft.com/office/drawing/2016/5/9/chartex" xmlns:cx4="http://schemas.microsoft.com/office/drawing/2016/5/10/chartex" xmlns:cx5="http://schemas.microsoft.com/office/drawing/2016/5/11/chartex" xmlns:cx6="http://schemas.microsoft.com/office/drawing/2016/5/12/chartex" xmlns:cx7="http://schemas.microsoft.com/office/drawing/2016/5/13/chartex" xmlns:cx8="http://schemas.microsoft.com/office/drawing/2016/5/14/chartex" xmlns:mc="http://schemas.openxmlformats.org/markup-compatibility/2006" xmlns:aink="http://schemas.microsoft.com/office/drawing/2016/ink" xmlns:am3d="http://schemas.microsoft.com/office/drawing/2017/model3d" xmlns:o="urn:schemas-microsoft-com:office:office" xmlns:oel="http://schemas.microsoft.com/office/2019/extlst" xmlns:r="http://schemas.openxmlformats.org/officeDocument/2006/relationships" xmlns:m="http://schemas.openxmlformats.org/officeDocument/2006/math" xmlns:v="urn:schemas-microsoft-com:vml" xmlns:wp14="http://schemas.microsoft.com/office/word/2010/wordprocessingDrawing" xmlns:wp="http://schemas.openxmlformats.org/drawingml/2006/wordprocessingDrawing" xmlns:w10="urn:schemas-microsoft-com:office:word" xmlns:w="http://schemas.openxmlformats.org/wordprocessingml/2006/main" xmlns:w14="http://schemas.microsoft.com/office/word/2010/wordml" xmlns:w15="http://schemas.microsoft.com/office/word/2012/wordml" xmlns:w16cex="http://schemas.microsoft.com/office/word/2018/wordml/cex" xmlns:w16cid="http://schemas.microsoft.com/office/word/2016/wordml/cid" xmlns:w16="http://schemas.microsoft.com/office/word/2018/wordml" xmlns:w16du="http://schemas.microsoft.com/office/word/2023/wordml/word16du" xmlns:w16sdtdh="http://schemas.microsoft.com/office/word/2020/wordml/sdtdatahash" xmlns:w16sdtfl="http://schemas.microsoft.com/office/word/2024/wordml/sdtformatlock" xmlns:w16se="http://schemas.microsoft.com/office/word/2015/wordml/symex" xmlns:wpg="http://schemas.microsoft.com/office/word/2010/wordprocessingGroup" xmlns:wpi="http://schemas.microsoft.com/office/word/2010/wordprocessingInk" xmlns:wne="http://schemas.microsoft.com/office/word/2006/wordml" xmlns:wps="http://schemas.microsoft.com/office/word/2010/wordprocessingShape" mc:Ignorable="w14 w15 w16se w16cid w16 w16cex w16sdtdh w16sdtfl w16du wp14">
+<w:hdr xmlns:wpc="http://schemas.microsoft.com/office/word/2010/wordprocessingCanvas" xmlns:cx="http://schemas.microsoft.com/office/drawing/2014/chartex" xmlns:cx1="http://schemas.microsoft.com/office/drawing/2015/9/8/chartex" xmlns:cx2="http://schemas.microsoft.com/office/drawing/2015/10/21/chartex" xmlns:cx3="http://schemas.microsoft.com/office/drawing/2016/5/9/chartex" xmlns:cx4="http://schemas.microsoft.com/office/drawing/2016/5/10/chartex" xmlns:cx5="http://schemas.microsoft.com/office/drawing/2016/5/11/chartex" xmlns:cx6="http://schemas.microsoft.com/office/drawing/2016/5/12/chartex" xmlns:cx7="http://schemas.microsoft.com/office/drawing/2016/5/13/chartex" xmlns:cx8="http://schemas.microsoft.com/office/drawing/2016/5/14/chartex" xmlns:mc="http://schemas.openxmlformats.org/markup-compatibility/2006" xmlns:aink="http://schemas.microsoft.com/office/drawing/2016/ink" xmlns:am3d="http://schemas.microsoft.com/office/drawing/2017/model3d" xmlns:o="urn:schemas-microsoft-com:office:office" xmlns:r="http://schemas.openxmlformats.org/officeDocument/2006/relationships" xmlns:m="http://schemas.openxmlformats.org/officeDocument/2006/math" xmlns:v="urn:schemas-microsoft-com:vml" xmlns:wp14="http://schemas.microsoft.com/office/word/2010/wordprocessingDrawing" xmlns:wp="http://schemas.openxmlformats.org/drawingml/2006/wordprocessingDrawing" xmlns:w10="urn:schemas-microsoft-com:office:word" xmlns:w="http://schemas.openxmlformats.org/wordprocessingml/2006/main" xmlns:w14="http://schemas.microsoft.com/office/word/2010/wordml" xmlns:w15="http://schemas.microsoft.com/office/word/2012/wordml" xmlns:w16cex="http://schemas.microsoft.com/office/word/2018/wordml/cex" xmlns:w16cid="http://schemas.microsoft.com/office/word/2016/wordml/cid" xmlns:w16="http://schemas.microsoft.com/office/word/2018/wordml" xmlns:w16sdtdh="http://schemas.microsoft.com/office/word/2020/wordml/sdtdatahash" xmlns:w16se="http://schemas.microsoft.com/office/word/2015/wordml/symex" xmlns:wpg="http://schemas.microsoft.com/office/word/2010/wordprocessingGroup" xmlns:wpi="http://schemas.microsoft.com/office/word/2010/wordprocessingInk" xmlns:wne="http://schemas.microsoft.com/office/word/2006/wordml" xmlns:wps="http://schemas.microsoft.com/office/word/2010/wordprocessingShape" mc:Ignorable="w14 w15 w16se w16cid w16 w16cex w16sdtdh wp14">
   <w:p>
     <w:pPr>
-      <w:pStyle w:val="Header"/>
+      <w:pStyle w:val="Encabezado"/>
     </w:pPr>
   </w:p>
 </w:hdr>
 </file>
 
 <file path=word/numbering.xml><?xml version="1.0" encoding="utf-8"?>
-<w:numbering xmlns:wpc="http://schemas.microsoft.com/office/word/2010/wordprocessingCanvas" xmlns:cx="http://schemas.microsoft.com/office/drawing/2014/chartex" xmlns:cx1="http://schemas.microsoft.com/office/drawing/2015/9/8/chartex" xmlns:cx2="http://schemas.microsoft.com/office/drawing/2015/10/21/chartex" xmlns:cx3="http://schemas.microsoft.com/office/drawing/2016/5/9/chartex" xmlns:cx4="http://schemas.microsoft.com/office/drawing/2016/5/10/chartex" xmlns:cx5="http://schemas.microsoft.com/office/drawing/2016/5/11/chartex" xmlns:cx6="http://schemas.microsoft.com/office/drawing/2016/5/12/chartex" xmlns:cx7="http://schemas.microsoft.com/office/drawing/2016/5/13/chartex" xmlns:cx8="http://schemas.microsoft.com/office/drawing/2016/5/14/chartex" xmlns:mc="http://schemas.openxmlformats.org/markup-compatibility/2006" xmlns:aink="http://schemas.microsoft.com/office/drawing/2016/ink" xmlns:am3d="http://schemas.microsoft.com/office/drawing/2017/model3d" xmlns:o="urn:schemas-microsoft-com:office:office" xmlns:oel="http://schemas.microsoft.com/office/2019/extlst" xmlns:r="http://schemas.openxmlformats.org/officeDocument/2006/relationships" xmlns:m="http://schemas.openxmlformats.org/officeDocument/2006/math" xmlns:v="urn:schemas-microsoft-com:vml" xmlns:wp14="http://schemas.microsoft.com/office/word/2010/wordprocessingDrawing" xmlns:wp="http://schemas.openxmlformats.org/drawingml/2006/wordprocessingDrawing" xmlns:w10="urn:schemas-microsoft-com:office:word" xmlns:w="http://schemas.openxmlformats.org/wordprocessingml/2006/main" xmlns:w14="http://schemas.microsoft.com/office/word/2010/wordml" xmlns:w15="http://schemas.microsoft.com/office/word/2012/wordml" xmlns:w16cex="http://schemas.microsoft.com/office/word/2018/wordml/cex" xmlns:w16cid="http://schemas.microsoft.com/office/word/2016/wordml/cid" xmlns:w16="http://schemas.microsoft.com/office/word/2018/wordml" xmlns:w16du="http://schemas.microsoft.com/office/word/2023/wordml/word16du" xmlns:w16sdtdh="http://schemas.microsoft.com/office/word/2020/wordml/sdtdatahash" xmlns:w16sdtfl="http://schemas.microsoft.com/office/word/2024/wordml/sdtformatlock" xmlns:w16se="http://schemas.microsoft.com/office/word/2015/wordml/symex" xmlns:wpg="http://schemas.microsoft.com/office/word/2010/wordprocessingGroup" xmlns:wpi="http://schemas.microsoft.com/office/word/2010/wordprocessingInk" xmlns:wne="http://schemas.microsoft.com/office/word/2006/wordml" xmlns:wps="http://schemas.microsoft.com/office/word/2010/wordprocessingShape" mc:Ignorable="w14 w15 w16se w16cid w16 w16cex w16sdtdh w16sdtfl w16du wp14">
+<w:numbering xmlns:wpc="http://schemas.microsoft.com/office/word/2010/wordprocessingCanvas" xmlns:cx="http://schemas.microsoft.com/office/drawing/2014/chartex" xmlns:cx1="http://schemas.microsoft.com/office/drawing/2015/9/8/chartex" xmlns:cx2="http://schemas.microsoft.com/office/drawing/2015/10/21/chartex" xmlns:cx3="http://schemas.microsoft.com/office/drawing/2016/5/9/chartex" xmlns:cx4="http://schemas.microsoft.com/office/drawing/2016/5/10/chartex" xmlns:cx5="http://schemas.microsoft.com/office/drawing/2016/5/11/chartex" xmlns:cx6="http://schemas.microsoft.com/office/drawing/2016/5/12/chartex" xmlns:cx7="http://schemas.microsoft.com/office/drawing/2016/5/13/chartex" xmlns:cx8="http://schemas.microsoft.com/office/drawing/2016/5/14/chartex" xmlns:mc="http://schemas.openxmlformats.org/markup-compatibility/2006" xmlns:aink="http://schemas.microsoft.com/office/drawing/2016/ink" xmlns:am3d="http://schemas.microsoft.com/office/drawing/2017/model3d" xmlns:o="urn:schemas-microsoft-com:office:office" xmlns:r="http://schemas.openxmlformats.org/officeDocument/2006/relationships" xmlns:m="http://schemas.openxmlformats.org/officeDocument/2006/math" xmlns:v="urn:schemas-microsoft-com:vml" xmlns:wp14="http://schemas.microsoft.com/office/word/2010/wordprocessingDrawing" xmlns:wp="http://schemas.openxmlformats.org/drawingml/2006/wordprocessingDrawing" xmlns:w10="urn:schemas-microsoft-com:office:word" xmlns:w="http://schemas.openxmlformats.org/wordprocessingml/2006/main" xmlns:w14="http://schemas.microsoft.com/office/word/2010/wordml" xmlns:w15="http://schemas.microsoft.com/office/word/2012/wordml" xmlns:w16cex="http://schemas.microsoft.com/office/word/2018/wordml/cex" xmlns:w16cid="http://schemas.microsoft.com/office/word/2016/wordml/cid" xmlns:w16="http://schemas.microsoft.com/office/word/2018/wordml" xmlns:w16sdtdh="http://schemas.microsoft.com/office/word/2020/wordml/sdtdatahash" xmlns:w16se="http://schemas.microsoft.com/office/word/2015/wordml/symex" xmlns:wpg="http://schemas.microsoft.com/office/word/2010/wordprocessingGroup" xmlns:wpi="http://schemas.microsoft.com/office/word/2010/wordprocessingInk" xmlns:wne="http://schemas.microsoft.com/office/word/2006/wordml" xmlns:wps="http://schemas.microsoft.com/office/word/2010/wordprocessingShape" mc:Ignorable="w14 w15 w16se w16cid w16 w16cex w16sdtdh wp14">
   <w:abstractNum w:abstractNumId="0" w15:restartNumberingAfterBreak="0">
     <w:nsid w:val="023F627C"/>
     <w:multiLevelType w:val="hybridMultilevel"/>
@@ -30745,133 +30739,133 @@
       </w:rPr>
     </w:lvl>
   </w:abstractNum>
-  <w:num w:numId="1" w16cid:durableId="1142036420">
+  <w:num w:numId="1">
     <w:abstractNumId w:val="42"/>
   </w:num>
-  <w:num w:numId="2" w16cid:durableId="113523368">
+  <w:num w:numId="2">
     <w:abstractNumId w:val="18"/>
   </w:num>
-  <w:num w:numId="3" w16cid:durableId="1102841671">
+  <w:num w:numId="3">
     <w:abstractNumId w:val="34"/>
   </w:num>
-  <w:num w:numId="4" w16cid:durableId="1849976461">
+  <w:num w:numId="4">
     <w:abstractNumId w:val="39"/>
   </w:num>
-  <w:num w:numId="5" w16cid:durableId="798572646">
+  <w:num w:numId="5">
     <w:abstractNumId w:val="40"/>
   </w:num>
-  <w:num w:numId="6" w16cid:durableId="758021848">
+  <w:num w:numId="6">
     <w:abstractNumId w:val="41"/>
   </w:num>
-  <w:num w:numId="7" w16cid:durableId="616789369">
+  <w:num w:numId="7">
     <w:abstractNumId w:val="10"/>
   </w:num>
-  <w:num w:numId="8" w16cid:durableId="499153116">
+  <w:num w:numId="8">
     <w:abstractNumId w:val="17"/>
   </w:num>
-  <w:num w:numId="9" w16cid:durableId="118770678">
+  <w:num w:numId="9">
     <w:abstractNumId w:val="30"/>
   </w:num>
-  <w:num w:numId="10" w16cid:durableId="1755586200">
+  <w:num w:numId="10">
     <w:abstractNumId w:val="36"/>
   </w:num>
-  <w:num w:numId="11" w16cid:durableId="1790657531">
+  <w:num w:numId="11">
     <w:abstractNumId w:val="38"/>
   </w:num>
-  <w:num w:numId="12" w16cid:durableId="1909459400">
+  <w:num w:numId="12">
     <w:abstractNumId w:val="9"/>
   </w:num>
-  <w:num w:numId="13" w16cid:durableId="2036878062">
+  <w:num w:numId="13">
     <w:abstractNumId w:val="20"/>
   </w:num>
-  <w:num w:numId="14" w16cid:durableId="1691179750">
+  <w:num w:numId="14">
     <w:abstractNumId w:val="14"/>
   </w:num>
-  <w:num w:numId="15" w16cid:durableId="1964729449">
+  <w:num w:numId="15">
     <w:abstractNumId w:val="11"/>
   </w:num>
-  <w:num w:numId="16" w16cid:durableId="730006628">
+  <w:num w:numId="16">
     <w:abstractNumId w:val="3"/>
   </w:num>
-  <w:num w:numId="17" w16cid:durableId="584458885">
+  <w:num w:numId="17">
     <w:abstractNumId w:val="33"/>
   </w:num>
-  <w:num w:numId="18" w16cid:durableId="1544444022">
+  <w:num w:numId="18">
     <w:abstractNumId w:val="27"/>
   </w:num>
-  <w:num w:numId="19" w16cid:durableId="2091267523">
+  <w:num w:numId="19">
     <w:abstractNumId w:val="12"/>
   </w:num>
-  <w:num w:numId="20" w16cid:durableId="869800038">
+  <w:num w:numId="20">
     <w:abstractNumId w:val="19"/>
   </w:num>
-  <w:num w:numId="21" w16cid:durableId="1278220507">
+  <w:num w:numId="21">
     <w:abstractNumId w:val="2"/>
   </w:num>
-  <w:num w:numId="22" w16cid:durableId="749621586">
+  <w:num w:numId="22">
     <w:abstractNumId w:val="21"/>
   </w:num>
-  <w:num w:numId="23" w16cid:durableId="1253126489">
+  <w:num w:numId="23">
     <w:abstractNumId w:val="35"/>
   </w:num>
-  <w:num w:numId="24" w16cid:durableId="1534229339">
+  <w:num w:numId="24">
     <w:abstractNumId w:val="6"/>
   </w:num>
-  <w:num w:numId="25" w16cid:durableId="1587379830">
+  <w:num w:numId="25">
     <w:abstractNumId w:val="4"/>
   </w:num>
-  <w:num w:numId="26" w16cid:durableId="611979092">
+  <w:num w:numId="26">
     <w:abstractNumId w:val="1"/>
   </w:num>
-  <w:num w:numId="27" w16cid:durableId="77673060">
+  <w:num w:numId="27">
     <w:abstractNumId w:val="31"/>
   </w:num>
-  <w:num w:numId="28" w16cid:durableId="99450352">
+  <w:num w:numId="28">
     <w:abstractNumId w:val="28"/>
   </w:num>
-  <w:num w:numId="29" w16cid:durableId="1451900012">
+  <w:num w:numId="29">
     <w:abstractNumId w:val="15"/>
   </w:num>
-  <w:num w:numId="30" w16cid:durableId="1074937792">
+  <w:num w:numId="30">
     <w:abstractNumId w:val="26"/>
   </w:num>
-  <w:num w:numId="31" w16cid:durableId="115296847">
+  <w:num w:numId="31">
     <w:abstractNumId w:val="25"/>
   </w:num>
-  <w:num w:numId="32" w16cid:durableId="1253589121">
+  <w:num w:numId="32">
     <w:abstractNumId w:val="32"/>
   </w:num>
-  <w:num w:numId="33" w16cid:durableId="1564487679">
+  <w:num w:numId="33">
     <w:abstractNumId w:val="8"/>
   </w:num>
-  <w:num w:numId="34" w16cid:durableId="430205366">
+  <w:num w:numId="34">
     <w:abstractNumId w:val="29"/>
   </w:num>
-  <w:num w:numId="35" w16cid:durableId="774520576">
+  <w:num w:numId="35">
     <w:abstractNumId w:val="0"/>
   </w:num>
-  <w:num w:numId="36" w16cid:durableId="1007710684">
+  <w:num w:numId="36">
     <w:abstractNumId w:val="13"/>
   </w:num>
-  <w:num w:numId="37" w16cid:durableId="1195074438">
+  <w:num w:numId="37">
     <w:abstractNumId w:val="7"/>
   </w:num>
-  <w:num w:numId="38" w16cid:durableId="1643385891">
+  <w:num w:numId="38">
     <w:abstractNumId w:val="22"/>
   </w:num>
-  <w:num w:numId="39" w16cid:durableId="155920719">
+  <w:num w:numId="39">
     <w:abstractNumId w:val="5"/>
   </w:num>
-  <w:num w:numId="40" w16cid:durableId="1024864031">
+  <w:num w:numId="40">
     <w:abstractNumId w:val="37"/>
   </w:num>
-  <w:num w:numId="41" w16cid:durableId="1183394659">
+  <w:num w:numId="41">
     <w:abstractNumId w:val="24"/>
   </w:num>
-  <w:num w:numId="42" w16cid:durableId="1615135381">
+  <w:num w:numId="42">
     <w:abstractNumId w:val="23"/>
   </w:num>
-  <w:num w:numId="43" w16cid:durableId="1504589708">
+  <w:num w:numId="43">
     <w:abstractNumId w:val="16"/>
   </w:num>
   <w:numIdMacAtCleanup w:val="15"/>
@@ -30879,7 +30873,7 @@
 </file>
 
 <file path=word/styles.xml><?xml version="1.0" encoding="utf-8"?>
-<w:styles xmlns:mc="http://schemas.openxmlformats.org/markup-compatibility/2006" xmlns:r="http://schemas.openxmlformats.org/officeDocument/2006/relationships" xmlns:w="http://schemas.openxmlformats.org/wordprocessingml/2006/main" xmlns:w14="http://schemas.microsoft.com/office/word/2010/wordml" xmlns:w15="http://schemas.microsoft.com/office/word/2012/wordml" xmlns:w16cex="http://schemas.microsoft.com/office/word/2018/wordml/cex" xmlns:w16cid="http://schemas.microsoft.com/office/word/2016/wordml/cid" xmlns:w16="http://schemas.microsoft.com/office/word/2018/wordml" xmlns:w16du="http://schemas.microsoft.com/office/word/2023/wordml/word16du" xmlns:w16sdtdh="http://schemas.microsoft.com/office/word/2020/wordml/sdtdatahash" xmlns:w16sdtfl="http://schemas.microsoft.com/office/word/2024/wordml/sdtformatlock" xmlns:w16se="http://schemas.microsoft.com/office/word/2015/wordml/symex" mc:Ignorable="w14 w15 w16se w16cid w16 w16cex w16sdtdh w16sdtfl w16du">
+<w:styles xmlns:mc="http://schemas.openxmlformats.org/markup-compatibility/2006" xmlns:r="http://schemas.openxmlformats.org/officeDocument/2006/relationships" xmlns:w="http://schemas.openxmlformats.org/wordprocessingml/2006/main" xmlns:w14="http://schemas.microsoft.com/office/word/2010/wordml" xmlns:w15="http://schemas.microsoft.com/office/word/2012/wordml" xmlns:w16cex="http://schemas.microsoft.com/office/word/2018/wordml/cex" xmlns:w16cid="http://schemas.microsoft.com/office/word/2016/wordml/cid" xmlns:w16="http://schemas.microsoft.com/office/word/2018/wordml" xmlns:w16sdtdh="http://schemas.microsoft.com/office/word/2020/wordml/sdtdatahash" xmlns:w16se="http://schemas.microsoft.com/office/word/2015/wordml/symex" mc:Ignorable="w14 w15 w16se w16cid w16 w16cex w16sdtdh">
   <w:docDefaults>
     <w:rPrDefault>
       <w:rPr>
@@ -31289,10 +31283,10 @@
       <w:lang w:val="es-ES"/>
     </w:rPr>
   </w:style>
-  <w:style w:type="paragraph" w:styleId="Heading1">
+  <w:style w:type="paragraph" w:styleId="Ttulo1">
     <w:name w:val="heading 1"/>
     <w:basedOn w:val="Normal"/>
-    <w:link w:val="Heading1Char"/>
+    <w:link w:val="Ttulo1Car"/>
     <w:uiPriority w:val="9"/>
     <w:qFormat/>
     <w:rsid w:val="00EB7050"/>
@@ -31308,7 +31302,7 @@
       <w:szCs w:val="32"/>
     </w:rPr>
   </w:style>
-  <w:style w:type="paragraph" w:styleId="Heading2">
+  <w:style w:type="paragraph" w:styleId="Ttulo2">
     <w:name w:val="heading 2"/>
     <w:basedOn w:val="Normal"/>
     <w:uiPriority w:val="9"/>
@@ -31325,10 +31319,10 @@
       <w:szCs w:val="24"/>
     </w:rPr>
   </w:style>
-  <w:style w:type="paragraph" w:styleId="Heading3">
+  <w:style w:type="paragraph" w:styleId="Ttulo3">
     <w:name w:val="heading 3"/>
     <w:basedOn w:val="Normal"/>
-    <w:link w:val="Heading3Char"/>
+    <w:link w:val="Ttulo3Car"/>
     <w:uiPriority w:val="9"/>
     <w:unhideWhenUsed/>
     <w:qFormat/>
@@ -31342,11 +31336,11 @@
       <w:szCs w:val="24"/>
     </w:rPr>
   </w:style>
-  <w:style w:type="paragraph" w:styleId="Heading4">
+  <w:style w:type="paragraph" w:styleId="Ttulo4">
     <w:name w:val="heading 4"/>
     <w:basedOn w:val="Normal"/>
     <w:next w:val="Normal"/>
-    <w:link w:val="Heading4Char"/>
+    <w:link w:val="Ttulo4Car"/>
     <w:unhideWhenUsed/>
     <w:qFormat/>
     <w:rsid w:val="003B410B"/>
@@ -31365,13 +31359,13 @@
       <w:iCs/>
     </w:rPr>
   </w:style>
-  <w:style w:type="character" w:default="1" w:styleId="DefaultParagraphFont">
+  <w:style w:type="character" w:default="1" w:styleId="Fuentedeprrafopredeter">
     <w:name w:val="Default Paragraph Font"/>
     <w:uiPriority w:val="1"/>
     <w:semiHidden/>
     <w:unhideWhenUsed/>
   </w:style>
-  <w:style w:type="table" w:default="1" w:styleId="TableNormal">
+  <w:style w:type="table" w:default="1" w:styleId="Tablanormal">
     <w:name w:val="Normal Table"/>
     <w:uiPriority w:val="99"/>
     <w:semiHidden/>
@@ -31386,7 +31380,7 @@
       </w:tblCellMar>
     </w:tblPr>
   </w:style>
-  <w:style w:type="numbering" w:default="1" w:styleId="NoList">
+  <w:style w:type="numbering" w:default="1" w:styleId="Sinlista">
     <w:name w:val="No List"/>
     <w:uiPriority w:val="99"/>
     <w:semiHidden/>
@@ -31408,7 +31402,7 @@
       </w:tblCellMar>
     </w:tblPr>
   </w:style>
-  <w:style w:type="paragraph" w:styleId="TOC1">
+  <w:style w:type="paragraph" w:styleId="TDC1">
     <w:name w:val="toc 1"/>
     <w:basedOn w:val="Normal"/>
     <w:uiPriority w:val="39"/>
@@ -31418,7 +31412,7 @@
       <w:ind w:left="980" w:hanging="441"/>
     </w:pPr>
   </w:style>
-  <w:style w:type="paragraph" w:styleId="TOC2">
+  <w:style w:type="paragraph" w:styleId="TDC2">
     <w:name w:val="toc 2"/>
     <w:basedOn w:val="Normal"/>
     <w:uiPriority w:val="39"/>
@@ -31428,7 +31422,7 @@
       <w:ind w:left="540"/>
     </w:pPr>
   </w:style>
-  <w:style w:type="paragraph" w:styleId="TOC3">
+  <w:style w:type="paragraph" w:styleId="TDC3">
     <w:name w:val="toc 3"/>
     <w:basedOn w:val="Normal"/>
     <w:uiPriority w:val="39"/>
@@ -31438,7 +31432,7 @@
       <w:ind w:left="1421" w:hanging="661"/>
     </w:pPr>
   </w:style>
-  <w:style w:type="paragraph" w:styleId="TOC4">
+  <w:style w:type="paragraph" w:styleId="TDC4">
     <w:name w:val="toc 4"/>
     <w:basedOn w:val="Normal"/>
     <w:uiPriority w:val="39"/>
@@ -31452,7 +31446,7 @@
       <w:bCs/>
     </w:rPr>
   </w:style>
-  <w:style w:type="paragraph" w:styleId="TOC5">
+  <w:style w:type="paragraph" w:styleId="TDC5">
     <w:name w:val="toc 5"/>
     <w:basedOn w:val="Normal"/>
     <w:uiPriority w:val="39"/>
@@ -31465,7 +31459,7 @@
       <w:i/>
     </w:rPr>
   </w:style>
-  <w:style w:type="paragraph" w:styleId="BodyText">
+  <w:style w:type="paragraph" w:styleId="Textoindependiente">
     <w:name w:val="Body Text"/>
     <w:basedOn w:val="Normal"/>
     <w:uiPriority w:val="1"/>
@@ -31474,7 +31468,7 @@
       <w:i/>
     </w:rPr>
   </w:style>
-  <w:style w:type="paragraph" w:styleId="Title">
+  <w:style w:type="paragraph" w:styleId="Ttulo">
     <w:name w:val="Title"/>
     <w:basedOn w:val="Normal"/>
     <w:uiPriority w:val="10"/>
@@ -31492,7 +31486,7 @@
       <w:szCs w:val="44"/>
     </w:rPr>
   </w:style>
-  <w:style w:type="paragraph" w:styleId="ListParagraph">
+  <w:style w:type="paragraph" w:styleId="Prrafodelista">
     <w:name w:val="List Paragraph"/>
     <w:basedOn w:val="Normal"/>
     <w:uiPriority w:val="34"/>
@@ -31507,9 +31501,9 @@
     <w:uiPriority w:val="1"/>
     <w:qFormat/>
   </w:style>
-  <w:style w:type="table" w:styleId="TableGrid">
+  <w:style w:type="table" w:styleId="Tablaconcuadrcula">
     <w:name w:val="Table Grid"/>
-    <w:basedOn w:val="TableNormal"/>
+    <w:basedOn w:val="Tablanormal"/>
     <w:uiPriority w:val="39"/>
     <w:rsid w:val="00C56009"/>
     <w:tblPr>
@@ -31523,7 +31517,7 @@
       </w:tblBorders>
     </w:tblPr>
   </w:style>
-  <w:style w:type="paragraph" w:styleId="Caption">
+  <w:style w:type="paragraph" w:styleId="Descripcin">
     <w:name w:val="caption"/>
     <w:basedOn w:val="Normal"/>
     <w:next w:val="Normal"/>
@@ -31542,10 +31536,10 @@
       <w:szCs w:val="18"/>
     </w:rPr>
   </w:style>
-  <w:style w:type="character" w:customStyle="1" w:styleId="Heading1Char">
-    <w:name w:val="Heading 1 Char"/>
-    <w:basedOn w:val="DefaultParagraphFont"/>
-    <w:link w:val="Heading1"/>
+  <w:style w:type="character" w:customStyle="1" w:styleId="Ttulo1Car">
+    <w:name w:val="Título 1 Car"/>
+    <w:basedOn w:val="Fuentedeprrafopredeter"/>
+    <w:link w:val="Ttulo1"/>
     <w:uiPriority w:val="9"/>
     <w:rsid w:val="00EB7050"/>
     <w:rPr>
@@ -31574,7 +31568,7 @@
       <w:lang w:eastAsia="es-ES"/>
     </w:rPr>
   </w:style>
-  <w:style w:type="character" w:styleId="Hyperlink">
+  <w:style w:type="character" w:styleId="Hipervnculo">
     <w:name w:val="Hyperlink"/>
     <w:uiPriority w:val="99"/>
     <w:rsid w:val="00EA5020"/>
@@ -31587,9 +31581,9 @@
     <w:name w:val="st"/>
     <w:rsid w:val="00EA5020"/>
   </w:style>
-  <w:style w:type="paragraph" w:styleId="TOCHeading">
+  <w:style w:type="paragraph" w:styleId="TtuloTDC">
     <w:name w:val="TOC Heading"/>
-    <w:basedOn w:val="Heading1"/>
+    <w:basedOn w:val="Ttulo1"/>
     <w:next w:val="Normal"/>
     <w:uiPriority w:val="39"/>
     <w:unhideWhenUsed/>
@@ -31611,7 +31605,7 @@
       <w:lang w:val="es-MX" w:eastAsia="es-MX"/>
     </w:rPr>
   </w:style>
-  <w:style w:type="paragraph" w:styleId="NoSpacing">
+  <w:style w:type="paragraph" w:styleId="Sinespaciado">
     <w:name w:val="No Spacing"/>
     <w:uiPriority w:val="1"/>
     <w:qFormat/>
@@ -31621,10 +31615,10 @@
       <w:lang w:val="es-ES"/>
     </w:rPr>
   </w:style>
-  <w:style w:type="character" w:customStyle="1" w:styleId="Heading4Char">
-    <w:name w:val="Heading 4 Char"/>
-    <w:basedOn w:val="DefaultParagraphFont"/>
-    <w:link w:val="Heading4"/>
+  <w:style w:type="character" w:customStyle="1" w:styleId="Ttulo4Car">
+    <w:name w:val="Título 4 Car"/>
+    <w:basedOn w:val="Fuentedeprrafopredeter"/>
+    <w:link w:val="Ttulo4"/>
     <w:rsid w:val="003B410B"/>
     <w:rPr>
       <w:rFonts w:asciiTheme="majorHAnsi" w:eastAsiaTheme="majorEastAsia" w:hAnsiTheme="majorHAnsi" w:cstheme="majorBidi"/>
@@ -31634,10 +31628,10 @@
       <w:lang w:val="es-ES"/>
     </w:rPr>
   </w:style>
-  <w:style w:type="character" w:customStyle="1" w:styleId="Heading3Char">
-    <w:name w:val="Heading 3 Char"/>
-    <w:basedOn w:val="DefaultParagraphFont"/>
-    <w:link w:val="Heading3"/>
+  <w:style w:type="character" w:customStyle="1" w:styleId="Ttulo3Car">
+    <w:name w:val="Título 3 Car"/>
+    <w:basedOn w:val="Fuentedeprrafopredeter"/>
+    <w:link w:val="Ttulo3"/>
     <w:uiPriority w:val="9"/>
     <w:rsid w:val="004D293B"/>
     <w:rPr>
@@ -31648,7 +31642,7 @@
       <w:lang w:val="es-ES"/>
     </w:rPr>
   </w:style>
-  <w:style w:type="paragraph" w:styleId="TableofFigures">
+  <w:style w:type="paragraph" w:styleId="Tabladeilustraciones">
     <w:name w:val="table of figures"/>
     <w:basedOn w:val="Normal"/>
     <w:next w:val="Normal"/>
@@ -31658,23 +31652,23 @@
   </w:style>
   <w:style w:type="character" w:customStyle="1" w:styleId="normaltextrun">
     <w:name w:val="normaltextrun"/>
-    <w:basedOn w:val="DefaultParagraphFont"/>
+    <w:basedOn w:val="Fuentedeprrafopredeter"/>
     <w:rsid w:val="00EB1C2A"/>
   </w:style>
   <w:style w:type="character" w:customStyle="1" w:styleId="scxw173366235">
     <w:name w:val="scxw173366235"/>
-    <w:basedOn w:val="DefaultParagraphFont"/>
+    <w:basedOn w:val="Fuentedeprrafopredeter"/>
     <w:rsid w:val="00EB1C2A"/>
   </w:style>
   <w:style w:type="character" w:customStyle="1" w:styleId="eop">
     <w:name w:val="eop"/>
-    <w:basedOn w:val="DefaultParagraphFont"/>
+    <w:basedOn w:val="Fuentedeprrafopredeter"/>
     <w:rsid w:val="00EB1C2A"/>
   </w:style>
-  <w:style w:type="paragraph" w:styleId="Header">
+  <w:style w:type="paragraph" w:styleId="Encabezado">
     <w:name w:val="header"/>
     <w:basedOn w:val="Normal"/>
-    <w:link w:val="HeaderChar"/>
+    <w:link w:val="EncabezadoCar"/>
     <w:uiPriority w:val="99"/>
     <w:unhideWhenUsed/>
     <w:rsid w:val="00C02C11"/>
@@ -31685,10 +31679,10 @@
       </w:tabs>
     </w:pPr>
   </w:style>
-  <w:style w:type="character" w:customStyle="1" w:styleId="HeaderChar">
-    <w:name w:val="Header Char"/>
-    <w:basedOn w:val="DefaultParagraphFont"/>
-    <w:link w:val="Header"/>
+  <w:style w:type="character" w:customStyle="1" w:styleId="EncabezadoCar">
+    <w:name w:val="Encabezado Car"/>
+    <w:basedOn w:val="Fuentedeprrafopredeter"/>
+    <w:link w:val="Encabezado"/>
     <w:uiPriority w:val="99"/>
     <w:rsid w:val="00C02C11"/>
     <w:rPr>
@@ -31696,10 +31690,10 @@
       <w:lang w:val="es-ES"/>
     </w:rPr>
   </w:style>
-  <w:style w:type="paragraph" w:styleId="Footer">
+  <w:style w:type="paragraph" w:styleId="Piedepgina">
     <w:name w:val="footer"/>
     <w:basedOn w:val="Normal"/>
-    <w:link w:val="FooterChar"/>
+    <w:link w:val="PiedepginaCar"/>
     <w:uiPriority w:val="99"/>
     <w:unhideWhenUsed/>
     <w:rsid w:val="00C02C11"/>
@@ -31710,10 +31704,10 @@
       </w:tabs>
     </w:pPr>
   </w:style>
-  <w:style w:type="character" w:customStyle="1" w:styleId="FooterChar">
-    <w:name w:val="Footer Char"/>
-    <w:basedOn w:val="DefaultParagraphFont"/>
-    <w:link w:val="Footer"/>
+  <w:style w:type="character" w:customStyle="1" w:styleId="PiedepginaCar">
+    <w:name w:val="Pie de página Car"/>
+    <w:basedOn w:val="Fuentedeprrafopredeter"/>
+    <w:link w:val="Piedepgina"/>
     <w:uiPriority w:val="99"/>
     <w:rsid w:val="00C02C11"/>
     <w:rPr>
@@ -31721,10 +31715,10 @@
       <w:lang w:val="es-ES"/>
     </w:rPr>
   </w:style>
-  <w:style w:type="paragraph" w:styleId="EndnoteText">
+  <w:style w:type="paragraph" w:styleId="Textonotaalfinal">
     <w:name w:val="endnote text"/>
     <w:basedOn w:val="Normal"/>
-    <w:link w:val="EndnoteTextChar"/>
+    <w:link w:val="TextonotaalfinalCar"/>
     <w:uiPriority w:val="99"/>
     <w:semiHidden/>
     <w:unhideWhenUsed/>
@@ -31734,10 +31728,10 @@
       <w:szCs w:val="20"/>
     </w:rPr>
   </w:style>
-  <w:style w:type="character" w:customStyle="1" w:styleId="EndnoteTextChar">
-    <w:name w:val="Endnote Text Char"/>
-    <w:basedOn w:val="DefaultParagraphFont"/>
-    <w:link w:val="EndnoteText"/>
+  <w:style w:type="character" w:customStyle="1" w:styleId="TextonotaalfinalCar">
+    <w:name w:val="Texto nota al final Car"/>
+    <w:basedOn w:val="Fuentedeprrafopredeter"/>
+    <w:link w:val="Textonotaalfinal"/>
     <w:uiPriority w:val="99"/>
     <w:semiHidden/>
     <w:rsid w:val="00C555D6"/>
@@ -31748,9 +31742,9 @@
       <w:lang w:val="es-ES"/>
     </w:rPr>
   </w:style>
-  <w:style w:type="character" w:styleId="EndnoteReference">
+  <w:style w:type="character" w:styleId="Refdenotaalfinal">
     <w:name w:val="endnote reference"/>
-    <w:basedOn w:val="DefaultParagraphFont"/>
+    <w:basedOn w:val="Fuentedeprrafopredeter"/>
     <w:uiPriority w:val="99"/>
     <w:semiHidden/>
     <w:unhideWhenUsed/>
@@ -31759,10 +31753,10 @@
       <w:vertAlign w:val="superscript"/>
     </w:rPr>
   </w:style>
-  <w:style w:type="paragraph" w:styleId="FootnoteText">
+  <w:style w:type="paragraph" w:styleId="Textonotapie">
     <w:name w:val="footnote text"/>
     <w:basedOn w:val="Normal"/>
-    <w:link w:val="FootnoteTextChar"/>
+    <w:link w:val="TextonotapieCar"/>
     <w:uiPriority w:val="99"/>
     <w:semiHidden/>
     <w:unhideWhenUsed/>
@@ -31772,10 +31766,10 @@
       <w:szCs w:val="20"/>
     </w:rPr>
   </w:style>
-  <w:style w:type="character" w:customStyle="1" w:styleId="FootnoteTextChar">
-    <w:name w:val="Footnote Text Char"/>
-    <w:basedOn w:val="DefaultParagraphFont"/>
-    <w:link w:val="FootnoteText"/>
+  <w:style w:type="character" w:customStyle="1" w:styleId="TextonotapieCar">
+    <w:name w:val="Texto nota pie Car"/>
+    <w:basedOn w:val="Fuentedeprrafopredeter"/>
+    <w:link w:val="Textonotapie"/>
     <w:uiPriority w:val="99"/>
     <w:semiHidden/>
     <w:rsid w:val="00C555D6"/>
@@ -31786,9 +31780,9 @@
       <w:lang w:val="es-ES"/>
     </w:rPr>
   </w:style>
-  <w:style w:type="character" w:styleId="FootnoteReference">
+  <w:style w:type="character" w:styleId="Refdenotaalpie">
     <w:name w:val="footnote reference"/>
-    <w:basedOn w:val="DefaultParagraphFont"/>
+    <w:basedOn w:val="Fuentedeprrafopredeter"/>
     <w:uiPriority w:val="99"/>
     <w:semiHidden/>
     <w:unhideWhenUsed/>
@@ -31797,9 +31791,9 @@
       <w:vertAlign w:val="superscript"/>
     </w:rPr>
   </w:style>
-  <w:style w:type="table" w:styleId="GridTable4-Accent4">
+  <w:style w:type="table" w:styleId="Tablaconcuadrcula4-nfasis4">
     <w:name w:val="Grid Table 4 Accent 4"/>
-    <w:basedOn w:val="TableNormal"/>
+    <w:basedOn w:val="Tablanormal"/>
     <w:uiPriority w:val="49"/>
     <w:rsid w:val="00E31EB6"/>
     <w:tblPr>
@@ -31870,9 +31864,9 @@
       </w:tcPr>
     </w:tblStylePr>
   </w:style>
-  <w:style w:type="table" w:styleId="GridTable1Light-Accent4">
+  <w:style w:type="table" w:styleId="Tablaconcuadrcula1clara-nfasis4">
     <w:name w:val="Grid Table 1 Light Accent 4"/>
-    <w:basedOn w:val="TableNormal"/>
+    <w:basedOn w:val="Tablanormal"/>
     <w:uiPriority w:val="46"/>
     <w:rsid w:val="00694E7A"/>
     <w:tblPr>
@@ -31924,7 +31918,7 @@
       </w:rPr>
     </w:tblStylePr>
   </w:style>
-  <w:style w:type="paragraph" w:styleId="TOC6">
+  <w:style w:type="paragraph" w:styleId="TDC6">
     <w:name w:val="toc 6"/>
     <w:basedOn w:val="Normal"/>
     <w:next w:val="Normal"/>
@@ -31944,7 +31938,7 @@
       <w:lang w:val="es-US" w:eastAsia="es-US"/>
     </w:rPr>
   </w:style>
-  <w:style w:type="paragraph" w:styleId="TOC7">
+  <w:style w:type="paragraph" w:styleId="TDC7">
     <w:name w:val="toc 7"/>
     <w:basedOn w:val="Normal"/>
     <w:next w:val="Normal"/>
@@ -31964,7 +31958,7 @@
       <w:lang w:val="es-US" w:eastAsia="es-US"/>
     </w:rPr>
   </w:style>
-  <w:style w:type="paragraph" w:styleId="TOC8">
+  <w:style w:type="paragraph" w:styleId="TDC8">
     <w:name w:val="toc 8"/>
     <w:basedOn w:val="Normal"/>
     <w:next w:val="Normal"/>
@@ -31984,7 +31978,7 @@
       <w:lang w:val="es-US" w:eastAsia="es-US"/>
     </w:rPr>
   </w:style>
-  <w:style w:type="paragraph" w:styleId="TOC9">
+  <w:style w:type="paragraph" w:styleId="TDC9">
     <w:name w:val="toc 9"/>
     <w:basedOn w:val="Normal"/>
     <w:next w:val="Normal"/>
@@ -32006,7 +32000,7 @@
   </w:style>
   <w:style w:type="character" w:customStyle="1" w:styleId="Mencinsinresolver1">
     <w:name w:val="Mención sin resolver1"/>
-    <w:basedOn w:val="DefaultParagraphFont"/>
+    <w:basedOn w:val="Fuentedeprrafopredeter"/>
     <w:uiPriority w:val="99"/>
     <w:semiHidden/>
     <w:unhideWhenUsed/>
@@ -32016,9 +32010,9 @@
       <w:shd w:val="clear" w:color="auto" w:fill="E1DFDD"/>
     </w:rPr>
   </w:style>
-  <w:style w:type="table" w:styleId="GridTable5Dark-Accent4">
+  <w:style w:type="table" w:styleId="Tablaconcuadrcula5oscura-nfasis4">
     <w:name w:val="Grid Table 5 Dark Accent 4"/>
-    <w:basedOn w:val="TableNormal"/>
+    <w:basedOn w:val="Tablanormal"/>
     <w:uiPriority w:val="50"/>
     <w:rsid w:val="00D47161"/>
     <w:tblPr>
@@ -32119,9 +32113,9 @@
       </w:tcPr>
     </w:tblStylePr>
   </w:style>
-  <w:style w:type="table" w:styleId="PlainTable3">
+  <w:style w:type="table" w:styleId="Tablanormal3">
     <w:name w:val="Plain Table 3"/>
-    <w:basedOn w:val="TableNormal"/>
+    <w:basedOn w:val="Tablanormal"/>
     <w:uiPriority w:val="43"/>
     <w:rsid w:val="00F43C26"/>
     <w:tblPr>
@@ -32209,9 +32203,9 @@
       </w:tcPr>
     </w:tblStylePr>
   </w:style>
-  <w:style w:type="table" w:styleId="ListTable7Colorful-Accent4">
+  <w:style w:type="table" w:styleId="Tabladelista7concolores-nfasis4">
     <w:name w:val="List Table 7 Colorful Accent 4"/>
-    <w:basedOn w:val="TableNormal"/>
+    <w:basedOn w:val="Tablanormal"/>
     <w:uiPriority w:val="52"/>
     <w:rsid w:val="004D144F"/>
     <w:rPr>
@@ -32329,9 +32323,9 @@
       </w:tcPr>
     </w:tblStylePr>
   </w:style>
-  <w:style w:type="table" w:styleId="ListTable3-Accent4">
+  <w:style w:type="table" w:styleId="Tabladelista3-nfasis4">
     <w:name w:val="List Table 3 Accent 4"/>
-    <w:basedOn w:val="TableNormal"/>
+    <w:basedOn w:val="Tablanormal"/>
     <w:uiPriority w:val="48"/>
     <w:rsid w:val="004D144F"/>
     <w:tblPr>
@@ -32450,9 +32444,9 @@
       </w:tcPr>
     </w:tblStylePr>
   </w:style>
-  <w:style w:type="table" w:styleId="GridTable6Colorful-Accent4">
+  <w:style w:type="table" w:styleId="Tablaconcuadrcula6concolores-nfasis4">
     <w:name w:val="Grid Table 6 Colorful Accent 4"/>
-    <w:basedOn w:val="TableNormal"/>
+    <w:basedOn w:val="Tablanormal"/>
     <w:uiPriority w:val="51"/>
     <w:rsid w:val="004D144F"/>
     <w:rPr>
@@ -32534,9 +32528,9 @@
       <w:lang w:val="es-EC" w:eastAsia="zh-CN" w:bidi="hi-IN"/>
     </w:rPr>
   </w:style>
-  <w:style w:type="table" w:styleId="MediumGrid3-Accent1">
+  <w:style w:type="table" w:styleId="Cuadrculamedia3-nfasis1">
     <w:name w:val="Medium Grid 3 Accent 1"/>
-    <w:basedOn w:val="TableNormal"/>
+    <w:basedOn w:val="Tablanormal"/>
     <w:uiPriority w:val="69"/>
     <w:unhideWhenUsed/>
     <w:rsid w:val="00624EF3"/>
@@ -32678,9 +32672,9 @@
       </w:tcPr>
     </w:tblStylePr>
   </w:style>
-  <w:style w:type="table" w:styleId="GridTable7Colorful-Accent4">
+  <w:style w:type="table" w:styleId="Tablaconcuadrcula7concolores-nfasis4">
     <w:name w:val="Grid Table 7 Colorful Accent 4"/>
-    <w:basedOn w:val="TableNormal"/>
+    <w:basedOn w:val="Tablanormal"/>
     <w:uiPriority w:val="52"/>
     <w:rsid w:val="002603FE"/>
     <w:rPr>
@@ -32814,9 +32808,9 @@
       </w:tcPr>
     </w:tblStylePr>
   </w:style>
-  <w:style w:type="character" w:styleId="UnresolvedMention">
+  <w:style w:type="character" w:styleId="Mencinsinresolver">
     <w:name w:val="Unresolved Mention"/>
-    <w:basedOn w:val="DefaultParagraphFont"/>
+    <w:basedOn w:val="Fuentedeprrafopredeter"/>
     <w:uiPriority w:val="99"/>
     <w:semiHidden/>
     <w:unhideWhenUsed/>
@@ -32838,9 +32832,9 @@
       <w:szCs w:val="24"/>
     </w:rPr>
   </w:style>
-  <w:style w:type="table" w:styleId="GridTable4-Accent1">
+  <w:style w:type="table" w:styleId="Tablaconcuadrcula4-nfasis1">
     <w:name w:val="Grid Table 4 Accent 1"/>
-    <w:basedOn w:val="TableNormal"/>
+    <w:basedOn w:val="Tablanormal"/>
     <w:uiPriority w:val="49"/>
     <w:rsid w:val="00F50CD1"/>
     <w:tblPr>

--- a/TI.1.1. PAO202651_SOAP_JAVA_SINBDD_NRC36884_GR03/01. UML/01 ERS/ERS_SOAP_JAVA_SINBDD_GR03.docx
+++ b/TI.1.1. PAO202651_SOAP_JAVA_SINBDD_NRC36884_GR03/01. UML/01 ERS/ERS_SOAP_JAVA_SINBDD_GR03.docx
@@ -1,6 +1,6 @@
 
 <file path=word/document.xml><?xml version="1.0" encoding="utf-8"?>
-<w:document xmlns:wpc="http://schemas.microsoft.com/office/word/2010/wordprocessingCanvas" xmlns:cx="http://schemas.microsoft.com/office/drawing/2014/chartex" xmlns:cx1="http://schemas.microsoft.com/office/drawing/2015/9/8/chartex" xmlns:cx2="http://schemas.microsoft.com/office/drawing/2015/10/21/chartex" xmlns:cx3="http://schemas.microsoft.com/office/drawing/2016/5/9/chartex" xmlns:cx4="http://schemas.microsoft.com/office/drawing/2016/5/10/chartex" xmlns:cx5="http://schemas.microsoft.com/office/drawing/2016/5/11/chartex" xmlns:cx6="http://schemas.microsoft.com/office/drawing/2016/5/12/chartex" xmlns:cx7="http://schemas.microsoft.com/office/drawing/2016/5/13/chartex" xmlns:cx8="http://schemas.microsoft.com/office/drawing/2016/5/14/chartex" xmlns:mc="http://schemas.openxmlformats.org/markup-compatibility/2006" xmlns:aink="http://schemas.microsoft.com/office/drawing/2016/ink" xmlns:am3d="http://schemas.microsoft.com/office/drawing/2017/model3d" xmlns:o="urn:schemas-microsoft-com:office:office" xmlns:r="http://schemas.openxmlformats.org/officeDocument/2006/relationships" xmlns:m="http://schemas.openxmlformats.org/officeDocument/2006/math" xmlns:v="urn:schemas-microsoft-com:vml" xmlns:wp14="http://schemas.microsoft.com/office/word/2010/wordprocessingDrawing" xmlns:wp="http://schemas.openxmlformats.org/drawingml/2006/wordprocessingDrawing" xmlns:w10="urn:schemas-microsoft-com:office:word" xmlns:w="http://schemas.openxmlformats.org/wordprocessingml/2006/main" xmlns:w14="http://schemas.microsoft.com/office/word/2010/wordml" xmlns:w15="http://schemas.microsoft.com/office/word/2012/wordml" xmlns:w16cex="http://schemas.microsoft.com/office/word/2018/wordml/cex" xmlns:w16cid="http://schemas.microsoft.com/office/word/2016/wordml/cid" xmlns:w16="http://schemas.microsoft.com/office/word/2018/wordml" xmlns:w16sdtdh="http://schemas.microsoft.com/office/word/2020/wordml/sdtdatahash" xmlns:w16se="http://schemas.microsoft.com/office/word/2015/wordml/symex" xmlns:wpg="http://schemas.microsoft.com/office/word/2010/wordprocessingGroup" xmlns:wpi="http://schemas.microsoft.com/office/word/2010/wordprocessingInk" xmlns:wne="http://schemas.microsoft.com/office/word/2006/wordml" xmlns:wps="http://schemas.microsoft.com/office/word/2010/wordprocessingShape" mc:Ignorable="w14 w15 w16se w16cid w16 w16cex w16sdtdh wp14">
+<w:document xmlns:wpc="http://schemas.microsoft.com/office/word/2010/wordprocessingCanvas" xmlns:cx="http://schemas.microsoft.com/office/drawing/2014/chartex" xmlns:cx1="http://schemas.microsoft.com/office/drawing/2015/9/8/chartex" xmlns:cx2="http://schemas.microsoft.com/office/drawing/2015/10/21/chartex" xmlns:cx3="http://schemas.microsoft.com/office/drawing/2016/5/9/chartex" xmlns:cx4="http://schemas.microsoft.com/office/drawing/2016/5/10/chartex" xmlns:cx5="http://schemas.microsoft.com/office/drawing/2016/5/11/chartex" xmlns:cx6="http://schemas.microsoft.com/office/drawing/2016/5/12/chartex" xmlns:cx7="http://schemas.microsoft.com/office/drawing/2016/5/13/chartex" xmlns:cx8="http://schemas.microsoft.com/office/drawing/2016/5/14/chartex" xmlns:mc="http://schemas.openxmlformats.org/markup-compatibility/2006" xmlns:aink="http://schemas.microsoft.com/office/drawing/2016/ink" xmlns:am3d="http://schemas.microsoft.com/office/drawing/2017/model3d" xmlns:o="urn:schemas-microsoft-com:office:office" xmlns:oel="http://schemas.microsoft.com/office/2019/extlst" xmlns:r="http://schemas.openxmlformats.org/officeDocument/2006/relationships" xmlns:m="http://schemas.openxmlformats.org/officeDocument/2006/math" xmlns:v="urn:schemas-microsoft-com:vml" xmlns:wp14="http://schemas.microsoft.com/office/word/2010/wordprocessingDrawing" xmlns:wp="http://schemas.openxmlformats.org/drawingml/2006/wordprocessingDrawing" xmlns:w10="urn:schemas-microsoft-com:office:word" xmlns:w="http://schemas.openxmlformats.org/wordprocessingml/2006/main" xmlns:w14="http://schemas.microsoft.com/office/word/2010/wordml" xmlns:w15="http://schemas.microsoft.com/office/word/2012/wordml" xmlns:w16cex="http://schemas.microsoft.com/office/word/2018/wordml/cex" xmlns:w16cid="http://schemas.microsoft.com/office/word/2016/wordml/cid" xmlns:w16="http://schemas.microsoft.com/office/word/2018/wordml" xmlns:w16sdtdh="http://schemas.microsoft.com/office/word/2020/wordml/sdtdatahash" xmlns:w16se="http://schemas.microsoft.com/office/word/2015/wordml/symex" xmlns:wpg="http://schemas.microsoft.com/office/word/2010/wordprocessingGroup" xmlns:wpi="http://schemas.microsoft.com/office/word/2010/wordprocessingInk" xmlns:wne="http://schemas.microsoft.com/office/word/2006/wordml" xmlns:wps="http://schemas.microsoft.com/office/word/2010/wordprocessingShape" mc:Ignorable="w14 w15 w16se w16cid w16 w16cex w16sdtdh wp14">
   <w:body>
     <w:p>
       <w:pPr>
@@ -352,7 +352,7 @@
                                 <w:szCs w:val="28"/>
                                 <w:lang w:eastAsia="es-EC"/>
                               </w:rPr>
-                              <w:t>11/10/2026</w:t>
+                              <w:t>26/10/2026</w:t>
                             </w:r>
                             <w:r>
                               <w:rPr>
@@ -388,7 +388,7 @@
           </mc:Choice>
           <mc:Fallback>
             <w:pict>
-              <v:rect w14:anchorId="2648791E" id="Rectángulo 1" o:spid="_x0000_s1026" style="position:absolute;left:0;text-align:left;margin-left:13.35pt;margin-top:208.1pt;width:416.25pt;height:441.6pt;z-index:251665408;visibility:visible;mso-wrap-style:square;mso-width-percent:0;mso-height-percent:0;mso-wrap-distance-left:9pt;mso-wrap-distance-top:0;mso-wrap-distance-right:9pt;mso-wrap-distance-bottom:0;mso-position-horizontal:absolute;mso-position-horizontal-relative:margin;mso-position-vertical:absolute;mso-position-vertical-relative:text;mso-width-percent:0;mso-height-percent:0;mso-width-relative:page;mso-height-relative:margin;v-text-anchor:middle" o:gfxdata="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" filled="f" stroked="f" strokeweight="2pt">
+              <v:rect w14:anchorId="2648791E" id="Rectángulo 1" o:spid="_x0000_s1026" style="position:absolute;left:0;text-align:left;margin-left:13.35pt;margin-top:208.1pt;width:416.25pt;height:441.6pt;z-index:251665408;visibility:visible;mso-wrap-style:square;mso-width-percent:0;mso-height-percent:0;mso-wrap-distance-left:9pt;mso-wrap-distance-top:0;mso-wrap-distance-right:9pt;mso-wrap-distance-bottom:0;mso-position-horizontal:absolute;mso-position-horizontal-relative:margin;mso-position-vertical:absolute;mso-position-vertical-relative:text;mso-width-percent:0;mso-height-percent:0;mso-width-relative:page;mso-height-relative:margin;v-text-anchor:middle" o:gfxdata="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" filled="f" stroked="f" strokeweight="2pt">
                 <v:textbox>
                   <w:txbxContent>
                     <w:p>
@@ -674,7 +674,7 @@
                           <w:szCs w:val="28"/>
                           <w:lang w:eastAsia="es-EC"/>
                         </w:rPr>
-                        <w:t>11/10/2026</w:t>
+                        <w:t>26/10/2026</w:t>
                       </w:r>
                       <w:r>
                         <w:rPr>
@@ -903,7 +903,6 @@
                                   <w:calendar w:val="gregorian"/>
                                 </w:date>
                               </w:sdtPr>
-                              <w:sdtEndPr/>
                               <w:sdtContent>
                                 <w:p>
                                   <w:pPr>
@@ -4180,7 +4179,7 @@
               </wp:anchor>
             </w:drawing>
           </mc:Choice>
-          <mc:Fallback xmlns:w16sdtfl="http://schemas.microsoft.com/office/word/2024/wordml/sdtformatlock" xmlns:w16du="http://schemas.microsoft.com/office/word/2023/wordml/word16du" xmlns:oel="http://schemas.microsoft.com/office/2019/extlst">
+          <mc:Fallback>
             <w:pict>
               <v:group w14:anchorId="5D8D6F89" id="Grupo 2" o:spid="_x0000_s1027" style="position:absolute;left:0;text-align:left;margin-left:78.6pt;margin-top:71.4pt;width:167.95pt;height:698.4pt;z-index:-251652096;mso-position-horizontal-relative:page;mso-position-vertical-relative:page" coordsize="21336,91257" o:gfxdata="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">
                 <v:rect id="Rectángulo 3" o:spid="_x0000_s1028" style="position:absolute;width:1945;height:91257;visibility:visible;mso-wrap-style:square;v-text-anchor:middle" o:gfxdata="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" fillcolor="#1f497d [3215]" stroked="f" strokeweight="2pt"/>
@@ -4220,7 +4219,7 @@
                         <w:sdtContent>
                           <w:p>
                             <w:pPr>
-                              <w:pStyle w:val="NoSpacing"/>
+                              <w:pStyle w:val="Sinespaciado"/>
                               <w:jc w:val="right"/>
                               <w:rPr>
                                 <w:color w:val="FFFFFF" w:themeColor="background1"/>
@@ -4376,7 +4375,6 @@
           <w:docPartUnique/>
         </w:docPartObj>
       </w:sdtPr>
-      <w:sdtEndPr/>
       <w:sdtContent>
         <w:p>
           <w:r>
@@ -13414,7 +13412,7 @@
               </wp:anchor>
             </w:drawing>
           </mc:Choice>
-          <mc:Fallback xmlns:w16sdtfl="http://schemas.microsoft.com/office/word/2024/wordml/sdtformatlock" xmlns:w16du="http://schemas.microsoft.com/office/word/2023/wordml/word16du" xmlns:oel="http://schemas.microsoft.com/office/2019/extlst">
+          <mc:Fallback xmlns:w16du="http://schemas.microsoft.com/office/word/2023/wordml/word16du" xmlns:w16sdtfl="http://schemas.microsoft.com/office/word/2024/wordml/sdtformatlock">
             <w:pict>
               <v:rect w14:anchorId="6C311DD8" id="Rectangle 1979" o:spid="_x0000_s1026" style="position:absolute;margin-left:113.45pt;margin-top:12.85pt;width:3.85pt;height:1.4pt;z-index:-251658240;visibility:visible;mso-wrap-style:square;mso-width-percent:0;mso-height-percent:0;mso-wrap-distance-left:9pt;mso-wrap-distance-top:0;mso-wrap-distance-right:9pt;mso-wrap-distance-bottom:0;mso-position-horizontal:absolute;mso-position-horizontal-relative:page;mso-position-vertical:absolute;mso-position-vertical-relative:text;mso-width-percent:0;mso-height-percent:0;mso-width-relative:page;mso-height-relative:page;v-text-anchor:top" o:gfxdata="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" fillcolor="black" stroked="f">
                 <w10:wrap anchorx="page"/>
@@ -25706,7 +25704,7 @@
 </file>
 
 <file path=word/endnotes.xml><?xml version="1.0" encoding="utf-8"?>
-<w:endnotes xmlns:wpc="http://schemas.microsoft.com/office/word/2010/wordprocessingCanvas" xmlns:cx="http://schemas.microsoft.com/office/drawing/2014/chartex" xmlns:cx1="http://schemas.microsoft.com/office/drawing/2015/9/8/chartex" xmlns:cx2="http://schemas.microsoft.com/office/drawing/2015/10/21/chartex" xmlns:cx3="http://schemas.microsoft.com/office/drawing/2016/5/9/chartex" xmlns:cx4="http://schemas.microsoft.com/office/drawing/2016/5/10/chartex" xmlns:cx5="http://schemas.microsoft.com/office/drawing/2016/5/11/chartex" xmlns:cx6="http://schemas.microsoft.com/office/drawing/2016/5/12/chartex" xmlns:cx7="http://schemas.microsoft.com/office/drawing/2016/5/13/chartex" xmlns:cx8="http://schemas.microsoft.com/office/drawing/2016/5/14/chartex" xmlns:mc="http://schemas.openxmlformats.org/markup-compatibility/2006" xmlns:aink="http://schemas.microsoft.com/office/drawing/2016/ink" xmlns:am3d="http://schemas.microsoft.com/office/drawing/2017/model3d" xmlns:o="urn:schemas-microsoft-com:office:office" xmlns:r="http://schemas.openxmlformats.org/officeDocument/2006/relationships" xmlns:m="http://schemas.openxmlformats.org/officeDocument/2006/math" xmlns:v="urn:schemas-microsoft-com:vml" xmlns:wp14="http://schemas.microsoft.com/office/word/2010/wordprocessingDrawing" xmlns:wp="http://schemas.openxmlformats.org/drawingml/2006/wordprocessingDrawing" xmlns:w10="urn:schemas-microsoft-com:office:word" xmlns:w="http://schemas.openxmlformats.org/wordprocessingml/2006/main" xmlns:w14="http://schemas.microsoft.com/office/word/2010/wordml" xmlns:w15="http://schemas.microsoft.com/office/word/2012/wordml" xmlns:w16cex="http://schemas.microsoft.com/office/word/2018/wordml/cex" xmlns:w16cid="http://schemas.microsoft.com/office/word/2016/wordml/cid" xmlns:w16="http://schemas.microsoft.com/office/word/2018/wordml" xmlns:w16sdtdh="http://schemas.microsoft.com/office/word/2020/wordml/sdtdatahash" xmlns:w16se="http://schemas.microsoft.com/office/word/2015/wordml/symex" xmlns:wpg="http://schemas.microsoft.com/office/word/2010/wordprocessingGroup" xmlns:wpi="http://schemas.microsoft.com/office/word/2010/wordprocessingInk" xmlns:wne="http://schemas.microsoft.com/office/word/2006/wordml" xmlns:wps="http://schemas.microsoft.com/office/word/2010/wordprocessingShape" mc:Ignorable="w14 w15 w16se w16cid w16 w16cex w16sdtdh wp14">
+<w:endnotes xmlns:wpc="http://schemas.microsoft.com/office/word/2010/wordprocessingCanvas" xmlns:cx="http://schemas.microsoft.com/office/drawing/2014/chartex" xmlns:cx1="http://schemas.microsoft.com/office/drawing/2015/9/8/chartex" xmlns:cx2="http://schemas.microsoft.com/office/drawing/2015/10/21/chartex" xmlns:cx3="http://schemas.microsoft.com/office/drawing/2016/5/9/chartex" xmlns:cx4="http://schemas.microsoft.com/office/drawing/2016/5/10/chartex" xmlns:cx5="http://schemas.microsoft.com/office/drawing/2016/5/11/chartex" xmlns:cx6="http://schemas.microsoft.com/office/drawing/2016/5/12/chartex" xmlns:cx7="http://schemas.microsoft.com/office/drawing/2016/5/13/chartex" xmlns:cx8="http://schemas.microsoft.com/office/drawing/2016/5/14/chartex" xmlns:mc="http://schemas.openxmlformats.org/markup-compatibility/2006" xmlns:aink="http://schemas.microsoft.com/office/drawing/2016/ink" xmlns:am3d="http://schemas.microsoft.com/office/drawing/2017/model3d" xmlns:o="urn:schemas-microsoft-com:office:office" xmlns:oel="http://schemas.microsoft.com/office/2019/extlst" xmlns:r="http://schemas.openxmlformats.org/officeDocument/2006/relationships" xmlns:m="http://schemas.openxmlformats.org/officeDocument/2006/math" xmlns:v="urn:schemas-microsoft-com:vml" xmlns:wp14="http://schemas.microsoft.com/office/word/2010/wordprocessingDrawing" xmlns:wp="http://schemas.openxmlformats.org/drawingml/2006/wordprocessingDrawing" xmlns:w10="urn:schemas-microsoft-com:office:word" xmlns:w="http://schemas.openxmlformats.org/wordprocessingml/2006/main" xmlns:w14="http://schemas.microsoft.com/office/word/2010/wordml" xmlns:w15="http://schemas.microsoft.com/office/word/2012/wordml" xmlns:w16cex="http://schemas.microsoft.com/office/word/2018/wordml/cex" xmlns:w16cid="http://schemas.microsoft.com/office/word/2016/wordml/cid" xmlns:w16="http://schemas.microsoft.com/office/word/2018/wordml" xmlns:w16sdtdh="http://schemas.microsoft.com/office/word/2020/wordml/sdtdatahash" xmlns:w16se="http://schemas.microsoft.com/office/word/2015/wordml/symex" xmlns:wpg="http://schemas.microsoft.com/office/word/2010/wordprocessingGroup" xmlns:wpi="http://schemas.microsoft.com/office/word/2010/wordprocessingInk" xmlns:wne="http://schemas.microsoft.com/office/word/2006/wordml" xmlns:wps="http://schemas.microsoft.com/office/word/2010/wordprocessingShape" mc:Ignorable="w14 w15 w16se w16cid w16 w16cex w16sdtdh wp14">
   <w:endnote w:type="separator" w:id="-1">
     <w:p>
       <w:r>
@@ -25732,7 +25730,7 @@
 </file>
 
 <file path=word/footer1.xml><?xml version="1.0" encoding="utf-8"?>
-<w:ftr xmlns:wpc="http://schemas.microsoft.com/office/word/2010/wordprocessingCanvas" xmlns:cx="http://schemas.microsoft.com/office/drawing/2014/chartex" xmlns:cx1="http://schemas.microsoft.com/office/drawing/2015/9/8/chartex" xmlns:cx2="http://schemas.microsoft.com/office/drawing/2015/10/21/chartex" xmlns:cx3="http://schemas.microsoft.com/office/drawing/2016/5/9/chartex" xmlns:cx4="http://schemas.microsoft.com/office/drawing/2016/5/10/chartex" xmlns:cx5="http://schemas.microsoft.com/office/drawing/2016/5/11/chartex" xmlns:cx6="http://schemas.microsoft.com/office/drawing/2016/5/12/chartex" xmlns:cx7="http://schemas.microsoft.com/office/drawing/2016/5/13/chartex" xmlns:cx8="http://schemas.microsoft.com/office/drawing/2016/5/14/chartex" xmlns:mc="http://schemas.openxmlformats.org/markup-compatibility/2006" xmlns:aink="http://schemas.microsoft.com/office/drawing/2016/ink" xmlns:am3d="http://schemas.microsoft.com/office/drawing/2017/model3d" xmlns:o="urn:schemas-microsoft-com:office:office" xmlns:r="http://schemas.openxmlformats.org/officeDocument/2006/relationships" xmlns:m="http://schemas.openxmlformats.org/officeDocument/2006/math" xmlns:v="urn:schemas-microsoft-com:vml" xmlns:wp14="http://schemas.microsoft.com/office/word/2010/wordprocessingDrawing" xmlns:wp="http://schemas.openxmlformats.org/drawingml/2006/wordprocessingDrawing" xmlns:w10="urn:schemas-microsoft-com:office:word" xmlns:w="http://schemas.openxmlformats.org/wordprocessingml/2006/main" xmlns:w14="http://schemas.microsoft.com/office/word/2010/wordml" xmlns:w15="http://schemas.microsoft.com/office/word/2012/wordml" xmlns:w16cex="http://schemas.microsoft.com/office/word/2018/wordml/cex" xmlns:w16cid="http://schemas.microsoft.com/office/word/2016/wordml/cid" xmlns:w16="http://schemas.microsoft.com/office/word/2018/wordml" xmlns:w16sdtdh="http://schemas.microsoft.com/office/word/2020/wordml/sdtdatahash" xmlns:w16se="http://schemas.microsoft.com/office/word/2015/wordml/symex" xmlns:wpg="http://schemas.microsoft.com/office/word/2010/wordprocessingGroup" xmlns:wpi="http://schemas.microsoft.com/office/word/2010/wordprocessingInk" xmlns:wne="http://schemas.microsoft.com/office/word/2006/wordml" xmlns:wps="http://schemas.microsoft.com/office/word/2010/wordprocessingShape" mc:Ignorable="w14 w15 w16se w16cid w16 w16cex w16sdtdh wp14">
+<w:ftr xmlns:wpc="http://schemas.microsoft.com/office/word/2010/wordprocessingCanvas" xmlns:cx="http://schemas.microsoft.com/office/drawing/2014/chartex" xmlns:cx1="http://schemas.microsoft.com/office/drawing/2015/9/8/chartex" xmlns:cx2="http://schemas.microsoft.com/office/drawing/2015/10/21/chartex" xmlns:cx3="http://schemas.microsoft.com/office/drawing/2016/5/9/chartex" xmlns:cx4="http://schemas.microsoft.com/office/drawing/2016/5/10/chartex" xmlns:cx5="http://schemas.microsoft.com/office/drawing/2016/5/11/chartex" xmlns:cx6="http://schemas.microsoft.com/office/drawing/2016/5/12/chartex" xmlns:cx7="http://schemas.microsoft.com/office/drawing/2016/5/13/chartex" xmlns:cx8="http://schemas.microsoft.com/office/drawing/2016/5/14/chartex" xmlns:mc="http://schemas.openxmlformats.org/markup-compatibility/2006" xmlns:aink="http://schemas.microsoft.com/office/drawing/2016/ink" xmlns:am3d="http://schemas.microsoft.com/office/drawing/2017/model3d" xmlns:o="urn:schemas-microsoft-com:office:office" xmlns:oel="http://schemas.microsoft.com/office/2019/extlst" xmlns:r="http://schemas.openxmlformats.org/officeDocument/2006/relationships" xmlns:m="http://schemas.openxmlformats.org/officeDocument/2006/math" xmlns:v="urn:schemas-microsoft-com:vml" xmlns:wp14="http://schemas.microsoft.com/office/word/2010/wordprocessingDrawing" xmlns:wp="http://schemas.openxmlformats.org/drawingml/2006/wordprocessingDrawing" xmlns:w10="urn:schemas-microsoft-com:office:word" xmlns:w="http://schemas.openxmlformats.org/wordprocessingml/2006/main" xmlns:w14="http://schemas.microsoft.com/office/word/2010/wordml" xmlns:w15="http://schemas.microsoft.com/office/word/2012/wordml" xmlns:w16cex="http://schemas.microsoft.com/office/word/2018/wordml/cex" xmlns:w16cid="http://schemas.microsoft.com/office/word/2016/wordml/cid" xmlns:w16="http://schemas.microsoft.com/office/word/2018/wordml" xmlns:w16sdtdh="http://schemas.microsoft.com/office/word/2020/wordml/sdtdatahash" xmlns:w16se="http://schemas.microsoft.com/office/word/2015/wordml/symex" xmlns:wpg="http://schemas.microsoft.com/office/word/2010/wordprocessingGroup" xmlns:wpi="http://schemas.microsoft.com/office/word/2010/wordprocessingInk" xmlns:wne="http://schemas.microsoft.com/office/word/2006/wordml" xmlns:wps="http://schemas.microsoft.com/office/word/2010/wordprocessingShape" mc:Ignorable="w14 w15 w16se w16cid w16 w16cex w16sdtdh wp14">
   <w:sdt>
     <w:sdtPr>
       <w:id w:val="910883225"/>
@@ -25741,7 +25739,6 @@
         <w:docPartUnique/>
       </w:docPartObj>
     </w:sdtPr>
-    <w:sdtEndPr/>
     <w:sdtContent>
       <w:p>
         <w:pPr>
@@ -25778,7 +25775,7 @@
 </file>
 
 <file path=word/footer2.xml><?xml version="1.0" encoding="utf-8"?>
-<w:ftr xmlns:wpc="http://schemas.microsoft.com/office/word/2010/wordprocessingCanvas" xmlns:cx="http://schemas.microsoft.com/office/drawing/2014/chartex" xmlns:cx1="http://schemas.microsoft.com/office/drawing/2015/9/8/chartex" xmlns:cx2="http://schemas.microsoft.com/office/drawing/2015/10/21/chartex" xmlns:cx3="http://schemas.microsoft.com/office/drawing/2016/5/9/chartex" xmlns:cx4="http://schemas.microsoft.com/office/drawing/2016/5/10/chartex" xmlns:cx5="http://schemas.microsoft.com/office/drawing/2016/5/11/chartex" xmlns:cx6="http://schemas.microsoft.com/office/drawing/2016/5/12/chartex" xmlns:cx7="http://schemas.microsoft.com/office/drawing/2016/5/13/chartex" xmlns:cx8="http://schemas.microsoft.com/office/drawing/2016/5/14/chartex" xmlns:mc="http://schemas.openxmlformats.org/markup-compatibility/2006" xmlns:aink="http://schemas.microsoft.com/office/drawing/2016/ink" xmlns:am3d="http://schemas.microsoft.com/office/drawing/2017/model3d" xmlns:o="urn:schemas-microsoft-com:office:office" xmlns:r="http://schemas.openxmlformats.org/officeDocument/2006/relationships" xmlns:m="http://schemas.openxmlformats.org/officeDocument/2006/math" xmlns:v="urn:schemas-microsoft-com:vml" xmlns:wp14="http://schemas.microsoft.com/office/word/2010/wordprocessingDrawing" xmlns:wp="http://schemas.openxmlformats.org/drawingml/2006/wordprocessingDrawing" xmlns:w10="urn:schemas-microsoft-com:office:word" xmlns:w="http://schemas.openxmlformats.org/wordprocessingml/2006/main" xmlns:w14="http://schemas.microsoft.com/office/word/2010/wordml" xmlns:w15="http://schemas.microsoft.com/office/word/2012/wordml" xmlns:w16cex="http://schemas.microsoft.com/office/word/2018/wordml/cex" xmlns:w16cid="http://schemas.microsoft.com/office/word/2016/wordml/cid" xmlns:w16="http://schemas.microsoft.com/office/word/2018/wordml" xmlns:w16sdtdh="http://schemas.microsoft.com/office/word/2020/wordml/sdtdatahash" xmlns:w16se="http://schemas.microsoft.com/office/word/2015/wordml/symex" xmlns:wpg="http://schemas.microsoft.com/office/word/2010/wordprocessingGroup" xmlns:wpi="http://schemas.microsoft.com/office/word/2010/wordprocessingInk" xmlns:wne="http://schemas.microsoft.com/office/word/2006/wordml" xmlns:wps="http://schemas.microsoft.com/office/word/2010/wordprocessingShape" mc:Ignorable="w14 w15 w16se w16cid w16 w16cex w16sdtdh wp14">
+<w:ftr xmlns:wpc="http://schemas.microsoft.com/office/word/2010/wordprocessingCanvas" xmlns:cx="http://schemas.microsoft.com/office/drawing/2014/chartex" xmlns:cx1="http://schemas.microsoft.com/office/drawing/2015/9/8/chartex" xmlns:cx2="http://schemas.microsoft.com/office/drawing/2015/10/21/chartex" xmlns:cx3="http://schemas.microsoft.com/office/drawing/2016/5/9/chartex" xmlns:cx4="http://schemas.microsoft.com/office/drawing/2016/5/10/chartex" xmlns:cx5="http://schemas.microsoft.com/office/drawing/2016/5/11/chartex" xmlns:cx6="http://schemas.microsoft.com/office/drawing/2016/5/12/chartex" xmlns:cx7="http://schemas.microsoft.com/office/drawing/2016/5/13/chartex" xmlns:cx8="http://schemas.microsoft.com/office/drawing/2016/5/14/chartex" xmlns:mc="http://schemas.openxmlformats.org/markup-compatibility/2006" xmlns:aink="http://schemas.microsoft.com/office/drawing/2016/ink" xmlns:am3d="http://schemas.microsoft.com/office/drawing/2017/model3d" xmlns:o="urn:schemas-microsoft-com:office:office" xmlns:oel="http://schemas.microsoft.com/office/2019/extlst" xmlns:r="http://schemas.openxmlformats.org/officeDocument/2006/relationships" xmlns:m="http://schemas.openxmlformats.org/officeDocument/2006/math" xmlns:v="urn:schemas-microsoft-com:vml" xmlns:wp14="http://schemas.microsoft.com/office/word/2010/wordprocessingDrawing" xmlns:wp="http://schemas.openxmlformats.org/drawingml/2006/wordprocessingDrawing" xmlns:w10="urn:schemas-microsoft-com:office:word" xmlns:w="http://schemas.openxmlformats.org/wordprocessingml/2006/main" xmlns:w14="http://schemas.microsoft.com/office/word/2010/wordml" xmlns:w15="http://schemas.microsoft.com/office/word/2012/wordml" xmlns:w16cex="http://schemas.microsoft.com/office/word/2018/wordml/cex" xmlns:w16cid="http://schemas.microsoft.com/office/word/2016/wordml/cid" xmlns:w16="http://schemas.microsoft.com/office/word/2018/wordml" xmlns:w16sdtdh="http://schemas.microsoft.com/office/word/2020/wordml/sdtdatahash" xmlns:w16se="http://schemas.microsoft.com/office/word/2015/wordml/symex" xmlns:wpg="http://schemas.microsoft.com/office/word/2010/wordprocessingGroup" xmlns:wpi="http://schemas.microsoft.com/office/word/2010/wordprocessingInk" xmlns:wne="http://schemas.microsoft.com/office/word/2006/wordml" xmlns:wps="http://schemas.microsoft.com/office/word/2010/wordprocessingShape" mc:Ignorable="w14 w15 w16se w16cid w16 w16cex w16sdtdh wp14">
   <w:p>
     <w:pPr>
       <w:pStyle w:val="Piedepgina"/>
@@ -25788,7 +25785,7 @@
 </file>
 
 <file path=word/footnotes.xml><?xml version="1.0" encoding="utf-8"?>
-<w:footnotes xmlns:wpc="http://schemas.microsoft.com/office/word/2010/wordprocessingCanvas" xmlns:cx="http://schemas.microsoft.com/office/drawing/2014/chartex" xmlns:cx1="http://schemas.microsoft.com/office/drawing/2015/9/8/chartex" xmlns:cx2="http://schemas.microsoft.com/office/drawing/2015/10/21/chartex" xmlns:cx3="http://schemas.microsoft.com/office/drawing/2016/5/9/chartex" xmlns:cx4="http://schemas.microsoft.com/office/drawing/2016/5/10/chartex" xmlns:cx5="http://schemas.microsoft.com/office/drawing/2016/5/11/chartex" xmlns:cx6="http://schemas.microsoft.com/office/drawing/2016/5/12/chartex" xmlns:cx7="http://schemas.microsoft.com/office/drawing/2016/5/13/chartex" xmlns:cx8="http://schemas.microsoft.com/office/drawing/2016/5/14/chartex" xmlns:mc="http://schemas.openxmlformats.org/markup-compatibility/2006" xmlns:aink="http://schemas.microsoft.com/office/drawing/2016/ink" xmlns:am3d="http://schemas.microsoft.com/office/drawing/2017/model3d" xmlns:o="urn:schemas-microsoft-com:office:office" xmlns:r="http://schemas.openxmlformats.org/officeDocument/2006/relationships" xmlns:m="http://schemas.openxmlformats.org/officeDocument/2006/math" xmlns:v="urn:schemas-microsoft-com:vml" xmlns:wp14="http://schemas.microsoft.com/office/word/2010/wordprocessingDrawing" xmlns:wp="http://schemas.openxmlformats.org/drawingml/2006/wordprocessingDrawing" xmlns:w10="urn:schemas-microsoft-com:office:word" xmlns:w="http://schemas.openxmlformats.org/wordprocessingml/2006/main" xmlns:w14="http://schemas.microsoft.com/office/word/2010/wordml" xmlns:w15="http://schemas.microsoft.com/office/word/2012/wordml" xmlns:w16cex="http://schemas.microsoft.com/office/word/2018/wordml/cex" xmlns:w16cid="http://schemas.microsoft.com/office/word/2016/wordml/cid" xmlns:w16="http://schemas.microsoft.com/office/word/2018/wordml" xmlns:w16sdtdh="http://schemas.microsoft.com/office/word/2020/wordml/sdtdatahash" xmlns:w16se="http://schemas.microsoft.com/office/word/2015/wordml/symex" xmlns:wpg="http://schemas.microsoft.com/office/word/2010/wordprocessingGroup" xmlns:wpi="http://schemas.microsoft.com/office/word/2010/wordprocessingInk" xmlns:wne="http://schemas.microsoft.com/office/word/2006/wordml" xmlns:wps="http://schemas.microsoft.com/office/word/2010/wordprocessingShape" mc:Ignorable="w14 w15 w16se w16cid w16 w16cex w16sdtdh wp14">
+<w:footnotes xmlns:wpc="http://schemas.microsoft.com/office/word/2010/wordprocessingCanvas" xmlns:cx="http://schemas.microsoft.com/office/drawing/2014/chartex" xmlns:cx1="http://schemas.microsoft.com/office/drawing/2015/9/8/chartex" xmlns:cx2="http://schemas.microsoft.com/office/drawing/2015/10/21/chartex" xmlns:cx3="http://schemas.microsoft.com/office/drawing/2016/5/9/chartex" xmlns:cx4="http://schemas.microsoft.com/office/drawing/2016/5/10/chartex" xmlns:cx5="http://schemas.microsoft.com/office/drawing/2016/5/11/chartex" xmlns:cx6="http://schemas.microsoft.com/office/drawing/2016/5/12/chartex" xmlns:cx7="http://schemas.microsoft.com/office/drawing/2016/5/13/chartex" xmlns:cx8="http://schemas.microsoft.com/office/drawing/2016/5/14/chartex" xmlns:mc="http://schemas.openxmlformats.org/markup-compatibility/2006" xmlns:aink="http://schemas.microsoft.com/office/drawing/2016/ink" xmlns:am3d="http://schemas.microsoft.com/office/drawing/2017/model3d" xmlns:o="urn:schemas-microsoft-com:office:office" xmlns:oel="http://schemas.microsoft.com/office/2019/extlst" xmlns:r="http://schemas.openxmlformats.org/officeDocument/2006/relationships" xmlns:m="http://schemas.openxmlformats.org/officeDocument/2006/math" xmlns:v="urn:schemas-microsoft-com:vml" xmlns:wp14="http://schemas.microsoft.com/office/word/2010/wordprocessingDrawing" xmlns:wp="http://schemas.openxmlformats.org/drawingml/2006/wordprocessingDrawing" xmlns:w10="urn:schemas-microsoft-com:office:word" xmlns:w="http://schemas.openxmlformats.org/wordprocessingml/2006/main" xmlns:w14="http://schemas.microsoft.com/office/word/2010/wordml" xmlns:w15="http://schemas.microsoft.com/office/word/2012/wordml" xmlns:w16cex="http://schemas.microsoft.com/office/word/2018/wordml/cex" xmlns:w16cid="http://schemas.microsoft.com/office/word/2016/wordml/cid" xmlns:w16="http://schemas.microsoft.com/office/word/2018/wordml" xmlns:w16sdtdh="http://schemas.microsoft.com/office/word/2020/wordml/sdtdatahash" xmlns:w16se="http://schemas.microsoft.com/office/word/2015/wordml/symex" xmlns:wpg="http://schemas.microsoft.com/office/word/2010/wordprocessingGroup" xmlns:wpi="http://schemas.microsoft.com/office/word/2010/wordprocessingInk" xmlns:wne="http://schemas.microsoft.com/office/word/2006/wordml" xmlns:wps="http://schemas.microsoft.com/office/word/2010/wordprocessingShape" mc:Ignorable="w14 w15 w16se w16cid w16 w16cex w16sdtdh wp14">
   <w:footnote w:type="separator" w:id="-1">
     <w:p>
       <w:r>
@@ -25814,7 +25811,7 @@
 </file>
 
 <file path=word/header1.xml><?xml version="1.0" encoding="utf-8"?>
-<w:hdr xmlns:wpc="http://schemas.microsoft.com/office/word/2010/wordprocessingCanvas" xmlns:cx="http://schemas.microsoft.com/office/drawing/2014/chartex" xmlns:cx1="http://schemas.microsoft.com/office/drawing/2015/9/8/chartex" xmlns:cx2="http://schemas.microsoft.com/office/drawing/2015/10/21/chartex" xmlns:cx3="http://schemas.microsoft.com/office/drawing/2016/5/9/chartex" xmlns:cx4="http://schemas.microsoft.com/office/drawing/2016/5/10/chartex" xmlns:cx5="http://schemas.microsoft.com/office/drawing/2016/5/11/chartex" xmlns:cx6="http://schemas.microsoft.com/office/drawing/2016/5/12/chartex" xmlns:cx7="http://schemas.microsoft.com/office/drawing/2016/5/13/chartex" xmlns:cx8="http://schemas.microsoft.com/office/drawing/2016/5/14/chartex" xmlns:mc="http://schemas.openxmlformats.org/markup-compatibility/2006" xmlns:aink="http://schemas.microsoft.com/office/drawing/2016/ink" xmlns:am3d="http://schemas.microsoft.com/office/drawing/2017/model3d" xmlns:o="urn:schemas-microsoft-com:office:office" xmlns:r="http://schemas.openxmlformats.org/officeDocument/2006/relationships" xmlns:m="http://schemas.openxmlformats.org/officeDocument/2006/math" xmlns:v="urn:schemas-microsoft-com:vml" xmlns:wp14="http://schemas.microsoft.com/office/word/2010/wordprocessingDrawing" xmlns:wp="http://schemas.openxmlformats.org/drawingml/2006/wordprocessingDrawing" xmlns:w10="urn:schemas-microsoft-com:office:word" xmlns:w="http://schemas.openxmlformats.org/wordprocessingml/2006/main" xmlns:w14="http://schemas.microsoft.com/office/word/2010/wordml" xmlns:w15="http://schemas.microsoft.com/office/word/2012/wordml" xmlns:w16cex="http://schemas.microsoft.com/office/word/2018/wordml/cex" xmlns:w16cid="http://schemas.microsoft.com/office/word/2016/wordml/cid" xmlns:w16="http://schemas.microsoft.com/office/word/2018/wordml" xmlns:w16sdtdh="http://schemas.microsoft.com/office/word/2020/wordml/sdtdatahash" xmlns:w16se="http://schemas.microsoft.com/office/word/2015/wordml/symex" xmlns:wpg="http://schemas.microsoft.com/office/word/2010/wordprocessingGroup" xmlns:wpi="http://schemas.microsoft.com/office/word/2010/wordprocessingInk" xmlns:wne="http://schemas.microsoft.com/office/word/2006/wordml" xmlns:wps="http://schemas.microsoft.com/office/word/2010/wordprocessingShape" mc:Ignorable="w14 w15 w16se w16cid w16 w16cex w16sdtdh wp14">
+<w:hdr xmlns:wpc="http://schemas.microsoft.com/office/word/2010/wordprocessingCanvas" xmlns:cx="http://schemas.microsoft.com/office/drawing/2014/chartex" xmlns:cx1="http://schemas.microsoft.com/office/drawing/2015/9/8/chartex" xmlns:cx2="http://schemas.microsoft.com/office/drawing/2015/10/21/chartex" xmlns:cx3="http://schemas.microsoft.com/office/drawing/2016/5/9/chartex" xmlns:cx4="http://schemas.microsoft.com/office/drawing/2016/5/10/chartex" xmlns:cx5="http://schemas.microsoft.com/office/drawing/2016/5/11/chartex" xmlns:cx6="http://schemas.microsoft.com/office/drawing/2016/5/12/chartex" xmlns:cx7="http://schemas.microsoft.com/office/drawing/2016/5/13/chartex" xmlns:cx8="http://schemas.microsoft.com/office/drawing/2016/5/14/chartex" xmlns:mc="http://schemas.openxmlformats.org/markup-compatibility/2006" xmlns:aink="http://schemas.microsoft.com/office/drawing/2016/ink" xmlns:am3d="http://schemas.microsoft.com/office/drawing/2017/model3d" xmlns:o="urn:schemas-microsoft-com:office:office" xmlns:oel="http://schemas.microsoft.com/office/2019/extlst" xmlns:r="http://schemas.openxmlformats.org/officeDocument/2006/relationships" xmlns:m="http://schemas.openxmlformats.org/officeDocument/2006/math" xmlns:v="urn:schemas-microsoft-com:vml" xmlns:wp14="http://schemas.microsoft.com/office/word/2010/wordprocessingDrawing" xmlns:wp="http://schemas.openxmlformats.org/drawingml/2006/wordprocessingDrawing" xmlns:w10="urn:schemas-microsoft-com:office:word" xmlns:w="http://schemas.openxmlformats.org/wordprocessingml/2006/main" xmlns:w14="http://schemas.microsoft.com/office/word/2010/wordml" xmlns:w15="http://schemas.microsoft.com/office/word/2012/wordml" xmlns:w16cex="http://schemas.microsoft.com/office/word/2018/wordml/cex" xmlns:w16cid="http://schemas.microsoft.com/office/word/2016/wordml/cid" xmlns:w16="http://schemas.microsoft.com/office/word/2018/wordml" xmlns:w16sdtdh="http://schemas.microsoft.com/office/word/2020/wordml/sdtdatahash" xmlns:w16se="http://schemas.microsoft.com/office/word/2015/wordml/symex" xmlns:wpg="http://schemas.microsoft.com/office/word/2010/wordprocessingGroup" xmlns:wpi="http://schemas.microsoft.com/office/word/2010/wordprocessingInk" xmlns:wne="http://schemas.microsoft.com/office/word/2006/wordml" xmlns:wps="http://schemas.microsoft.com/office/word/2010/wordprocessingShape" mc:Ignorable="w14 w15 w16se w16cid w16 w16cex w16sdtdh wp14">
   <w:p>
     <w:pPr>
       <w:pStyle w:val="Encabezado"/>
@@ -25824,7 +25821,7 @@
 </file>
 
 <file path=word/numbering.xml><?xml version="1.0" encoding="utf-8"?>
-<w:numbering xmlns:wpc="http://schemas.microsoft.com/office/word/2010/wordprocessingCanvas" xmlns:cx="http://schemas.microsoft.com/office/drawing/2014/chartex" xmlns:cx1="http://schemas.microsoft.com/office/drawing/2015/9/8/chartex" xmlns:cx2="http://schemas.microsoft.com/office/drawing/2015/10/21/chartex" xmlns:cx3="http://schemas.microsoft.com/office/drawing/2016/5/9/chartex" xmlns:cx4="http://schemas.microsoft.com/office/drawing/2016/5/10/chartex" xmlns:cx5="http://schemas.microsoft.com/office/drawing/2016/5/11/chartex" xmlns:cx6="http://schemas.microsoft.com/office/drawing/2016/5/12/chartex" xmlns:cx7="http://schemas.microsoft.com/office/drawing/2016/5/13/chartex" xmlns:cx8="http://schemas.microsoft.com/office/drawing/2016/5/14/chartex" xmlns:mc="http://schemas.openxmlformats.org/markup-compatibility/2006" xmlns:aink="http://schemas.microsoft.com/office/drawing/2016/ink" xmlns:am3d="http://schemas.microsoft.com/office/drawing/2017/model3d" xmlns:o="urn:schemas-microsoft-com:office:office" xmlns:r="http://schemas.openxmlformats.org/officeDocument/2006/relationships" xmlns:m="http://schemas.openxmlformats.org/officeDocument/2006/math" xmlns:v="urn:schemas-microsoft-com:vml" xmlns:wp14="http://schemas.microsoft.com/office/word/2010/wordprocessingDrawing" xmlns:wp="http://schemas.openxmlformats.org/drawingml/2006/wordprocessingDrawing" xmlns:w10="urn:schemas-microsoft-com:office:word" xmlns:w="http://schemas.openxmlformats.org/wordprocessingml/2006/main" xmlns:w14="http://schemas.microsoft.com/office/word/2010/wordml" xmlns:w15="http://schemas.microsoft.com/office/word/2012/wordml" xmlns:w16cex="http://schemas.microsoft.com/office/word/2018/wordml/cex" xmlns:w16cid="http://schemas.microsoft.com/office/word/2016/wordml/cid" xmlns:w16="http://schemas.microsoft.com/office/word/2018/wordml" xmlns:w16sdtdh="http://schemas.microsoft.com/office/word/2020/wordml/sdtdatahash" xmlns:w16se="http://schemas.microsoft.com/office/word/2015/wordml/symex" xmlns:wpg="http://schemas.microsoft.com/office/word/2010/wordprocessingGroup" xmlns:wpi="http://schemas.microsoft.com/office/word/2010/wordprocessingInk" xmlns:wne="http://schemas.microsoft.com/office/word/2006/wordml" xmlns:wps="http://schemas.microsoft.com/office/word/2010/wordprocessingShape" mc:Ignorable="w14 w15 w16se w16cid w16 w16cex w16sdtdh wp14">
+<w:numbering xmlns:wpc="http://schemas.microsoft.com/office/word/2010/wordprocessingCanvas" xmlns:cx="http://schemas.microsoft.com/office/drawing/2014/chartex" xmlns:cx1="http://schemas.microsoft.com/office/drawing/2015/9/8/chartex" xmlns:cx2="http://schemas.microsoft.com/office/drawing/2015/10/21/chartex" xmlns:cx3="http://schemas.microsoft.com/office/drawing/2016/5/9/chartex" xmlns:cx4="http://schemas.microsoft.com/office/drawing/2016/5/10/chartex" xmlns:cx5="http://schemas.microsoft.com/office/drawing/2016/5/11/chartex" xmlns:cx6="http://schemas.microsoft.com/office/drawing/2016/5/12/chartex" xmlns:cx7="http://schemas.microsoft.com/office/drawing/2016/5/13/chartex" xmlns:cx8="http://schemas.microsoft.com/office/drawing/2016/5/14/chartex" xmlns:mc="http://schemas.openxmlformats.org/markup-compatibility/2006" xmlns:aink="http://schemas.microsoft.com/office/drawing/2016/ink" xmlns:am3d="http://schemas.microsoft.com/office/drawing/2017/model3d" xmlns:o="urn:schemas-microsoft-com:office:office" xmlns:oel="http://schemas.microsoft.com/office/2019/extlst" xmlns:r="http://schemas.openxmlformats.org/officeDocument/2006/relationships" xmlns:m="http://schemas.openxmlformats.org/officeDocument/2006/math" xmlns:v="urn:schemas-microsoft-com:vml" xmlns:wp14="http://schemas.microsoft.com/office/word/2010/wordprocessingDrawing" xmlns:wp="http://schemas.openxmlformats.org/drawingml/2006/wordprocessingDrawing" xmlns:w10="urn:schemas-microsoft-com:office:word" xmlns:w="http://schemas.openxmlformats.org/wordprocessingml/2006/main" xmlns:w14="http://schemas.microsoft.com/office/word/2010/wordml" xmlns:w15="http://schemas.microsoft.com/office/word/2012/wordml" xmlns:w16cex="http://schemas.microsoft.com/office/word/2018/wordml/cex" xmlns:w16cid="http://schemas.microsoft.com/office/word/2016/wordml/cid" xmlns:w16="http://schemas.microsoft.com/office/word/2018/wordml" xmlns:w16sdtdh="http://schemas.microsoft.com/office/word/2020/wordml/sdtdatahash" xmlns:w16se="http://schemas.microsoft.com/office/word/2015/wordml/symex" xmlns:wpg="http://schemas.microsoft.com/office/word/2010/wordprocessingGroup" xmlns:wpi="http://schemas.microsoft.com/office/word/2010/wordprocessingInk" xmlns:wne="http://schemas.microsoft.com/office/word/2006/wordml" xmlns:wps="http://schemas.microsoft.com/office/word/2010/wordprocessingShape" mc:Ignorable="w14 w15 w16se w16cid w16 w16cex w16sdtdh wp14">
   <w:abstractNum w:abstractNumId="0" w15:restartNumberingAfterBreak="0">
     <w:nsid w:val="023F627C"/>
     <w:multiLevelType w:val="hybridMultilevel"/>
@@ -30739,133 +30736,133 @@
       </w:rPr>
     </w:lvl>
   </w:abstractNum>
-  <w:num w:numId="1">
+  <w:num w:numId="1" w16cid:durableId="1807234311">
     <w:abstractNumId w:val="42"/>
   </w:num>
-  <w:num w:numId="2">
+  <w:num w:numId="2" w16cid:durableId="89745742">
     <w:abstractNumId w:val="18"/>
   </w:num>
-  <w:num w:numId="3">
+  <w:num w:numId="3" w16cid:durableId="1723288507">
     <w:abstractNumId w:val="34"/>
   </w:num>
-  <w:num w:numId="4">
+  <w:num w:numId="4" w16cid:durableId="1100028623">
     <w:abstractNumId w:val="39"/>
   </w:num>
-  <w:num w:numId="5">
+  <w:num w:numId="5" w16cid:durableId="1603492353">
     <w:abstractNumId w:val="40"/>
   </w:num>
-  <w:num w:numId="6">
+  <w:num w:numId="6" w16cid:durableId="568347975">
     <w:abstractNumId w:val="41"/>
   </w:num>
-  <w:num w:numId="7">
+  <w:num w:numId="7" w16cid:durableId="270094438">
     <w:abstractNumId w:val="10"/>
   </w:num>
-  <w:num w:numId="8">
+  <w:num w:numId="8" w16cid:durableId="808669526">
     <w:abstractNumId w:val="17"/>
   </w:num>
-  <w:num w:numId="9">
+  <w:num w:numId="9" w16cid:durableId="899292315">
     <w:abstractNumId w:val="30"/>
   </w:num>
-  <w:num w:numId="10">
+  <w:num w:numId="10" w16cid:durableId="2069959322">
     <w:abstractNumId w:val="36"/>
   </w:num>
-  <w:num w:numId="11">
+  <w:num w:numId="11" w16cid:durableId="9452524">
     <w:abstractNumId w:val="38"/>
   </w:num>
-  <w:num w:numId="12">
+  <w:num w:numId="12" w16cid:durableId="1228032843">
     <w:abstractNumId w:val="9"/>
   </w:num>
-  <w:num w:numId="13">
+  <w:num w:numId="13" w16cid:durableId="2085298362">
     <w:abstractNumId w:val="20"/>
   </w:num>
-  <w:num w:numId="14">
+  <w:num w:numId="14" w16cid:durableId="1917859325">
     <w:abstractNumId w:val="14"/>
   </w:num>
-  <w:num w:numId="15">
+  <w:num w:numId="15" w16cid:durableId="238489878">
     <w:abstractNumId w:val="11"/>
   </w:num>
-  <w:num w:numId="16">
+  <w:num w:numId="16" w16cid:durableId="289750075">
     <w:abstractNumId w:val="3"/>
   </w:num>
-  <w:num w:numId="17">
+  <w:num w:numId="17" w16cid:durableId="75979902">
     <w:abstractNumId w:val="33"/>
   </w:num>
-  <w:num w:numId="18">
+  <w:num w:numId="18" w16cid:durableId="1384017304">
     <w:abstractNumId w:val="27"/>
   </w:num>
-  <w:num w:numId="19">
+  <w:num w:numId="19" w16cid:durableId="420562126">
     <w:abstractNumId w:val="12"/>
   </w:num>
-  <w:num w:numId="20">
+  <w:num w:numId="20" w16cid:durableId="772628752">
     <w:abstractNumId w:val="19"/>
   </w:num>
-  <w:num w:numId="21">
+  <w:num w:numId="21" w16cid:durableId="279580673">
     <w:abstractNumId w:val="2"/>
   </w:num>
-  <w:num w:numId="22">
+  <w:num w:numId="22" w16cid:durableId="2090030338">
     <w:abstractNumId w:val="21"/>
   </w:num>
-  <w:num w:numId="23">
+  <w:num w:numId="23" w16cid:durableId="828256584">
     <w:abstractNumId w:val="35"/>
   </w:num>
-  <w:num w:numId="24">
+  <w:num w:numId="24" w16cid:durableId="201863314">
     <w:abstractNumId w:val="6"/>
   </w:num>
-  <w:num w:numId="25">
+  <w:num w:numId="25" w16cid:durableId="1705599560">
     <w:abstractNumId w:val="4"/>
   </w:num>
-  <w:num w:numId="26">
+  <w:num w:numId="26" w16cid:durableId="607808576">
     <w:abstractNumId w:val="1"/>
   </w:num>
-  <w:num w:numId="27">
+  <w:num w:numId="27" w16cid:durableId="1458179259">
     <w:abstractNumId w:val="31"/>
   </w:num>
-  <w:num w:numId="28">
+  <w:num w:numId="28" w16cid:durableId="2019237278">
     <w:abstractNumId w:val="28"/>
   </w:num>
-  <w:num w:numId="29">
+  <w:num w:numId="29" w16cid:durableId="2089572339">
     <w:abstractNumId w:val="15"/>
   </w:num>
-  <w:num w:numId="30">
+  <w:num w:numId="30" w16cid:durableId="822165157">
     <w:abstractNumId w:val="26"/>
   </w:num>
-  <w:num w:numId="31">
+  <w:num w:numId="31" w16cid:durableId="1817338104">
     <w:abstractNumId w:val="25"/>
   </w:num>
-  <w:num w:numId="32">
+  <w:num w:numId="32" w16cid:durableId="772557672">
     <w:abstractNumId w:val="32"/>
   </w:num>
-  <w:num w:numId="33">
+  <w:num w:numId="33" w16cid:durableId="744452252">
     <w:abstractNumId w:val="8"/>
   </w:num>
-  <w:num w:numId="34">
+  <w:num w:numId="34" w16cid:durableId="1593968611">
     <w:abstractNumId w:val="29"/>
   </w:num>
-  <w:num w:numId="35">
+  <w:num w:numId="35" w16cid:durableId="436560744">
     <w:abstractNumId w:val="0"/>
   </w:num>
-  <w:num w:numId="36">
+  <w:num w:numId="36" w16cid:durableId="72165295">
     <w:abstractNumId w:val="13"/>
   </w:num>
-  <w:num w:numId="37">
+  <w:num w:numId="37" w16cid:durableId="282620276">
     <w:abstractNumId w:val="7"/>
   </w:num>
-  <w:num w:numId="38">
+  <w:num w:numId="38" w16cid:durableId="482742826">
     <w:abstractNumId w:val="22"/>
   </w:num>
-  <w:num w:numId="39">
+  <w:num w:numId="39" w16cid:durableId="240988358">
     <w:abstractNumId w:val="5"/>
   </w:num>
-  <w:num w:numId="40">
+  <w:num w:numId="40" w16cid:durableId="1537280528">
     <w:abstractNumId w:val="37"/>
   </w:num>
-  <w:num w:numId="41">
+  <w:num w:numId="41" w16cid:durableId="1011646232">
     <w:abstractNumId w:val="24"/>
   </w:num>
-  <w:num w:numId="42">
+  <w:num w:numId="42" w16cid:durableId="1011681132">
     <w:abstractNumId w:val="23"/>
   </w:num>
-  <w:num w:numId="43">
+  <w:num w:numId="43" w16cid:durableId="1462571741">
     <w:abstractNumId w:val="16"/>
   </w:num>
   <w:numIdMacAtCleanup w:val="15"/>

--- a/TI.1.1. PAO202651_SOAP_JAVA_SINBDD_NRC36884_GR03/01. UML/01 ERS/ERS_SOAP_JAVA_SINBDD_GR03.docx
+++ b/TI.1.1. PAO202651_SOAP_JAVA_SINBDD_NRC36884_GR03/01. UML/01 ERS/ERS_SOAP_JAVA_SINBDD_GR03.docx
@@ -1,6 +1,6 @@
 
 <file path=word/document.xml><?xml version="1.0" encoding="utf-8"?>
-<w:document xmlns:wpc="http://schemas.microsoft.com/office/word/2010/wordprocessingCanvas" xmlns:cx="http://schemas.microsoft.com/office/drawing/2014/chartex" xmlns:cx1="http://schemas.microsoft.com/office/drawing/2015/9/8/chartex" xmlns:cx2="http://schemas.microsoft.com/office/drawing/2015/10/21/chartex" xmlns:cx3="http://schemas.microsoft.com/office/drawing/2016/5/9/chartex" xmlns:cx4="http://schemas.microsoft.com/office/drawing/2016/5/10/chartex" xmlns:cx5="http://schemas.microsoft.com/office/drawing/2016/5/11/chartex" xmlns:cx6="http://schemas.microsoft.com/office/drawing/2016/5/12/chartex" xmlns:cx7="http://schemas.microsoft.com/office/drawing/2016/5/13/chartex" xmlns:cx8="http://schemas.microsoft.com/office/drawing/2016/5/14/chartex" xmlns:mc="http://schemas.openxmlformats.org/markup-compatibility/2006" xmlns:aink="http://schemas.microsoft.com/office/drawing/2016/ink" xmlns:am3d="http://schemas.microsoft.com/office/drawing/2017/model3d" xmlns:o="urn:schemas-microsoft-com:office:office" xmlns:oel="http://schemas.microsoft.com/office/2019/extlst" xmlns:r="http://schemas.openxmlformats.org/officeDocument/2006/relationships" xmlns:m="http://schemas.openxmlformats.org/officeDocument/2006/math" xmlns:v="urn:schemas-microsoft-com:vml" xmlns:wp14="http://schemas.microsoft.com/office/word/2010/wordprocessingDrawing" xmlns:wp="http://schemas.openxmlformats.org/drawingml/2006/wordprocessingDrawing" xmlns:w10="urn:schemas-microsoft-com:office:word" xmlns:w="http://schemas.openxmlformats.org/wordprocessingml/2006/main" xmlns:w14="http://schemas.microsoft.com/office/word/2010/wordml" xmlns:w15="http://schemas.microsoft.com/office/word/2012/wordml" xmlns:w16cex="http://schemas.microsoft.com/office/word/2018/wordml/cex" xmlns:w16cid="http://schemas.microsoft.com/office/word/2016/wordml/cid" xmlns:w16="http://schemas.microsoft.com/office/word/2018/wordml" xmlns:w16sdtdh="http://schemas.microsoft.com/office/word/2020/wordml/sdtdatahash" xmlns:w16se="http://schemas.microsoft.com/office/word/2015/wordml/symex" xmlns:wpg="http://schemas.microsoft.com/office/word/2010/wordprocessingGroup" xmlns:wpi="http://schemas.microsoft.com/office/word/2010/wordprocessingInk" xmlns:wne="http://schemas.microsoft.com/office/word/2006/wordml" xmlns:wps="http://schemas.microsoft.com/office/word/2010/wordprocessingShape" mc:Ignorable="w14 w15 w16se w16cid w16 w16cex w16sdtdh wp14">
+<w:document xmlns:wpc="http://schemas.microsoft.com/office/word/2010/wordprocessingCanvas" xmlns:cx="http://schemas.microsoft.com/office/drawing/2014/chartex" xmlns:cx1="http://schemas.microsoft.com/office/drawing/2015/9/8/chartex" xmlns:cx2="http://schemas.microsoft.com/office/drawing/2015/10/21/chartex" xmlns:cx3="http://schemas.microsoft.com/office/drawing/2016/5/9/chartex" xmlns:cx4="http://schemas.microsoft.com/office/drawing/2016/5/10/chartex" xmlns:cx5="http://schemas.microsoft.com/office/drawing/2016/5/11/chartex" xmlns:cx6="http://schemas.microsoft.com/office/drawing/2016/5/12/chartex" xmlns:cx7="http://schemas.microsoft.com/office/drawing/2016/5/13/chartex" xmlns:cx8="http://schemas.microsoft.com/office/drawing/2016/5/14/chartex" xmlns:mc="http://schemas.openxmlformats.org/markup-compatibility/2006" xmlns:aink="http://schemas.microsoft.com/office/drawing/2016/ink" xmlns:am3d="http://schemas.microsoft.com/office/drawing/2017/model3d" xmlns:o="urn:schemas-microsoft-com:office:office" xmlns:oel="http://schemas.microsoft.com/office/2019/extlst" xmlns:r="http://schemas.openxmlformats.org/officeDocument/2006/relationships" xmlns:m="http://schemas.openxmlformats.org/officeDocument/2006/math" xmlns:v="urn:schemas-microsoft-com:vml" xmlns:wp14="http://schemas.microsoft.com/office/word/2010/wordprocessingDrawing" xmlns:wp="http://schemas.openxmlformats.org/drawingml/2006/wordprocessingDrawing" xmlns:w10="urn:schemas-microsoft-com:office:word" xmlns:w="http://schemas.openxmlformats.org/wordprocessingml/2006/main" xmlns:w14="http://schemas.microsoft.com/office/word/2010/wordml" xmlns:w15="http://schemas.microsoft.com/office/word/2012/wordml" xmlns:w16cex="http://schemas.microsoft.com/office/word/2018/wordml/cex" xmlns:w16cid="http://schemas.microsoft.com/office/word/2016/wordml/cid" xmlns:w16="http://schemas.microsoft.com/office/word/2018/wordml" xmlns:w16du="http://schemas.microsoft.com/office/word/2023/wordml/word16du" xmlns:w16sdtdh="http://schemas.microsoft.com/office/word/2020/wordml/sdtdatahash" xmlns:w16sdtfl="http://schemas.microsoft.com/office/word/2024/wordml/sdtformatlock" xmlns:w16se="http://schemas.microsoft.com/office/word/2015/wordml/symex" xmlns:wpg="http://schemas.microsoft.com/office/word/2010/wordprocessingGroup" xmlns:wpi="http://schemas.microsoft.com/office/word/2010/wordprocessingInk" xmlns:wne="http://schemas.microsoft.com/office/word/2006/wordml" xmlns:wps="http://schemas.microsoft.com/office/word/2010/wordprocessingShape" mc:Ignorable="w14 w15 w16se w16cid w16 w16cex w16sdtdh w16sdtfl w16du wp14">
   <w:body>
     <w:p>
       <w:pPr>
@@ -352,7 +352,7 @@
                                 <w:szCs w:val="28"/>
                                 <w:lang w:eastAsia="es-EC"/>
                               </w:rPr>
-                              <w:t>26/10/2026</w:t>
+                              <w:t>27/10/2026</w:t>
                             </w:r>
                             <w:r>
                               <w:rPr>
@@ -674,7 +674,7 @@
                           <w:szCs w:val="28"/>
                           <w:lang w:eastAsia="es-EC"/>
                         </w:rPr>
-                        <w:t>26/10/2026</w:t>
+                        <w:t>27/10/2026</w:t>
                       </w:r>
                       <w:r>
                         <w:rPr>
@@ -906,7 +906,7 @@
                               <w:sdtContent>
                                 <w:p>
                                   <w:pPr>
-                                    <w:pStyle w:val="Sinespaciado"/>
+                                    <w:pStyle w:val="NoSpacing"/>
                                     <w:jc w:val="right"/>
                                     <w:rPr>
                                       <w:color w:val="FFFFFF" w:themeColor="background1"/>
@@ -4219,7 +4219,7 @@
                         <w:sdtContent>
                           <w:p>
                             <w:pPr>
-                              <w:pStyle w:val="Sinespaciado"/>
+                              <w:pStyle w:val="NoSpacing"/>
                               <w:jc w:val="right"/>
                               <w:rPr>
                                 <w:color w:val="FFFFFF" w:themeColor="background1"/>
@@ -4349,9 +4349,9 @@
     </w:p>
     <w:p>
       <w:pPr>
-        <w:pStyle w:val="Ttulo1"/>
-      </w:pPr>
-      <w:bookmarkStart w:id="0" w:name="_Toc242251879"/>
+        <w:pStyle w:val="Heading1"/>
+      </w:pPr>
+      <w:bookmarkStart w:id="0" w:name="_Toc244026686"/>
       <w:r>
         <w:lastRenderedPageBreak/>
         <w:t xml:space="preserve">ESPECIFICACIÓN DE </w:t>
@@ -4383,7 +4383,7 @@
         </w:p>
         <w:p>
           <w:pPr>
-            <w:pStyle w:val="TDC1"/>
+            <w:pStyle w:val="TOC1"/>
             <w:tabs>
               <w:tab w:val="right" w:leader="dot" w:pos="9020"/>
             </w:tabs>
@@ -4407,10 +4407,10 @@
           <w:r>
             <w:fldChar w:fldCharType="separate"/>
           </w:r>
-          <w:hyperlink w:anchor="_Toc242251879" w:history="1">
-            <w:r>
-              <w:rPr>
-                <w:rStyle w:val="Hipervnculo"/>
+          <w:hyperlink w:anchor="_Toc244026686" w:history="1">
+            <w:r>
+              <w:rPr>
+                <w:rStyle w:val="Hyperlink"/>
                 <w:noProof/>
               </w:rPr>
               <w:t>ESPECIFICACIÓN DE REQUERIMIENTOS DEL PARA SOA CON SOAP EN JAVA SIN BDD</w:t>
@@ -4434,7 +4434,7 @@
                 <w:noProof/>
                 <w:webHidden/>
               </w:rPr>
-              <w:instrText xml:space="preserve"> PAGEREF _Toc242251879 \h </w:instrText>
+              <w:instrText xml:space="preserve"> PAGEREF _Toc244026686 \h </w:instrText>
             </w:r>
             <w:r>
               <w:rPr>
@@ -4467,7 +4467,7 @@
         </w:p>
         <w:p>
           <w:pPr>
-            <w:pStyle w:val="TDC1"/>
+            <w:pStyle w:val="TOC1"/>
             <w:tabs>
               <w:tab w:val="left" w:pos="980"/>
               <w:tab w:val="right" w:leader="dot" w:pos="9020"/>
@@ -4483,10 +4483,10 @@
               <w14:ligatures w14:val="standardContextual"/>
             </w:rPr>
           </w:pPr>
-          <w:hyperlink w:anchor="_Toc242251880" w:history="1">
-            <w:r>
-              <w:rPr>
-                <w:rStyle w:val="Hipervnculo"/>
+          <w:hyperlink w:anchor="_Toc244026687" w:history="1">
+            <w:r>
+              <w:rPr>
+                <w:rStyle w:val="Hyperlink"/>
                 <w:noProof/>
               </w:rPr>
               <w:t>1.</w:t>
@@ -4506,7 +4506,7 @@
             </w:r>
             <w:r>
               <w:rPr>
-                <w:rStyle w:val="Hipervnculo"/>
+                <w:rStyle w:val="Hyperlink"/>
                 <w:noProof/>
               </w:rPr>
               <w:t>Introducción</w:t>
@@ -4530,7 +4530,7 @@
                 <w:noProof/>
                 <w:webHidden/>
               </w:rPr>
-              <w:instrText xml:space="preserve"> PAGEREF _Toc242251880 \h </w:instrText>
+              <w:instrText xml:space="preserve"> PAGEREF _Toc244026687 \h </w:instrText>
             </w:r>
             <w:r>
               <w:rPr>
@@ -4563,7 +4563,7 @@
         </w:p>
         <w:p>
           <w:pPr>
-            <w:pStyle w:val="TDC1"/>
+            <w:pStyle w:val="TOC1"/>
             <w:tabs>
               <w:tab w:val="left" w:pos="980"/>
               <w:tab w:val="right" w:leader="dot" w:pos="9020"/>
@@ -4579,10 +4579,10 @@
               <w14:ligatures w14:val="standardContextual"/>
             </w:rPr>
           </w:pPr>
-          <w:hyperlink w:anchor="_Toc242251881" w:history="1">
-            <w:r>
-              <w:rPr>
-                <w:rStyle w:val="Hipervnculo"/>
+          <w:hyperlink w:anchor="_Toc244026688" w:history="1">
+            <w:r>
+              <w:rPr>
+                <w:rStyle w:val="Hyperlink"/>
                 <w:noProof/>
               </w:rPr>
               <w:t>2.</w:t>
@@ -4602,7 +4602,7 @@
             </w:r>
             <w:r>
               <w:rPr>
-                <w:rStyle w:val="Hipervnculo"/>
+                <w:rStyle w:val="Hyperlink"/>
                 <w:noProof/>
               </w:rPr>
               <w:t>Propósito</w:t>
@@ -4626,7 +4626,7 @@
                 <w:noProof/>
                 <w:webHidden/>
               </w:rPr>
-              <w:instrText xml:space="preserve"> PAGEREF _Toc242251881 \h </w:instrText>
+              <w:instrText xml:space="preserve"> PAGEREF _Toc244026688 \h </w:instrText>
             </w:r>
             <w:r>
               <w:rPr>
@@ -4659,7 +4659,7 @@
         </w:p>
         <w:p>
           <w:pPr>
-            <w:pStyle w:val="TDC1"/>
+            <w:pStyle w:val="TOC1"/>
             <w:tabs>
               <w:tab w:val="left" w:pos="980"/>
               <w:tab w:val="right" w:leader="dot" w:pos="9020"/>
@@ -4675,10 +4675,10 @@
               <w14:ligatures w14:val="standardContextual"/>
             </w:rPr>
           </w:pPr>
-          <w:hyperlink w:anchor="_Toc242251882" w:history="1">
-            <w:r>
-              <w:rPr>
-                <w:rStyle w:val="Hipervnculo"/>
+          <w:hyperlink w:anchor="_Toc244026689" w:history="1">
+            <w:r>
+              <w:rPr>
+                <w:rStyle w:val="Hyperlink"/>
                 <w:noProof/>
               </w:rPr>
               <w:t>3.</w:t>
@@ -4698,7 +4698,7 @@
             </w:r>
             <w:r>
               <w:rPr>
-                <w:rStyle w:val="Hipervnculo"/>
+                <w:rStyle w:val="Hyperlink"/>
                 <w:noProof/>
               </w:rPr>
               <w:t>Alcance</w:t>
@@ -4722,7 +4722,7 @@
                 <w:noProof/>
                 <w:webHidden/>
               </w:rPr>
-              <w:instrText xml:space="preserve"> PAGEREF _Toc242251882 \h </w:instrText>
+              <w:instrText xml:space="preserve"> PAGEREF _Toc244026689 \h </w:instrText>
             </w:r>
             <w:r>
               <w:rPr>
@@ -4755,7 +4755,7 @@
         </w:p>
         <w:p>
           <w:pPr>
-            <w:pStyle w:val="TDC1"/>
+            <w:pStyle w:val="TOC1"/>
             <w:tabs>
               <w:tab w:val="left" w:pos="980"/>
               <w:tab w:val="right" w:leader="dot" w:pos="9020"/>
@@ -4771,10 +4771,10 @@
               <w14:ligatures w14:val="standardContextual"/>
             </w:rPr>
           </w:pPr>
-          <w:hyperlink w:anchor="_Toc242251883" w:history="1">
-            <w:r>
-              <w:rPr>
-                <w:rStyle w:val="Hipervnculo"/>
+          <w:hyperlink w:anchor="_Toc244026690" w:history="1">
+            <w:r>
+              <w:rPr>
+                <w:rStyle w:val="Hyperlink"/>
                 <w:noProof/>
               </w:rPr>
               <w:t>4.</w:t>
@@ -4794,7 +4794,7 @@
             </w:r>
             <w:r>
               <w:rPr>
-                <w:rStyle w:val="Hipervnculo"/>
+                <w:rStyle w:val="Hyperlink"/>
                 <w:noProof/>
               </w:rPr>
               <w:t>Definiciones, Acrónimos y Abreviaturas</w:t>
@@ -4818,7 +4818,7 @@
                 <w:noProof/>
                 <w:webHidden/>
               </w:rPr>
-              <w:instrText xml:space="preserve"> PAGEREF _Toc242251883 \h </w:instrText>
+              <w:instrText xml:space="preserve"> PAGEREF _Toc244026690 \h </w:instrText>
             </w:r>
             <w:r>
               <w:rPr>
@@ -4851,7 +4851,7 @@
         </w:p>
         <w:p>
           <w:pPr>
-            <w:pStyle w:val="TDC2"/>
+            <w:pStyle w:val="TOC2"/>
             <w:tabs>
               <w:tab w:val="left" w:pos="1421"/>
               <w:tab w:val="right" w:leader="dot" w:pos="9020"/>
@@ -4867,10 +4867,10 @@
               <w14:ligatures w14:val="standardContextual"/>
             </w:rPr>
           </w:pPr>
-          <w:hyperlink w:anchor="_Toc242251884" w:history="1">
-            <w:r>
-              <w:rPr>
-                <w:rStyle w:val="Hipervnculo"/>
+          <w:hyperlink w:anchor="_Toc244026691" w:history="1">
+            <w:r>
+              <w:rPr>
+                <w:rStyle w:val="Hyperlink"/>
                 <w:noProof/>
               </w:rPr>
               <w:t>4.1.</w:t>
@@ -4890,7 +4890,7 @@
             </w:r>
             <w:r>
               <w:rPr>
-                <w:rStyle w:val="Hipervnculo"/>
+                <w:rStyle w:val="Hyperlink"/>
                 <w:noProof/>
               </w:rPr>
               <w:t>Definiciones</w:t>
@@ -4914,7 +4914,7 @@
                 <w:noProof/>
                 <w:webHidden/>
               </w:rPr>
-              <w:instrText xml:space="preserve"> PAGEREF _Toc242251884 \h </w:instrText>
+              <w:instrText xml:space="preserve"> PAGEREF _Toc244026691 \h </w:instrText>
             </w:r>
             <w:r>
               <w:rPr>
@@ -4947,7 +4947,7 @@
         </w:p>
         <w:p>
           <w:pPr>
-            <w:pStyle w:val="TDC2"/>
+            <w:pStyle w:val="TOC2"/>
             <w:tabs>
               <w:tab w:val="left" w:pos="1421"/>
               <w:tab w:val="right" w:leader="dot" w:pos="9020"/>
@@ -4963,10 +4963,10 @@
               <w14:ligatures w14:val="standardContextual"/>
             </w:rPr>
           </w:pPr>
-          <w:hyperlink w:anchor="_Toc242251885" w:history="1">
-            <w:r>
-              <w:rPr>
-                <w:rStyle w:val="Hipervnculo"/>
+          <w:hyperlink w:anchor="_Toc244026692" w:history="1">
+            <w:r>
+              <w:rPr>
+                <w:rStyle w:val="Hyperlink"/>
                 <w:noProof/>
               </w:rPr>
               <w:t>4.2.</w:t>
@@ -4986,7 +4986,7 @@
             </w:r>
             <w:r>
               <w:rPr>
-                <w:rStyle w:val="Hipervnculo"/>
+                <w:rStyle w:val="Hyperlink"/>
                 <w:noProof/>
               </w:rPr>
               <w:t>Acrónimos y abreviaturas</w:t>
@@ -5010,7 +5010,7 @@
                 <w:noProof/>
                 <w:webHidden/>
               </w:rPr>
-              <w:instrText xml:space="preserve"> PAGEREF _Toc242251885 \h </w:instrText>
+              <w:instrText xml:space="preserve"> PAGEREF _Toc244026692 \h </w:instrText>
             </w:r>
             <w:r>
               <w:rPr>
@@ -5043,7 +5043,7 @@
         </w:p>
         <w:p>
           <w:pPr>
-            <w:pStyle w:val="TDC1"/>
+            <w:pStyle w:val="TOC1"/>
             <w:tabs>
               <w:tab w:val="left" w:pos="980"/>
               <w:tab w:val="right" w:leader="dot" w:pos="9020"/>
@@ -5059,10 +5059,10 @@
               <w14:ligatures w14:val="standardContextual"/>
             </w:rPr>
           </w:pPr>
-          <w:hyperlink w:anchor="_Toc242251886" w:history="1">
-            <w:r>
-              <w:rPr>
-                <w:rStyle w:val="Hipervnculo"/>
+          <w:hyperlink w:anchor="_Toc244026693" w:history="1">
+            <w:r>
+              <w:rPr>
+                <w:rStyle w:val="Hyperlink"/>
                 <w:noProof/>
               </w:rPr>
               <w:t>5.</w:t>
@@ -5082,7 +5082,7 @@
             </w:r>
             <w:r>
               <w:rPr>
-                <w:rStyle w:val="Hipervnculo"/>
+                <w:rStyle w:val="Hyperlink"/>
                 <w:noProof/>
               </w:rPr>
               <w:t>Referencias</w:t>
@@ -5106,7 +5106,7 @@
                 <w:noProof/>
                 <w:webHidden/>
               </w:rPr>
-              <w:instrText xml:space="preserve"> PAGEREF _Toc242251886 \h </w:instrText>
+              <w:instrText xml:space="preserve"> PAGEREF _Toc244026693 \h </w:instrText>
             </w:r>
             <w:r>
               <w:rPr>
@@ -5139,7 +5139,7 @@
         </w:p>
         <w:p>
           <w:pPr>
-            <w:pStyle w:val="TDC1"/>
+            <w:pStyle w:val="TOC1"/>
             <w:tabs>
               <w:tab w:val="left" w:pos="980"/>
               <w:tab w:val="right" w:leader="dot" w:pos="9020"/>
@@ -5155,10 +5155,10 @@
               <w14:ligatures w14:val="standardContextual"/>
             </w:rPr>
           </w:pPr>
-          <w:hyperlink w:anchor="_Toc242251887" w:history="1">
-            <w:r>
-              <w:rPr>
-                <w:rStyle w:val="Hipervnculo"/>
+          <w:hyperlink w:anchor="_Toc244026694" w:history="1">
+            <w:r>
+              <w:rPr>
+                <w:rStyle w:val="Hyperlink"/>
                 <w:noProof/>
               </w:rPr>
               <w:t>6.</w:t>
@@ -5178,7 +5178,7 @@
             </w:r>
             <w:r>
               <w:rPr>
-                <w:rStyle w:val="Hipervnculo"/>
+                <w:rStyle w:val="Hyperlink"/>
                 <w:noProof/>
               </w:rPr>
               <w:t>Visión General del Documento</w:t>
@@ -5202,7 +5202,7 @@
                 <w:noProof/>
                 <w:webHidden/>
               </w:rPr>
-              <w:instrText xml:space="preserve"> PAGEREF _Toc242251887 \h </w:instrText>
+              <w:instrText xml:space="preserve"> PAGEREF _Toc244026694 \h </w:instrText>
             </w:r>
             <w:r>
               <w:rPr>
@@ -5235,7 +5235,7 @@
         </w:p>
         <w:p>
           <w:pPr>
-            <w:pStyle w:val="TDC1"/>
+            <w:pStyle w:val="TOC1"/>
             <w:tabs>
               <w:tab w:val="left" w:pos="980"/>
               <w:tab w:val="right" w:leader="dot" w:pos="9020"/>
@@ -5251,10 +5251,10 @@
               <w14:ligatures w14:val="standardContextual"/>
             </w:rPr>
           </w:pPr>
-          <w:hyperlink w:anchor="_Toc242251888" w:history="1">
-            <w:r>
-              <w:rPr>
-                <w:rStyle w:val="Hipervnculo"/>
+          <w:hyperlink w:anchor="_Toc244026695" w:history="1">
+            <w:r>
+              <w:rPr>
+                <w:rStyle w:val="Hyperlink"/>
                 <w:noProof/>
               </w:rPr>
               <w:t>7.</w:t>
@@ -5274,7 +5274,7 @@
             </w:r>
             <w:r>
               <w:rPr>
-                <w:rStyle w:val="Hipervnculo"/>
+                <w:rStyle w:val="Hyperlink"/>
                 <w:noProof/>
               </w:rPr>
               <w:t>Descripción General</w:t>
@@ -5298,7 +5298,7 @@
                 <w:noProof/>
                 <w:webHidden/>
               </w:rPr>
-              <w:instrText xml:space="preserve"> PAGEREF _Toc242251888 \h </w:instrText>
+              <w:instrText xml:space="preserve"> PAGEREF _Toc244026695 \h </w:instrText>
             </w:r>
             <w:r>
               <w:rPr>
@@ -5331,7 +5331,7 @@
         </w:p>
         <w:p>
           <w:pPr>
-            <w:pStyle w:val="TDC2"/>
+            <w:pStyle w:val="TOC2"/>
             <w:tabs>
               <w:tab w:val="left" w:pos="1421"/>
               <w:tab w:val="right" w:leader="dot" w:pos="9020"/>
@@ -5347,10 +5347,10 @@
               <w14:ligatures w14:val="standardContextual"/>
             </w:rPr>
           </w:pPr>
-          <w:hyperlink w:anchor="_Toc242251889" w:history="1">
-            <w:r>
-              <w:rPr>
-                <w:rStyle w:val="Hipervnculo"/>
+          <w:hyperlink w:anchor="_Toc244026696" w:history="1">
+            <w:r>
+              <w:rPr>
+                <w:rStyle w:val="Hyperlink"/>
                 <w:noProof/>
               </w:rPr>
               <w:t>7.1.</w:t>
@@ -5370,7 +5370,7 @@
             </w:r>
             <w:r>
               <w:rPr>
-                <w:rStyle w:val="Hipervnculo"/>
+                <w:rStyle w:val="Hyperlink"/>
                 <w:noProof/>
               </w:rPr>
               <w:t>Perspectiva del Producto</w:t>
@@ -5394,7 +5394,7 @@
                 <w:noProof/>
                 <w:webHidden/>
               </w:rPr>
-              <w:instrText xml:space="preserve"> PAGEREF _Toc242251889 \h </w:instrText>
+              <w:instrText xml:space="preserve"> PAGEREF _Toc244026696 \h </w:instrText>
             </w:r>
             <w:r>
               <w:rPr>
@@ -5427,7 +5427,7 @@
         </w:p>
         <w:p>
           <w:pPr>
-            <w:pStyle w:val="TDC2"/>
+            <w:pStyle w:val="TOC2"/>
             <w:tabs>
               <w:tab w:val="left" w:pos="1421"/>
               <w:tab w:val="right" w:leader="dot" w:pos="9020"/>
@@ -5443,10 +5443,10 @@
               <w14:ligatures w14:val="standardContextual"/>
             </w:rPr>
           </w:pPr>
-          <w:hyperlink w:anchor="_Toc242251890" w:history="1">
-            <w:r>
-              <w:rPr>
-                <w:rStyle w:val="Hipervnculo"/>
+          <w:hyperlink w:anchor="_Toc244026697" w:history="1">
+            <w:r>
+              <w:rPr>
+                <w:rStyle w:val="Hyperlink"/>
                 <w:noProof/>
               </w:rPr>
               <w:t>7.2.</w:t>
@@ -5466,7 +5466,7 @@
             </w:r>
             <w:r>
               <w:rPr>
-                <w:rStyle w:val="Hipervnculo"/>
+                <w:rStyle w:val="Hyperlink"/>
                 <w:noProof/>
               </w:rPr>
               <w:t>Funciones del Producto (software)</w:t>
@@ -5490,7 +5490,7 @@
                 <w:noProof/>
                 <w:webHidden/>
               </w:rPr>
-              <w:instrText xml:space="preserve"> PAGEREF _Toc242251890 \h </w:instrText>
+              <w:instrText xml:space="preserve"> PAGEREF _Toc244026697 \h </w:instrText>
             </w:r>
             <w:r>
               <w:rPr>
@@ -5523,7 +5523,7 @@
         </w:p>
         <w:p>
           <w:pPr>
-            <w:pStyle w:val="TDC2"/>
+            <w:pStyle w:val="TOC2"/>
             <w:tabs>
               <w:tab w:val="right" w:leader="dot" w:pos="9020"/>
             </w:tabs>
@@ -5538,10 +5538,10 @@
               <w14:ligatures w14:val="standardContextual"/>
             </w:rPr>
           </w:pPr>
-          <w:hyperlink w:anchor="_Toc242251891" w:history="1">
-            <w:r>
-              <w:rPr>
-                <w:rStyle w:val="Hipervnculo"/>
+          <w:hyperlink w:anchor="_Toc244026698" w:history="1">
+            <w:r>
+              <w:rPr>
+                <w:rStyle w:val="Hyperlink"/>
                 <w:noProof/>
               </w:rPr>
               <w:t>7.3 Condiciones del Entorno</w:t>
@@ -5565,7 +5565,7 @@
                 <w:noProof/>
                 <w:webHidden/>
               </w:rPr>
-              <w:instrText xml:space="preserve"> PAGEREF _Toc242251891 \h </w:instrText>
+              <w:instrText xml:space="preserve"> PAGEREF _Toc244026698 \h </w:instrText>
             </w:r>
             <w:r>
               <w:rPr>
@@ -5598,7 +5598,7 @@
         </w:p>
         <w:p>
           <w:pPr>
-            <w:pStyle w:val="TDC2"/>
+            <w:pStyle w:val="TOC2"/>
             <w:tabs>
               <w:tab w:val="right" w:leader="dot" w:pos="9020"/>
             </w:tabs>
@@ -5613,10 +5613,10 @@
               <w14:ligatures w14:val="standardContextual"/>
             </w:rPr>
           </w:pPr>
-          <w:hyperlink w:anchor="_Toc242251892" w:history="1">
-            <w:r>
-              <w:rPr>
-                <w:rStyle w:val="Hipervnculo"/>
+          <w:hyperlink w:anchor="_Toc244026699" w:history="1">
+            <w:r>
+              <w:rPr>
+                <w:rStyle w:val="Hyperlink"/>
                 <w:noProof/>
               </w:rPr>
               <w:t>7.4 Características de los Usuarios</w:t>
@@ -5640,7 +5640,7 @@
                 <w:noProof/>
                 <w:webHidden/>
               </w:rPr>
-              <w:instrText xml:space="preserve"> PAGEREF _Toc242251892 \h </w:instrText>
+              <w:instrText xml:space="preserve"> PAGEREF _Toc244026699 \h </w:instrText>
             </w:r>
             <w:r>
               <w:rPr>
@@ -5673,7 +5673,7 @@
         </w:p>
         <w:p>
           <w:pPr>
-            <w:pStyle w:val="TDC2"/>
+            <w:pStyle w:val="TOC2"/>
             <w:tabs>
               <w:tab w:val="right" w:leader="dot" w:pos="9020"/>
             </w:tabs>
@@ -5688,10 +5688,10 @@
               <w14:ligatures w14:val="standardContextual"/>
             </w:rPr>
           </w:pPr>
-          <w:hyperlink w:anchor="_Toc242251893" w:history="1">
-            <w:r>
-              <w:rPr>
-                <w:rStyle w:val="Hipervnculo"/>
+          <w:hyperlink w:anchor="_Toc244026700" w:history="1">
+            <w:r>
+              <w:rPr>
+                <w:rStyle w:val="Hyperlink"/>
                 <w:noProof/>
               </w:rPr>
               <w:t>7.5 Interfaces Externas</w:t>
@@ -5715,7 +5715,7 @@
                 <w:noProof/>
                 <w:webHidden/>
               </w:rPr>
-              <w:instrText xml:space="preserve"> PAGEREF _Toc242251893 \h </w:instrText>
+              <w:instrText xml:space="preserve"> PAGEREF _Toc244026700 \h </w:instrText>
             </w:r>
             <w:r>
               <w:rPr>
@@ -5748,7 +5748,7 @@
         </w:p>
         <w:p>
           <w:pPr>
-            <w:pStyle w:val="TDC2"/>
+            <w:pStyle w:val="TOC2"/>
             <w:tabs>
               <w:tab w:val="right" w:leader="dot" w:pos="9020"/>
             </w:tabs>
@@ -5763,10 +5763,10 @@
               <w14:ligatures w14:val="standardContextual"/>
             </w:rPr>
           </w:pPr>
-          <w:hyperlink w:anchor="_Toc242251894" w:history="1">
-            <w:r>
-              <w:rPr>
-                <w:rStyle w:val="Hipervnculo"/>
+          <w:hyperlink w:anchor="_Toc244026701" w:history="1">
+            <w:r>
+              <w:rPr>
+                <w:rStyle w:val="Hyperlink"/>
                 <w:rFonts w:cs="Calibri"/>
                 <w:noProof/>
               </w:rPr>
@@ -5791,7 +5791,7 @@
                 <w:noProof/>
                 <w:webHidden/>
               </w:rPr>
-              <w:instrText xml:space="preserve"> PAGEREF _Toc242251894 \h </w:instrText>
+              <w:instrText xml:space="preserve"> PAGEREF _Toc244026701 \h </w:instrText>
             </w:r>
             <w:r>
               <w:rPr>
@@ -5824,7 +5824,7 @@
         </w:p>
         <w:p>
           <w:pPr>
-            <w:pStyle w:val="TDC2"/>
+            <w:pStyle w:val="TOC2"/>
             <w:tabs>
               <w:tab w:val="right" w:leader="dot" w:pos="9020"/>
             </w:tabs>
@@ -5839,10 +5839,10 @@
               <w14:ligatures w14:val="standardContextual"/>
             </w:rPr>
           </w:pPr>
-          <w:hyperlink w:anchor="_Toc242251895" w:history="1">
-            <w:r>
-              <w:rPr>
-                <w:rStyle w:val="Hipervnculo"/>
+          <w:hyperlink w:anchor="_Toc244026702" w:history="1">
+            <w:r>
+              <w:rPr>
+                <w:rStyle w:val="Hyperlink"/>
                 <w:noProof/>
               </w:rPr>
               <w:t>7.7 Suposiciones y Dependencias</w:t>
@@ -5866,7 +5866,7 @@
                 <w:noProof/>
                 <w:webHidden/>
               </w:rPr>
-              <w:instrText xml:space="preserve"> PAGEREF _Toc242251895 \h </w:instrText>
+              <w:instrText xml:space="preserve"> PAGEREF _Toc244026702 \h </w:instrText>
             </w:r>
             <w:r>
               <w:rPr>
@@ -5899,7 +5899,7 @@
         </w:p>
         <w:p>
           <w:pPr>
-            <w:pStyle w:val="TDC1"/>
+            <w:pStyle w:val="TOC1"/>
             <w:tabs>
               <w:tab w:val="left" w:pos="980"/>
               <w:tab w:val="right" w:leader="dot" w:pos="9020"/>
@@ -5915,10 +5915,10 @@
               <w14:ligatures w14:val="standardContextual"/>
             </w:rPr>
           </w:pPr>
-          <w:hyperlink w:anchor="_Toc242251896" w:history="1">
-            <w:r>
-              <w:rPr>
-                <w:rStyle w:val="Hipervnculo"/>
+          <w:hyperlink w:anchor="_Toc244026703" w:history="1">
+            <w:r>
+              <w:rPr>
+                <w:rStyle w:val="Hyperlink"/>
                 <w:noProof/>
               </w:rPr>
               <w:t>8.</w:t>
@@ -5938,7 +5938,7 @@
             </w:r>
             <w:r>
               <w:rPr>
-                <w:rStyle w:val="Hipervnculo"/>
+                <w:rStyle w:val="Hyperlink"/>
                 <w:noProof/>
               </w:rPr>
               <w:t>Especificación de Requerimientos</w:t>
@@ -5962,7 +5962,7 @@
                 <w:noProof/>
                 <w:webHidden/>
               </w:rPr>
-              <w:instrText xml:space="preserve"> PAGEREF _Toc242251896 \h </w:instrText>
+              <w:instrText xml:space="preserve"> PAGEREF _Toc244026703 \h </w:instrText>
             </w:r>
             <w:r>
               <w:rPr>
@@ -5995,7 +5995,7 @@
         </w:p>
         <w:p>
           <w:pPr>
-            <w:pStyle w:val="TDC2"/>
+            <w:pStyle w:val="TOC2"/>
             <w:tabs>
               <w:tab w:val="right" w:leader="dot" w:pos="9020"/>
             </w:tabs>
@@ -6010,10 +6010,10 @@
               <w14:ligatures w14:val="standardContextual"/>
             </w:rPr>
           </w:pPr>
-          <w:hyperlink w:anchor="_Toc242251897" w:history="1">
-            <w:r>
-              <w:rPr>
-                <w:rStyle w:val="Hipervnculo"/>
+          <w:hyperlink w:anchor="_Toc244026704" w:history="1">
+            <w:r>
+              <w:rPr>
+                <w:rStyle w:val="Hyperlink"/>
                 <w:noProof/>
               </w:rPr>
               <w:t>8.1 Requisitos comunes de las interfaces</w:t>
@@ -6037,7 +6037,7 @@
                 <w:noProof/>
                 <w:webHidden/>
               </w:rPr>
-              <w:instrText xml:space="preserve"> PAGEREF _Toc242251897 \h </w:instrText>
+              <w:instrText xml:space="preserve"> PAGEREF _Toc244026704 \h </w:instrText>
             </w:r>
             <w:r>
               <w:rPr>
@@ -6070,7 +6070,7 @@
         </w:p>
         <w:p>
           <w:pPr>
-            <w:pStyle w:val="TDC3"/>
+            <w:pStyle w:val="TOC3"/>
             <w:tabs>
               <w:tab w:val="right" w:leader="dot" w:pos="9020"/>
             </w:tabs>
@@ -6085,10 +6085,10 @@
               <w14:ligatures w14:val="standardContextual"/>
             </w:rPr>
           </w:pPr>
-          <w:hyperlink w:anchor="_Toc242251898" w:history="1">
-            <w:r>
-              <w:rPr>
-                <w:rStyle w:val="Hipervnculo"/>
+          <w:hyperlink w:anchor="_Toc244026705" w:history="1">
+            <w:r>
+              <w:rPr>
+                <w:rStyle w:val="Hyperlink"/>
                 <w:noProof/>
               </w:rPr>
               <w:t>8.1.1 Interfaces de usuario</w:t>
@@ -6112,7 +6112,7 @@
                 <w:noProof/>
                 <w:webHidden/>
               </w:rPr>
-              <w:instrText xml:space="preserve"> PAGEREF _Toc242251898 \h </w:instrText>
+              <w:instrText xml:space="preserve"> PAGEREF _Toc244026705 \h </w:instrText>
             </w:r>
             <w:r>
               <w:rPr>
@@ -6145,7 +6145,7 @@
         </w:p>
         <w:p>
           <w:pPr>
-            <w:pStyle w:val="TDC3"/>
+            <w:pStyle w:val="TOC3"/>
             <w:tabs>
               <w:tab w:val="right" w:leader="dot" w:pos="9020"/>
             </w:tabs>
@@ -6160,10 +6160,10 @@
               <w14:ligatures w14:val="standardContextual"/>
             </w:rPr>
           </w:pPr>
-          <w:hyperlink w:anchor="_Toc242251899" w:history="1">
-            <w:r>
-              <w:rPr>
-                <w:rStyle w:val="Hipervnculo"/>
+          <w:hyperlink w:anchor="_Toc244026706" w:history="1">
+            <w:r>
+              <w:rPr>
+                <w:rStyle w:val="Hyperlink"/>
                 <w:noProof/>
               </w:rPr>
               <w:t>8.1.2 Interfaces de hardware</w:t>
@@ -6187,7 +6187,7 @@
                 <w:noProof/>
                 <w:webHidden/>
               </w:rPr>
-              <w:instrText xml:space="preserve"> PAGEREF _Toc242251899 \h </w:instrText>
+              <w:instrText xml:space="preserve"> PAGEREF _Toc244026706 \h </w:instrText>
             </w:r>
             <w:r>
               <w:rPr>
@@ -6220,7 +6220,7 @@
         </w:p>
         <w:p>
           <w:pPr>
-            <w:pStyle w:val="TDC3"/>
+            <w:pStyle w:val="TOC3"/>
             <w:tabs>
               <w:tab w:val="right" w:leader="dot" w:pos="9020"/>
             </w:tabs>
@@ -6235,10 +6235,10 @@
               <w14:ligatures w14:val="standardContextual"/>
             </w:rPr>
           </w:pPr>
-          <w:hyperlink w:anchor="_Toc242251900" w:history="1">
-            <w:r>
-              <w:rPr>
-                <w:rStyle w:val="Hipervnculo"/>
+          <w:hyperlink w:anchor="_Toc244026707" w:history="1">
+            <w:r>
+              <w:rPr>
+                <w:rStyle w:val="Hyperlink"/>
                 <w:noProof/>
               </w:rPr>
               <w:t>8.1.3 Interfaces de software</w:t>
@@ -6262,7 +6262,7 @@
                 <w:noProof/>
                 <w:webHidden/>
               </w:rPr>
-              <w:instrText xml:space="preserve"> PAGEREF _Toc242251900 \h </w:instrText>
+              <w:instrText xml:space="preserve"> PAGEREF _Toc244026707 \h </w:instrText>
             </w:r>
             <w:r>
               <w:rPr>
@@ -6295,7 +6295,7 @@
         </w:p>
         <w:p>
           <w:pPr>
-            <w:pStyle w:val="TDC3"/>
+            <w:pStyle w:val="TOC3"/>
             <w:tabs>
               <w:tab w:val="right" w:leader="dot" w:pos="9020"/>
             </w:tabs>
@@ -6310,10 +6310,10 @@
               <w14:ligatures w14:val="standardContextual"/>
             </w:rPr>
           </w:pPr>
-          <w:hyperlink w:anchor="_Toc242251901" w:history="1">
-            <w:r>
-              <w:rPr>
-                <w:rStyle w:val="Hipervnculo"/>
+          <w:hyperlink w:anchor="_Toc244026708" w:history="1">
+            <w:r>
+              <w:rPr>
+                <w:rStyle w:val="Hyperlink"/>
                 <w:noProof/>
               </w:rPr>
               <w:t>8.1.4 Interfaces de comunicación</w:t>
@@ -6337,7 +6337,7 @@
                 <w:noProof/>
                 <w:webHidden/>
               </w:rPr>
-              <w:instrText xml:space="preserve"> PAGEREF _Toc242251901 \h </w:instrText>
+              <w:instrText xml:space="preserve"> PAGEREF _Toc244026708 \h </w:instrText>
             </w:r>
             <w:r>
               <w:rPr>
@@ -6370,7 +6370,7 @@
         </w:p>
         <w:p>
           <w:pPr>
-            <w:pStyle w:val="TDC2"/>
+            <w:pStyle w:val="TOC2"/>
             <w:tabs>
               <w:tab w:val="right" w:leader="dot" w:pos="9020"/>
             </w:tabs>
@@ -6385,10 +6385,10 @@
               <w14:ligatures w14:val="standardContextual"/>
             </w:rPr>
           </w:pPr>
-          <w:hyperlink w:anchor="_Toc242251902" w:history="1">
-            <w:r>
-              <w:rPr>
-                <w:rStyle w:val="Hipervnculo"/>
+          <w:hyperlink w:anchor="_Toc244026709" w:history="1">
+            <w:r>
+              <w:rPr>
+                <w:rStyle w:val="Hyperlink"/>
                 <w:noProof/>
               </w:rPr>
               <w:t>8.2 Requisitos Funcionales</w:t>
@@ -6412,7 +6412,7 @@
                 <w:noProof/>
                 <w:webHidden/>
               </w:rPr>
-              <w:instrText xml:space="preserve"> PAGEREF _Toc242251902 \h </w:instrText>
+              <w:instrText xml:space="preserve"> PAGEREF _Toc244026709 \h </w:instrText>
             </w:r>
             <w:r>
               <w:rPr>
@@ -6445,7 +6445,7 @@
         </w:p>
         <w:p>
           <w:pPr>
-            <w:pStyle w:val="TDC3"/>
+            <w:pStyle w:val="TOC3"/>
             <w:tabs>
               <w:tab w:val="right" w:leader="dot" w:pos="9020"/>
             </w:tabs>
@@ -6460,10 +6460,10 @@
               <w14:ligatures w14:val="standardContextual"/>
             </w:rPr>
           </w:pPr>
-          <w:hyperlink w:anchor="_Toc242251903" w:history="1">
-            <w:r>
-              <w:rPr>
-                <w:rStyle w:val="Hipervnculo"/>
+          <w:hyperlink w:anchor="_Toc244026710" w:history="1">
+            <w:r>
+              <w:rPr>
+                <w:rStyle w:val="Hyperlink"/>
                 <w:noProof/>
               </w:rPr>
               <w:t>8.2.1. Objetivo General</w:t>
@@ -6487,7 +6487,7 @@
                 <w:noProof/>
                 <w:webHidden/>
               </w:rPr>
-              <w:instrText xml:space="preserve"> PAGEREF _Toc242251903 \h </w:instrText>
+              <w:instrText xml:space="preserve"> PAGEREF _Toc244026710 \h </w:instrText>
             </w:r>
             <w:r>
               <w:rPr>
@@ -6520,7 +6520,7 @@
         </w:p>
         <w:p>
           <w:pPr>
-            <w:pStyle w:val="TDC3"/>
+            <w:pStyle w:val="TOC3"/>
             <w:tabs>
               <w:tab w:val="right" w:leader="dot" w:pos="9020"/>
             </w:tabs>
@@ -6535,10 +6535,10 @@
               <w14:ligatures w14:val="standardContextual"/>
             </w:rPr>
           </w:pPr>
-          <w:hyperlink w:anchor="_Toc242251904" w:history="1">
-            <w:r>
-              <w:rPr>
-                <w:rStyle w:val="Hipervnculo"/>
+          <w:hyperlink w:anchor="_Toc244026711" w:history="1">
+            <w:r>
+              <w:rPr>
+                <w:rStyle w:val="Hyperlink"/>
                 <w:noProof/>
               </w:rPr>
               <w:t>8.2.2. Objetivos Específicos</w:t>
@@ -6562,7 +6562,7 @@
                 <w:noProof/>
                 <w:webHidden/>
               </w:rPr>
-              <w:instrText xml:space="preserve"> PAGEREF _Toc242251904 \h </w:instrText>
+              <w:instrText xml:space="preserve"> PAGEREF _Toc244026711 \h </w:instrText>
             </w:r>
             <w:r>
               <w:rPr>
@@ -6595,7 +6595,7 @@
         </w:p>
         <w:p>
           <w:pPr>
-            <w:pStyle w:val="TDC3"/>
+            <w:pStyle w:val="TOC3"/>
             <w:tabs>
               <w:tab w:val="right" w:leader="dot" w:pos="9020"/>
             </w:tabs>
@@ -6610,10 +6610,10 @@
               <w14:ligatures w14:val="standardContextual"/>
             </w:rPr>
           </w:pPr>
-          <w:hyperlink w:anchor="_Toc242251905" w:history="1">
-            <w:r>
-              <w:rPr>
-                <w:rStyle w:val="Hipervnculo"/>
+          <w:hyperlink w:anchor="_Toc244026712" w:history="1">
+            <w:r>
+              <w:rPr>
+                <w:rStyle w:val="Hyperlink"/>
                 <w:noProof/>
               </w:rPr>
               <w:t>8.2.3. Actores</w:t>
@@ -6637,7 +6637,7 @@
                 <w:noProof/>
                 <w:webHidden/>
               </w:rPr>
-              <w:instrText xml:space="preserve"> PAGEREF _Toc242251905 \h </w:instrText>
+              <w:instrText xml:space="preserve"> PAGEREF _Toc244026712 \h </w:instrText>
             </w:r>
             <w:r>
               <w:rPr>
@@ -6670,7 +6670,7 @@
         </w:p>
         <w:p>
           <w:pPr>
-            <w:pStyle w:val="TDC3"/>
+            <w:pStyle w:val="TOC3"/>
             <w:tabs>
               <w:tab w:val="right" w:leader="dot" w:pos="9020"/>
             </w:tabs>
@@ -6685,10 +6685,10 @@
               <w14:ligatures w14:val="standardContextual"/>
             </w:rPr>
           </w:pPr>
-          <w:hyperlink w:anchor="_Toc242251906" w:history="1">
-            <w:r>
-              <w:rPr>
-                <w:rStyle w:val="Hipervnculo"/>
+          <w:hyperlink w:anchor="_Toc244026713" w:history="1">
+            <w:r>
+              <w:rPr>
+                <w:rStyle w:val="Hyperlink"/>
                 <w:noProof/>
               </w:rPr>
               <w:t>8.2.4. Lista de requisitos funcionales</w:t>
@@ -6712,7 +6712,7 @@
                 <w:noProof/>
                 <w:webHidden/>
               </w:rPr>
-              <w:instrText xml:space="preserve"> PAGEREF _Toc242251906 \h </w:instrText>
+              <w:instrText xml:space="preserve"> PAGEREF _Toc244026713 \h </w:instrText>
             </w:r>
             <w:r>
               <w:rPr>
@@ -6745,7 +6745,7 @@
         </w:p>
         <w:p>
           <w:pPr>
-            <w:pStyle w:val="TDC3"/>
+            <w:pStyle w:val="TOC3"/>
             <w:tabs>
               <w:tab w:val="right" w:leader="dot" w:pos="9020"/>
             </w:tabs>
@@ -6760,10 +6760,10 @@
               <w14:ligatures w14:val="standardContextual"/>
             </w:rPr>
           </w:pPr>
-          <w:hyperlink w:anchor="_Toc242251907" w:history="1">
-            <w:r>
-              <w:rPr>
-                <w:rStyle w:val="Hipervnculo"/>
+          <w:hyperlink w:anchor="_Toc244026714" w:history="1">
+            <w:r>
+              <w:rPr>
+                <w:rStyle w:val="Hyperlink"/>
                 <w:noProof/>
               </w:rPr>
               <w:t>8.2.5 Requisitos Funcionales</w:t>
@@ -6787,7 +6787,7 @@
                 <w:noProof/>
                 <w:webHidden/>
               </w:rPr>
-              <w:instrText xml:space="preserve"> PAGEREF _Toc242251907 \h </w:instrText>
+              <w:instrText xml:space="preserve"> PAGEREF _Toc244026714 \h </w:instrText>
             </w:r>
             <w:r>
               <w:rPr>
@@ -6807,7 +6807,7 @@
                 <w:noProof/>
                 <w:webHidden/>
               </w:rPr>
-              <w:t>17</w:t>
+              <w:t>16</w:t>
             </w:r>
             <w:r>
               <w:rPr>
@@ -6820,7 +6820,7 @@
         </w:p>
         <w:p>
           <w:pPr>
-            <w:pStyle w:val="TDC2"/>
+            <w:pStyle w:val="TOC2"/>
             <w:tabs>
               <w:tab w:val="right" w:leader="dot" w:pos="9020"/>
             </w:tabs>
@@ -6835,10 +6835,10 @@
               <w14:ligatures w14:val="standardContextual"/>
             </w:rPr>
           </w:pPr>
-          <w:hyperlink w:anchor="_Toc242251908" w:history="1">
-            <w:r>
-              <w:rPr>
-                <w:rStyle w:val="Hipervnculo"/>
+          <w:hyperlink w:anchor="_Toc244026715" w:history="1">
+            <w:r>
+              <w:rPr>
+                <w:rStyle w:val="Hyperlink"/>
                 <w:noProof/>
               </w:rPr>
               <w:t>8.3 Requisitos No Funcionales</w:t>
@@ -6862,7 +6862,7 @@
                 <w:noProof/>
                 <w:webHidden/>
               </w:rPr>
-              <w:instrText xml:space="preserve"> PAGEREF _Toc242251908 \h </w:instrText>
+              <w:instrText xml:space="preserve"> PAGEREF _Toc244026715 \h </w:instrText>
             </w:r>
             <w:r>
               <w:rPr>
@@ -6895,7 +6895,7 @@
         </w:p>
         <w:p>
           <w:pPr>
-            <w:pStyle w:val="TDC3"/>
+            <w:pStyle w:val="TOC3"/>
             <w:tabs>
               <w:tab w:val="right" w:leader="dot" w:pos="9020"/>
             </w:tabs>
@@ -6910,10 +6910,10 @@
               <w14:ligatures w14:val="standardContextual"/>
             </w:rPr>
           </w:pPr>
-          <w:hyperlink w:anchor="_Toc242251909" w:history="1">
-            <w:r>
-              <w:rPr>
-                <w:rStyle w:val="Hipervnculo"/>
+          <w:hyperlink w:anchor="_Toc244026716" w:history="1">
+            <w:r>
+              <w:rPr>
+                <w:rStyle w:val="Hyperlink"/>
                 <w:noProof/>
               </w:rPr>
               <w:t>8.3.1 Objetivo General</w:t>
@@ -6937,7 +6937,7 @@
                 <w:noProof/>
                 <w:webHidden/>
               </w:rPr>
-              <w:instrText xml:space="preserve"> PAGEREF _Toc242251909 \h </w:instrText>
+              <w:instrText xml:space="preserve"> PAGEREF _Toc244026716 \h </w:instrText>
             </w:r>
             <w:r>
               <w:rPr>
@@ -6970,7 +6970,7 @@
         </w:p>
         <w:p>
           <w:pPr>
-            <w:pStyle w:val="TDC2"/>
+            <w:pStyle w:val="TOC2"/>
             <w:tabs>
               <w:tab w:val="right" w:leader="dot" w:pos="9020"/>
             </w:tabs>
@@ -6985,10 +6985,10 @@
               <w14:ligatures w14:val="standardContextual"/>
             </w:rPr>
           </w:pPr>
-          <w:hyperlink w:anchor="_Toc242251910" w:history="1">
-            <w:r>
-              <w:rPr>
-                <w:rStyle w:val="Hipervnculo"/>
+          <w:hyperlink w:anchor="_Toc244026717" w:history="1">
+            <w:r>
+              <w:rPr>
+                <w:rStyle w:val="Hyperlink"/>
                 <w:noProof/>
               </w:rPr>
               <w:t>8.4 Otros Requerimientos</w:t>
@@ -7012,7 +7012,7 @@
                 <w:noProof/>
                 <w:webHidden/>
               </w:rPr>
-              <w:instrText xml:space="preserve"> PAGEREF _Toc242251910 \h </w:instrText>
+              <w:instrText xml:space="preserve"> PAGEREF _Toc244026717 \h </w:instrText>
             </w:r>
             <w:r>
               <w:rPr>
@@ -7045,7 +7045,7 @@
         </w:p>
         <w:p>
           <w:pPr>
-            <w:pStyle w:val="TDC3"/>
+            <w:pStyle w:val="TOC3"/>
             <w:tabs>
               <w:tab w:val="right" w:leader="dot" w:pos="9020"/>
             </w:tabs>
@@ -7060,10 +7060,10 @@
               <w14:ligatures w14:val="standardContextual"/>
             </w:rPr>
           </w:pPr>
-          <w:hyperlink w:anchor="_Toc242251911" w:history="1">
-            <w:r>
-              <w:rPr>
-                <w:rStyle w:val="Hipervnculo"/>
+          <w:hyperlink w:anchor="_Toc244026718" w:history="1">
+            <w:r>
+              <w:rPr>
+                <w:rStyle w:val="Hyperlink"/>
                 <w:noProof/>
               </w:rPr>
               <w:t>8.4.1 Restricciones de Diseño</w:t>
@@ -7087,7 +7087,7 @@
                 <w:noProof/>
                 <w:webHidden/>
               </w:rPr>
-              <w:instrText xml:space="preserve"> PAGEREF _Toc242251911 \h </w:instrText>
+              <w:instrText xml:space="preserve"> PAGEREF _Toc244026718 \h </w:instrText>
             </w:r>
             <w:r>
               <w:rPr>
@@ -7120,7 +7120,7 @@
         </w:p>
         <w:p>
           <w:pPr>
-            <w:pStyle w:val="TDC3"/>
+            <w:pStyle w:val="TOC3"/>
             <w:tabs>
               <w:tab w:val="right" w:leader="dot" w:pos="9020"/>
             </w:tabs>
@@ -7135,10 +7135,10 @@
               <w14:ligatures w14:val="standardContextual"/>
             </w:rPr>
           </w:pPr>
-          <w:hyperlink w:anchor="_Toc242251912" w:history="1">
-            <w:r>
-              <w:rPr>
-                <w:rStyle w:val="Hipervnculo"/>
+          <w:hyperlink w:anchor="_Toc244026719" w:history="1">
+            <w:r>
+              <w:rPr>
+                <w:rStyle w:val="Hyperlink"/>
                 <w:noProof/>
               </w:rPr>
               <w:t>8.4.2 Restricciones de Hardware</w:t>
@@ -7162,7 +7162,7 @@
                 <w:noProof/>
                 <w:webHidden/>
               </w:rPr>
-              <w:instrText xml:space="preserve"> PAGEREF _Toc242251912 \h </w:instrText>
+              <w:instrText xml:space="preserve"> PAGEREF _Toc244026719 \h </w:instrText>
             </w:r>
             <w:r>
               <w:rPr>
@@ -7195,7 +7195,7 @@
         </w:p>
         <w:p>
           <w:pPr>
-            <w:pStyle w:val="TDC3"/>
+            <w:pStyle w:val="TOC3"/>
             <w:tabs>
               <w:tab w:val="right" w:leader="dot" w:pos="9020"/>
             </w:tabs>
@@ -7210,10 +7210,10 @@
               <w14:ligatures w14:val="standardContextual"/>
             </w:rPr>
           </w:pPr>
-          <w:hyperlink w:anchor="_Toc242251913" w:history="1">
-            <w:r>
-              <w:rPr>
-                <w:rStyle w:val="Hipervnculo"/>
+          <w:hyperlink w:anchor="_Toc244026720" w:history="1">
+            <w:r>
+              <w:rPr>
+                <w:rStyle w:val="Hyperlink"/>
                 <w:noProof/>
               </w:rPr>
               <w:t>8.4.3 Atributos de calidad</w:t>
@@ -7237,7 +7237,7 @@
                 <w:noProof/>
                 <w:webHidden/>
               </w:rPr>
-              <w:instrText xml:space="preserve"> PAGEREF _Toc242251913 \h </w:instrText>
+              <w:instrText xml:space="preserve"> PAGEREF _Toc244026720 \h </w:instrText>
             </w:r>
             <w:r>
               <w:rPr>
@@ -7257,7 +7257,7 @@
                 <w:noProof/>
                 <w:webHidden/>
               </w:rPr>
-              <w:t>21</w:t>
+              <w:t>20</w:t>
             </w:r>
             <w:r>
               <w:rPr>
@@ -7270,7 +7270,7 @@
         </w:p>
         <w:p>
           <w:pPr>
-            <w:pStyle w:val="TDC1"/>
+            <w:pStyle w:val="TOC1"/>
             <w:tabs>
               <w:tab w:val="right" w:leader="dot" w:pos="9020"/>
             </w:tabs>
@@ -7285,10 +7285,10 @@
               <w14:ligatures w14:val="standardContextual"/>
             </w:rPr>
           </w:pPr>
-          <w:hyperlink w:anchor="_Toc242251914" w:history="1">
-            <w:r>
-              <w:rPr>
-                <w:rStyle w:val="Hipervnculo"/>
+          <w:hyperlink w:anchor="_Toc244026721" w:history="1">
+            <w:r>
+              <w:rPr>
+                <w:rStyle w:val="Hyperlink"/>
                 <w:noProof/>
               </w:rPr>
               <w:t>9. Requisitos de Rendimiento</w:t>
@@ -7312,7 +7312,7 @@
                 <w:noProof/>
                 <w:webHidden/>
               </w:rPr>
-              <w:instrText xml:space="preserve"> PAGEREF _Toc242251914 \h </w:instrText>
+              <w:instrText xml:space="preserve"> PAGEREF _Toc244026721 \h </w:instrText>
             </w:r>
             <w:r>
               <w:rPr>
@@ -7345,7 +7345,7 @@
         </w:p>
         <w:p>
           <w:pPr>
-            <w:pStyle w:val="TDC2"/>
+            <w:pStyle w:val="TOC2"/>
             <w:tabs>
               <w:tab w:val="right" w:leader="dot" w:pos="9020"/>
             </w:tabs>
@@ -7360,10 +7360,10 @@
               <w14:ligatures w14:val="standardContextual"/>
             </w:rPr>
           </w:pPr>
-          <w:hyperlink w:anchor="_Toc242251915" w:history="1">
-            <w:r>
-              <w:rPr>
-                <w:rStyle w:val="Hipervnculo"/>
+          <w:hyperlink w:anchor="_Toc244026722" w:history="1">
+            <w:r>
+              <w:rPr>
+                <w:rStyle w:val="Hyperlink"/>
                 <w:noProof/>
               </w:rPr>
               <w:t>9.1. Requisitos de Interfaces Externas</w:t>
@@ -7387,7 +7387,7 @@
                 <w:noProof/>
                 <w:webHidden/>
               </w:rPr>
-              <w:instrText xml:space="preserve"> PAGEREF _Toc242251915 \h </w:instrText>
+              <w:instrText xml:space="preserve"> PAGEREF _Toc244026722 \h </w:instrText>
             </w:r>
             <w:r>
               <w:rPr>
@@ -7420,7 +7420,7 @@
         </w:p>
         <w:p>
           <w:pPr>
-            <w:pStyle w:val="TDC3"/>
+            <w:pStyle w:val="TOC3"/>
             <w:tabs>
               <w:tab w:val="right" w:leader="dot" w:pos="9020"/>
             </w:tabs>
@@ -7435,10 +7435,10 @@
               <w14:ligatures w14:val="standardContextual"/>
             </w:rPr>
           </w:pPr>
-          <w:hyperlink w:anchor="_Toc242251916" w:history="1">
-            <w:r>
-              <w:rPr>
-                <w:rStyle w:val="Hipervnculo"/>
+          <w:hyperlink w:anchor="_Toc244026723" w:history="1">
+            <w:r>
+              <w:rPr>
+                <w:rStyle w:val="Hyperlink"/>
                 <w:noProof/>
               </w:rPr>
               <w:t>9.1.1. Interfaces de Usuario</w:t>
@@ -7462,7 +7462,7 @@
                 <w:noProof/>
                 <w:webHidden/>
               </w:rPr>
-              <w:instrText xml:space="preserve"> PAGEREF _Toc242251916 \h </w:instrText>
+              <w:instrText xml:space="preserve"> PAGEREF _Toc244026723 \h </w:instrText>
             </w:r>
             <w:r>
               <w:rPr>
@@ -7495,7 +7495,7 @@
         </w:p>
         <w:p>
           <w:pPr>
-            <w:pStyle w:val="TDC3"/>
+            <w:pStyle w:val="TOC3"/>
             <w:tabs>
               <w:tab w:val="right" w:leader="dot" w:pos="9020"/>
             </w:tabs>
@@ -7510,10 +7510,10 @@
               <w14:ligatures w14:val="standardContextual"/>
             </w:rPr>
           </w:pPr>
-          <w:hyperlink w:anchor="_Toc242251917" w:history="1">
-            <w:r>
-              <w:rPr>
-                <w:rStyle w:val="Hipervnculo"/>
+          <w:hyperlink w:anchor="_Toc244026724" w:history="1">
+            <w:r>
+              <w:rPr>
+                <w:rStyle w:val="Hyperlink"/>
                 <w:noProof/>
               </w:rPr>
               <w:t>9.1.2. Interfaces de Hardware</w:t>
@@ -7537,7 +7537,7 @@
                 <w:noProof/>
                 <w:webHidden/>
               </w:rPr>
-              <w:instrText xml:space="preserve"> PAGEREF _Toc242251917 \h </w:instrText>
+              <w:instrText xml:space="preserve"> PAGEREF _Toc244026724 \h </w:instrText>
             </w:r>
             <w:r>
               <w:rPr>
@@ -7570,7 +7570,7 @@
         </w:p>
         <w:p>
           <w:pPr>
-            <w:pStyle w:val="TDC3"/>
+            <w:pStyle w:val="TOC3"/>
             <w:tabs>
               <w:tab w:val="right" w:leader="dot" w:pos="9020"/>
             </w:tabs>
@@ -7585,10 +7585,10 @@
               <w14:ligatures w14:val="standardContextual"/>
             </w:rPr>
           </w:pPr>
-          <w:hyperlink w:anchor="_Toc242251918" w:history="1">
-            <w:r>
-              <w:rPr>
-                <w:rStyle w:val="Hipervnculo"/>
+          <w:hyperlink w:anchor="_Toc244026725" w:history="1">
+            <w:r>
+              <w:rPr>
+                <w:rStyle w:val="Hyperlink"/>
                 <w:noProof/>
               </w:rPr>
               <w:t>9.1.3. Interfaces de Software</w:t>
@@ -7612,7 +7612,7 @@
                 <w:noProof/>
                 <w:webHidden/>
               </w:rPr>
-              <w:instrText xml:space="preserve"> PAGEREF _Toc242251918 \h </w:instrText>
+              <w:instrText xml:space="preserve"> PAGEREF _Toc244026725 \h </w:instrText>
             </w:r>
             <w:r>
               <w:rPr>
@@ -7645,7 +7645,7 @@
         </w:p>
         <w:p>
           <w:pPr>
-            <w:pStyle w:val="TDC3"/>
+            <w:pStyle w:val="TOC3"/>
             <w:tabs>
               <w:tab w:val="right" w:leader="dot" w:pos="9020"/>
             </w:tabs>
@@ -7660,10 +7660,10 @@
               <w14:ligatures w14:val="standardContextual"/>
             </w:rPr>
           </w:pPr>
-          <w:hyperlink w:anchor="_Toc242251919" w:history="1">
-            <w:r>
-              <w:rPr>
-                <w:rStyle w:val="Hipervnculo"/>
+          <w:hyperlink w:anchor="_Toc244026726" w:history="1">
+            <w:r>
+              <w:rPr>
+                <w:rStyle w:val="Hyperlink"/>
                 <w:noProof/>
               </w:rPr>
               <w:t>9.1.4. Interfaces de Comunicación</w:t>
@@ -7687,7 +7687,7 @@
                 <w:noProof/>
                 <w:webHidden/>
               </w:rPr>
-              <w:instrText xml:space="preserve"> PAGEREF _Toc242251919 \h </w:instrText>
+              <w:instrText xml:space="preserve"> PAGEREF _Toc244026726 \h </w:instrText>
             </w:r>
             <w:r>
               <w:rPr>
@@ -7746,7 +7746,7 @@
     </w:p>
     <w:p>
       <w:pPr>
-        <w:pStyle w:val="TtuloTDC"/>
+        <w:pStyle w:val="TOCHeading"/>
       </w:pPr>
       <w:r>
         <w:lastRenderedPageBreak/>
@@ -7758,7 +7758,7 @@
     </w:p>
     <w:p>
       <w:pPr>
-        <w:pStyle w:val="Tabladeilustraciones"/>
+        <w:pStyle w:val="TableofFigures"/>
         <w:tabs>
           <w:tab w:val="right" w:leader="dot" w:pos="9020"/>
         </w:tabs>
@@ -7785,7 +7785,7 @@
       <w:hyperlink w:anchor="_Toc242251965" w:history="1">
         <w:r>
           <w:rPr>
-            <w:rStyle w:val="Hipervnculo"/>
+            <w:rStyle w:val="Hyperlink"/>
             <w:noProof/>
           </w:rPr>
           <w:t>Ilustración 1. Diagrama de casos de uso del sistema</w:t>
@@ -7856,7 +7856,7 @@
     </w:p>
     <w:p>
       <w:pPr>
-        <w:pStyle w:val="TtuloTDC"/>
+        <w:pStyle w:val="TOCHeading"/>
       </w:pPr>
       <w:r>
         <w:lastRenderedPageBreak/>
@@ -7868,7 +7868,7 @@
     </w:p>
     <w:p>
       <w:pPr>
-        <w:pStyle w:val="Tabladeilustraciones"/>
+        <w:pStyle w:val="TableofFigures"/>
         <w:tabs>
           <w:tab w:val="right" w:leader="dot" w:pos="9020"/>
         </w:tabs>
@@ -7892,10 +7892,10 @@
       <w:r>
         <w:fldChar w:fldCharType="separate"/>
       </w:r>
-      <w:hyperlink w:anchor="_Toc242251932" w:history="1">
+      <w:hyperlink w:anchor="_Toc244026727" w:history="1">
         <w:r>
           <w:rPr>
-            <w:rStyle w:val="Hipervnculo"/>
+            <w:rStyle w:val="Hyperlink"/>
             <w:noProof/>
           </w:rPr>
           <w:t>Tabla 1. Definiciones</w:t>
@@ -7919,7 +7919,7 @@
             <w:noProof/>
             <w:webHidden/>
           </w:rPr>
-          <w:instrText xml:space="preserve"> PAGEREF _Toc242251932 \h </w:instrText>
+          <w:instrText xml:space="preserve"> PAGEREF _Toc244026727 \h </w:instrText>
         </w:r>
         <w:r>
           <w:rPr>
@@ -7952,7 +7952,7 @@
     </w:p>
     <w:p>
       <w:pPr>
-        <w:pStyle w:val="Tabladeilustraciones"/>
+        <w:pStyle w:val="TableofFigures"/>
         <w:tabs>
           <w:tab w:val="right" w:leader="dot" w:pos="9020"/>
         </w:tabs>
@@ -7967,10 +7967,10 @@
           <w14:ligatures w14:val="standardContextual"/>
         </w:rPr>
       </w:pPr>
-      <w:hyperlink w:anchor="_Toc242251933" w:history="1">
+      <w:hyperlink w:anchor="_Toc244026728" w:history="1">
         <w:r>
           <w:rPr>
-            <w:rStyle w:val="Hipervnculo"/>
+            <w:rStyle w:val="Hyperlink"/>
             <w:noProof/>
           </w:rPr>
           <w:t>Tabla 2. Acrónimo y abreviaturas</w:t>
@@ -7994,7 +7994,7 @@
             <w:noProof/>
             <w:webHidden/>
           </w:rPr>
-          <w:instrText xml:space="preserve"> PAGEREF _Toc242251933 \h </w:instrText>
+          <w:instrText xml:space="preserve"> PAGEREF _Toc244026728 \h </w:instrText>
         </w:r>
         <w:r>
           <w:rPr>
@@ -8027,7 +8027,7 @@
     </w:p>
     <w:p>
       <w:pPr>
-        <w:pStyle w:val="Tabladeilustraciones"/>
+        <w:pStyle w:val="TableofFigures"/>
         <w:tabs>
           <w:tab w:val="right" w:leader="dot" w:pos="9020"/>
         </w:tabs>
@@ -8042,10 +8042,10 @@
           <w14:ligatures w14:val="standardContextual"/>
         </w:rPr>
       </w:pPr>
-      <w:hyperlink w:anchor="_Toc242251934" w:history="1">
+      <w:hyperlink w:anchor="_Toc244026729" w:history="1">
         <w:r>
           <w:rPr>
-            <w:rStyle w:val="Hipervnculo"/>
+            <w:rStyle w:val="Hyperlink"/>
             <w:noProof/>
           </w:rPr>
           <w:t>Tabla 3. Referencias</w:t>
@@ -8069,7 +8069,7 @@
             <w:noProof/>
             <w:webHidden/>
           </w:rPr>
-          <w:instrText xml:space="preserve"> PAGEREF _Toc242251934 \h </w:instrText>
+          <w:instrText xml:space="preserve"> PAGEREF _Toc244026729 \h </w:instrText>
         </w:r>
         <w:r>
           <w:rPr>
@@ -8102,7 +8102,7 @@
     </w:p>
     <w:p>
       <w:pPr>
-        <w:pStyle w:val="Tabladeilustraciones"/>
+        <w:pStyle w:val="TableofFigures"/>
         <w:tabs>
           <w:tab w:val="right" w:leader="dot" w:pos="9020"/>
         </w:tabs>
@@ -8117,10 +8117,10 @@
           <w14:ligatures w14:val="standardContextual"/>
         </w:rPr>
       </w:pPr>
-      <w:hyperlink w:anchor="_Toc242251935" w:history="1">
+      <w:hyperlink w:anchor="_Toc244026730" w:history="1">
         <w:r>
           <w:rPr>
-            <w:rStyle w:val="Hipervnculo"/>
+            <w:rStyle w:val="Hyperlink"/>
             <w:noProof/>
           </w:rPr>
           <w:t>Tabla 4. Usuario final</w:t>
@@ -8144,7 +8144,7 @@
             <w:noProof/>
             <w:webHidden/>
           </w:rPr>
-          <w:instrText xml:space="preserve"> PAGEREF _Toc242251935 \h </w:instrText>
+          <w:instrText xml:space="preserve"> PAGEREF _Toc244026730 \h </w:instrText>
         </w:r>
         <w:r>
           <w:rPr>
@@ -8177,7 +8177,7 @@
     </w:p>
     <w:p>
       <w:pPr>
-        <w:pStyle w:val="Tabladeilustraciones"/>
+        <w:pStyle w:val="TableofFigures"/>
         <w:tabs>
           <w:tab w:val="right" w:leader="dot" w:pos="9020"/>
         </w:tabs>
@@ -8192,10 +8192,10 @@
           <w14:ligatures w14:val="standardContextual"/>
         </w:rPr>
       </w:pPr>
-      <w:hyperlink w:anchor="_Toc242251936" w:history="1">
+      <w:hyperlink w:anchor="_Toc244026731" w:history="1">
         <w:r>
           <w:rPr>
-            <w:rStyle w:val="Hipervnculo"/>
+            <w:rStyle w:val="Hyperlink"/>
             <w:noProof/>
           </w:rPr>
           <w:t>Tabla 8. Requisitos de interfaces de hardware</w:t>
@@ -8219,7 +8219,7 @@
             <w:noProof/>
             <w:webHidden/>
           </w:rPr>
-          <w:instrText xml:space="preserve"> PAGEREF _Toc242251936 \h </w:instrText>
+          <w:instrText xml:space="preserve"> PAGEREF _Toc244026731 \h </w:instrText>
         </w:r>
         <w:r>
           <w:rPr>
@@ -8252,7 +8252,7 @@
     </w:p>
     <w:p>
       <w:pPr>
-        <w:pStyle w:val="Tabladeilustraciones"/>
+        <w:pStyle w:val="TableofFigures"/>
         <w:tabs>
           <w:tab w:val="right" w:leader="dot" w:pos="9020"/>
         </w:tabs>
@@ -8267,10 +8267,10 @@
           <w14:ligatures w14:val="standardContextual"/>
         </w:rPr>
       </w:pPr>
-      <w:hyperlink w:anchor="_Toc242251937" w:history="1">
+      <w:hyperlink w:anchor="_Toc244026732" w:history="1">
         <w:r>
           <w:rPr>
-            <w:rStyle w:val="Hipervnculo"/>
+            <w:rStyle w:val="Hyperlink"/>
             <w:noProof/>
           </w:rPr>
           <w:t>Tabla 9.Interfaces de software</w:t>
@@ -8294,7 +8294,7 @@
             <w:noProof/>
             <w:webHidden/>
           </w:rPr>
-          <w:instrText xml:space="preserve"> PAGEREF _Toc242251937 \h </w:instrText>
+          <w:instrText xml:space="preserve"> PAGEREF _Toc244026732 \h </w:instrText>
         </w:r>
         <w:r>
           <w:rPr>
@@ -8327,7 +8327,7 @@
     </w:p>
     <w:p>
       <w:pPr>
-        <w:pStyle w:val="Tabladeilustraciones"/>
+        <w:pStyle w:val="TableofFigures"/>
         <w:tabs>
           <w:tab w:val="right" w:leader="dot" w:pos="9020"/>
         </w:tabs>
@@ -8342,10 +8342,10 @@
           <w14:ligatures w14:val="standardContextual"/>
         </w:rPr>
       </w:pPr>
-      <w:hyperlink w:anchor="_Toc242251938" w:history="1">
+      <w:hyperlink w:anchor="_Toc244026733" w:history="1">
         <w:r>
           <w:rPr>
-            <w:rStyle w:val="Hipervnculo"/>
+            <w:rStyle w:val="Hyperlink"/>
             <w:noProof/>
           </w:rPr>
           <w:t>Tabla 10. Autenticar el acceso de los clientes</w:t>
@@ -8369,7 +8369,7 @@
             <w:noProof/>
             <w:webHidden/>
           </w:rPr>
-          <w:instrText xml:space="preserve"> PAGEREF _Toc242251938 \h </w:instrText>
+          <w:instrText xml:space="preserve"> PAGEREF _Toc244026733 \h </w:instrText>
         </w:r>
         <w:r>
           <w:rPr>
@@ -8402,7 +8402,7 @@
     </w:p>
     <w:p>
       <w:pPr>
-        <w:pStyle w:val="Tabladeilustraciones"/>
+        <w:pStyle w:val="TableofFigures"/>
         <w:tabs>
           <w:tab w:val="right" w:leader="dot" w:pos="9020"/>
         </w:tabs>
@@ -8417,10 +8417,10 @@
           <w14:ligatures w14:val="standardContextual"/>
         </w:rPr>
       </w:pPr>
-      <w:hyperlink w:anchor="_Toc242251939" w:history="1">
+      <w:hyperlink w:anchor="_Toc244026734" w:history="1">
         <w:r>
           <w:rPr>
-            <w:rStyle w:val="Hipervnculo"/>
+            <w:rStyle w:val="Hyperlink"/>
             <w:noProof/>
           </w:rPr>
           <w:t>Tabla 11. Realizar conversiones</w:t>
@@ -8444,7 +8444,7 @@
             <w:noProof/>
             <w:webHidden/>
           </w:rPr>
-          <w:instrText xml:space="preserve"> PAGEREF _Toc242251939 \h </w:instrText>
+          <w:instrText xml:space="preserve"> PAGEREF _Toc244026734 \h </w:instrText>
         </w:r>
         <w:r>
           <w:rPr>
@@ -8477,7 +8477,7 @@
     </w:p>
     <w:p>
       <w:pPr>
-        <w:pStyle w:val="Tabladeilustraciones"/>
+        <w:pStyle w:val="TableofFigures"/>
         <w:tabs>
           <w:tab w:val="right" w:leader="dot" w:pos="9020"/>
         </w:tabs>
@@ -8492,10 +8492,10 @@
           <w14:ligatures w14:val="standardContextual"/>
         </w:rPr>
       </w:pPr>
-      <w:hyperlink w:anchor="_Toc242251940" w:history="1">
+      <w:hyperlink w:anchor="_Toc244026735" w:history="1">
         <w:r>
           <w:rPr>
-            <w:rStyle w:val="Hipervnculo"/>
+            <w:rStyle w:val="Hyperlink"/>
             <w:noProof/>
           </w:rPr>
           <w:t>Tabla 12. Consultar el catálogo de unidades</w:t>
@@ -8519,7 +8519,7 @@
             <w:noProof/>
             <w:webHidden/>
           </w:rPr>
-          <w:instrText xml:space="preserve"> PAGEREF _Toc242251940 \h </w:instrText>
+          <w:instrText xml:space="preserve"> PAGEREF _Toc244026735 \h </w:instrText>
         </w:r>
         <w:r>
           <w:rPr>
@@ -8552,7 +8552,7 @@
     </w:p>
     <w:p>
       <w:pPr>
-        <w:pStyle w:val="Tabladeilustraciones"/>
+        <w:pStyle w:val="TableofFigures"/>
         <w:tabs>
           <w:tab w:val="right" w:leader="dot" w:pos="9020"/>
         </w:tabs>
@@ -8567,10 +8567,10 @@
           <w14:ligatures w14:val="standardContextual"/>
         </w:rPr>
       </w:pPr>
-      <w:hyperlink w:anchor="_Toc242251941" w:history="1">
+      <w:hyperlink w:anchor="_Toc244026736" w:history="1">
         <w:r>
           <w:rPr>
-            <w:rStyle w:val="Hipervnculo"/>
+            <w:rStyle w:val="Hyperlink"/>
             <w:noProof/>
           </w:rPr>
           <w:t>Tabla 13. Respuestas Estructuradas</w:t>
@@ -8594,7 +8594,7 @@
             <w:noProof/>
             <w:webHidden/>
           </w:rPr>
-          <w:instrText xml:space="preserve"> PAGEREF _Toc242251941 \h </w:instrText>
+          <w:instrText xml:space="preserve"> PAGEREF _Toc244026736 \h </w:instrText>
         </w:r>
         <w:r>
           <w:rPr>
@@ -8627,7 +8627,7 @@
     </w:p>
     <w:p>
       <w:pPr>
-        <w:pStyle w:val="Tabladeilustraciones"/>
+        <w:pStyle w:val="TableofFigures"/>
         <w:tabs>
           <w:tab w:val="right" w:leader="dot" w:pos="9020"/>
         </w:tabs>
@@ -8642,10 +8642,10 @@
           <w14:ligatures w14:val="standardContextual"/>
         </w:rPr>
       </w:pPr>
-      <w:hyperlink w:anchor="_Toc242251942" w:history="1">
+      <w:hyperlink w:anchor="_Toc244026737" w:history="1">
         <w:r>
           <w:rPr>
-            <w:rStyle w:val="Hipervnculo"/>
+            <w:rStyle w:val="Hyperlink"/>
             <w:noProof/>
           </w:rPr>
           <w:t>Tabla 14. Actor Usuario</w:t>
@@ -8669,7 +8669,7 @@
             <w:noProof/>
             <w:webHidden/>
           </w:rPr>
-          <w:instrText xml:space="preserve"> PAGEREF _Toc242251942 \h </w:instrText>
+          <w:instrText xml:space="preserve"> PAGEREF _Toc244026737 \h </w:instrText>
         </w:r>
         <w:r>
           <w:rPr>
@@ -8702,7 +8702,7 @@
     </w:p>
     <w:p>
       <w:pPr>
-        <w:pStyle w:val="Tabladeilustraciones"/>
+        <w:pStyle w:val="TableofFigures"/>
         <w:tabs>
           <w:tab w:val="right" w:leader="dot" w:pos="9020"/>
         </w:tabs>
@@ -8717,10 +8717,10 @@
           <w14:ligatures w14:val="standardContextual"/>
         </w:rPr>
       </w:pPr>
-      <w:hyperlink w:anchor="_Toc242251943" w:history="1">
+      <w:hyperlink w:anchor="_Toc244026738" w:history="1">
         <w:r>
           <w:rPr>
-            <w:rStyle w:val="Hipervnculo"/>
+            <w:rStyle w:val="Hyperlink"/>
             <w:noProof/>
           </w:rPr>
           <w:t>Tabla 15. Actor Cliente Consola</w:t>
@@ -8744,7 +8744,7 @@
             <w:noProof/>
             <w:webHidden/>
           </w:rPr>
-          <w:instrText xml:space="preserve"> PAGEREF _Toc242251943 \h </w:instrText>
+          <w:instrText xml:space="preserve"> PAGEREF _Toc244026738 \h </w:instrText>
         </w:r>
         <w:r>
           <w:rPr>
@@ -8777,7 +8777,7 @@
     </w:p>
     <w:p>
       <w:pPr>
-        <w:pStyle w:val="Tabladeilustraciones"/>
+        <w:pStyle w:val="TableofFigures"/>
         <w:tabs>
           <w:tab w:val="right" w:leader="dot" w:pos="9020"/>
         </w:tabs>
@@ -8792,10 +8792,10 @@
           <w14:ligatures w14:val="standardContextual"/>
         </w:rPr>
       </w:pPr>
-      <w:hyperlink w:anchor="_Toc242251944" w:history="1">
+      <w:hyperlink w:anchor="_Toc244026739" w:history="1">
         <w:r>
           <w:rPr>
-            <w:rStyle w:val="Hipervnculo"/>
+            <w:rStyle w:val="Hyperlink"/>
             <w:noProof/>
           </w:rPr>
           <w:t>Tabla 16. Actor Cliente Escritorio</w:t>
@@ -8819,7 +8819,7 @@
             <w:noProof/>
             <w:webHidden/>
           </w:rPr>
-          <w:instrText xml:space="preserve"> PAGEREF _Toc242251944 \h </w:instrText>
+          <w:instrText xml:space="preserve"> PAGEREF _Toc244026739 \h </w:instrText>
         </w:r>
         <w:r>
           <w:rPr>
@@ -8852,7 +8852,7 @@
     </w:p>
     <w:p>
       <w:pPr>
-        <w:pStyle w:val="Tabladeilustraciones"/>
+        <w:pStyle w:val="TableofFigures"/>
         <w:tabs>
           <w:tab w:val="right" w:leader="dot" w:pos="9020"/>
         </w:tabs>
@@ -8867,10 +8867,10 @@
           <w14:ligatures w14:val="standardContextual"/>
         </w:rPr>
       </w:pPr>
-      <w:hyperlink w:anchor="_Toc242251945" w:history="1">
+      <w:hyperlink w:anchor="_Toc244026740" w:history="1">
         <w:r>
           <w:rPr>
-            <w:rStyle w:val="Hipervnculo"/>
+            <w:rStyle w:val="Hyperlink"/>
             <w:noProof/>
           </w:rPr>
           <w:t>Tabla 17. Actor Cliente Web</w:t>
@@ -8894,7 +8894,7 @@
             <w:noProof/>
             <w:webHidden/>
           </w:rPr>
-          <w:instrText xml:space="preserve"> PAGEREF _Toc242251945 \h </w:instrText>
+          <w:instrText xml:space="preserve"> PAGEREF _Toc244026740 \h </w:instrText>
         </w:r>
         <w:r>
           <w:rPr>
@@ -8927,7 +8927,7 @@
     </w:p>
     <w:p>
       <w:pPr>
-        <w:pStyle w:val="Tabladeilustraciones"/>
+        <w:pStyle w:val="TableofFigures"/>
         <w:tabs>
           <w:tab w:val="right" w:leader="dot" w:pos="9020"/>
         </w:tabs>
@@ -8942,10 +8942,10 @@
           <w14:ligatures w14:val="standardContextual"/>
         </w:rPr>
       </w:pPr>
-      <w:hyperlink w:anchor="_Toc242251946" w:history="1">
+      <w:hyperlink w:anchor="_Toc244026741" w:history="1">
         <w:r>
           <w:rPr>
-            <w:rStyle w:val="Hipervnculo"/>
+            <w:rStyle w:val="Hyperlink"/>
             <w:noProof/>
           </w:rPr>
           <w:t>Tabla 18. Actor Cliente Móvil Android</w:t>
@@ -8969,7 +8969,7 @@
             <w:noProof/>
             <w:webHidden/>
           </w:rPr>
-          <w:instrText xml:space="preserve"> PAGEREF _Toc242251946 \h </w:instrText>
+          <w:instrText xml:space="preserve"> PAGEREF _Toc244026741 \h </w:instrText>
         </w:r>
         <w:r>
           <w:rPr>
@@ -9002,7 +9002,7 @@
     </w:p>
     <w:p>
       <w:pPr>
-        <w:pStyle w:val="Tabladeilustraciones"/>
+        <w:pStyle w:val="TableofFigures"/>
         <w:tabs>
           <w:tab w:val="right" w:leader="dot" w:pos="9020"/>
         </w:tabs>
@@ -9017,10 +9017,10 @@
           <w14:ligatures w14:val="standardContextual"/>
         </w:rPr>
       </w:pPr>
-      <w:hyperlink w:anchor="_Toc242251947" w:history="1">
+      <w:hyperlink w:anchor="_Toc244026742" w:history="1">
         <w:r>
           <w:rPr>
-            <w:rStyle w:val="Hipervnculo"/>
+            <w:rStyle w:val="Hyperlink"/>
             <w:noProof/>
           </w:rPr>
           <w:t>Tabla 19. Lista de requisitos funcionales</w:t>
@@ -9044,7 +9044,7 @@
             <w:noProof/>
             <w:webHidden/>
           </w:rPr>
-          <w:instrText xml:space="preserve"> PAGEREF _Toc242251947 \h </w:instrText>
+          <w:instrText xml:space="preserve"> PAGEREF _Toc244026742 \h </w:instrText>
         </w:r>
         <w:r>
           <w:rPr>
@@ -9077,7 +9077,7 @@
     </w:p>
     <w:p>
       <w:pPr>
-        <w:pStyle w:val="Tabladeilustraciones"/>
+        <w:pStyle w:val="TableofFigures"/>
         <w:tabs>
           <w:tab w:val="right" w:leader="dot" w:pos="9020"/>
         </w:tabs>
@@ -9092,10 +9092,10 @@
           <w14:ligatures w14:val="standardContextual"/>
         </w:rPr>
       </w:pPr>
-      <w:hyperlink w:anchor="_Toc242251948" w:history="1">
+      <w:hyperlink w:anchor="_Toc244026743" w:history="1">
         <w:r>
           <w:rPr>
-            <w:rStyle w:val="Hipervnculo"/>
+            <w:rStyle w:val="Hyperlink"/>
             <w:noProof/>
           </w:rPr>
           <w:t>Tabla 20. Autenticar Cliente</w:t>
@@ -9119,7 +9119,7 @@
             <w:noProof/>
             <w:webHidden/>
           </w:rPr>
-          <w:instrText xml:space="preserve"> PAGEREF _Toc242251948 \h </w:instrText>
+          <w:instrText xml:space="preserve"> PAGEREF _Toc244026743 \h </w:instrText>
         </w:r>
         <w:r>
           <w:rPr>
@@ -9152,7 +9152,7 @@
     </w:p>
     <w:p>
       <w:pPr>
-        <w:pStyle w:val="Tabladeilustraciones"/>
+        <w:pStyle w:val="TableofFigures"/>
         <w:tabs>
           <w:tab w:val="right" w:leader="dot" w:pos="9020"/>
         </w:tabs>
@@ -9167,10 +9167,10 @@
           <w14:ligatures w14:val="standardContextual"/>
         </w:rPr>
       </w:pPr>
-      <w:hyperlink w:anchor="_Toc242251949" w:history="1">
+      <w:hyperlink w:anchor="_Toc244026744" w:history="1">
         <w:r>
           <w:rPr>
-            <w:rStyle w:val="Hipervnculo"/>
+            <w:rStyle w:val="Hyperlink"/>
             <w:noProof/>
           </w:rPr>
           <w:t>Tabla 21. Consultar catálogo</w:t>
@@ -9194,7 +9194,7 @@
             <w:noProof/>
             <w:webHidden/>
           </w:rPr>
-          <w:instrText xml:space="preserve"> PAGEREF _Toc242251949 \h </w:instrText>
+          <w:instrText xml:space="preserve"> PAGEREF _Toc244026744 \h </w:instrText>
         </w:r>
         <w:r>
           <w:rPr>
@@ -9227,7 +9227,7 @@
     </w:p>
     <w:p>
       <w:pPr>
-        <w:pStyle w:val="Tabladeilustraciones"/>
+        <w:pStyle w:val="TableofFigures"/>
         <w:tabs>
           <w:tab w:val="right" w:leader="dot" w:pos="9020"/>
         </w:tabs>
@@ -9242,10 +9242,10 @@
           <w14:ligatures w14:val="standardContextual"/>
         </w:rPr>
       </w:pPr>
-      <w:hyperlink w:anchor="_Toc242251950" w:history="1">
+      <w:hyperlink w:anchor="_Toc244026745" w:history="1">
         <w:r>
           <w:rPr>
-            <w:rStyle w:val="Hipervnculo"/>
+            <w:rStyle w:val="Hyperlink"/>
             <w:noProof/>
           </w:rPr>
           <w:t>Tabla 22. Consultar unidades por categoría</w:t>
@@ -9269,7 +9269,7 @@
             <w:noProof/>
             <w:webHidden/>
           </w:rPr>
-          <w:instrText xml:space="preserve"> PAGEREF _Toc242251950 \h </w:instrText>
+          <w:instrText xml:space="preserve"> PAGEREF _Toc244026745 \h </w:instrText>
         </w:r>
         <w:r>
           <w:rPr>
@@ -9302,7 +9302,7 @@
     </w:p>
     <w:p>
       <w:pPr>
-        <w:pStyle w:val="Tabladeilustraciones"/>
+        <w:pStyle w:val="TableofFigures"/>
         <w:tabs>
           <w:tab w:val="right" w:leader="dot" w:pos="9020"/>
         </w:tabs>
@@ -9317,10 +9317,10 @@
           <w14:ligatures w14:val="standardContextual"/>
         </w:rPr>
       </w:pPr>
-      <w:hyperlink w:anchor="_Toc242251951" w:history="1">
+      <w:hyperlink w:anchor="_Toc244026746" w:history="1">
         <w:r>
           <w:rPr>
-            <w:rStyle w:val="Hipervnculo"/>
+            <w:rStyle w:val="Hyperlink"/>
             <w:noProof/>
           </w:rPr>
           <w:t>Tabla 23. Convertir longitud</w:t>
@@ -9344,7 +9344,7 @@
             <w:noProof/>
             <w:webHidden/>
           </w:rPr>
-          <w:instrText xml:space="preserve"> PAGEREF _Toc242251951 \h </w:instrText>
+          <w:instrText xml:space="preserve"> PAGEREF _Toc244026746 \h </w:instrText>
         </w:r>
         <w:r>
           <w:rPr>
@@ -9377,7 +9377,7 @@
     </w:p>
     <w:p>
       <w:pPr>
-        <w:pStyle w:val="Tabladeilustraciones"/>
+        <w:pStyle w:val="TableofFigures"/>
         <w:tabs>
           <w:tab w:val="right" w:leader="dot" w:pos="9020"/>
         </w:tabs>
@@ -9392,10 +9392,10 @@
           <w14:ligatures w14:val="standardContextual"/>
         </w:rPr>
       </w:pPr>
-      <w:hyperlink w:anchor="_Toc242251952" w:history="1">
+      <w:hyperlink w:anchor="_Toc244026747" w:history="1">
         <w:r>
           <w:rPr>
-            <w:rStyle w:val="Hipervnculo"/>
+            <w:rStyle w:val="Hyperlink"/>
             <w:noProof/>
           </w:rPr>
           <w:t>Tabla 24. Convertir masa</w:t>
@@ -9419,7 +9419,7 @@
             <w:noProof/>
             <w:webHidden/>
           </w:rPr>
-          <w:instrText xml:space="preserve"> PAGEREF _Toc242251952 \h </w:instrText>
+          <w:instrText xml:space="preserve"> PAGEREF _Toc244026747 \h </w:instrText>
         </w:r>
         <w:r>
           <w:rPr>
@@ -9452,7 +9452,7 @@
     </w:p>
     <w:p>
       <w:pPr>
-        <w:pStyle w:val="Tabladeilustraciones"/>
+        <w:pStyle w:val="TableofFigures"/>
         <w:tabs>
           <w:tab w:val="right" w:leader="dot" w:pos="9020"/>
         </w:tabs>
@@ -9467,10 +9467,10 @@
           <w14:ligatures w14:val="standardContextual"/>
         </w:rPr>
       </w:pPr>
-      <w:hyperlink w:anchor="_Toc242251953" w:history="1">
+      <w:hyperlink w:anchor="_Toc244026748" w:history="1">
         <w:r>
           <w:rPr>
-            <w:rStyle w:val="Hipervnculo"/>
+            <w:rStyle w:val="Hyperlink"/>
             <w:noProof/>
           </w:rPr>
           <w:t>Tabla 25. Convertir temperatura</w:t>
@@ -9494,7 +9494,82 @@
             <w:noProof/>
             <w:webHidden/>
           </w:rPr>
-          <w:instrText xml:space="preserve"> PAGEREF _Toc242251953 \h </w:instrText>
+          <w:instrText xml:space="preserve"> PAGEREF _Toc244026748 \h </w:instrText>
+        </w:r>
+        <w:r>
+          <w:rPr>
+            <w:noProof/>
+            <w:webHidden/>
+          </w:rPr>
+        </w:r>
+        <w:r>
+          <w:rPr>
+            <w:noProof/>
+            <w:webHidden/>
+          </w:rPr>
+          <w:fldChar w:fldCharType="separate"/>
+        </w:r>
+        <w:r>
+          <w:rPr>
+            <w:noProof/>
+            <w:webHidden/>
+          </w:rPr>
+          <w:t>17</w:t>
+        </w:r>
+        <w:r>
+          <w:rPr>
+            <w:noProof/>
+            <w:webHidden/>
+          </w:rPr>
+          <w:fldChar w:fldCharType="end"/>
+        </w:r>
+      </w:hyperlink>
+    </w:p>
+    <w:p>
+      <w:pPr>
+        <w:pStyle w:val="TableofFigures"/>
+        <w:tabs>
+          <w:tab w:val="right" w:leader="dot" w:pos="9020"/>
+        </w:tabs>
+        <w:rPr>
+          <w:rFonts w:asciiTheme="minorHAnsi" w:eastAsiaTheme="minorEastAsia" w:hAnsiTheme="minorHAnsi" w:cstheme="minorBidi"/>
+          <w:noProof/>
+          <w:color w:val="auto"/>
+          <w:kern w:val="2"/>
+          <w:sz w:val="24"/>
+          <w:szCs w:val="24"/>
+          <w:lang w:val="es-EC" w:eastAsia="es-EC"/>
+          <w14:ligatures w14:val="standardContextual"/>
+        </w:rPr>
+      </w:pPr>
+      <w:hyperlink w:anchor="_Toc244026749" w:history="1">
+        <w:r>
+          <w:rPr>
+            <w:rStyle w:val="Hyperlink"/>
+            <w:noProof/>
+          </w:rPr>
+          <w:t>Tabla 26. Validar token</w:t>
+        </w:r>
+        <w:r>
+          <w:rPr>
+            <w:noProof/>
+            <w:webHidden/>
+          </w:rPr>
+          <w:tab/>
+        </w:r>
+        <w:r>
+          <w:rPr>
+            <w:noProof/>
+            <w:webHidden/>
+          </w:rPr>
+          <w:fldChar w:fldCharType="begin"/>
+        </w:r>
+        <w:r>
+          <w:rPr>
+            <w:noProof/>
+            <w:webHidden/>
+          </w:rPr>
+          <w:instrText xml:space="preserve"> PAGEREF _Toc244026749 \h </w:instrText>
         </w:r>
         <w:r>
           <w:rPr>
@@ -9527,7 +9602,7 @@
     </w:p>
     <w:p>
       <w:pPr>
-        <w:pStyle w:val="Tabladeilustraciones"/>
+        <w:pStyle w:val="TableofFigures"/>
         <w:tabs>
           <w:tab w:val="right" w:leader="dot" w:pos="9020"/>
         </w:tabs>
@@ -9542,13 +9617,13 @@
           <w14:ligatures w14:val="standardContextual"/>
         </w:rPr>
       </w:pPr>
-      <w:hyperlink w:anchor="_Toc242251954" w:history="1">
+      <w:hyperlink w:anchor="_Toc244026750" w:history="1">
         <w:r>
           <w:rPr>
-            <w:rStyle w:val="Hipervnculo"/>
+            <w:rStyle w:val="Hyperlink"/>
             <w:noProof/>
           </w:rPr>
-          <w:t>Tabla 26. Validar token</w:t>
+          <w:t>Tabla 27. Validar datos</w:t>
         </w:r>
         <w:r>
           <w:rPr>
@@ -9569,7 +9644,7 @@
             <w:noProof/>
             <w:webHidden/>
           </w:rPr>
-          <w:instrText xml:space="preserve"> PAGEREF _Toc242251954 \h </w:instrText>
+          <w:instrText xml:space="preserve"> PAGEREF _Toc244026750 \h </w:instrText>
         </w:r>
         <w:r>
           <w:rPr>
@@ -9602,7 +9677,7 @@
     </w:p>
     <w:p>
       <w:pPr>
-        <w:pStyle w:val="Tabladeilustraciones"/>
+        <w:pStyle w:val="TableofFigures"/>
         <w:tabs>
           <w:tab w:val="right" w:leader="dot" w:pos="9020"/>
         </w:tabs>
@@ -9617,13 +9692,13 @@
           <w14:ligatures w14:val="standardContextual"/>
         </w:rPr>
       </w:pPr>
-      <w:hyperlink w:anchor="_Toc242251955" w:history="1">
+      <w:hyperlink w:anchor="_Toc244026751" w:history="1">
         <w:r>
           <w:rPr>
-            <w:rStyle w:val="Hipervnculo"/>
+            <w:rStyle w:val="Hyperlink"/>
             <w:noProof/>
           </w:rPr>
-          <w:t>Tabla 27. Validar datos</w:t>
+          <w:t>Tabla 28. Generar respuesta estructurada</w:t>
         </w:r>
         <w:r>
           <w:rPr>
@@ -9644,7 +9719,7 @@
             <w:noProof/>
             <w:webHidden/>
           </w:rPr>
-          <w:instrText xml:space="preserve"> PAGEREF _Toc242251955 \h </w:instrText>
+          <w:instrText xml:space="preserve"> PAGEREF _Toc244026751 \h </w:instrText>
         </w:r>
         <w:r>
           <w:rPr>
@@ -9677,7 +9752,7 @@
     </w:p>
     <w:p>
       <w:pPr>
-        <w:pStyle w:val="Tabladeilustraciones"/>
+        <w:pStyle w:val="TableofFigures"/>
         <w:tabs>
           <w:tab w:val="right" w:leader="dot" w:pos="9020"/>
         </w:tabs>
@@ -9692,13 +9767,13 @@
           <w14:ligatures w14:val="standardContextual"/>
         </w:rPr>
       </w:pPr>
-      <w:hyperlink w:anchor="_Toc242251956" w:history="1">
+      <w:hyperlink w:anchor="_Toc244026752" w:history="1">
         <w:r>
           <w:rPr>
-            <w:rStyle w:val="Hipervnculo"/>
+            <w:rStyle w:val="Hyperlink"/>
             <w:noProof/>
           </w:rPr>
-          <w:t>Tabla 28. Generar respuesta estructurada</w:t>
+          <w:t>Tabla 29. Gestionar errores</w:t>
         </w:r>
         <w:r>
           <w:rPr>
@@ -9719,7 +9794,7 @@
             <w:noProof/>
             <w:webHidden/>
           </w:rPr>
-          <w:instrText xml:space="preserve"> PAGEREF _Toc242251956 \h </w:instrText>
+          <w:instrText xml:space="preserve"> PAGEREF _Toc244026752 \h </w:instrText>
         </w:r>
         <w:r>
           <w:rPr>
@@ -9752,7 +9827,7 @@
     </w:p>
     <w:p>
       <w:pPr>
-        <w:pStyle w:val="Tabladeilustraciones"/>
+        <w:pStyle w:val="TableofFigures"/>
         <w:tabs>
           <w:tab w:val="right" w:leader="dot" w:pos="9020"/>
         </w:tabs>
@@ -9767,85 +9842,10 @@
           <w14:ligatures w14:val="standardContextual"/>
         </w:rPr>
       </w:pPr>
-      <w:hyperlink w:anchor="_Toc242251957" w:history="1">
+      <w:hyperlink w:anchor="_Toc244026753" w:history="1">
         <w:r>
           <w:rPr>
-            <w:rStyle w:val="Hipervnculo"/>
-            <w:noProof/>
-          </w:rPr>
-          <w:t>Tabla 29. Gestionar errores</w:t>
-        </w:r>
-        <w:r>
-          <w:rPr>
-            <w:noProof/>
-            <w:webHidden/>
-          </w:rPr>
-          <w:tab/>
-        </w:r>
-        <w:r>
-          <w:rPr>
-            <w:noProof/>
-            <w:webHidden/>
-          </w:rPr>
-          <w:fldChar w:fldCharType="begin"/>
-        </w:r>
-        <w:r>
-          <w:rPr>
-            <w:noProof/>
-            <w:webHidden/>
-          </w:rPr>
-          <w:instrText xml:space="preserve"> PAGEREF _Toc242251957 \h </w:instrText>
-        </w:r>
-        <w:r>
-          <w:rPr>
-            <w:noProof/>
-            <w:webHidden/>
-          </w:rPr>
-        </w:r>
-        <w:r>
-          <w:rPr>
-            <w:noProof/>
-            <w:webHidden/>
-          </w:rPr>
-          <w:fldChar w:fldCharType="separate"/>
-        </w:r>
-        <w:r>
-          <w:rPr>
-            <w:noProof/>
-            <w:webHidden/>
-          </w:rPr>
-          <w:t>18</w:t>
-        </w:r>
-        <w:r>
-          <w:rPr>
-            <w:noProof/>
-            <w:webHidden/>
-          </w:rPr>
-          <w:fldChar w:fldCharType="end"/>
-        </w:r>
-      </w:hyperlink>
-    </w:p>
-    <w:p>
-      <w:pPr>
-        <w:pStyle w:val="Tabladeilustraciones"/>
-        <w:tabs>
-          <w:tab w:val="right" w:leader="dot" w:pos="9020"/>
-        </w:tabs>
-        <w:rPr>
-          <w:rFonts w:asciiTheme="minorHAnsi" w:eastAsiaTheme="minorEastAsia" w:hAnsiTheme="minorHAnsi" w:cstheme="minorBidi"/>
-          <w:noProof/>
-          <w:color w:val="auto"/>
-          <w:kern w:val="2"/>
-          <w:sz w:val="24"/>
-          <w:szCs w:val="24"/>
-          <w:lang w:val="es-EC" w:eastAsia="es-EC"/>
-          <w14:ligatures w14:val="standardContextual"/>
-        </w:rPr>
-      </w:pPr>
-      <w:hyperlink w:anchor="_Toc242251958" w:history="1">
-        <w:r>
-          <w:rPr>
-            <w:rStyle w:val="Hipervnculo"/>
+            <w:rStyle w:val="Hyperlink"/>
             <w:noProof/>
           </w:rPr>
           <w:t>Tabla 30. Requerimiento no funcional Protocolo de Arquitectura (SOAP)</w:t>
@@ -9869,7 +9869,7 @@
             <w:noProof/>
             <w:webHidden/>
           </w:rPr>
-          <w:instrText xml:space="preserve"> PAGEREF _Toc242251958 \h </w:instrText>
+          <w:instrText xml:space="preserve"> PAGEREF _Toc244026753 \h </w:instrText>
         </w:r>
         <w:r>
           <w:rPr>
@@ -9902,7 +9902,7 @@
     </w:p>
     <w:p>
       <w:pPr>
-        <w:pStyle w:val="Tabladeilustraciones"/>
+        <w:pStyle w:val="TableofFigures"/>
         <w:tabs>
           <w:tab w:val="right" w:leader="dot" w:pos="9020"/>
         </w:tabs>
@@ -9917,10 +9917,10 @@
           <w14:ligatures w14:val="standardContextual"/>
         </w:rPr>
       </w:pPr>
-      <w:hyperlink w:anchor="_Toc242251959" w:history="1">
+      <w:hyperlink w:anchor="_Toc244026754" w:history="1">
         <w:r>
           <w:rPr>
-            <w:rStyle w:val="Hipervnculo"/>
+            <w:rStyle w:val="Hyperlink"/>
             <w:noProof/>
           </w:rPr>
           <w:t>Tabla 31. Requerimiento no funcional Especificación de Software.</w:t>
@@ -9944,7 +9944,7 @@
             <w:noProof/>
             <w:webHidden/>
           </w:rPr>
-          <w:instrText xml:space="preserve"> PAGEREF _Toc242251959 \h </w:instrText>
+          <w:instrText xml:space="preserve"> PAGEREF _Toc244026754 \h </w:instrText>
         </w:r>
         <w:r>
           <w:rPr>
@@ -9977,7 +9977,7 @@
     </w:p>
     <w:p>
       <w:pPr>
-        <w:pStyle w:val="Tabladeilustraciones"/>
+        <w:pStyle w:val="TableofFigures"/>
         <w:tabs>
           <w:tab w:val="right" w:leader="dot" w:pos="9020"/>
         </w:tabs>
@@ -9992,10 +9992,10 @@
           <w14:ligatures w14:val="standardContextual"/>
         </w:rPr>
       </w:pPr>
-      <w:hyperlink w:anchor="_Toc242251960" w:history="1">
+      <w:hyperlink w:anchor="_Toc244026755" w:history="1">
         <w:r>
           <w:rPr>
-            <w:rStyle w:val="Hipervnculo"/>
+            <w:rStyle w:val="Hyperlink"/>
             <w:noProof/>
           </w:rPr>
           <w:t>Tabla 32. Requerimiento no funcional Entorno de Desarrollo</w:t>
@@ -10019,7 +10019,7 @@
             <w:noProof/>
             <w:webHidden/>
           </w:rPr>
-          <w:instrText xml:space="preserve"> PAGEREF _Toc242251960 \h </w:instrText>
+          <w:instrText xml:space="preserve"> PAGEREF _Toc244026755 \h </w:instrText>
         </w:r>
         <w:r>
           <w:rPr>
@@ -10052,7 +10052,7 @@
     </w:p>
     <w:p>
       <w:pPr>
-        <w:pStyle w:val="Tabladeilustraciones"/>
+        <w:pStyle w:val="TableofFigures"/>
         <w:tabs>
           <w:tab w:val="right" w:leader="dot" w:pos="9020"/>
         </w:tabs>
@@ -10067,10 +10067,10 @@
           <w14:ligatures w14:val="standardContextual"/>
         </w:rPr>
       </w:pPr>
-      <w:hyperlink w:anchor="_Toc242251961" w:history="1">
+      <w:hyperlink w:anchor="_Toc244026756" w:history="1">
         <w:r>
           <w:rPr>
-            <w:rStyle w:val="Hipervnculo"/>
+            <w:rStyle w:val="Hyperlink"/>
             <w:noProof/>
           </w:rPr>
           <w:t>Tabla 33. Requerimiento no funcional Servidor de Aplicaciones</w:t>
@@ -10094,7 +10094,7 @@
             <w:noProof/>
             <w:webHidden/>
           </w:rPr>
-          <w:instrText xml:space="preserve"> PAGEREF _Toc242251961 \h </w:instrText>
+          <w:instrText xml:space="preserve"> PAGEREF _Toc244026756 \h </w:instrText>
         </w:r>
         <w:r>
           <w:rPr>
@@ -10127,7 +10127,7 @@
     </w:p>
     <w:p>
       <w:pPr>
-        <w:pStyle w:val="Tabladeilustraciones"/>
+        <w:pStyle w:val="TableofFigures"/>
         <w:tabs>
           <w:tab w:val="right" w:leader="dot" w:pos="9020"/>
         </w:tabs>
@@ -10142,10 +10142,10 @@
           <w14:ligatures w14:val="standardContextual"/>
         </w:rPr>
       </w:pPr>
-      <w:hyperlink w:anchor="_Toc242251962" w:history="1">
+      <w:hyperlink w:anchor="_Toc244026757" w:history="1">
         <w:r>
           <w:rPr>
-            <w:rStyle w:val="Hipervnculo"/>
+            <w:rStyle w:val="Hyperlink"/>
             <w:noProof/>
           </w:rPr>
           <w:t>Tabla 34. Requerimiento no funcional Seguridad y autorización de Token.</w:t>
@@ -10169,7 +10169,7 @@
             <w:noProof/>
             <w:webHidden/>
           </w:rPr>
-          <w:instrText xml:space="preserve"> PAGEREF _Toc242251962 \h </w:instrText>
+          <w:instrText xml:space="preserve"> PAGEREF _Toc244026757 \h </w:instrText>
         </w:r>
         <w:r>
           <w:rPr>
@@ -10202,7 +10202,7 @@
     </w:p>
     <w:p>
       <w:pPr>
-        <w:pStyle w:val="Tabladeilustraciones"/>
+        <w:pStyle w:val="TableofFigures"/>
         <w:tabs>
           <w:tab w:val="right" w:leader="dot" w:pos="9020"/>
         </w:tabs>
@@ -10217,10 +10217,10 @@
           <w14:ligatures w14:val="standardContextual"/>
         </w:rPr>
       </w:pPr>
-      <w:hyperlink w:anchor="_Toc242251963" w:history="1">
+      <w:hyperlink w:anchor="_Toc244026758" w:history="1">
         <w:r>
           <w:rPr>
-            <w:rStyle w:val="Hipervnculo"/>
+            <w:rStyle w:val="Hyperlink"/>
             <w:noProof/>
           </w:rPr>
           <w:t>Tabla 35. Requerimiento no funcional Accesibilidad.</w:t>
@@ -10244,7 +10244,82 @@
             <w:noProof/>
             <w:webHidden/>
           </w:rPr>
-          <w:instrText xml:space="preserve"> PAGEREF _Toc242251963 \h </w:instrText>
+          <w:instrText xml:space="preserve"> PAGEREF _Toc244026758 \h </w:instrText>
+        </w:r>
+        <w:r>
+          <w:rPr>
+            <w:noProof/>
+            <w:webHidden/>
+          </w:rPr>
+        </w:r>
+        <w:r>
+          <w:rPr>
+            <w:noProof/>
+            <w:webHidden/>
+          </w:rPr>
+          <w:fldChar w:fldCharType="separate"/>
+        </w:r>
+        <w:r>
+          <w:rPr>
+            <w:noProof/>
+            <w:webHidden/>
+          </w:rPr>
+          <w:t>19</w:t>
+        </w:r>
+        <w:r>
+          <w:rPr>
+            <w:noProof/>
+            <w:webHidden/>
+          </w:rPr>
+          <w:fldChar w:fldCharType="end"/>
+        </w:r>
+      </w:hyperlink>
+    </w:p>
+    <w:p>
+      <w:pPr>
+        <w:pStyle w:val="TableofFigures"/>
+        <w:tabs>
+          <w:tab w:val="right" w:leader="dot" w:pos="9020"/>
+        </w:tabs>
+        <w:rPr>
+          <w:rFonts w:asciiTheme="minorHAnsi" w:eastAsiaTheme="minorEastAsia" w:hAnsiTheme="minorHAnsi" w:cstheme="minorBidi"/>
+          <w:noProof/>
+          <w:color w:val="auto"/>
+          <w:kern w:val="2"/>
+          <w:sz w:val="24"/>
+          <w:szCs w:val="24"/>
+          <w:lang w:val="es-EC" w:eastAsia="es-EC"/>
+          <w14:ligatures w14:val="standardContextual"/>
+        </w:rPr>
+      </w:pPr>
+      <w:hyperlink w:anchor="_Toc244026759" w:history="1">
+        <w:r>
+          <w:rPr>
+            <w:rStyle w:val="Hyperlink"/>
+            <w:noProof/>
+          </w:rPr>
+          <w:t>Tabla 36. Requerimiento no funcional Mantenimiento.</w:t>
+        </w:r>
+        <w:r>
+          <w:rPr>
+            <w:noProof/>
+            <w:webHidden/>
+          </w:rPr>
+          <w:tab/>
+        </w:r>
+        <w:r>
+          <w:rPr>
+            <w:noProof/>
+            <w:webHidden/>
+          </w:rPr>
+          <w:fldChar w:fldCharType="begin"/>
+        </w:r>
+        <w:r>
+          <w:rPr>
+            <w:noProof/>
+            <w:webHidden/>
+          </w:rPr>
+          <w:instrText xml:space="preserve"> PAGEREF _Toc244026759 \h </w:instrText>
         </w:r>
         <w:r>
           <w:rPr>
@@ -10276,88 +10351,13 @@
       </w:hyperlink>
     </w:p>
     <w:p>
-      <w:pPr>
-        <w:pStyle w:val="Tabladeilustraciones"/>
-        <w:tabs>
-          <w:tab w:val="right" w:leader="dot" w:pos="9020"/>
-        </w:tabs>
-        <w:rPr>
-          <w:rFonts w:asciiTheme="minorHAnsi" w:eastAsiaTheme="minorEastAsia" w:hAnsiTheme="minorHAnsi" w:cstheme="minorBidi"/>
-          <w:noProof/>
-          <w:color w:val="auto"/>
-          <w:kern w:val="2"/>
-          <w:sz w:val="24"/>
-          <w:szCs w:val="24"/>
-          <w:lang w:val="es-EC" w:eastAsia="es-EC"/>
-          <w14:ligatures w14:val="standardContextual"/>
-        </w:rPr>
-      </w:pPr>
-      <w:hyperlink w:anchor="_Toc242251964" w:history="1">
-        <w:r>
-          <w:rPr>
-            <w:rStyle w:val="Hipervnculo"/>
-            <w:noProof/>
-          </w:rPr>
-          <w:t>Tabla 36. Requerimiento no funcional Mantenimiento.</w:t>
-        </w:r>
-        <w:r>
-          <w:rPr>
-            <w:noProof/>
-            <w:webHidden/>
-          </w:rPr>
-          <w:tab/>
-        </w:r>
-        <w:r>
-          <w:rPr>
-            <w:noProof/>
-            <w:webHidden/>
-          </w:rPr>
-          <w:fldChar w:fldCharType="begin"/>
-        </w:r>
-        <w:r>
-          <w:rPr>
-            <w:noProof/>
-            <w:webHidden/>
-          </w:rPr>
-          <w:instrText xml:space="preserve"> PAGEREF _Toc242251964 \h </w:instrText>
-        </w:r>
-        <w:r>
-          <w:rPr>
-            <w:noProof/>
-            <w:webHidden/>
-          </w:rPr>
-        </w:r>
-        <w:r>
-          <w:rPr>
-            <w:noProof/>
-            <w:webHidden/>
-          </w:rPr>
-          <w:fldChar w:fldCharType="separate"/>
-        </w:r>
-        <w:r>
-          <w:rPr>
-            <w:noProof/>
-            <w:webHidden/>
-          </w:rPr>
-          <w:t>20</w:t>
-        </w:r>
-        <w:r>
-          <w:rPr>
-            <w:noProof/>
-            <w:webHidden/>
-          </w:rPr>
-          <w:fldChar w:fldCharType="end"/>
-        </w:r>
-      </w:hyperlink>
+      <w:r>
+        <w:fldChar w:fldCharType="end"/>
+      </w:r>
     </w:p>
     <w:p>
-      <w:r>
-        <w:fldChar w:fldCharType="end"/>
-      </w:r>
-    </w:p>
-    <w:p>
-      <w:pPr>
-        <w:pStyle w:val="TtuloTDC"/>
+      <w:pPr>
+        <w:pStyle w:val="TOCHeading"/>
       </w:pPr>
       <w:bookmarkStart w:id="1" w:name="_bookmark0"/>
       <w:bookmarkStart w:id="2" w:name="_Hlk241086724"/>
@@ -10400,7 +10400,7 @@
     </w:p>
     <w:p>
       <w:pPr>
-        <w:pStyle w:val="Prrafodelista"/>
+        <w:pStyle w:val="ListParagraph"/>
         <w:numPr>
           <w:ilvl w:val="0"/>
           <w:numId w:val="34"/>
@@ -10412,7 +10412,7 @@
     </w:p>
     <w:p>
       <w:pPr>
-        <w:pStyle w:val="Prrafodelista"/>
+        <w:pStyle w:val="ListParagraph"/>
         <w:numPr>
           <w:ilvl w:val="0"/>
           <w:numId w:val="34"/>
@@ -10424,7 +10424,7 @@
     </w:p>
     <w:p>
       <w:pPr>
-        <w:pStyle w:val="Prrafodelista"/>
+        <w:pStyle w:val="ListParagraph"/>
         <w:numPr>
           <w:ilvl w:val="0"/>
           <w:numId w:val="34"/>
@@ -10436,7 +10436,7 @@
     </w:p>
     <w:p>
       <w:pPr>
-        <w:pStyle w:val="Prrafodelista"/>
+        <w:pStyle w:val="ListParagraph"/>
         <w:numPr>
           <w:ilvl w:val="0"/>
           <w:numId w:val="34"/>
@@ -10453,7 +10453,7 @@
     </w:p>
     <w:p>
       <w:pPr>
-        <w:pStyle w:val="Prrafodelista"/>
+        <w:pStyle w:val="ListParagraph"/>
         <w:numPr>
           <w:ilvl w:val="0"/>
           <w:numId w:val="34"/>
@@ -10468,7 +10468,7 @@
     </w:p>
     <w:p>
       <w:pPr>
-        <w:pStyle w:val="Prrafodelista"/>
+        <w:pStyle w:val="ListParagraph"/>
         <w:numPr>
           <w:ilvl w:val="0"/>
           <w:numId w:val="34"/>
@@ -10480,7 +10480,7 @@
     </w:p>
     <w:p>
       <w:pPr>
-        <w:pStyle w:val="Prrafodelista"/>
+        <w:pStyle w:val="ListParagraph"/>
         <w:numPr>
           <w:ilvl w:val="0"/>
           <w:numId w:val="34"/>
@@ -10492,7 +10492,7 @@
     </w:p>
     <w:p>
       <w:pPr>
-        <w:pStyle w:val="Prrafodelista"/>
+        <w:pStyle w:val="ListParagraph"/>
         <w:numPr>
           <w:ilvl w:val="0"/>
           <w:numId w:val="34"/>
@@ -10519,7 +10519,7 @@
     </w:p>
     <w:p>
       <w:pPr>
-        <w:pStyle w:val="Prrafodelista"/>
+        <w:pStyle w:val="ListParagraph"/>
         <w:numPr>
           <w:ilvl w:val="0"/>
           <w:numId w:val="34"/>
@@ -10531,7 +10531,7 @@
     </w:p>
     <w:p>
       <w:pPr>
-        <w:pStyle w:val="Prrafodelista"/>
+        <w:pStyle w:val="ListParagraph"/>
         <w:numPr>
           <w:ilvl w:val="0"/>
           <w:numId w:val="34"/>
@@ -10543,22 +10543,14 @@
     </w:p>
     <w:p>
       <w:pPr>
-        <w:pStyle w:val="Prrafodelista"/>
+        <w:pStyle w:val="ListParagraph"/>
         <w:numPr>
           <w:ilvl w:val="0"/>
           <w:numId w:val="34"/>
         </w:numPr>
       </w:pPr>
       <w:r>
-        <w:t>El sistema será desarrollado con NetBeans como IDE y sin uso base de datos. La arquitectura es SOA (</w:t>
-      </w:r>
-      <w:proofErr w:type="spellStart"/>
-      <w:r>
-        <w:t>Service</w:t>
-      </w:r>
-      <w:proofErr w:type="spellEnd"/>
-      <w:r>
-        <w:t xml:space="preserve"> </w:t>
+        <w:t xml:space="preserve">El sistema será desarrollado con NetBeans como IDE y sin uso base de datos. La arquitectura es SOA (Service </w:t>
       </w:r>
       <w:proofErr w:type="spellStart"/>
       <w:r>
@@ -10598,7 +10590,7 @@
     </w:p>
     <w:p>
       <w:pPr>
-        <w:pStyle w:val="Ttulo1"/>
+        <w:pStyle w:val="Heading1"/>
         <w:numPr>
           <w:ilvl w:val="0"/>
           <w:numId w:val="20"/>
@@ -10606,7 +10598,7 @@
         <w:spacing w:before="0" w:after="0" w:line="240" w:lineRule="auto"/>
       </w:pPr>
       <w:bookmarkStart w:id="3" w:name="_bookmark1"/>
-      <w:bookmarkStart w:id="4" w:name="_Toc242251880"/>
+      <w:bookmarkStart w:id="4" w:name="_Toc244026687"/>
       <w:bookmarkEnd w:id="3"/>
       <w:r>
         <w:lastRenderedPageBreak/>
@@ -10632,7 +10624,7 @@
     </w:p>
     <w:p>
       <w:pPr>
-        <w:pStyle w:val="Ttulo1"/>
+        <w:pStyle w:val="Heading1"/>
         <w:numPr>
           <w:ilvl w:val="0"/>
           <w:numId w:val="20"/>
@@ -10640,7 +10632,7 @@
         <w:spacing w:before="0" w:after="0" w:line="240" w:lineRule="auto"/>
       </w:pPr>
       <w:bookmarkStart w:id="5" w:name="_bookmark2"/>
-      <w:bookmarkStart w:id="6" w:name="_Toc242251881"/>
+      <w:bookmarkStart w:id="6" w:name="_Toc244026688"/>
       <w:bookmarkEnd w:id="5"/>
       <w:r>
         <w:t>Propósito</w:t>
@@ -10711,7 +10703,7 @@
     </w:p>
     <w:p>
       <w:pPr>
-        <w:pStyle w:val="Ttulo1"/>
+        <w:pStyle w:val="Heading1"/>
         <w:numPr>
           <w:ilvl w:val="0"/>
           <w:numId w:val="20"/>
@@ -10719,7 +10711,7 @@
         <w:spacing w:before="0" w:after="0" w:line="240" w:lineRule="auto"/>
       </w:pPr>
       <w:bookmarkStart w:id="8" w:name="_bookmark3"/>
-      <w:bookmarkStart w:id="9" w:name="_Toc242251882"/>
+      <w:bookmarkStart w:id="9" w:name="_Toc244026689"/>
       <w:bookmarkEnd w:id="8"/>
       <w:r>
         <w:t>Alcance</w:t>
@@ -10921,14 +10913,14 @@
     </w:p>
     <w:p>
       <w:pPr>
-        <w:pStyle w:val="Ttulo1"/>
+        <w:pStyle w:val="Heading1"/>
         <w:numPr>
           <w:ilvl w:val="0"/>
           <w:numId w:val="20"/>
         </w:numPr>
       </w:pPr>
       <w:bookmarkStart w:id="10" w:name="_bookmark4"/>
-      <w:bookmarkStart w:id="11" w:name="_Toc242251883"/>
+      <w:bookmarkStart w:id="11" w:name="_Toc244026690"/>
       <w:bookmarkEnd w:id="10"/>
       <w:r>
         <w:lastRenderedPageBreak/>
@@ -10938,13 +10930,13 @@
     </w:p>
     <w:p>
       <w:pPr>
-        <w:pStyle w:val="Ttulo2"/>
+        <w:pStyle w:val="Heading2"/>
         <w:numPr>
           <w:ilvl w:val="1"/>
           <w:numId w:val="20"/>
         </w:numPr>
       </w:pPr>
-      <w:bookmarkStart w:id="12" w:name="_Toc242251884"/>
+      <w:bookmarkStart w:id="12" w:name="_Toc244026691"/>
       <w:r>
         <w:t>Definiciones</w:t>
       </w:r>
@@ -10952,9 +10944,9 @@
     </w:p>
     <w:p>
       <w:pPr>
-        <w:pStyle w:val="Descripcin"/>
-      </w:pPr>
-      <w:bookmarkStart w:id="13" w:name="_Toc242251932"/>
+        <w:pStyle w:val="Caption"/>
+      </w:pPr>
+      <w:bookmarkStart w:id="13" w:name="_Toc244026727"/>
       <w:r>
         <w:t xml:space="preserve">Tabla </w:t>
       </w:r>
@@ -10986,7 +10978,7 @@
     </w:p>
     <w:tbl>
       <w:tblPr>
-        <w:tblStyle w:val="Tablaconcuadrcula4-nfasis1"/>
+        <w:tblStyle w:val="GridTable4-Accent1"/>
         <w:tblW w:w="0" w:type="auto"/>
         <w:tblLook w:val="04A0" w:firstRow="1" w:lastRow="0" w:firstColumn="1" w:lastColumn="0" w:noHBand="0" w:noVBand="1"/>
       </w:tblPr>
@@ -11763,13 +11755,13 @@
     </w:p>
     <w:p>
       <w:pPr>
-        <w:pStyle w:val="Ttulo2"/>
+        <w:pStyle w:val="Heading2"/>
         <w:numPr>
           <w:ilvl w:val="1"/>
           <w:numId w:val="20"/>
         </w:numPr>
       </w:pPr>
-      <w:bookmarkStart w:id="23" w:name="_Toc242251885"/>
+      <w:bookmarkStart w:id="23" w:name="_Toc244026692"/>
       <w:r>
         <w:t>Acrónimos y abreviaturas</w:t>
       </w:r>
@@ -11778,9 +11770,9 @@
     </w:p>
     <w:p>
       <w:pPr>
-        <w:pStyle w:val="Descripcin"/>
-      </w:pPr>
-      <w:bookmarkStart w:id="24" w:name="_Toc242251933"/>
+        <w:pStyle w:val="Caption"/>
+      </w:pPr>
+      <w:bookmarkStart w:id="24" w:name="_Toc244026728"/>
       <w:r>
         <w:t xml:space="preserve">Tabla </w:t>
       </w:r>
@@ -11815,7 +11807,7 @@
     </w:p>
     <w:tbl>
       <w:tblPr>
-        <w:tblStyle w:val="Tablaconcuadrcula4-nfasis1"/>
+        <w:tblStyle w:val="GridTable4-Accent1"/>
         <w:tblW w:w="5000" w:type="pct"/>
         <w:tblLayout w:type="fixed"/>
         <w:tblLook w:val="04A0" w:firstRow="1" w:lastRow="0" w:firstColumn="1" w:lastColumn="0" w:noHBand="0" w:noVBand="1"/>
@@ -11921,21 +11913,7 @@
               <w:rPr>
                 <w:rFonts w:cs="Calibri"/>
               </w:rPr>
-              <w:t>Arquitectura Orientada a Servicios (</w:t>
-            </w:r>
-            <w:proofErr w:type="spellStart"/>
-            <w:r>
-              <w:rPr>
-                <w:rFonts w:cs="Calibri"/>
-              </w:rPr>
-              <w:t>Service-Oriented</w:t>
-            </w:r>
-            <w:proofErr w:type="spellEnd"/>
-            <w:r>
-              <w:rPr>
-                <w:rFonts w:cs="Calibri"/>
-              </w:rPr>
-              <w:t xml:space="preserve"> </w:t>
+              <w:t xml:space="preserve">Arquitectura Orientada a Servicios (Service-Oriented </w:t>
             </w:r>
             <w:proofErr w:type="spellStart"/>
             <w:r>
@@ -12181,21 +12159,7 @@
               <w:rPr>
                 <w:rFonts w:cs="Calibri"/>
               </w:rPr>
-              <w:t xml:space="preserve"> </w:t>
-            </w:r>
-            <w:proofErr w:type="spellStart"/>
-            <w:r>
-              <w:rPr>
-                <w:rFonts w:cs="Calibri"/>
-              </w:rPr>
-              <w:t>State</w:t>
-            </w:r>
-            <w:proofErr w:type="spellEnd"/>
-            <w:r>
-              <w:rPr>
-                <w:rFonts w:cs="Calibri"/>
-              </w:rPr>
-              <w:t xml:space="preserve"> Transfer). </w:t>
+              <w:t xml:space="preserve"> State Transfer). </w:t>
             </w:r>
           </w:p>
         </w:tc>
@@ -12612,13 +12576,13 @@
     <w:p/>
     <w:p>
       <w:pPr>
-        <w:pStyle w:val="Ttulo1"/>
+        <w:pStyle w:val="Heading1"/>
         <w:numPr>
           <w:ilvl w:val="0"/>
           <w:numId w:val="20"/>
         </w:numPr>
       </w:pPr>
-      <w:bookmarkStart w:id="27" w:name="_Toc242251886"/>
+      <w:bookmarkStart w:id="27" w:name="_Toc244026693"/>
       <w:r>
         <w:t>Referencias</w:t>
       </w:r>
@@ -12626,9 +12590,9 @@
     </w:p>
     <w:p>
       <w:pPr>
-        <w:pStyle w:val="Descripcin"/>
-      </w:pPr>
-      <w:bookmarkStart w:id="28" w:name="_Toc242251934"/>
+        <w:pStyle w:val="Caption"/>
+      </w:pPr>
+      <w:bookmarkStart w:id="28" w:name="_Toc244026729"/>
       <w:r>
         <w:t xml:space="preserve">Tabla </w:t>
       </w:r>
@@ -12660,7 +12624,7 @@
     </w:p>
     <w:tbl>
       <w:tblPr>
-        <w:tblStyle w:val="Tablaconcuadrcula4-nfasis1"/>
+        <w:tblStyle w:val="GridTable4-Accent1"/>
         <w:tblW w:w="5000" w:type="pct"/>
         <w:tblLayout w:type="fixed"/>
         <w:tblLook w:val="04A0" w:firstRow="1" w:lastRow="0" w:firstColumn="1" w:lastColumn="0" w:noHBand="0" w:noVBand="1"/>
@@ -12848,7 +12812,7 @@
             <w:hyperlink r:id="rId12">
               <w:r>
                 <w:rPr>
-                  <w:rStyle w:val="Hipervnculo"/>
+                  <w:rStyle w:val="Hyperlink"/>
                   <w:rFonts w:asciiTheme="minorHAnsi" w:hAnsiTheme="minorHAnsi" w:cstheme="minorHAnsi"/>
                 </w:rPr>
                 <w:t>http://www.qualitatis.org</w:t>
@@ -12902,13 +12866,13 @@
     </w:p>
     <w:p>
       <w:pPr>
-        <w:pStyle w:val="Ttulo1"/>
+        <w:pStyle w:val="Heading1"/>
         <w:numPr>
           <w:ilvl w:val="0"/>
           <w:numId w:val="20"/>
         </w:numPr>
       </w:pPr>
-      <w:bookmarkStart w:id="30" w:name="_Toc242251887"/>
+      <w:bookmarkStart w:id="30" w:name="_Toc244026694"/>
       <w:r>
         <w:t>Visión General del Documento</w:t>
       </w:r>
@@ -12959,7 +12923,7 @@
     </w:p>
     <w:p>
       <w:pPr>
-        <w:pStyle w:val="Ttulo1"/>
+        <w:pStyle w:val="Heading1"/>
         <w:numPr>
           <w:ilvl w:val="0"/>
           <w:numId w:val="20"/>
@@ -12967,7 +12931,7 @@
         <w:spacing w:before="0" w:after="0" w:line="240" w:lineRule="auto"/>
       </w:pPr>
       <w:bookmarkStart w:id="31" w:name="_bookmark7"/>
-      <w:bookmarkStart w:id="32" w:name="_Toc242251888"/>
+      <w:bookmarkStart w:id="32" w:name="_Toc244026695"/>
       <w:bookmarkEnd w:id="31"/>
       <w:r>
         <w:lastRenderedPageBreak/>
@@ -12997,14 +12961,14 @@
     </w:p>
     <w:p>
       <w:pPr>
-        <w:pStyle w:val="Ttulo2"/>
+        <w:pStyle w:val="Heading2"/>
         <w:numPr>
           <w:ilvl w:val="1"/>
           <w:numId w:val="20"/>
         </w:numPr>
         <w:spacing w:before="0" w:after="0"/>
       </w:pPr>
-      <w:bookmarkStart w:id="33" w:name="_Toc242251889"/>
+      <w:bookmarkStart w:id="33" w:name="_Toc244026696"/>
       <w:r>
         <w:t>Perspectiva del Producto</w:t>
       </w:r>
@@ -13026,7 +12990,7 @@
     </w:p>
     <w:p>
       <w:pPr>
-        <w:pStyle w:val="Ttulo2"/>
+        <w:pStyle w:val="Heading2"/>
         <w:numPr>
           <w:ilvl w:val="1"/>
           <w:numId w:val="20"/>
@@ -13034,7 +12998,7 @@
         <w:spacing w:before="0" w:after="0"/>
       </w:pPr>
       <w:bookmarkStart w:id="34" w:name="_bookmark9"/>
-      <w:bookmarkStart w:id="35" w:name="_Toc242251890"/>
+      <w:bookmarkStart w:id="35" w:name="_Toc244026697"/>
       <w:bookmarkEnd w:id="34"/>
       <w:r>
         <w:t>Funciones del Producto</w:t>
@@ -13066,7 +13030,7 @@
     </w:p>
     <w:p>
       <w:pPr>
-        <w:pStyle w:val="Prrafodelista"/>
+        <w:pStyle w:val="ListParagraph"/>
         <w:numPr>
           <w:ilvl w:val="0"/>
           <w:numId w:val="40"/>
@@ -13085,7 +13049,7 @@
     </w:p>
     <w:p>
       <w:pPr>
-        <w:pStyle w:val="Prrafodelista"/>
+        <w:pStyle w:val="ListParagraph"/>
         <w:numPr>
           <w:ilvl w:val="0"/>
           <w:numId w:val="40"/>
@@ -13104,7 +13068,7 @@
     </w:p>
     <w:p>
       <w:pPr>
-        <w:pStyle w:val="Prrafodelista"/>
+        <w:pStyle w:val="ListParagraph"/>
         <w:numPr>
           <w:ilvl w:val="0"/>
           <w:numId w:val="40"/>
@@ -13123,7 +13087,7 @@
     </w:p>
     <w:p>
       <w:pPr>
-        <w:pStyle w:val="Prrafodelista"/>
+        <w:pStyle w:val="ListParagraph"/>
         <w:numPr>
           <w:ilvl w:val="0"/>
           <w:numId w:val="40"/>
@@ -13142,7 +13106,7 @@
     </w:p>
     <w:p>
       <w:pPr>
-        <w:pStyle w:val="Prrafodelista"/>
+        <w:pStyle w:val="ListParagraph"/>
         <w:numPr>
           <w:ilvl w:val="0"/>
           <w:numId w:val="40"/>
@@ -13161,7 +13125,7 @@
     </w:p>
     <w:p>
       <w:pPr>
-        <w:pStyle w:val="Prrafodelista"/>
+        <w:pStyle w:val="ListParagraph"/>
         <w:numPr>
           <w:ilvl w:val="0"/>
           <w:numId w:val="40"/>
@@ -13180,7 +13144,7 @@
     </w:p>
     <w:p>
       <w:pPr>
-        <w:pStyle w:val="Prrafodelista"/>
+        <w:pStyle w:val="ListParagraph"/>
         <w:numPr>
           <w:ilvl w:val="0"/>
           <w:numId w:val="40"/>
@@ -13199,7 +13163,7 @@
     </w:p>
     <w:p>
       <w:pPr>
-        <w:pStyle w:val="Prrafodelista"/>
+        <w:pStyle w:val="ListParagraph"/>
         <w:numPr>
           <w:ilvl w:val="0"/>
           <w:numId w:val="40"/>
@@ -13218,7 +13182,7 @@
     </w:p>
     <w:p>
       <w:pPr>
-        <w:pStyle w:val="Prrafodelista"/>
+        <w:pStyle w:val="ListParagraph"/>
         <w:numPr>
           <w:ilvl w:val="0"/>
           <w:numId w:val="40"/>
@@ -13243,7 +13207,7 @@
     </w:p>
     <w:p>
       <w:pPr>
-        <w:pStyle w:val="Descripcin"/>
+        <w:pStyle w:val="Caption"/>
       </w:pPr>
       <w:bookmarkStart w:id="36" w:name="_Toc242251965"/>
       <w:r>
@@ -13334,10 +13298,10 @@
         <w:br w:type="page"/>
       </w:r>
     </w:p>
-    <w:bookmarkStart w:id="37" w:name="_Toc242251891"/>
+    <w:bookmarkStart w:id="37" w:name="_Toc244026698"/>
     <w:p>
       <w:pPr>
-        <w:pStyle w:val="Ttulo2"/>
+        <w:pStyle w:val="Heading2"/>
         <w:spacing w:before="0" w:after="0"/>
       </w:pPr>
       <w:r>
@@ -13412,7 +13376,7 @@
               </wp:anchor>
             </w:drawing>
           </mc:Choice>
-          <mc:Fallback xmlns:w16du="http://schemas.microsoft.com/office/word/2023/wordml/word16du" xmlns:w16sdtfl="http://schemas.microsoft.com/office/word/2024/wordml/sdtformatlock">
+          <mc:Fallback>
             <w:pict>
               <v:rect w14:anchorId="6C311DD8" id="Rectangle 1979" o:spid="_x0000_s1026" style="position:absolute;margin-left:113.45pt;margin-top:12.85pt;width:3.85pt;height:1.4pt;z-index:-251658240;visibility:visible;mso-wrap-style:square;mso-width-percent:0;mso-height-percent:0;mso-wrap-distance-left:9pt;mso-wrap-distance-top:0;mso-wrap-distance-right:9pt;mso-wrap-distance-bottom:0;mso-position-horizontal:absolute;mso-position-horizontal-relative:page;mso-position-vertical:absolute;mso-position-vertical-relative:text;mso-width-percent:0;mso-height-percent:0;mso-width-relative:page;mso-height-relative:page;v-text-anchor:top" o:gfxdata="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" fillcolor="black" stroked="f">
                 <w10:wrap anchorx="page"/>
@@ -13447,11 +13411,11 @@
     </w:p>
     <w:p>
       <w:pPr>
-        <w:pStyle w:val="Ttulo2"/>
+        <w:pStyle w:val="Heading2"/>
         <w:spacing w:before="0" w:after="0"/>
       </w:pPr>
       <w:bookmarkStart w:id="39" w:name="_bookmark11"/>
-      <w:bookmarkStart w:id="40" w:name="_Toc242251892"/>
+      <w:bookmarkStart w:id="40" w:name="_Toc244026699"/>
       <w:bookmarkEnd w:id="39"/>
       <w:r>
         <w:t>7.</w:t>
@@ -13477,10 +13441,10 @@
     </w:p>
     <w:p>
       <w:pPr>
-        <w:pStyle w:val="Descripcin"/>
+        <w:pStyle w:val="Caption"/>
         <w:spacing w:before="0" w:after="0"/>
       </w:pPr>
-      <w:bookmarkStart w:id="41" w:name="_Toc242251935"/>
+      <w:bookmarkStart w:id="41" w:name="_Toc244026730"/>
       <w:r>
         <w:t xml:space="preserve">Tabla </w:t>
       </w:r>
@@ -13515,7 +13479,7 @@
     </w:p>
     <w:tbl>
       <w:tblPr>
-        <w:tblStyle w:val="Tablaconcuadrcula4-nfasis1"/>
+        <w:tblStyle w:val="GridTable4-Accent1"/>
         <w:tblW w:w="9133" w:type="dxa"/>
         <w:tblLook w:val="04A0" w:firstRow="1" w:lastRow="0" w:firstColumn="1" w:lastColumn="0" w:noHBand="0" w:noVBand="1"/>
       </w:tblPr>
@@ -13649,10 +13613,10 @@
     </w:p>
     <w:p>
       <w:pPr>
-        <w:pStyle w:val="Ttulo2"/>
+        <w:pStyle w:val="Heading2"/>
         <w:spacing w:before="0" w:after="0"/>
       </w:pPr>
-      <w:bookmarkStart w:id="43" w:name="_Toc242251893"/>
+      <w:bookmarkStart w:id="43" w:name="_Toc244026700"/>
       <w:r>
         <w:t xml:space="preserve">7.5 </w:t>
       </w:r>
@@ -13676,14 +13640,14 @@
     </w:p>
     <w:p>
       <w:pPr>
-        <w:pStyle w:val="Ttulo2"/>
+        <w:pStyle w:val="Heading2"/>
         <w:spacing w:before="0" w:after="0"/>
         <w:rPr>
           <w:rFonts w:cs="Calibri"/>
           <w:szCs w:val="22"/>
         </w:rPr>
       </w:pPr>
-      <w:bookmarkStart w:id="45" w:name="_Toc242251894"/>
+      <w:bookmarkStart w:id="45" w:name="_Toc244026701"/>
       <w:r>
         <w:rPr>
           <w:rFonts w:cs="Calibri"/>
@@ -13702,7 +13666,7 @@
     </w:p>
     <w:p>
       <w:pPr>
-        <w:pStyle w:val="Prrafodelista"/>
+        <w:pStyle w:val="ListParagraph"/>
         <w:numPr>
           <w:ilvl w:val="0"/>
           <w:numId w:val="41"/>
@@ -13715,7 +13679,7 @@
     </w:p>
     <w:p>
       <w:pPr>
-        <w:pStyle w:val="Prrafodelista"/>
+        <w:pStyle w:val="ListParagraph"/>
         <w:numPr>
           <w:ilvl w:val="0"/>
           <w:numId w:val="41"/>
@@ -13728,7 +13692,7 @@
     </w:p>
     <w:p>
       <w:pPr>
-        <w:pStyle w:val="Prrafodelista"/>
+        <w:pStyle w:val="ListParagraph"/>
         <w:numPr>
           <w:ilvl w:val="0"/>
           <w:numId w:val="41"/>
@@ -13741,7 +13705,7 @@
     </w:p>
     <w:p>
       <w:pPr>
-        <w:pStyle w:val="Prrafodelista"/>
+        <w:pStyle w:val="ListParagraph"/>
         <w:numPr>
           <w:ilvl w:val="0"/>
           <w:numId w:val="41"/>
@@ -13754,7 +13718,7 @@
     </w:p>
     <w:p>
       <w:pPr>
-        <w:pStyle w:val="Prrafodelista"/>
+        <w:pStyle w:val="ListParagraph"/>
         <w:numPr>
           <w:ilvl w:val="0"/>
           <w:numId w:val="41"/>
@@ -13767,7 +13731,7 @@
     </w:p>
     <w:p>
       <w:pPr>
-        <w:pStyle w:val="Prrafodelista"/>
+        <w:pStyle w:val="ListParagraph"/>
         <w:numPr>
           <w:ilvl w:val="0"/>
           <w:numId w:val="41"/>
@@ -13780,7 +13744,7 @@
     </w:p>
     <w:p>
       <w:pPr>
-        <w:pStyle w:val="Prrafodelista"/>
+        <w:pStyle w:val="ListParagraph"/>
         <w:numPr>
           <w:ilvl w:val="0"/>
           <w:numId w:val="41"/>
@@ -13793,7 +13757,7 @@
     </w:p>
     <w:p>
       <w:pPr>
-        <w:pStyle w:val="Prrafodelista"/>
+        <w:pStyle w:val="ListParagraph"/>
         <w:numPr>
           <w:ilvl w:val="0"/>
           <w:numId w:val="41"/>
@@ -13806,7 +13770,7 @@
     </w:p>
     <w:p>
       <w:pPr>
-        <w:pStyle w:val="Prrafodelista"/>
+        <w:pStyle w:val="ListParagraph"/>
         <w:numPr>
           <w:ilvl w:val="0"/>
           <w:numId w:val="41"/>
@@ -13832,11 +13796,11 @@
     </w:p>
     <w:p>
       <w:pPr>
-        <w:pStyle w:val="Ttulo2"/>
+        <w:pStyle w:val="Heading2"/>
         <w:spacing w:before="0" w:after="0"/>
       </w:pPr>
       <w:bookmarkStart w:id="46" w:name="_bookmark14"/>
-      <w:bookmarkStart w:id="47" w:name="_Toc242251895"/>
+      <w:bookmarkStart w:id="47" w:name="_Toc244026702"/>
       <w:bookmarkEnd w:id="46"/>
       <w:r>
         <w:t xml:space="preserve">7.7 </w:t>
@@ -13911,13 +13875,13 @@
     </w:p>
     <w:p>
       <w:pPr>
-        <w:pStyle w:val="Ttulo1"/>
+        <w:pStyle w:val="Heading1"/>
         <w:numPr>
           <w:ilvl w:val="0"/>
           <w:numId w:val="20"/>
         </w:numPr>
       </w:pPr>
-      <w:bookmarkStart w:id="48" w:name="_Toc242251896"/>
+      <w:bookmarkStart w:id="48" w:name="_Toc244026703"/>
       <w:r>
         <w:lastRenderedPageBreak/>
         <w:t>Especificación de Requerimientos</w:t>
@@ -13926,10 +13890,10 @@
     </w:p>
     <w:p>
       <w:pPr>
-        <w:pStyle w:val="Ttulo2"/>
+        <w:pStyle w:val="Heading2"/>
       </w:pPr>
       <w:bookmarkStart w:id="49" w:name="_bookmark16"/>
-      <w:bookmarkStart w:id="50" w:name="_Toc242251897"/>
+      <w:bookmarkStart w:id="50" w:name="_Toc244026704"/>
       <w:bookmarkEnd w:id="49"/>
       <w:r>
         <w:t xml:space="preserve">8.1 </w:t>
@@ -13941,9 +13905,9 @@
     </w:p>
     <w:p>
       <w:pPr>
-        <w:pStyle w:val="Ttulo3"/>
-      </w:pPr>
-      <w:bookmarkStart w:id="51" w:name="_Toc242251898"/>
+        <w:pStyle w:val="Heading3"/>
+      </w:pPr>
+      <w:bookmarkStart w:id="51" w:name="_Toc244026705"/>
       <w:r>
         <w:t xml:space="preserve">8.1.1 </w:t>
       </w:r>
@@ -13962,9 +13926,9 @@
     </w:p>
     <w:p>
       <w:pPr>
-        <w:pStyle w:val="Ttulo3"/>
-      </w:pPr>
-      <w:bookmarkStart w:id="52" w:name="_Toc242251899"/>
+        <w:pStyle w:val="Heading3"/>
+      </w:pPr>
+      <w:bookmarkStart w:id="52" w:name="_Toc244026706"/>
       <w:r>
         <w:t xml:space="preserve">8.1.2 </w:t>
       </w:r>
@@ -13975,9 +13939,9 @@
     </w:p>
     <w:p>
       <w:pPr>
-        <w:pStyle w:val="Descripcin"/>
-      </w:pPr>
-      <w:bookmarkStart w:id="53" w:name="_Toc242251936"/>
+        <w:pStyle w:val="Caption"/>
+      </w:pPr>
+      <w:bookmarkStart w:id="53" w:name="_Toc244026731"/>
       <w:r>
         <w:t xml:space="preserve">Tabla </w:t>
       </w:r>
@@ -14009,7 +13973,7 @@
     </w:p>
     <w:tbl>
       <w:tblPr>
-        <w:tblStyle w:val="Tablaconcuadrcula4-nfasis1"/>
+        <w:tblStyle w:val="GridTable4-Accent1"/>
         <w:tblW w:w="0" w:type="auto"/>
         <w:tblLook w:val="04A0" w:firstRow="1" w:lastRow="0" w:firstColumn="1" w:lastColumn="0" w:noHBand="0" w:noVBand="1"/>
       </w:tblPr>
@@ -14913,9 +14877,9 @@
     </w:tbl>
     <w:p>
       <w:pPr>
-        <w:pStyle w:val="Ttulo3"/>
-      </w:pPr>
-      <w:bookmarkStart w:id="54" w:name="_Toc242251900"/>
+        <w:pStyle w:val="Heading3"/>
+      </w:pPr>
+      <w:bookmarkStart w:id="54" w:name="_Toc244026707"/>
       <w:r>
         <w:lastRenderedPageBreak/>
         <w:t xml:space="preserve">8.1.3 </w:t>
@@ -14927,9 +14891,9 @@
     </w:p>
     <w:p>
       <w:pPr>
-        <w:pStyle w:val="Descripcin"/>
-      </w:pPr>
-      <w:bookmarkStart w:id="55" w:name="_Toc242251937"/>
+        <w:pStyle w:val="Caption"/>
+      </w:pPr>
+      <w:bookmarkStart w:id="55" w:name="_Toc244026732"/>
       <w:r>
         <w:t xml:space="preserve">Tabla </w:t>
       </w:r>
@@ -14961,7 +14925,7 @@
     </w:p>
     <w:tbl>
       <w:tblPr>
-        <w:tblStyle w:val="Tablaconcuadrcula4-nfasis1"/>
+        <w:tblStyle w:val="GridTable4-Accent1"/>
         <w:tblW w:w="5000" w:type="pct"/>
         <w:tblLook w:val="04A0" w:firstRow="1" w:lastRow="0" w:firstColumn="1" w:lastColumn="0" w:noHBand="0" w:noVBand="1"/>
       </w:tblPr>
@@ -15079,7 +15043,7 @@
             <w:hyperlink r:id="rId14" w:history="1">
               <w:r>
                 <w:rPr>
-                  <w:rStyle w:val="Hipervnculo"/>
+                  <w:rStyle w:val="Hyperlink"/>
                 </w:rPr>
                 <w:t xml:space="preserve"> http://windows.microsoft.com/</w:t>
               </w:r>
@@ -15188,7 +15152,7 @@
             <w:hyperlink r:id="rId15" w:history="1">
               <w:r>
                 <w:rPr>
-                  <w:rStyle w:val="Hipervnculo"/>
+                  <w:rStyle w:val="Hyperlink"/>
                 </w:rPr>
                 <w:t xml:space="preserve"> https://www.netbeanside.com/</w:t>
               </w:r>
@@ -15266,15 +15230,7 @@
               <w:cnfStyle w:val="000000100000" w:firstRow="0" w:lastRow="0" w:firstColumn="0" w:lastColumn="0" w:oddVBand="0" w:evenVBand="0" w:oddHBand="1" w:evenHBand="0" w:firstRowFirstColumn="0" w:firstRowLastColumn="0" w:lastRowFirstColumn="0" w:lastRowLastColumn="0"/>
             </w:pPr>
             <w:r>
-              <w:t xml:space="preserve">Nombre: </w:t>
-            </w:r>
-            <w:proofErr w:type="spellStart"/>
-            <w:r>
-              <w:t>Power</w:t>
-            </w:r>
-            <w:proofErr w:type="spellEnd"/>
-            <w:r>
-              <w:t xml:space="preserve"> </w:t>
+              <w:t xml:space="preserve">Nombre: Power </w:t>
             </w:r>
             <w:proofErr w:type="spellStart"/>
             <w:r>
@@ -15526,7 +15482,7 @@
             <w:hyperlink r:id="rId17" w:history="1">
               <w:r>
                 <w:rPr>
-                  <w:rStyle w:val="Hipervnculo"/>
+                  <w:rStyle w:val="Hyperlink"/>
                 </w:rPr>
                 <w:t>https://www.payara.fish/</w:t>
               </w:r>
@@ -15583,9 +15539,9 @@
     </w:tbl>
     <w:p>
       <w:pPr>
-        <w:pStyle w:val="Ttulo3"/>
-      </w:pPr>
-      <w:bookmarkStart w:id="56" w:name="_Toc242251901"/>
+        <w:pStyle w:val="Heading3"/>
+      </w:pPr>
+      <w:bookmarkStart w:id="56" w:name="_Toc244026708"/>
       <w:r>
         <w:lastRenderedPageBreak/>
         <w:t>8</w:t>
@@ -15626,7 +15582,7 @@
     </w:p>
     <w:p>
       <w:pPr>
-        <w:pStyle w:val="Prrafodelista"/>
+        <w:pStyle w:val="ListParagraph"/>
         <w:numPr>
           <w:ilvl w:val="0"/>
           <w:numId w:val="24"/>
@@ -15655,7 +15611,7 @@
     </w:p>
     <w:p>
       <w:pPr>
-        <w:pStyle w:val="Prrafodelista"/>
+        <w:pStyle w:val="ListParagraph"/>
         <w:numPr>
           <w:ilvl w:val="0"/>
           <w:numId w:val="24"/>
@@ -15688,7 +15644,7 @@
     </w:p>
     <w:p>
       <w:pPr>
-        <w:pStyle w:val="Prrafodelista"/>
+        <w:pStyle w:val="ListParagraph"/>
         <w:numPr>
           <w:ilvl w:val="0"/>
           <w:numId w:val="24"/>
@@ -15713,9 +15669,9 @@
     </w:p>
     <w:p>
       <w:pPr>
-        <w:pStyle w:val="Ttulo2"/>
-      </w:pPr>
-      <w:bookmarkStart w:id="57" w:name="_Toc242251902"/>
+        <w:pStyle w:val="Heading2"/>
+      </w:pPr>
+      <w:bookmarkStart w:id="57" w:name="_Toc244026709"/>
       <w:r>
         <w:t xml:space="preserve">8.2 </w:t>
       </w:r>
@@ -15726,9 +15682,9 @@
     </w:p>
     <w:p>
       <w:pPr>
-        <w:pStyle w:val="Ttulo3"/>
-      </w:pPr>
-      <w:bookmarkStart w:id="58" w:name="_Toc242251903"/>
+        <w:pStyle w:val="Heading3"/>
+      </w:pPr>
+      <w:bookmarkStart w:id="58" w:name="_Toc244026710"/>
       <w:r>
         <w:t>8.2.1. Objetivo General</w:t>
       </w:r>
@@ -15744,9 +15700,9 @@
     </w:p>
     <w:p>
       <w:pPr>
-        <w:pStyle w:val="Ttulo3"/>
-      </w:pPr>
-      <w:bookmarkStart w:id="59" w:name="_Toc242251904"/>
+        <w:pStyle w:val="Heading3"/>
+      </w:pPr>
+      <w:bookmarkStart w:id="59" w:name="_Toc244026711"/>
       <w:r>
         <w:t>8.2.2. Objetivos Específicos</w:t>
       </w:r>
@@ -15768,14 +15724,14 @@
     </w:p>
     <w:p>
       <w:pPr>
-        <w:pStyle w:val="Descripcin"/>
+        <w:pStyle w:val="Caption"/>
         <w:rPr>
           <w:rFonts w:ascii="Verdana" w:eastAsia="Droid Sans Fallback" w:hAnsi="Verdana" w:cstheme="minorHAnsi"/>
           <w:sz w:val="24"/>
           <w:lang w:val="es-EC"/>
         </w:rPr>
       </w:pPr>
-      <w:bookmarkStart w:id="60" w:name="_Toc242251938"/>
+      <w:bookmarkStart w:id="60" w:name="_Toc244026733"/>
       <w:r>
         <w:t xml:space="preserve">Tabla </w:t>
       </w:r>
@@ -15807,7 +15763,7 @@
     </w:p>
     <w:tbl>
       <w:tblPr>
-        <w:tblStyle w:val="Tablaconcuadrcula4-nfasis1"/>
+        <w:tblStyle w:val="GridTable4-Accent1"/>
         <w:tblW w:w="0" w:type="auto"/>
         <w:tblLook w:val="04A0" w:firstRow="1" w:lastRow="0" w:firstColumn="1" w:lastColumn="0" w:noHBand="0" w:noVBand="1"/>
       </w:tblPr>
@@ -15938,9 +15894,9 @@
     </w:tbl>
     <w:p>
       <w:pPr>
-        <w:pStyle w:val="Descripcin"/>
-      </w:pPr>
-      <w:bookmarkStart w:id="61" w:name="_Toc242251939"/>
+        <w:pStyle w:val="Caption"/>
+      </w:pPr>
+      <w:bookmarkStart w:id="61" w:name="_Toc244026734"/>
       <w:r>
         <w:t xml:space="preserve">Tabla </w:t>
       </w:r>
@@ -15975,7 +15931,7 @@
     </w:p>
     <w:tbl>
       <w:tblPr>
-        <w:tblStyle w:val="Tablaconcuadrcula4-nfasis1"/>
+        <w:tblStyle w:val="GridTable4-Accent1"/>
         <w:tblW w:w="0" w:type="auto"/>
         <w:tblLook w:val="04A0" w:firstRow="1" w:lastRow="0" w:firstColumn="1" w:lastColumn="0" w:noHBand="0" w:noVBand="1"/>
       </w:tblPr>
@@ -16106,9 +16062,9 @@
     </w:tbl>
     <w:p>
       <w:pPr>
-        <w:pStyle w:val="Descripcin"/>
-      </w:pPr>
-      <w:bookmarkStart w:id="62" w:name="_Toc242251940"/>
+        <w:pStyle w:val="Caption"/>
+      </w:pPr>
+      <w:bookmarkStart w:id="62" w:name="_Toc244026735"/>
       <w:r>
         <w:t xml:space="preserve">Tabla </w:t>
       </w:r>
@@ -16140,7 +16096,7 @@
     </w:p>
     <w:tbl>
       <w:tblPr>
-        <w:tblStyle w:val="Tablaconcuadrcula4-nfasis1"/>
+        <w:tblStyle w:val="GridTable4-Accent1"/>
         <w:tblW w:w="0" w:type="auto"/>
         <w:tblLook w:val="04A0" w:firstRow="1" w:lastRow="0" w:firstColumn="1" w:lastColumn="0" w:noHBand="0" w:noVBand="1"/>
       </w:tblPr>
@@ -16275,9 +16231,9 @@
     </w:tbl>
     <w:p>
       <w:pPr>
-        <w:pStyle w:val="Descripcin"/>
-      </w:pPr>
-      <w:bookmarkStart w:id="63" w:name="_Toc242251941"/>
+        <w:pStyle w:val="Caption"/>
+      </w:pPr>
+      <w:bookmarkStart w:id="63" w:name="_Toc244026736"/>
       <w:r>
         <w:t xml:space="preserve">Tabla </w:t>
       </w:r>
@@ -16312,7 +16268,7 @@
     </w:p>
     <w:tbl>
       <w:tblPr>
-        <w:tblStyle w:val="Tablaconcuadrcula4-nfasis1"/>
+        <w:tblStyle w:val="GridTable4-Accent1"/>
         <w:tblW w:w="0" w:type="auto"/>
         <w:tblLook w:val="04A0" w:firstRow="1" w:lastRow="0" w:firstColumn="1" w:lastColumn="0" w:noHBand="0" w:noVBand="1"/>
       </w:tblPr>
@@ -16447,9 +16403,9 @@
     <w:p/>
     <w:p>
       <w:pPr>
-        <w:pStyle w:val="Ttulo3"/>
-      </w:pPr>
-      <w:bookmarkStart w:id="64" w:name="_Toc242251905"/>
+        <w:pStyle w:val="Heading3"/>
+      </w:pPr>
+      <w:bookmarkStart w:id="64" w:name="_Toc244026712"/>
       <w:r>
         <w:t>8.2.3. Actores</w:t>
       </w:r>
@@ -16457,9 +16413,9 @@
     </w:p>
     <w:p>
       <w:pPr>
-        <w:pStyle w:val="Descripcin"/>
-      </w:pPr>
-      <w:bookmarkStart w:id="65" w:name="_Toc242251942"/>
+        <w:pStyle w:val="Caption"/>
+      </w:pPr>
+      <w:bookmarkStart w:id="65" w:name="_Toc244026737"/>
       <w:r>
         <w:t xml:space="preserve">Tabla </w:t>
       </w:r>
@@ -16491,7 +16447,7 @@
     </w:p>
     <w:tbl>
       <w:tblPr>
-        <w:tblStyle w:val="Tablaconcuadrcula4-nfasis1"/>
+        <w:tblStyle w:val="GridTable4-Accent1"/>
         <w:tblW w:w="0" w:type="auto"/>
         <w:tblLook w:val="04A0" w:firstRow="1" w:lastRow="0" w:firstColumn="1" w:lastColumn="0" w:noHBand="0" w:noVBand="1"/>
       </w:tblPr>
@@ -16669,9 +16625,9 @@
     </w:tbl>
     <w:p>
       <w:pPr>
-        <w:pStyle w:val="Descripcin"/>
-      </w:pPr>
-      <w:bookmarkStart w:id="66" w:name="_Toc242251943"/>
+        <w:pStyle w:val="Caption"/>
+      </w:pPr>
+      <w:bookmarkStart w:id="66" w:name="_Toc244026738"/>
       <w:r>
         <w:t xml:space="preserve">Tabla </w:t>
       </w:r>
@@ -16709,7 +16665,7 @@
     </w:p>
     <w:tbl>
       <w:tblPr>
-        <w:tblStyle w:val="Tablaconcuadrcula4-nfasis1"/>
+        <w:tblStyle w:val="GridTable4-Accent1"/>
         <w:tblW w:w="0" w:type="auto"/>
         <w:tblLook w:val="04A0" w:firstRow="1" w:lastRow="0" w:firstColumn="1" w:lastColumn="0" w:noHBand="0" w:noVBand="1"/>
       </w:tblPr>
@@ -16895,9 +16851,9 @@
     </w:tbl>
     <w:p>
       <w:pPr>
-        <w:pStyle w:val="Descripcin"/>
-      </w:pPr>
-      <w:bookmarkStart w:id="67" w:name="_Toc242251944"/>
+        <w:pStyle w:val="Caption"/>
+      </w:pPr>
+      <w:bookmarkStart w:id="67" w:name="_Toc244026739"/>
       <w:r>
         <w:t xml:space="preserve">Tabla </w:t>
       </w:r>
@@ -16935,7 +16891,7 @@
     </w:p>
     <w:tbl>
       <w:tblPr>
-        <w:tblStyle w:val="Tablaconcuadrcula4-nfasis1"/>
+        <w:tblStyle w:val="GridTable4-Accent1"/>
         <w:tblW w:w="0" w:type="auto"/>
         <w:tblLook w:val="04A0" w:firstRow="1" w:lastRow="0" w:firstColumn="1" w:lastColumn="0" w:noHBand="0" w:noVBand="1"/>
       </w:tblPr>
@@ -17121,9 +17077,9 @@
     </w:tbl>
     <w:p>
       <w:pPr>
-        <w:pStyle w:val="Descripcin"/>
-      </w:pPr>
-      <w:bookmarkStart w:id="68" w:name="_Toc242251945"/>
+        <w:pStyle w:val="Caption"/>
+      </w:pPr>
+      <w:bookmarkStart w:id="68" w:name="_Toc244026740"/>
       <w:r>
         <w:t xml:space="preserve">Tabla </w:t>
       </w:r>
@@ -17161,7 +17117,7 @@
     </w:p>
     <w:tbl>
       <w:tblPr>
-        <w:tblStyle w:val="Tablaconcuadrcula4-nfasis1"/>
+        <w:tblStyle w:val="GridTable4-Accent1"/>
         <w:tblW w:w="0" w:type="auto"/>
         <w:tblLook w:val="04A0" w:firstRow="1" w:lastRow="0" w:firstColumn="1" w:lastColumn="0" w:noHBand="0" w:noVBand="1"/>
       </w:tblPr>
@@ -17347,9 +17303,9 @@
     </w:tbl>
     <w:p>
       <w:pPr>
-        <w:pStyle w:val="Descripcin"/>
-      </w:pPr>
-      <w:bookmarkStart w:id="69" w:name="_Toc242251946"/>
+        <w:pStyle w:val="Caption"/>
+      </w:pPr>
+      <w:bookmarkStart w:id="69" w:name="_Toc244026741"/>
       <w:r>
         <w:t xml:space="preserve">Tabla </w:t>
       </w:r>
@@ -17387,7 +17343,7 @@
     </w:p>
     <w:tbl>
       <w:tblPr>
-        <w:tblStyle w:val="Tablaconcuadrcula4-nfasis1"/>
+        <w:tblStyle w:val="GridTable4-Accent1"/>
         <w:tblW w:w="0" w:type="auto"/>
         <w:tblLook w:val="04A0" w:firstRow="1" w:lastRow="0" w:firstColumn="1" w:lastColumn="0" w:noHBand="0" w:noVBand="1"/>
       </w:tblPr>
@@ -17574,9 +17530,9 @@
     <w:p/>
     <w:p>
       <w:pPr>
-        <w:pStyle w:val="Ttulo3"/>
-      </w:pPr>
-      <w:bookmarkStart w:id="70" w:name="_Toc242251906"/>
+        <w:pStyle w:val="Heading3"/>
+      </w:pPr>
+      <w:bookmarkStart w:id="70" w:name="_Toc244026713"/>
       <w:r>
         <w:t>8.2.4. Lista de requisitos funcionales</w:t>
       </w:r>
@@ -17601,9 +17557,9 @@
     </w:p>
     <w:p>
       <w:pPr>
-        <w:pStyle w:val="Descripcin"/>
-      </w:pPr>
-      <w:bookmarkStart w:id="71" w:name="_Toc242251947"/>
+        <w:pStyle w:val="Caption"/>
+      </w:pPr>
+      <w:bookmarkStart w:id="71" w:name="_Toc244026742"/>
       <w:r>
         <w:t xml:space="preserve">Tabla </w:t>
       </w:r>
@@ -17638,7 +17594,7 @@
     </w:p>
     <w:tbl>
       <w:tblPr>
-        <w:tblStyle w:val="Tablaconcuadrcula4-nfasis1"/>
+        <w:tblStyle w:val="GridTable4-Accent1"/>
         <w:tblW w:w="5003" w:type="pct"/>
         <w:tblLook w:val="04A0" w:firstRow="1" w:lastRow="0" w:firstColumn="1" w:lastColumn="0" w:noHBand="0" w:noVBand="1"/>
       </w:tblPr>
@@ -18288,9 +18244,9 @@
     <w:p/>
     <w:p>
       <w:pPr>
-        <w:pStyle w:val="Ttulo3"/>
-      </w:pPr>
-      <w:bookmarkStart w:id="72" w:name="_Toc242251907"/>
+        <w:pStyle w:val="Heading3"/>
+      </w:pPr>
+      <w:bookmarkStart w:id="72" w:name="_Toc244026714"/>
       <w:r>
         <w:t>8.2.5 Requisitos Funcionales</w:t>
       </w:r>
@@ -18316,9 +18272,9 @@
     </w:p>
     <w:p>
       <w:pPr>
-        <w:pStyle w:val="Descripcin"/>
-      </w:pPr>
-      <w:bookmarkStart w:id="73" w:name="_Toc242251948"/>
+        <w:pStyle w:val="Caption"/>
+      </w:pPr>
+      <w:bookmarkStart w:id="73" w:name="_Toc244026743"/>
       <w:r>
         <w:t xml:space="preserve">Tabla </w:t>
       </w:r>
@@ -18353,7 +18309,7 @@
     </w:p>
     <w:tbl>
       <w:tblPr>
-        <w:tblStyle w:val="Tablaconcuadrcula4-nfasis1"/>
+        <w:tblStyle w:val="GridTable4-Accent1"/>
         <w:tblW w:w="9020" w:type="dxa"/>
         <w:tblLook w:val="04A0" w:firstRow="1" w:lastRow="0" w:firstColumn="1" w:lastColumn="0" w:noHBand="0" w:noVBand="1"/>
       </w:tblPr>
@@ -18748,9 +18704,9 @@
     </w:tbl>
     <w:p>
       <w:pPr>
-        <w:pStyle w:val="Descripcin"/>
-      </w:pPr>
-      <w:bookmarkStart w:id="74" w:name="_Toc242251949"/>
+        <w:pStyle w:val="Caption"/>
+      </w:pPr>
+      <w:bookmarkStart w:id="74" w:name="_Toc244026744"/>
       <w:r>
         <w:t xml:space="preserve">Tabla </w:t>
       </w:r>
@@ -18788,7 +18744,7 @@
     </w:p>
     <w:tbl>
       <w:tblPr>
-        <w:tblStyle w:val="Tablaconcuadrcula4-nfasis1"/>
+        <w:tblStyle w:val="GridTable4-Accent1"/>
         <w:tblW w:w="9020" w:type="dxa"/>
         <w:tblLook w:val="04A0" w:firstRow="1" w:lastRow="0" w:firstColumn="1" w:lastColumn="0" w:noHBand="0" w:noVBand="1"/>
       </w:tblPr>
@@ -19199,9 +19155,9 @@
     </w:tbl>
     <w:p>
       <w:pPr>
-        <w:pStyle w:val="Descripcin"/>
-      </w:pPr>
-      <w:bookmarkStart w:id="75" w:name="_Toc242251950"/>
+        <w:pStyle w:val="Caption"/>
+      </w:pPr>
+      <w:bookmarkStart w:id="75" w:name="_Toc244026745"/>
       <w:r>
         <w:t xml:space="preserve">Tabla </w:t>
       </w:r>
@@ -19239,7 +19195,7 @@
     </w:p>
     <w:tbl>
       <w:tblPr>
-        <w:tblStyle w:val="Tablaconcuadrcula4-nfasis1"/>
+        <w:tblStyle w:val="GridTable4-Accent1"/>
         <w:tblW w:w="9020" w:type="dxa"/>
         <w:tblLook w:val="04A0" w:firstRow="1" w:lastRow="0" w:firstColumn="1" w:lastColumn="0" w:noHBand="0" w:noVBand="1"/>
       </w:tblPr>
@@ -19650,9 +19606,9 @@
     </w:tbl>
     <w:p>
       <w:pPr>
-        <w:pStyle w:val="Descripcin"/>
-      </w:pPr>
-      <w:bookmarkStart w:id="76" w:name="_Toc242251951"/>
+        <w:pStyle w:val="Caption"/>
+      </w:pPr>
+      <w:bookmarkStart w:id="76" w:name="_Toc244026746"/>
       <w:r>
         <w:t xml:space="preserve">Tabla </w:t>
       </w:r>
@@ -19690,7 +19646,7 @@
     </w:p>
     <w:tbl>
       <w:tblPr>
-        <w:tblStyle w:val="Tablaconcuadrcula4-nfasis1"/>
+        <w:tblStyle w:val="GridTable4-Accent1"/>
         <w:tblW w:w="9020" w:type="dxa"/>
         <w:tblLook w:val="04A0" w:firstRow="1" w:lastRow="0" w:firstColumn="1" w:lastColumn="0" w:noHBand="0" w:noVBand="1"/>
       </w:tblPr>
@@ -20101,9 +20057,9 @@
     </w:tbl>
     <w:p>
       <w:pPr>
-        <w:pStyle w:val="Descripcin"/>
-      </w:pPr>
-      <w:bookmarkStart w:id="77" w:name="_Toc242251952"/>
+        <w:pStyle w:val="Caption"/>
+      </w:pPr>
+      <w:bookmarkStart w:id="77" w:name="_Toc244026747"/>
       <w:r>
         <w:t xml:space="preserve">Tabla </w:t>
       </w:r>
@@ -20141,7 +20097,7 @@
     </w:p>
     <w:tbl>
       <w:tblPr>
-        <w:tblStyle w:val="Tablaconcuadrcula4-nfasis1"/>
+        <w:tblStyle w:val="GridTable4-Accent1"/>
         <w:tblW w:w="9020" w:type="dxa"/>
         <w:tblLook w:val="04A0" w:firstRow="1" w:lastRow="0" w:firstColumn="1" w:lastColumn="0" w:noHBand="0" w:noVBand="1"/>
       </w:tblPr>
@@ -20552,9 +20508,9 @@
     </w:tbl>
     <w:p>
       <w:pPr>
-        <w:pStyle w:val="Descripcin"/>
-      </w:pPr>
-      <w:bookmarkStart w:id="78" w:name="_Toc242251953"/>
+        <w:pStyle w:val="Caption"/>
+      </w:pPr>
+      <w:bookmarkStart w:id="78" w:name="_Toc244026748"/>
       <w:r>
         <w:t xml:space="preserve">Tabla </w:t>
       </w:r>
@@ -20592,7 +20548,7 @@
     </w:p>
     <w:tbl>
       <w:tblPr>
-        <w:tblStyle w:val="Tablaconcuadrcula4-nfasis1"/>
+        <w:tblStyle w:val="GridTable4-Accent1"/>
         <w:tblW w:w="9020" w:type="dxa"/>
         <w:tblLook w:val="04A0" w:firstRow="1" w:lastRow="0" w:firstColumn="1" w:lastColumn="0" w:noHBand="0" w:noVBand="1"/>
       </w:tblPr>
@@ -21004,9 +20960,9 @@
     </w:tbl>
     <w:p>
       <w:pPr>
-        <w:pStyle w:val="Descripcin"/>
-      </w:pPr>
-      <w:bookmarkStart w:id="79" w:name="_Toc242251954"/>
+        <w:pStyle w:val="Caption"/>
+      </w:pPr>
+      <w:bookmarkStart w:id="79" w:name="_Toc244026749"/>
       <w:r>
         <w:t xml:space="preserve">Tabla </w:t>
       </w:r>
@@ -21044,7 +21000,7 @@
     </w:p>
     <w:tbl>
       <w:tblPr>
-        <w:tblStyle w:val="Tablaconcuadrcula4-nfasis1"/>
+        <w:tblStyle w:val="GridTable4-Accent1"/>
         <w:tblW w:w="9020" w:type="dxa"/>
         <w:tblLook w:val="04A0" w:firstRow="1" w:lastRow="0" w:firstColumn="1" w:lastColumn="0" w:noHBand="0" w:noVBand="1"/>
       </w:tblPr>
@@ -21447,9 +21403,9 @@
     </w:tbl>
     <w:p>
       <w:pPr>
-        <w:pStyle w:val="Descripcin"/>
-      </w:pPr>
-      <w:bookmarkStart w:id="80" w:name="_Toc242251955"/>
+        <w:pStyle w:val="Caption"/>
+      </w:pPr>
+      <w:bookmarkStart w:id="80" w:name="_Toc244026750"/>
       <w:r>
         <w:t xml:space="preserve">Tabla </w:t>
       </w:r>
@@ -21487,7 +21443,7 @@
     </w:p>
     <w:tbl>
       <w:tblPr>
-        <w:tblStyle w:val="Tablaconcuadrcula4-nfasis1"/>
+        <w:tblStyle w:val="GridTable4-Accent1"/>
         <w:tblW w:w="9020" w:type="dxa"/>
         <w:tblLook w:val="04A0" w:firstRow="1" w:lastRow="0" w:firstColumn="1" w:lastColumn="0" w:noHBand="0" w:noVBand="1"/>
       </w:tblPr>
@@ -21898,9 +21854,9 @@
     </w:tbl>
     <w:p>
       <w:pPr>
-        <w:pStyle w:val="Descripcin"/>
-      </w:pPr>
-      <w:bookmarkStart w:id="81" w:name="_Toc242251956"/>
+        <w:pStyle w:val="Caption"/>
+      </w:pPr>
+      <w:bookmarkStart w:id="81" w:name="_Toc244026751"/>
       <w:r>
         <w:t xml:space="preserve">Tabla </w:t>
       </w:r>
@@ -21938,7 +21894,7 @@
     </w:p>
     <w:tbl>
       <w:tblPr>
-        <w:tblStyle w:val="Tablaconcuadrcula4-nfasis1"/>
+        <w:tblStyle w:val="GridTable4-Accent1"/>
         <w:tblW w:w="9020" w:type="dxa"/>
         <w:tblLook w:val="04A0" w:firstRow="1" w:lastRow="0" w:firstColumn="1" w:lastColumn="0" w:noHBand="0" w:noVBand="1"/>
       </w:tblPr>
@@ -22357,9 +22313,9 @@
     </w:tbl>
     <w:p>
       <w:pPr>
-        <w:pStyle w:val="Descripcin"/>
-      </w:pPr>
-      <w:bookmarkStart w:id="82" w:name="_Toc242251957"/>
+        <w:pStyle w:val="Caption"/>
+      </w:pPr>
+      <w:bookmarkStart w:id="82" w:name="_Toc244026752"/>
       <w:r>
         <w:t xml:space="preserve">Tabla </w:t>
       </w:r>
@@ -22391,7 +22347,7 @@
     </w:p>
     <w:tbl>
       <w:tblPr>
-        <w:tblStyle w:val="Tablaconcuadrcula4-nfasis1"/>
+        <w:tblStyle w:val="GridTable4-Accent1"/>
         <w:tblW w:w="9020" w:type="dxa"/>
         <w:tblLook w:val="04A0" w:firstRow="1" w:lastRow="0" w:firstColumn="1" w:lastColumn="0" w:noHBand="0" w:noVBand="1"/>
       </w:tblPr>
@@ -22811,9 +22767,9 @@
     <w:p/>
     <w:p>
       <w:pPr>
-        <w:pStyle w:val="Ttulo2"/>
-      </w:pPr>
-      <w:bookmarkStart w:id="83" w:name="_Toc242251908"/>
+        <w:pStyle w:val="Heading2"/>
+      </w:pPr>
+      <w:bookmarkStart w:id="83" w:name="_Toc244026715"/>
       <w:r>
         <w:lastRenderedPageBreak/>
         <w:t xml:space="preserve">8.3 </w:t>
@@ -22831,10 +22787,10 @@
     </w:p>
     <w:p>
       <w:pPr>
-        <w:pStyle w:val="Ttulo3"/>
+        <w:pStyle w:val="Heading3"/>
       </w:pPr>
       <w:bookmarkStart w:id="84" w:name="_Toc58077507"/>
-      <w:bookmarkStart w:id="85" w:name="_Toc242251909"/>
+      <w:bookmarkStart w:id="85" w:name="_Toc244026716"/>
       <w:r>
         <w:t xml:space="preserve">8.3.1 </w:t>
       </w:r>
@@ -22857,9 +22813,9 @@
     </w:p>
     <w:p>
       <w:pPr>
-        <w:pStyle w:val="Descripcin"/>
-      </w:pPr>
-      <w:bookmarkStart w:id="86" w:name="_Toc242251958"/>
+        <w:pStyle w:val="Caption"/>
+      </w:pPr>
+      <w:bookmarkStart w:id="86" w:name="_Toc244026753"/>
       <w:r>
         <w:t xml:space="preserve">Tabla </w:t>
       </w:r>
@@ -22891,7 +22847,7 @@
     </w:p>
     <w:tbl>
       <w:tblPr>
-        <w:tblStyle w:val="Tablaconcuadrcula4-nfasis1"/>
+        <w:tblStyle w:val="GridTable4-Accent1"/>
         <w:tblW w:w="5000" w:type="pct"/>
         <w:tblLook w:val="04A0" w:firstRow="1" w:lastRow="0" w:firstColumn="1" w:lastColumn="0" w:noHBand="0" w:noVBand="1"/>
       </w:tblPr>
@@ -22910,7 +22866,7 @@
           </w:tcPr>
           <w:p>
             <w:pPr>
-              <w:pStyle w:val="Descripcin"/>
+              <w:pStyle w:val="Caption"/>
               <w:spacing w:before="0" w:after="0"/>
               <w:rPr>
                 <w:rFonts w:ascii="Arial" w:hAnsi="Arial"/>
@@ -22936,7 +22892,7 @@
           </w:tcPr>
           <w:p>
             <w:pPr>
-              <w:pStyle w:val="Descripcin"/>
+              <w:pStyle w:val="Caption"/>
               <w:spacing w:before="0" w:after="0"/>
               <w:cnfStyle w:val="100000000000" w:firstRow="1" w:lastRow="0" w:firstColumn="0" w:lastColumn="0" w:oddVBand="0" w:evenVBand="0" w:oddHBand="0" w:evenHBand="0" w:firstRowFirstColumn="0" w:firstRowLastColumn="0" w:lastRowFirstColumn="0" w:lastRowLastColumn="0"/>
               <w:rPr>
@@ -22969,7 +22925,7 @@
           </w:tcPr>
           <w:p>
             <w:pPr>
-              <w:pStyle w:val="Descripcin"/>
+              <w:pStyle w:val="Caption"/>
               <w:spacing w:before="0" w:after="0"/>
               <w:rPr>
                 <w:rFonts w:ascii="Arial" w:hAnsi="Arial"/>
@@ -22995,7 +22951,7 @@
           </w:tcPr>
           <w:p>
             <w:pPr>
-              <w:pStyle w:val="Descripcin"/>
+              <w:pStyle w:val="Caption"/>
               <w:spacing w:before="0" w:after="0"/>
               <w:cnfStyle w:val="000000100000" w:firstRow="0" w:lastRow="0" w:firstColumn="0" w:lastColumn="0" w:oddVBand="0" w:evenVBand="0" w:oddHBand="1" w:evenHBand="0" w:firstRowFirstColumn="0" w:firstRowLastColumn="0" w:lastRowFirstColumn="0" w:lastRowLastColumn="0"/>
               <w:rPr>
@@ -23022,7 +22978,7 @@
           </w:tcPr>
           <w:p>
             <w:pPr>
-              <w:pStyle w:val="Descripcin"/>
+              <w:pStyle w:val="Caption"/>
               <w:spacing w:before="0" w:after="0"/>
               <w:rPr>
                 <w:rFonts w:ascii="Arial" w:hAnsi="Arial"/>
@@ -23048,7 +23004,7 @@
           </w:tcPr>
           <w:p>
             <w:pPr>
-              <w:pStyle w:val="Descripcin"/>
+              <w:pStyle w:val="Caption"/>
               <w:spacing w:before="0" w:after="0"/>
               <w:cnfStyle w:val="000000000000" w:firstRow="0" w:lastRow="0" w:firstColumn="0" w:lastColumn="0" w:oddVBand="0" w:evenVBand="0" w:oddHBand="0" w:evenHBand="0" w:firstRowFirstColumn="0" w:firstRowLastColumn="0" w:lastRowFirstColumn="0" w:lastRowLastColumn="0"/>
               <w:rPr>
@@ -23086,7 +23042,7 @@
           </w:tcPr>
           <w:p>
             <w:pPr>
-              <w:pStyle w:val="Descripcin"/>
+              <w:pStyle w:val="Caption"/>
               <w:spacing w:before="0" w:after="0"/>
               <w:rPr>
                 <w:rFonts w:ascii="Arial" w:hAnsi="Arial"/>
@@ -23112,7 +23068,7 @@
           </w:tcPr>
           <w:p>
             <w:pPr>
-              <w:pStyle w:val="Descripcin"/>
+              <w:pStyle w:val="Caption"/>
               <w:spacing w:before="0" w:after="0"/>
               <w:cnfStyle w:val="000000100000" w:firstRow="0" w:lastRow="0" w:firstColumn="0" w:lastColumn="0" w:oddVBand="0" w:evenVBand="0" w:oddHBand="1" w:evenHBand="0" w:firstRowFirstColumn="0" w:firstRowLastColumn="0" w:lastRowFirstColumn="0" w:lastRowLastColumn="0"/>
               <w:rPr>
@@ -23142,9 +23098,9 @@
     </w:tbl>
     <w:p>
       <w:pPr>
-        <w:pStyle w:val="Descripcin"/>
-      </w:pPr>
-      <w:bookmarkStart w:id="87" w:name="_Toc242251959"/>
+        <w:pStyle w:val="Caption"/>
+      </w:pPr>
+      <w:bookmarkStart w:id="87" w:name="_Toc244026754"/>
       <w:r>
         <w:t xml:space="preserve">Tabla </w:t>
       </w:r>
@@ -23179,7 +23135,7 @@
     </w:p>
     <w:tbl>
       <w:tblPr>
-        <w:tblStyle w:val="Tablaconcuadrcula4-nfasis1"/>
+        <w:tblStyle w:val="GridTable4-Accent1"/>
         <w:tblW w:w="5000" w:type="pct"/>
         <w:tblLook w:val="04A0" w:firstRow="1" w:lastRow="0" w:firstColumn="1" w:lastColumn="0" w:noHBand="0" w:noVBand="1"/>
       </w:tblPr>
@@ -23198,7 +23154,7 @@
           </w:tcPr>
           <w:p>
             <w:pPr>
-              <w:pStyle w:val="Descripcin"/>
+              <w:pStyle w:val="Caption"/>
               <w:spacing w:before="0" w:after="0"/>
               <w:rPr>
                 <w:rFonts w:ascii="Arial" w:hAnsi="Arial"/>
@@ -23232,7 +23188,7 @@
           </w:tcPr>
           <w:p>
             <w:pPr>
-              <w:pStyle w:val="Descripcin"/>
+              <w:pStyle w:val="Caption"/>
               <w:spacing w:before="0" w:after="0"/>
               <w:cnfStyle w:val="100000000000" w:firstRow="1" w:lastRow="0" w:firstColumn="0" w:lastColumn="0" w:oddVBand="0" w:evenVBand="0" w:oddHBand="0" w:evenHBand="0" w:firstRowFirstColumn="0" w:firstRowLastColumn="0" w:lastRowFirstColumn="0" w:lastRowLastColumn="0"/>
               <w:rPr>
@@ -23265,7 +23221,7 @@
           </w:tcPr>
           <w:p>
             <w:pPr>
-              <w:pStyle w:val="Descripcin"/>
+              <w:pStyle w:val="Caption"/>
               <w:spacing w:before="0" w:after="0"/>
               <w:rPr>
                 <w:rFonts w:ascii="Arial" w:hAnsi="Arial"/>
@@ -23291,7 +23247,7 @@
           </w:tcPr>
           <w:p>
             <w:pPr>
-              <w:pStyle w:val="Descripcin"/>
+              <w:pStyle w:val="Caption"/>
               <w:spacing w:before="0" w:after="0"/>
               <w:cnfStyle w:val="000000100000" w:firstRow="0" w:lastRow="0" w:firstColumn="0" w:lastColumn="0" w:oddVBand="0" w:evenVBand="0" w:oddHBand="1" w:evenHBand="0" w:firstRowFirstColumn="0" w:firstRowLastColumn="0" w:lastRowFirstColumn="0" w:lastRowLastColumn="0"/>
               <w:rPr>
@@ -23318,7 +23274,7 @@
           </w:tcPr>
           <w:p>
             <w:pPr>
-              <w:pStyle w:val="Descripcin"/>
+              <w:pStyle w:val="Caption"/>
               <w:spacing w:before="0" w:after="0"/>
               <w:rPr>
                 <w:rFonts w:ascii="Arial" w:hAnsi="Arial"/>
@@ -23344,7 +23300,7 @@
           </w:tcPr>
           <w:p>
             <w:pPr>
-              <w:pStyle w:val="Descripcin"/>
+              <w:pStyle w:val="Caption"/>
               <w:spacing w:before="0" w:after="0"/>
               <w:cnfStyle w:val="000000000000" w:firstRow="0" w:lastRow="0" w:firstColumn="0" w:lastColumn="0" w:oddVBand="0" w:evenVBand="0" w:oddHBand="0" w:evenHBand="0" w:firstRowFirstColumn="0" w:firstRowLastColumn="0" w:lastRowFirstColumn="0" w:lastRowLastColumn="0"/>
               <w:rPr>
@@ -23382,7 +23338,7 @@
           </w:tcPr>
           <w:p>
             <w:pPr>
-              <w:pStyle w:val="Descripcin"/>
+              <w:pStyle w:val="Caption"/>
               <w:spacing w:before="0" w:after="0"/>
               <w:rPr>
                 <w:rFonts w:ascii="Arial" w:hAnsi="Arial"/>
@@ -23408,7 +23364,7 @@
           </w:tcPr>
           <w:p>
             <w:pPr>
-              <w:pStyle w:val="Descripcin"/>
+              <w:pStyle w:val="Caption"/>
               <w:spacing w:before="0" w:after="0"/>
               <w:cnfStyle w:val="000000100000" w:firstRow="0" w:lastRow="0" w:firstColumn="0" w:lastColumn="0" w:oddVBand="0" w:evenVBand="0" w:oddHBand="1" w:evenHBand="0" w:firstRowFirstColumn="0" w:firstRowLastColumn="0" w:lastRowFirstColumn="0" w:lastRowLastColumn="0"/>
               <w:rPr>
@@ -23438,9 +23394,9 @@
     </w:tbl>
     <w:p>
       <w:pPr>
-        <w:pStyle w:val="Descripcin"/>
-      </w:pPr>
-      <w:bookmarkStart w:id="88" w:name="_Toc242251960"/>
+        <w:pStyle w:val="Caption"/>
+      </w:pPr>
+      <w:bookmarkStart w:id="88" w:name="_Toc244026755"/>
       <w:r>
         <w:t xml:space="preserve">Tabla </w:t>
       </w:r>
@@ -23475,7 +23431,7 @@
     </w:p>
     <w:tbl>
       <w:tblPr>
-        <w:tblStyle w:val="Tablaconcuadrcula4-nfasis1"/>
+        <w:tblStyle w:val="GridTable4-Accent1"/>
         <w:tblW w:w="5000" w:type="pct"/>
         <w:tblLook w:val="04A0" w:firstRow="1" w:lastRow="0" w:firstColumn="1" w:lastColumn="0" w:noHBand="0" w:noVBand="1"/>
       </w:tblPr>
@@ -23494,7 +23450,7 @@
           </w:tcPr>
           <w:p>
             <w:pPr>
-              <w:pStyle w:val="Descripcin"/>
+              <w:pStyle w:val="Caption"/>
               <w:spacing w:before="0" w:after="0"/>
               <w:rPr>
                 <w:rFonts w:ascii="Arial" w:hAnsi="Arial"/>
@@ -23528,7 +23484,7 @@
           </w:tcPr>
           <w:p>
             <w:pPr>
-              <w:pStyle w:val="Descripcin"/>
+              <w:pStyle w:val="Caption"/>
               <w:spacing w:before="0" w:after="0"/>
               <w:cnfStyle w:val="100000000000" w:firstRow="1" w:lastRow="0" w:firstColumn="0" w:lastColumn="0" w:oddVBand="0" w:evenVBand="0" w:oddHBand="0" w:evenHBand="0" w:firstRowFirstColumn="0" w:firstRowLastColumn="0" w:lastRowFirstColumn="0" w:lastRowLastColumn="0"/>
               <w:rPr>
@@ -23562,7 +23518,7 @@
           </w:tcPr>
           <w:p>
             <w:pPr>
-              <w:pStyle w:val="Descripcin"/>
+              <w:pStyle w:val="Caption"/>
               <w:spacing w:before="0" w:after="0"/>
               <w:rPr>
                 <w:rFonts w:ascii="Arial" w:hAnsi="Arial"/>
@@ -23588,7 +23544,7 @@
           </w:tcPr>
           <w:p>
             <w:pPr>
-              <w:pStyle w:val="Descripcin"/>
+              <w:pStyle w:val="Caption"/>
               <w:spacing w:before="0" w:after="0"/>
               <w:cnfStyle w:val="000000100000" w:firstRow="0" w:lastRow="0" w:firstColumn="0" w:lastColumn="0" w:oddVBand="0" w:evenVBand="0" w:oddHBand="1" w:evenHBand="0" w:firstRowFirstColumn="0" w:firstRowLastColumn="0" w:lastRowFirstColumn="0" w:lastRowLastColumn="0"/>
               <w:rPr>
@@ -23617,7 +23573,7 @@
           </w:tcPr>
           <w:p>
             <w:pPr>
-              <w:pStyle w:val="Descripcin"/>
+              <w:pStyle w:val="Caption"/>
               <w:spacing w:before="0" w:after="0"/>
               <w:rPr>
                 <w:rFonts w:ascii="Arial" w:hAnsi="Arial"/>
@@ -23643,7 +23599,7 @@
           </w:tcPr>
           <w:p>
             <w:pPr>
-              <w:pStyle w:val="Descripcin"/>
+              <w:pStyle w:val="Caption"/>
               <w:spacing w:before="0" w:after="0"/>
               <w:cnfStyle w:val="000000000000" w:firstRow="0" w:lastRow="0" w:firstColumn="0" w:lastColumn="0" w:oddVBand="0" w:evenVBand="0" w:oddHBand="0" w:evenHBand="0" w:firstRowFirstColumn="0" w:firstRowLastColumn="0" w:lastRowFirstColumn="0" w:lastRowLastColumn="0"/>
               <w:rPr>
@@ -23681,7 +23637,7 @@
           </w:tcPr>
           <w:p>
             <w:pPr>
-              <w:pStyle w:val="Descripcin"/>
+              <w:pStyle w:val="Caption"/>
               <w:spacing w:before="0" w:after="0"/>
               <w:rPr>
                 <w:rFonts w:ascii="Arial" w:hAnsi="Arial"/>
@@ -23707,7 +23663,7 @@
           </w:tcPr>
           <w:p>
             <w:pPr>
-              <w:pStyle w:val="Descripcin"/>
+              <w:pStyle w:val="Caption"/>
               <w:spacing w:before="0" w:after="0"/>
               <w:cnfStyle w:val="000000100000" w:firstRow="0" w:lastRow="0" w:firstColumn="0" w:lastColumn="0" w:oddVBand="0" w:evenVBand="0" w:oddHBand="1" w:evenHBand="0" w:firstRowFirstColumn="0" w:firstRowLastColumn="0" w:lastRowFirstColumn="0" w:lastRowLastColumn="0"/>
               <w:rPr>
@@ -23737,9 +23693,9 @@
     </w:tbl>
     <w:p>
       <w:pPr>
-        <w:pStyle w:val="Descripcin"/>
-      </w:pPr>
-      <w:bookmarkStart w:id="89" w:name="_Toc242251961"/>
+        <w:pStyle w:val="Caption"/>
+      </w:pPr>
+      <w:bookmarkStart w:id="89" w:name="_Toc244026756"/>
       <w:r>
         <w:t xml:space="preserve">Tabla </w:t>
       </w:r>
@@ -23774,7 +23730,7 @@
     </w:p>
     <w:tbl>
       <w:tblPr>
-        <w:tblStyle w:val="Tablaconcuadrcula4-nfasis1"/>
+        <w:tblStyle w:val="GridTable4-Accent1"/>
         <w:tblW w:w="5000" w:type="pct"/>
         <w:tblLook w:val="04A0" w:firstRow="1" w:lastRow="0" w:firstColumn="1" w:lastColumn="0" w:noHBand="0" w:noVBand="1"/>
       </w:tblPr>
@@ -23793,7 +23749,7 @@
           </w:tcPr>
           <w:p>
             <w:pPr>
-              <w:pStyle w:val="Descripcin"/>
+              <w:pStyle w:val="Caption"/>
               <w:spacing w:before="0" w:after="0"/>
               <w:rPr>
                 <w:rFonts w:ascii="Arial" w:hAnsi="Arial"/>
@@ -23827,7 +23783,7 @@
           </w:tcPr>
           <w:p>
             <w:pPr>
-              <w:pStyle w:val="Descripcin"/>
+              <w:pStyle w:val="Caption"/>
               <w:spacing w:before="0" w:after="0"/>
               <w:cnfStyle w:val="100000000000" w:firstRow="1" w:lastRow="0" w:firstColumn="0" w:lastColumn="0" w:oddVBand="0" w:evenVBand="0" w:oddHBand="0" w:evenHBand="0" w:firstRowFirstColumn="0" w:firstRowLastColumn="0" w:lastRowFirstColumn="0" w:lastRowLastColumn="0"/>
               <w:rPr>
@@ -23860,7 +23816,7 @@
           </w:tcPr>
           <w:p>
             <w:pPr>
-              <w:pStyle w:val="Descripcin"/>
+              <w:pStyle w:val="Caption"/>
               <w:spacing w:before="0" w:after="0"/>
               <w:rPr>
                 <w:rFonts w:ascii="Arial" w:hAnsi="Arial"/>
@@ -23886,7 +23842,7 @@
           </w:tcPr>
           <w:p>
             <w:pPr>
-              <w:pStyle w:val="Descripcin"/>
+              <w:pStyle w:val="Caption"/>
               <w:spacing w:before="0" w:after="0"/>
               <w:cnfStyle w:val="000000100000" w:firstRow="0" w:lastRow="0" w:firstColumn="0" w:lastColumn="0" w:oddVBand="0" w:evenVBand="0" w:oddHBand="1" w:evenHBand="0" w:firstRowFirstColumn="0" w:firstRowLastColumn="0" w:lastRowFirstColumn="0" w:lastRowLastColumn="0"/>
             </w:pPr>
@@ -23910,7 +23866,7 @@
           </w:tcPr>
           <w:p>
             <w:pPr>
-              <w:pStyle w:val="Descripcin"/>
+              <w:pStyle w:val="Caption"/>
               <w:spacing w:before="0" w:after="0"/>
               <w:rPr>
                 <w:rFonts w:ascii="Arial" w:hAnsi="Arial"/>
@@ -23936,7 +23892,7 @@
           </w:tcPr>
           <w:p>
             <w:pPr>
-              <w:pStyle w:val="Descripcin"/>
+              <w:pStyle w:val="Caption"/>
               <w:spacing w:before="0" w:after="0"/>
               <w:cnfStyle w:val="000000000000" w:firstRow="0" w:lastRow="0" w:firstColumn="0" w:lastColumn="0" w:oddVBand="0" w:evenVBand="0" w:oddHBand="0" w:evenHBand="0" w:firstRowFirstColumn="0" w:firstRowLastColumn="0" w:lastRowFirstColumn="0" w:lastRowLastColumn="0"/>
               <w:rPr>
@@ -23974,7 +23930,7 @@
           </w:tcPr>
           <w:p>
             <w:pPr>
-              <w:pStyle w:val="Descripcin"/>
+              <w:pStyle w:val="Caption"/>
               <w:spacing w:before="0" w:after="0"/>
               <w:rPr>
                 <w:rFonts w:ascii="Arial" w:hAnsi="Arial"/>
@@ -24000,7 +23956,7 @@
           </w:tcPr>
           <w:p>
             <w:pPr>
-              <w:pStyle w:val="Descripcin"/>
+              <w:pStyle w:val="Caption"/>
               <w:spacing w:before="0" w:after="0"/>
               <w:cnfStyle w:val="000000100000" w:firstRow="0" w:lastRow="0" w:firstColumn="0" w:lastColumn="0" w:oddVBand="0" w:evenVBand="0" w:oddHBand="1" w:evenHBand="0" w:firstRowFirstColumn="0" w:firstRowLastColumn="0" w:lastRowFirstColumn="0" w:lastRowLastColumn="0"/>
               <w:rPr>
@@ -24030,9 +23986,9 @@
     </w:tbl>
     <w:p>
       <w:pPr>
-        <w:pStyle w:val="Descripcin"/>
-      </w:pPr>
-      <w:bookmarkStart w:id="90" w:name="_Toc242251962"/>
+        <w:pStyle w:val="Caption"/>
+      </w:pPr>
+      <w:bookmarkStart w:id="90" w:name="_Toc244026757"/>
       <w:r>
         <w:t xml:space="preserve">Tabla </w:t>
       </w:r>
@@ -24067,7 +24023,7 @@
     </w:p>
     <w:tbl>
       <w:tblPr>
-        <w:tblStyle w:val="Tablaconcuadrcula4-nfasis1"/>
+        <w:tblStyle w:val="GridTable4-Accent1"/>
         <w:tblW w:w="5000" w:type="pct"/>
         <w:tblLook w:val="04A0" w:firstRow="1" w:lastRow="0" w:firstColumn="1" w:lastColumn="0" w:noHBand="0" w:noVBand="1"/>
       </w:tblPr>
@@ -24086,7 +24042,7 @@
           </w:tcPr>
           <w:p>
             <w:pPr>
-              <w:pStyle w:val="Descripcin"/>
+              <w:pStyle w:val="Caption"/>
               <w:spacing w:before="0" w:after="0"/>
               <w:rPr>
                 <w:rFonts w:ascii="Arial" w:hAnsi="Arial"/>
@@ -24120,7 +24076,7 @@
           </w:tcPr>
           <w:p>
             <w:pPr>
-              <w:pStyle w:val="Descripcin"/>
+              <w:pStyle w:val="Caption"/>
               <w:spacing w:before="0" w:after="0"/>
               <w:cnfStyle w:val="100000000000" w:firstRow="1" w:lastRow="0" w:firstColumn="0" w:lastColumn="0" w:oddVBand="0" w:evenVBand="0" w:oddHBand="0" w:evenHBand="0" w:firstRowFirstColumn="0" w:firstRowLastColumn="0" w:lastRowFirstColumn="0" w:lastRowLastColumn="0"/>
               <w:rPr>
@@ -24152,7 +24108,7 @@
           </w:tcPr>
           <w:p>
             <w:pPr>
-              <w:pStyle w:val="Descripcin"/>
+              <w:pStyle w:val="Caption"/>
               <w:spacing w:before="0" w:after="0"/>
               <w:rPr>
                 <w:rFonts w:ascii="Arial" w:hAnsi="Arial"/>
@@ -24178,7 +24134,7 @@
           </w:tcPr>
           <w:p>
             <w:pPr>
-              <w:pStyle w:val="Descripcin"/>
+              <w:pStyle w:val="Caption"/>
               <w:spacing w:before="0" w:after="0"/>
               <w:cnfStyle w:val="000000100000" w:firstRow="0" w:lastRow="0" w:firstColumn="0" w:lastColumn="0" w:oddVBand="0" w:evenVBand="0" w:oddHBand="1" w:evenHBand="0" w:firstRowFirstColumn="0" w:firstRowLastColumn="0" w:lastRowFirstColumn="0" w:lastRowLastColumn="0"/>
             </w:pPr>
@@ -24202,7 +24158,7 @@
           </w:tcPr>
           <w:p>
             <w:pPr>
-              <w:pStyle w:val="Descripcin"/>
+              <w:pStyle w:val="Caption"/>
               <w:spacing w:before="0" w:after="0"/>
               <w:rPr>
                 <w:rFonts w:ascii="Arial" w:hAnsi="Arial"/>
@@ -24228,7 +24184,7 @@
           </w:tcPr>
           <w:p>
             <w:pPr>
-              <w:pStyle w:val="Descripcin"/>
+              <w:pStyle w:val="Caption"/>
               <w:spacing w:before="0" w:after="0"/>
               <w:cnfStyle w:val="000000000000" w:firstRow="0" w:lastRow="0" w:firstColumn="0" w:lastColumn="0" w:oddVBand="0" w:evenVBand="0" w:oddHBand="0" w:evenHBand="0" w:firstRowFirstColumn="0" w:firstRowLastColumn="0" w:lastRowFirstColumn="0" w:lastRowLastColumn="0"/>
               <w:rPr>
@@ -24265,7 +24221,7 @@
           </w:tcPr>
           <w:p>
             <w:pPr>
-              <w:pStyle w:val="Descripcin"/>
+              <w:pStyle w:val="Caption"/>
               <w:spacing w:before="0" w:after="0"/>
               <w:rPr>
                 <w:rFonts w:ascii="Arial" w:hAnsi="Arial"/>
@@ -24291,7 +24247,7 @@
           </w:tcPr>
           <w:p>
             <w:pPr>
-              <w:pStyle w:val="Descripcin"/>
+              <w:pStyle w:val="Caption"/>
               <w:spacing w:before="0" w:after="0"/>
               <w:cnfStyle w:val="000000100000" w:firstRow="0" w:lastRow="0" w:firstColumn="0" w:lastColumn="0" w:oddVBand="0" w:evenVBand="0" w:oddHBand="1" w:evenHBand="0" w:firstRowFirstColumn="0" w:firstRowLastColumn="0" w:lastRowFirstColumn="0" w:lastRowLastColumn="0"/>
               <w:rPr>
@@ -24320,9 +24276,9 @@
     </w:tbl>
     <w:p>
       <w:pPr>
-        <w:pStyle w:val="Descripcin"/>
-      </w:pPr>
-      <w:bookmarkStart w:id="91" w:name="_Toc242251963"/>
+        <w:pStyle w:val="Caption"/>
+      </w:pPr>
+      <w:bookmarkStart w:id="91" w:name="_Toc244026758"/>
       <w:r>
         <w:t xml:space="preserve">Tabla </w:t>
       </w:r>
@@ -24357,7 +24313,7 @@
     </w:p>
     <w:tbl>
       <w:tblPr>
-        <w:tblStyle w:val="Tablaconcuadrcula4-nfasis1"/>
+        <w:tblStyle w:val="GridTable4-Accent1"/>
         <w:tblpPr w:leftFromText="141" w:rightFromText="141" w:vertAnchor="text" w:horzAnchor="margin" w:tblpXSpec="center" w:tblpY="128"/>
         <w:tblW w:w="5000" w:type="pct"/>
         <w:tblLook w:val="04A0" w:firstRow="1" w:lastRow="0" w:firstColumn="1" w:lastColumn="0" w:noHBand="0" w:noVBand="1"/>
@@ -24428,7 +24384,7 @@
           </w:tcPr>
           <w:p>
             <w:pPr>
-              <w:pStyle w:val="Descripcin"/>
+              <w:pStyle w:val="Caption"/>
               <w:spacing w:before="0" w:after="0"/>
               <w:rPr>
                 <w:rFonts w:ascii="Arial" w:hAnsi="Arial"/>
@@ -24454,7 +24410,7 @@
           </w:tcPr>
           <w:p>
             <w:pPr>
-              <w:pStyle w:val="Descripcin"/>
+              <w:pStyle w:val="Caption"/>
               <w:spacing w:before="0" w:after="0"/>
               <w:cnfStyle w:val="000000100000" w:firstRow="0" w:lastRow="0" w:firstColumn="0" w:lastColumn="0" w:oddVBand="0" w:evenVBand="0" w:oddHBand="1" w:evenHBand="0" w:firstRowFirstColumn="0" w:firstRowLastColumn="0" w:lastRowFirstColumn="0" w:lastRowLastColumn="0"/>
               <w:rPr>
@@ -24483,7 +24439,7 @@
           </w:tcPr>
           <w:p>
             <w:pPr>
-              <w:pStyle w:val="Descripcin"/>
+              <w:pStyle w:val="Caption"/>
               <w:spacing w:before="0" w:after="0"/>
               <w:rPr>
                 <w:rFonts w:ascii="Arial" w:hAnsi="Arial"/>
@@ -24510,7 +24466,7 @@
           </w:tcPr>
           <w:p>
             <w:pPr>
-              <w:pStyle w:val="Descripcin"/>
+              <w:pStyle w:val="Caption"/>
               <w:spacing w:before="0" w:after="0"/>
               <w:cnfStyle w:val="000000000000" w:firstRow="0" w:lastRow="0" w:firstColumn="0" w:lastColumn="0" w:oddVBand="0" w:evenVBand="0" w:oddHBand="0" w:evenHBand="0" w:firstRowFirstColumn="0" w:firstRowLastColumn="0" w:lastRowFirstColumn="0" w:lastRowLastColumn="0"/>
               <w:rPr>
@@ -24547,7 +24503,7 @@
           </w:tcPr>
           <w:p>
             <w:pPr>
-              <w:pStyle w:val="Descripcin"/>
+              <w:pStyle w:val="Caption"/>
               <w:spacing w:before="0" w:after="0"/>
               <w:rPr>
                 <w:rFonts w:ascii="Arial" w:hAnsi="Arial"/>
@@ -24573,7 +24529,7 @@
           </w:tcPr>
           <w:p>
             <w:pPr>
-              <w:pStyle w:val="Descripcin"/>
+              <w:pStyle w:val="Caption"/>
               <w:spacing w:before="0" w:after="0"/>
               <w:cnfStyle w:val="000000100000" w:firstRow="0" w:lastRow="0" w:firstColumn="0" w:lastColumn="0" w:oddVBand="0" w:evenVBand="0" w:oddHBand="1" w:evenHBand="0" w:firstRowFirstColumn="0" w:firstRowLastColumn="0" w:lastRowFirstColumn="0" w:lastRowLastColumn="0"/>
               <w:rPr>
@@ -24602,9 +24558,9 @@
     </w:tbl>
     <w:p>
       <w:pPr>
-        <w:pStyle w:val="Descripcin"/>
-      </w:pPr>
-      <w:bookmarkStart w:id="92" w:name="_Toc242251964"/>
+        <w:pStyle w:val="Caption"/>
+      </w:pPr>
+      <w:bookmarkStart w:id="92" w:name="_Toc244026759"/>
       <w:r>
         <w:t xml:space="preserve">Tabla </w:t>
       </w:r>
@@ -24639,7 +24595,7 @@
     </w:p>
     <w:tbl>
       <w:tblPr>
-        <w:tblStyle w:val="Tablaconcuadrcula4-nfasis1"/>
+        <w:tblStyle w:val="GridTable4-Accent1"/>
         <w:tblpPr w:leftFromText="141" w:rightFromText="141" w:vertAnchor="text" w:horzAnchor="margin" w:tblpXSpec="center" w:tblpY="128"/>
         <w:tblW w:w="5000" w:type="pct"/>
         <w:tblLook w:val="04A0" w:firstRow="1" w:lastRow="0" w:firstColumn="1" w:lastColumn="0" w:noHBand="0" w:noVBand="1"/>
@@ -24704,7 +24660,7 @@
           </w:tcPr>
           <w:p>
             <w:pPr>
-              <w:pStyle w:val="Descripcin"/>
+              <w:pStyle w:val="Caption"/>
               <w:spacing w:before="0" w:after="0"/>
               <w:rPr>
                 <w:rFonts w:ascii="Arial" w:hAnsi="Arial"/>
@@ -24730,7 +24686,7 @@
           </w:tcPr>
           <w:p>
             <w:pPr>
-              <w:pStyle w:val="Descripcin"/>
+              <w:pStyle w:val="Caption"/>
               <w:spacing w:before="0" w:after="0"/>
               <w:cnfStyle w:val="000000100000" w:firstRow="0" w:lastRow="0" w:firstColumn="0" w:lastColumn="0" w:oddVBand="0" w:evenVBand="0" w:oddHBand="1" w:evenHBand="0" w:firstRowFirstColumn="0" w:firstRowLastColumn="0" w:lastRowFirstColumn="0" w:lastRowLastColumn="0"/>
               <w:rPr>
@@ -24758,7 +24714,7 @@
           </w:tcPr>
           <w:p>
             <w:pPr>
-              <w:pStyle w:val="Descripcin"/>
+              <w:pStyle w:val="Caption"/>
               <w:spacing w:before="0" w:after="0"/>
               <w:rPr>
                 <w:rFonts w:ascii="Arial" w:hAnsi="Arial"/>
@@ -24784,7 +24740,7 @@
           </w:tcPr>
           <w:p>
             <w:pPr>
-              <w:pStyle w:val="Descripcin"/>
+              <w:pStyle w:val="Caption"/>
               <w:spacing w:before="0" w:after="0"/>
               <w:cnfStyle w:val="000000000000" w:firstRow="0" w:lastRow="0" w:firstColumn="0" w:lastColumn="0" w:oddVBand="0" w:evenVBand="0" w:oddHBand="0" w:evenHBand="0" w:firstRowFirstColumn="0" w:firstRowLastColumn="0" w:lastRowFirstColumn="0" w:lastRowLastColumn="0"/>
               <w:rPr>
@@ -24821,7 +24777,7 @@
           </w:tcPr>
           <w:p>
             <w:pPr>
-              <w:pStyle w:val="Descripcin"/>
+              <w:pStyle w:val="Caption"/>
               <w:spacing w:before="0" w:after="0"/>
               <w:rPr>
                 <w:rFonts w:ascii="Arial" w:hAnsi="Arial"/>
@@ -24847,7 +24803,7 @@
           </w:tcPr>
           <w:p>
             <w:pPr>
-              <w:pStyle w:val="Descripcin"/>
+              <w:pStyle w:val="Caption"/>
               <w:spacing w:before="0" w:after="0"/>
               <w:cnfStyle w:val="000000100000" w:firstRow="0" w:lastRow="0" w:firstColumn="0" w:lastColumn="0" w:oddVBand="0" w:evenVBand="0" w:oddHBand="1" w:evenHBand="0" w:firstRowFirstColumn="0" w:firstRowLastColumn="0" w:lastRowFirstColumn="0" w:lastRowLastColumn="0"/>
               <w:rPr>
@@ -24876,13 +24832,13 @@
     </w:tbl>
     <w:p>
       <w:pPr>
-        <w:pStyle w:val="Descripcin"/>
+        <w:pStyle w:val="Caption"/>
         <w:spacing w:before="0" w:after="0"/>
       </w:pPr>
     </w:p>
     <w:p>
       <w:pPr>
-        <w:pStyle w:val="Prrafodelista"/>
+        <w:pStyle w:val="ListParagraph"/>
         <w:ind w:left="720"/>
         <w:rPr>
           <w:b/>
@@ -24985,9 +24941,9 @@
     </w:p>
     <w:p>
       <w:pPr>
-        <w:pStyle w:val="Ttulo2"/>
-      </w:pPr>
-      <w:bookmarkStart w:id="93" w:name="_Toc242251910"/>
+        <w:pStyle w:val="Heading2"/>
+      </w:pPr>
+      <w:bookmarkStart w:id="93" w:name="_Toc244026717"/>
       <w:r>
         <w:t xml:space="preserve">8.4 </w:t>
       </w:r>
@@ -24998,9 +24954,9 @@
     </w:p>
     <w:p>
       <w:pPr>
-        <w:pStyle w:val="Ttulo3"/>
-      </w:pPr>
-      <w:bookmarkStart w:id="94" w:name="_Toc242251911"/>
+        <w:pStyle w:val="Heading3"/>
+      </w:pPr>
+      <w:bookmarkStart w:id="94" w:name="_Toc244026718"/>
       <w:r>
         <w:t xml:space="preserve">8.4.1 </w:t>
       </w:r>
@@ -25042,11 +24998,11 @@
     </w:p>
     <w:p>
       <w:pPr>
-        <w:pStyle w:val="Ttulo3"/>
+        <w:pStyle w:val="Heading3"/>
       </w:pPr>
       <w:bookmarkStart w:id="96" w:name="_2xcytpi" w:colFirst="0" w:colLast="0"/>
       <w:bookmarkStart w:id="97" w:name="_Toc58077511"/>
-      <w:bookmarkStart w:id="98" w:name="_Toc242251912"/>
+      <w:bookmarkStart w:id="98" w:name="_Toc244026719"/>
       <w:bookmarkEnd w:id="96"/>
       <w:r>
         <w:t xml:space="preserve">8.4.2 Restricciones de </w:t>
@@ -25102,10 +25058,10 @@
     </w:p>
     <w:p>
       <w:pPr>
-        <w:pStyle w:val="Ttulo3"/>
+        <w:pStyle w:val="Heading3"/>
       </w:pPr>
       <w:bookmarkStart w:id="99" w:name="_Toc58077512"/>
-      <w:bookmarkStart w:id="100" w:name="_Toc242251913"/>
+      <w:bookmarkStart w:id="100" w:name="_Toc244026720"/>
       <w:r>
         <w:t xml:space="preserve">8.4.3 </w:t>
       </w:r>
@@ -25120,7 +25076,7 @@
     </w:p>
     <w:p>
       <w:pPr>
-        <w:pStyle w:val="Prrafodelista"/>
+        <w:pStyle w:val="ListParagraph"/>
         <w:numPr>
           <w:ilvl w:val="0"/>
           <w:numId w:val="43"/>
@@ -25148,7 +25104,7 @@
     </w:p>
     <w:p>
       <w:pPr>
-        <w:pStyle w:val="Prrafodelista"/>
+        <w:pStyle w:val="ListParagraph"/>
         <w:numPr>
           <w:ilvl w:val="0"/>
           <w:numId w:val="43"/>
@@ -25177,7 +25133,7 @@
     </w:p>
     <w:p>
       <w:pPr>
-        <w:pStyle w:val="Prrafodelista"/>
+        <w:pStyle w:val="ListParagraph"/>
         <w:numPr>
           <w:ilvl w:val="0"/>
           <w:numId w:val="43"/>
@@ -25206,7 +25162,7 @@
     </w:p>
     <w:p>
       <w:pPr>
-        <w:pStyle w:val="Prrafodelista"/>
+        <w:pStyle w:val="ListParagraph"/>
         <w:numPr>
           <w:ilvl w:val="0"/>
           <w:numId w:val="43"/>
@@ -25231,11 +25187,11 @@
     </w:p>
     <w:p>
       <w:pPr>
-        <w:pStyle w:val="Ttulo1"/>
+        <w:pStyle w:val="Heading1"/>
       </w:pPr>
       <w:bookmarkStart w:id="101" w:name="_Toc23846806"/>
       <w:bookmarkStart w:id="102" w:name="_Toc58077513"/>
-      <w:bookmarkStart w:id="103" w:name="_Toc242251914"/>
+      <w:bookmarkStart w:id="103" w:name="_Toc244026721"/>
       <w:r>
         <w:t xml:space="preserve">9. </w:t>
       </w:r>
@@ -25248,11 +25204,11 @@
     </w:p>
     <w:p>
       <w:pPr>
-        <w:pStyle w:val="Ttulo2"/>
+        <w:pStyle w:val="Heading2"/>
       </w:pPr>
       <w:bookmarkStart w:id="104" w:name="_Toc23846807"/>
       <w:bookmarkStart w:id="105" w:name="_Toc58077514"/>
-      <w:bookmarkStart w:id="106" w:name="_Toc242251915"/>
+      <w:bookmarkStart w:id="106" w:name="_Toc244026722"/>
       <w:r>
         <w:t>9.1. Requisitos de Interfaces Externas</w:t>
       </w:r>
@@ -25262,10 +25218,10 @@
     </w:p>
     <w:p>
       <w:pPr>
-        <w:pStyle w:val="Ttulo3"/>
+        <w:pStyle w:val="Heading3"/>
       </w:pPr>
       <w:bookmarkStart w:id="107" w:name="_Toc58077515"/>
-      <w:bookmarkStart w:id="108" w:name="_Toc242251916"/>
+      <w:bookmarkStart w:id="108" w:name="_Toc244026723"/>
       <w:r>
         <w:t>9.1.1. Interfaces de Usuario</w:t>
       </w:r>
@@ -25295,7 +25251,7 @@
     </w:p>
     <w:p>
       <w:pPr>
-        <w:pStyle w:val="Prrafodelista"/>
+        <w:pStyle w:val="ListParagraph"/>
         <w:numPr>
           <w:ilvl w:val="0"/>
           <w:numId w:val="39"/>
@@ -25316,7 +25272,7 @@
     </w:p>
     <w:p>
       <w:pPr>
-        <w:pStyle w:val="Prrafodelista"/>
+        <w:pStyle w:val="ListParagraph"/>
         <w:numPr>
           <w:ilvl w:val="1"/>
           <w:numId w:val="39"/>
@@ -25335,7 +25291,7 @@
     </w:p>
     <w:p>
       <w:pPr>
-        <w:pStyle w:val="Prrafodelista"/>
+        <w:pStyle w:val="ListParagraph"/>
         <w:numPr>
           <w:ilvl w:val="1"/>
           <w:numId w:val="39"/>
@@ -25354,7 +25310,7 @@
     </w:p>
     <w:p>
       <w:pPr>
-        <w:pStyle w:val="Prrafodelista"/>
+        <w:pStyle w:val="ListParagraph"/>
         <w:numPr>
           <w:ilvl w:val="1"/>
           <w:numId w:val="39"/>
@@ -25373,7 +25329,7 @@
     </w:p>
     <w:p>
       <w:pPr>
-        <w:pStyle w:val="Prrafodelista"/>
+        <w:pStyle w:val="ListParagraph"/>
         <w:numPr>
           <w:ilvl w:val="1"/>
           <w:numId w:val="39"/>
@@ -25392,7 +25348,7 @@
     </w:p>
     <w:p>
       <w:pPr>
-        <w:pStyle w:val="Prrafodelista"/>
+        <w:pStyle w:val="ListParagraph"/>
         <w:numPr>
           <w:ilvl w:val="0"/>
           <w:numId w:val="39"/>
@@ -25413,7 +25369,7 @@
     </w:p>
     <w:p>
       <w:pPr>
-        <w:pStyle w:val="Prrafodelista"/>
+        <w:pStyle w:val="ListParagraph"/>
         <w:numPr>
           <w:ilvl w:val="1"/>
           <w:numId w:val="39"/>
@@ -25444,9 +25400,9 @@
     </w:p>
     <w:p>
       <w:pPr>
-        <w:pStyle w:val="Ttulo3"/>
-      </w:pPr>
-      <w:bookmarkStart w:id="110" w:name="_Toc242251917"/>
+        <w:pStyle w:val="Heading3"/>
+      </w:pPr>
+      <w:bookmarkStart w:id="110" w:name="_Toc244026724"/>
       <w:r>
         <w:t>9.1.2. Interfaces de Hardware</w:t>
       </w:r>
@@ -25517,10 +25473,10 @@
     </w:p>
     <w:p>
       <w:pPr>
-        <w:pStyle w:val="Ttulo3"/>
+        <w:pStyle w:val="Heading3"/>
       </w:pPr>
       <w:bookmarkStart w:id="111" w:name="_Toc58077517"/>
-      <w:bookmarkStart w:id="112" w:name="_Toc242251918"/>
+      <w:bookmarkStart w:id="112" w:name="_Toc244026725"/>
       <w:r>
         <w:t>9.1.3. Interfaces de Software</w:t>
       </w:r>
@@ -25529,7 +25485,7 @@
     </w:p>
     <w:p>
       <w:pPr>
-        <w:pStyle w:val="Prrafodelista"/>
+        <w:pStyle w:val="ListParagraph"/>
         <w:numPr>
           <w:ilvl w:val="0"/>
           <w:numId w:val="31"/>
@@ -25541,7 +25497,7 @@
     </w:p>
     <w:p>
       <w:pPr>
-        <w:pStyle w:val="Prrafodelista"/>
+        <w:pStyle w:val="ListParagraph"/>
         <w:numPr>
           <w:ilvl w:val="0"/>
           <w:numId w:val="31"/>
@@ -25553,10 +25509,10 @@
     </w:p>
     <w:p>
       <w:pPr>
-        <w:pStyle w:val="Ttulo3"/>
+        <w:pStyle w:val="Heading3"/>
       </w:pPr>
       <w:bookmarkStart w:id="113" w:name="_Toc58077518"/>
-      <w:bookmarkStart w:id="114" w:name="_Toc242251919"/>
+      <w:bookmarkStart w:id="114" w:name="_Toc244026726"/>
       <w:r>
         <w:t>9.1.4. Interfaces de Comunicación</w:t>
       </w:r>
@@ -25593,7 +25549,7 @@
     <w:p/>
     <w:p>
       <w:pPr>
-        <w:pStyle w:val="TtuloTDC"/>
+        <w:pStyle w:val="TOCHeading"/>
       </w:pPr>
       <w:bookmarkStart w:id="116" w:name="_Toc58077520"/>
       <w:r>
@@ -25603,7 +25559,7 @@
     </w:p>
     <w:p>
       <w:pPr>
-        <w:pStyle w:val="Prrafodelista"/>
+        <w:pStyle w:val="ListParagraph"/>
         <w:numPr>
           <w:ilvl w:val="0"/>
           <w:numId w:val="33"/>
@@ -25615,7 +25571,7 @@
     </w:p>
     <w:p>
       <w:pPr>
-        <w:pStyle w:val="Prrafodelista"/>
+        <w:pStyle w:val="ListParagraph"/>
         <w:numPr>
           <w:ilvl w:val="0"/>
           <w:numId w:val="33"/>
@@ -25631,7 +25587,7 @@
     </w:p>
     <w:p>
       <w:pPr>
-        <w:pStyle w:val="TtuloTDC"/>
+        <w:pStyle w:val="TOCHeading"/>
       </w:pPr>
       <w:bookmarkStart w:id="117" w:name="_Toc58077521"/>
       <w:r>
@@ -25641,7 +25597,7 @@
     </w:p>
     <w:p>
       <w:pPr>
-        <w:pStyle w:val="Prrafodelista"/>
+        <w:pStyle w:val="ListParagraph"/>
         <w:numPr>
           <w:ilvl w:val="0"/>
           <w:numId w:val="32"/>
@@ -25653,7 +25609,7 @@
     </w:p>
     <w:p>
       <w:pPr>
-        <w:pStyle w:val="Prrafodelista"/>
+        <w:pStyle w:val="ListParagraph"/>
         <w:numPr>
           <w:ilvl w:val="0"/>
           <w:numId w:val="32"/>
@@ -25665,7 +25621,7 @@
     </w:p>
     <w:p>
       <w:pPr>
-        <w:pStyle w:val="Prrafodelista"/>
+        <w:pStyle w:val="ListParagraph"/>
         <w:numPr>
           <w:ilvl w:val="0"/>
           <w:numId w:val="32"/>
@@ -25679,7 +25635,7 @@
     <w:bookmarkEnd w:id="118"/>
     <w:p>
       <w:pPr>
-        <w:pStyle w:val="TtuloTDC"/>
+        <w:pStyle w:val="TOCHeading"/>
         <w:rPr>
           <w:rFonts w:cstheme="minorHAnsi"/>
         </w:rPr>
@@ -25704,7 +25660,7 @@
 </file>
 
 <file path=word/endnotes.xml><?xml version="1.0" encoding="utf-8"?>
-<w:endnotes xmlns:wpc="http://schemas.microsoft.com/office/word/2010/wordprocessingCanvas" xmlns:cx="http://schemas.microsoft.com/office/drawing/2014/chartex" xmlns:cx1="http://schemas.microsoft.com/office/drawing/2015/9/8/chartex" xmlns:cx2="http://schemas.microsoft.com/office/drawing/2015/10/21/chartex" xmlns:cx3="http://schemas.microsoft.com/office/drawing/2016/5/9/chartex" xmlns:cx4="http://schemas.microsoft.com/office/drawing/2016/5/10/chartex" xmlns:cx5="http://schemas.microsoft.com/office/drawing/2016/5/11/chartex" xmlns:cx6="http://schemas.microsoft.com/office/drawing/2016/5/12/chartex" xmlns:cx7="http://schemas.microsoft.com/office/drawing/2016/5/13/chartex" xmlns:cx8="http://schemas.microsoft.com/office/drawing/2016/5/14/chartex" xmlns:mc="http://schemas.openxmlformats.org/markup-compatibility/2006" xmlns:aink="http://schemas.microsoft.com/office/drawing/2016/ink" xmlns:am3d="http://schemas.microsoft.com/office/drawing/2017/model3d" xmlns:o="urn:schemas-microsoft-com:office:office" xmlns:oel="http://schemas.microsoft.com/office/2019/extlst" xmlns:r="http://schemas.openxmlformats.org/officeDocument/2006/relationships" xmlns:m="http://schemas.openxmlformats.org/officeDocument/2006/math" xmlns:v="urn:schemas-microsoft-com:vml" xmlns:wp14="http://schemas.microsoft.com/office/word/2010/wordprocessingDrawing" xmlns:wp="http://schemas.openxmlformats.org/drawingml/2006/wordprocessingDrawing" xmlns:w10="urn:schemas-microsoft-com:office:word" xmlns:w="http://schemas.openxmlformats.org/wordprocessingml/2006/main" xmlns:w14="http://schemas.microsoft.com/office/word/2010/wordml" xmlns:w15="http://schemas.microsoft.com/office/word/2012/wordml" xmlns:w16cex="http://schemas.microsoft.com/office/word/2018/wordml/cex" xmlns:w16cid="http://schemas.microsoft.com/office/word/2016/wordml/cid" xmlns:w16="http://schemas.microsoft.com/office/word/2018/wordml" xmlns:w16sdtdh="http://schemas.microsoft.com/office/word/2020/wordml/sdtdatahash" xmlns:w16se="http://schemas.microsoft.com/office/word/2015/wordml/symex" xmlns:wpg="http://schemas.microsoft.com/office/word/2010/wordprocessingGroup" xmlns:wpi="http://schemas.microsoft.com/office/word/2010/wordprocessingInk" xmlns:wne="http://schemas.microsoft.com/office/word/2006/wordml" xmlns:wps="http://schemas.microsoft.com/office/word/2010/wordprocessingShape" mc:Ignorable="w14 w15 w16se w16cid w16 w16cex w16sdtdh wp14">
+<w:endnotes xmlns:wpc="http://schemas.microsoft.com/office/word/2010/wordprocessingCanvas" xmlns:cx="http://schemas.microsoft.com/office/drawing/2014/chartex" xmlns:cx1="http://schemas.microsoft.com/office/drawing/2015/9/8/chartex" xmlns:cx2="http://schemas.microsoft.com/office/drawing/2015/10/21/chartex" xmlns:cx3="http://schemas.microsoft.com/office/drawing/2016/5/9/chartex" xmlns:cx4="http://schemas.microsoft.com/office/drawing/2016/5/10/chartex" xmlns:cx5="http://schemas.microsoft.com/office/drawing/2016/5/11/chartex" xmlns:cx6="http://schemas.microsoft.com/office/drawing/2016/5/12/chartex" xmlns:cx7="http://schemas.microsoft.com/office/drawing/2016/5/13/chartex" xmlns:cx8="http://schemas.microsoft.com/office/drawing/2016/5/14/chartex" xmlns:mc="http://schemas.openxmlformats.org/markup-compatibility/2006" xmlns:aink="http://schemas.microsoft.com/office/drawing/2016/ink" xmlns:am3d="http://schemas.microsoft.com/office/drawing/2017/model3d" xmlns:o="urn:schemas-microsoft-com:office:office" xmlns:oel="http://schemas.microsoft.com/office/2019/extlst" xmlns:r="http://schemas.openxmlformats.org/officeDocument/2006/relationships" xmlns:m="http://schemas.openxmlformats.org/officeDocument/2006/math" xmlns:v="urn:schemas-microsoft-com:vml" xmlns:wp14="http://schemas.microsoft.com/office/word/2010/wordprocessingDrawing" xmlns:wp="http://schemas.openxmlformats.org/drawingml/2006/wordprocessingDrawing" xmlns:w10="urn:schemas-microsoft-com:office:word" xmlns:w="http://schemas.openxmlformats.org/wordprocessingml/2006/main" xmlns:w14="http://schemas.microsoft.com/office/word/2010/wordml" xmlns:w15="http://schemas.microsoft.com/office/word/2012/wordml" xmlns:w16cex="http://schemas.microsoft.com/office/word/2018/wordml/cex" xmlns:w16cid="http://schemas.microsoft.com/office/word/2016/wordml/cid" xmlns:w16="http://schemas.microsoft.com/office/word/2018/wordml" xmlns:w16du="http://schemas.microsoft.com/office/word/2023/wordml/word16du" xmlns:w16sdtdh="http://schemas.microsoft.com/office/word/2020/wordml/sdtdatahash" xmlns:w16sdtfl="http://schemas.microsoft.com/office/word/2024/wordml/sdtformatlock" xmlns:w16se="http://schemas.microsoft.com/office/word/2015/wordml/symex" xmlns:wpg="http://schemas.microsoft.com/office/word/2010/wordprocessingGroup" xmlns:wpi="http://schemas.microsoft.com/office/word/2010/wordprocessingInk" xmlns:wne="http://schemas.microsoft.com/office/word/2006/wordml" xmlns:wps="http://schemas.microsoft.com/office/word/2010/wordprocessingShape" mc:Ignorable="w14 w15 w16se w16cid w16 w16cex w16sdtdh w16sdtfl w16du wp14">
   <w:endnote w:type="separator" w:id="-1">
     <w:p>
       <w:r>
@@ -25730,7 +25686,7 @@
 </file>
 
 <file path=word/footer1.xml><?xml version="1.0" encoding="utf-8"?>
-<w:ftr xmlns:wpc="http://schemas.microsoft.com/office/word/2010/wordprocessingCanvas" xmlns:cx="http://schemas.microsoft.com/office/drawing/2014/chartex" xmlns:cx1="http://schemas.microsoft.com/office/drawing/2015/9/8/chartex" xmlns:cx2="http://schemas.microsoft.com/office/drawing/2015/10/21/chartex" xmlns:cx3="http://schemas.microsoft.com/office/drawing/2016/5/9/chartex" xmlns:cx4="http://schemas.microsoft.com/office/drawing/2016/5/10/chartex" xmlns:cx5="http://schemas.microsoft.com/office/drawing/2016/5/11/chartex" xmlns:cx6="http://schemas.microsoft.com/office/drawing/2016/5/12/chartex" xmlns:cx7="http://schemas.microsoft.com/office/drawing/2016/5/13/chartex" xmlns:cx8="http://schemas.microsoft.com/office/drawing/2016/5/14/chartex" xmlns:mc="http://schemas.openxmlformats.org/markup-compatibility/2006" xmlns:aink="http://schemas.microsoft.com/office/drawing/2016/ink" xmlns:am3d="http://schemas.microsoft.com/office/drawing/2017/model3d" xmlns:o="urn:schemas-microsoft-com:office:office" xmlns:oel="http://schemas.microsoft.com/office/2019/extlst" xmlns:r="http://schemas.openxmlformats.org/officeDocument/2006/relationships" xmlns:m="http://schemas.openxmlformats.org/officeDocument/2006/math" xmlns:v="urn:schemas-microsoft-com:vml" xmlns:wp14="http://schemas.microsoft.com/office/word/2010/wordprocessingDrawing" xmlns:wp="http://schemas.openxmlformats.org/drawingml/2006/wordprocessingDrawing" xmlns:w10="urn:schemas-microsoft-com:office:word" xmlns:w="http://schemas.openxmlformats.org/wordprocessingml/2006/main" xmlns:w14="http://schemas.microsoft.com/office/word/2010/wordml" xmlns:w15="http://schemas.microsoft.com/office/word/2012/wordml" xmlns:w16cex="http://schemas.microsoft.com/office/word/2018/wordml/cex" xmlns:w16cid="http://schemas.microsoft.com/office/word/2016/wordml/cid" xmlns:w16="http://schemas.microsoft.com/office/word/2018/wordml" xmlns:w16sdtdh="http://schemas.microsoft.com/office/word/2020/wordml/sdtdatahash" xmlns:w16se="http://schemas.microsoft.com/office/word/2015/wordml/symex" xmlns:wpg="http://schemas.microsoft.com/office/word/2010/wordprocessingGroup" xmlns:wpi="http://schemas.microsoft.com/office/word/2010/wordprocessingInk" xmlns:wne="http://schemas.microsoft.com/office/word/2006/wordml" xmlns:wps="http://schemas.microsoft.com/office/word/2010/wordprocessingShape" mc:Ignorable="w14 w15 w16se w16cid w16 w16cex w16sdtdh wp14">
+<w:ftr xmlns:wpc="http://schemas.microsoft.com/office/word/2010/wordprocessingCanvas" xmlns:cx="http://schemas.microsoft.com/office/drawing/2014/chartex" xmlns:cx1="http://schemas.microsoft.com/office/drawing/2015/9/8/chartex" xmlns:cx2="http://schemas.microsoft.com/office/drawing/2015/10/21/chartex" xmlns:cx3="http://schemas.microsoft.com/office/drawing/2016/5/9/chartex" xmlns:cx4="http://schemas.microsoft.com/office/drawing/2016/5/10/chartex" xmlns:cx5="http://schemas.microsoft.com/office/drawing/2016/5/11/chartex" xmlns:cx6="http://schemas.microsoft.com/office/drawing/2016/5/12/chartex" xmlns:cx7="http://schemas.microsoft.com/office/drawing/2016/5/13/chartex" xmlns:cx8="http://schemas.microsoft.com/office/drawing/2016/5/14/chartex" xmlns:mc="http://schemas.openxmlformats.org/markup-compatibility/2006" xmlns:aink="http://schemas.microsoft.com/office/drawing/2016/ink" xmlns:am3d="http://schemas.microsoft.com/office/drawing/2017/model3d" xmlns:o="urn:schemas-microsoft-com:office:office" xmlns:oel="http://schemas.microsoft.com/office/2019/extlst" xmlns:r="http://schemas.openxmlformats.org/officeDocument/2006/relationships" xmlns:m="http://schemas.openxmlformats.org/officeDocument/2006/math" xmlns:v="urn:schemas-microsoft-com:vml" xmlns:wp14="http://schemas.microsoft.com/office/word/2010/wordprocessingDrawing" xmlns:wp="http://schemas.openxmlformats.org/drawingml/2006/wordprocessingDrawing" xmlns:w10="urn:schemas-microsoft-com:office:word" xmlns:w="http://schemas.openxmlformats.org/wordprocessingml/2006/main" xmlns:w14="http://schemas.microsoft.com/office/word/2010/wordml" xmlns:w15="http://schemas.microsoft.com/office/word/2012/wordml" xmlns:w16cex="http://schemas.microsoft.com/office/word/2018/wordml/cex" xmlns:w16cid="http://schemas.microsoft.com/office/word/2016/wordml/cid" xmlns:w16="http://schemas.microsoft.com/office/word/2018/wordml" xmlns:w16du="http://schemas.microsoft.com/office/word/2023/wordml/word16du" xmlns:w16sdtdh="http://schemas.microsoft.com/office/word/2020/wordml/sdtdatahash" xmlns:w16sdtfl="http://schemas.microsoft.com/office/word/2024/wordml/sdtformatlock" xmlns:w16se="http://schemas.microsoft.com/office/word/2015/wordml/symex" xmlns:wpg="http://schemas.microsoft.com/office/word/2010/wordprocessingGroup" xmlns:wpi="http://schemas.microsoft.com/office/word/2010/wordprocessingInk" xmlns:wne="http://schemas.microsoft.com/office/word/2006/wordml" xmlns:wps="http://schemas.microsoft.com/office/word/2010/wordprocessingShape" mc:Ignorable="w14 w15 w16se w16cid w16 w16cex w16sdtdh w16sdtfl w16du wp14">
   <w:sdt>
     <w:sdtPr>
       <w:id w:val="910883225"/>
@@ -25742,7 +25698,7 @@
     <w:sdtContent>
       <w:p>
         <w:pPr>
-          <w:pStyle w:val="Piedepgina"/>
+          <w:pStyle w:val="Footer"/>
           <w:jc w:val="right"/>
         </w:pPr>
         <w:r>
@@ -25768,24 +25724,24 @@
   </w:sdt>
   <w:p>
     <w:pPr>
-      <w:pStyle w:val="Piedepgina"/>
+      <w:pStyle w:val="Footer"/>
     </w:pPr>
   </w:p>
 </w:ftr>
 </file>
 
 <file path=word/footer2.xml><?xml version="1.0" encoding="utf-8"?>
-<w:ftr xmlns:wpc="http://schemas.microsoft.com/office/word/2010/wordprocessingCanvas" xmlns:cx="http://schemas.microsoft.com/office/drawing/2014/chartex" xmlns:cx1="http://schemas.microsoft.com/office/drawing/2015/9/8/chartex" xmlns:cx2="http://schemas.microsoft.com/office/drawing/2015/10/21/chartex" xmlns:cx3="http://schemas.microsoft.com/office/drawing/2016/5/9/chartex" xmlns:cx4="http://schemas.microsoft.com/office/drawing/2016/5/10/chartex" xmlns:cx5="http://schemas.microsoft.com/office/drawing/2016/5/11/chartex" xmlns:cx6="http://schemas.microsoft.com/office/drawing/2016/5/12/chartex" xmlns:cx7="http://schemas.microsoft.com/office/drawing/2016/5/13/chartex" xmlns:cx8="http://schemas.microsoft.com/office/drawing/2016/5/14/chartex" xmlns:mc="http://schemas.openxmlformats.org/markup-compatibility/2006" xmlns:aink="http://schemas.microsoft.com/office/drawing/2016/ink" xmlns:am3d="http://schemas.microsoft.com/office/drawing/2017/model3d" xmlns:o="urn:schemas-microsoft-com:office:office" xmlns:oel="http://schemas.microsoft.com/office/2019/extlst" xmlns:r="http://schemas.openxmlformats.org/officeDocument/2006/relationships" xmlns:m="http://schemas.openxmlformats.org/officeDocument/2006/math" xmlns:v="urn:schemas-microsoft-com:vml" xmlns:wp14="http://schemas.microsoft.com/office/word/2010/wordprocessingDrawing" xmlns:wp="http://schemas.openxmlformats.org/drawingml/2006/wordprocessingDrawing" xmlns:w10="urn:schemas-microsoft-com:office:word" xmlns:w="http://schemas.openxmlformats.org/wordprocessingml/2006/main" xmlns:w14="http://schemas.microsoft.com/office/word/2010/wordml" xmlns:w15="http://schemas.microsoft.com/office/word/2012/wordml" xmlns:w16cex="http://schemas.microsoft.com/office/word/2018/wordml/cex" xmlns:w16cid="http://schemas.microsoft.com/office/word/2016/wordml/cid" xmlns:w16="http://schemas.microsoft.com/office/word/2018/wordml" xmlns:w16sdtdh="http://schemas.microsoft.com/office/word/2020/wordml/sdtdatahash" xmlns:w16se="http://schemas.microsoft.com/office/word/2015/wordml/symex" xmlns:wpg="http://schemas.microsoft.com/office/word/2010/wordprocessingGroup" xmlns:wpi="http://schemas.microsoft.com/office/word/2010/wordprocessingInk" xmlns:wne="http://schemas.microsoft.com/office/word/2006/wordml" xmlns:wps="http://schemas.microsoft.com/office/word/2010/wordprocessingShape" mc:Ignorable="w14 w15 w16se w16cid w16 w16cex w16sdtdh wp14">
+<w:ftr xmlns:wpc="http://schemas.microsoft.com/office/word/2010/wordprocessingCanvas" xmlns:cx="http://schemas.microsoft.com/office/drawing/2014/chartex" xmlns:cx1="http://schemas.microsoft.com/office/drawing/2015/9/8/chartex" xmlns:cx2="http://schemas.microsoft.com/office/drawing/2015/10/21/chartex" xmlns:cx3="http://schemas.microsoft.com/office/drawing/2016/5/9/chartex" xmlns:cx4="http://schemas.microsoft.com/office/drawing/2016/5/10/chartex" xmlns:cx5="http://schemas.microsoft.com/office/drawing/2016/5/11/chartex" xmlns:cx6="http://schemas.microsoft.com/office/drawing/2016/5/12/chartex" xmlns:cx7="http://schemas.microsoft.com/office/drawing/2016/5/13/chartex" xmlns:cx8="http://schemas.microsoft.com/office/drawing/2016/5/14/chartex" xmlns:mc="http://schemas.openxmlformats.org/markup-compatibility/2006" xmlns:aink="http://schemas.microsoft.com/office/drawing/2016/ink" xmlns:am3d="http://schemas.microsoft.com/office/drawing/2017/model3d" xmlns:o="urn:schemas-microsoft-com:office:office" xmlns:oel="http://schemas.microsoft.com/office/2019/extlst" xmlns:r="http://schemas.openxmlformats.org/officeDocument/2006/relationships" xmlns:m="http://schemas.openxmlformats.org/officeDocument/2006/math" xmlns:v="urn:schemas-microsoft-com:vml" xmlns:wp14="http://schemas.microsoft.com/office/word/2010/wordprocessingDrawing" xmlns:wp="http://schemas.openxmlformats.org/drawingml/2006/wordprocessingDrawing" xmlns:w10="urn:schemas-microsoft-com:office:word" xmlns:w="http://schemas.openxmlformats.org/wordprocessingml/2006/main" xmlns:w14="http://schemas.microsoft.com/office/word/2010/wordml" xmlns:w15="http://schemas.microsoft.com/office/word/2012/wordml" xmlns:w16cex="http://schemas.microsoft.com/office/word/2018/wordml/cex" xmlns:w16cid="http://schemas.microsoft.com/office/word/2016/wordml/cid" xmlns:w16="http://schemas.microsoft.com/office/word/2018/wordml" xmlns:w16du="http://schemas.microsoft.com/office/word/2023/wordml/word16du" xmlns:w16sdtdh="http://schemas.microsoft.com/office/word/2020/wordml/sdtdatahash" xmlns:w16sdtfl="http://schemas.microsoft.com/office/word/2024/wordml/sdtformatlock" xmlns:w16se="http://schemas.microsoft.com/office/word/2015/wordml/symex" xmlns:wpg="http://schemas.microsoft.com/office/word/2010/wordprocessingGroup" xmlns:wpi="http://schemas.microsoft.com/office/word/2010/wordprocessingInk" xmlns:wne="http://schemas.microsoft.com/office/word/2006/wordml" xmlns:wps="http://schemas.microsoft.com/office/word/2010/wordprocessingShape" mc:Ignorable="w14 w15 w16se w16cid w16 w16cex w16sdtdh w16sdtfl w16du wp14">
   <w:p>
     <w:pPr>
-      <w:pStyle w:val="Piedepgina"/>
+      <w:pStyle w:val="Footer"/>
     </w:pPr>
   </w:p>
 </w:ftr>
 </file>
 
 <file path=word/footnotes.xml><?xml version="1.0" encoding="utf-8"?>
-<w:footnotes xmlns:wpc="http://schemas.microsoft.com/office/word/2010/wordprocessingCanvas" xmlns:cx="http://schemas.microsoft.com/office/drawing/2014/chartex" xmlns:cx1="http://schemas.microsoft.com/office/drawing/2015/9/8/chartex" xmlns:cx2="http://schemas.microsoft.com/office/drawing/2015/10/21/chartex" xmlns:cx3="http://schemas.microsoft.com/office/drawing/2016/5/9/chartex" xmlns:cx4="http://schemas.microsoft.com/office/drawing/2016/5/10/chartex" xmlns:cx5="http://schemas.microsoft.com/office/drawing/2016/5/11/chartex" xmlns:cx6="http://schemas.microsoft.com/office/drawing/2016/5/12/chartex" xmlns:cx7="http://schemas.microsoft.com/office/drawing/2016/5/13/chartex" xmlns:cx8="http://schemas.microsoft.com/office/drawing/2016/5/14/chartex" xmlns:mc="http://schemas.openxmlformats.org/markup-compatibility/2006" xmlns:aink="http://schemas.microsoft.com/office/drawing/2016/ink" xmlns:am3d="http://schemas.microsoft.com/office/drawing/2017/model3d" xmlns:o="urn:schemas-microsoft-com:office:office" xmlns:oel="http://schemas.microsoft.com/office/2019/extlst" xmlns:r="http://schemas.openxmlformats.org/officeDocument/2006/relationships" xmlns:m="http://schemas.openxmlformats.org/officeDocument/2006/math" xmlns:v="urn:schemas-microsoft-com:vml" xmlns:wp14="http://schemas.microsoft.com/office/word/2010/wordprocessingDrawing" xmlns:wp="http://schemas.openxmlformats.org/drawingml/2006/wordprocessingDrawing" xmlns:w10="urn:schemas-microsoft-com:office:word" xmlns:w="http://schemas.openxmlformats.org/wordprocessingml/2006/main" xmlns:w14="http://schemas.microsoft.com/office/word/2010/wordml" xmlns:w15="http://schemas.microsoft.com/office/word/2012/wordml" xmlns:w16cex="http://schemas.microsoft.com/office/word/2018/wordml/cex" xmlns:w16cid="http://schemas.microsoft.com/office/word/2016/wordml/cid" xmlns:w16="http://schemas.microsoft.com/office/word/2018/wordml" xmlns:w16sdtdh="http://schemas.microsoft.com/office/word/2020/wordml/sdtdatahash" xmlns:w16se="http://schemas.microsoft.com/office/word/2015/wordml/symex" xmlns:wpg="http://schemas.microsoft.com/office/word/2010/wordprocessingGroup" xmlns:wpi="http://schemas.microsoft.com/office/word/2010/wordprocessingInk" xmlns:wne="http://schemas.microsoft.com/office/word/2006/wordml" xmlns:wps="http://schemas.microsoft.com/office/word/2010/wordprocessingShape" mc:Ignorable="w14 w15 w16se w16cid w16 w16cex w16sdtdh wp14">
+<w:footnotes xmlns:wpc="http://schemas.microsoft.com/office/word/2010/wordprocessingCanvas" xmlns:cx="http://schemas.microsoft.com/office/drawing/2014/chartex" xmlns:cx1="http://schemas.microsoft.com/office/drawing/2015/9/8/chartex" xmlns:cx2="http://schemas.microsoft.com/office/drawing/2015/10/21/chartex" xmlns:cx3="http://schemas.microsoft.com/office/drawing/2016/5/9/chartex" xmlns:cx4="http://schemas.microsoft.com/office/drawing/2016/5/10/chartex" xmlns:cx5="http://schemas.microsoft.com/office/drawing/2016/5/11/chartex" xmlns:cx6="http://schemas.microsoft.com/office/drawing/2016/5/12/chartex" xmlns:cx7="http://schemas.microsoft.com/office/drawing/2016/5/13/chartex" xmlns:cx8="http://schemas.microsoft.com/office/drawing/2016/5/14/chartex" xmlns:mc="http://schemas.openxmlformats.org/markup-compatibility/2006" xmlns:aink="http://schemas.microsoft.com/office/drawing/2016/ink" xmlns:am3d="http://schemas.microsoft.com/office/drawing/2017/model3d" xmlns:o="urn:schemas-microsoft-com:office:office" xmlns:oel="http://schemas.microsoft.com/office/2019/extlst" xmlns:r="http://schemas.openxmlformats.org/officeDocument/2006/relationships" xmlns:m="http://schemas.openxmlformats.org/officeDocument/2006/math" xmlns:v="urn:schemas-microsoft-com:vml" xmlns:wp14="http://schemas.microsoft.com/office/word/2010/wordprocessingDrawing" xmlns:wp="http://schemas.openxmlformats.org/drawingml/2006/wordprocessingDrawing" xmlns:w10="urn:schemas-microsoft-com:office:word" xmlns:w="http://schemas.openxmlformats.org/wordprocessingml/2006/main" xmlns:w14="http://schemas.microsoft.com/office/word/2010/wordml" xmlns:w15="http://schemas.microsoft.com/office/word/2012/wordml" xmlns:w16cex="http://schemas.microsoft.com/office/word/2018/wordml/cex" xmlns:w16cid="http://schemas.microsoft.com/office/word/2016/wordml/cid" xmlns:w16="http://schemas.microsoft.com/office/word/2018/wordml" xmlns:w16du="http://schemas.microsoft.com/office/word/2023/wordml/word16du" xmlns:w16sdtdh="http://schemas.microsoft.com/office/word/2020/wordml/sdtdatahash" xmlns:w16sdtfl="http://schemas.microsoft.com/office/word/2024/wordml/sdtformatlock" xmlns:w16se="http://schemas.microsoft.com/office/word/2015/wordml/symex" xmlns:wpg="http://schemas.microsoft.com/office/word/2010/wordprocessingGroup" xmlns:wpi="http://schemas.microsoft.com/office/word/2010/wordprocessingInk" xmlns:wne="http://schemas.microsoft.com/office/word/2006/wordml" xmlns:wps="http://schemas.microsoft.com/office/word/2010/wordprocessingShape" mc:Ignorable="w14 w15 w16se w16cid w16 w16cex w16sdtdh w16sdtfl w16du wp14">
   <w:footnote w:type="separator" w:id="-1">
     <w:p>
       <w:r>
@@ -25811,17 +25767,17 @@
 </file>
 
 <file path=word/header1.xml><?xml version="1.0" encoding="utf-8"?>
-<w:hdr xmlns:wpc="http://schemas.microsoft.com/office/word/2010/wordprocessingCanvas" xmlns:cx="http://schemas.microsoft.com/office/drawing/2014/chartex" xmlns:cx1="http://schemas.microsoft.com/office/drawing/2015/9/8/chartex" xmlns:cx2="http://schemas.microsoft.com/office/drawing/2015/10/21/chartex" xmlns:cx3="http://schemas.microsoft.com/office/drawing/2016/5/9/chartex" xmlns:cx4="http://schemas.microsoft.com/office/drawing/2016/5/10/chartex" xmlns:cx5="http://schemas.microsoft.com/office/drawing/2016/5/11/chartex" xmlns:cx6="http://schemas.microsoft.com/office/drawing/2016/5/12/chartex" xmlns:cx7="http://schemas.microsoft.com/office/drawing/2016/5/13/chartex" xmlns:cx8="http://schemas.microsoft.com/office/drawing/2016/5/14/chartex" xmlns:mc="http://schemas.openxmlformats.org/markup-compatibility/2006" xmlns:aink="http://schemas.microsoft.com/office/drawing/2016/ink" xmlns:am3d="http://schemas.microsoft.com/office/drawing/2017/model3d" xmlns:o="urn:schemas-microsoft-com:office:office" xmlns:oel="http://schemas.microsoft.com/office/2019/extlst" xmlns:r="http://schemas.openxmlformats.org/officeDocument/2006/relationships" xmlns:m="http://schemas.openxmlformats.org/officeDocument/2006/math" xmlns:v="urn:schemas-microsoft-com:vml" xmlns:wp14="http://schemas.microsoft.com/office/word/2010/wordprocessingDrawing" xmlns:wp="http://schemas.openxmlformats.org/drawingml/2006/wordprocessingDrawing" xmlns:w10="urn:schemas-microsoft-com:office:word" xmlns:w="http://schemas.openxmlformats.org/wordprocessingml/2006/main" xmlns:w14="http://schemas.microsoft.com/office/word/2010/wordml" xmlns:w15="http://schemas.microsoft.com/office/word/2012/wordml" xmlns:w16cex="http://schemas.microsoft.com/office/word/2018/wordml/cex" xmlns:w16cid="http://schemas.microsoft.com/office/word/2016/wordml/cid" xmlns:w16="http://schemas.microsoft.com/office/word/2018/wordml" xmlns:w16sdtdh="http://schemas.microsoft.com/office/word/2020/wordml/sdtdatahash" xmlns:w16se="http://schemas.microsoft.com/office/word/2015/wordml/symex" xmlns:wpg="http://schemas.microsoft.com/office/word/2010/wordprocessingGroup" xmlns:wpi="http://schemas.microsoft.com/office/word/2010/wordprocessingInk" xmlns:wne="http://schemas.microsoft.com/office/word/2006/wordml" xmlns:wps="http://schemas.microsoft.com/office/word/2010/wordprocessingShape" mc:Ignorable="w14 w15 w16se w16cid w16 w16cex w16sdtdh wp14">
+<w:hdr xmlns:wpc="http://schemas.microsoft.com/office/word/2010/wordprocessingCanvas" xmlns:cx="http://schemas.microsoft.com/office/drawing/2014/chartex" xmlns:cx1="http://schemas.microsoft.com/office/drawing/2015/9/8/chartex" xmlns:cx2="http://schemas.microsoft.com/office/drawing/2015/10/21/chartex" xmlns:cx3="http://schemas.microsoft.com/office/drawing/2016/5/9/chartex" xmlns:cx4="http://schemas.microsoft.com/office/drawing/2016/5/10/chartex" xmlns:cx5="http://schemas.microsoft.com/office/drawing/2016/5/11/chartex" xmlns:cx6="http://schemas.microsoft.com/office/drawing/2016/5/12/chartex" xmlns:cx7="http://schemas.microsoft.com/office/drawing/2016/5/13/chartex" xmlns:cx8="http://schemas.microsoft.com/office/drawing/2016/5/14/chartex" xmlns:mc="http://schemas.openxmlformats.org/markup-compatibility/2006" xmlns:aink="http://schemas.microsoft.com/office/drawing/2016/ink" xmlns:am3d="http://schemas.microsoft.com/office/drawing/2017/model3d" xmlns:o="urn:schemas-microsoft-com:office:office" xmlns:oel="http://schemas.microsoft.com/office/2019/extlst" xmlns:r="http://schemas.openxmlformats.org/officeDocument/2006/relationships" xmlns:m="http://schemas.openxmlformats.org/officeDocument/2006/math" xmlns:v="urn:schemas-microsoft-com:vml" xmlns:wp14="http://schemas.microsoft.com/office/word/2010/wordprocessingDrawing" xmlns:wp="http://schemas.openxmlformats.org/drawingml/2006/wordprocessingDrawing" xmlns:w10="urn:schemas-microsoft-com:office:word" xmlns:w="http://schemas.openxmlformats.org/wordprocessingml/2006/main" xmlns:w14="http://schemas.microsoft.com/office/word/2010/wordml" xmlns:w15="http://schemas.microsoft.com/office/word/2012/wordml" xmlns:w16cex="http://schemas.microsoft.com/office/word/2018/wordml/cex" xmlns:w16cid="http://schemas.microsoft.com/office/word/2016/wordml/cid" xmlns:w16="http://schemas.microsoft.com/office/word/2018/wordml" xmlns:w16du="http://schemas.microsoft.com/office/word/2023/wordml/word16du" xmlns:w16sdtdh="http://schemas.microsoft.com/office/word/2020/wordml/sdtdatahash" xmlns:w16sdtfl="http://schemas.microsoft.com/office/word/2024/wordml/sdtformatlock" xmlns:w16se="http://schemas.microsoft.com/office/word/2015/wordml/symex" xmlns:wpg="http://schemas.microsoft.com/office/word/2010/wordprocessingGroup" xmlns:wpi="http://schemas.microsoft.com/office/word/2010/wordprocessingInk" xmlns:wne="http://schemas.microsoft.com/office/word/2006/wordml" xmlns:wps="http://schemas.microsoft.com/office/word/2010/wordprocessingShape" mc:Ignorable="w14 w15 w16se w16cid w16 w16cex w16sdtdh w16sdtfl w16du wp14">
   <w:p>
     <w:pPr>
-      <w:pStyle w:val="Encabezado"/>
+      <w:pStyle w:val="Header"/>
     </w:pPr>
   </w:p>
 </w:hdr>
 </file>
 
 <file path=word/numbering.xml><?xml version="1.0" encoding="utf-8"?>
-<w:numbering xmlns:wpc="http://schemas.microsoft.com/office/word/2010/wordprocessingCanvas" xmlns:cx="http://schemas.microsoft.com/office/drawing/2014/chartex" xmlns:cx1="http://schemas.microsoft.com/office/drawing/2015/9/8/chartex" xmlns:cx2="http://schemas.microsoft.com/office/drawing/2015/10/21/chartex" xmlns:cx3="http://schemas.microsoft.com/office/drawing/2016/5/9/chartex" xmlns:cx4="http://schemas.microsoft.com/office/drawing/2016/5/10/chartex" xmlns:cx5="http://schemas.microsoft.com/office/drawing/2016/5/11/chartex" xmlns:cx6="http://schemas.microsoft.com/office/drawing/2016/5/12/chartex" xmlns:cx7="http://schemas.microsoft.com/office/drawing/2016/5/13/chartex" xmlns:cx8="http://schemas.microsoft.com/office/drawing/2016/5/14/chartex" xmlns:mc="http://schemas.openxmlformats.org/markup-compatibility/2006" xmlns:aink="http://schemas.microsoft.com/office/drawing/2016/ink" xmlns:am3d="http://schemas.microsoft.com/office/drawing/2017/model3d" xmlns:o="urn:schemas-microsoft-com:office:office" xmlns:oel="http://schemas.microsoft.com/office/2019/extlst" xmlns:r="http://schemas.openxmlformats.org/officeDocument/2006/relationships" xmlns:m="http://schemas.openxmlformats.org/officeDocument/2006/math" xmlns:v="urn:schemas-microsoft-com:vml" xmlns:wp14="http://schemas.microsoft.com/office/word/2010/wordprocessingDrawing" xmlns:wp="http://schemas.openxmlformats.org/drawingml/2006/wordprocessingDrawing" xmlns:w10="urn:schemas-microsoft-com:office:word" xmlns:w="http://schemas.openxmlformats.org/wordprocessingml/2006/main" xmlns:w14="http://schemas.microsoft.com/office/word/2010/wordml" xmlns:w15="http://schemas.microsoft.com/office/word/2012/wordml" xmlns:w16cex="http://schemas.microsoft.com/office/word/2018/wordml/cex" xmlns:w16cid="http://schemas.microsoft.com/office/word/2016/wordml/cid" xmlns:w16="http://schemas.microsoft.com/office/word/2018/wordml" xmlns:w16sdtdh="http://schemas.microsoft.com/office/word/2020/wordml/sdtdatahash" xmlns:w16se="http://schemas.microsoft.com/office/word/2015/wordml/symex" xmlns:wpg="http://schemas.microsoft.com/office/word/2010/wordprocessingGroup" xmlns:wpi="http://schemas.microsoft.com/office/word/2010/wordprocessingInk" xmlns:wne="http://schemas.microsoft.com/office/word/2006/wordml" xmlns:wps="http://schemas.microsoft.com/office/word/2010/wordprocessingShape" mc:Ignorable="w14 w15 w16se w16cid w16 w16cex w16sdtdh wp14">
+<w:numbering xmlns:wpc="http://schemas.microsoft.com/office/word/2010/wordprocessingCanvas" xmlns:cx="http://schemas.microsoft.com/office/drawing/2014/chartex" xmlns:cx1="http://schemas.microsoft.com/office/drawing/2015/9/8/chartex" xmlns:cx2="http://schemas.microsoft.com/office/drawing/2015/10/21/chartex" xmlns:cx3="http://schemas.microsoft.com/office/drawing/2016/5/9/chartex" xmlns:cx4="http://schemas.microsoft.com/office/drawing/2016/5/10/chartex" xmlns:cx5="http://schemas.microsoft.com/office/drawing/2016/5/11/chartex" xmlns:cx6="http://schemas.microsoft.com/office/drawing/2016/5/12/chartex" xmlns:cx7="http://schemas.microsoft.com/office/drawing/2016/5/13/chartex" xmlns:cx8="http://schemas.microsoft.com/office/drawing/2016/5/14/chartex" xmlns:mc="http://schemas.openxmlformats.org/markup-compatibility/2006" xmlns:aink="http://schemas.microsoft.com/office/drawing/2016/ink" xmlns:am3d="http://schemas.microsoft.com/office/drawing/2017/model3d" xmlns:o="urn:schemas-microsoft-com:office:office" xmlns:oel="http://schemas.microsoft.com/office/2019/extlst" xmlns:r="http://schemas.openxmlformats.org/officeDocument/2006/relationships" xmlns:m="http://schemas.openxmlformats.org/officeDocument/2006/math" xmlns:v="urn:schemas-microsoft-com:vml" xmlns:wp14="http://schemas.microsoft.com/office/word/2010/wordprocessingDrawing" xmlns:wp="http://schemas.openxmlformats.org/drawingml/2006/wordprocessingDrawing" xmlns:w10="urn:schemas-microsoft-com:office:word" xmlns:w="http://schemas.openxmlformats.org/wordprocessingml/2006/main" xmlns:w14="http://schemas.microsoft.com/office/word/2010/wordml" xmlns:w15="http://schemas.microsoft.com/office/word/2012/wordml" xmlns:w16cex="http://schemas.microsoft.com/office/word/2018/wordml/cex" xmlns:w16cid="http://schemas.microsoft.com/office/word/2016/wordml/cid" xmlns:w16="http://schemas.microsoft.com/office/word/2018/wordml" xmlns:w16du="http://schemas.microsoft.com/office/word/2023/wordml/word16du" xmlns:w16sdtdh="http://schemas.microsoft.com/office/word/2020/wordml/sdtdatahash" xmlns:w16sdtfl="http://schemas.microsoft.com/office/word/2024/wordml/sdtformatlock" xmlns:w16se="http://schemas.microsoft.com/office/word/2015/wordml/symex" xmlns:wpg="http://schemas.microsoft.com/office/word/2010/wordprocessingGroup" xmlns:wpi="http://schemas.microsoft.com/office/word/2010/wordprocessingInk" xmlns:wne="http://schemas.microsoft.com/office/word/2006/wordml" xmlns:wps="http://schemas.microsoft.com/office/word/2010/wordprocessingShape" mc:Ignorable="w14 w15 w16se w16cid w16 w16cex w16sdtdh w16sdtfl w16du wp14">
   <w:abstractNum w:abstractNumId="0" w15:restartNumberingAfterBreak="0">
     <w:nsid w:val="023F627C"/>
     <w:multiLevelType w:val="hybridMultilevel"/>
@@ -30870,7 +30826,7 @@
 </file>
 
 <file path=word/styles.xml><?xml version="1.0" encoding="utf-8"?>
-<w:styles xmlns:mc="http://schemas.openxmlformats.org/markup-compatibility/2006" xmlns:r="http://schemas.openxmlformats.org/officeDocument/2006/relationships" xmlns:w="http://schemas.openxmlformats.org/wordprocessingml/2006/main" xmlns:w14="http://schemas.microsoft.com/office/word/2010/wordml" xmlns:w15="http://schemas.microsoft.com/office/word/2012/wordml" xmlns:w16cex="http://schemas.microsoft.com/office/word/2018/wordml/cex" xmlns:w16cid="http://schemas.microsoft.com/office/word/2016/wordml/cid" xmlns:w16="http://schemas.microsoft.com/office/word/2018/wordml" xmlns:w16sdtdh="http://schemas.microsoft.com/office/word/2020/wordml/sdtdatahash" xmlns:w16se="http://schemas.microsoft.com/office/word/2015/wordml/symex" mc:Ignorable="w14 w15 w16se w16cid w16 w16cex w16sdtdh">
+<w:styles xmlns:mc="http://schemas.openxmlformats.org/markup-compatibility/2006" xmlns:r="http://schemas.openxmlformats.org/officeDocument/2006/relationships" xmlns:w="http://schemas.openxmlformats.org/wordprocessingml/2006/main" xmlns:w14="http://schemas.microsoft.com/office/word/2010/wordml" xmlns:w15="http://schemas.microsoft.com/office/word/2012/wordml" xmlns:w16cex="http://schemas.microsoft.com/office/word/2018/wordml/cex" xmlns:w16cid="http://schemas.microsoft.com/office/word/2016/wordml/cid" xmlns:w16="http://schemas.microsoft.com/office/word/2018/wordml" xmlns:w16du="http://schemas.microsoft.com/office/word/2023/wordml/word16du" xmlns:w16sdtdh="http://schemas.microsoft.com/office/word/2020/wordml/sdtdatahash" xmlns:w16sdtfl="http://schemas.microsoft.com/office/word/2024/wordml/sdtformatlock" xmlns:w16se="http://schemas.microsoft.com/office/word/2015/wordml/symex" mc:Ignorable="w14 w15 w16se w16cid w16 w16cex w16sdtdh w16sdtfl w16du">
   <w:docDefaults>
     <w:rPrDefault>
       <w:rPr>
@@ -31280,10 +31236,10 @@
       <w:lang w:val="es-ES"/>
     </w:rPr>
   </w:style>
-  <w:style w:type="paragraph" w:styleId="Ttulo1">
+  <w:style w:type="paragraph" w:styleId="Heading1">
     <w:name w:val="heading 1"/>
     <w:basedOn w:val="Normal"/>
-    <w:link w:val="Ttulo1Car"/>
+    <w:link w:val="Heading1Char"/>
     <w:uiPriority w:val="9"/>
     <w:qFormat/>
     <w:rsid w:val="00EB7050"/>
@@ -31299,7 +31255,7 @@
       <w:szCs w:val="32"/>
     </w:rPr>
   </w:style>
-  <w:style w:type="paragraph" w:styleId="Ttulo2">
+  <w:style w:type="paragraph" w:styleId="Heading2">
     <w:name w:val="heading 2"/>
     <w:basedOn w:val="Normal"/>
     <w:uiPriority w:val="9"/>
@@ -31316,10 +31272,10 @@
       <w:szCs w:val="24"/>
     </w:rPr>
   </w:style>
-  <w:style w:type="paragraph" w:styleId="Ttulo3">
+  <w:style w:type="paragraph" w:styleId="Heading3">
     <w:name w:val="heading 3"/>
     <w:basedOn w:val="Normal"/>
-    <w:link w:val="Ttulo3Car"/>
+    <w:link w:val="Heading3Char"/>
     <w:uiPriority w:val="9"/>
     <w:unhideWhenUsed/>
     <w:qFormat/>
@@ -31333,11 +31289,11 @@
       <w:szCs w:val="24"/>
     </w:rPr>
   </w:style>
-  <w:style w:type="paragraph" w:styleId="Ttulo4">
+  <w:style w:type="paragraph" w:styleId="Heading4">
     <w:name w:val="heading 4"/>
     <w:basedOn w:val="Normal"/>
     <w:next w:val="Normal"/>
-    <w:link w:val="Ttulo4Car"/>
+    <w:link w:val="Heading4Char"/>
     <w:unhideWhenUsed/>
     <w:qFormat/>
     <w:rsid w:val="003B410B"/>
@@ -31356,13 +31312,13 @@
       <w:iCs/>
     </w:rPr>
   </w:style>
-  <w:style w:type="character" w:default="1" w:styleId="Fuentedeprrafopredeter">
+  <w:style w:type="character" w:default="1" w:styleId="DefaultParagraphFont">
     <w:name w:val="Default Paragraph Font"/>
     <w:uiPriority w:val="1"/>
     <w:semiHidden/>
     <w:unhideWhenUsed/>
   </w:style>
-  <w:style w:type="table" w:default="1" w:styleId="Tablanormal">
+  <w:style w:type="table" w:default="1" w:styleId="TableNormal">
     <w:name w:val="Normal Table"/>
     <w:uiPriority w:val="99"/>
     <w:semiHidden/>
@@ -31377,7 +31333,7 @@
       </w:tblCellMar>
     </w:tblPr>
   </w:style>
-  <w:style w:type="numbering" w:default="1" w:styleId="Sinlista">
+  <w:style w:type="numbering" w:default="1" w:styleId="NoList">
     <w:name w:val="No List"/>
     <w:uiPriority w:val="99"/>
     <w:semiHidden/>
@@ -31399,7 +31355,7 @@
       </w:tblCellMar>
     </w:tblPr>
   </w:style>
-  <w:style w:type="paragraph" w:styleId="TDC1">
+  <w:style w:type="paragraph" w:styleId="TOC1">
     <w:name w:val="toc 1"/>
     <w:basedOn w:val="Normal"/>
     <w:uiPriority w:val="39"/>
@@ -31409,7 +31365,7 @@
       <w:ind w:left="980" w:hanging="441"/>
     </w:pPr>
   </w:style>
-  <w:style w:type="paragraph" w:styleId="TDC2">
+  <w:style w:type="paragraph" w:styleId="TOC2">
     <w:name w:val="toc 2"/>
     <w:basedOn w:val="Normal"/>
     <w:uiPriority w:val="39"/>
@@ -31419,7 +31375,7 @@
       <w:ind w:left="540"/>
     </w:pPr>
   </w:style>
-  <w:style w:type="paragraph" w:styleId="TDC3">
+  <w:style w:type="paragraph" w:styleId="TOC3">
     <w:name w:val="toc 3"/>
     <w:basedOn w:val="Normal"/>
     <w:uiPriority w:val="39"/>
@@ -31429,7 +31385,7 @@
       <w:ind w:left="1421" w:hanging="661"/>
     </w:pPr>
   </w:style>
-  <w:style w:type="paragraph" w:styleId="TDC4">
+  <w:style w:type="paragraph" w:styleId="TOC4">
     <w:name w:val="toc 4"/>
     <w:basedOn w:val="Normal"/>
     <w:uiPriority w:val="39"/>
@@ -31443,7 +31399,7 @@
       <w:bCs/>
     </w:rPr>
   </w:style>
-  <w:style w:type="paragraph" w:styleId="TDC5">
+  <w:style w:type="paragraph" w:styleId="TOC5">
     <w:name w:val="toc 5"/>
     <w:basedOn w:val="Normal"/>
     <w:uiPriority w:val="39"/>
@@ -31456,7 +31412,7 @@
       <w:i/>
     </w:rPr>
   </w:style>
-  <w:style w:type="paragraph" w:styleId="Textoindependiente">
+  <w:style w:type="paragraph" w:styleId="BodyText">
     <w:name w:val="Body Text"/>
     <w:basedOn w:val="Normal"/>
     <w:uiPriority w:val="1"/>
@@ -31465,7 +31421,7 @@
       <w:i/>
     </w:rPr>
   </w:style>
-  <w:style w:type="paragraph" w:styleId="Ttulo">
+  <w:style w:type="paragraph" w:styleId="Title">
     <w:name w:val="Title"/>
     <w:basedOn w:val="Normal"/>
     <w:uiPriority w:val="10"/>
@@ -31483,7 +31439,7 @@
       <w:szCs w:val="44"/>
     </w:rPr>
   </w:style>
-  <w:style w:type="paragraph" w:styleId="Prrafodelista">
+  <w:style w:type="paragraph" w:styleId="ListParagraph">
     <w:name w:val="List Paragraph"/>
     <w:basedOn w:val="Normal"/>
     <w:uiPriority w:val="34"/>
@@ -31498,9 +31454,9 @@
     <w:uiPriority w:val="1"/>
     <w:qFormat/>
   </w:style>
-  <w:style w:type="table" w:styleId="Tablaconcuadrcula">
+  <w:style w:type="table" w:styleId="TableGrid">
     <w:name w:val="Table Grid"/>
-    <w:basedOn w:val="Tablanormal"/>
+    <w:basedOn w:val="TableNormal"/>
     <w:uiPriority w:val="39"/>
     <w:rsid w:val="00C56009"/>
     <w:tblPr>
@@ -31514,7 +31470,7 @@
       </w:tblBorders>
     </w:tblPr>
   </w:style>
-  <w:style w:type="paragraph" w:styleId="Descripcin">
+  <w:style w:type="paragraph" w:styleId="Caption">
     <w:name w:val="caption"/>
     <w:basedOn w:val="Normal"/>
     <w:next w:val="Normal"/>
@@ -31533,10 +31489,10 @@
       <w:szCs w:val="18"/>
     </w:rPr>
   </w:style>
-  <w:style w:type="character" w:customStyle="1" w:styleId="Ttulo1Car">
-    <w:name w:val="Título 1 Car"/>
-    <w:basedOn w:val="Fuentedeprrafopredeter"/>
-    <w:link w:val="Ttulo1"/>
+  <w:style w:type="character" w:customStyle="1" w:styleId="Heading1Char">
+    <w:name w:val="Heading 1 Char"/>
+    <w:basedOn w:val="DefaultParagraphFont"/>
+    <w:link w:val="Heading1"/>
     <w:uiPriority w:val="9"/>
     <w:rsid w:val="00EB7050"/>
     <w:rPr>
@@ -31565,7 +31521,7 @@
       <w:lang w:eastAsia="es-ES"/>
     </w:rPr>
   </w:style>
-  <w:style w:type="character" w:styleId="Hipervnculo">
+  <w:style w:type="character" w:styleId="Hyperlink">
     <w:name w:val="Hyperlink"/>
     <w:uiPriority w:val="99"/>
     <w:rsid w:val="00EA5020"/>
@@ -31578,9 +31534,9 @@
     <w:name w:val="st"/>
     <w:rsid w:val="00EA5020"/>
   </w:style>
-  <w:style w:type="paragraph" w:styleId="TtuloTDC">
+  <w:style w:type="paragraph" w:styleId="TOCHeading">
     <w:name w:val="TOC Heading"/>
-    <w:basedOn w:val="Ttulo1"/>
+    <w:basedOn w:val="Heading1"/>
     <w:next w:val="Normal"/>
     <w:uiPriority w:val="39"/>
     <w:unhideWhenUsed/>
@@ -31602,7 +31558,7 @@
       <w:lang w:val="es-MX" w:eastAsia="es-MX"/>
     </w:rPr>
   </w:style>
-  <w:style w:type="paragraph" w:styleId="Sinespaciado">
+  <w:style w:type="paragraph" w:styleId="NoSpacing">
     <w:name w:val="No Spacing"/>
     <w:uiPriority w:val="1"/>
     <w:qFormat/>
@@ -31612,10 +31568,10 @@
       <w:lang w:val="es-ES"/>
     </w:rPr>
   </w:style>
-  <w:style w:type="character" w:customStyle="1" w:styleId="Ttulo4Car">
-    <w:name w:val="Título 4 Car"/>
-    <w:basedOn w:val="Fuentedeprrafopredeter"/>
-    <w:link w:val="Ttulo4"/>
+  <w:style w:type="character" w:customStyle="1" w:styleId="Heading4Char">
+    <w:name w:val="Heading 4 Char"/>
+    <w:basedOn w:val="DefaultParagraphFont"/>
+    <w:link w:val="Heading4"/>
     <w:rsid w:val="003B410B"/>
     <w:rPr>
       <w:rFonts w:asciiTheme="majorHAnsi" w:eastAsiaTheme="majorEastAsia" w:hAnsiTheme="majorHAnsi" w:cstheme="majorBidi"/>
@@ -31625,10 +31581,10 @@
       <w:lang w:val="es-ES"/>
     </w:rPr>
   </w:style>
-  <w:style w:type="character" w:customStyle="1" w:styleId="Ttulo3Car">
-    <w:name w:val="Título 3 Car"/>
-    <w:basedOn w:val="Fuentedeprrafopredeter"/>
-    <w:link w:val="Ttulo3"/>
+  <w:style w:type="character" w:customStyle="1" w:styleId="Heading3Char">
+    <w:name w:val="Heading 3 Char"/>
+    <w:basedOn w:val="DefaultParagraphFont"/>
+    <w:link w:val="Heading3"/>
     <w:uiPriority w:val="9"/>
     <w:rsid w:val="004D293B"/>
     <w:rPr>
@@ -31639,7 +31595,7 @@
       <w:lang w:val="es-ES"/>
     </w:rPr>
   </w:style>
-  <w:style w:type="paragraph" w:styleId="Tabladeilustraciones">
+  <w:style w:type="paragraph" w:styleId="TableofFigures">
     <w:name w:val="table of figures"/>
     <w:basedOn w:val="Normal"/>
     <w:next w:val="Normal"/>
@@ -31649,23 +31605,23 @@
   </w:style>
   <w:style w:type="character" w:customStyle="1" w:styleId="normaltextrun">
     <w:name w:val="normaltextrun"/>
-    <w:basedOn w:val="Fuentedeprrafopredeter"/>
+    <w:basedOn w:val="DefaultParagraphFont"/>
     <w:rsid w:val="00EB1C2A"/>
   </w:style>
   <w:style w:type="character" w:customStyle="1" w:styleId="scxw173366235">
     <w:name w:val="scxw173366235"/>
-    <w:basedOn w:val="Fuentedeprrafopredeter"/>
+    <w:basedOn w:val="DefaultParagraphFont"/>
     <w:rsid w:val="00EB1C2A"/>
   </w:style>
   <w:style w:type="character" w:customStyle="1" w:styleId="eop">
     <w:name w:val="eop"/>
-    <w:basedOn w:val="Fuentedeprrafopredeter"/>
+    <w:basedOn w:val="DefaultParagraphFont"/>
     <w:rsid w:val="00EB1C2A"/>
   </w:style>
-  <w:style w:type="paragraph" w:styleId="Encabezado">
+  <w:style w:type="paragraph" w:styleId="Header">
     <w:name w:val="header"/>
     <w:basedOn w:val="Normal"/>
-    <w:link w:val="EncabezadoCar"/>
+    <w:link w:val="HeaderChar"/>
     <w:uiPriority w:val="99"/>
     <w:unhideWhenUsed/>
     <w:rsid w:val="00C02C11"/>
@@ -31676,10 +31632,10 @@
       </w:tabs>
     </w:pPr>
   </w:style>
-  <w:style w:type="character" w:customStyle="1" w:styleId="EncabezadoCar">
-    <w:name w:val="Encabezado Car"/>
-    <w:basedOn w:val="Fuentedeprrafopredeter"/>
-    <w:link w:val="Encabezado"/>
+  <w:style w:type="character" w:customStyle="1" w:styleId="HeaderChar">
+    <w:name w:val="Header Char"/>
+    <w:basedOn w:val="DefaultParagraphFont"/>
+    <w:link w:val="Header"/>
     <w:uiPriority w:val="99"/>
     <w:rsid w:val="00C02C11"/>
     <w:rPr>
@@ -31687,10 +31643,10 @@
       <w:lang w:val="es-ES"/>
     </w:rPr>
   </w:style>
-  <w:style w:type="paragraph" w:styleId="Piedepgina">
+  <w:style w:type="paragraph" w:styleId="Footer">
     <w:name w:val="footer"/>
     <w:basedOn w:val="Normal"/>
-    <w:link w:val="PiedepginaCar"/>
+    <w:link w:val="FooterChar"/>
     <w:uiPriority w:val="99"/>
     <w:unhideWhenUsed/>
     <w:rsid w:val="00C02C11"/>
@@ -31701,10 +31657,10 @@
       </w:tabs>
     </w:pPr>
   </w:style>
-  <w:style w:type="character" w:customStyle="1" w:styleId="PiedepginaCar">
-    <w:name w:val="Pie de página Car"/>
-    <w:basedOn w:val="Fuentedeprrafopredeter"/>
-    <w:link w:val="Piedepgina"/>
+  <w:style w:type="character" w:customStyle="1" w:styleId="FooterChar">
+    <w:name w:val="Footer Char"/>
+    <w:basedOn w:val="DefaultParagraphFont"/>
+    <w:link w:val="Footer"/>
     <w:uiPriority w:val="99"/>
     <w:rsid w:val="00C02C11"/>
     <w:rPr>
@@ -31712,10 +31668,10 @@
       <w:lang w:val="es-ES"/>
     </w:rPr>
   </w:style>
-  <w:style w:type="paragraph" w:styleId="Textonotaalfinal">
+  <w:style w:type="paragraph" w:styleId="EndnoteText">
     <w:name w:val="endnote text"/>
     <w:basedOn w:val="Normal"/>
-    <w:link w:val="TextonotaalfinalCar"/>
+    <w:link w:val="EndnoteTextChar"/>
     <w:uiPriority w:val="99"/>
     <w:semiHidden/>
     <w:unhideWhenUsed/>
@@ -31725,10 +31681,10 @@
       <w:szCs w:val="20"/>
     </w:rPr>
   </w:style>
-  <w:style w:type="character" w:customStyle="1" w:styleId="TextonotaalfinalCar">
-    <w:name w:val="Texto nota al final Car"/>
-    <w:basedOn w:val="Fuentedeprrafopredeter"/>
-    <w:link w:val="Textonotaalfinal"/>
+  <w:style w:type="character" w:customStyle="1" w:styleId="EndnoteTextChar">
+    <w:name w:val="Endnote Text Char"/>
+    <w:basedOn w:val="DefaultParagraphFont"/>
+    <w:link w:val="EndnoteText"/>
     <w:uiPriority w:val="99"/>
     <w:semiHidden/>
     <w:rsid w:val="00C555D6"/>
@@ -31739,9 +31695,9 @@
       <w:lang w:val="es-ES"/>
     </w:rPr>
   </w:style>
-  <w:style w:type="character" w:styleId="Refdenotaalfinal">
+  <w:style w:type="character" w:styleId="EndnoteReference">
     <w:name w:val="endnote reference"/>
-    <w:basedOn w:val="Fuentedeprrafopredeter"/>
+    <w:basedOn w:val="DefaultParagraphFont"/>
     <w:uiPriority w:val="99"/>
     <w:semiHidden/>
     <w:unhideWhenUsed/>
@@ -31750,10 +31706,10 @@
       <w:vertAlign w:val="superscript"/>
     </w:rPr>
   </w:style>
-  <w:style w:type="paragraph" w:styleId="Textonotapie">
+  <w:style w:type="paragraph" w:styleId="FootnoteText">
     <w:name w:val="footnote text"/>
     <w:basedOn w:val="Normal"/>
-    <w:link w:val="TextonotapieCar"/>
+    <w:link w:val="FootnoteTextChar"/>
     <w:uiPriority w:val="99"/>
     <w:semiHidden/>
     <w:unhideWhenUsed/>
@@ -31763,10 +31719,10 @@
       <w:szCs w:val="20"/>
     </w:rPr>
   </w:style>
-  <w:style w:type="character" w:customStyle="1" w:styleId="TextonotapieCar">
-    <w:name w:val="Texto nota pie Car"/>
-    <w:basedOn w:val="Fuentedeprrafopredeter"/>
-    <w:link w:val="Textonotapie"/>
+  <w:style w:type="character" w:customStyle="1" w:styleId="FootnoteTextChar">
+    <w:name w:val="Footnote Text Char"/>
+    <w:basedOn w:val="DefaultParagraphFont"/>
+    <w:link w:val="FootnoteText"/>
     <w:uiPriority w:val="99"/>
     <w:semiHidden/>
     <w:rsid w:val="00C555D6"/>
@@ -31777,9 +31733,9 @@
       <w:lang w:val="es-ES"/>
     </w:rPr>
   </w:style>
-  <w:style w:type="character" w:styleId="Refdenotaalpie">
+  <w:style w:type="character" w:styleId="FootnoteReference">
     <w:name w:val="footnote reference"/>
-    <w:basedOn w:val="Fuentedeprrafopredeter"/>
+    <w:basedOn w:val="DefaultParagraphFont"/>
     <w:uiPriority w:val="99"/>
     <w:semiHidden/>
     <w:unhideWhenUsed/>
@@ -31788,9 +31744,9 @@
       <w:vertAlign w:val="superscript"/>
     </w:rPr>
   </w:style>
-  <w:style w:type="table" w:styleId="Tablaconcuadrcula4-nfasis4">
+  <w:style w:type="table" w:styleId="GridTable4-Accent4">
     <w:name w:val="Grid Table 4 Accent 4"/>
-    <w:basedOn w:val="Tablanormal"/>
+    <w:basedOn w:val="TableNormal"/>
     <w:uiPriority w:val="49"/>
     <w:rsid w:val="00E31EB6"/>
     <w:tblPr>
@@ -31861,9 +31817,9 @@
       </w:tcPr>
     </w:tblStylePr>
   </w:style>
-  <w:style w:type="table" w:styleId="Tablaconcuadrcula1clara-nfasis4">
+  <w:style w:type="table" w:styleId="GridTable1Light-Accent4">
     <w:name w:val="Grid Table 1 Light Accent 4"/>
-    <w:basedOn w:val="Tablanormal"/>
+    <w:basedOn w:val="TableNormal"/>
     <w:uiPriority w:val="46"/>
     <w:rsid w:val="00694E7A"/>
     <w:tblPr>
@@ -31915,7 +31871,7 @@
       </w:rPr>
     </w:tblStylePr>
   </w:style>
-  <w:style w:type="paragraph" w:styleId="TDC6">
+  <w:style w:type="paragraph" w:styleId="TOC6">
     <w:name w:val="toc 6"/>
     <w:basedOn w:val="Normal"/>
     <w:next w:val="Normal"/>
@@ -31935,7 +31891,7 @@
       <w:lang w:val="es-US" w:eastAsia="es-US"/>
     </w:rPr>
   </w:style>
-  <w:style w:type="paragraph" w:styleId="TDC7">
+  <w:style w:type="paragraph" w:styleId="TOC7">
     <w:name w:val="toc 7"/>
     <w:basedOn w:val="Normal"/>
     <w:next w:val="Normal"/>
@@ -31955,7 +31911,7 @@
       <w:lang w:val="es-US" w:eastAsia="es-US"/>
     </w:rPr>
   </w:style>
-  <w:style w:type="paragraph" w:styleId="TDC8">
+  <w:style w:type="paragraph" w:styleId="TOC8">
     <w:name w:val="toc 8"/>
     <w:basedOn w:val="Normal"/>
     <w:next w:val="Normal"/>
@@ -31975,7 +31931,7 @@
       <w:lang w:val="es-US" w:eastAsia="es-US"/>
     </w:rPr>
   </w:style>
-  <w:style w:type="paragraph" w:styleId="TDC9">
+  <w:style w:type="paragraph" w:styleId="TOC9">
     <w:name w:val="toc 9"/>
     <w:basedOn w:val="Normal"/>
     <w:next w:val="Normal"/>
@@ -31997,7 +31953,7 @@
   </w:style>
   <w:style w:type="character" w:customStyle="1" w:styleId="Mencinsinresolver1">
     <w:name w:val="Mención sin resolver1"/>
-    <w:basedOn w:val="Fuentedeprrafopredeter"/>
+    <w:basedOn w:val="DefaultParagraphFont"/>
     <w:uiPriority w:val="99"/>
     <w:semiHidden/>
     <w:unhideWhenUsed/>
@@ -32007,9 +31963,9 @@
       <w:shd w:val="clear" w:color="auto" w:fill="E1DFDD"/>
     </w:rPr>
   </w:style>
-  <w:style w:type="table" w:styleId="Tablaconcuadrcula5oscura-nfasis4">
+  <w:style w:type="table" w:styleId="GridTable5Dark-Accent4">
     <w:name w:val="Grid Table 5 Dark Accent 4"/>
-    <w:basedOn w:val="Tablanormal"/>
+    <w:basedOn w:val="TableNormal"/>
     <w:uiPriority w:val="50"/>
     <w:rsid w:val="00D47161"/>
     <w:tblPr>
@@ -32110,9 +32066,9 @@
       </w:tcPr>
     </w:tblStylePr>
   </w:style>
-  <w:style w:type="table" w:styleId="Tablanormal3">
+  <w:style w:type="table" w:styleId="PlainTable3">
     <w:name w:val="Plain Table 3"/>
-    <w:basedOn w:val="Tablanormal"/>
+    <w:basedOn w:val="TableNormal"/>
     <w:uiPriority w:val="43"/>
     <w:rsid w:val="00F43C26"/>
     <w:tblPr>
@@ -32200,9 +32156,9 @@
       </w:tcPr>
     </w:tblStylePr>
   </w:style>
-  <w:style w:type="table" w:styleId="Tabladelista7concolores-nfasis4">
+  <w:style w:type="table" w:styleId="ListTable7Colorful-Accent4">
     <w:name w:val="List Table 7 Colorful Accent 4"/>
-    <w:basedOn w:val="Tablanormal"/>
+    <w:basedOn w:val="TableNormal"/>
     <w:uiPriority w:val="52"/>
     <w:rsid w:val="004D144F"/>
     <w:rPr>
@@ -32320,9 +32276,9 @@
       </w:tcPr>
     </w:tblStylePr>
   </w:style>
-  <w:style w:type="table" w:styleId="Tabladelista3-nfasis4">
+  <w:style w:type="table" w:styleId="ListTable3-Accent4">
     <w:name w:val="List Table 3 Accent 4"/>
-    <w:basedOn w:val="Tablanormal"/>
+    <w:basedOn w:val="TableNormal"/>
     <w:uiPriority w:val="48"/>
     <w:rsid w:val="004D144F"/>
     <w:tblPr>
@@ -32441,9 +32397,9 @@
       </w:tcPr>
     </w:tblStylePr>
   </w:style>
-  <w:style w:type="table" w:styleId="Tablaconcuadrcula6concolores-nfasis4">
+  <w:style w:type="table" w:styleId="GridTable6Colorful-Accent4">
     <w:name w:val="Grid Table 6 Colorful Accent 4"/>
-    <w:basedOn w:val="Tablanormal"/>
+    <w:basedOn w:val="TableNormal"/>
     <w:uiPriority w:val="51"/>
     <w:rsid w:val="004D144F"/>
     <w:rPr>
@@ -32525,9 +32481,9 @@
       <w:lang w:val="es-EC" w:eastAsia="zh-CN" w:bidi="hi-IN"/>
     </w:rPr>
   </w:style>
-  <w:style w:type="table" w:styleId="Cuadrculamedia3-nfasis1">
+  <w:style w:type="table" w:styleId="MediumGrid3-Accent1">
     <w:name w:val="Medium Grid 3 Accent 1"/>
-    <w:basedOn w:val="Tablanormal"/>
+    <w:basedOn w:val="TableNormal"/>
     <w:uiPriority w:val="69"/>
     <w:unhideWhenUsed/>
     <w:rsid w:val="00624EF3"/>
@@ -32669,9 +32625,9 @@
       </w:tcPr>
     </w:tblStylePr>
   </w:style>
-  <w:style w:type="table" w:styleId="Tablaconcuadrcula7concolores-nfasis4">
+  <w:style w:type="table" w:styleId="GridTable7Colorful-Accent4">
     <w:name w:val="Grid Table 7 Colorful Accent 4"/>
-    <w:basedOn w:val="Tablanormal"/>
+    <w:basedOn w:val="TableNormal"/>
     <w:uiPriority w:val="52"/>
     <w:rsid w:val="002603FE"/>
     <w:rPr>
@@ -32805,9 +32761,9 @@
       </w:tcPr>
     </w:tblStylePr>
   </w:style>
-  <w:style w:type="character" w:styleId="Mencinsinresolver">
+  <w:style w:type="character" w:styleId="UnresolvedMention">
     <w:name w:val="Unresolved Mention"/>
-    <w:basedOn w:val="Fuentedeprrafopredeter"/>
+    <w:basedOn w:val="DefaultParagraphFont"/>
     <w:uiPriority w:val="99"/>
     <w:semiHidden/>
     <w:unhideWhenUsed/>
@@ -32829,9 +32785,9 @@
       <w:szCs w:val="24"/>
     </w:rPr>
   </w:style>
-  <w:style w:type="table" w:styleId="Tablaconcuadrcula4-nfasis1">
+  <w:style w:type="table" w:styleId="GridTable4-Accent1">
     <w:name w:val="Grid Table 4 Accent 1"/>
-    <w:basedOn w:val="Tablanormal"/>
+    <w:basedOn w:val="TableNormal"/>
     <w:uiPriority w:val="49"/>
     <w:rsid w:val="00F50CD1"/>
     <w:tblPr>
